--- a/Formatos AccLabLinux/01_MinutaReunion.docx
+++ b/Formatos AccLabLinux/01_MinutaReunion.docx
@@ -1,11 +1,21 @@
 
 <file path=word/document.xml><?xml version="1.0" encoding="utf-8"?>
-<w:document xmlns:wpc="http://schemas.microsoft.com/office/word/2010/wordprocessingCanvas" xmlns:mc="http://schemas.openxmlformats.org/markup-compatibility/2006" xmlns:o="urn:schemas-microsoft-com:office:office" xmlns:r="http://schemas.openxmlformats.org/officeDocument/2006/relationships" xmlns:m="http://schemas.openxmlformats.org/officeDocument/2006/math" xmlns:v="urn:schemas-microsoft-com:vml" xmlns:wp14="http://schemas.microsoft.com/office/word/2010/wordprocessingDrawing" xmlns:wp="http://schemas.openxmlformats.org/drawingml/2006/wordprocessingDrawing" xmlns:w10="urn:schemas-microsoft-com:office:word" xmlns:w="http://schemas.openxmlformats.org/wordprocessingml/2006/main" xmlns:w14="http://schemas.microsoft.com/office/word/2010/wordml" xmlns:w15="http://schemas.microsoft.com/office/word/2012/wordml" xmlns:wpg="http://schemas.microsoft.com/office/word/2010/wordprocessingGroup" xmlns:wpi="http://schemas.microsoft.com/office/word/2010/wordprocessingInk" xmlns:wne="http://schemas.microsoft.com/office/word/2006/wordml" xmlns:wps="http://schemas.microsoft.com/office/word/2010/wordprocessingShape" mc:Ignorable="w14 w15 wp14">
+<w:document xmlns:o="urn:schemas-microsoft-com:office:office" xmlns:r="http://schemas.openxmlformats.org/officeDocument/2006/relationships" xmlns:v="urn:schemas-microsoft-com:vml" xmlns:w="http://schemas.openxmlformats.org/wordprocessingml/2006/main" xmlns:w10="urn:schemas-microsoft-com:office:word" xmlns:wp="http://schemas.openxmlformats.org/drawingml/2006/wordprocessingDrawing" xmlns:wps="http://schemas.microsoft.com/office/word/2010/wordprocessingShape" xmlns:wpg="http://schemas.microsoft.com/office/word/2010/wordprocessingGroup" xmlns:mc="http://schemas.openxmlformats.org/markup-compatibility/2006" xmlns:wp14="http://schemas.microsoft.com/office/word/2010/wordprocessingDrawing" xmlns:w14="http://schemas.microsoft.com/office/word/2010/wordml" mc:Ignorable="w14 wp14">
   <w:body>
-    <w:p/>
+    <w:p>
+      <w:pPr>
+        <w:pStyle w:val="Normal"/>
+        <w:rPr/>
+      </w:pPr>
+      <w:r>
+        <w:rPr/>
+      </w:r>
+    </w:p>
     <w:tbl>
       <w:tblPr>
         <w:tblW w:w="9250" w:type="dxa"/>
+        <w:jc w:val="left"/>
+        <w:tblInd w:w="0" w:type="dxa"/>
         <w:tblBorders>
           <w:top w:val="thinThickLargeGap" w:sz="6" w:space="0" w:color="808080"/>
           <w:left w:val="thinThickLargeGap" w:sz="6" w:space="0" w:color="808080"/>
@@ -14,39 +24,47 @@
           <w:insideH w:val="thinThickLargeGap" w:sz="6" w:space="0" w:color="808080"/>
           <w:insideV w:val="thinThickLargeGap" w:sz="6" w:space="0" w:color="808080"/>
         </w:tblBorders>
-        <w:tblLayout w:type="fixed"/>
         <w:tblCellMar>
+          <w:top w:w="0" w:type="dxa"/>
           <w:left w:w="70" w:type="dxa"/>
+          <w:bottom w:w="0" w:type="dxa"/>
           <w:right w:w="70" w:type="dxa"/>
         </w:tblCellMar>
-        <w:tblLook w:val="00A0" w:firstRow="1" w:lastRow="0" w:firstColumn="1" w:lastColumn="0" w:noHBand="0" w:noVBand="0"/>
+        <w:tblLook w:noVBand="0" w:val="00a0" w:noHBand="0" w:lastColumn="0" w:firstColumn="1" w:lastRow="0" w:firstRow="1"/>
       </w:tblPr>
       <w:tblGrid>
         <w:gridCol w:w="1793"/>
         <w:gridCol w:w="2485"/>
         <w:gridCol w:w="2486"/>
-        <w:gridCol w:w="2486"/>
+        <w:gridCol w:w="2485"/>
       </w:tblGrid>
       <w:tr>
         <w:trPr>
-          <w:cantSplit/>
+          <w:cantSplit w:val="true"/>
         </w:trPr>
         <w:tc>
           <w:tcPr>
-            <w:tcW w:w="9250" w:type="dxa"/>
+            <w:tcW w:w="9249" w:type="dxa"/>
             <w:gridSpan w:val="4"/>
             <w:tcBorders>
-              <w:bottom w:val="thinThickLargeGap" w:sz="6" w:space="0" w:color="808080"/>
-            </w:tcBorders>
-            <w:shd w:val="clear" w:color="auto" w:fill="auto"/>
+              <w:top w:val="thinThickLargeGap" w:sz="6" w:space="0" w:color="808080"/>
+              <w:left w:val="thinThickLargeGap" w:sz="6" w:space="0" w:color="808080"/>
+              <w:bottom w:val="thinThickLargeGap" w:sz="6" w:space="0" w:color="808080"/>
+              <w:right w:val="thinThickLargeGap" w:sz="6" w:space="0" w:color="808080"/>
+              <w:insideH w:val="thinThickLargeGap" w:sz="6" w:space="0" w:color="808080"/>
+              <w:insideV w:val="thinThickLargeGap" w:sz="6" w:space="0" w:color="808080"/>
+            </w:tcBorders>
+            <w:shd w:fill="auto" w:val="clear"/>
             <w:vAlign w:val="center"/>
           </w:tcPr>
           <w:p>
             <w:pPr>
               <w:pStyle w:val="Encabezadotabla"/>
               <w:jc w:val="center"/>
-            </w:pPr>
-            <w:r>
+              <w:rPr/>
+            </w:pPr>
+            <w:r>
+              <w:rPr/>
               <w:t>DATOS GENERALES</w:t>
             </w:r>
           </w:p>
@@ -54,157 +72,255 @@
       </w:tr>
       <w:tr>
         <w:trPr>
-          <w:cantSplit/>
+          <w:cantSplit w:val="true"/>
         </w:trPr>
         <w:tc>
           <w:tcPr>
             <w:tcW w:w="1793" w:type="dxa"/>
             <w:tcBorders>
-              <w:bottom w:val="thinThickLargeGap" w:sz="6" w:space="0" w:color="808080"/>
-            </w:tcBorders>
-            <w:shd w:val="clear" w:color="auto" w:fill="auto"/>
+              <w:top w:val="thinThickLargeGap" w:sz="6" w:space="0" w:color="808080"/>
+              <w:left w:val="thinThickLargeGap" w:sz="6" w:space="0" w:color="808080"/>
+              <w:bottom w:val="thinThickLargeGap" w:sz="6" w:space="0" w:color="808080"/>
+              <w:right w:val="thinThickLargeGap" w:sz="6" w:space="0" w:color="808080"/>
+              <w:insideH w:val="thinThickLargeGap" w:sz="6" w:space="0" w:color="808080"/>
+              <w:insideV w:val="thinThickLargeGap" w:sz="6" w:space="0" w:color="808080"/>
+            </w:tcBorders>
+            <w:shd w:fill="auto" w:val="clear"/>
             <w:vAlign w:val="center"/>
           </w:tcPr>
           <w:p>
             <w:pPr>
               <w:pStyle w:val="Encabezadotabla"/>
-            </w:pPr>
-            <w:r>
+              <w:rPr/>
+            </w:pPr>
+            <w:r>
+              <w:rPr/>
               <w:t>Equipo:</w:t>
             </w:r>
           </w:p>
         </w:tc>
         <w:tc>
           <w:tcPr>
-            <w:tcW w:w="7457" w:type="dxa"/>
+            <w:tcW w:w="7456" w:type="dxa"/>
             <w:gridSpan w:val="3"/>
-            <w:shd w:val="clear" w:color="auto" w:fill="auto"/>
+            <w:tcBorders>
+              <w:top w:val="thinThickLargeGap" w:sz="6" w:space="0" w:color="808080"/>
+              <w:left w:val="thinThickLargeGap" w:sz="6" w:space="0" w:color="808080"/>
+              <w:bottom w:val="thinThickLargeGap" w:sz="6" w:space="0" w:color="808080"/>
+              <w:right w:val="thinThickLargeGap" w:sz="6" w:space="0" w:color="808080"/>
+              <w:insideH w:val="thinThickLargeGap" w:sz="6" w:space="0" w:color="808080"/>
+              <w:insideV w:val="thinThickLargeGap" w:sz="6" w:space="0" w:color="808080"/>
+            </w:tcBorders>
+            <w:shd w:fill="auto" w:val="clear"/>
             <w:vAlign w:val="center"/>
           </w:tcPr>
           <w:p>
             <w:pPr>
               <w:pStyle w:val="Contenidotabla"/>
+              <w:rPr>
+                <w:b/>
+                <w:b/>
+              </w:rPr>
+            </w:pPr>
+            <w:r>
               <w:rPr>
                 <w:b/>
               </w:rPr>
-            </w:pPr>
+              <w:t>1</w:t>
+            </w:r>
           </w:p>
         </w:tc>
       </w:tr>
       <w:tr>
         <w:trPr>
-          <w:cantSplit/>
+          <w:cantSplit w:val="true"/>
         </w:trPr>
         <w:tc>
           <w:tcPr>
             <w:tcW w:w="1793" w:type="dxa"/>
-            <w:shd w:val="clear" w:color="auto" w:fill="auto"/>
+            <w:tcBorders>
+              <w:top w:val="thinThickLargeGap" w:sz="6" w:space="0" w:color="808080"/>
+              <w:left w:val="thinThickLargeGap" w:sz="6" w:space="0" w:color="808080"/>
+              <w:bottom w:val="thinThickLargeGap" w:sz="6" w:space="0" w:color="808080"/>
+              <w:right w:val="thinThickLargeGap" w:sz="6" w:space="0" w:color="808080"/>
+              <w:insideH w:val="thinThickLargeGap" w:sz="6" w:space="0" w:color="808080"/>
+              <w:insideV w:val="thinThickLargeGap" w:sz="6" w:space="0" w:color="808080"/>
+            </w:tcBorders>
+            <w:shd w:fill="auto" w:val="clear"/>
             <w:vAlign w:val="center"/>
           </w:tcPr>
           <w:p>
             <w:pPr>
               <w:pStyle w:val="Encabezadotabla"/>
-            </w:pPr>
-            <w:r>
+              <w:rPr/>
+            </w:pPr>
+            <w:r>
+              <w:rPr/>
               <w:t>Responsable:</w:t>
             </w:r>
           </w:p>
         </w:tc>
         <w:tc>
           <w:tcPr>
-            <w:tcW w:w="7457" w:type="dxa"/>
+            <w:tcW w:w="7456" w:type="dxa"/>
             <w:gridSpan w:val="3"/>
-            <w:shd w:val="clear" w:color="auto" w:fill="auto"/>
+            <w:tcBorders>
+              <w:top w:val="thinThickLargeGap" w:sz="6" w:space="0" w:color="808080"/>
+              <w:left w:val="thinThickLargeGap" w:sz="6" w:space="0" w:color="808080"/>
+              <w:bottom w:val="thinThickLargeGap" w:sz="6" w:space="0" w:color="808080"/>
+              <w:right w:val="thinThickLargeGap" w:sz="6" w:space="0" w:color="808080"/>
+              <w:insideH w:val="thinThickLargeGap" w:sz="6" w:space="0" w:color="808080"/>
+              <w:insideV w:val="thinThickLargeGap" w:sz="6" w:space="0" w:color="808080"/>
+            </w:tcBorders>
+            <w:shd w:fill="auto" w:val="clear"/>
             <w:vAlign w:val="center"/>
           </w:tcPr>
           <w:p>
             <w:pPr>
               <w:pStyle w:val="Contenidotabla"/>
-            </w:pPr>
+              <w:rPr/>
+            </w:pPr>
+            <w:r>
+              <w:rPr/>
+            </w:r>
           </w:p>
         </w:tc>
       </w:tr>
       <w:tr>
         <w:trPr>
-          <w:cantSplit/>
+          <w:cantSplit w:val="true"/>
         </w:trPr>
         <w:tc>
           <w:tcPr>
             <w:tcW w:w="1793" w:type="dxa"/>
-            <w:shd w:val="clear" w:color="auto" w:fill="auto"/>
+            <w:tcBorders>
+              <w:top w:val="thinThickLargeGap" w:sz="6" w:space="0" w:color="808080"/>
+              <w:left w:val="thinThickLargeGap" w:sz="6" w:space="0" w:color="808080"/>
+              <w:bottom w:val="thinThickLargeGap" w:sz="6" w:space="0" w:color="808080"/>
+              <w:right w:val="thinThickLargeGap" w:sz="6" w:space="0" w:color="808080"/>
+              <w:insideH w:val="thinThickLargeGap" w:sz="6" w:space="0" w:color="808080"/>
+              <w:insideV w:val="thinThickLargeGap" w:sz="6" w:space="0" w:color="808080"/>
+            </w:tcBorders>
+            <w:shd w:fill="auto" w:val="clear"/>
             <w:vAlign w:val="center"/>
           </w:tcPr>
           <w:p>
             <w:pPr>
               <w:pStyle w:val="Encabezadotabla"/>
-            </w:pPr>
-            <w:r>
+              <w:rPr/>
+            </w:pPr>
+            <w:r>
+              <w:rPr/>
               <w:t>Lugar:</w:t>
             </w:r>
           </w:p>
         </w:tc>
         <w:tc>
           <w:tcPr>
-            <w:tcW w:w="7457" w:type="dxa"/>
+            <w:tcW w:w="7456" w:type="dxa"/>
             <w:gridSpan w:val="3"/>
-            <w:shd w:val="clear" w:color="auto" w:fill="auto"/>
+            <w:tcBorders>
+              <w:top w:val="thinThickLargeGap" w:sz="6" w:space="0" w:color="808080"/>
+              <w:left w:val="thinThickLargeGap" w:sz="6" w:space="0" w:color="808080"/>
+              <w:bottom w:val="thinThickLargeGap" w:sz="6" w:space="0" w:color="808080"/>
+              <w:right w:val="thinThickLargeGap" w:sz="6" w:space="0" w:color="808080"/>
+              <w:insideH w:val="thinThickLargeGap" w:sz="6" w:space="0" w:color="808080"/>
+              <w:insideV w:val="thinThickLargeGap" w:sz="6" w:space="0" w:color="808080"/>
+            </w:tcBorders>
+            <w:shd w:fill="auto" w:val="clear"/>
             <w:vAlign w:val="center"/>
           </w:tcPr>
           <w:p>
             <w:pPr>
               <w:pStyle w:val="Contenidotabla"/>
-            </w:pPr>
+              <w:rPr/>
+            </w:pPr>
+            <w:r>
+              <w:rPr/>
+            </w:r>
           </w:p>
         </w:tc>
       </w:tr>
       <w:tr>
         <w:trPr>
-          <w:cantSplit/>
+          <w:cantSplit w:val="true"/>
         </w:trPr>
         <w:tc>
           <w:tcPr>
             <w:tcW w:w="1793" w:type="dxa"/>
-            <w:shd w:val="clear" w:color="auto" w:fill="auto"/>
+            <w:tcBorders>
+              <w:top w:val="thinThickLargeGap" w:sz="6" w:space="0" w:color="808080"/>
+              <w:left w:val="thinThickLargeGap" w:sz="6" w:space="0" w:color="808080"/>
+              <w:bottom w:val="thinThickLargeGap" w:sz="6" w:space="0" w:color="808080"/>
+              <w:right w:val="thinThickLargeGap" w:sz="6" w:space="0" w:color="808080"/>
+              <w:insideH w:val="thinThickLargeGap" w:sz="6" w:space="0" w:color="808080"/>
+              <w:insideV w:val="thinThickLargeGap" w:sz="6" w:space="0" w:color="808080"/>
+            </w:tcBorders>
+            <w:shd w:fill="auto" w:val="clear"/>
             <w:vAlign w:val="center"/>
           </w:tcPr>
           <w:p>
             <w:pPr>
               <w:pStyle w:val="Encabezadotabla"/>
-            </w:pPr>
-            <w:r>
+              <w:rPr/>
+            </w:pPr>
+            <w:r>
+              <w:rPr/>
               <w:t>Fecha de Junta:</w:t>
             </w:r>
           </w:p>
         </w:tc>
         <w:tc>
           <w:tcPr>
-            <w:tcW w:w="7457" w:type="dxa"/>
+            <w:tcW w:w="7456" w:type="dxa"/>
             <w:gridSpan w:val="3"/>
-            <w:shd w:val="clear" w:color="auto" w:fill="auto"/>
+            <w:tcBorders>
+              <w:top w:val="thinThickLargeGap" w:sz="6" w:space="0" w:color="808080"/>
+              <w:left w:val="thinThickLargeGap" w:sz="6" w:space="0" w:color="808080"/>
+              <w:bottom w:val="thinThickLargeGap" w:sz="6" w:space="0" w:color="808080"/>
+              <w:right w:val="thinThickLargeGap" w:sz="6" w:space="0" w:color="808080"/>
+              <w:insideH w:val="thinThickLargeGap" w:sz="6" w:space="0" w:color="808080"/>
+              <w:insideV w:val="thinThickLargeGap" w:sz="6" w:space="0" w:color="808080"/>
+            </w:tcBorders>
+            <w:shd w:fill="auto" w:val="clear"/>
             <w:vAlign w:val="center"/>
           </w:tcPr>
           <w:p>
             <w:pPr>
               <w:pStyle w:val="Contenidotabla"/>
-            </w:pPr>
+              <w:rPr/>
+            </w:pPr>
+            <w:r>
+              <w:rPr/>
+            </w:r>
           </w:p>
         </w:tc>
       </w:tr>
       <w:tr>
         <w:trPr>
-          <w:cantSplit/>
+          <w:cantSplit w:val="true"/>
         </w:trPr>
         <w:tc>
           <w:tcPr>
             <w:tcW w:w="1793" w:type="dxa"/>
-            <w:shd w:val="clear" w:color="auto" w:fill="auto"/>
+            <w:tcBorders>
+              <w:top w:val="thinThickLargeGap" w:sz="6" w:space="0" w:color="808080"/>
+              <w:left w:val="thinThickLargeGap" w:sz="6" w:space="0" w:color="808080"/>
+              <w:bottom w:val="thinThickLargeGap" w:sz="6" w:space="0" w:color="808080"/>
+              <w:right w:val="thinThickLargeGap" w:sz="6" w:space="0" w:color="808080"/>
+              <w:insideH w:val="thinThickLargeGap" w:sz="6" w:space="0" w:color="808080"/>
+              <w:insideV w:val="thinThickLargeGap" w:sz="6" w:space="0" w:color="808080"/>
+            </w:tcBorders>
+            <w:shd w:fill="auto" w:val="clear"/>
             <w:vAlign w:val="center"/>
           </w:tcPr>
           <w:p>
             <w:pPr>
               <w:pStyle w:val="Encabezadotabla"/>
-            </w:pPr>
-            <w:r>
+              <w:rPr/>
+            </w:pPr>
+            <w:r>
+              <w:rPr/>
               <w:t>Hora de Inicio:</w:t>
             </w:r>
           </w:p>
@@ -212,88 +328,160 @@
         <w:tc>
           <w:tcPr>
             <w:tcW w:w="2485" w:type="dxa"/>
-            <w:shd w:val="clear" w:color="auto" w:fill="auto"/>
+            <w:tcBorders>
+              <w:top w:val="thinThickLargeGap" w:sz="6" w:space="0" w:color="808080"/>
+              <w:left w:val="thinThickLargeGap" w:sz="6" w:space="0" w:color="808080"/>
+              <w:bottom w:val="thinThickLargeGap" w:sz="6" w:space="0" w:color="808080"/>
+              <w:right w:val="thinThickLargeGap" w:sz="6" w:space="0" w:color="808080"/>
+              <w:insideH w:val="thinThickLargeGap" w:sz="6" w:space="0" w:color="808080"/>
+              <w:insideV w:val="thinThickLargeGap" w:sz="6" w:space="0" w:color="808080"/>
+            </w:tcBorders>
+            <w:shd w:fill="auto" w:val="clear"/>
             <w:vAlign w:val="center"/>
           </w:tcPr>
           <w:p>
             <w:pPr>
               <w:pStyle w:val="Contenidotabla"/>
-            </w:pPr>
+              <w:rPr/>
+            </w:pPr>
+            <w:r>
+              <w:rPr/>
+            </w:r>
           </w:p>
         </w:tc>
         <w:tc>
           <w:tcPr>
             <w:tcW w:w="2486" w:type="dxa"/>
-            <w:shd w:val="clear" w:color="auto" w:fill="auto"/>
+            <w:tcBorders>
+              <w:top w:val="thinThickLargeGap" w:sz="6" w:space="0" w:color="808080"/>
+              <w:left w:val="thinThickLargeGap" w:sz="6" w:space="0" w:color="808080"/>
+              <w:bottom w:val="thinThickLargeGap" w:sz="6" w:space="0" w:color="808080"/>
+              <w:right w:val="thinThickLargeGap" w:sz="6" w:space="0" w:color="808080"/>
+              <w:insideH w:val="thinThickLargeGap" w:sz="6" w:space="0" w:color="808080"/>
+              <w:insideV w:val="thinThickLargeGap" w:sz="6" w:space="0" w:color="808080"/>
+            </w:tcBorders>
+            <w:shd w:fill="auto" w:val="clear"/>
             <w:vAlign w:val="center"/>
           </w:tcPr>
           <w:p>
             <w:pPr>
               <w:pStyle w:val="Encabezadotabla"/>
-            </w:pPr>
-            <w:r>
+              <w:rPr/>
+            </w:pPr>
+            <w:r>
+              <w:rPr/>
               <w:t>Hora de Fin:</w:t>
             </w:r>
           </w:p>
         </w:tc>
         <w:tc>
           <w:tcPr>
-            <w:tcW w:w="2486" w:type="dxa"/>
-            <w:shd w:val="clear" w:color="auto" w:fill="auto"/>
+            <w:tcW w:w="2485" w:type="dxa"/>
+            <w:tcBorders>
+              <w:top w:val="thinThickLargeGap" w:sz="6" w:space="0" w:color="808080"/>
+              <w:left w:val="thinThickLargeGap" w:sz="6" w:space="0" w:color="808080"/>
+              <w:bottom w:val="thinThickLargeGap" w:sz="6" w:space="0" w:color="808080"/>
+              <w:right w:val="thinThickLargeGap" w:sz="6" w:space="0" w:color="808080"/>
+              <w:insideH w:val="thinThickLargeGap" w:sz="6" w:space="0" w:color="808080"/>
+              <w:insideV w:val="thinThickLargeGap" w:sz="6" w:space="0" w:color="808080"/>
+            </w:tcBorders>
+            <w:shd w:fill="auto" w:val="clear"/>
             <w:vAlign w:val="center"/>
           </w:tcPr>
           <w:p>
             <w:pPr>
               <w:pStyle w:val="Contenidotabla"/>
-            </w:pPr>
+              <w:rPr/>
+            </w:pPr>
+            <w:r>
+              <w:rPr/>
+            </w:r>
           </w:p>
         </w:tc>
       </w:tr>
       <w:tr>
         <w:trPr>
-          <w:cantSplit/>
+          <w:cantSplit w:val="true"/>
         </w:trPr>
         <w:tc>
           <w:tcPr>
             <w:tcW w:w="1793" w:type="dxa"/>
-            <w:shd w:val="clear" w:color="auto" w:fill="auto"/>
+            <w:tcBorders>
+              <w:top w:val="thinThickLargeGap" w:sz="6" w:space="0" w:color="808080"/>
+              <w:left w:val="thinThickLargeGap" w:sz="6" w:space="0" w:color="808080"/>
+              <w:bottom w:val="thinThickLargeGap" w:sz="6" w:space="0" w:color="808080"/>
+              <w:right w:val="thinThickLargeGap" w:sz="6" w:space="0" w:color="808080"/>
+              <w:insideH w:val="thinThickLargeGap" w:sz="6" w:space="0" w:color="808080"/>
+              <w:insideV w:val="thinThickLargeGap" w:sz="6" w:space="0" w:color="808080"/>
+            </w:tcBorders>
+            <w:shd w:fill="auto" w:val="clear"/>
             <w:vAlign w:val="center"/>
           </w:tcPr>
           <w:p>
             <w:pPr>
               <w:pStyle w:val="Encabezadotabla"/>
-            </w:pPr>
-            <w:r>
+              <w:rPr/>
+            </w:pPr>
+            <w:r>
+              <w:rPr/>
               <w:t>Propósito:</w:t>
             </w:r>
           </w:p>
         </w:tc>
         <w:tc>
           <w:tcPr>
-            <w:tcW w:w="7457" w:type="dxa"/>
+            <w:tcW w:w="7456" w:type="dxa"/>
             <w:gridSpan w:val="3"/>
-            <w:shd w:val="clear" w:color="auto" w:fill="auto"/>
+            <w:tcBorders>
+              <w:top w:val="thinThickLargeGap" w:sz="6" w:space="0" w:color="808080"/>
+              <w:left w:val="thinThickLargeGap" w:sz="6" w:space="0" w:color="808080"/>
+              <w:bottom w:val="thinThickLargeGap" w:sz="6" w:space="0" w:color="808080"/>
+              <w:right w:val="thinThickLargeGap" w:sz="6" w:space="0" w:color="808080"/>
+              <w:insideH w:val="thinThickLargeGap" w:sz="6" w:space="0" w:color="808080"/>
+              <w:insideV w:val="thinThickLargeGap" w:sz="6" w:space="0" w:color="808080"/>
+            </w:tcBorders>
+            <w:shd w:fill="auto" w:val="clear"/>
             <w:vAlign w:val="center"/>
           </w:tcPr>
           <w:p>
             <w:pPr>
               <w:pStyle w:val="Contenidotabla"/>
-            </w:pPr>
+              <w:rPr/>
+            </w:pPr>
+            <w:r>
+              <w:rPr/>
+            </w:r>
           </w:p>
         </w:tc>
       </w:tr>
     </w:tbl>
-    <w:p/>
     <w:p>
       <w:pPr>
+        <w:pStyle w:val="Normal"/>
+        <w:rPr/>
+      </w:pPr>
+      <w:r>
+        <w:rPr/>
+      </w:r>
+    </w:p>
+    <w:p>
+      <w:pPr>
+        <w:pStyle w:val="Normal"/>
         <w:rPr>
           <w:u w:val="single"/>
         </w:rPr>
       </w:pPr>
+      <w:r>
+        <w:rPr>
+          <w:u w:val="single"/>
+        </w:rPr>
+      </w:r>
     </w:p>
     <w:tbl>
       <w:tblPr>
         <w:tblW w:w="9300" w:type="dxa"/>
+        <w:jc w:val="left"/>
+        <w:tblInd w:w="0" w:type="dxa"/>
         <w:tblBorders>
           <w:top w:val="thinThickLargeGap" w:sz="6" w:space="0" w:color="808080"/>
           <w:left w:val="thinThickLargeGap" w:sz="6" w:space="0" w:color="808080"/>
@@ -302,68 +490,72 @@
           <w:insideH w:val="thinThickLargeGap" w:sz="6" w:space="0" w:color="808080"/>
           <w:insideV w:val="thinThickLargeGap" w:sz="6" w:space="0" w:color="808080"/>
         </w:tblBorders>
-        <w:tblLayout w:type="fixed"/>
         <w:tblCellMar>
+          <w:top w:w="0" w:type="dxa"/>
           <w:left w:w="70" w:type="dxa"/>
+          <w:bottom w:w="0" w:type="dxa"/>
           <w:right w:w="70" w:type="dxa"/>
         </w:tblCellMar>
-        <w:tblLook w:val="00A0" w:firstRow="1" w:lastRow="0" w:firstColumn="1" w:lastColumn="0" w:noHBand="0" w:noVBand="0"/>
+        <w:tblLook w:noVBand="0" w:val="00a0" w:noHBand="0" w:lastColumn="0" w:firstColumn="1" w:lastRow="0" w:firstRow="1"/>
       </w:tblPr>
       <w:tblGrid>
         <w:gridCol w:w="4932"/>
         <w:gridCol w:w="1417"/>
         <w:gridCol w:w="1883"/>
-        <w:gridCol w:w="1068"/>
+        <w:gridCol w:w="1067"/>
       </w:tblGrid>
       <w:tr>
-        <w:tc>
-          <w:tcPr>
-            <w:tcW w:w="9300" w:type="dxa"/>
+        <w:trPr/>
+        <w:tc>
+          <w:tcPr>
+            <w:tcW w:w="9299" w:type="dxa"/>
             <w:gridSpan w:val="4"/>
-            <w:shd w:val="clear" w:color="auto" w:fill="auto"/>
+            <w:tcBorders>
+              <w:top w:val="thinThickLargeGap" w:sz="6" w:space="0" w:color="808080"/>
+              <w:left w:val="thinThickLargeGap" w:sz="6" w:space="0" w:color="808080"/>
+              <w:bottom w:val="thinThickLargeGap" w:sz="6" w:space="0" w:color="808080"/>
+              <w:right w:val="thinThickLargeGap" w:sz="6" w:space="0" w:color="808080"/>
+              <w:insideH w:val="thinThickLargeGap" w:sz="6" w:space="0" w:color="808080"/>
+              <w:insideV w:val="thinThickLargeGap" w:sz="6" w:space="0" w:color="808080"/>
+            </w:tcBorders>
+            <w:shd w:fill="auto" w:val="clear"/>
           </w:tcPr>
           <w:p>
             <w:pPr>
               <w:pStyle w:val="Encabezadotabla"/>
               <w:jc w:val="center"/>
-            </w:pPr>
-            <w:r>
-              <w:t xml:space="preserve">ROLES DE </w:t>
-            </w:r>
-            <w:smartTag w:uri="urn:schemas-microsoft-com:office:smarttags" w:element="PersonName">
-              <w:smartTagPr>
-                <w:attr w:name="ProductID" w:val="LA JUNTA Y"/>
-              </w:smartTagPr>
-              <w:smartTag w:uri="urn:schemas-microsoft-com:office:smarttags" w:element="PersonName">
-                <w:smartTagPr>
-                  <w:attr w:name="ProductID" w:val="LA JUNTA"/>
-                </w:smartTagPr>
-                <w:r>
-                  <w:t>LA JUNTA</w:t>
-                </w:r>
-              </w:smartTag>
-              <w:r>
-                <w:t xml:space="preserve"> Y</w:t>
-              </w:r>
-            </w:smartTag>
-            <w:r>
-              <w:t xml:space="preserve"> ASISTENTES</w:t>
+              <w:rPr/>
+            </w:pPr>
+            <w:r>
+              <w:rPr/>
+              <w:t>ROLES DE LA JUNTA Y ASISTENTES</w:t>
             </w:r>
           </w:p>
         </w:tc>
       </w:tr>
       <w:tr>
+        <w:trPr/>
         <w:tc>
           <w:tcPr>
             <w:tcW w:w="4932" w:type="dxa"/>
-            <w:shd w:val="clear" w:color="auto" w:fill="auto"/>
+            <w:tcBorders>
+              <w:top w:val="thinThickLargeGap" w:sz="6" w:space="0" w:color="808080"/>
+              <w:left w:val="thinThickLargeGap" w:sz="6" w:space="0" w:color="808080"/>
+              <w:bottom w:val="thinThickLargeGap" w:sz="6" w:space="0" w:color="808080"/>
+              <w:right w:val="thinThickLargeGap" w:sz="6" w:space="0" w:color="808080"/>
+              <w:insideH w:val="thinThickLargeGap" w:sz="6" w:space="0" w:color="808080"/>
+              <w:insideV w:val="thinThickLargeGap" w:sz="6" w:space="0" w:color="808080"/>
+            </w:tcBorders>
+            <w:shd w:fill="auto" w:val="clear"/>
           </w:tcPr>
           <w:p>
             <w:pPr>
               <w:pStyle w:val="Encabezadotabla"/>
               <w:jc w:val="center"/>
-            </w:pPr>
-            <w:r>
+              <w:rPr/>
+            </w:pPr>
+            <w:r>
+              <w:rPr/>
               <w:t>Nombre</w:t>
             </w:r>
           </w:p>
@@ -371,14 +563,24 @@
         <w:tc>
           <w:tcPr>
             <w:tcW w:w="1417" w:type="dxa"/>
-            <w:shd w:val="clear" w:color="auto" w:fill="auto"/>
+            <w:tcBorders>
+              <w:top w:val="thinThickLargeGap" w:sz="6" w:space="0" w:color="808080"/>
+              <w:left w:val="thinThickLargeGap" w:sz="6" w:space="0" w:color="808080"/>
+              <w:bottom w:val="thinThickLargeGap" w:sz="6" w:space="0" w:color="808080"/>
+              <w:right w:val="thinThickLargeGap" w:sz="6" w:space="0" w:color="808080"/>
+              <w:insideH w:val="thinThickLargeGap" w:sz="6" w:space="0" w:color="808080"/>
+              <w:insideV w:val="thinThickLargeGap" w:sz="6" w:space="0" w:color="808080"/>
+            </w:tcBorders>
+            <w:shd w:fill="auto" w:val="clear"/>
           </w:tcPr>
           <w:p>
             <w:pPr>
               <w:pStyle w:val="Encabezadotabla"/>
               <w:jc w:val="center"/>
-            </w:pPr>
-            <w:r>
+              <w:rPr/>
+            </w:pPr>
+            <w:r>
+              <w:rPr/>
               <w:t>Iniciales</w:t>
             </w:r>
           </w:p>
@@ -386,102 +588,198 @@
         <w:tc>
           <w:tcPr>
             <w:tcW w:w="1883" w:type="dxa"/>
-            <w:shd w:val="clear" w:color="auto" w:fill="auto"/>
+            <w:tcBorders>
+              <w:top w:val="thinThickLargeGap" w:sz="6" w:space="0" w:color="808080"/>
+              <w:left w:val="thinThickLargeGap" w:sz="6" w:space="0" w:color="808080"/>
+              <w:bottom w:val="thinThickLargeGap" w:sz="6" w:space="0" w:color="808080"/>
+              <w:right w:val="thinThickLargeGap" w:sz="6" w:space="0" w:color="808080"/>
+              <w:insideH w:val="thinThickLargeGap" w:sz="6" w:space="0" w:color="808080"/>
+              <w:insideV w:val="thinThickLargeGap" w:sz="6" w:space="0" w:color="808080"/>
+            </w:tcBorders>
+            <w:shd w:fill="auto" w:val="clear"/>
           </w:tcPr>
           <w:p>
             <w:pPr>
               <w:pStyle w:val="Encabezadotabla"/>
               <w:jc w:val="center"/>
-            </w:pPr>
-            <w:r>
+              <w:rPr/>
+            </w:pPr>
+            <w:r>
+              <w:rPr/>
               <w:t>Rol</w:t>
             </w:r>
           </w:p>
         </w:tc>
         <w:tc>
           <w:tcPr>
-            <w:tcW w:w="1068" w:type="dxa"/>
+            <w:tcW w:w="1067" w:type="dxa"/>
+            <w:tcBorders>
+              <w:top w:val="thinThickLargeGap" w:sz="6" w:space="0" w:color="808080"/>
+              <w:left w:val="thinThickLargeGap" w:sz="6" w:space="0" w:color="808080"/>
+              <w:bottom w:val="thinThickLargeGap" w:sz="6" w:space="0" w:color="808080"/>
+              <w:right w:val="thinThickLargeGap" w:sz="6" w:space="0" w:color="808080"/>
+              <w:insideH w:val="thinThickLargeGap" w:sz="6" w:space="0" w:color="808080"/>
+              <w:insideV w:val="thinThickLargeGap" w:sz="6" w:space="0" w:color="808080"/>
+            </w:tcBorders>
+            <w:shd w:fill="auto" w:val="clear"/>
           </w:tcPr>
           <w:p>
             <w:pPr>
               <w:pStyle w:val="Encabezadotabla"/>
               <w:jc w:val="center"/>
-            </w:pPr>
-            <w:r>
+              <w:rPr/>
+            </w:pPr>
+            <w:r>
+              <w:rPr/>
               <w:t>Firma</w:t>
             </w:r>
           </w:p>
         </w:tc>
       </w:tr>
       <w:tr>
+        <w:trPr/>
         <w:tc>
           <w:tcPr>
             <w:tcW w:w="4932" w:type="dxa"/>
-            <w:shd w:val="clear" w:color="auto" w:fill="auto"/>
-          </w:tcPr>
-          <w:p>
-            <w:pPr>
-              <w:pStyle w:val="Contenidotabla"/>
-            </w:pPr>
+            <w:tcBorders>
+              <w:top w:val="thinThickLargeGap" w:sz="6" w:space="0" w:color="808080"/>
+              <w:left w:val="thinThickLargeGap" w:sz="6" w:space="0" w:color="808080"/>
+              <w:bottom w:val="thinThickLargeGap" w:sz="6" w:space="0" w:color="808080"/>
+              <w:right w:val="thinThickLargeGap" w:sz="6" w:space="0" w:color="808080"/>
+              <w:insideH w:val="thinThickLargeGap" w:sz="6" w:space="0" w:color="808080"/>
+              <w:insideV w:val="thinThickLargeGap" w:sz="6" w:space="0" w:color="808080"/>
+            </w:tcBorders>
+            <w:shd w:fill="auto" w:val="clear"/>
+          </w:tcPr>
+          <w:p>
+            <w:pPr>
+              <w:pStyle w:val="Contenidotabla"/>
+              <w:rPr/>
+            </w:pPr>
+            <w:r>
+              <w:rPr/>
+            </w:r>
           </w:p>
         </w:tc>
         <w:tc>
           <w:tcPr>
             <w:tcW w:w="1417" w:type="dxa"/>
-            <w:shd w:val="clear" w:color="auto" w:fill="auto"/>
+            <w:tcBorders>
+              <w:top w:val="thinThickLargeGap" w:sz="6" w:space="0" w:color="808080"/>
+              <w:left w:val="thinThickLargeGap" w:sz="6" w:space="0" w:color="808080"/>
+              <w:bottom w:val="thinThickLargeGap" w:sz="6" w:space="0" w:color="808080"/>
+              <w:right w:val="thinThickLargeGap" w:sz="6" w:space="0" w:color="808080"/>
+              <w:insideH w:val="thinThickLargeGap" w:sz="6" w:space="0" w:color="808080"/>
+              <w:insideV w:val="thinThickLargeGap" w:sz="6" w:space="0" w:color="808080"/>
+            </w:tcBorders>
+            <w:shd w:fill="auto" w:val="clear"/>
           </w:tcPr>
           <w:p>
             <w:pPr>
               <w:pStyle w:val="Encabezadotabla"/>
               <w:jc w:val="center"/>
               <w:rPr>
-                <w:b w:val="0"/>
+                <w:b w:val="false"/>
+                <w:b w:val="false"/>
                 <w:sz w:val="20"/>
                 <w:szCs w:val="20"/>
               </w:rPr>
             </w:pPr>
+            <w:r>
+              <w:rPr>
+                <w:b w:val="false"/>
+                <w:sz w:val="20"/>
+                <w:szCs w:val="20"/>
+              </w:rPr>
+            </w:r>
           </w:p>
         </w:tc>
         <w:tc>
           <w:tcPr>
             <w:tcW w:w="1883" w:type="dxa"/>
-            <w:shd w:val="clear" w:color="auto" w:fill="auto"/>
-          </w:tcPr>
-          <w:p>
-            <w:pPr>
-              <w:pStyle w:val="Contenidotabla"/>
-              <w:jc w:val="center"/>
-            </w:pPr>
-          </w:p>
-        </w:tc>
-        <w:tc>
-          <w:tcPr>
-            <w:tcW w:w="1068" w:type="dxa"/>
-          </w:tcPr>
-          <w:p>
-            <w:pPr>
-              <w:pStyle w:val="Contenidotabla"/>
-              <w:jc w:val="center"/>
-            </w:pPr>
+            <w:tcBorders>
+              <w:top w:val="thinThickLargeGap" w:sz="6" w:space="0" w:color="808080"/>
+              <w:left w:val="thinThickLargeGap" w:sz="6" w:space="0" w:color="808080"/>
+              <w:bottom w:val="thinThickLargeGap" w:sz="6" w:space="0" w:color="808080"/>
+              <w:right w:val="thinThickLargeGap" w:sz="6" w:space="0" w:color="808080"/>
+              <w:insideH w:val="thinThickLargeGap" w:sz="6" w:space="0" w:color="808080"/>
+              <w:insideV w:val="thinThickLargeGap" w:sz="6" w:space="0" w:color="808080"/>
+            </w:tcBorders>
+            <w:shd w:fill="auto" w:val="clear"/>
+          </w:tcPr>
+          <w:p>
+            <w:pPr>
+              <w:pStyle w:val="Contenidotabla"/>
+              <w:jc w:val="center"/>
+              <w:rPr/>
+            </w:pPr>
+            <w:r>
+              <w:rPr/>
+            </w:r>
+          </w:p>
+        </w:tc>
+        <w:tc>
+          <w:tcPr>
+            <w:tcW w:w="1067" w:type="dxa"/>
+            <w:tcBorders>
+              <w:top w:val="thinThickLargeGap" w:sz="6" w:space="0" w:color="808080"/>
+              <w:left w:val="thinThickLargeGap" w:sz="6" w:space="0" w:color="808080"/>
+              <w:bottom w:val="thinThickLargeGap" w:sz="6" w:space="0" w:color="808080"/>
+              <w:right w:val="thinThickLargeGap" w:sz="6" w:space="0" w:color="808080"/>
+              <w:insideH w:val="thinThickLargeGap" w:sz="6" w:space="0" w:color="808080"/>
+              <w:insideV w:val="thinThickLargeGap" w:sz="6" w:space="0" w:color="808080"/>
+            </w:tcBorders>
+            <w:shd w:fill="auto" w:val="clear"/>
+          </w:tcPr>
+          <w:p>
+            <w:pPr>
+              <w:pStyle w:val="Contenidotabla"/>
+              <w:jc w:val="center"/>
+              <w:rPr/>
+            </w:pPr>
+            <w:r>
+              <w:rPr/>
+            </w:r>
           </w:p>
         </w:tc>
       </w:tr>
       <w:tr>
+        <w:trPr/>
         <w:tc>
           <w:tcPr>
             <w:tcW w:w="4932" w:type="dxa"/>
-            <w:shd w:val="clear" w:color="auto" w:fill="auto"/>
-          </w:tcPr>
-          <w:p>
-            <w:pPr>
-              <w:pStyle w:val="Contenidotabla"/>
-            </w:pPr>
+            <w:tcBorders>
+              <w:top w:val="thinThickLargeGap" w:sz="6" w:space="0" w:color="808080"/>
+              <w:left w:val="thinThickLargeGap" w:sz="6" w:space="0" w:color="808080"/>
+              <w:bottom w:val="thinThickLargeGap" w:sz="6" w:space="0" w:color="808080"/>
+              <w:right w:val="thinThickLargeGap" w:sz="6" w:space="0" w:color="808080"/>
+              <w:insideH w:val="thinThickLargeGap" w:sz="6" w:space="0" w:color="808080"/>
+              <w:insideV w:val="thinThickLargeGap" w:sz="6" w:space="0" w:color="808080"/>
+            </w:tcBorders>
+            <w:shd w:fill="auto" w:val="clear"/>
+          </w:tcPr>
+          <w:p>
+            <w:pPr>
+              <w:pStyle w:val="Contenidotabla"/>
+              <w:rPr/>
+            </w:pPr>
+            <w:r>
+              <w:rPr/>
+            </w:r>
           </w:p>
         </w:tc>
         <w:tc>
           <w:tcPr>
             <w:tcW w:w="1417" w:type="dxa"/>
-            <w:shd w:val="clear" w:color="auto" w:fill="auto"/>
+            <w:tcBorders>
+              <w:top w:val="thinThickLargeGap" w:sz="6" w:space="0" w:color="808080"/>
+              <w:left w:val="thinThickLargeGap" w:sz="6" w:space="0" w:color="808080"/>
+              <w:bottom w:val="thinThickLargeGap" w:sz="6" w:space="0" w:color="808080"/>
+              <w:right w:val="thinThickLargeGap" w:sz="6" w:space="0" w:color="808080"/>
+              <w:insideH w:val="thinThickLargeGap" w:sz="6" w:space="0" w:color="808080"/>
+              <w:insideV w:val="thinThickLargeGap" w:sz="6" w:space="0" w:color="808080"/>
+            </w:tcBorders>
+            <w:shd w:fill="auto" w:val="clear"/>
           </w:tcPr>
           <w:p>
             <w:pPr>
@@ -491,36 +789,76 @@
                 <w:szCs w:val="20"/>
               </w:rPr>
             </w:pPr>
+            <w:r>
+              <w:rPr>
+                <w:szCs w:val="20"/>
+              </w:rPr>
+            </w:r>
           </w:p>
         </w:tc>
         <w:tc>
           <w:tcPr>
             <w:tcW w:w="1883" w:type="dxa"/>
-            <w:shd w:val="clear" w:color="auto" w:fill="auto"/>
-          </w:tcPr>
-          <w:p>
-            <w:pPr>
-              <w:pStyle w:val="Contenidotabla"/>
-              <w:jc w:val="center"/>
-            </w:pPr>
-          </w:p>
-        </w:tc>
-        <w:tc>
-          <w:tcPr>
-            <w:tcW w:w="1068" w:type="dxa"/>
-          </w:tcPr>
-          <w:p>
-            <w:pPr>
-              <w:pStyle w:val="Contenidotabla"/>
-              <w:jc w:val="center"/>
-            </w:pPr>
+            <w:tcBorders>
+              <w:top w:val="thinThickLargeGap" w:sz="6" w:space="0" w:color="808080"/>
+              <w:left w:val="thinThickLargeGap" w:sz="6" w:space="0" w:color="808080"/>
+              <w:bottom w:val="thinThickLargeGap" w:sz="6" w:space="0" w:color="808080"/>
+              <w:right w:val="thinThickLargeGap" w:sz="6" w:space="0" w:color="808080"/>
+              <w:insideH w:val="thinThickLargeGap" w:sz="6" w:space="0" w:color="808080"/>
+              <w:insideV w:val="thinThickLargeGap" w:sz="6" w:space="0" w:color="808080"/>
+            </w:tcBorders>
+            <w:shd w:fill="auto" w:val="clear"/>
+          </w:tcPr>
+          <w:p>
+            <w:pPr>
+              <w:pStyle w:val="Contenidotabla"/>
+              <w:jc w:val="center"/>
+              <w:rPr/>
+            </w:pPr>
+            <w:r>
+              <w:rPr/>
+            </w:r>
+          </w:p>
+        </w:tc>
+        <w:tc>
+          <w:tcPr>
+            <w:tcW w:w="1067" w:type="dxa"/>
+            <w:tcBorders>
+              <w:top w:val="thinThickLargeGap" w:sz="6" w:space="0" w:color="808080"/>
+              <w:left w:val="thinThickLargeGap" w:sz="6" w:space="0" w:color="808080"/>
+              <w:bottom w:val="thinThickLargeGap" w:sz="6" w:space="0" w:color="808080"/>
+              <w:right w:val="thinThickLargeGap" w:sz="6" w:space="0" w:color="808080"/>
+              <w:insideH w:val="thinThickLargeGap" w:sz="6" w:space="0" w:color="808080"/>
+              <w:insideV w:val="thinThickLargeGap" w:sz="6" w:space="0" w:color="808080"/>
+            </w:tcBorders>
+            <w:shd w:fill="auto" w:val="clear"/>
+          </w:tcPr>
+          <w:p>
+            <w:pPr>
+              <w:pStyle w:val="Contenidotabla"/>
+              <w:jc w:val="center"/>
+              <w:rPr/>
+            </w:pPr>
+            <w:r>
+              <w:rPr/>
+            </w:r>
           </w:p>
         </w:tc>
       </w:tr>
       <w:tr>
+        <w:trPr/>
         <w:tc>
           <w:tcPr>
             <w:tcW w:w="4932" w:type="dxa"/>
+            <w:tcBorders>
+              <w:top w:val="thinThickLargeGap" w:sz="6" w:space="0" w:color="808080"/>
+              <w:left w:val="thinThickLargeGap" w:sz="6" w:space="0" w:color="808080"/>
+              <w:bottom w:val="thinThickLargeGap" w:sz="6" w:space="0" w:color="808080"/>
+              <w:right w:val="thinThickLargeGap" w:sz="6" w:space="0" w:color="808080"/>
+              <w:insideH w:val="thinThickLargeGap" w:sz="6" w:space="0" w:color="808080"/>
+              <w:insideV w:val="thinThickLargeGap" w:sz="6" w:space="0" w:color="808080"/>
+            </w:tcBorders>
+            <w:shd w:fill="auto" w:val="clear"/>
           </w:tcPr>
           <w:p>
             <w:pPr>
@@ -529,138 +867,306 @@
                 <w:lang w:val="en-US"/>
               </w:rPr>
             </w:pPr>
+            <w:r>
+              <w:rPr>
+                <w:lang w:val="en-US"/>
+              </w:rPr>
+            </w:r>
           </w:p>
         </w:tc>
         <w:tc>
           <w:tcPr>
             <w:tcW w:w="1417" w:type="dxa"/>
-          </w:tcPr>
-          <w:p>
-            <w:pPr>
-              <w:pStyle w:val="Contenidotabla"/>
-              <w:jc w:val="center"/>
-            </w:pPr>
+            <w:tcBorders>
+              <w:top w:val="thinThickLargeGap" w:sz="6" w:space="0" w:color="808080"/>
+              <w:left w:val="thinThickLargeGap" w:sz="6" w:space="0" w:color="808080"/>
+              <w:bottom w:val="thinThickLargeGap" w:sz="6" w:space="0" w:color="808080"/>
+              <w:right w:val="thinThickLargeGap" w:sz="6" w:space="0" w:color="808080"/>
+              <w:insideH w:val="thinThickLargeGap" w:sz="6" w:space="0" w:color="808080"/>
+              <w:insideV w:val="thinThickLargeGap" w:sz="6" w:space="0" w:color="808080"/>
+            </w:tcBorders>
+            <w:shd w:fill="auto" w:val="clear"/>
+          </w:tcPr>
+          <w:p>
+            <w:pPr>
+              <w:pStyle w:val="Contenidotabla"/>
+              <w:jc w:val="center"/>
+              <w:rPr/>
+            </w:pPr>
+            <w:r>
+              <w:rPr/>
+            </w:r>
           </w:p>
         </w:tc>
         <w:tc>
           <w:tcPr>
             <w:tcW w:w="1883" w:type="dxa"/>
-          </w:tcPr>
-          <w:p>
-            <w:pPr>
-              <w:pStyle w:val="Contenidotabla"/>
-              <w:jc w:val="center"/>
-            </w:pPr>
-          </w:p>
-        </w:tc>
-        <w:tc>
-          <w:tcPr>
-            <w:tcW w:w="1068" w:type="dxa"/>
-          </w:tcPr>
-          <w:p>
-            <w:pPr>
-              <w:pStyle w:val="Contenidotabla"/>
-              <w:jc w:val="center"/>
-            </w:pPr>
+            <w:tcBorders>
+              <w:top w:val="thinThickLargeGap" w:sz="6" w:space="0" w:color="808080"/>
+              <w:left w:val="thinThickLargeGap" w:sz="6" w:space="0" w:color="808080"/>
+              <w:bottom w:val="thinThickLargeGap" w:sz="6" w:space="0" w:color="808080"/>
+              <w:right w:val="thinThickLargeGap" w:sz="6" w:space="0" w:color="808080"/>
+              <w:insideH w:val="thinThickLargeGap" w:sz="6" w:space="0" w:color="808080"/>
+              <w:insideV w:val="thinThickLargeGap" w:sz="6" w:space="0" w:color="808080"/>
+            </w:tcBorders>
+            <w:shd w:fill="auto" w:val="clear"/>
+          </w:tcPr>
+          <w:p>
+            <w:pPr>
+              <w:pStyle w:val="Contenidotabla"/>
+              <w:jc w:val="center"/>
+              <w:rPr/>
+            </w:pPr>
+            <w:r>
+              <w:rPr/>
+            </w:r>
+          </w:p>
+        </w:tc>
+        <w:tc>
+          <w:tcPr>
+            <w:tcW w:w="1067" w:type="dxa"/>
+            <w:tcBorders>
+              <w:top w:val="thinThickLargeGap" w:sz="6" w:space="0" w:color="808080"/>
+              <w:left w:val="thinThickLargeGap" w:sz="6" w:space="0" w:color="808080"/>
+              <w:bottom w:val="thinThickLargeGap" w:sz="6" w:space="0" w:color="808080"/>
+              <w:right w:val="thinThickLargeGap" w:sz="6" w:space="0" w:color="808080"/>
+              <w:insideH w:val="thinThickLargeGap" w:sz="6" w:space="0" w:color="808080"/>
+              <w:insideV w:val="thinThickLargeGap" w:sz="6" w:space="0" w:color="808080"/>
+            </w:tcBorders>
+            <w:shd w:fill="auto" w:val="clear"/>
+          </w:tcPr>
+          <w:p>
+            <w:pPr>
+              <w:pStyle w:val="Contenidotabla"/>
+              <w:jc w:val="center"/>
+              <w:rPr/>
+            </w:pPr>
+            <w:r>
+              <w:rPr/>
+            </w:r>
           </w:p>
         </w:tc>
       </w:tr>
       <w:tr>
+        <w:trPr/>
         <w:tc>
           <w:tcPr>
             <w:tcW w:w="4932" w:type="dxa"/>
-          </w:tcPr>
-          <w:p>
-            <w:pPr>
-              <w:pStyle w:val="Contenidotabla"/>
-            </w:pPr>
+            <w:tcBorders>
+              <w:top w:val="thinThickLargeGap" w:sz="6" w:space="0" w:color="808080"/>
+              <w:left w:val="thinThickLargeGap" w:sz="6" w:space="0" w:color="808080"/>
+              <w:bottom w:val="thinThickLargeGap" w:sz="6" w:space="0" w:color="808080"/>
+              <w:right w:val="thinThickLargeGap" w:sz="6" w:space="0" w:color="808080"/>
+              <w:insideH w:val="thinThickLargeGap" w:sz="6" w:space="0" w:color="808080"/>
+              <w:insideV w:val="thinThickLargeGap" w:sz="6" w:space="0" w:color="808080"/>
+            </w:tcBorders>
+            <w:shd w:fill="auto" w:val="clear"/>
+          </w:tcPr>
+          <w:p>
+            <w:pPr>
+              <w:pStyle w:val="Contenidotabla"/>
+              <w:rPr/>
+            </w:pPr>
+            <w:r>
+              <w:rPr/>
+            </w:r>
           </w:p>
         </w:tc>
         <w:tc>
           <w:tcPr>
             <w:tcW w:w="1417" w:type="dxa"/>
-          </w:tcPr>
-          <w:p>
-            <w:pPr>
-              <w:pStyle w:val="Contenidotabla"/>
-              <w:jc w:val="center"/>
-            </w:pPr>
+            <w:tcBorders>
+              <w:top w:val="thinThickLargeGap" w:sz="6" w:space="0" w:color="808080"/>
+              <w:left w:val="thinThickLargeGap" w:sz="6" w:space="0" w:color="808080"/>
+              <w:bottom w:val="thinThickLargeGap" w:sz="6" w:space="0" w:color="808080"/>
+              <w:right w:val="thinThickLargeGap" w:sz="6" w:space="0" w:color="808080"/>
+              <w:insideH w:val="thinThickLargeGap" w:sz="6" w:space="0" w:color="808080"/>
+              <w:insideV w:val="thinThickLargeGap" w:sz="6" w:space="0" w:color="808080"/>
+            </w:tcBorders>
+            <w:shd w:fill="auto" w:val="clear"/>
+          </w:tcPr>
+          <w:p>
+            <w:pPr>
+              <w:pStyle w:val="Contenidotabla"/>
+              <w:jc w:val="center"/>
+              <w:rPr/>
+            </w:pPr>
+            <w:r>
+              <w:rPr/>
+            </w:r>
           </w:p>
         </w:tc>
         <w:tc>
           <w:tcPr>
             <w:tcW w:w="1883" w:type="dxa"/>
-          </w:tcPr>
-          <w:p>
-            <w:pPr>
-              <w:pStyle w:val="Contenidotabla"/>
-              <w:jc w:val="center"/>
-            </w:pPr>
-          </w:p>
-        </w:tc>
-        <w:tc>
-          <w:tcPr>
-            <w:tcW w:w="1068" w:type="dxa"/>
-          </w:tcPr>
-          <w:p>
-            <w:pPr>
-              <w:pStyle w:val="Contenidotabla"/>
-              <w:jc w:val="center"/>
-            </w:pPr>
+            <w:tcBorders>
+              <w:top w:val="thinThickLargeGap" w:sz="6" w:space="0" w:color="808080"/>
+              <w:left w:val="thinThickLargeGap" w:sz="6" w:space="0" w:color="808080"/>
+              <w:bottom w:val="thinThickLargeGap" w:sz="6" w:space="0" w:color="808080"/>
+              <w:right w:val="thinThickLargeGap" w:sz="6" w:space="0" w:color="808080"/>
+              <w:insideH w:val="thinThickLargeGap" w:sz="6" w:space="0" w:color="808080"/>
+              <w:insideV w:val="thinThickLargeGap" w:sz="6" w:space="0" w:color="808080"/>
+            </w:tcBorders>
+            <w:shd w:fill="auto" w:val="clear"/>
+          </w:tcPr>
+          <w:p>
+            <w:pPr>
+              <w:pStyle w:val="Contenidotabla"/>
+              <w:jc w:val="center"/>
+              <w:rPr/>
+            </w:pPr>
+            <w:r>
+              <w:rPr/>
+            </w:r>
+          </w:p>
+        </w:tc>
+        <w:tc>
+          <w:tcPr>
+            <w:tcW w:w="1067" w:type="dxa"/>
+            <w:tcBorders>
+              <w:top w:val="thinThickLargeGap" w:sz="6" w:space="0" w:color="808080"/>
+              <w:left w:val="thinThickLargeGap" w:sz="6" w:space="0" w:color="808080"/>
+              <w:bottom w:val="thinThickLargeGap" w:sz="6" w:space="0" w:color="808080"/>
+              <w:right w:val="thinThickLargeGap" w:sz="6" w:space="0" w:color="808080"/>
+              <w:insideH w:val="thinThickLargeGap" w:sz="6" w:space="0" w:color="808080"/>
+              <w:insideV w:val="thinThickLargeGap" w:sz="6" w:space="0" w:color="808080"/>
+            </w:tcBorders>
+            <w:shd w:fill="auto" w:val="clear"/>
+          </w:tcPr>
+          <w:p>
+            <w:pPr>
+              <w:pStyle w:val="Contenidotabla"/>
+              <w:jc w:val="center"/>
+              <w:rPr/>
+            </w:pPr>
+            <w:r>
+              <w:rPr/>
+            </w:r>
           </w:p>
         </w:tc>
       </w:tr>
       <w:tr>
+        <w:trPr/>
         <w:tc>
           <w:tcPr>
             <w:tcW w:w="4932" w:type="dxa"/>
-          </w:tcPr>
-          <w:p>
-            <w:pPr>
-              <w:pStyle w:val="Contenidotabla"/>
-            </w:pPr>
+            <w:tcBorders>
+              <w:top w:val="thinThickLargeGap" w:sz="6" w:space="0" w:color="808080"/>
+              <w:left w:val="thinThickLargeGap" w:sz="6" w:space="0" w:color="808080"/>
+              <w:bottom w:val="thinThickLargeGap" w:sz="6" w:space="0" w:color="808080"/>
+              <w:right w:val="thinThickLargeGap" w:sz="6" w:space="0" w:color="808080"/>
+              <w:insideH w:val="thinThickLargeGap" w:sz="6" w:space="0" w:color="808080"/>
+              <w:insideV w:val="thinThickLargeGap" w:sz="6" w:space="0" w:color="808080"/>
+            </w:tcBorders>
+            <w:shd w:fill="auto" w:val="clear"/>
+          </w:tcPr>
+          <w:p>
+            <w:pPr>
+              <w:pStyle w:val="Contenidotabla"/>
+              <w:rPr/>
+            </w:pPr>
+            <w:r>
+              <w:rPr/>
+            </w:r>
           </w:p>
         </w:tc>
         <w:tc>
           <w:tcPr>
             <w:tcW w:w="1417" w:type="dxa"/>
-          </w:tcPr>
-          <w:p>
-            <w:pPr>
-              <w:pStyle w:val="Contenidotabla"/>
-              <w:jc w:val="center"/>
-            </w:pPr>
+            <w:tcBorders>
+              <w:top w:val="thinThickLargeGap" w:sz="6" w:space="0" w:color="808080"/>
+              <w:left w:val="thinThickLargeGap" w:sz="6" w:space="0" w:color="808080"/>
+              <w:bottom w:val="thinThickLargeGap" w:sz="6" w:space="0" w:color="808080"/>
+              <w:right w:val="thinThickLargeGap" w:sz="6" w:space="0" w:color="808080"/>
+              <w:insideH w:val="thinThickLargeGap" w:sz="6" w:space="0" w:color="808080"/>
+              <w:insideV w:val="thinThickLargeGap" w:sz="6" w:space="0" w:color="808080"/>
+            </w:tcBorders>
+            <w:shd w:fill="auto" w:val="clear"/>
+          </w:tcPr>
+          <w:p>
+            <w:pPr>
+              <w:pStyle w:val="Contenidotabla"/>
+              <w:jc w:val="center"/>
+              <w:rPr/>
+            </w:pPr>
+            <w:r>
+              <w:rPr/>
+            </w:r>
           </w:p>
         </w:tc>
         <w:tc>
           <w:tcPr>
             <w:tcW w:w="1883" w:type="dxa"/>
-          </w:tcPr>
-          <w:p>
-            <w:pPr>
-              <w:pStyle w:val="Contenidotabla"/>
-              <w:jc w:val="center"/>
-            </w:pPr>
-          </w:p>
-        </w:tc>
-        <w:tc>
-          <w:tcPr>
-            <w:tcW w:w="1068" w:type="dxa"/>
-          </w:tcPr>
-          <w:p>
-            <w:pPr>
-              <w:pStyle w:val="Contenidotabla"/>
-              <w:jc w:val="center"/>
-            </w:pPr>
+            <w:tcBorders>
+              <w:top w:val="thinThickLargeGap" w:sz="6" w:space="0" w:color="808080"/>
+              <w:left w:val="thinThickLargeGap" w:sz="6" w:space="0" w:color="808080"/>
+              <w:bottom w:val="thinThickLargeGap" w:sz="6" w:space="0" w:color="808080"/>
+              <w:right w:val="thinThickLargeGap" w:sz="6" w:space="0" w:color="808080"/>
+              <w:insideH w:val="thinThickLargeGap" w:sz="6" w:space="0" w:color="808080"/>
+              <w:insideV w:val="thinThickLargeGap" w:sz="6" w:space="0" w:color="808080"/>
+            </w:tcBorders>
+            <w:shd w:fill="auto" w:val="clear"/>
+          </w:tcPr>
+          <w:p>
+            <w:pPr>
+              <w:pStyle w:val="Contenidotabla"/>
+              <w:jc w:val="center"/>
+              <w:rPr/>
+            </w:pPr>
+            <w:r>
+              <w:rPr/>
+            </w:r>
+          </w:p>
+        </w:tc>
+        <w:tc>
+          <w:tcPr>
+            <w:tcW w:w="1067" w:type="dxa"/>
+            <w:tcBorders>
+              <w:top w:val="thinThickLargeGap" w:sz="6" w:space="0" w:color="808080"/>
+              <w:left w:val="thinThickLargeGap" w:sz="6" w:space="0" w:color="808080"/>
+              <w:bottom w:val="thinThickLargeGap" w:sz="6" w:space="0" w:color="808080"/>
+              <w:right w:val="thinThickLargeGap" w:sz="6" w:space="0" w:color="808080"/>
+              <w:insideH w:val="thinThickLargeGap" w:sz="6" w:space="0" w:color="808080"/>
+              <w:insideV w:val="thinThickLargeGap" w:sz="6" w:space="0" w:color="808080"/>
+            </w:tcBorders>
+            <w:shd w:fill="auto" w:val="clear"/>
+          </w:tcPr>
+          <w:p>
+            <w:pPr>
+              <w:pStyle w:val="Contenidotabla"/>
+              <w:jc w:val="center"/>
+              <w:rPr/>
+            </w:pPr>
+            <w:r>
+              <w:rPr/>
+            </w:r>
           </w:p>
         </w:tc>
       </w:tr>
     </w:tbl>
-    <w:p/>
-    <w:p/>
+    <w:p>
+      <w:pPr>
+        <w:pStyle w:val="Normal"/>
+        <w:rPr/>
+      </w:pPr>
+      <w:r>
+        <w:rPr/>
+      </w:r>
+    </w:p>
+    <w:p>
+      <w:pPr>
+        <w:pStyle w:val="Normal"/>
+        <w:rPr/>
+      </w:pPr>
+      <w:r>
+        <w:rPr/>
+      </w:r>
+    </w:p>
     <w:tbl>
       <w:tblPr>
         <w:tblW w:w="9250" w:type="dxa"/>
+        <w:jc w:val="left"/>
+        <w:tblInd w:w="0" w:type="dxa"/>
         <w:tblBorders>
           <w:top w:val="thinThickLargeGap" w:sz="6" w:space="0" w:color="808080"/>
           <w:left w:val="thinThickLargeGap" w:sz="6" w:space="0" w:color="808080"/>
@@ -669,47 +1175,69 @@
           <w:insideH w:val="thinThickLargeGap" w:sz="6" w:space="0" w:color="808080"/>
           <w:insideV w:val="thinThickLargeGap" w:sz="6" w:space="0" w:color="808080"/>
         </w:tblBorders>
-        <w:tblLayout w:type="fixed"/>
         <w:tblCellMar>
+          <w:top w:w="0" w:type="dxa"/>
           <w:left w:w="70" w:type="dxa"/>
+          <w:bottom w:w="0" w:type="dxa"/>
           <w:right w:w="70" w:type="dxa"/>
         </w:tblCellMar>
-        <w:tblLook w:val="00A0" w:firstRow="1" w:lastRow="0" w:firstColumn="1" w:lastColumn="0" w:noHBand="0" w:noVBand="0"/>
+        <w:tblLook w:noVBand="0" w:val="00a0" w:noHBand="0" w:lastColumn="0" w:firstColumn="1" w:lastRow="0" w:firstRow="1"/>
       </w:tblPr>
       <w:tblGrid>
-        <w:gridCol w:w="6550"/>
+        <w:gridCol w:w="6549"/>
         <w:gridCol w:w="2700"/>
       </w:tblGrid>
       <w:tr>
         <w:trPr>
-          <w:cantSplit/>
+          <w:cantSplit w:val="true"/>
         </w:trPr>
         <w:tc>
           <w:tcPr>
-            <w:tcW w:w="9250" w:type="dxa"/>
+            <w:tcW w:w="9249" w:type="dxa"/>
             <w:gridSpan w:val="2"/>
-            <w:shd w:val="clear" w:color="auto" w:fill="auto"/>
+            <w:tcBorders>
+              <w:top w:val="thinThickLargeGap" w:sz="6" w:space="0" w:color="808080"/>
+              <w:left w:val="thinThickLargeGap" w:sz="6" w:space="0" w:color="808080"/>
+              <w:bottom w:val="thinThickLargeGap" w:sz="6" w:space="0" w:color="808080"/>
+              <w:right w:val="thinThickLargeGap" w:sz="6" w:space="0" w:color="808080"/>
+              <w:insideH w:val="thinThickLargeGap" w:sz="6" w:space="0" w:color="808080"/>
+              <w:insideV w:val="thinThickLargeGap" w:sz="6" w:space="0" w:color="808080"/>
+            </w:tcBorders>
+            <w:shd w:fill="auto" w:val="clear"/>
           </w:tcPr>
           <w:p>
             <w:pPr>
               <w:pStyle w:val="Ttulo7"/>
-            </w:pPr>
-            <w:r>
+              <w:rPr/>
+            </w:pPr>
+            <w:r>
+              <w:rPr/>
               <w:t>PRE-REQUISITOS</w:t>
             </w:r>
           </w:p>
         </w:tc>
       </w:tr>
       <w:tr>
-        <w:tc>
-          <w:tcPr>
-            <w:tcW w:w="6550" w:type="dxa"/>
-            <w:shd w:val="clear" w:color="auto" w:fill="auto"/>
-          </w:tcPr>
-          <w:p>
-            <w:pPr>
+        <w:trPr/>
+        <w:tc>
+          <w:tcPr>
+            <w:tcW w:w="6549" w:type="dxa"/>
+            <w:tcBorders>
+              <w:top w:val="thinThickLargeGap" w:sz="6" w:space="0" w:color="808080"/>
+              <w:left w:val="thinThickLargeGap" w:sz="6" w:space="0" w:color="808080"/>
+              <w:bottom w:val="thinThickLargeGap" w:sz="6" w:space="0" w:color="808080"/>
+              <w:right w:val="thinThickLargeGap" w:sz="6" w:space="0" w:color="808080"/>
+              <w:insideH w:val="thinThickLargeGap" w:sz="6" w:space="0" w:color="808080"/>
+              <w:insideV w:val="thinThickLargeGap" w:sz="6" w:space="0" w:color="808080"/>
+            </w:tcBorders>
+            <w:shd w:fill="auto" w:val="clear"/>
+          </w:tcPr>
+          <w:p>
+            <w:pPr>
+              <w:pStyle w:val="Normal"/>
               <w:jc w:val="center"/>
               <w:rPr>
+                <w:b/>
                 <w:b/>
                 <w:bCs/>
               </w:rPr>
@@ -726,12 +1254,22 @@
         <w:tc>
           <w:tcPr>
             <w:tcW w:w="2700" w:type="dxa"/>
-            <w:shd w:val="clear" w:color="auto" w:fill="auto"/>
-          </w:tcPr>
-          <w:p>
-            <w:pPr>
+            <w:tcBorders>
+              <w:top w:val="thinThickLargeGap" w:sz="6" w:space="0" w:color="808080"/>
+              <w:left w:val="thinThickLargeGap" w:sz="6" w:space="0" w:color="808080"/>
+              <w:bottom w:val="thinThickLargeGap" w:sz="6" w:space="0" w:color="808080"/>
+              <w:right w:val="thinThickLargeGap" w:sz="6" w:space="0" w:color="808080"/>
+              <w:insideH w:val="thinThickLargeGap" w:sz="6" w:space="0" w:color="808080"/>
+              <w:insideV w:val="thinThickLargeGap" w:sz="6" w:space="0" w:color="808080"/>
+            </w:tcBorders>
+            <w:shd w:fill="auto" w:val="clear"/>
+          </w:tcPr>
+          <w:p>
+            <w:pPr>
+              <w:pStyle w:val="Normal"/>
               <w:jc w:val="center"/>
               <w:rPr>
+                <w:b/>
                 <w:b/>
                 <w:bCs/>
               </w:rPr>
@@ -747,114 +1285,227 @@
         </w:tc>
       </w:tr>
       <w:tr>
-        <w:tc>
-          <w:tcPr>
-            <w:tcW w:w="6550" w:type="dxa"/>
-            <w:shd w:val="clear" w:color="auto" w:fill="auto"/>
-          </w:tcPr>
-          <w:p>
-            <w:pPr>
-              <w:pStyle w:val="Contenidotabla"/>
-            </w:pPr>
+        <w:trPr/>
+        <w:tc>
+          <w:tcPr>
+            <w:tcW w:w="6549" w:type="dxa"/>
+            <w:tcBorders>
+              <w:top w:val="thinThickLargeGap" w:sz="6" w:space="0" w:color="808080"/>
+              <w:left w:val="thinThickLargeGap" w:sz="6" w:space="0" w:color="808080"/>
+              <w:bottom w:val="thinThickLargeGap" w:sz="6" w:space="0" w:color="808080"/>
+              <w:right w:val="thinThickLargeGap" w:sz="6" w:space="0" w:color="808080"/>
+              <w:insideH w:val="thinThickLargeGap" w:sz="6" w:space="0" w:color="808080"/>
+              <w:insideV w:val="thinThickLargeGap" w:sz="6" w:space="0" w:color="808080"/>
+            </w:tcBorders>
+            <w:shd w:fill="auto" w:val="clear"/>
+          </w:tcPr>
+          <w:p>
+            <w:pPr>
+              <w:pStyle w:val="Contenidotabla"/>
+              <w:rPr/>
+            </w:pPr>
+            <w:r>
+              <w:rPr/>
+            </w:r>
           </w:p>
         </w:tc>
         <w:tc>
           <w:tcPr>
             <w:tcW w:w="2700" w:type="dxa"/>
-            <w:shd w:val="clear" w:color="auto" w:fill="auto"/>
-          </w:tcPr>
-          <w:p>
-            <w:pPr>
-              <w:pStyle w:val="Contenidotabla"/>
-              <w:jc w:val="center"/>
-            </w:pPr>
+            <w:tcBorders>
+              <w:top w:val="thinThickLargeGap" w:sz="6" w:space="0" w:color="808080"/>
+              <w:left w:val="thinThickLargeGap" w:sz="6" w:space="0" w:color="808080"/>
+              <w:bottom w:val="thinThickLargeGap" w:sz="6" w:space="0" w:color="808080"/>
+              <w:right w:val="thinThickLargeGap" w:sz="6" w:space="0" w:color="808080"/>
+              <w:insideH w:val="thinThickLargeGap" w:sz="6" w:space="0" w:color="808080"/>
+              <w:insideV w:val="thinThickLargeGap" w:sz="6" w:space="0" w:color="808080"/>
+            </w:tcBorders>
+            <w:shd w:fill="auto" w:val="clear"/>
+          </w:tcPr>
+          <w:p>
+            <w:pPr>
+              <w:pStyle w:val="Contenidotabla"/>
+              <w:jc w:val="center"/>
+              <w:rPr/>
+            </w:pPr>
+            <w:r>
+              <w:rPr/>
+            </w:r>
           </w:p>
         </w:tc>
       </w:tr>
       <w:tr>
-        <w:tc>
-          <w:tcPr>
-            <w:tcW w:w="6550" w:type="dxa"/>
-            <w:shd w:val="clear" w:color="auto" w:fill="auto"/>
-          </w:tcPr>
-          <w:p>
-            <w:pPr>
-              <w:pStyle w:val="Contenidotabla"/>
-            </w:pPr>
+        <w:trPr/>
+        <w:tc>
+          <w:tcPr>
+            <w:tcW w:w="6549" w:type="dxa"/>
+            <w:tcBorders>
+              <w:top w:val="thinThickLargeGap" w:sz="6" w:space="0" w:color="808080"/>
+              <w:left w:val="thinThickLargeGap" w:sz="6" w:space="0" w:color="808080"/>
+              <w:bottom w:val="thinThickLargeGap" w:sz="6" w:space="0" w:color="808080"/>
+              <w:right w:val="thinThickLargeGap" w:sz="6" w:space="0" w:color="808080"/>
+              <w:insideH w:val="thinThickLargeGap" w:sz="6" w:space="0" w:color="808080"/>
+              <w:insideV w:val="thinThickLargeGap" w:sz="6" w:space="0" w:color="808080"/>
+            </w:tcBorders>
+            <w:shd w:fill="auto" w:val="clear"/>
+          </w:tcPr>
+          <w:p>
+            <w:pPr>
+              <w:pStyle w:val="Contenidotabla"/>
+              <w:rPr/>
+            </w:pPr>
+            <w:r>
+              <w:rPr/>
+            </w:r>
           </w:p>
         </w:tc>
         <w:tc>
           <w:tcPr>
             <w:tcW w:w="2700" w:type="dxa"/>
-            <w:shd w:val="clear" w:color="auto" w:fill="auto"/>
-          </w:tcPr>
-          <w:p>
-            <w:pPr>
-              <w:pStyle w:val="Contenidotabla"/>
-              <w:jc w:val="center"/>
-            </w:pPr>
+            <w:tcBorders>
+              <w:top w:val="thinThickLargeGap" w:sz="6" w:space="0" w:color="808080"/>
+              <w:left w:val="thinThickLargeGap" w:sz="6" w:space="0" w:color="808080"/>
+              <w:bottom w:val="thinThickLargeGap" w:sz="6" w:space="0" w:color="808080"/>
+              <w:right w:val="thinThickLargeGap" w:sz="6" w:space="0" w:color="808080"/>
+              <w:insideH w:val="thinThickLargeGap" w:sz="6" w:space="0" w:color="808080"/>
+              <w:insideV w:val="thinThickLargeGap" w:sz="6" w:space="0" w:color="808080"/>
+            </w:tcBorders>
+            <w:shd w:fill="auto" w:val="clear"/>
+          </w:tcPr>
+          <w:p>
+            <w:pPr>
+              <w:pStyle w:val="Contenidotabla"/>
+              <w:jc w:val="center"/>
+              <w:rPr/>
+            </w:pPr>
+            <w:r>
+              <w:rPr/>
+            </w:r>
           </w:p>
         </w:tc>
       </w:tr>
       <w:tr>
-        <w:tc>
-          <w:tcPr>
-            <w:tcW w:w="6550" w:type="dxa"/>
-            <w:shd w:val="clear" w:color="auto" w:fill="auto"/>
-          </w:tcPr>
-          <w:p>
-            <w:pPr>
-              <w:pStyle w:val="Contenidotabla"/>
-            </w:pPr>
+        <w:trPr/>
+        <w:tc>
+          <w:tcPr>
+            <w:tcW w:w="6549" w:type="dxa"/>
+            <w:tcBorders>
+              <w:top w:val="thinThickLargeGap" w:sz="6" w:space="0" w:color="808080"/>
+              <w:left w:val="thinThickLargeGap" w:sz="6" w:space="0" w:color="808080"/>
+              <w:bottom w:val="thinThickLargeGap" w:sz="6" w:space="0" w:color="808080"/>
+              <w:right w:val="thinThickLargeGap" w:sz="6" w:space="0" w:color="808080"/>
+              <w:insideH w:val="thinThickLargeGap" w:sz="6" w:space="0" w:color="808080"/>
+              <w:insideV w:val="thinThickLargeGap" w:sz="6" w:space="0" w:color="808080"/>
+            </w:tcBorders>
+            <w:shd w:fill="auto" w:val="clear"/>
+          </w:tcPr>
+          <w:p>
+            <w:pPr>
+              <w:pStyle w:val="Contenidotabla"/>
+              <w:rPr/>
+            </w:pPr>
+            <w:r>
+              <w:rPr/>
+            </w:r>
           </w:p>
         </w:tc>
         <w:tc>
           <w:tcPr>
             <w:tcW w:w="2700" w:type="dxa"/>
-            <w:shd w:val="clear" w:color="auto" w:fill="auto"/>
-          </w:tcPr>
-          <w:p>
-            <w:pPr>
-              <w:pStyle w:val="Contenidotabla"/>
-              <w:jc w:val="center"/>
-            </w:pPr>
+            <w:tcBorders>
+              <w:top w:val="thinThickLargeGap" w:sz="6" w:space="0" w:color="808080"/>
+              <w:left w:val="thinThickLargeGap" w:sz="6" w:space="0" w:color="808080"/>
+              <w:bottom w:val="thinThickLargeGap" w:sz="6" w:space="0" w:color="808080"/>
+              <w:right w:val="thinThickLargeGap" w:sz="6" w:space="0" w:color="808080"/>
+              <w:insideH w:val="thinThickLargeGap" w:sz="6" w:space="0" w:color="808080"/>
+              <w:insideV w:val="thinThickLargeGap" w:sz="6" w:space="0" w:color="808080"/>
+            </w:tcBorders>
+            <w:shd w:fill="auto" w:val="clear"/>
+          </w:tcPr>
+          <w:p>
+            <w:pPr>
+              <w:pStyle w:val="Contenidotabla"/>
+              <w:jc w:val="center"/>
+              <w:rPr/>
+            </w:pPr>
+            <w:r>
+              <w:rPr/>
+            </w:r>
           </w:p>
         </w:tc>
       </w:tr>
       <w:tr>
-        <w:tc>
-          <w:tcPr>
-            <w:tcW w:w="6550" w:type="dxa"/>
-            <w:shd w:val="clear" w:color="auto" w:fill="auto"/>
-          </w:tcPr>
-          <w:p>
-            <w:pPr>
-              <w:pStyle w:val="Contenidotabla"/>
-            </w:pPr>
+        <w:trPr/>
+        <w:tc>
+          <w:tcPr>
+            <w:tcW w:w="6549" w:type="dxa"/>
+            <w:tcBorders>
+              <w:top w:val="thinThickLargeGap" w:sz="6" w:space="0" w:color="808080"/>
+              <w:left w:val="thinThickLargeGap" w:sz="6" w:space="0" w:color="808080"/>
+              <w:bottom w:val="thinThickLargeGap" w:sz="6" w:space="0" w:color="808080"/>
+              <w:right w:val="thinThickLargeGap" w:sz="6" w:space="0" w:color="808080"/>
+              <w:insideH w:val="thinThickLargeGap" w:sz="6" w:space="0" w:color="808080"/>
+              <w:insideV w:val="thinThickLargeGap" w:sz="6" w:space="0" w:color="808080"/>
+            </w:tcBorders>
+            <w:shd w:fill="auto" w:val="clear"/>
+          </w:tcPr>
+          <w:p>
+            <w:pPr>
+              <w:pStyle w:val="Contenidotabla"/>
+              <w:rPr/>
+            </w:pPr>
+            <w:r>
+              <w:rPr/>
+            </w:r>
           </w:p>
         </w:tc>
         <w:tc>
           <w:tcPr>
             <w:tcW w:w="2700" w:type="dxa"/>
-            <w:shd w:val="clear" w:color="auto" w:fill="auto"/>
-          </w:tcPr>
-          <w:p>
-            <w:pPr>
-              <w:pStyle w:val="Contenidotabla"/>
-              <w:jc w:val="center"/>
-            </w:pPr>
+            <w:tcBorders>
+              <w:top w:val="thinThickLargeGap" w:sz="6" w:space="0" w:color="808080"/>
+              <w:left w:val="thinThickLargeGap" w:sz="6" w:space="0" w:color="808080"/>
+              <w:bottom w:val="thinThickLargeGap" w:sz="6" w:space="0" w:color="808080"/>
+              <w:right w:val="thinThickLargeGap" w:sz="6" w:space="0" w:color="808080"/>
+              <w:insideH w:val="thinThickLargeGap" w:sz="6" w:space="0" w:color="808080"/>
+              <w:insideV w:val="thinThickLargeGap" w:sz="6" w:space="0" w:color="808080"/>
+            </w:tcBorders>
+            <w:shd w:fill="auto" w:val="clear"/>
+          </w:tcPr>
+          <w:p>
+            <w:pPr>
+              <w:pStyle w:val="Contenidotabla"/>
+              <w:jc w:val="center"/>
+              <w:rPr/>
+            </w:pPr>
+            <w:r>
+              <w:rPr/>
+            </w:r>
           </w:p>
         </w:tc>
       </w:tr>
     </w:tbl>
     <w:p>
       <w:pPr>
+        <w:pStyle w:val="Normal"/>
         <w:rPr>
           <w:u w:val="single"/>
         </w:rPr>
       </w:pPr>
+      <w:r>
+        <w:rPr>
+          <w:u w:val="single"/>
+        </w:rPr>
+      </w:r>
     </w:p>
     <w:p>
+      <w:pPr>
+        <w:pStyle w:val="Normal"/>
+        <w:rPr/>
+      </w:pPr>
+      <w:r>
+        <w:rPr/>
+      </w:r>
       <w:r>
         <w:br w:type="page"/>
       </w:r>
@@ -862,6 +1513,7 @@
     <w:tbl>
       <w:tblPr>
         <w:tblW w:w="9591" w:type="dxa"/>
+        <w:jc w:val="left"/>
         <w:tblInd w:w="-356" w:type="dxa"/>
         <w:tblBorders>
           <w:top w:val="thinThickLargeGap" w:sz="6" w:space="0" w:color="808080"/>
@@ -871,40 +1523,55 @@
           <w:insideH w:val="thinThickLargeGap" w:sz="6" w:space="0" w:color="808080"/>
           <w:insideV w:val="thinThickLargeGap" w:sz="6" w:space="0" w:color="808080"/>
         </w:tblBorders>
-        <w:tblLayout w:type="fixed"/>
         <w:tblCellMar>
+          <w:top w:w="0" w:type="dxa"/>
           <w:left w:w="70" w:type="dxa"/>
+          <w:bottom w:w="0" w:type="dxa"/>
           <w:right w:w="70" w:type="dxa"/>
         </w:tblCellMar>
-        <w:tblLook w:val="00A0" w:firstRow="1" w:lastRow="0" w:firstColumn="1" w:lastColumn="0" w:noHBand="0" w:noVBand="0"/>
+        <w:tblLook w:noVBand="0" w:val="00a0" w:noHBand="0" w:lastColumn="0" w:firstColumn="1" w:lastRow="0" w:firstRow="1"/>
       </w:tblPr>
       <w:tblGrid>
-        <w:gridCol w:w="568"/>
+        <w:gridCol w:w="567"/>
         <w:gridCol w:w="709"/>
         <w:gridCol w:w="567"/>
-        <w:gridCol w:w="562"/>
+        <w:gridCol w:w="1"/>
+        <w:gridCol w:w="561"/>
         <w:gridCol w:w="572"/>
-        <w:gridCol w:w="567"/>
-        <w:gridCol w:w="4081"/>
-        <w:gridCol w:w="1965"/>
+        <w:gridCol w:w="1"/>
+        <w:gridCol w:w="565"/>
+        <w:gridCol w:w="1"/>
+        <w:gridCol w:w="4080"/>
+        <w:gridCol w:w="1"/>
+        <w:gridCol w:w="1964"/>
       </w:tblGrid>
       <w:tr>
         <w:trPr>
-          <w:cantSplit/>
+          <w:cantSplit w:val="true"/>
         </w:trPr>
         <w:tc>
           <w:tcPr>
-            <w:tcW w:w="9591" w:type="dxa"/>
-            <w:gridSpan w:val="8"/>
-            <w:shd w:val="clear" w:color="auto" w:fill="auto"/>
+            <w:tcW w:w="9589" w:type="dxa"/>
+            <w:gridSpan w:val="12"/>
+            <w:tcBorders>
+              <w:top w:val="thinThickLargeGap" w:sz="6" w:space="0" w:color="808080"/>
+              <w:left w:val="thinThickLargeGap" w:sz="6" w:space="0" w:color="808080"/>
+              <w:bottom w:val="thinThickLargeGap" w:sz="6" w:space="0" w:color="808080"/>
+              <w:right w:val="thinThickLargeGap" w:sz="6" w:space="0" w:color="808080"/>
+              <w:insideH w:val="thinThickLargeGap" w:sz="6" w:space="0" w:color="808080"/>
+              <w:insideV w:val="thinThickLargeGap" w:sz="6" w:space="0" w:color="808080"/>
+            </w:tcBorders>
+            <w:shd w:fill="auto" w:val="clear"/>
           </w:tcPr>
           <w:p>
             <w:pPr>
               <w:pStyle w:val="Encabezadotabla"/>
-              <w:jc w:val="center"/>
-            </w:pPr>
-            <w:r>
-              <w:lastRenderedPageBreak/>
+              <w:pageBreakBefore/>
+              <w:jc w:val="center"/>
+              <w:rPr/>
+            </w:pPr>
+            <w:r>
+              <w:rPr/>
               <w:t>AGENDA</w:t>
             </w:r>
           </w:p>
@@ -912,36 +1579,56 @@
       </w:tr>
       <w:tr>
         <w:trPr>
-          <w:cantSplit/>
+          <w:cantSplit w:val="true"/>
         </w:trPr>
         <w:tc>
           <w:tcPr>
             <w:tcW w:w="1844" w:type="dxa"/>
+            <w:gridSpan w:val="4"/>
+            <w:tcBorders>
+              <w:top w:val="thinThickLargeGap" w:sz="6" w:space="0" w:color="808080"/>
+              <w:left w:val="thinThickLargeGap" w:sz="6" w:space="0" w:color="808080"/>
+              <w:bottom w:val="thinThickLargeGap" w:sz="6" w:space="0" w:color="808080"/>
+              <w:right w:val="thinThickLargeGap" w:sz="6" w:space="0" w:color="808080"/>
+              <w:insideH w:val="thinThickLargeGap" w:sz="6" w:space="0" w:color="808080"/>
+              <w:insideV w:val="thinThickLargeGap" w:sz="6" w:space="0" w:color="808080"/>
+            </w:tcBorders>
+            <w:shd w:fill="auto" w:val="clear"/>
+          </w:tcPr>
+          <w:p>
+            <w:pPr>
+              <w:pStyle w:val="Encabezadotabla"/>
+              <w:jc w:val="center"/>
+              <w:rPr/>
+            </w:pPr>
+            <w:r>
+              <w:rPr/>
+              <w:t>Hora de</w:t>
+            </w:r>
+          </w:p>
+        </w:tc>
+        <w:tc>
+          <w:tcPr>
+            <w:tcW w:w="1134" w:type="dxa"/>
             <w:gridSpan w:val="3"/>
-            <w:shd w:val="clear" w:color="auto" w:fill="auto"/>
+            <w:tcBorders>
+              <w:top w:val="thinThickLargeGap" w:sz="6" w:space="0" w:color="808080"/>
+              <w:left w:val="thinThickLargeGap" w:sz="6" w:space="0" w:color="808080"/>
+              <w:bottom w:val="thinThickLargeGap" w:sz="6" w:space="0" w:color="808080"/>
+              <w:right w:val="thinThickLargeGap" w:sz="6" w:space="0" w:color="808080"/>
+              <w:insideH w:val="thinThickLargeGap" w:sz="6" w:space="0" w:color="808080"/>
+              <w:insideV w:val="thinThickLargeGap" w:sz="6" w:space="0" w:color="808080"/>
+            </w:tcBorders>
+            <w:shd w:fill="auto" w:val="clear"/>
           </w:tcPr>
           <w:p>
             <w:pPr>
               <w:pStyle w:val="Encabezadotabla"/>
               <w:jc w:val="center"/>
-            </w:pPr>
-            <w:r>
-              <w:t>Hora de</w:t>
-            </w:r>
-          </w:p>
-        </w:tc>
-        <w:tc>
-          <w:tcPr>
-            <w:tcW w:w="1134" w:type="dxa"/>
-            <w:gridSpan w:val="2"/>
-            <w:shd w:val="clear" w:color="auto" w:fill="auto"/>
-          </w:tcPr>
-          <w:p>
-            <w:pPr>
-              <w:pStyle w:val="Encabezadotabla"/>
-              <w:jc w:val="center"/>
-            </w:pPr>
-            <w:r>
+              <w:rPr/>
+            </w:pPr>
+            <w:r>
+              <w:rPr/>
               <w:t xml:space="preserve">Tiempo </w:t>
             </w:r>
             <w:r>
@@ -954,17 +1641,28 @@
         </w:tc>
         <w:tc>
           <w:tcPr>
-            <w:tcW w:w="567" w:type="dxa"/>
+            <w:tcW w:w="566" w:type="dxa"/>
+            <w:gridSpan w:val="2"/>
             <w:vMerge w:val="restart"/>
-            <w:shd w:val="clear" w:color="auto" w:fill="auto"/>
+            <w:tcBorders>
+              <w:top w:val="thinThickLargeGap" w:sz="6" w:space="0" w:color="808080"/>
+              <w:left w:val="thinThickLargeGap" w:sz="6" w:space="0" w:color="808080"/>
+              <w:bottom w:val="thinThickLargeGap" w:sz="6" w:space="0" w:color="808080"/>
+              <w:right w:val="thinThickLargeGap" w:sz="6" w:space="0" w:color="808080"/>
+              <w:insideH w:val="thinThickLargeGap" w:sz="6" w:space="0" w:color="808080"/>
+              <w:insideV w:val="thinThickLargeGap" w:sz="6" w:space="0" w:color="808080"/>
+            </w:tcBorders>
+            <w:shd w:fill="auto" w:val="clear"/>
             <w:vAlign w:val="center"/>
           </w:tcPr>
           <w:p>
             <w:pPr>
               <w:pStyle w:val="Encabezadotabla"/>
               <w:jc w:val="center"/>
-            </w:pPr>
-            <w:r>
+              <w:rPr/>
+            </w:pPr>
+            <w:r>
+              <w:rPr/>
               <w:t>No</w:t>
             </w:r>
           </w:p>
@@ -972,33 +1670,54 @@
         <w:tc>
           <w:tcPr>
             <w:tcW w:w="4081" w:type="dxa"/>
+            <w:gridSpan w:val="2"/>
             <w:vMerge w:val="restart"/>
-            <w:shd w:val="clear" w:color="auto" w:fill="auto"/>
+            <w:tcBorders>
+              <w:top w:val="thinThickLargeGap" w:sz="6" w:space="0" w:color="808080"/>
+              <w:left w:val="thinThickLargeGap" w:sz="6" w:space="0" w:color="808080"/>
+              <w:bottom w:val="thinThickLargeGap" w:sz="6" w:space="0" w:color="808080"/>
+              <w:right w:val="thinThickLargeGap" w:sz="6" w:space="0" w:color="808080"/>
+              <w:insideH w:val="thinThickLargeGap" w:sz="6" w:space="0" w:color="808080"/>
+              <w:insideV w:val="thinThickLargeGap" w:sz="6" w:space="0" w:color="808080"/>
+            </w:tcBorders>
+            <w:shd w:fill="auto" w:val="clear"/>
             <w:vAlign w:val="center"/>
           </w:tcPr>
           <w:p>
             <w:pPr>
               <w:pStyle w:val="Encabezadotabla"/>
               <w:jc w:val="center"/>
-            </w:pPr>
-            <w:r>
+              <w:rPr/>
+            </w:pPr>
+            <w:r>
+              <w:rPr/>
               <w:t>Temas</w:t>
             </w:r>
           </w:p>
         </w:tc>
         <w:tc>
           <w:tcPr>
-            <w:tcW w:w="1965" w:type="dxa"/>
+            <w:tcW w:w="1964" w:type="dxa"/>
             <w:vMerge w:val="restart"/>
-            <w:shd w:val="clear" w:color="auto" w:fill="auto"/>
+            <w:tcBorders>
+              <w:top w:val="thinThickLargeGap" w:sz="6" w:space="0" w:color="808080"/>
+              <w:left w:val="thinThickLargeGap" w:sz="6" w:space="0" w:color="808080"/>
+              <w:bottom w:val="thinThickLargeGap" w:sz="6" w:space="0" w:color="808080"/>
+              <w:right w:val="thinThickLargeGap" w:sz="6" w:space="0" w:color="808080"/>
+              <w:insideH w:val="thinThickLargeGap" w:sz="6" w:space="0" w:color="808080"/>
+              <w:insideV w:val="thinThickLargeGap" w:sz="6" w:space="0" w:color="808080"/>
+            </w:tcBorders>
+            <w:shd w:fill="auto" w:val="clear"/>
             <w:vAlign w:val="center"/>
           </w:tcPr>
           <w:p>
             <w:pPr>
               <w:pStyle w:val="Encabezadotabla"/>
               <w:jc w:val="center"/>
-            </w:pPr>
-            <w:r>
+              <w:rPr/>
+            </w:pPr>
+            <w:r>
+              <w:rPr/>
               <w:t>Encargado</w:t>
             </w:r>
           </w:p>
@@ -1006,22 +1725,29 @@
       </w:tr>
       <w:tr>
         <w:trPr>
-          <w:cantSplit/>
+          <w:cantSplit w:val="true"/>
         </w:trPr>
         <w:tc>
           <w:tcPr>
-            <w:tcW w:w="568" w:type="dxa"/>
-            <w:tcBorders>
-              <w:right w:val="double" w:sz="4" w:space="0" w:color="auto"/>
-            </w:tcBorders>
-            <w:shd w:val="clear" w:color="auto" w:fill="auto"/>
+            <w:tcW w:w="567" w:type="dxa"/>
+            <w:tcBorders>
+              <w:top w:val="thinThickLargeGap" w:sz="6" w:space="0" w:color="808080"/>
+              <w:left w:val="thinThickLargeGap" w:sz="6" w:space="0" w:color="808080"/>
+              <w:bottom w:val="thinThickLargeGap" w:sz="6" w:space="0" w:color="808080"/>
+              <w:right w:val="double" w:sz="4" w:space="0" w:color="000000"/>
+              <w:insideH w:val="thinThickLargeGap" w:sz="6" w:space="0" w:color="808080"/>
+              <w:insideV w:val="double" w:sz="4" w:space="0" w:color="000000"/>
+            </w:tcBorders>
+            <w:shd w:fill="auto" w:val="clear"/>
           </w:tcPr>
           <w:p>
             <w:pPr>
               <w:pStyle w:val="Encabezadotabla"/>
               <w:jc w:val="center"/>
-            </w:pPr>
-            <w:r>
+              <w:rPr/>
+            </w:pPr>
+            <w:r>
+              <w:rPr/>
               <w:t>Dia</w:t>
             </w:r>
           </w:p>
@@ -1030,16 +1756,23 @@
           <w:tcPr>
             <w:tcW w:w="709" w:type="dxa"/>
             <w:tcBorders>
-              <w:left w:val="double" w:sz="4" w:space="0" w:color="auto"/>
-            </w:tcBorders>
-            <w:shd w:val="clear" w:color="auto" w:fill="auto"/>
+              <w:top w:val="thinThickLargeGap" w:sz="6" w:space="0" w:color="808080"/>
+              <w:left w:val="double" w:sz="4" w:space="0" w:color="000000"/>
+              <w:bottom w:val="thinThickLargeGap" w:sz="6" w:space="0" w:color="808080"/>
+              <w:right w:val="thinThickLargeGap" w:sz="6" w:space="0" w:color="808080"/>
+              <w:insideH w:val="thinThickLargeGap" w:sz="6" w:space="0" w:color="808080"/>
+              <w:insideV w:val="thinThickLargeGap" w:sz="6" w:space="0" w:color="808080"/>
+            </w:tcBorders>
+            <w:shd w:fill="auto" w:val="clear"/>
           </w:tcPr>
           <w:p>
             <w:pPr>
               <w:pStyle w:val="Encabezadotabla"/>
               <w:jc w:val="center"/>
-            </w:pPr>
-            <w:r>
+              <w:rPr/>
+            </w:pPr>
+            <w:r>
+              <w:rPr/>
               <w:t>Inicio</w:t>
             </w:r>
           </w:p>
@@ -1047,14 +1780,24 @@
         <w:tc>
           <w:tcPr>
             <w:tcW w:w="567" w:type="dxa"/>
-            <w:shd w:val="clear" w:color="auto" w:fill="auto"/>
+            <w:tcBorders>
+              <w:top w:val="thinThickLargeGap" w:sz="6" w:space="0" w:color="808080"/>
+              <w:left w:val="thinThickLargeGap" w:sz="6" w:space="0" w:color="808080"/>
+              <w:bottom w:val="thinThickLargeGap" w:sz="6" w:space="0" w:color="808080"/>
+              <w:right w:val="thinThickLargeGap" w:sz="6" w:space="0" w:color="808080"/>
+              <w:insideH w:val="thinThickLargeGap" w:sz="6" w:space="0" w:color="808080"/>
+              <w:insideV w:val="thinThickLargeGap" w:sz="6" w:space="0" w:color="808080"/>
+            </w:tcBorders>
+            <w:shd w:fill="auto" w:val="clear"/>
           </w:tcPr>
           <w:p>
             <w:pPr>
               <w:pStyle w:val="Encabezadotabla"/>
               <w:jc w:val="center"/>
-            </w:pPr>
-            <w:r>
+              <w:rPr/>
+            </w:pPr>
+            <w:r>
+              <w:rPr/>
               <w:t>Fin</w:t>
             </w:r>
           </w:p>
@@ -1062,14 +1805,25 @@
         <w:tc>
           <w:tcPr>
             <w:tcW w:w="562" w:type="dxa"/>
-            <w:shd w:val="clear" w:color="auto" w:fill="auto"/>
+            <w:gridSpan w:val="2"/>
+            <w:tcBorders>
+              <w:top w:val="thinThickLargeGap" w:sz="6" w:space="0" w:color="808080"/>
+              <w:left w:val="thinThickLargeGap" w:sz="6" w:space="0" w:color="808080"/>
+              <w:bottom w:val="thinThickLargeGap" w:sz="6" w:space="0" w:color="808080"/>
+              <w:right w:val="thinThickLargeGap" w:sz="6" w:space="0" w:color="808080"/>
+              <w:insideH w:val="thinThickLargeGap" w:sz="6" w:space="0" w:color="808080"/>
+              <w:insideV w:val="thinThickLargeGap" w:sz="6" w:space="0" w:color="808080"/>
+            </w:tcBorders>
+            <w:shd w:fill="auto" w:val="clear"/>
           </w:tcPr>
           <w:p>
             <w:pPr>
               <w:pStyle w:val="Encabezadotabla"/>
               <w:jc w:val="center"/>
-            </w:pPr>
-            <w:r>
+              <w:rPr/>
+            </w:pPr>
+            <w:r>
+              <w:rPr/>
               <w:t>Plan</w:t>
             </w:r>
           </w:p>
@@ -1077,23 +1831,42 @@
         <w:tc>
           <w:tcPr>
             <w:tcW w:w="572" w:type="dxa"/>
-            <w:shd w:val="clear" w:color="auto" w:fill="auto"/>
+            <w:tcBorders>
+              <w:top w:val="thinThickLargeGap" w:sz="6" w:space="0" w:color="808080"/>
+              <w:left w:val="thinThickLargeGap" w:sz="6" w:space="0" w:color="808080"/>
+              <w:bottom w:val="thinThickLargeGap" w:sz="6" w:space="0" w:color="808080"/>
+              <w:right w:val="thinThickLargeGap" w:sz="6" w:space="0" w:color="808080"/>
+              <w:insideH w:val="thinThickLargeGap" w:sz="6" w:space="0" w:color="808080"/>
+              <w:insideV w:val="thinThickLargeGap" w:sz="6" w:space="0" w:color="808080"/>
+            </w:tcBorders>
+            <w:shd w:fill="auto" w:val="clear"/>
           </w:tcPr>
           <w:p>
             <w:pPr>
               <w:pStyle w:val="Encabezadotabla"/>
               <w:jc w:val="center"/>
-            </w:pPr>
-            <w:r>
+              <w:rPr/>
+            </w:pPr>
+            <w:r>
+              <w:rPr/>
               <w:t>Real</w:t>
             </w:r>
           </w:p>
         </w:tc>
         <w:tc>
           <w:tcPr>
-            <w:tcW w:w="567" w:type="dxa"/>
-            <w:vMerge/>
-            <w:shd w:val="clear" w:color="auto" w:fill="auto"/>
+            <w:tcW w:w="566" w:type="dxa"/>
+            <w:gridSpan w:val="2"/>
+            <w:vMerge w:val="continue"/>
+            <w:tcBorders>
+              <w:top w:val="thinThickLargeGap" w:sz="6" w:space="0" w:color="808080"/>
+              <w:left w:val="thinThickLargeGap" w:sz="6" w:space="0" w:color="808080"/>
+              <w:bottom w:val="thinThickLargeGap" w:sz="6" w:space="0" w:color="808080"/>
+              <w:right w:val="thinThickLargeGap" w:sz="6" w:space="0" w:color="808080"/>
+              <w:insideH w:val="thinThickLargeGap" w:sz="6" w:space="0" w:color="808080"/>
+              <w:insideV w:val="thinThickLargeGap" w:sz="6" w:space="0" w:color="808080"/>
+            </w:tcBorders>
+            <w:shd w:fill="auto" w:val="clear"/>
           </w:tcPr>
           <w:p>
             <w:pPr>
@@ -1104,30 +1877,28 @@
                 <w:sz w:val="22"/>
               </w:rPr>
             </w:pPr>
-          </w:p>
-        </w:tc>
-        <w:tc>
-          <w:tcPr>
-            <w:tcW w:w="4081" w:type="dxa"/>
-            <w:vMerge/>
-            <w:shd w:val="clear" w:color="auto" w:fill="auto"/>
-          </w:tcPr>
-          <w:p>
-            <w:pPr>
-              <w:pStyle w:val="Encabezadotabla"/>
-              <w:jc w:val="center"/>
+            <w:r>
               <w:rPr>
                 <w:rFonts w:ascii="Arial" w:hAnsi="Arial"/>
                 <w:sz w:val="22"/>
               </w:rPr>
-            </w:pPr>
-          </w:p>
-        </w:tc>
-        <w:tc>
-          <w:tcPr>
-            <w:tcW w:w="1965" w:type="dxa"/>
-            <w:vMerge/>
-            <w:shd w:val="clear" w:color="auto" w:fill="auto"/>
+            </w:r>
+          </w:p>
+        </w:tc>
+        <w:tc>
+          <w:tcPr>
+            <w:tcW w:w="4081" w:type="dxa"/>
+            <w:gridSpan w:val="2"/>
+            <w:vMerge w:val="continue"/>
+            <w:tcBorders>
+              <w:top w:val="thinThickLargeGap" w:sz="6" w:space="0" w:color="808080"/>
+              <w:left w:val="thinThickLargeGap" w:sz="6" w:space="0" w:color="808080"/>
+              <w:bottom w:val="thinThickLargeGap" w:sz="6" w:space="0" w:color="808080"/>
+              <w:right w:val="thinThickLargeGap" w:sz="6" w:space="0" w:color="808080"/>
+              <w:insideH w:val="thinThickLargeGap" w:sz="6" w:space="0" w:color="808080"/>
+              <w:insideV w:val="thinThickLargeGap" w:sz="6" w:space="0" w:color="808080"/>
+            </w:tcBorders>
+            <w:shd w:fill="auto" w:val="clear"/>
           </w:tcPr>
           <w:p>
             <w:pPr>
@@ -1138,57 +1909,125 @@
                 <w:sz w:val="22"/>
               </w:rPr>
             </w:pPr>
+            <w:r>
+              <w:rPr>
+                <w:rFonts w:ascii="Arial" w:hAnsi="Arial"/>
+                <w:sz w:val="22"/>
+              </w:rPr>
+            </w:r>
+          </w:p>
+        </w:tc>
+        <w:tc>
+          <w:tcPr>
+            <w:tcW w:w="1965" w:type="dxa"/>
+            <w:gridSpan w:val="2"/>
+            <w:vMerge w:val="continue"/>
+            <w:tcBorders>
+              <w:top w:val="thinThickLargeGap" w:sz="6" w:space="0" w:color="808080"/>
+              <w:left w:val="thinThickLargeGap" w:sz="6" w:space="0" w:color="808080"/>
+              <w:bottom w:val="thinThickLargeGap" w:sz="6" w:space="0" w:color="808080"/>
+              <w:right w:val="thinThickLargeGap" w:sz="6" w:space="0" w:color="808080"/>
+              <w:insideH w:val="thinThickLargeGap" w:sz="6" w:space="0" w:color="808080"/>
+              <w:insideV w:val="thinThickLargeGap" w:sz="6" w:space="0" w:color="808080"/>
+            </w:tcBorders>
+            <w:shd w:fill="auto" w:val="clear"/>
+          </w:tcPr>
+          <w:p>
+            <w:pPr>
+              <w:pStyle w:val="Encabezadotabla"/>
+              <w:jc w:val="center"/>
+              <w:rPr>
+                <w:rFonts w:ascii="Arial" w:hAnsi="Arial"/>
+                <w:sz w:val="22"/>
+              </w:rPr>
+            </w:pPr>
+            <w:r>
+              <w:rPr>
+                <w:rFonts w:ascii="Arial" w:hAnsi="Arial"/>
+                <w:sz w:val="22"/>
+              </w:rPr>
+            </w:r>
           </w:p>
         </w:tc>
       </w:tr>
       <w:tr>
-        <w:tc>
-          <w:tcPr>
-            <w:tcW w:w="568" w:type="dxa"/>
+        <w:trPr/>
+        <w:tc>
+          <w:tcPr>
+            <w:tcW w:w="567" w:type="dxa"/>
             <w:vMerge w:val="restart"/>
             <w:tcBorders>
-              <w:right w:val="double" w:sz="4" w:space="0" w:color="auto"/>
-            </w:tcBorders>
-            <w:shd w:val="clear" w:color="auto" w:fill="auto"/>
-          </w:tcPr>
-          <w:p>
-            <w:pPr>
-              <w:pStyle w:val="Contenidotabla"/>
-            </w:pPr>
-          </w:p>
-          <w:p>
-            <w:pPr>
-              <w:pStyle w:val="Contenidotabla"/>
-            </w:pPr>
-          </w:p>
-          <w:p>
-            <w:pPr>
-              <w:pStyle w:val="Contenidotabla"/>
-            </w:pPr>
-          </w:p>
-          <w:p>
-            <w:pPr>
-              <w:pStyle w:val="Contenidotabla"/>
-            </w:pPr>
-          </w:p>
-          <w:p>
-            <w:pPr>
-              <w:pStyle w:val="Contenidotabla"/>
-            </w:pPr>
-          </w:p>
-          <w:p>
-            <w:pPr>
-              <w:pStyle w:val="Contenidotabla"/>
-            </w:pPr>
-            <w:r>
+              <w:top w:val="thinThickLargeGap" w:sz="6" w:space="0" w:color="808080"/>
+              <w:left w:val="thinThickLargeGap" w:sz="6" w:space="0" w:color="808080"/>
+              <w:bottom w:val="thinThickLargeGap" w:sz="6" w:space="0" w:color="808080"/>
+              <w:right w:val="double" w:sz="4" w:space="0" w:color="000000"/>
+              <w:insideH w:val="thinThickLargeGap" w:sz="6" w:space="0" w:color="808080"/>
+              <w:insideV w:val="double" w:sz="4" w:space="0" w:color="000000"/>
+            </w:tcBorders>
+            <w:shd w:fill="auto" w:val="clear"/>
+          </w:tcPr>
+          <w:p>
+            <w:pPr>
+              <w:pStyle w:val="Contenidotabla"/>
+              <w:rPr/>
+            </w:pPr>
+            <w:r>
+              <w:rPr/>
+            </w:r>
+          </w:p>
+          <w:p>
+            <w:pPr>
+              <w:pStyle w:val="Contenidotabla"/>
+              <w:rPr/>
+            </w:pPr>
+            <w:r>
+              <w:rPr/>
+            </w:r>
+          </w:p>
+          <w:p>
+            <w:pPr>
+              <w:pStyle w:val="Contenidotabla"/>
+              <w:rPr/>
+            </w:pPr>
+            <w:r>
+              <w:rPr/>
+            </w:r>
+          </w:p>
+          <w:p>
+            <w:pPr>
+              <w:pStyle w:val="Contenidotabla"/>
+              <w:rPr/>
+            </w:pPr>
+            <w:r>
+              <w:rPr/>
+            </w:r>
+          </w:p>
+          <w:p>
+            <w:pPr>
+              <w:pStyle w:val="Contenidotabla"/>
+              <w:rPr/>
+            </w:pPr>
+            <w:r>
+              <w:rPr/>
+            </w:r>
+          </w:p>
+          <w:p>
+            <w:pPr>
+              <w:pStyle w:val="Contenidotabla"/>
+              <w:rPr/>
+            </w:pPr>
+            <w:r>
+              <w:rPr/>
               <w:t xml:space="preserve">   </w:t>
             </w:r>
           </w:p>
           <w:p>
             <w:pPr>
               <w:pStyle w:val="Contenidotabla"/>
-            </w:pPr>
-            <w:r>
+              <w:rPr/>
+            </w:pPr>
+            <w:r>
+              <w:rPr/>
               <w:t xml:space="preserve">   </w:t>
             </w:r>
           </w:p>
@@ -1197,831 +2036,1589 @@
           <w:tcPr>
             <w:tcW w:w="709" w:type="dxa"/>
             <w:tcBorders>
-              <w:left w:val="double" w:sz="4" w:space="0" w:color="auto"/>
-            </w:tcBorders>
-            <w:shd w:val="clear" w:color="auto" w:fill="auto"/>
-          </w:tcPr>
-          <w:p>
-            <w:pPr>
-              <w:pStyle w:val="Contenidotabla"/>
-              <w:jc w:val="center"/>
-            </w:pPr>
+              <w:top w:val="thinThickLargeGap" w:sz="6" w:space="0" w:color="808080"/>
+              <w:left w:val="double" w:sz="4" w:space="0" w:color="000000"/>
+              <w:bottom w:val="thinThickLargeGap" w:sz="6" w:space="0" w:color="808080"/>
+              <w:right w:val="thinThickLargeGap" w:sz="6" w:space="0" w:color="808080"/>
+              <w:insideH w:val="thinThickLargeGap" w:sz="6" w:space="0" w:color="808080"/>
+              <w:insideV w:val="thinThickLargeGap" w:sz="6" w:space="0" w:color="808080"/>
+            </w:tcBorders>
+            <w:shd w:fill="auto" w:val="clear"/>
+          </w:tcPr>
+          <w:p>
+            <w:pPr>
+              <w:pStyle w:val="Contenidotabla"/>
+              <w:jc w:val="center"/>
+              <w:rPr/>
+            </w:pPr>
+            <w:r>
+              <w:rPr/>
+            </w:r>
           </w:p>
         </w:tc>
         <w:tc>
           <w:tcPr>
             <w:tcW w:w="567" w:type="dxa"/>
-            <w:shd w:val="clear" w:color="auto" w:fill="auto"/>
-          </w:tcPr>
-          <w:p>
-            <w:pPr>
-              <w:pStyle w:val="Contenidotabla"/>
-              <w:jc w:val="center"/>
-            </w:pPr>
+            <w:tcBorders>
+              <w:top w:val="thinThickLargeGap" w:sz="6" w:space="0" w:color="808080"/>
+              <w:left w:val="thinThickLargeGap" w:sz="6" w:space="0" w:color="808080"/>
+              <w:bottom w:val="thinThickLargeGap" w:sz="6" w:space="0" w:color="808080"/>
+              <w:right w:val="thinThickLargeGap" w:sz="6" w:space="0" w:color="808080"/>
+              <w:insideH w:val="thinThickLargeGap" w:sz="6" w:space="0" w:color="808080"/>
+              <w:insideV w:val="thinThickLargeGap" w:sz="6" w:space="0" w:color="808080"/>
+            </w:tcBorders>
+            <w:shd w:fill="auto" w:val="clear"/>
+          </w:tcPr>
+          <w:p>
+            <w:pPr>
+              <w:pStyle w:val="Contenidotabla"/>
+              <w:jc w:val="center"/>
+              <w:rPr/>
+            </w:pPr>
+            <w:r>
+              <w:rPr/>
+            </w:r>
           </w:p>
         </w:tc>
         <w:tc>
           <w:tcPr>
             <w:tcW w:w="562" w:type="dxa"/>
-            <w:shd w:val="clear" w:color="auto" w:fill="auto"/>
-          </w:tcPr>
-          <w:p>
-            <w:pPr>
-              <w:pStyle w:val="Contenidotabla"/>
-              <w:jc w:val="center"/>
-            </w:pPr>
+            <w:gridSpan w:val="2"/>
+            <w:tcBorders>
+              <w:top w:val="thinThickLargeGap" w:sz="6" w:space="0" w:color="808080"/>
+              <w:left w:val="thinThickLargeGap" w:sz="6" w:space="0" w:color="808080"/>
+              <w:bottom w:val="thinThickLargeGap" w:sz="6" w:space="0" w:color="808080"/>
+              <w:right w:val="thinThickLargeGap" w:sz="6" w:space="0" w:color="808080"/>
+              <w:insideH w:val="thinThickLargeGap" w:sz="6" w:space="0" w:color="808080"/>
+              <w:insideV w:val="thinThickLargeGap" w:sz="6" w:space="0" w:color="808080"/>
+            </w:tcBorders>
+            <w:shd w:fill="auto" w:val="clear"/>
+          </w:tcPr>
+          <w:p>
+            <w:pPr>
+              <w:pStyle w:val="Contenidotabla"/>
+              <w:jc w:val="center"/>
+              <w:rPr/>
+            </w:pPr>
+            <w:r>
+              <w:rPr/>
+            </w:r>
           </w:p>
         </w:tc>
         <w:tc>
           <w:tcPr>
             <w:tcW w:w="572" w:type="dxa"/>
-            <w:shd w:val="clear" w:color="auto" w:fill="auto"/>
-          </w:tcPr>
-          <w:p>
-            <w:pPr>
-              <w:pStyle w:val="Contenidotabla"/>
-              <w:jc w:val="center"/>
-            </w:pPr>
-          </w:p>
-        </w:tc>
-        <w:tc>
-          <w:tcPr>
-            <w:tcW w:w="567" w:type="dxa"/>
-            <w:shd w:val="clear" w:color="auto" w:fill="auto"/>
+            <w:tcBorders>
+              <w:top w:val="thinThickLargeGap" w:sz="6" w:space="0" w:color="808080"/>
+              <w:left w:val="thinThickLargeGap" w:sz="6" w:space="0" w:color="808080"/>
+              <w:bottom w:val="thinThickLargeGap" w:sz="6" w:space="0" w:color="808080"/>
+              <w:right w:val="thinThickLargeGap" w:sz="6" w:space="0" w:color="808080"/>
+              <w:insideH w:val="thinThickLargeGap" w:sz="6" w:space="0" w:color="808080"/>
+              <w:insideV w:val="thinThickLargeGap" w:sz="6" w:space="0" w:color="808080"/>
+            </w:tcBorders>
+            <w:shd w:fill="auto" w:val="clear"/>
+          </w:tcPr>
+          <w:p>
+            <w:pPr>
+              <w:pStyle w:val="Contenidotabla"/>
+              <w:jc w:val="center"/>
+              <w:rPr/>
+            </w:pPr>
+            <w:r>
+              <w:rPr/>
+            </w:r>
+          </w:p>
+        </w:tc>
+        <w:tc>
+          <w:tcPr>
+            <w:tcW w:w="566" w:type="dxa"/>
+            <w:gridSpan w:val="2"/>
+            <w:tcBorders>
+              <w:top w:val="thinThickLargeGap" w:sz="6" w:space="0" w:color="808080"/>
+              <w:left w:val="thinThickLargeGap" w:sz="6" w:space="0" w:color="808080"/>
+              <w:bottom w:val="thinThickLargeGap" w:sz="6" w:space="0" w:color="808080"/>
+              <w:right w:val="thinThickLargeGap" w:sz="6" w:space="0" w:color="808080"/>
+              <w:insideH w:val="thinThickLargeGap" w:sz="6" w:space="0" w:color="808080"/>
+              <w:insideV w:val="thinThickLargeGap" w:sz="6" w:space="0" w:color="808080"/>
+            </w:tcBorders>
+            <w:shd w:fill="auto" w:val="clear"/>
             <w:vAlign w:val="center"/>
           </w:tcPr>
           <w:p>
             <w:pPr>
               <w:pStyle w:val="Contenidotabla"/>
               <w:jc w:val="center"/>
-            </w:pPr>
+              <w:rPr/>
+            </w:pPr>
+            <w:r>
+              <w:rPr/>
+            </w:r>
           </w:p>
         </w:tc>
         <w:tc>
           <w:tcPr>
             <w:tcW w:w="4081" w:type="dxa"/>
-            <w:shd w:val="clear" w:color="auto" w:fill="auto"/>
-          </w:tcPr>
-          <w:p>
-            <w:pPr>
-              <w:pStyle w:val="Contenidotabla"/>
-            </w:pPr>
+            <w:gridSpan w:val="2"/>
+            <w:tcBorders>
+              <w:top w:val="thinThickLargeGap" w:sz="6" w:space="0" w:color="808080"/>
+              <w:left w:val="thinThickLargeGap" w:sz="6" w:space="0" w:color="808080"/>
+              <w:bottom w:val="thinThickLargeGap" w:sz="6" w:space="0" w:color="808080"/>
+              <w:right w:val="thinThickLargeGap" w:sz="6" w:space="0" w:color="808080"/>
+              <w:insideH w:val="thinThickLargeGap" w:sz="6" w:space="0" w:color="808080"/>
+              <w:insideV w:val="thinThickLargeGap" w:sz="6" w:space="0" w:color="808080"/>
+            </w:tcBorders>
+            <w:shd w:fill="auto" w:val="clear"/>
+          </w:tcPr>
+          <w:p>
+            <w:pPr>
+              <w:pStyle w:val="Contenidotabla"/>
+              <w:rPr/>
+            </w:pPr>
+            <w:r>
+              <w:rPr/>
+            </w:r>
           </w:p>
         </w:tc>
         <w:tc>
           <w:tcPr>
             <w:tcW w:w="1965" w:type="dxa"/>
-            <w:shd w:val="clear" w:color="auto" w:fill="auto"/>
-          </w:tcPr>
-          <w:p>
-            <w:pPr>
-              <w:pStyle w:val="Contenidotabla"/>
-              <w:jc w:val="center"/>
-            </w:pPr>
+            <w:gridSpan w:val="2"/>
+            <w:tcBorders>
+              <w:top w:val="thinThickLargeGap" w:sz="6" w:space="0" w:color="808080"/>
+              <w:left w:val="thinThickLargeGap" w:sz="6" w:space="0" w:color="808080"/>
+              <w:bottom w:val="thinThickLargeGap" w:sz="6" w:space="0" w:color="808080"/>
+              <w:right w:val="thinThickLargeGap" w:sz="6" w:space="0" w:color="808080"/>
+              <w:insideH w:val="thinThickLargeGap" w:sz="6" w:space="0" w:color="808080"/>
+              <w:insideV w:val="thinThickLargeGap" w:sz="6" w:space="0" w:color="808080"/>
+            </w:tcBorders>
+            <w:shd w:fill="auto" w:val="clear"/>
+          </w:tcPr>
+          <w:p>
+            <w:pPr>
+              <w:pStyle w:val="Contenidotabla"/>
+              <w:jc w:val="center"/>
+              <w:rPr/>
+            </w:pPr>
+            <w:r>
+              <w:rPr/>
+            </w:r>
           </w:p>
         </w:tc>
       </w:tr>
       <w:tr>
-        <w:tc>
-          <w:tcPr>
-            <w:tcW w:w="568" w:type="dxa"/>
-            <w:vMerge/>
-            <w:tcBorders>
-              <w:right w:val="double" w:sz="4" w:space="0" w:color="auto"/>
-            </w:tcBorders>
-            <w:shd w:val="clear" w:color="auto" w:fill="auto"/>
-          </w:tcPr>
-          <w:p>
-            <w:pPr>
-              <w:pStyle w:val="Contenidotabla"/>
-              <w:jc w:val="center"/>
-            </w:pPr>
+        <w:trPr/>
+        <w:tc>
+          <w:tcPr>
+            <w:tcW w:w="567" w:type="dxa"/>
+            <w:vMerge w:val="continue"/>
+            <w:tcBorders>
+              <w:top w:val="thinThickLargeGap" w:sz="6" w:space="0" w:color="808080"/>
+              <w:left w:val="thinThickLargeGap" w:sz="6" w:space="0" w:color="808080"/>
+              <w:bottom w:val="thinThickLargeGap" w:sz="6" w:space="0" w:color="808080"/>
+              <w:right w:val="double" w:sz="4" w:space="0" w:color="000000"/>
+              <w:insideH w:val="thinThickLargeGap" w:sz="6" w:space="0" w:color="808080"/>
+              <w:insideV w:val="double" w:sz="4" w:space="0" w:color="000000"/>
+            </w:tcBorders>
+            <w:shd w:fill="auto" w:val="clear"/>
+          </w:tcPr>
+          <w:p>
+            <w:pPr>
+              <w:pStyle w:val="Contenidotabla"/>
+              <w:jc w:val="center"/>
+              <w:rPr/>
+            </w:pPr>
+            <w:r>
+              <w:rPr/>
+            </w:r>
           </w:p>
         </w:tc>
         <w:tc>
           <w:tcPr>
             <w:tcW w:w="709" w:type="dxa"/>
             <w:tcBorders>
-              <w:left w:val="double" w:sz="4" w:space="0" w:color="auto"/>
-            </w:tcBorders>
-            <w:shd w:val="clear" w:color="auto" w:fill="auto"/>
-          </w:tcPr>
-          <w:p>
-            <w:pPr>
-              <w:pStyle w:val="Contenidotabla"/>
-              <w:jc w:val="center"/>
-            </w:pPr>
+              <w:top w:val="thinThickLargeGap" w:sz="6" w:space="0" w:color="808080"/>
+              <w:left w:val="double" w:sz="4" w:space="0" w:color="000000"/>
+              <w:bottom w:val="thinThickLargeGap" w:sz="6" w:space="0" w:color="808080"/>
+              <w:right w:val="thinThickLargeGap" w:sz="6" w:space="0" w:color="808080"/>
+              <w:insideH w:val="thinThickLargeGap" w:sz="6" w:space="0" w:color="808080"/>
+              <w:insideV w:val="thinThickLargeGap" w:sz="6" w:space="0" w:color="808080"/>
+            </w:tcBorders>
+            <w:shd w:fill="auto" w:val="clear"/>
+          </w:tcPr>
+          <w:p>
+            <w:pPr>
+              <w:pStyle w:val="Contenidotabla"/>
+              <w:jc w:val="center"/>
+              <w:rPr/>
+            </w:pPr>
+            <w:r>
+              <w:rPr/>
+            </w:r>
           </w:p>
         </w:tc>
         <w:tc>
           <w:tcPr>
             <w:tcW w:w="567" w:type="dxa"/>
-            <w:shd w:val="clear" w:color="auto" w:fill="auto"/>
-          </w:tcPr>
-          <w:p>
-            <w:pPr>
-              <w:pStyle w:val="Contenidotabla"/>
-              <w:jc w:val="center"/>
-            </w:pPr>
+            <w:tcBorders>
+              <w:top w:val="thinThickLargeGap" w:sz="6" w:space="0" w:color="808080"/>
+              <w:left w:val="thinThickLargeGap" w:sz="6" w:space="0" w:color="808080"/>
+              <w:bottom w:val="thinThickLargeGap" w:sz="6" w:space="0" w:color="808080"/>
+              <w:right w:val="thinThickLargeGap" w:sz="6" w:space="0" w:color="808080"/>
+              <w:insideH w:val="thinThickLargeGap" w:sz="6" w:space="0" w:color="808080"/>
+              <w:insideV w:val="thinThickLargeGap" w:sz="6" w:space="0" w:color="808080"/>
+            </w:tcBorders>
+            <w:shd w:fill="auto" w:val="clear"/>
+          </w:tcPr>
+          <w:p>
+            <w:pPr>
+              <w:pStyle w:val="Contenidotabla"/>
+              <w:jc w:val="center"/>
+              <w:rPr/>
+            </w:pPr>
+            <w:r>
+              <w:rPr/>
+            </w:r>
           </w:p>
         </w:tc>
         <w:tc>
           <w:tcPr>
             <w:tcW w:w="562" w:type="dxa"/>
-            <w:shd w:val="clear" w:color="auto" w:fill="auto"/>
-          </w:tcPr>
-          <w:p>
-            <w:pPr>
-              <w:pStyle w:val="Contenidotabla"/>
-              <w:jc w:val="center"/>
-            </w:pPr>
+            <w:gridSpan w:val="2"/>
+            <w:tcBorders>
+              <w:top w:val="thinThickLargeGap" w:sz="6" w:space="0" w:color="808080"/>
+              <w:left w:val="thinThickLargeGap" w:sz="6" w:space="0" w:color="808080"/>
+              <w:bottom w:val="thinThickLargeGap" w:sz="6" w:space="0" w:color="808080"/>
+              <w:right w:val="thinThickLargeGap" w:sz="6" w:space="0" w:color="808080"/>
+              <w:insideH w:val="thinThickLargeGap" w:sz="6" w:space="0" w:color="808080"/>
+              <w:insideV w:val="thinThickLargeGap" w:sz="6" w:space="0" w:color="808080"/>
+            </w:tcBorders>
+            <w:shd w:fill="auto" w:val="clear"/>
+          </w:tcPr>
+          <w:p>
+            <w:pPr>
+              <w:pStyle w:val="Contenidotabla"/>
+              <w:jc w:val="center"/>
+              <w:rPr/>
+            </w:pPr>
+            <w:r>
+              <w:rPr/>
+            </w:r>
           </w:p>
         </w:tc>
         <w:tc>
           <w:tcPr>
             <w:tcW w:w="572" w:type="dxa"/>
-            <w:shd w:val="clear" w:color="auto" w:fill="auto"/>
-          </w:tcPr>
-          <w:p>
-            <w:pPr>
-              <w:pStyle w:val="Contenidotabla"/>
-              <w:jc w:val="center"/>
-            </w:pPr>
-          </w:p>
-        </w:tc>
-        <w:tc>
-          <w:tcPr>
-            <w:tcW w:w="567" w:type="dxa"/>
-            <w:shd w:val="clear" w:color="auto" w:fill="auto"/>
+            <w:tcBorders>
+              <w:top w:val="thinThickLargeGap" w:sz="6" w:space="0" w:color="808080"/>
+              <w:left w:val="thinThickLargeGap" w:sz="6" w:space="0" w:color="808080"/>
+              <w:bottom w:val="thinThickLargeGap" w:sz="6" w:space="0" w:color="808080"/>
+              <w:right w:val="thinThickLargeGap" w:sz="6" w:space="0" w:color="808080"/>
+              <w:insideH w:val="thinThickLargeGap" w:sz="6" w:space="0" w:color="808080"/>
+              <w:insideV w:val="thinThickLargeGap" w:sz="6" w:space="0" w:color="808080"/>
+            </w:tcBorders>
+            <w:shd w:fill="auto" w:val="clear"/>
+          </w:tcPr>
+          <w:p>
+            <w:pPr>
+              <w:pStyle w:val="Contenidotabla"/>
+              <w:jc w:val="center"/>
+              <w:rPr/>
+            </w:pPr>
+            <w:r>
+              <w:rPr/>
+            </w:r>
+          </w:p>
+        </w:tc>
+        <w:tc>
+          <w:tcPr>
+            <w:tcW w:w="566" w:type="dxa"/>
+            <w:gridSpan w:val="2"/>
+            <w:tcBorders>
+              <w:top w:val="thinThickLargeGap" w:sz="6" w:space="0" w:color="808080"/>
+              <w:left w:val="thinThickLargeGap" w:sz="6" w:space="0" w:color="808080"/>
+              <w:bottom w:val="thinThickLargeGap" w:sz="6" w:space="0" w:color="808080"/>
+              <w:right w:val="thinThickLargeGap" w:sz="6" w:space="0" w:color="808080"/>
+              <w:insideH w:val="thinThickLargeGap" w:sz="6" w:space="0" w:color="808080"/>
+              <w:insideV w:val="thinThickLargeGap" w:sz="6" w:space="0" w:color="808080"/>
+            </w:tcBorders>
+            <w:shd w:fill="auto" w:val="clear"/>
             <w:vAlign w:val="center"/>
           </w:tcPr>
           <w:p>
             <w:pPr>
               <w:pStyle w:val="Contenidotabla"/>
               <w:jc w:val="center"/>
-            </w:pPr>
+              <w:rPr/>
+            </w:pPr>
+            <w:r>
+              <w:rPr/>
+            </w:r>
           </w:p>
         </w:tc>
         <w:tc>
           <w:tcPr>
             <w:tcW w:w="4081" w:type="dxa"/>
-            <w:shd w:val="clear" w:color="auto" w:fill="auto"/>
-          </w:tcPr>
-          <w:p>
-            <w:pPr>
-              <w:pStyle w:val="Contenidotabla"/>
-            </w:pPr>
+            <w:gridSpan w:val="2"/>
+            <w:tcBorders>
+              <w:top w:val="thinThickLargeGap" w:sz="6" w:space="0" w:color="808080"/>
+              <w:left w:val="thinThickLargeGap" w:sz="6" w:space="0" w:color="808080"/>
+              <w:bottom w:val="thinThickLargeGap" w:sz="6" w:space="0" w:color="808080"/>
+              <w:right w:val="thinThickLargeGap" w:sz="6" w:space="0" w:color="808080"/>
+              <w:insideH w:val="thinThickLargeGap" w:sz="6" w:space="0" w:color="808080"/>
+              <w:insideV w:val="thinThickLargeGap" w:sz="6" w:space="0" w:color="808080"/>
+            </w:tcBorders>
+            <w:shd w:fill="auto" w:val="clear"/>
+          </w:tcPr>
+          <w:p>
+            <w:pPr>
+              <w:pStyle w:val="Contenidotabla"/>
+              <w:rPr/>
+            </w:pPr>
+            <w:r>
+              <w:rPr/>
+            </w:r>
           </w:p>
         </w:tc>
         <w:tc>
           <w:tcPr>
             <w:tcW w:w="1965" w:type="dxa"/>
-            <w:shd w:val="clear" w:color="auto" w:fill="auto"/>
-          </w:tcPr>
-          <w:p>
-            <w:pPr>
-              <w:pStyle w:val="Contenidotabla"/>
-              <w:jc w:val="center"/>
-            </w:pPr>
+            <w:gridSpan w:val="2"/>
+            <w:tcBorders>
+              <w:top w:val="thinThickLargeGap" w:sz="6" w:space="0" w:color="808080"/>
+              <w:left w:val="thinThickLargeGap" w:sz="6" w:space="0" w:color="808080"/>
+              <w:bottom w:val="thinThickLargeGap" w:sz="6" w:space="0" w:color="808080"/>
+              <w:right w:val="thinThickLargeGap" w:sz="6" w:space="0" w:color="808080"/>
+              <w:insideH w:val="thinThickLargeGap" w:sz="6" w:space="0" w:color="808080"/>
+              <w:insideV w:val="thinThickLargeGap" w:sz="6" w:space="0" w:color="808080"/>
+            </w:tcBorders>
+            <w:shd w:fill="auto" w:val="clear"/>
+          </w:tcPr>
+          <w:p>
+            <w:pPr>
+              <w:pStyle w:val="Contenidotabla"/>
+              <w:jc w:val="center"/>
+              <w:rPr/>
+            </w:pPr>
+            <w:r>
+              <w:rPr/>
+            </w:r>
           </w:p>
         </w:tc>
       </w:tr>
       <w:tr>
-        <w:tc>
-          <w:tcPr>
-            <w:tcW w:w="568" w:type="dxa"/>
-            <w:vMerge/>
-            <w:tcBorders>
-              <w:right w:val="double" w:sz="4" w:space="0" w:color="auto"/>
-            </w:tcBorders>
-            <w:shd w:val="clear" w:color="auto" w:fill="auto"/>
-          </w:tcPr>
-          <w:p>
-            <w:pPr>
-              <w:pStyle w:val="Contenidotabla"/>
-              <w:jc w:val="center"/>
-            </w:pPr>
+        <w:trPr/>
+        <w:tc>
+          <w:tcPr>
+            <w:tcW w:w="567" w:type="dxa"/>
+            <w:vMerge w:val="continue"/>
+            <w:tcBorders>
+              <w:top w:val="thinThickLargeGap" w:sz="6" w:space="0" w:color="808080"/>
+              <w:left w:val="thinThickLargeGap" w:sz="6" w:space="0" w:color="808080"/>
+              <w:bottom w:val="thinThickLargeGap" w:sz="6" w:space="0" w:color="808080"/>
+              <w:right w:val="double" w:sz="4" w:space="0" w:color="000000"/>
+              <w:insideH w:val="thinThickLargeGap" w:sz="6" w:space="0" w:color="808080"/>
+              <w:insideV w:val="double" w:sz="4" w:space="0" w:color="000000"/>
+            </w:tcBorders>
+            <w:shd w:fill="auto" w:val="clear"/>
+          </w:tcPr>
+          <w:p>
+            <w:pPr>
+              <w:pStyle w:val="Contenidotabla"/>
+              <w:jc w:val="center"/>
+              <w:rPr/>
+            </w:pPr>
+            <w:r>
+              <w:rPr/>
+            </w:r>
           </w:p>
         </w:tc>
         <w:tc>
           <w:tcPr>
             <w:tcW w:w="709" w:type="dxa"/>
             <w:tcBorders>
-              <w:left w:val="double" w:sz="4" w:space="0" w:color="auto"/>
-            </w:tcBorders>
-            <w:shd w:val="clear" w:color="auto" w:fill="auto"/>
-          </w:tcPr>
-          <w:p>
-            <w:pPr>
-              <w:pStyle w:val="Contenidotabla"/>
-              <w:jc w:val="center"/>
-            </w:pPr>
+              <w:top w:val="thinThickLargeGap" w:sz="6" w:space="0" w:color="808080"/>
+              <w:left w:val="double" w:sz="4" w:space="0" w:color="000000"/>
+              <w:bottom w:val="thinThickLargeGap" w:sz="6" w:space="0" w:color="808080"/>
+              <w:right w:val="thinThickLargeGap" w:sz="6" w:space="0" w:color="808080"/>
+              <w:insideH w:val="thinThickLargeGap" w:sz="6" w:space="0" w:color="808080"/>
+              <w:insideV w:val="thinThickLargeGap" w:sz="6" w:space="0" w:color="808080"/>
+            </w:tcBorders>
+            <w:shd w:fill="auto" w:val="clear"/>
+          </w:tcPr>
+          <w:p>
+            <w:pPr>
+              <w:pStyle w:val="Contenidotabla"/>
+              <w:jc w:val="center"/>
+              <w:rPr/>
+            </w:pPr>
+            <w:r>
+              <w:rPr/>
+            </w:r>
           </w:p>
         </w:tc>
         <w:tc>
           <w:tcPr>
             <w:tcW w:w="567" w:type="dxa"/>
-            <w:shd w:val="clear" w:color="auto" w:fill="auto"/>
-          </w:tcPr>
-          <w:p>
-            <w:pPr>
-              <w:pStyle w:val="Contenidotabla"/>
-              <w:jc w:val="center"/>
-            </w:pPr>
+            <w:tcBorders>
+              <w:top w:val="thinThickLargeGap" w:sz="6" w:space="0" w:color="808080"/>
+              <w:left w:val="thinThickLargeGap" w:sz="6" w:space="0" w:color="808080"/>
+              <w:bottom w:val="thinThickLargeGap" w:sz="6" w:space="0" w:color="808080"/>
+              <w:right w:val="thinThickLargeGap" w:sz="6" w:space="0" w:color="808080"/>
+              <w:insideH w:val="thinThickLargeGap" w:sz="6" w:space="0" w:color="808080"/>
+              <w:insideV w:val="thinThickLargeGap" w:sz="6" w:space="0" w:color="808080"/>
+            </w:tcBorders>
+            <w:shd w:fill="auto" w:val="clear"/>
+          </w:tcPr>
+          <w:p>
+            <w:pPr>
+              <w:pStyle w:val="Contenidotabla"/>
+              <w:jc w:val="center"/>
+              <w:rPr/>
+            </w:pPr>
+            <w:r>
+              <w:rPr/>
+            </w:r>
           </w:p>
         </w:tc>
         <w:tc>
           <w:tcPr>
             <w:tcW w:w="562" w:type="dxa"/>
-            <w:shd w:val="clear" w:color="auto" w:fill="auto"/>
-          </w:tcPr>
-          <w:p>
-            <w:pPr>
-              <w:pStyle w:val="Contenidotabla"/>
-              <w:jc w:val="center"/>
-            </w:pPr>
+            <w:gridSpan w:val="2"/>
+            <w:tcBorders>
+              <w:top w:val="thinThickLargeGap" w:sz="6" w:space="0" w:color="808080"/>
+              <w:left w:val="thinThickLargeGap" w:sz="6" w:space="0" w:color="808080"/>
+              <w:bottom w:val="thinThickLargeGap" w:sz="6" w:space="0" w:color="808080"/>
+              <w:right w:val="thinThickLargeGap" w:sz="6" w:space="0" w:color="808080"/>
+              <w:insideH w:val="thinThickLargeGap" w:sz="6" w:space="0" w:color="808080"/>
+              <w:insideV w:val="thinThickLargeGap" w:sz="6" w:space="0" w:color="808080"/>
+            </w:tcBorders>
+            <w:shd w:fill="auto" w:val="clear"/>
+          </w:tcPr>
+          <w:p>
+            <w:pPr>
+              <w:pStyle w:val="Contenidotabla"/>
+              <w:jc w:val="center"/>
+              <w:rPr/>
+            </w:pPr>
+            <w:r>
+              <w:rPr/>
+            </w:r>
           </w:p>
         </w:tc>
         <w:tc>
           <w:tcPr>
             <w:tcW w:w="572" w:type="dxa"/>
-            <w:shd w:val="clear" w:color="auto" w:fill="auto"/>
-          </w:tcPr>
-          <w:p>
-            <w:pPr>
-              <w:pStyle w:val="Contenidotabla"/>
-              <w:jc w:val="center"/>
-            </w:pPr>
-          </w:p>
-        </w:tc>
-        <w:tc>
-          <w:tcPr>
-            <w:tcW w:w="567" w:type="dxa"/>
-            <w:shd w:val="clear" w:color="auto" w:fill="auto"/>
-          </w:tcPr>
-          <w:p>
-            <w:pPr>
-              <w:pStyle w:val="Contenidotabla"/>
-              <w:jc w:val="center"/>
-            </w:pPr>
+            <w:tcBorders>
+              <w:top w:val="thinThickLargeGap" w:sz="6" w:space="0" w:color="808080"/>
+              <w:left w:val="thinThickLargeGap" w:sz="6" w:space="0" w:color="808080"/>
+              <w:bottom w:val="thinThickLargeGap" w:sz="6" w:space="0" w:color="808080"/>
+              <w:right w:val="thinThickLargeGap" w:sz="6" w:space="0" w:color="808080"/>
+              <w:insideH w:val="thinThickLargeGap" w:sz="6" w:space="0" w:color="808080"/>
+              <w:insideV w:val="thinThickLargeGap" w:sz="6" w:space="0" w:color="808080"/>
+            </w:tcBorders>
+            <w:shd w:fill="auto" w:val="clear"/>
+          </w:tcPr>
+          <w:p>
+            <w:pPr>
+              <w:pStyle w:val="Contenidotabla"/>
+              <w:jc w:val="center"/>
+              <w:rPr/>
+            </w:pPr>
+            <w:r>
+              <w:rPr/>
+            </w:r>
+          </w:p>
+        </w:tc>
+        <w:tc>
+          <w:tcPr>
+            <w:tcW w:w="566" w:type="dxa"/>
+            <w:gridSpan w:val="2"/>
+            <w:tcBorders>
+              <w:top w:val="thinThickLargeGap" w:sz="6" w:space="0" w:color="808080"/>
+              <w:left w:val="thinThickLargeGap" w:sz="6" w:space="0" w:color="808080"/>
+              <w:bottom w:val="thinThickLargeGap" w:sz="6" w:space="0" w:color="808080"/>
+              <w:right w:val="thinThickLargeGap" w:sz="6" w:space="0" w:color="808080"/>
+              <w:insideH w:val="thinThickLargeGap" w:sz="6" w:space="0" w:color="808080"/>
+              <w:insideV w:val="thinThickLargeGap" w:sz="6" w:space="0" w:color="808080"/>
+            </w:tcBorders>
+            <w:shd w:fill="auto" w:val="clear"/>
+          </w:tcPr>
+          <w:p>
+            <w:pPr>
+              <w:pStyle w:val="Contenidotabla"/>
+              <w:jc w:val="center"/>
+              <w:rPr/>
+            </w:pPr>
+            <w:r>
+              <w:rPr/>
+            </w:r>
           </w:p>
         </w:tc>
         <w:tc>
           <w:tcPr>
             <w:tcW w:w="4081" w:type="dxa"/>
-            <w:shd w:val="clear" w:color="auto" w:fill="auto"/>
-          </w:tcPr>
-          <w:p>
-            <w:pPr>
-              <w:pStyle w:val="Contenidotabla"/>
-            </w:pPr>
+            <w:gridSpan w:val="2"/>
+            <w:tcBorders>
+              <w:top w:val="thinThickLargeGap" w:sz="6" w:space="0" w:color="808080"/>
+              <w:left w:val="thinThickLargeGap" w:sz="6" w:space="0" w:color="808080"/>
+              <w:bottom w:val="thinThickLargeGap" w:sz="6" w:space="0" w:color="808080"/>
+              <w:right w:val="thinThickLargeGap" w:sz="6" w:space="0" w:color="808080"/>
+              <w:insideH w:val="thinThickLargeGap" w:sz="6" w:space="0" w:color="808080"/>
+              <w:insideV w:val="thinThickLargeGap" w:sz="6" w:space="0" w:color="808080"/>
+            </w:tcBorders>
+            <w:shd w:fill="auto" w:val="clear"/>
+          </w:tcPr>
+          <w:p>
+            <w:pPr>
+              <w:pStyle w:val="Contenidotabla"/>
+              <w:rPr/>
+            </w:pPr>
+            <w:r>
+              <w:rPr/>
+            </w:r>
           </w:p>
         </w:tc>
         <w:tc>
           <w:tcPr>
             <w:tcW w:w="1965" w:type="dxa"/>
-            <w:shd w:val="clear" w:color="auto" w:fill="auto"/>
-          </w:tcPr>
-          <w:p>
-            <w:pPr>
-              <w:pStyle w:val="Contenidotabla"/>
-              <w:jc w:val="center"/>
-            </w:pPr>
+            <w:gridSpan w:val="2"/>
+            <w:tcBorders>
+              <w:top w:val="thinThickLargeGap" w:sz="6" w:space="0" w:color="808080"/>
+              <w:left w:val="thinThickLargeGap" w:sz="6" w:space="0" w:color="808080"/>
+              <w:bottom w:val="thinThickLargeGap" w:sz="6" w:space="0" w:color="808080"/>
+              <w:right w:val="thinThickLargeGap" w:sz="6" w:space="0" w:color="808080"/>
+              <w:insideH w:val="thinThickLargeGap" w:sz="6" w:space="0" w:color="808080"/>
+              <w:insideV w:val="thinThickLargeGap" w:sz="6" w:space="0" w:color="808080"/>
+            </w:tcBorders>
+            <w:shd w:fill="auto" w:val="clear"/>
+          </w:tcPr>
+          <w:p>
+            <w:pPr>
+              <w:pStyle w:val="Contenidotabla"/>
+              <w:jc w:val="center"/>
+              <w:rPr/>
+            </w:pPr>
+            <w:r>
+              <w:rPr/>
+            </w:r>
           </w:p>
         </w:tc>
       </w:tr>
       <w:tr>
-        <w:tc>
-          <w:tcPr>
-            <w:tcW w:w="568" w:type="dxa"/>
-            <w:vMerge/>
-            <w:tcBorders>
-              <w:right w:val="double" w:sz="4" w:space="0" w:color="auto"/>
-            </w:tcBorders>
-            <w:shd w:val="clear" w:color="auto" w:fill="auto"/>
-          </w:tcPr>
-          <w:p>
-            <w:pPr>
-              <w:pStyle w:val="Contenidotabla"/>
-              <w:jc w:val="center"/>
-            </w:pPr>
+        <w:trPr/>
+        <w:tc>
+          <w:tcPr>
+            <w:tcW w:w="567" w:type="dxa"/>
+            <w:vMerge w:val="continue"/>
+            <w:tcBorders>
+              <w:top w:val="thinThickLargeGap" w:sz="6" w:space="0" w:color="808080"/>
+              <w:left w:val="thinThickLargeGap" w:sz="6" w:space="0" w:color="808080"/>
+              <w:bottom w:val="thinThickLargeGap" w:sz="6" w:space="0" w:color="808080"/>
+              <w:right w:val="double" w:sz="4" w:space="0" w:color="000000"/>
+              <w:insideH w:val="thinThickLargeGap" w:sz="6" w:space="0" w:color="808080"/>
+              <w:insideV w:val="double" w:sz="4" w:space="0" w:color="000000"/>
+            </w:tcBorders>
+            <w:shd w:fill="auto" w:val="clear"/>
+          </w:tcPr>
+          <w:p>
+            <w:pPr>
+              <w:pStyle w:val="Contenidotabla"/>
+              <w:jc w:val="center"/>
+              <w:rPr/>
+            </w:pPr>
+            <w:r>
+              <w:rPr/>
+            </w:r>
           </w:p>
         </w:tc>
         <w:tc>
           <w:tcPr>
             <w:tcW w:w="709" w:type="dxa"/>
             <w:tcBorders>
-              <w:left w:val="double" w:sz="4" w:space="0" w:color="auto"/>
-            </w:tcBorders>
-            <w:shd w:val="clear" w:color="auto" w:fill="auto"/>
-          </w:tcPr>
-          <w:p>
-            <w:pPr>
-              <w:pStyle w:val="Contenidotabla"/>
-              <w:jc w:val="center"/>
-            </w:pPr>
+              <w:top w:val="thinThickLargeGap" w:sz="6" w:space="0" w:color="808080"/>
+              <w:left w:val="double" w:sz="4" w:space="0" w:color="000000"/>
+              <w:bottom w:val="thinThickLargeGap" w:sz="6" w:space="0" w:color="808080"/>
+              <w:right w:val="thinThickLargeGap" w:sz="6" w:space="0" w:color="808080"/>
+              <w:insideH w:val="thinThickLargeGap" w:sz="6" w:space="0" w:color="808080"/>
+              <w:insideV w:val="thinThickLargeGap" w:sz="6" w:space="0" w:color="808080"/>
+            </w:tcBorders>
+            <w:shd w:fill="auto" w:val="clear"/>
+          </w:tcPr>
+          <w:p>
+            <w:pPr>
+              <w:pStyle w:val="Contenidotabla"/>
+              <w:jc w:val="center"/>
+              <w:rPr/>
+            </w:pPr>
+            <w:r>
+              <w:rPr/>
+            </w:r>
           </w:p>
         </w:tc>
         <w:tc>
           <w:tcPr>
             <w:tcW w:w="567" w:type="dxa"/>
-            <w:shd w:val="clear" w:color="auto" w:fill="auto"/>
-          </w:tcPr>
-          <w:p>
-            <w:pPr>
-              <w:pStyle w:val="Contenidotabla"/>
-              <w:jc w:val="center"/>
-            </w:pPr>
+            <w:tcBorders>
+              <w:top w:val="thinThickLargeGap" w:sz="6" w:space="0" w:color="808080"/>
+              <w:left w:val="thinThickLargeGap" w:sz="6" w:space="0" w:color="808080"/>
+              <w:bottom w:val="thinThickLargeGap" w:sz="6" w:space="0" w:color="808080"/>
+              <w:right w:val="thinThickLargeGap" w:sz="6" w:space="0" w:color="808080"/>
+              <w:insideH w:val="thinThickLargeGap" w:sz="6" w:space="0" w:color="808080"/>
+              <w:insideV w:val="thinThickLargeGap" w:sz="6" w:space="0" w:color="808080"/>
+            </w:tcBorders>
+            <w:shd w:fill="auto" w:val="clear"/>
+          </w:tcPr>
+          <w:p>
+            <w:pPr>
+              <w:pStyle w:val="Contenidotabla"/>
+              <w:jc w:val="center"/>
+              <w:rPr/>
+            </w:pPr>
+            <w:r>
+              <w:rPr/>
+            </w:r>
           </w:p>
         </w:tc>
         <w:tc>
           <w:tcPr>
             <w:tcW w:w="562" w:type="dxa"/>
-            <w:shd w:val="clear" w:color="auto" w:fill="auto"/>
-          </w:tcPr>
-          <w:p>
-            <w:pPr>
-              <w:pStyle w:val="Contenidotabla"/>
-              <w:jc w:val="center"/>
-            </w:pPr>
+            <w:gridSpan w:val="2"/>
+            <w:tcBorders>
+              <w:top w:val="thinThickLargeGap" w:sz="6" w:space="0" w:color="808080"/>
+              <w:left w:val="thinThickLargeGap" w:sz="6" w:space="0" w:color="808080"/>
+              <w:bottom w:val="thinThickLargeGap" w:sz="6" w:space="0" w:color="808080"/>
+              <w:right w:val="thinThickLargeGap" w:sz="6" w:space="0" w:color="808080"/>
+              <w:insideH w:val="thinThickLargeGap" w:sz="6" w:space="0" w:color="808080"/>
+              <w:insideV w:val="thinThickLargeGap" w:sz="6" w:space="0" w:color="808080"/>
+            </w:tcBorders>
+            <w:shd w:fill="auto" w:val="clear"/>
+          </w:tcPr>
+          <w:p>
+            <w:pPr>
+              <w:pStyle w:val="Contenidotabla"/>
+              <w:jc w:val="center"/>
+              <w:rPr/>
+            </w:pPr>
+            <w:r>
+              <w:rPr/>
+            </w:r>
           </w:p>
         </w:tc>
         <w:tc>
           <w:tcPr>
             <w:tcW w:w="572" w:type="dxa"/>
-            <w:shd w:val="clear" w:color="auto" w:fill="auto"/>
-          </w:tcPr>
-          <w:p>
-            <w:pPr>
-              <w:pStyle w:val="Contenidotabla"/>
-              <w:jc w:val="center"/>
-            </w:pPr>
-          </w:p>
-        </w:tc>
-        <w:tc>
-          <w:tcPr>
-            <w:tcW w:w="567" w:type="dxa"/>
-            <w:shd w:val="clear" w:color="auto" w:fill="auto"/>
-          </w:tcPr>
-          <w:p>
-            <w:pPr>
-              <w:pStyle w:val="Contenidotabla"/>
-              <w:jc w:val="center"/>
-            </w:pPr>
+            <w:tcBorders>
+              <w:top w:val="thinThickLargeGap" w:sz="6" w:space="0" w:color="808080"/>
+              <w:left w:val="thinThickLargeGap" w:sz="6" w:space="0" w:color="808080"/>
+              <w:bottom w:val="thinThickLargeGap" w:sz="6" w:space="0" w:color="808080"/>
+              <w:right w:val="thinThickLargeGap" w:sz="6" w:space="0" w:color="808080"/>
+              <w:insideH w:val="thinThickLargeGap" w:sz="6" w:space="0" w:color="808080"/>
+              <w:insideV w:val="thinThickLargeGap" w:sz="6" w:space="0" w:color="808080"/>
+            </w:tcBorders>
+            <w:shd w:fill="auto" w:val="clear"/>
+          </w:tcPr>
+          <w:p>
+            <w:pPr>
+              <w:pStyle w:val="Contenidotabla"/>
+              <w:jc w:val="center"/>
+              <w:rPr/>
+            </w:pPr>
+            <w:r>
+              <w:rPr/>
+            </w:r>
+          </w:p>
+        </w:tc>
+        <w:tc>
+          <w:tcPr>
+            <w:tcW w:w="566" w:type="dxa"/>
+            <w:gridSpan w:val="2"/>
+            <w:tcBorders>
+              <w:top w:val="thinThickLargeGap" w:sz="6" w:space="0" w:color="808080"/>
+              <w:left w:val="thinThickLargeGap" w:sz="6" w:space="0" w:color="808080"/>
+              <w:bottom w:val="thinThickLargeGap" w:sz="6" w:space="0" w:color="808080"/>
+              <w:right w:val="thinThickLargeGap" w:sz="6" w:space="0" w:color="808080"/>
+              <w:insideH w:val="thinThickLargeGap" w:sz="6" w:space="0" w:color="808080"/>
+              <w:insideV w:val="thinThickLargeGap" w:sz="6" w:space="0" w:color="808080"/>
+            </w:tcBorders>
+            <w:shd w:fill="auto" w:val="clear"/>
+          </w:tcPr>
+          <w:p>
+            <w:pPr>
+              <w:pStyle w:val="Contenidotabla"/>
+              <w:jc w:val="center"/>
+              <w:rPr/>
+            </w:pPr>
+            <w:r>
+              <w:rPr/>
+            </w:r>
           </w:p>
         </w:tc>
         <w:tc>
           <w:tcPr>
             <w:tcW w:w="4081" w:type="dxa"/>
-            <w:shd w:val="clear" w:color="auto" w:fill="auto"/>
-          </w:tcPr>
-          <w:p>
-            <w:pPr>
-              <w:pStyle w:val="Contenidotabla"/>
-            </w:pPr>
+            <w:gridSpan w:val="2"/>
+            <w:tcBorders>
+              <w:top w:val="thinThickLargeGap" w:sz="6" w:space="0" w:color="808080"/>
+              <w:left w:val="thinThickLargeGap" w:sz="6" w:space="0" w:color="808080"/>
+              <w:bottom w:val="thinThickLargeGap" w:sz="6" w:space="0" w:color="808080"/>
+              <w:right w:val="thinThickLargeGap" w:sz="6" w:space="0" w:color="808080"/>
+              <w:insideH w:val="thinThickLargeGap" w:sz="6" w:space="0" w:color="808080"/>
+              <w:insideV w:val="thinThickLargeGap" w:sz="6" w:space="0" w:color="808080"/>
+            </w:tcBorders>
+            <w:shd w:fill="auto" w:val="clear"/>
+          </w:tcPr>
+          <w:p>
+            <w:pPr>
+              <w:pStyle w:val="Contenidotabla"/>
+              <w:rPr/>
+            </w:pPr>
+            <w:r>
+              <w:rPr/>
+            </w:r>
           </w:p>
         </w:tc>
         <w:tc>
           <w:tcPr>
             <w:tcW w:w="1965" w:type="dxa"/>
-            <w:shd w:val="clear" w:color="auto" w:fill="auto"/>
-          </w:tcPr>
-          <w:p>
-            <w:pPr>
-              <w:pStyle w:val="Contenidotabla"/>
-              <w:jc w:val="center"/>
-            </w:pPr>
+            <w:gridSpan w:val="2"/>
+            <w:tcBorders>
+              <w:top w:val="thinThickLargeGap" w:sz="6" w:space="0" w:color="808080"/>
+              <w:left w:val="thinThickLargeGap" w:sz="6" w:space="0" w:color="808080"/>
+              <w:bottom w:val="thinThickLargeGap" w:sz="6" w:space="0" w:color="808080"/>
+              <w:right w:val="thinThickLargeGap" w:sz="6" w:space="0" w:color="808080"/>
+              <w:insideH w:val="thinThickLargeGap" w:sz="6" w:space="0" w:color="808080"/>
+              <w:insideV w:val="thinThickLargeGap" w:sz="6" w:space="0" w:color="808080"/>
+            </w:tcBorders>
+            <w:shd w:fill="auto" w:val="clear"/>
+          </w:tcPr>
+          <w:p>
+            <w:pPr>
+              <w:pStyle w:val="Contenidotabla"/>
+              <w:jc w:val="center"/>
+              <w:rPr/>
+            </w:pPr>
+            <w:r>
+              <w:rPr/>
+            </w:r>
           </w:p>
         </w:tc>
       </w:tr>
       <w:tr>
-        <w:tc>
-          <w:tcPr>
-            <w:tcW w:w="568" w:type="dxa"/>
-            <w:vMerge/>
-            <w:tcBorders>
-              <w:right w:val="double" w:sz="4" w:space="0" w:color="auto"/>
-            </w:tcBorders>
-            <w:shd w:val="clear" w:color="auto" w:fill="auto"/>
-          </w:tcPr>
-          <w:p>
-            <w:pPr>
-              <w:pStyle w:val="Contenidotabla"/>
-              <w:jc w:val="center"/>
-            </w:pPr>
+        <w:trPr/>
+        <w:tc>
+          <w:tcPr>
+            <w:tcW w:w="567" w:type="dxa"/>
+            <w:vMerge w:val="continue"/>
+            <w:tcBorders>
+              <w:top w:val="thinThickLargeGap" w:sz="6" w:space="0" w:color="808080"/>
+              <w:left w:val="thinThickLargeGap" w:sz="6" w:space="0" w:color="808080"/>
+              <w:bottom w:val="thinThickLargeGap" w:sz="6" w:space="0" w:color="808080"/>
+              <w:right w:val="double" w:sz="4" w:space="0" w:color="000000"/>
+              <w:insideH w:val="thinThickLargeGap" w:sz="6" w:space="0" w:color="808080"/>
+              <w:insideV w:val="double" w:sz="4" w:space="0" w:color="000000"/>
+            </w:tcBorders>
+            <w:shd w:fill="auto" w:val="clear"/>
+          </w:tcPr>
+          <w:p>
+            <w:pPr>
+              <w:pStyle w:val="Contenidotabla"/>
+              <w:jc w:val="center"/>
+              <w:rPr/>
+            </w:pPr>
+            <w:r>
+              <w:rPr/>
+            </w:r>
           </w:p>
         </w:tc>
         <w:tc>
           <w:tcPr>
             <w:tcW w:w="709" w:type="dxa"/>
             <w:tcBorders>
-              <w:left w:val="double" w:sz="4" w:space="0" w:color="auto"/>
-            </w:tcBorders>
-            <w:shd w:val="clear" w:color="auto" w:fill="auto"/>
-          </w:tcPr>
-          <w:p>
-            <w:pPr>
-              <w:pStyle w:val="Contenidotabla"/>
-              <w:jc w:val="center"/>
-            </w:pPr>
+              <w:top w:val="thinThickLargeGap" w:sz="6" w:space="0" w:color="808080"/>
+              <w:left w:val="double" w:sz="4" w:space="0" w:color="000000"/>
+              <w:bottom w:val="thinThickLargeGap" w:sz="6" w:space="0" w:color="808080"/>
+              <w:right w:val="thinThickLargeGap" w:sz="6" w:space="0" w:color="808080"/>
+              <w:insideH w:val="thinThickLargeGap" w:sz="6" w:space="0" w:color="808080"/>
+              <w:insideV w:val="thinThickLargeGap" w:sz="6" w:space="0" w:color="808080"/>
+            </w:tcBorders>
+            <w:shd w:fill="auto" w:val="clear"/>
+          </w:tcPr>
+          <w:p>
+            <w:pPr>
+              <w:pStyle w:val="Contenidotabla"/>
+              <w:jc w:val="center"/>
+              <w:rPr/>
+            </w:pPr>
+            <w:r>
+              <w:rPr/>
+            </w:r>
           </w:p>
         </w:tc>
         <w:tc>
           <w:tcPr>
             <w:tcW w:w="567" w:type="dxa"/>
-            <w:shd w:val="clear" w:color="auto" w:fill="auto"/>
-          </w:tcPr>
-          <w:p>
-            <w:pPr>
-              <w:pStyle w:val="Contenidotabla"/>
-              <w:jc w:val="center"/>
-            </w:pPr>
+            <w:tcBorders>
+              <w:top w:val="thinThickLargeGap" w:sz="6" w:space="0" w:color="808080"/>
+              <w:left w:val="thinThickLargeGap" w:sz="6" w:space="0" w:color="808080"/>
+              <w:bottom w:val="thinThickLargeGap" w:sz="6" w:space="0" w:color="808080"/>
+              <w:right w:val="thinThickLargeGap" w:sz="6" w:space="0" w:color="808080"/>
+              <w:insideH w:val="thinThickLargeGap" w:sz="6" w:space="0" w:color="808080"/>
+              <w:insideV w:val="thinThickLargeGap" w:sz="6" w:space="0" w:color="808080"/>
+            </w:tcBorders>
+            <w:shd w:fill="auto" w:val="clear"/>
+          </w:tcPr>
+          <w:p>
+            <w:pPr>
+              <w:pStyle w:val="Contenidotabla"/>
+              <w:jc w:val="center"/>
+              <w:rPr/>
+            </w:pPr>
+            <w:r>
+              <w:rPr/>
+            </w:r>
           </w:p>
         </w:tc>
         <w:tc>
           <w:tcPr>
             <w:tcW w:w="562" w:type="dxa"/>
-            <w:shd w:val="clear" w:color="auto" w:fill="auto"/>
-          </w:tcPr>
-          <w:p>
-            <w:pPr>
-              <w:pStyle w:val="Contenidotabla"/>
-              <w:jc w:val="center"/>
-            </w:pPr>
+            <w:gridSpan w:val="2"/>
+            <w:tcBorders>
+              <w:top w:val="thinThickLargeGap" w:sz="6" w:space="0" w:color="808080"/>
+              <w:left w:val="thinThickLargeGap" w:sz="6" w:space="0" w:color="808080"/>
+              <w:bottom w:val="thinThickLargeGap" w:sz="6" w:space="0" w:color="808080"/>
+              <w:right w:val="thinThickLargeGap" w:sz="6" w:space="0" w:color="808080"/>
+              <w:insideH w:val="thinThickLargeGap" w:sz="6" w:space="0" w:color="808080"/>
+              <w:insideV w:val="thinThickLargeGap" w:sz="6" w:space="0" w:color="808080"/>
+            </w:tcBorders>
+            <w:shd w:fill="auto" w:val="clear"/>
+          </w:tcPr>
+          <w:p>
+            <w:pPr>
+              <w:pStyle w:val="Contenidotabla"/>
+              <w:jc w:val="center"/>
+              <w:rPr/>
+            </w:pPr>
+            <w:r>
+              <w:rPr/>
+            </w:r>
           </w:p>
         </w:tc>
         <w:tc>
           <w:tcPr>
             <w:tcW w:w="572" w:type="dxa"/>
-            <w:shd w:val="clear" w:color="auto" w:fill="auto"/>
-          </w:tcPr>
-          <w:p>
-            <w:pPr>
-              <w:pStyle w:val="Contenidotabla"/>
-              <w:jc w:val="center"/>
-            </w:pPr>
-          </w:p>
-        </w:tc>
-        <w:tc>
-          <w:tcPr>
-            <w:tcW w:w="567" w:type="dxa"/>
-            <w:shd w:val="clear" w:color="auto" w:fill="auto"/>
-          </w:tcPr>
-          <w:p>
-            <w:pPr>
-              <w:pStyle w:val="Contenidotabla"/>
-              <w:jc w:val="center"/>
-            </w:pPr>
+            <w:tcBorders>
+              <w:top w:val="thinThickLargeGap" w:sz="6" w:space="0" w:color="808080"/>
+              <w:left w:val="thinThickLargeGap" w:sz="6" w:space="0" w:color="808080"/>
+              <w:bottom w:val="thinThickLargeGap" w:sz="6" w:space="0" w:color="808080"/>
+              <w:right w:val="thinThickLargeGap" w:sz="6" w:space="0" w:color="808080"/>
+              <w:insideH w:val="thinThickLargeGap" w:sz="6" w:space="0" w:color="808080"/>
+              <w:insideV w:val="thinThickLargeGap" w:sz="6" w:space="0" w:color="808080"/>
+            </w:tcBorders>
+            <w:shd w:fill="auto" w:val="clear"/>
+          </w:tcPr>
+          <w:p>
+            <w:pPr>
+              <w:pStyle w:val="Contenidotabla"/>
+              <w:jc w:val="center"/>
+              <w:rPr/>
+            </w:pPr>
+            <w:r>
+              <w:rPr/>
+            </w:r>
+          </w:p>
+        </w:tc>
+        <w:tc>
+          <w:tcPr>
+            <w:tcW w:w="566" w:type="dxa"/>
+            <w:gridSpan w:val="2"/>
+            <w:tcBorders>
+              <w:top w:val="thinThickLargeGap" w:sz="6" w:space="0" w:color="808080"/>
+              <w:left w:val="thinThickLargeGap" w:sz="6" w:space="0" w:color="808080"/>
+              <w:bottom w:val="thinThickLargeGap" w:sz="6" w:space="0" w:color="808080"/>
+              <w:right w:val="thinThickLargeGap" w:sz="6" w:space="0" w:color="808080"/>
+              <w:insideH w:val="thinThickLargeGap" w:sz="6" w:space="0" w:color="808080"/>
+              <w:insideV w:val="thinThickLargeGap" w:sz="6" w:space="0" w:color="808080"/>
+            </w:tcBorders>
+            <w:shd w:fill="auto" w:val="clear"/>
+          </w:tcPr>
+          <w:p>
+            <w:pPr>
+              <w:pStyle w:val="Contenidotabla"/>
+              <w:jc w:val="center"/>
+              <w:rPr/>
+            </w:pPr>
+            <w:r>
+              <w:rPr/>
+            </w:r>
           </w:p>
         </w:tc>
         <w:tc>
           <w:tcPr>
             <w:tcW w:w="4081" w:type="dxa"/>
-            <w:shd w:val="clear" w:color="auto" w:fill="auto"/>
-          </w:tcPr>
-          <w:p>
-            <w:pPr>
-              <w:pStyle w:val="Contenidotabla"/>
-            </w:pPr>
+            <w:gridSpan w:val="2"/>
+            <w:tcBorders>
+              <w:top w:val="thinThickLargeGap" w:sz="6" w:space="0" w:color="808080"/>
+              <w:left w:val="thinThickLargeGap" w:sz="6" w:space="0" w:color="808080"/>
+              <w:bottom w:val="thinThickLargeGap" w:sz="6" w:space="0" w:color="808080"/>
+              <w:right w:val="thinThickLargeGap" w:sz="6" w:space="0" w:color="808080"/>
+              <w:insideH w:val="thinThickLargeGap" w:sz="6" w:space="0" w:color="808080"/>
+              <w:insideV w:val="thinThickLargeGap" w:sz="6" w:space="0" w:color="808080"/>
+            </w:tcBorders>
+            <w:shd w:fill="auto" w:val="clear"/>
+          </w:tcPr>
+          <w:p>
+            <w:pPr>
+              <w:pStyle w:val="Contenidotabla"/>
+              <w:rPr/>
+            </w:pPr>
+            <w:r>
+              <w:rPr/>
+            </w:r>
           </w:p>
         </w:tc>
         <w:tc>
           <w:tcPr>
             <w:tcW w:w="1965" w:type="dxa"/>
-            <w:shd w:val="clear" w:color="auto" w:fill="auto"/>
-          </w:tcPr>
-          <w:p>
-            <w:pPr>
-              <w:pStyle w:val="Contenidotabla"/>
-              <w:jc w:val="center"/>
-            </w:pPr>
+            <w:gridSpan w:val="2"/>
+            <w:tcBorders>
+              <w:top w:val="thinThickLargeGap" w:sz="6" w:space="0" w:color="808080"/>
+              <w:left w:val="thinThickLargeGap" w:sz="6" w:space="0" w:color="808080"/>
+              <w:bottom w:val="thinThickLargeGap" w:sz="6" w:space="0" w:color="808080"/>
+              <w:right w:val="thinThickLargeGap" w:sz="6" w:space="0" w:color="808080"/>
+              <w:insideH w:val="thinThickLargeGap" w:sz="6" w:space="0" w:color="808080"/>
+              <w:insideV w:val="thinThickLargeGap" w:sz="6" w:space="0" w:color="808080"/>
+            </w:tcBorders>
+            <w:shd w:fill="auto" w:val="clear"/>
+          </w:tcPr>
+          <w:p>
+            <w:pPr>
+              <w:pStyle w:val="Contenidotabla"/>
+              <w:jc w:val="center"/>
+              <w:rPr/>
+            </w:pPr>
+            <w:r>
+              <w:rPr/>
+            </w:r>
           </w:p>
         </w:tc>
       </w:tr>
       <w:tr>
-        <w:tc>
-          <w:tcPr>
-            <w:tcW w:w="568" w:type="dxa"/>
-            <w:vMerge/>
-            <w:tcBorders>
-              <w:right w:val="double" w:sz="4" w:space="0" w:color="auto"/>
-            </w:tcBorders>
-            <w:shd w:val="clear" w:color="auto" w:fill="auto"/>
-          </w:tcPr>
-          <w:p>
-            <w:pPr>
-              <w:pStyle w:val="Contenidotabla"/>
-              <w:jc w:val="center"/>
-            </w:pPr>
+        <w:trPr/>
+        <w:tc>
+          <w:tcPr>
+            <w:tcW w:w="567" w:type="dxa"/>
+            <w:vMerge w:val="continue"/>
+            <w:tcBorders>
+              <w:top w:val="thinThickLargeGap" w:sz="6" w:space="0" w:color="808080"/>
+              <w:left w:val="thinThickLargeGap" w:sz="6" w:space="0" w:color="808080"/>
+              <w:bottom w:val="thinThickLargeGap" w:sz="6" w:space="0" w:color="808080"/>
+              <w:right w:val="double" w:sz="4" w:space="0" w:color="000000"/>
+              <w:insideH w:val="thinThickLargeGap" w:sz="6" w:space="0" w:color="808080"/>
+              <w:insideV w:val="double" w:sz="4" w:space="0" w:color="000000"/>
+            </w:tcBorders>
+            <w:shd w:fill="auto" w:val="clear"/>
+          </w:tcPr>
+          <w:p>
+            <w:pPr>
+              <w:pStyle w:val="Contenidotabla"/>
+              <w:jc w:val="center"/>
+              <w:rPr/>
+            </w:pPr>
+            <w:r>
+              <w:rPr/>
+            </w:r>
           </w:p>
         </w:tc>
         <w:tc>
           <w:tcPr>
             <w:tcW w:w="709" w:type="dxa"/>
             <w:tcBorders>
-              <w:left w:val="double" w:sz="4" w:space="0" w:color="auto"/>
-            </w:tcBorders>
-            <w:shd w:val="clear" w:color="auto" w:fill="auto"/>
-          </w:tcPr>
-          <w:p>
-            <w:pPr>
-              <w:pStyle w:val="Contenidotabla"/>
-              <w:jc w:val="center"/>
-            </w:pPr>
+              <w:top w:val="thinThickLargeGap" w:sz="6" w:space="0" w:color="808080"/>
+              <w:left w:val="double" w:sz="4" w:space="0" w:color="000000"/>
+              <w:bottom w:val="thinThickLargeGap" w:sz="6" w:space="0" w:color="808080"/>
+              <w:right w:val="thinThickLargeGap" w:sz="6" w:space="0" w:color="808080"/>
+              <w:insideH w:val="thinThickLargeGap" w:sz="6" w:space="0" w:color="808080"/>
+              <w:insideV w:val="thinThickLargeGap" w:sz="6" w:space="0" w:color="808080"/>
+            </w:tcBorders>
+            <w:shd w:fill="auto" w:val="clear"/>
+          </w:tcPr>
+          <w:p>
+            <w:pPr>
+              <w:pStyle w:val="Contenidotabla"/>
+              <w:jc w:val="center"/>
+              <w:rPr/>
+            </w:pPr>
+            <w:r>
+              <w:rPr/>
+            </w:r>
           </w:p>
         </w:tc>
         <w:tc>
           <w:tcPr>
             <w:tcW w:w="567" w:type="dxa"/>
-            <w:shd w:val="clear" w:color="auto" w:fill="auto"/>
-          </w:tcPr>
-          <w:p>
-            <w:pPr>
-              <w:pStyle w:val="Contenidotabla"/>
-              <w:jc w:val="center"/>
-            </w:pPr>
+            <w:tcBorders>
+              <w:top w:val="thinThickLargeGap" w:sz="6" w:space="0" w:color="808080"/>
+              <w:left w:val="thinThickLargeGap" w:sz="6" w:space="0" w:color="808080"/>
+              <w:bottom w:val="thinThickLargeGap" w:sz="6" w:space="0" w:color="808080"/>
+              <w:right w:val="thinThickLargeGap" w:sz="6" w:space="0" w:color="808080"/>
+              <w:insideH w:val="thinThickLargeGap" w:sz="6" w:space="0" w:color="808080"/>
+              <w:insideV w:val="thinThickLargeGap" w:sz="6" w:space="0" w:color="808080"/>
+            </w:tcBorders>
+            <w:shd w:fill="auto" w:val="clear"/>
+          </w:tcPr>
+          <w:p>
+            <w:pPr>
+              <w:pStyle w:val="Contenidotabla"/>
+              <w:jc w:val="center"/>
+              <w:rPr/>
+            </w:pPr>
+            <w:r>
+              <w:rPr/>
+            </w:r>
           </w:p>
         </w:tc>
         <w:tc>
           <w:tcPr>
             <w:tcW w:w="562" w:type="dxa"/>
-            <w:shd w:val="clear" w:color="auto" w:fill="auto"/>
-          </w:tcPr>
-          <w:p>
-            <w:pPr>
-              <w:pStyle w:val="Contenidotabla"/>
-              <w:jc w:val="center"/>
-            </w:pPr>
+            <w:gridSpan w:val="2"/>
+            <w:tcBorders>
+              <w:top w:val="thinThickLargeGap" w:sz="6" w:space="0" w:color="808080"/>
+              <w:left w:val="thinThickLargeGap" w:sz="6" w:space="0" w:color="808080"/>
+              <w:bottom w:val="thinThickLargeGap" w:sz="6" w:space="0" w:color="808080"/>
+              <w:right w:val="thinThickLargeGap" w:sz="6" w:space="0" w:color="808080"/>
+              <w:insideH w:val="thinThickLargeGap" w:sz="6" w:space="0" w:color="808080"/>
+              <w:insideV w:val="thinThickLargeGap" w:sz="6" w:space="0" w:color="808080"/>
+            </w:tcBorders>
+            <w:shd w:fill="auto" w:val="clear"/>
+          </w:tcPr>
+          <w:p>
+            <w:pPr>
+              <w:pStyle w:val="Contenidotabla"/>
+              <w:jc w:val="center"/>
+              <w:rPr/>
+            </w:pPr>
+            <w:r>
+              <w:rPr/>
+            </w:r>
           </w:p>
         </w:tc>
         <w:tc>
           <w:tcPr>
             <w:tcW w:w="572" w:type="dxa"/>
-            <w:shd w:val="clear" w:color="auto" w:fill="auto"/>
-          </w:tcPr>
-          <w:p>
-            <w:pPr>
-              <w:pStyle w:val="Contenidotabla"/>
-              <w:jc w:val="center"/>
-            </w:pPr>
-          </w:p>
-        </w:tc>
-        <w:tc>
-          <w:tcPr>
-            <w:tcW w:w="567" w:type="dxa"/>
-            <w:shd w:val="clear" w:color="auto" w:fill="auto"/>
-          </w:tcPr>
-          <w:p>
-            <w:pPr>
-              <w:pStyle w:val="Contenidotabla"/>
-              <w:jc w:val="center"/>
-            </w:pPr>
+            <w:tcBorders>
+              <w:top w:val="thinThickLargeGap" w:sz="6" w:space="0" w:color="808080"/>
+              <w:left w:val="thinThickLargeGap" w:sz="6" w:space="0" w:color="808080"/>
+              <w:bottom w:val="thinThickLargeGap" w:sz="6" w:space="0" w:color="808080"/>
+              <w:right w:val="thinThickLargeGap" w:sz="6" w:space="0" w:color="808080"/>
+              <w:insideH w:val="thinThickLargeGap" w:sz="6" w:space="0" w:color="808080"/>
+              <w:insideV w:val="thinThickLargeGap" w:sz="6" w:space="0" w:color="808080"/>
+            </w:tcBorders>
+            <w:shd w:fill="auto" w:val="clear"/>
+          </w:tcPr>
+          <w:p>
+            <w:pPr>
+              <w:pStyle w:val="Contenidotabla"/>
+              <w:jc w:val="center"/>
+              <w:rPr/>
+            </w:pPr>
+            <w:r>
+              <w:rPr/>
+            </w:r>
+          </w:p>
+        </w:tc>
+        <w:tc>
+          <w:tcPr>
+            <w:tcW w:w="566" w:type="dxa"/>
+            <w:gridSpan w:val="2"/>
+            <w:tcBorders>
+              <w:top w:val="thinThickLargeGap" w:sz="6" w:space="0" w:color="808080"/>
+              <w:left w:val="thinThickLargeGap" w:sz="6" w:space="0" w:color="808080"/>
+              <w:bottom w:val="thinThickLargeGap" w:sz="6" w:space="0" w:color="808080"/>
+              <w:right w:val="thinThickLargeGap" w:sz="6" w:space="0" w:color="808080"/>
+              <w:insideH w:val="thinThickLargeGap" w:sz="6" w:space="0" w:color="808080"/>
+              <w:insideV w:val="thinThickLargeGap" w:sz="6" w:space="0" w:color="808080"/>
+            </w:tcBorders>
+            <w:shd w:fill="auto" w:val="clear"/>
+          </w:tcPr>
+          <w:p>
+            <w:pPr>
+              <w:pStyle w:val="Contenidotabla"/>
+              <w:jc w:val="center"/>
+              <w:rPr/>
+            </w:pPr>
+            <w:r>
+              <w:rPr/>
+            </w:r>
           </w:p>
         </w:tc>
         <w:tc>
           <w:tcPr>
             <w:tcW w:w="4081" w:type="dxa"/>
-            <w:shd w:val="clear" w:color="auto" w:fill="auto"/>
-          </w:tcPr>
-          <w:p>
-            <w:pPr>
-              <w:pStyle w:val="Contenidotabla"/>
-            </w:pPr>
+            <w:gridSpan w:val="2"/>
+            <w:tcBorders>
+              <w:top w:val="thinThickLargeGap" w:sz="6" w:space="0" w:color="808080"/>
+              <w:left w:val="thinThickLargeGap" w:sz="6" w:space="0" w:color="808080"/>
+              <w:bottom w:val="thinThickLargeGap" w:sz="6" w:space="0" w:color="808080"/>
+              <w:right w:val="thinThickLargeGap" w:sz="6" w:space="0" w:color="808080"/>
+              <w:insideH w:val="thinThickLargeGap" w:sz="6" w:space="0" w:color="808080"/>
+              <w:insideV w:val="thinThickLargeGap" w:sz="6" w:space="0" w:color="808080"/>
+            </w:tcBorders>
+            <w:shd w:fill="auto" w:val="clear"/>
+          </w:tcPr>
+          <w:p>
+            <w:pPr>
+              <w:pStyle w:val="Contenidotabla"/>
+              <w:rPr/>
+            </w:pPr>
+            <w:r>
+              <w:rPr/>
+            </w:r>
           </w:p>
         </w:tc>
         <w:tc>
           <w:tcPr>
             <w:tcW w:w="1965" w:type="dxa"/>
-            <w:shd w:val="clear" w:color="auto" w:fill="auto"/>
-          </w:tcPr>
-          <w:p>
-            <w:pPr>
-              <w:pStyle w:val="Contenidotabla"/>
-              <w:jc w:val="center"/>
-            </w:pPr>
+            <w:gridSpan w:val="2"/>
+            <w:tcBorders>
+              <w:top w:val="thinThickLargeGap" w:sz="6" w:space="0" w:color="808080"/>
+              <w:left w:val="thinThickLargeGap" w:sz="6" w:space="0" w:color="808080"/>
+              <w:bottom w:val="thinThickLargeGap" w:sz="6" w:space="0" w:color="808080"/>
+              <w:right w:val="thinThickLargeGap" w:sz="6" w:space="0" w:color="808080"/>
+              <w:insideH w:val="thinThickLargeGap" w:sz="6" w:space="0" w:color="808080"/>
+              <w:insideV w:val="thinThickLargeGap" w:sz="6" w:space="0" w:color="808080"/>
+            </w:tcBorders>
+            <w:shd w:fill="auto" w:val="clear"/>
+          </w:tcPr>
+          <w:p>
+            <w:pPr>
+              <w:pStyle w:val="Contenidotabla"/>
+              <w:jc w:val="center"/>
+              <w:rPr/>
+            </w:pPr>
+            <w:r>
+              <w:rPr/>
+            </w:r>
           </w:p>
         </w:tc>
       </w:tr>
       <w:tr>
-        <w:tc>
-          <w:tcPr>
-            <w:tcW w:w="568" w:type="dxa"/>
-            <w:vMerge/>
-            <w:tcBorders>
-              <w:right w:val="double" w:sz="4" w:space="0" w:color="auto"/>
-            </w:tcBorders>
-            <w:shd w:val="clear" w:color="auto" w:fill="auto"/>
-          </w:tcPr>
-          <w:p>
-            <w:pPr>
-              <w:pStyle w:val="Contenidotabla"/>
-              <w:jc w:val="center"/>
-            </w:pPr>
+        <w:trPr/>
+        <w:tc>
+          <w:tcPr>
+            <w:tcW w:w="567" w:type="dxa"/>
+            <w:vMerge w:val="continue"/>
+            <w:tcBorders>
+              <w:top w:val="thinThickLargeGap" w:sz="6" w:space="0" w:color="808080"/>
+              <w:left w:val="thinThickLargeGap" w:sz="6" w:space="0" w:color="808080"/>
+              <w:bottom w:val="thinThickLargeGap" w:sz="6" w:space="0" w:color="808080"/>
+              <w:right w:val="double" w:sz="4" w:space="0" w:color="000000"/>
+              <w:insideH w:val="thinThickLargeGap" w:sz="6" w:space="0" w:color="808080"/>
+              <w:insideV w:val="double" w:sz="4" w:space="0" w:color="000000"/>
+            </w:tcBorders>
+            <w:shd w:fill="auto" w:val="clear"/>
+          </w:tcPr>
+          <w:p>
+            <w:pPr>
+              <w:pStyle w:val="Contenidotabla"/>
+              <w:jc w:val="center"/>
+              <w:rPr/>
+            </w:pPr>
+            <w:r>
+              <w:rPr/>
+            </w:r>
           </w:p>
         </w:tc>
         <w:tc>
           <w:tcPr>
             <w:tcW w:w="709" w:type="dxa"/>
             <w:tcBorders>
-              <w:left w:val="double" w:sz="4" w:space="0" w:color="auto"/>
-            </w:tcBorders>
-            <w:shd w:val="clear" w:color="auto" w:fill="auto"/>
-          </w:tcPr>
-          <w:p>
-            <w:pPr>
-              <w:pStyle w:val="Contenidotabla"/>
-              <w:jc w:val="center"/>
-            </w:pPr>
+              <w:top w:val="thinThickLargeGap" w:sz="6" w:space="0" w:color="808080"/>
+              <w:left w:val="double" w:sz="4" w:space="0" w:color="000000"/>
+              <w:bottom w:val="thinThickLargeGap" w:sz="6" w:space="0" w:color="808080"/>
+              <w:right w:val="thinThickLargeGap" w:sz="6" w:space="0" w:color="808080"/>
+              <w:insideH w:val="thinThickLargeGap" w:sz="6" w:space="0" w:color="808080"/>
+              <w:insideV w:val="thinThickLargeGap" w:sz="6" w:space="0" w:color="808080"/>
+            </w:tcBorders>
+            <w:shd w:fill="auto" w:val="clear"/>
+          </w:tcPr>
+          <w:p>
+            <w:pPr>
+              <w:pStyle w:val="Contenidotabla"/>
+              <w:jc w:val="center"/>
+              <w:rPr/>
+            </w:pPr>
+            <w:r>
+              <w:rPr/>
+            </w:r>
           </w:p>
         </w:tc>
         <w:tc>
           <w:tcPr>
             <w:tcW w:w="567" w:type="dxa"/>
-            <w:shd w:val="clear" w:color="auto" w:fill="auto"/>
-          </w:tcPr>
-          <w:p>
-            <w:pPr>
-              <w:pStyle w:val="Contenidotabla"/>
-              <w:jc w:val="center"/>
-            </w:pPr>
+            <w:tcBorders>
+              <w:top w:val="thinThickLargeGap" w:sz="6" w:space="0" w:color="808080"/>
+              <w:left w:val="thinThickLargeGap" w:sz="6" w:space="0" w:color="808080"/>
+              <w:bottom w:val="thinThickLargeGap" w:sz="6" w:space="0" w:color="808080"/>
+              <w:right w:val="thinThickLargeGap" w:sz="6" w:space="0" w:color="808080"/>
+              <w:insideH w:val="thinThickLargeGap" w:sz="6" w:space="0" w:color="808080"/>
+              <w:insideV w:val="thinThickLargeGap" w:sz="6" w:space="0" w:color="808080"/>
+            </w:tcBorders>
+            <w:shd w:fill="auto" w:val="clear"/>
+          </w:tcPr>
+          <w:p>
+            <w:pPr>
+              <w:pStyle w:val="Contenidotabla"/>
+              <w:jc w:val="center"/>
+              <w:rPr/>
+            </w:pPr>
+            <w:r>
+              <w:rPr/>
+            </w:r>
           </w:p>
         </w:tc>
         <w:tc>
           <w:tcPr>
             <w:tcW w:w="562" w:type="dxa"/>
-            <w:shd w:val="clear" w:color="auto" w:fill="auto"/>
-          </w:tcPr>
-          <w:p>
-            <w:pPr>
-              <w:pStyle w:val="Contenidotabla"/>
-              <w:jc w:val="center"/>
-            </w:pPr>
+            <w:gridSpan w:val="2"/>
+            <w:tcBorders>
+              <w:top w:val="thinThickLargeGap" w:sz="6" w:space="0" w:color="808080"/>
+              <w:left w:val="thinThickLargeGap" w:sz="6" w:space="0" w:color="808080"/>
+              <w:bottom w:val="thinThickLargeGap" w:sz="6" w:space="0" w:color="808080"/>
+              <w:right w:val="thinThickLargeGap" w:sz="6" w:space="0" w:color="808080"/>
+              <w:insideH w:val="thinThickLargeGap" w:sz="6" w:space="0" w:color="808080"/>
+              <w:insideV w:val="thinThickLargeGap" w:sz="6" w:space="0" w:color="808080"/>
+            </w:tcBorders>
+            <w:shd w:fill="auto" w:val="clear"/>
+          </w:tcPr>
+          <w:p>
+            <w:pPr>
+              <w:pStyle w:val="Contenidotabla"/>
+              <w:jc w:val="center"/>
+              <w:rPr/>
+            </w:pPr>
+            <w:r>
+              <w:rPr/>
+            </w:r>
           </w:p>
         </w:tc>
         <w:tc>
           <w:tcPr>
             <w:tcW w:w="572" w:type="dxa"/>
-            <w:shd w:val="clear" w:color="auto" w:fill="auto"/>
-          </w:tcPr>
-          <w:p>
-            <w:pPr>
-              <w:pStyle w:val="Contenidotabla"/>
-              <w:jc w:val="center"/>
-            </w:pPr>
-          </w:p>
-        </w:tc>
-        <w:tc>
-          <w:tcPr>
-            <w:tcW w:w="567" w:type="dxa"/>
-            <w:shd w:val="clear" w:color="auto" w:fill="auto"/>
-          </w:tcPr>
-          <w:p>
-            <w:pPr>
-              <w:pStyle w:val="Contenidotabla"/>
-              <w:jc w:val="center"/>
-            </w:pPr>
+            <w:tcBorders>
+              <w:top w:val="thinThickLargeGap" w:sz="6" w:space="0" w:color="808080"/>
+              <w:left w:val="thinThickLargeGap" w:sz="6" w:space="0" w:color="808080"/>
+              <w:bottom w:val="thinThickLargeGap" w:sz="6" w:space="0" w:color="808080"/>
+              <w:right w:val="thinThickLargeGap" w:sz="6" w:space="0" w:color="808080"/>
+              <w:insideH w:val="thinThickLargeGap" w:sz="6" w:space="0" w:color="808080"/>
+              <w:insideV w:val="thinThickLargeGap" w:sz="6" w:space="0" w:color="808080"/>
+            </w:tcBorders>
+            <w:shd w:fill="auto" w:val="clear"/>
+          </w:tcPr>
+          <w:p>
+            <w:pPr>
+              <w:pStyle w:val="Contenidotabla"/>
+              <w:jc w:val="center"/>
+              <w:rPr/>
+            </w:pPr>
+            <w:r>
+              <w:rPr/>
+            </w:r>
+          </w:p>
+        </w:tc>
+        <w:tc>
+          <w:tcPr>
+            <w:tcW w:w="566" w:type="dxa"/>
+            <w:gridSpan w:val="2"/>
+            <w:tcBorders>
+              <w:top w:val="thinThickLargeGap" w:sz="6" w:space="0" w:color="808080"/>
+              <w:left w:val="thinThickLargeGap" w:sz="6" w:space="0" w:color="808080"/>
+              <w:bottom w:val="thinThickLargeGap" w:sz="6" w:space="0" w:color="808080"/>
+              <w:right w:val="thinThickLargeGap" w:sz="6" w:space="0" w:color="808080"/>
+              <w:insideH w:val="thinThickLargeGap" w:sz="6" w:space="0" w:color="808080"/>
+              <w:insideV w:val="thinThickLargeGap" w:sz="6" w:space="0" w:color="808080"/>
+            </w:tcBorders>
+            <w:shd w:fill="auto" w:val="clear"/>
+          </w:tcPr>
+          <w:p>
+            <w:pPr>
+              <w:pStyle w:val="Contenidotabla"/>
+              <w:jc w:val="center"/>
+              <w:rPr/>
+            </w:pPr>
+            <w:r>
+              <w:rPr/>
+            </w:r>
           </w:p>
         </w:tc>
         <w:tc>
           <w:tcPr>
             <w:tcW w:w="4081" w:type="dxa"/>
-            <w:shd w:val="clear" w:color="auto" w:fill="auto"/>
-          </w:tcPr>
-          <w:p>
-            <w:pPr>
-              <w:pStyle w:val="Contenidotabla"/>
-            </w:pPr>
+            <w:gridSpan w:val="2"/>
+            <w:tcBorders>
+              <w:top w:val="thinThickLargeGap" w:sz="6" w:space="0" w:color="808080"/>
+              <w:left w:val="thinThickLargeGap" w:sz="6" w:space="0" w:color="808080"/>
+              <w:bottom w:val="thinThickLargeGap" w:sz="6" w:space="0" w:color="808080"/>
+              <w:right w:val="thinThickLargeGap" w:sz="6" w:space="0" w:color="808080"/>
+              <w:insideH w:val="thinThickLargeGap" w:sz="6" w:space="0" w:color="808080"/>
+              <w:insideV w:val="thinThickLargeGap" w:sz="6" w:space="0" w:color="808080"/>
+            </w:tcBorders>
+            <w:shd w:fill="auto" w:val="clear"/>
+          </w:tcPr>
+          <w:p>
+            <w:pPr>
+              <w:pStyle w:val="Contenidotabla"/>
+              <w:rPr/>
+            </w:pPr>
+            <w:r>
+              <w:rPr/>
+            </w:r>
           </w:p>
         </w:tc>
         <w:tc>
           <w:tcPr>
             <w:tcW w:w="1965" w:type="dxa"/>
-            <w:shd w:val="clear" w:color="auto" w:fill="auto"/>
-          </w:tcPr>
-          <w:p>
-            <w:pPr>
-              <w:pStyle w:val="Contenidotabla"/>
-              <w:jc w:val="center"/>
-            </w:pPr>
+            <w:gridSpan w:val="2"/>
+            <w:tcBorders>
+              <w:top w:val="thinThickLargeGap" w:sz="6" w:space="0" w:color="808080"/>
+              <w:left w:val="thinThickLargeGap" w:sz="6" w:space="0" w:color="808080"/>
+              <w:bottom w:val="thinThickLargeGap" w:sz="6" w:space="0" w:color="808080"/>
+              <w:right w:val="thinThickLargeGap" w:sz="6" w:space="0" w:color="808080"/>
+              <w:insideH w:val="thinThickLargeGap" w:sz="6" w:space="0" w:color="808080"/>
+              <w:insideV w:val="thinThickLargeGap" w:sz="6" w:space="0" w:color="808080"/>
+            </w:tcBorders>
+            <w:shd w:fill="auto" w:val="clear"/>
+          </w:tcPr>
+          <w:p>
+            <w:pPr>
+              <w:pStyle w:val="Contenidotabla"/>
+              <w:jc w:val="center"/>
+              <w:rPr/>
+            </w:pPr>
+            <w:r>
+              <w:rPr/>
+            </w:r>
           </w:p>
         </w:tc>
       </w:tr>
       <w:tr>
-        <w:tc>
-          <w:tcPr>
-            <w:tcW w:w="568" w:type="dxa"/>
-            <w:vMerge/>
-            <w:tcBorders>
-              <w:right w:val="double" w:sz="4" w:space="0" w:color="auto"/>
-            </w:tcBorders>
-            <w:shd w:val="clear" w:color="auto" w:fill="auto"/>
-          </w:tcPr>
-          <w:p>
-            <w:pPr>
-              <w:pStyle w:val="Contenidotabla"/>
-              <w:jc w:val="center"/>
-            </w:pPr>
+        <w:trPr/>
+        <w:tc>
+          <w:tcPr>
+            <w:tcW w:w="567" w:type="dxa"/>
+            <w:vMerge w:val="continue"/>
+            <w:tcBorders>
+              <w:top w:val="thinThickLargeGap" w:sz="6" w:space="0" w:color="808080"/>
+              <w:left w:val="thinThickLargeGap" w:sz="6" w:space="0" w:color="808080"/>
+              <w:bottom w:val="thinThickLargeGap" w:sz="6" w:space="0" w:color="808080"/>
+              <w:right w:val="double" w:sz="4" w:space="0" w:color="000000"/>
+              <w:insideH w:val="thinThickLargeGap" w:sz="6" w:space="0" w:color="808080"/>
+              <w:insideV w:val="double" w:sz="4" w:space="0" w:color="000000"/>
+            </w:tcBorders>
+            <w:shd w:fill="auto" w:val="clear"/>
+          </w:tcPr>
+          <w:p>
+            <w:pPr>
+              <w:pStyle w:val="Contenidotabla"/>
+              <w:jc w:val="center"/>
+              <w:rPr/>
+            </w:pPr>
+            <w:r>
+              <w:rPr/>
+            </w:r>
           </w:p>
         </w:tc>
         <w:tc>
           <w:tcPr>
             <w:tcW w:w="709" w:type="dxa"/>
             <w:tcBorders>
-              <w:left w:val="double" w:sz="4" w:space="0" w:color="auto"/>
-            </w:tcBorders>
-            <w:shd w:val="clear" w:color="auto" w:fill="auto"/>
-          </w:tcPr>
-          <w:p>
-            <w:pPr>
-              <w:pStyle w:val="Contenidotabla"/>
-              <w:jc w:val="center"/>
-            </w:pPr>
+              <w:top w:val="thinThickLargeGap" w:sz="6" w:space="0" w:color="808080"/>
+              <w:left w:val="double" w:sz="4" w:space="0" w:color="000000"/>
+              <w:bottom w:val="thinThickLargeGap" w:sz="6" w:space="0" w:color="808080"/>
+              <w:right w:val="thinThickLargeGap" w:sz="6" w:space="0" w:color="808080"/>
+              <w:insideH w:val="thinThickLargeGap" w:sz="6" w:space="0" w:color="808080"/>
+              <w:insideV w:val="thinThickLargeGap" w:sz="6" w:space="0" w:color="808080"/>
+            </w:tcBorders>
+            <w:shd w:fill="auto" w:val="clear"/>
+          </w:tcPr>
+          <w:p>
+            <w:pPr>
+              <w:pStyle w:val="Contenidotabla"/>
+              <w:jc w:val="center"/>
+              <w:rPr/>
+            </w:pPr>
+            <w:r>
+              <w:rPr/>
+            </w:r>
           </w:p>
         </w:tc>
         <w:tc>
           <w:tcPr>
             <w:tcW w:w="567" w:type="dxa"/>
-            <w:shd w:val="clear" w:color="auto" w:fill="auto"/>
-          </w:tcPr>
-          <w:p>
-            <w:pPr>
-              <w:pStyle w:val="Contenidotabla"/>
-              <w:jc w:val="center"/>
-            </w:pPr>
+            <w:tcBorders>
+              <w:top w:val="thinThickLargeGap" w:sz="6" w:space="0" w:color="808080"/>
+              <w:left w:val="thinThickLargeGap" w:sz="6" w:space="0" w:color="808080"/>
+              <w:bottom w:val="thinThickLargeGap" w:sz="6" w:space="0" w:color="808080"/>
+              <w:right w:val="thinThickLargeGap" w:sz="6" w:space="0" w:color="808080"/>
+              <w:insideH w:val="thinThickLargeGap" w:sz="6" w:space="0" w:color="808080"/>
+              <w:insideV w:val="thinThickLargeGap" w:sz="6" w:space="0" w:color="808080"/>
+            </w:tcBorders>
+            <w:shd w:fill="auto" w:val="clear"/>
+          </w:tcPr>
+          <w:p>
+            <w:pPr>
+              <w:pStyle w:val="Contenidotabla"/>
+              <w:jc w:val="center"/>
+              <w:rPr/>
+            </w:pPr>
+            <w:r>
+              <w:rPr/>
+            </w:r>
           </w:p>
         </w:tc>
         <w:tc>
           <w:tcPr>
             <w:tcW w:w="562" w:type="dxa"/>
-            <w:shd w:val="clear" w:color="auto" w:fill="auto"/>
-          </w:tcPr>
-          <w:p>
-            <w:pPr>
-              <w:pStyle w:val="Contenidotabla"/>
-              <w:jc w:val="center"/>
-            </w:pPr>
+            <w:gridSpan w:val="2"/>
+            <w:tcBorders>
+              <w:top w:val="thinThickLargeGap" w:sz="6" w:space="0" w:color="808080"/>
+              <w:left w:val="thinThickLargeGap" w:sz="6" w:space="0" w:color="808080"/>
+              <w:bottom w:val="thinThickLargeGap" w:sz="6" w:space="0" w:color="808080"/>
+              <w:right w:val="thinThickLargeGap" w:sz="6" w:space="0" w:color="808080"/>
+              <w:insideH w:val="thinThickLargeGap" w:sz="6" w:space="0" w:color="808080"/>
+              <w:insideV w:val="thinThickLargeGap" w:sz="6" w:space="0" w:color="808080"/>
+            </w:tcBorders>
+            <w:shd w:fill="auto" w:val="clear"/>
+          </w:tcPr>
+          <w:p>
+            <w:pPr>
+              <w:pStyle w:val="Contenidotabla"/>
+              <w:jc w:val="center"/>
+              <w:rPr/>
+            </w:pPr>
+            <w:r>
+              <w:rPr/>
+            </w:r>
           </w:p>
         </w:tc>
         <w:tc>
           <w:tcPr>
             <w:tcW w:w="572" w:type="dxa"/>
-            <w:shd w:val="clear" w:color="auto" w:fill="auto"/>
-          </w:tcPr>
-          <w:p>
-            <w:pPr>
-              <w:pStyle w:val="Contenidotabla"/>
-              <w:jc w:val="center"/>
-            </w:pPr>
-          </w:p>
-        </w:tc>
-        <w:tc>
-          <w:tcPr>
-            <w:tcW w:w="567" w:type="dxa"/>
-            <w:shd w:val="clear" w:color="auto" w:fill="auto"/>
-          </w:tcPr>
-          <w:p>
-            <w:pPr>
-              <w:pStyle w:val="Contenidotabla"/>
-              <w:jc w:val="center"/>
-            </w:pPr>
+            <w:tcBorders>
+              <w:top w:val="thinThickLargeGap" w:sz="6" w:space="0" w:color="808080"/>
+              <w:left w:val="thinThickLargeGap" w:sz="6" w:space="0" w:color="808080"/>
+              <w:bottom w:val="thinThickLargeGap" w:sz="6" w:space="0" w:color="808080"/>
+              <w:right w:val="thinThickLargeGap" w:sz="6" w:space="0" w:color="808080"/>
+              <w:insideH w:val="thinThickLargeGap" w:sz="6" w:space="0" w:color="808080"/>
+              <w:insideV w:val="thinThickLargeGap" w:sz="6" w:space="0" w:color="808080"/>
+            </w:tcBorders>
+            <w:shd w:fill="auto" w:val="clear"/>
+          </w:tcPr>
+          <w:p>
+            <w:pPr>
+              <w:pStyle w:val="Contenidotabla"/>
+              <w:jc w:val="center"/>
+              <w:rPr/>
+            </w:pPr>
+            <w:r>
+              <w:rPr/>
+            </w:r>
+          </w:p>
+        </w:tc>
+        <w:tc>
+          <w:tcPr>
+            <w:tcW w:w="566" w:type="dxa"/>
+            <w:gridSpan w:val="2"/>
+            <w:tcBorders>
+              <w:top w:val="thinThickLargeGap" w:sz="6" w:space="0" w:color="808080"/>
+              <w:left w:val="thinThickLargeGap" w:sz="6" w:space="0" w:color="808080"/>
+              <w:bottom w:val="thinThickLargeGap" w:sz="6" w:space="0" w:color="808080"/>
+              <w:right w:val="thinThickLargeGap" w:sz="6" w:space="0" w:color="808080"/>
+              <w:insideH w:val="thinThickLargeGap" w:sz="6" w:space="0" w:color="808080"/>
+              <w:insideV w:val="thinThickLargeGap" w:sz="6" w:space="0" w:color="808080"/>
+            </w:tcBorders>
+            <w:shd w:fill="auto" w:val="clear"/>
+          </w:tcPr>
+          <w:p>
+            <w:pPr>
+              <w:pStyle w:val="Contenidotabla"/>
+              <w:jc w:val="center"/>
+              <w:rPr/>
+            </w:pPr>
+            <w:r>
+              <w:rPr/>
+            </w:r>
           </w:p>
         </w:tc>
         <w:tc>
           <w:tcPr>
             <w:tcW w:w="4081" w:type="dxa"/>
-            <w:shd w:val="clear" w:color="auto" w:fill="auto"/>
-          </w:tcPr>
-          <w:p>
-            <w:pPr>
-              <w:pStyle w:val="Contenidotabla"/>
-            </w:pPr>
+            <w:gridSpan w:val="2"/>
+            <w:tcBorders>
+              <w:top w:val="thinThickLargeGap" w:sz="6" w:space="0" w:color="808080"/>
+              <w:left w:val="thinThickLargeGap" w:sz="6" w:space="0" w:color="808080"/>
+              <w:bottom w:val="thinThickLargeGap" w:sz="6" w:space="0" w:color="808080"/>
+              <w:right w:val="thinThickLargeGap" w:sz="6" w:space="0" w:color="808080"/>
+              <w:insideH w:val="thinThickLargeGap" w:sz="6" w:space="0" w:color="808080"/>
+              <w:insideV w:val="thinThickLargeGap" w:sz="6" w:space="0" w:color="808080"/>
+            </w:tcBorders>
+            <w:shd w:fill="auto" w:val="clear"/>
+          </w:tcPr>
+          <w:p>
+            <w:pPr>
+              <w:pStyle w:val="Contenidotabla"/>
+              <w:rPr/>
+            </w:pPr>
+            <w:r>
+              <w:rPr/>
+            </w:r>
           </w:p>
         </w:tc>
         <w:tc>
           <w:tcPr>
             <w:tcW w:w="1965" w:type="dxa"/>
-            <w:shd w:val="clear" w:color="auto" w:fill="auto"/>
-          </w:tcPr>
-          <w:p>
-            <w:pPr>
-              <w:pStyle w:val="Contenidotabla"/>
-              <w:jc w:val="center"/>
-            </w:pPr>
+            <w:gridSpan w:val="2"/>
+            <w:tcBorders>
+              <w:top w:val="thinThickLargeGap" w:sz="6" w:space="0" w:color="808080"/>
+              <w:left w:val="thinThickLargeGap" w:sz="6" w:space="0" w:color="808080"/>
+              <w:bottom w:val="thinThickLargeGap" w:sz="6" w:space="0" w:color="808080"/>
+              <w:right w:val="thinThickLargeGap" w:sz="6" w:space="0" w:color="808080"/>
+              <w:insideH w:val="thinThickLargeGap" w:sz="6" w:space="0" w:color="808080"/>
+              <w:insideV w:val="thinThickLargeGap" w:sz="6" w:space="0" w:color="808080"/>
+            </w:tcBorders>
+            <w:shd w:fill="auto" w:val="clear"/>
+          </w:tcPr>
+          <w:p>
+            <w:pPr>
+              <w:pStyle w:val="Contenidotabla"/>
+              <w:jc w:val="center"/>
+              <w:rPr/>
+            </w:pPr>
+            <w:r>
+              <w:rPr/>
+            </w:r>
           </w:p>
         </w:tc>
       </w:tr>
     </w:tbl>
     <w:p>
       <w:pPr>
+        <w:pStyle w:val="Normal"/>
         <w:rPr>
           <w:rFonts w:ascii="Arial" w:hAnsi="Arial"/>
           <w:sz w:val="22"/>
         </w:rPr>
       </w:pPr>
+      <w:r>
+        <w:rPr>
+          <w:rFonts w:ascii="Arial" w:hAnsi="Arial"/>
+          <w:sz w:val="22"/>
+        </w:rPr>
+      </w:r>
     </w:p>
     <w:tbl>
       <w:tblPr>
         <w:tblW w:w="3995" w:type="dxa"/>
+        <w:jc w:val="left"/>
         <w:tblInd w:w="-55" w:type="dxa"/>
         <w:tblBorders>
           <w:top w:val="thinThickLargeGap" w:sz="6" w:space="0" w:color="808080"/>
@@ -2031,33 +3628,43 @@
           <w:insideH w:val="thinThickLargeGap" w:sz="6" w:space="0" w:color="808080"/>
           <w:insideV w:val="thinThickLargeGap" w:sz="6" w:space="0" w:color="808080"/>
         </w:tblBorders>
-        <w:tblLayout w:type="fixed"/>
         <w:tblCellMar>
+          <w:top w:w="0" w:type="dxa"/>
           <w:left w:w="70" w:type="dxa"/>
+          <w:bottom w:w="0" w:type="dxa"/>
           <w:right w:w="70" w:type="dxa"/>
         </w:tblCellMar>
-        <w:tblLook w:val="00A0" w:firstRow="1" w:lastRow="0" w:firstColumn="1" w:lastColumn="0" w:noHBand="0" w:noVBand="0"/>
+        <w:tblLook w:noVBand="0" w:val="00a0" w:noHBand="0" w:lastColumn="0" w:firstColumn="1" w:lastRow="0" w:firstRow="1"/>
       </w:tblPr>
       <w:tblGrid>
-        <w:gridCol w:w="2105"/>
+        <w:gridCol w:w="2104"/>
         <w:gridCol w:w="720"/>
         <w:gridCol w:w="720"/>
         <w:gridCol w:w="450"/>
       </w:tblGrid>
       <w:tr>
         <w:trPr>
-          <w:cantSplit/>
+          <w:cantSplit w:val="true"/>
         </w:trPr>
         <w:tc>
           <w:tcPr>
-            <w:tcW w:w="2105" w:type="dxa"/>
-            <w:shd w:val="clear" w:color="auto" w:fill="auto"/>
+            <w:tcW w:w="2104" w:type="dxa"/>
+            <w:tcBorders>
+              <w:top w:val="thinThickLargeGap" w:sz="6" w:space="0" w:color="808080"/>
+              <w:left w:val="thinThickLargeGap" w:sz="6" w:space="0" w:color="808080"/>
+              <w:bottom w:val="thinThickLargeGap" w:sz="6" w:space="0" w:color="808080"/>
+              <w:right w:val="thinThickLargeGap" w:sz="6" w:space="0" w:color="808080"/>
+              <w:insideH w:val="thinThickLargeGap" w:sz="6" w:space="0" w:color="808080"/>
+              <w:insideV w:val="thinThickLargeGap" w:sz="6" w:space="0" w:color="808080"/>
+            </w:tcBorders>
+            <w:shd w:fill="auto" w:val="clear"/>
           </w:tcPr>
           <w:p>
             <w:pPr>
               <w:pStyle w:val="Contenidotabla"/>
               <w:jc w:val="center"/>
               <w:rPr>
+                <w:b/>
                 <w:b/>
                 <w:lang w:val="en-US"/>
               </w:rPr>
@@ -2073,6 +3680,15 @@
         <w:tc>
           <w:tcPr>
             <w:tcW w:w="720" w:type="dxa"/>
+            <w:tcBorders>
+              <w:top w:val="thinThickLargeGap" w:sz="6" w:space="0" w:color="808080"/>
+              <w:left w:val="thinThickLargeGap" w:sz="6" w:space="0" w:color="808080"/>
+              <w:bottom w:val="thinThickLargeGap" w:sz="6" w:space="0" w:color="808080"/>
+              <w:right w:val="thinThickLargeGap" w:sz="6" w:space="0" w:color="808080"/>
+              <w:insideH w:val="thinThickLargeGap" w:sz="6" w:space="0" w:color="808080"/>
+              <w:insideV w:val="thinThickLargeGap" w:sz="6" w:space="0" w:color="808080"/>
+            </w:tcBorders>
+            <w:shd w:fill="auto" w:val="clear"/>
           </w:tcPr>
           <w:p>
             <w:pPr>
@@ -2084,78 +3700,27 @@
                 <w:lang w:val="en-US"/>
               </w:rPr>
             </w:pPr>
-          </w:p>
-        </w:tc>
-        <w:tc>
-          <w:tcPr>
-            <w:tcW w:w="720" w:type="dxa"/>
-            <w:shd w:val="clear" w:color="auto" w:fill="auto"/>
-          </w:tcPr>
-          <w:p>
-            <w:pPr>
-              <w:pStyle w:val="Contenidotabla"/>
-              <w:jc w:val="center"/>
+            <w:r>
               <w:rPr>
                 <w:rFonts w:ascii="Arial" w:hAnsi="Arial"/>
                 <w:sz w:val="22"/>
                 <w:lang w:val="en-US"/>
               </w:rPr>
-            </w:pPr>
-          </w:p>
-        </w:tc>
-        <w:tc>
-          <w:tcPr>
-            <w:tcW w:w="450" w:type="dxa"/>
-            <w:shd w:val="clear" w:color="auto" w:fill="auto"/>
-          </w:tcPr>
-          <w:p>
-            <w:pPr>
-              <w:pStyle w:val="Contenidotabla"/>
-              <w:jc w:val="center"/>
-              <w:rPr>
-                <w:lang w:val="en-US"/>
-              </w:rPr>
-            </w:pPr>
-          </w:p>
-        </w:tc>
-      </w:tr>
-      <w:tr>
-        <w:trPr>
-          <w:cantSplit/>
-        </w:trPr>
-        <w:tc>
-          <w:tcPr>
-            <w:tcW w:w="2105" w:type="dxa"/>
-            <w:shd w:val="clear" w:color="auto" w:fill="auto"/>
-          </w:tcPr>
-          <w:p>
-            <w:pPr>
-              <w:pStyle w:val="Contenidotabla"/>
-              <w:jc w:val="center"/>
-              <w:rPr>
-                <w:b/>
-              </w:rPr>
-            </w:pPr>
+            </w:r>
           </w:p>
         </w:tc>
         <w:tc>
           <w:tcPr>
             <w:tcW w:w="720" w:type="dxa"/>
-          </w:tcPr>
-          <w:p>
-            <w:pPr>
-              <w:pStyle w:val="Contenidotabla"/>
-              <w:jc w:val="center"/>
-              <w:rPr>
-                <w:lang w:val="en-US"/>
-              </w:rPr>
-            </w:pPr>
-          </w:p>
-        </w:tc>
-        <w:tc>
-          <w:tcPr>
-            <w:tcW w:w="720" w:type="dxa"/>
-            <w:shd w:val="clear" w:color="auto" w:fill="auto"/>
+            <w:tcBorders>
+              <w:top w:val="thinThickLargeGap" w:sz="6" w:space="0" w:color="808080"/>
+              <w:left w:val="thinThickLargeGap" w:sz="6" w:space="0" w:color="808080"/>
+              <w:bottom w:val="thinThickLargeGap" w:sz="6" w:space="0" w:color="808080"/>
+              <w:right w:val="thinThickLargeGap" w:sz="6" w:space="0" w:color="808080"/>
+              <w:insideH w:val="thinThickLargeGap" w:sz="6" w:space="0" w:color="808080"/>
+              <w:insideV w:val="thinThickLargeGap" w:sz="6" w:space="0" w:color="808080"/>
+            </w:tcBorders>
+            <w:shd w:fill="auto" w:val="clear"/>
           </w:tcPr>
           <w:p>
             <w:pPr>
@@ -2167,12 +3732,27 @@
                 <w:lang w:val="en-US"/>
               </w:rPr>
             </w:pPr>
+            <w:r>
+              <w:rPr>
+                <w:rFonts w:ascii="Arial" w:hAnsi="Arial"/>
+                <w:sz w:val="22"/>
+                <w:lang w:val="en-US"/>
+              </w:rPr>
+            </w:r>
           </w:p>
         </w:tc>
         <w:tc>
           <w:tcPr>
             <w:tcW w:w="450" w:type="dxa"/>
-            <w:shd w:val="clear" w:color="auto" w:fill="auto"/>
+            <w:tcBorders>
+              <w:top w:val="thinThickLargeGap" w:sz="6" w:space="0" w:color="808080"/>
+              <w:left w:val="thinThickLargeGap" w:sz="6" w:space="0" w:color="808080"/>
+              <w:bottom w:val="thinThickLargeGap" w:sz="6" w:space="0" w:color="808080"/>
+              <w:right w:val="thinThickLargeGap" w:sz="6" w:space="0" w:color="808080"/>
+              <w:insideH w:val="thinThickLargeGap" w:sz="6" w:space="0" w:color="808080"/>
+              <w:insideV w:val="thinThickLargeGap" w:sz="6" w:space="0" w:color="808080"/>
+            </w:tcBorders>
+            <w:shd w:fill="auto" w:val="clear"/>
           </w:tcPr>
           <w:p>
             <w:pPr>
@@ -2182,17 +3762,177 @@
                 <w:lang w:val="en-US"/>
               </w:rPr>
             </w:pPr>
+            <w:r>
+              <w:rPr>
+                <w:lang w:val="en-US"/>
+              </w:rPr>
+            </w:r>
+          </w:p>
+        </w:tc>
+      </w:tr>
+      <w:tr>
+        <w:trPr>
+          <w:cantSplit w:val="true"/>
+        </w:trPr>
+        <w:tc>
+          <w:tcPr>
+            <w:tcW w:w="2104" w:type="dxa"/>
+            <w:tcBorders>
+              <w:top w:val="thinThickLargeGap" w:sz="6" w:space="0" w:color="808080"/>
+              <w:left w:val="thinThickLargeGap" w:sz="6" w:space="0" w:color="808080"/>
+              <w:bottom w:val="thinThickLargeGap" w:sz="6" w:space="0" w:color="808080"/>
+              <w:right w:val="thinThickLargeGap" w:sz="6" w:space="0" w:color="808080"/>
+              <w:insideH w:val="thinThickLargeGap" w:sz="6" w:space="0" w:color="808080"/>
+              <w:insideV w:val="thinThickLargeGap" w:sz="6" w:space="0" w:color="808080"/>
+            </w:tcBorders>
+            <w:shd w:fill="auto" w:val="clear"/>
+          </w:tcPr>
+          <w:p>
+            <w:pPr>
+              <w:pStyle w:val="Contenidotabla"/>
+              <w:jc w:val="center"/>
+              <w:rPr>
+                <w:b/>
+                <w:b/>
+              </w:rPr>
+            </w:pPr>
+            <w:r>
+              <w:rPr>
+                <w:b/>
+              </w:rPr>
+            </w:r>
+          </w:p>
+        </w:tc>
+        <w:tc>
+          <w:tcPr>
+            <w:tcW w:w="720" w:type="dxa"/>
+            <w:tcBorders>
+              <w:top w:val="thinThickLargeGap" w:sz="6" w:space="0" w:color="808080"/>
+              <w:left w:val="thinThickLargeGap" w:sz="6" w:space="0" w:color="808080"/>
+              <w:bottom w:val="thinThickLargeGap" w:sz="6" w:space="0" w:color="808080"/>
+              <w:right w:val="thinThickLargeGap" w:sz="6" w:space="0" w:color="808080"/>
+              <w:insideH w:val="thinThickLargeGap" w:sz="6" w:space="0" w:color="808080"/>
+              <w:insideV w:val="thinThickLargeGap" w:sz="6" w:space="0" w:color="808080"/>
+            </w:tcBorders>
+            <w:shd w:fill="auto" w:val="clear"/>
+          </w:tcPr>
+          <w:p>
+            <w:pPr>
+              <w:pStyle w:val="Contenidotabla"/>
+              <w:jc w:val="center"/>
+              <w:rPr>
+                <w:lang w:val="en-US"/>
+              </w:rPr>
+            </w:pPr>
+            <w:r>
+              <w:rPr>
+                <w:lang w:val="en-US"/>
+              </w:rPr>
+            </w:r>
+          </w:p>
+        </w:tc>
+        <w:tc>
+          <w:tcPr>
+            <w:tcW w:w="720" w:type="dxa"/>
+            <w:tcBorders>
+              <w:top w:val="thinThickLargeGap" w:sz="6" w:space="0" w:color="808080"/>
+              <w:left w:val="thinThickLargeGap" w:sz="6" w:space="0" w:color="808080"/>
+              <w:bottom w:val="thinThickLargeGap" w:sz="6" w:space="0" w:color="808080"/>
+              <w:right w:val="thinThickLargeGap" w:sz="6" w:space="0" w:color="808080"/>
+              <w:insideH w:val="thinThickLargeGap" w:sz="6" w:space="0" w:color="808080"/>
+              <w:insideV w:val="thinThickLargeGap" w:sz="6" w:space="0" w:color="808080"/>
+            </w:tcBorders>
+            <w:shd w:fill="auto" w:val="clear"/>
+          </w:tcPr>
+          <w:p>
+            <w:pPr>
+              <w:pStyle w:val="Contenidotabla"/>
+              <w:jc w:val="center"/>
+              <w:rPr>
+                <w:rFonts w:ascii="Arial" w:hAnsi="Arial"/>
+                <w:sz w:val="22"/>
+                <w:lang w:val="en-US"/>
+              </w:rPr>
+            </w:pPr>
+            <w:r>
+              <w:rPr>
+                <w:rFonts w:ascii="Arial" w:hAnsi="Arial"/>
+                <w:sz w:val="22"/>
+                <w:lang w:val="en-US"/>
+              </w:rPr>
+            </w:r>
+          </w:p>
+        </w:tc>
+        <w:tc>
+          <w:tcPr>
+            <w:tcW w:w="450" w:type="dxa"/>
+            <w:tcBorders>
+              <w:top w:val="thinThickLargeGap" w:sz="6" w:space="0" w:color="808080"/>
+              <w:left w:val="thinThickLargeGap" w:sz="6" w:space="0" w:color="808080"/>
+              <w:bottom w:val="thinThickLargeGap" w:sz="6" w:space="0" w:color="808080"/>
+              <w:right w:val="thinThickLargeGap" w:sz="6" w:space="0" w:color="808080"/>
+              <w:insideH w:val="thinThickLargeGap" w:sz="6" w:space="0" w:color="808080"/>
+              <w:insideV w:val="thinThickLargeGap" w:sz="6" w:space="0" w:color="808080"/>
+            </w:tcBorders>
+            <w:shd w:fill="auto" w:val="clear"/>
+          </w:tcPr>
+          <w:p>
+            <w:pPr>
+              <w:pStyle w:val="Contenidotabla"/>
+              <w:jc w:val="center"/>
+              <w:rPr>
+                <w:lang w:val="en-US"/>
+              </w:rPr>
+            </w:pPr>
+            <w:r>
+              <w:rPr>
+                <w:lang w:val="en-US"/>
+              </w:rPr>
+            </w:r>
           </w:p>
         </w:tc>
       </w:tr>
     </w:tbl>
-    <w:p/>
-    <w:p/>
-    <w:p/>
-    <w:p/>
+    <w:p>
+      <w:pPr>
+        <w:pStyle w:val="Normal"/>
+        <w:rPr/>
+      </w:pPr>
+      <w:r>
+        <w:rPr/>
+      </w:r>
+    </w:p>
+    <w:p>
+      <w:pPr>
+        <w:pStyle w:val="Normal"/>
+        <w:rPr/>
+      </w:pPr>
+      <w:r>
+        <w:rPr/>
+      </w:r>
+    </w:p>
+    <w:p>
+      <w:pPr>
+        <w:pStyle w:val="Normal"/>
+        <w:rPr/>
+      </w:pPr>
+      <w:r>
+        <w:rPr/>
+      </w:r>
+    </w:p>
+    <w:p>
+      <w:pPr>
+        <w:pStyle w:val="Normal"/>
+        <w:rPr/>
+      </w:pPr>
+      <w:r>
+        <w:rPr/>
+      </w:r>
+    </w:p>
     <w:tbl>
       <w:tblPr>
         <w:tblW w:w="9305" w:type="dxa"/>
+        <w:jc w:val="left"/>
         <w:tblInd w:w="-55" w:type="dxa"/>
         <w:tblBorders>
           <w:top w:val="thinThickLargeGap" w:sz="6" w:space="0" w:color="808080"/>
@@ -2202,60 +3942,90 @@
           <w:insideH w:val="thinThickLargeGap" w:sz="6" w:space="0" w:color="808080"/>
           <w:insideV w:val="thinThickLargeGap" w:sz="6" w:space="0" w:color="808080"/>
         </w:tblBorders>
-        <w:tblLayout w:type="fixed"/>
         <w:tblCellMar>
+          <w:top w:w="0" w:type="dxa"/>
           <w:left w:w="70" w:type="dxa"/>
+          <w:bottom w:w="0" w:type="dxa"/>
           <w:right w:w="70" w:type="dxa"/>
         </w:tblCellMar>
-        <w:tblLook w:val="00A0" w:firstRow="1" w:lastRow="0" w:firstColumn="1" w:lastColumn="0" w:noHBand="0" w:noVBand="0"/>
+        <w:tblLook w:noVBand="0" w:val="00a0" w:noHBand="0" w:lastColumn="0" w:firstColumn="1" w:lastRow="0" w:firstRow="1"/>
       </w:tblPr>
       <w:tblGrid>
-        <w:gridCol w:w="485"/>
-        <w:gridCol w:w="6120"/>
+        <w:gridCol w:w="484"/>
+        <w:gridCol w:w="6121"/>
         <w:gridCol w:w="1350"/>
-        <w:gridCol w:w="1350"/>
+        <w:gridCol w:w="1349"/>
       </w:tblGrid>
       <w:tr>
         <w:trPr>
-          <w:cantSplit/>
+          <w:cantSplit w:val="true"/>
         </w:trPr>
         <w:tc>
           <w:tcPr>
-            <w:tcW w:w="9305" w:type="dxa"/>
+            <w:tcW w:w="9304" w:type="dxa"/>
             <w:gridSpan w:val="4"/>
-            <w:shd w:val="clear" w:color="auto" w:fill="auto"/>
+            <w:tcBorders>
+              <w:top w:val="thinThickLargeGap" w:sz="6" w:space="0" w:color="808080"/>
+              <w:left w:val="thinThickLargeGap" w:sz="6" w:space="0" w:color="808080"/>
+              <w:bottom w:val="thinThickLargeGap" w:sz="6" w:space="0" w:color="808080"/>
+              <w:right w:val="thinThickLargeGap" w:sz="6" w:space="0" w:color="808080"/>
+              <w:insideH w:val="thinThickLargeGap" w:sz="6" w:space="0" w:color="808080"/>
+              <w:insideV w:val="thinThickLargeGap" w:sz="6" w:space="0" w:color="808080"/>
+            </w:tcBorders>
+            <w:shd w:fill="auto" w:val="clear"/>
           </w:tcPr>
           <w:p>
             <w:pPr>
               <w:pStyle w:val="Encabezadotabla"/>
               <w:jc w:val="center"/>
-            </w:pPr>
-            <w:r>
+              <w:rPr/>
+            </w:pPr>
+            <w:r>
+              <w:rPr/>
               <w:t>ACUERDOS</w:t>
             </w:r>
           </w:p>
         </w:tc>
       </w:tr>
       <w:tr>
-        <w:tc>
-          <w:tcPr>
-            <w:tcW w:w="485" w:type="dxa"/>
-            <w:shd w:val="clear" w:color="auto" w:fill="auto"/>
+        <w:trPr/>
+        <w:tc>
+          <w:tcPr>
+            <w:tcW w:w="484" w:type="dxa"/>
+            <w:tcBorders>
+              <w:top w:val="thinThickLargeGap" w:sz="6" w:space="0" w:color="808080"/>
+              <w:left w:val="thinThickLargeGap" w:sz="6" w:space="0" w:color="808080"/>
+              <w:bottom w:val="thinThickLargeGap" w:sz="6" w:space="0" w:color="808080"/>
+              <w:right w:val="thinThickLargeGap" w:sz="6" w:space="0" w:color="808080"/>
+              <w:insideH w:val="thinThickLargeGap" w:sz="6" w:space="0" w:color="808080"/>
+              <w:insideV w:val="thinThickLargeGap" w:sz="6" w:space="0" w:color="808080"/>
+            </w:tcBorders>
+            <w:shd w:fill="auto" w:val="clear"/>
           </w:tcPr>
           <w:p>
             <w:pPr>
               <w:pStyle w:val="Encabezadotabla"/>
               <w:jc w:val="center"/>
-            </w:pPr>
-            <w:r>
+              <w:rPr/>
+            </w:pPr>
+            <w:r>
+              <w:rPr/>
               <w:t>No</w:t>
             </w:r>
           </w:p>
         </w:tc>
         <w:tc>
           <w:tcPr>
-            <w:tcW w:w="6120" w:type="dxa"/>
-            <w:shd w:val="clear" w:color="auto" w:fill="auto"/>
+            <w:tcW w:w="6121" w:type="dxa"/>
+            <w:tcBorders>
+              <w:top w:val="thinThickLargeGap" w:sz="6" w:space="0" w:color="808080"/>
+              <w:left w:val="thinThickLargeGap" w:sz="6" w:space="0" w:color="808080"/>
+              <w:bottom w:val="thinThickLargeGap" w:sz="6" w:space="0" w:color="808080"/>
+              <w:right w:val="thinThickLargeGap" w:sz="6" w:space="0" w:color="808080"/>
+              <w:insideH w:val="thinThickLargeGap" w:sz="6" w:space="0" w:color="808080"/>
+              <w:insideV w:val="thinThickLargeGap" w:sz="6" w:space="0" w:color="808080"/>
+            </w:tcBorders>
+            <w:shd w:fill="auto" w:val="clear"/>
           </w:tcPr>
           <w:p>
             <w:pPr>
@@ -2276,78 +4046,141 @@
         <w:tc>
           <w:tcPr>
             <w:tcW w:w="1350" w:type="dxa"/>
-            <w:shd w:val="clear" w:color="auto" w:fill="auto"/>
+            <w:tcBorders>
+              <w:top w:val="thinThickLargeGap" w:sz="6" w:space="0" w:color="808080"/>
+              <w:left w:val="thinThickLargeGap" w:sz="6" w:space="0" w:color="808080"/>
+              <w:bottom w:val="thinThickLargeGap" w:sz="6" w:space="0" w:color="808080"/>
+              <w:right w:val="thinThickLargeGap" w:sz="6" w:space="0" w:color="808080"/>
+              <w:insideH w:val="thinThickLargeGap" w:sz="6" w:space="0" w:color="808080"/>
+              <w:insideV w:val="thinThickLargeGap" w:sz="6" w:space="0" w:color="808080"/>
+            </w:tcBorders>
+            <w:shd w:fill="auto" w:val="clear"/>
           </w:tcPr>
           <w:p>
             <w:pPr>
               <w:pStyle w:val="Encabezadotabla"/>
               <w:jc w:val="center"/>
-            </w:pPr>
-            <w:r>
+              <w:rPr/>
+            </w:pPr>
+            <w:r>
+              <w:rPr/>
               <w:t>Quién</w:t>
             </w:r>
           </w:p>
         </w:tc>
         <w:tc>
           <w:tcPr>
-            <w:tcW w:w="1350" w:type="dxa"/>
-            <w:shd w:val="clear" w:color="auto" w:fill="auto"/>
+            <w:tcW w:w="1349" w:type="dxa"/>
+            <w:tcBorders>
+              <w:top w:val="thinThickLargeGap" w:sz="6" w:space="0" w:color="808080"/>
+              <w:left w:val="thinThickLargeGap" w:sz="6" w:space="0" w:color="808080"/>
+              <w:bottom w:val="thinThickLargeGap" w:sz="6" w:space="0" w:color="808080"/>
+              <w:right w:val="thinThickLargeGap" w:sz="6" w:space="0" w:color="808080"/>
+              <w:insideH w:val="thinThickLargeGap" w:sz="6" w:space="0" w:color="808080"/>
+              <w:insideV w:val="thinThickLargeGap" w:sz="6" w:space="0" w:color="808080"/>
+            </w:tcBorders>
+            <w:shd w:fill="auto" w:val="clear"/>
           </w:tcPr>
           <w:p>
             <w:pPr>
               <w:pStyle w:val="Encabezadotabla"/>
               <w:jc w:val="center"/>
-            </w:pPr>
-            <w:r>
+              <w:rPr/>
+            </w:pPr>
+            <w:r>
+              <w:rPr/>
               <w:t>Cuándo</w:t>
             </w:r>
           </w:p>
         </w:tc>
       </w:tr>
       <w:tr>
-        <w:tc>
-          <w:tcPr>
-            <w:tcW w:w="485" w:type="dxa"/>
-            <w:shd w:val="clear" w:color="auto" w:fill="auto"/>
+        <w:trPr/>
+        <w:tc>
+          <w:tcPr>
+            <w:tcW w:w="484" w:type="dxa"/>
+            <w:tcBorders>
+              <w:top w:val="thinThickLargeGap" w:sz="6" w:space="0" w:color="808080"/>
+              <w:left w:val="thinThickLargeGap" w:sz="6" w:space="0" w:color="808080"/>
+              <w:bottom w:val="thinThickLargeGap" w:sz="6" w:space="0" w:color="808080"/>
+              <w:right w:val="thinThickLargeGap" w:sz="6" w:space="0" w:color="808080"/>
+              <w:insideH w:val="thinThickLargeGap" w:sz="6" w:space="0" w:color="808080"/>
+              <w:insideV w:val="thinThickLargeGap" w:sz="6" w:space="0" w:color="808080"/>
+            </w:tcBorders>
+            <w:shd w:fill="auto" w:val="clear"/>
             <w:vAlign w:val="center"/>
           </w:tcPr>
           <w:p>
             <w:pPr>
               <w:pStyle w:val="Contenidotabla"/>
               <w:jc w:val="center"/>
-            </w:pPr>
-            <w:r>
+              <w:rPr/>
+            </w:pPr>
+            <w:r>
+              <w:rPr/>
               <w:t>1</w:t>
             </w:r>
           </w:p>
         </w:tc>
         <w:tc>
           <w:tcPr>
-            <w:tcW w:w="6120" w:type="dxa"/>
-            <w:shd w:val="clear" w:color="auto" w:fill="auto"/>
-          </w:tcPr>
-          <w:p>
-            <w:pPr>
-              <w:pStyle w:val="Contenidotabla"/>
-            </w:pPr>
+            <w:tcW w:w="6121" w:type="dxa"/>
+            <w:tcBorders>
+              <w:top w:val="thinThickLargeGap" w:sz="6" w:space="0" w:color="808080"/>
+              <w:left w:val="thinThickLargeGap" w:sz="6" w:space="0" w:color="808080"/>
+              <w:bottom w:val="thinThickLargeGap" w:sz="6" w:space="0" w:color="808080"/>
+              <w:right w:val="thinThickLargeGap" w:sz="6" w:space="0" w:color="808080"/>
+              <w:insideH w:val="thinThickLargeGap" w:sz="6" w:space="0" w:color="808080"/>
+              <w:insideV w:val="thinThickLargeGap" w:sz="6" w:space="0" w:color="808080"/>
+            </w:tcBorders>
+            <w:shd w:fill="auto" w:val="clear"/>
+          </w:tcPr>
+          <w:p>
+            <w:pPr>
+              <w:pStyle w:val="Contenidotabla"/>
+              <w:rPr/>
+            </w:pPr>
+            <w:r>
+              <w:rPr/>
+            </w:r>
           </w:p>
         </w:tc>
         <w:tc>
           <w:tcPr>
             <w:tcW w:w="1350" w:type="dxa"/>
-            <w:shd w:val="clear" w:color="auto" w:fill="auto"/>
-          </w:tcPr>
-          <w:p>
-            <w:pPr>
-              <w:pStyle w:val="Contenidotabla"/>
-              <w:jc w:val="center"/>
-            </w:pPr>
-          </w:p>
-        </w:tc>
-        <w:tc>
-          <w:tcPr>
-            <w:tcW w:w="1350" w:type="dxa"/>
-            <w:shd w:val="clear" w:color="auto" w:fill="auto"/>
+            <w:tcBorders>
+              <w:top w:val="thinThickLargeGap" w:sz="6" w:space="0" w:color="808080"/>
+              <w:left w:val="thinThickLargeGap" w:sz="6" w:space="0" w:color="808080"/>
+              <w:bottom w:val="thinThickLargeGap" w:sz="6" w:space="0" w:color="808080"/>
+              <w:right w:val="thinThickLargeGap" w:sz="6" w:space="0" w:color="808080"/>
+              <w:insideH w:val="thinThickLargeGap" w:sz="6" w:space="0" w:color="808080"/>
+              <w:insideV w:val="thinThickLargeGap" w:sz="6" w:space="0" w:color="808080"/>
+            </w:tcBorders>
+            <w:shd w:fill="auto" w:val="clear"/>
+          </w:tcPr>
+          <w:p>
+            <w:pPr>
+              <w:pStyle w:val="Contenidotabla"/>
+              <w:jc w:val="center"/>
+              <w:rPr/>
+            </w:pPr>
+            <w:r>
+              <w:rPr/>
+            </w:r>
+          </w:p>
+        </w:tc>
+        <w:tc>
+          <w:tcPr>
+            <w:tcW w:w="1349" w:type="dxa"/>
+            <w:tcBorders>
+              <w:top w:val="thinThickLargeGap" w:sz="6" w:space="0" w:color="808080"/>
+              <w:left w:val="thinThickLargeGap" w:sz="6" w:space="0" w:color="808080"/>
+              <w:bottom w:val="thinThickLargeGap" w:sz="6" w:space="0" w:color="808080"/>
+              <w:right w:val="thinThickLargeGap" w:sz="6" w:space="0" w:color="808080"/>
+              <w:insideH w:val="thinThickLargeGap" w:sz="6" w:space="0" w:color="808080"/>
+              <w:insideV w:val="thinThickLargeGap" w:sz="6" w:space="0" w:color="808080"/>
+            </w:tcBorders>
+            <w:shd w:fill="auto" w:val="clear"/>
           </w:tcPr>
           <w:p>
             <w:pPr>
@@ -2358,83 +4191,155 @@
                 <w:lang w:val="en-US"/>
               </w:rPr>
             </w:pPr>
+            <w:r>
+              <w:rPr>
+                <w:bCs/>
+                <w:lang w:val="en-US"/>
+              </w:rPr>
+            </w:r>
           </w:p>
         </w:tc>
       </w:tr>
       <w:tr>
-        <w:tc>
-          <w:tcPr>
-            <w:tcW w:w="485" w:type="dxa"/>
-            <w:shd w:val="clear" w:color="auto" w:fill="auto"/>
+        <w:trPr/>
+        <w:tc>
+          <w:tcPr>
+            <w:tcW w:w="484" w:type="dxa"/>
+            <w:tcBorders>
+              <w:top w:val="thinThickLargeGap" w:sz="6" w:space="0" w:color="808080"/>
+              <w:left w:val="thinThickLargeGap" w:sz="6" w:space="0" w:color="808080"/>
+              <w:bottom w:val="thinThickLargeGap" w:sz="6" w:space="0" w:color="808080"/>
+              <w:right w:val="thinThickLargeGap" w:sz="6" w:space="0" w:color="808080"/>
+              <w:insideH w:val="thinThickLargeGap" w:sz="6" w:space="0" w:color="808080"/>
+              <w:insideV w:val="thinThickLargeGap" w:sz="6" w:space="0" w:color="808080"/>
+            </w:tcBorders>
+            <w:shd w:fill="auto" w:val="clear"/>
             <w:vAlign w:val="center"/>
           </w:tcPr>
           <w:p>
             <w:pPr>
               <w:pStyle w:val="Contenidotabla"/>
               <w:jc w:val="center"/>
-            </w:pPr>
-            <w:r>
+              <w:rPr/>
+            </w:pPr>
+            <w:r>
+              <w:rPr/>
               <w:t>2</w:t>
             </w:r>
           </w:p>
         </w:tc>
         <w:tc>
           <w:tcPr>
-            <w:tcW w:w="6120" w:type="dxa"/>
-            <w:shd w:val="clear" w:color="auto" w:fill="auto"/>
-          </w:tcPr>
-          <w:p>
-            <w:pPr>
-              <w:pStyle w:val="Contenidotabla"/>
-            </w:pPr>
+            <w:tcW w:w="6121" w:type="dxa"/>
+            <w:tcBorders>
+              <w:top w:val="thinThickLargeGap" w:sz="6" w:space="0" w:color="808080"/>
+              <w:left w:val="thinThickLargeGap" w:sz="6" w:space="0" w:color="808080"/>
+              <w:bottom w:val="thinThickLargeGap" w:sz="6" w:space="0" w:color="808080"/>
+              <w:right w:val="thinThickLargeGap" w:sz="6" w:space="0" w:color="808080"/>
+              <w:insideH w:val="thinThickLargeGap" w:sz="6" w:space="0" w:color="808080"/>
+              <w:insideV w:val="thinThickLargeGap" w:sz="6" w:space="0" w:color="808080"/>
+            </w:tcBorders>
+            <w:shd w:fill="auto" w:val="clear"/>
+          </w:tcPr>
+          <w:p>
+            <w:pPr>
+              <w:pStyle w:val="Contenidotabla"/>
+              <w:rPr/>
+            </w:pPr>
+            <w:r>
+              <w:rPr/>
+            </w:r>
           </w:p>
         </w:tc>
         <w:tc>
           <w:tcPr>
             <w:tcW w:w="1350" w:type="dxa"/>
-            <w:shd w:val="clear" w:color="auto" w:fill="auto"/>
-          </w:tcPr>
-          <w:p>
-            <w:pPr>
-              <w:pStyle w:val="Contenidotabla"/>
-              <w:jc w:val="center"/>
-            </w:pPr>
-          </w:p>
-        </w:tc>
-        <w:tc>
-          <w:tcPr>
-            <w:tcW w:w="1350" w:type="dxa"/>
-            <w:shd w:val="clear" w:color="auto" w:fill="auto"/>
-          </w:tcPr>
-          <w:p>
-            <w:pPr>
-              <w:pStyle w:val="Contenidotabla"/>
-              <w:jc w:val="center"/>
-            </w:pPr>
+            <w:tcBorders>
+              <w:top w:val="thinThickLargeGap" w:sz="6" w:space="0" w:color="808080"/>
+              <w:left w:val="thinThickLargeGap" w:sz="6" w:space="0" w:color="808080"/>
+              <w:bottom w:val="thinThickLargeGap" w:sz="6" w:space="0" w:color="808080"/>
+              <w:right w:val="thinThickLargeGap" w:sz="6" w:space="0" w:color="808080"/>
+              <w:insideH w:val="thinThickLargeGap" w:sz="6" w:space="0" w:color="808080"/>
+              <w:insideV w:val="thinThickLargeGap" w:sz="6" w:space="0" w:color="808080"/>
+            </w:tcBorders>
+            <w:shd w:fill="auto" w:val="clear"/>
+          </w:tcPr>
+          <w:p>
+            <w:pPr>
+              <w:pStyle w:val="Contenidotabla"/>
+              <w:jc w:val="center"/>
+              <w:rPr/>
+            </w:pPr>
+            <w:r>
+              <w:rPr/>
+            </w:r>
+          </w:p>
+        </w:tc>
+        <w:tc>
+          <w:tcPr>
+            <w:tcW w:w="1349" w:type="dxa"/>
+            <w:tcBorders>
+              <w:top w:val="thinThickLargeGap" w:sz="6" w:space="0" w:color="808080"/>
+              <w:left w:val="thinThickLargeGap" w:sz="6" w:space="0" w:color="808080"/>
+              <w:bottom w:val="thinThickLargeGap" w:sz="6" w:space="0" w:color="808080"/>
+              <w:right w:val="thinThickLargeGap" w:sz="6" w:space="0" w:color="808080"/>
+              <w:insideH w:val="thinThickLargeGap" w:sz="6" w:space="0" w:color="808080"/>
+              <w:insideV w:val="thinThickLargeGap" w:sz="6" w:space="0" w:color="808080"/>
+            </w:tcBorders>
+            <w:shd w:fill="auto" w:val="clear"/>
+          </w:tcPr>
+          <w:p>
+            <w:pPr>
+              <w:pStyle w:val="Contenidotabla"/>
+              <w:jc w:val="center"/>
+              <w:rPr/>
+            </w:pPr>
+            <w:r>
+              <w:rPr/>
+            </w:r>
           </w:p>
         </w:tc>
       </w:tr>
       <w:tr>
-        <w:tc>
-          <w:tcPr>
-            <w:tcW w:w="485" w:type="dxa"/>
-            <w:shd w:val="clear" w:color="auto" w:fill="auto"/>
+        <w:trPr/>
+        <w:tc>
+          <w:tcPr>
+            <w:tcW w:w="484" w:type="dxa"/>
+            <w:tcBorders>
+              <w:top w:val="thinThickLargeGap" w:sz="6" w:space="0" w:color="808080"/>
+              <w:left w:val="thinThickLargeGap" w:sz="6" w:space="0" w:color="808080"/>
+              <w:bottom w:val="thinThickLargeGap" w:sz="6" w:space="0" w:color="808080"/>
+              <w:right w:val="thinThickLargeGap" w:sz="6" w:space="0" w:color="808080"/>
+              <w:insideH w:val="thinThickLargeGap" w:sz="6" w:space="0" w:color="808080"/>
+              <w:insideV w:val="thinThickLargeGap" w:sz="6" w:space="0" w:color="808080"/>
+            </w:tcBorders>
+            <w:shd w:fill="auto" w:val="clear"/>
             <w:vAlign w:val="center"/>
           </w:tcPr>
           <w:p>
             <w:pPr>
               <w:pStyle w:val="Contenidotabla"/>
               <w:jc w:val="center"/>
-            </w:pPr>
-            <w:r>
+              <w:rPr/>
+            </w:pPr>
+            <w:r>
+              <w:rPr/>
               <w:t>3</w:t>
             </w:r>
           </w:p>
         </w:tc>
         <w:tc>
           <w:tcPr>
-            <w:tcW w:w="6120" w:type="dxa"/>
-            <w:shd w:val="clear" w:color="auto" w:fill="auto"/>
+            <w:tcW w:w="6121" w:type="dxa"/>
+            <w:tcBorders>
+              <w:top w:val="thinThickLargeGap" w:sz="6" w:space="0" w:color="808080"/>
+              <w:left w:val="thinThickLargeGap" w:sz="6" w:space="0" w:color="808080"/>
+              <w:bottom w:val="thinThickLargeGap" w:sz="6" w:space="0" w:color="808080"/>
+              <w:right w:val="thinThickLargeGap" w:sz="6" w:space="0" w:color="808080"/>
+              <w:insideH w:val="thinThickLargeGap" w:sz="6" w:space="0" w:color="808080"/>
+              <w:insideV w:val="thinThickLargeGap" w:sz="6" w:space="0" w:color="808080"/>
+            </w:tcBorders>
+            <w:shd w:fill="auto" w:val="clear"/>
           </w:tcPr>
           <w:p>
             <w:pPr>
@@ -2443,153 +4348,286 @@
                 <w:szCs w:val="20"/>
               </w:rPr>
             </w:pPr>
+            <w:r>
+              <w:rPr>
+                <w:szCs w:val="20"/>
+              </w:rPr>
+            </w:r>
           </w:p>
         </w:tc>
         <w:tc>
           <w:tcPr>
             <w:tcW w:w="1350" w:type="dxa"/>
-            <w:shd w:val="clear" w:color="auto" w:fill="auto"/>
-          </w:tcPr>
-          <w:p>
-            <w:pPr>
-              <w:pStyle w:val="Contenidotabla"/>
-              <w:jc w:val="center"/>
-            </w:pPr>
-          </w:p>
-        </w:tc>
-        <w:tc>
-          <w:tcPr>
-            <w:tcW w:w="1350" w:type="dxa"/>
-            <w:shd w:val="clear" w:color="auto" w:fill="auto"/>
-          </w:tcPr>
-          <w:p>
-            <w:pPr>
-              <w:pStyle w:val="Contenidotabla"/>
-              <w:jc w:val="center"/>
-            </w:pPr>
+            <w:tcBorders>
+              <w:top w:val="thinThickLargeGap" w:sz="6" w:space="0" w:color="808080"/>
+              <w:left w:val="thinThickLargeGap" w:sz="6" w:space="0" w:color="808080"/>
+              <w:bottom w:val="thinThickLargeGap" w:sz="6" w:space="0" w:color="808080"/>
+              <w:right w:val="thinThickLargeGap" w:sz="6" w:space="0" w:color="808080"/>
+              <w:insideH w:val="thinThickLargeGap" w:sz="6" w:space="0" w:color="808080"/>
+              <w:insideV w:val="thinThickLargeGap" w:sz="6" w:space="0" w:color="808080"/>
+            </w:tcBorders>
+            <w:shd w:fill="auto" w:val="clear"/>
+          </w:tcPr>
+          <w:p>
+            <w:pPr>
+              <w:pStyle w:val="Contenidotabla"/>
+              <w:jc w:val="center"/>
+              <w:rPr/>
+            </w:pPr>
+            <w:r>
+              <w:rPr/>
+            </w:r>
+          </w:p>
+        </w:tc>
+        <w:tc>
+          <w:tcPr>
+            <w:tcW w:w="1349" w:type="dxa"/>
+            <w:tcBorders>
+              <w:top w:val="thinThickLargeGap" w:sz="6" w:space="0" w:color="808080"/>
+              <w:left w:val="thinThickLargeGap" w:sz="6" w:space="0" w:color="808080"/>
+              <w:bottom w:val="thinThickLargeGap" w:sz="6" w:space="0" w:color="808080"/>
+              <w:right w:val="thinThickLargeGap" w:sz="6" w:space="0" w:color="808080"/>
+              <w:insideH w:val="thinThickLargeGap" w:sz="6" w:space="0" w:color="808080"/>
+              <w:insideV w:val="thinThickLargeGap" w:sz="6" w:space="0" w:color="808080"/>
+            </w:tcBorders>
+            <w:shd w:fill="auto" w:val="clear"/>
+          </w:tcPr>
+          <w:p>
+            <w:pPr>
+              <w:pStyle w:val="Contenidotabla"/>
+              <w:jc w:val="center"/>
+              <w:rPr/>
+            </w:pPr>
+            <w:r>
+              <w:rPr/>
+            </w:r>
           </w:p>
         </w:tc>
       </w:tr>
       <w:tr>
-        <w:tc>
-          <w:tcPr>
-            <w:tcW w:w="485" w:type="dxa"/>
-            <w:shd w:val="clear" w:color="auto" w:fill="auto"/>
+        <w:trPr/>
+        <w:tc>
+          <w:tcPr>
+            <w:tcW w:w="484" w:type="dxa"/>
+            <w:tcBorders>
+              <w:top w:val="thinThickLargeGap" w:sz="6" w:space="0" w:color="808080"/>
+              <w:left w:val="thinThickLargeGap" w:sz="6" w:space="0" w:color="808080"/>
+              <w:bottom w:val="thinThickLargeGap" w:sz="6" w:space="0" w:color="808080"/>
+              <w:right w:val="thinThickLargeGap" w:sz="6" w:space="0" w:color="808080"/>
+              <w:insideH w:val="thinThickLargeGap" w:sz="6" w:space="0" w:color="808080"/>
+              <w:insideV w:val="thinThickLargeGap" w:sz="6" w:space="0" w:color="808080"/>
+            </w:tcBorders>
+            <w:shd w:fill="auto" w:val="clear"/>
             <w:vAlign w:val="center"/>
           </w:tcPr>
           <w:p>
             <w:pPr>
               <w:pStyle w:val="Contenidotabla"/>
               <w:jc w:val="center"/>
-            </w:pPr>
-            <w:r>
+              <w:rPr/>
+            </w:pPr>
+            <w:r>
+              <w:rPr/>
               <w:t>4</w:t>
             </w:r>
           </w:p>
         </w:tc>
         <w:tc>
           <w:tcPr>
-            <w:tcW w:w="6120" w:type="dxa"/>
-            <w:shd w:val="clear" w:color="auto" w:fill="auto"/>
-          </w:tcPr>
-          <w:p>
-            <w:pPr>
+            <w:tcW w:w="6121" w:type="dxa"/>
+            <w:tcBorders>
+              <w:top w:val="thinThickLargeGap" w:sz="6" w:space="0" w:color="808080"/>
+              <w:left w:val="thinThickLargeGap" w:sz="6" w:space="0" w:color="808080"/>
+              <w:bottom w:val="thinThickLargeGap" w:sz="6" w:space="0" w:color="808080"/>
+              <w:right w:val="thinThickLargeGap" w:sz="6" w:space="0" w:color="808080"/>
+              <w:insideH w:val="thinThickLargeGap" w:sz="6" w:space="0" w:color="808080"/>
+              <w:insideV w:val="thinThickLargeGap" w:sz="6" w:space="0" w:color="808080"/>
+            </w:tcBorders>
+            <w:shd w:fill="auto" w:val="clear"/>
+          </w:tcPr>
+          <w:p>
+            <w:pPr>
+              <w:pStyle w:val="Normal"/>
               <w:rPr>
                 <w:sz w:val="20"/>
                 <w:szCs w:val="20"/>
               </w:rPr>
             </w:pPr>
+            <w:r>
+              <w:rPr>
+                <w:sz w:val="20"/>
+                <w:szCs w:val="20"/>
+              </w:rPr>
+            </w:r>
           </w:p>
         </w:tc>
         <w:tc>
           <w:tcPr>
             <w:tcW w:w="1350" w:type="dxa"/>
-            <w:shd w:val="clear" w:color="auto" w:fill="auto"/>
-          </w:tcPr>
-          <w:p>
-            <w:pPr>
-              <w:pStyle w:val="Contenidotabla"/>
-              <w:jc w:val="center"/>
-            </w:pPr>
-          </w:p>
-        </w:tc>
-        <w:tc>
-          <w:tcPr>
-            <w:tcW w:w="1350" w:type="dxa"/>
-            <w:shd w:val="clear" w:color="auto" w:fill="auto"/>
-          </w:tcPr>
-          <w:p>
-            <w:pPr>
-              <w:pStyle w:val="Contenidotabla"/>
-              <w:jc w:val="center"/>
-            </w:pPr>
+            <w:tcBorders>
+              <w:top w:val="thinThickLargeGap" w:sz="6" w:space="0" w:color="808080"/>
+              <w:left w:val="thinThickLargeGap" w:sz="6" w:space="0" w:color="808080"/>
+              <w:bottom w:val="thinThickLargeGap" w:sz="6" w:space="0" w:color="808080"/>
+              <w:right w:val="thinThickLargeGap" w:sz="6" w:space="0" w:color="808080"/>
+              <w:insideH w:val="thinThickLargeGap" w:sz="6" w:space="0" w:color="808080"/>
+              <w:insideV w:val="thinThickLargeGap" w:sz="6" w:space="0" w:color="808080"/>
+            </w:tcBorders>
+            <w:shd w:fill="auto" w:val="clear"/>
+          </w:tcPr>
+          <w:p>
+            <w:pPr>
+              <w:pStyle w:val="Contenidotabla"/>
+              <w:jc w:val="center"/>
+              <w:rPr/>
+            </w:pPr>
+            <w:r>
+              <w:rPr/>
+            </w:r>
+          </w:p>
+        </w:tc>
+        <w:tc>
+          <w:tcPr>
+            <w:tcW w:w="1349" w:type="dxa"/>
+            <w:tcBorders>
+              <w:top w:val="thinThickLargeGap" w:sz="6" w:space="0" w:color="808080"/>
+              <w:left w:val="thinThickLargeGap" w:sz="6" w:space="0" w:color="808080"/>
+              <w:bottom w:val="thinThickLargeGap" w:sz="6" w:space="0" w:color="808080"/>
+              <w:right w:val="thinThickLargeGap" w:sz="6" w:space="0" w:color="808080"/>
+              <w:insideH w:val="thinThickLargeGap" w:sz="6" w:space="0" w:color="808080"/>
+              <w:insideV w:val="thinThickLargeGap" w:sz="6" w:space="0" w:color="808080"/>
+            </w:tcBorders>
+            <w:shd w:fill="auto" w:val="clear"/>
+          </w:tcPr>
+          <w:p>
+            <w:pPr>
+              <w:pStyle w:val="Contenidotabla"/>
+              <w:jc w:val="center"/>
+              <w:rPr/>
+            </w:pPr>
+            <w:r>
+              <w:rPr/>
+            </w:r>
           </w:p>
         </w:tc>
       </w:tr>
       <w:tr>
-        <w:tc>
-          <w:tcPr>
-            <w:tcW w:w="485" w:type="dxa"/>
-            <w:shd w:val="clear" w:color="auto" w:fill="auto"/>
+        <w:trPr/>
+        <w:tc>
+          <w:tcPr>
+            <w:tcW w:w="484" w:type="dxa"/>
+            <w:tcBorders>
+              <w:top w:val="thinThickLargeGap" w:sz="6" w:space="0" w:color="808080"/>
+              <w:left w:val="thinThickLargeGap" w:sz="6" w:space="0" w:color="808080"/>
+              <w:bottom w:val="thinThickLargeGap" w:sz="6" w:space="0" w:color="808080"/>
+              <w:right w:val="thinThickLargeGap" w:sz="6" w:space="0" w:color="808080"/>
+              <w:insideH w:val="thinThickLargeGap" w:sz="6" w:space="0" w:color="808080"/>
+              <w:insideV w:val="thinThickLargeGap" w:sz="6" w:space="0" w:color="808080"/>
+            </w:tcBorders>
+            <w:shd w:fill="auto" w:val="clear"/>
             <w:vAlign w:val="center"/>
           </w:tcPr>
           <w:p>
             <w:pPr>
               <w:pStyle w:val="Contenidotabla"/>
               <w:jc w:val="center"/>
-            </w:pPr>
-            <w:r>
+              <w:rPr/>
+            </w:pPr>
+            <w:r>
+              <w:rPr/>
               <w:t>5</w:t>
             </w:r>
           </w:p>
         </w:tc>
         <w:tc>
           <w:tcPr>
-            <w:tcW w:w="6120" w:type="dxa"/>
-            <w:shd w:val="clear" w:color="auto" w:fill="auto"/>
-          </w:tcPr>
-          <w:p>
-            <w:pPr>
-              <w:pStyle w:val="Contenidotabla"/>
-            </w:pPr>
+            <w:tcW w:w="6121" w:type="dxa"/>
+            <w:tcBorders>
+              <w:top w:val="thinThickLargeGap" w:sz="6" w:space="0" w:color="808080"/>
+              <w:left w:val="thinThickLargeGap" w:sz="6" w:space="0" w:color="808080"/>
+              <w:bottom w:val="thinThickLargeGap" w:sz="6" w:space="0" w:color="808080"/>
+              <w:right w:val="thinThickLargeGap" w:sz="6" w:space="0" w:color="808080"/>
+              <w:insideH w:val="thinThickLargeGap" w:sz="6" w:space="0" w:color="808080"/>
+              <w:insideV w:val="thinThickLargeGap" w:sz="6" w:space="0" w:color="808080"/>
+            </w:tcBorders>
+            <w:shd w:fill="auto" w:val="clear"/>
+          </w:tcPr>
+          <w:p>
+            <w:pPr>
+              <w:pStyle w:val="Contenidotabla"/>
+              <w:rPr/>
+            </w:pPr>
+            <w:r>
+              <w:rPr/>
+            </w:r>
           </w:p>
         </w:tc>
         <w:tc>
           <w:tcPr>
             <w:tcW w:w="1350" w:type="dxa"/>
-            <w:shd w:val="clear" w:color="auto" w:fill="auto"/>
-          </w:tcPr>
-          <w:p>
-            <w:pPr>
-              <w:pStyle w:val="Contenidotabla"/>
-              <w:jc w:val="center"/>
-            </w:pPr>
-          </w:p>
-        </w:tc>
-        <w:tc>
-          <w:tcPr>
-            <w:tcW w:w="1350" w:type="dxa"/>
-            <w:shd w:val="clear" w:color="auto" w:fill="auto"/>
-          </w:tcPr>
-          <w:p>
-            <w:pPr>
-              <w:pStyle w:val="Contenidotabla"/>
-              <w:jc w:val="center"/>
-            </w:pPr>
+            <w:tcBorders>
+              <w:top w:val="thinThickLargeGap" w:sz="6" w:space="0" w:color="808080"/>
+              <w:left w:val="thinThickLargeGap" w:sz="6" w:space="0" w:color="808080"/>
+              <w:bottom w:val="thinThickLargeGap" w:sz="6" w:space="0" w:color="808080"/>
+              <w:right w:val="thinThickLargeGap" w:sz="6" w:space="0" w:color="808080"/>
+              <w:insideH w:val="thinThickLargeGap" w:sz="6" w:space="0" w:color="808080"/>
+              <w:insideV w:val="thinThickLargeGap" w:sz="6" w:space="0" w:color="808080"/>
+            </w:tcBorders>
+            <w:shd w:fill="auto" w:val="clear"/>
+          </w:tcPr>
+          <w:p>
+            <w:pPr>
+              <w:pStyle w:val="Contenidotabla"/>
+              <w:jc w:val="center"/>
+              <w:rPr/>
+            </w:pPr>
+            <w:r>
+              <w:rPr/>
+            </w:r>
+          </w:p>
+        </w:tc>
+        <w:tc>
+          <w:tcPr>
+            <w:tcW w:w="1349" w:type="dxa"/>
+            <w:tcBorders>
+              <w:top w:val="thinThickLargeGap" w:sz="6" w:space="0" w:color="808080"/>
+              <w:left w:val="thinThickLargeGap" w:sz="6" w:space="0" w:color="808080"/>
+              <w:bottom w:val="thinThickLargeGap" w:sz="6" w:space="0" w:color="808080"/>
+              <w:right w:val="thinThickLargeGap" w:sz="6" w:space="0" w:color="808080"/>
+              <w:insideH w:val="thinThickLargeGap" w:sz="6" w:space="0" w:color="808080"/>
+              <w:insideV w:val="thinThickLargeGap" w:sz="6" w:space="0" w:color="808080"/>
+            </w:tcBorders>
+            <w:shd w:fill="auto" w:val="clear"/>
+          </w:tcPr>
+          <w:p>
+            <w:pPr>
+              <w:pStyle w:val="Contenidotabla"/>
+              <w:jc w:val="center"/>
+              <w:rPr/>
+            </w:pPr>
+            <w:r>
+              <w:rPr/>
+            </w:r>
           </w:p>
         </w:tc>
       </w:tr>
     </w:tbl>
     <w:p>
       <w:pPr>
+        <w:pStyle w:val="Normal"/>
         <w:rPr>
           <w:lang w:val="es-MX"/>
         </w:rPr>
       </w:pPr>
+      <w:r>
+        <w:rPr>
+          <w:lang w:val="es-MX"/>
+        </w:rPr>
+      </w:r>
     </w:p>
     <w:tbl>
       <w:tblPr>
         <w:tblW w:w="9305" w:type="dxa"/>
+        <w:jc w:val="left"/>
         <w:tblInd w:w="-55" w:type="dxa"/>
         <w:tblBorders>
           <w:top w:val="thinThickLargeGap" w:sz="6" w:space="0" w:color="808080"/>
@@ -2599,33 +4637,44 @@
           <w:insideH w:val="thinThickLargeGap" w:sz="6" w:space="0" w:color="808080"/>
           <w:insideV w:val="thinThickLargeGap" w:sz="6" w:space="0" w:color="808080"/>
         </w:tblBorders>
-        <w:tblLayout w:type="fixed"/>
         <w:tblCellMar>
+          <w:top w:w="0" w:type="dxa"/>
           <w:left w:w="70" w:type="dxa"/>
+          <w:bottom w:w="0" w:type="dxa"/>
           <w:right w:w="70" w:type="dxa"/>
         </w:tblCellMar>
-        <w:tblLook w:val="00A0" w:firstRow="1" w:lastRow="0" w:firstColumn="1" w:lastColumn="0" w:noHBand="0" w:noVBand="0"/>
+        <w:tblLook w:noVBand="0" w:val="00a0" w:noHBand="0" w:lastColumn="0" w:firstColumn="1" w:lastRow="0" w:firstRow="1"/>
       </w:tblPr>
       <w:tblGrid>
         <w:gridCol w:w="1025"/>
-        <w:gridCol w:w="8280"/>
+        <w:gridCol w:w="8279"/>
       </w:tblGrid>
       <w:tr>
         <w:trPr>
-          <w:cantSplit/>
+          <w:cantSplit w:val="true"/>
         </w:trPr>
         <w:tc>
           <w:tcPr>
-            <w:tcW w:w="9305" w:type="dxa"/>
+            <w:tcW w:w="9304" w:type="dxa"/>
             <w:gridSpan w:val="2"/>
-            <w:shd w:val="clear" w:color="auto" w:fill="auto"/>
+            <w:tcBorders>
+              <w:top w:val="thinThickLargeGap" w:sz="6" w:space="0" w:color="808080"/>
+              <w:left w:val="thinThickLargeGap" w:sz="6" w:space="0" w:color="808080"/>
+              <w:bottom w:val="thinThickLargeGap" w:sz="6" w:space="0" w:color="808080"/>
+              <w:right w:val="thinThickLargeGap" w:sz="6" w:space="0" w:color="808080"/>
+              <w:insideH w:val="thinThickLargeGap" w:sz="6" w:space="0" w:color="808080"/>
+              <w:insideV w:val="thinThickLargeGap" w:sz="6" w:space="0" w:color="808080"/>
+            </w:tcBorders>
+            <w:shd w:fill="auto" w:val="clear"/>
           </w:tcPr>
           <w:p>
             <w:pPr>
               <w:pStyle w:val="Encabezadotabla"/>
               <w:jc w:val="center"/>
-            </w:pPr>
-            <w:r>
+              <w:rPr/>
+            </w:pPr>
+            <w:r>
+              <w:rPr/>
               <w:t>ISSUES</w:t>
             </w:r>
           </w:p>
@@ -2633,34 +4682,54 @@
       </w:tr>
       <w:tr>
         <w:trPr>
-          <w:cantSplit/>
+          <w:cantSplit w:val="true"/>
         </w:trPr>
         <w:tc>
           <w:tcPr>
             <w:tcW w:w="1025" w:type="dxa"/>
-            <w:shd w:val="clear" w:color="auto" w:fill="auto"/>
+            <w:tcBorders>
+              <w:top w:val="thinThickLargeGap" w:sz="6" w:space="0" w:color="808080"/>
+              <w:left w:val="thinThickLargeGap" w:sz="6" w:space="0" w:color="808080"/>
+              <w:bottom w:val="thinThickLargeGap" w:sz="6" w:space="0" w:color="808080"/>
+              <w:right w:val="thinThickLargeGap" w:sz="6" w:space="0" w:color="808080"/>
+              <w:insideH w:val="thinThickLargeGap" w:sz="6" w:space="0" w:color="808080"/>
+              <w:insideV w:val="thinThickLargeGap" w:sz="6" w:space="0" w:color="808080"/>
+            </w:tcBorders>
+            <w:shd w:fill="auto" w:val="clear"/>
           </w:tcPr>
           <w:p>
             <w:pPr>
               <w:pStyle w:val="Encabezadotabla"/>
               <w:jc w:val="center"/>
-            </w:pPr>
-            <w:r>
+              <w:rPr/>
+            </w:pPr>
+            <w:r>
+              <w:rPr/>
               <w:t>No</w:t>
             </w:r>
           </w:p>
         </w:tc>
         <w:tc>
           <w:tcPr>
-            <w:tcW w:w="8280" w:type="dxa"/>
-            <w:shd w:val="clear" w:color="auto" w:fill="auto"/>
+            <w:tcW w:w="8279" w:type="dxa"/>
+            <w:tcBorders>
+              <w:top w:val="thinThickLargeGap" w:sz="6" w:space="0" w:color="808080"/>
+              <w:left w:val="thinThickLargeGap" w:sz="6" w:space="0" w:color="808080"/>
+              <w:bottom w:val="thinThickLargeGap" w:sz="6" w:space="0" w:color="808080"/>
+              <w:right w:val="thinThickLargeGap" w:sz="6" w:space="0" w:color="808080"/>
+              <w:insideH w:val="thinThickLargeGap" w:sz="6" w:space="0" w:color="808080"/>
+              <w:insideV w:val="thinThickLargeGap" w:sz="6" w:space="0" w:color="808080"/>
+            </w:tcBorders>
+            <w:shd w:fill="auto" w:val="clear"/>
           </w:tcPr>
           <w:p>
             <w:pPr>
               <w:pStyle w:val="Encabezadotabla"/>
               <w:jc w:val="center"/>
-            </w:pPr>
-            <w:r>
+              <w:rPr/>
+            </w:pPr>
+            <w:r>
+              <w:rPr/>
               <w:t>Qué</w:t>
             </w:r>
           </w:p>
@@ -2668,12 +4737,20 @@
       </w:tr>
       <w:tr>
         <w:trPr>
-          <w:cantSplit/>
+          <w:cantSplit w:val="true"/>
         </w:trPr>
         <w:tc>
           <w:tcPr>
             <w:tcW w:w="1025" w:type="dxa"/>
-            <w:shd w:val="clear" w:color="auto" w:fill="auto"/>
+            <w:tcBorders>
+              <w:top w:val="thinThickLargeGap" w:sz="6" w:space="0" w:color="808080"/>
+              <w:left w:val="thinThickLargeGap" w:sz="6" w:space="0" w:color="808080"/>
+              <w:bottom w:val="thinThickLargeGap" w:sz="6" w:space="0" w:color="808080"/>
+              <w:right w:val="thinThickLargeGap" w:sz="6" w:space="0" w:color="808080"/>
+              <w:insideH w:val="thinThickLargeGap" w:sz="6" w:space="0" w:color="808080"/>
+              <w:insideV w:val="thinThickLargeGap" w:sz="6" w:space="0" w:color="808080"/>
+            </w:tcBorders>
+            <w:shd w:fill="auto" w:val="clear"/>
           </w:tcPr>
           <w:p>
             <w:pPr>
@@ -2693,8 +4770,16 @@
         </w:tc>
         <w:tc>
           <w:tcPr>
-            <w:tcW w:w="8280" w:type="dxa"/>
-            <w:shd w:val="clear" w:color="auto" w:fill="auto"/>
+            <w:tcW w:w="8279" w:type="dxa"/>
+            <w:tcBorders>
+              <w:top w:val="thinThickLargeGap" w:sz="6" w:space="0" w:color="808080"/>
+              <w:left w:val="thinThickLargeGap" w:sz="6" w:space="0" w:color="808080"/>
+              <w:bottom w:val="thinThickLargeGap" w:sz="6" w:space="0" w:color="808080"/>
+              <w:right w:val="thinThickLargeGap" w:sz="6" w:space="0" w:color="808080"/>
+              <w:insideH w:val="thinThickLargeGap" w:sz="6" w:space="0" w:color="808080"/>
+              <w:insideV w:val="thinThickLargeGap" w:sz="6" w:space="0" w:color="808080"/>
+            </w:tcBorders>
+            <w:shd w:fill="auto" w:val="clear"/>
           </w:tcPr>
           <w:p>
             <w:pPr>
@@ -2703,17 +4788,30 @@
                 <w:szCs w:val="20"/>
               </w:rPr>
             </w:pPr>
+            <w:r>
+              <w:rPr>
+                <w:szCs w:val="20"/>
+              </w:rPr>
+            </w:r>
           </w:p>
         </w:tc>
       </w:tr>
       <w:tr>
         <w:trPr>
-          <w:cantSplit/>
+          <w:cantSplit w:val="true"/>
         </w:trPr>
         <w:tc>
           <w:tcPr>
             <w:tcW w:w="1025" w:type="dxa"/>
-            <w:shd w:val="clear" w:color="auto" w:fill="auto"/>
+            <w:tcBorders>
+              <w:top w:val="thinThickLargeGap" w:sz="6" w:space="0" w:color="808080"/>
+              <w:left w:val="thinThickLargeGap" w:sz="6" w:space="0" w:color="808080"/>
+              <w:bottom w:val="thinThickLargeGap" w:sz="6" w:space="0" w:color="808080"/>
+              <w:right w:val="thinThickLargeGap" w:sz="6" w:space="0" w:color="808080"/>
+              <w:insideH w:val="thinThickLargeGap" w:sz="6" w:space="0" w:color="808080"/>
+              <w:insideV w:val="thinThickLargeGap" w:sz="6" w:space="0" w:color="808080"/>
+            </w:tcBorders>
+            <w:shd w:fill="auto" w:val="clear"/>
           </w:tcPr>
           <w:p>
             <w:pPr>
@@ -2733,8 +4831,16 @@
         </w:tc>
         <w:tc>
           <w:tcPr>
-            <w:tcW w:w="8280" w:type="dxa"/>
-            <w:shd w:val="clear" w:color="auto" w:fill="auto"/>
+            <w:tcW w:w="8279" w:type="dxa"/>
+            <w:tcBorders>
+              <w:top w:val="thinThickLargeGap" w:sz="6" w:space="0" w:color="808080"/>
+              <w:left w:val="thinThickLargeGap" w:sz="6" w:space="0" w:color="808080"/>
+              <w:bottom w:val="thinThickLargeGap" w:sz="6" w:space="0" w:color="808080"/>
+              <w:right w:val="thinThickLargeGap" w:sz="6" w:space="0" w:color="808080"/>
+              <w:insideH w:val="thinThickLargeGap" w:sz="6" w:space="0" w:color="808080"/>
+              <w:insideV w:val="thinThickLargeGap" w:sz="6" w:space="0" w:color="808080"/>
+            </w:tcBorders>
+            <w:shd w:fill="auto" w:val="clear"/>
           </w:tcPr>
           <w:p>
             <w:pPr>
@@ -2743,17 +4849,30 @@
                 <w:szCs w:val="20"/>
               </w:rPr>
             </w:pPr>
+            <w:r>
+              <w:rPr>
+                <w:szCs w:val="20"/>
+              </w:rPr>
+            </w:r>
           </w:p>
         </w:tc>
       </w:tr>
       <w:tr>
         <w:trPr>
-          <w:cantSplit/>
+          <w:cantSplit w:val="true"/>
         </w:trPr>
         <w:tc>
           <w:tcPr>
             <w:tcW w:w="1025" w:type="dxa"/>
-            <w:shd w:val="clear" w:color="auto" w:fill="auto"/>
+            <w:tcBorders>
+              <w:top w:val="thinThickLargeGap" w:sz="6" w:space="0" w:color="808080"/>
+              <w:left w:val="thinThickLargeGap" w:sz="6" w:space="0" w:color="808080"/>
+              <w:bottom w:val="thinThickLargeGap" w:sz="6" w:space="0" w:color="808080"/>
+              <w:right w:val="thinThickLargeGap" w:sz="6" w:space="0" w:color="808080"/>
+              <w:insideH w:val="thinThickLargeGap" w:sz="6" w:space="0" w:color="808080"/>
+              <w:insideV w:val="thinThickLargeGap" w:sz="6" w:space="0" w:color="808080"/>
+            </w:tcBorders>
+            <w:shd w:fill="auto" w:val="clear"/>
           </w:tcPr>
           <w:p>
             <w:pPr>
@@ -2773,28 +4892,52 @@
         </w:tc>
         <w:tc>
           <w:tcPr>
-            <w:tcW w:w="8280" w:type="dxa"/>
-            <w:shd w:val="clear" w:color="auto" w:fill="auto"/>
-          </w:tcPr>
-          <w:p>
-            <w:pPr>
+            <w:tcW w:w="8279" w:type="dxa"/>
+            <w:tcBorders>
+              <w:top w:val="thinThickLargeGap" w:sz="6" w:space="0" w:color="808080"/>
+              <w:left w:val="thinThickLargeGap" w:sz="6" w:space="0" w:color="808080"/>
+              <w:bottom w:val="thinThickLargeGap" w:sz="6" w:space="0" w:color="808080"/>
+              <w:right w:val="thinThickLargeGap" w:sz="6" w:space="0" w:color="808080"/>
+              <w:insideH w:val="thinThickLargeGap" w:sz="6" w:space="0" w:color="808080"/>
+              <w:insideV w:val="thinThickLargeGap" w:sz="6" w:space="0" w:color="808080"/>
+            </w:tcBorders>
+            <w:shd w:fill="auto" w:val="clear"/>
+          </w:tcPr>
+          <w:p>
+            <w:pPr>
+              <w:pStyle w:val="Normal"/>
               <w:rPr>
                 <w:sz w:val="20"/>
                 <w:szCs w:val="20"/>
                 <w:lang w:val="es-MX"/>
               </w:rPr>
             </w:pPr>
+            <w:r>
+              <w:rPr>
+                <w:sz w:val="20"/>
+                <w:szCs w:val="20"/>
+                <w:lang w:val="es-MX"/>
+              </w:rPr>
+            </w:r>
           </w:p>
         </w:tc>
       </w:tr>
       <w:tr>
         <w:trPr>
-          <w:cantSplit/>
+          <w:cantSplit w:val="true"/>
         </w:trPr>
         <w:tc>
           <w:tcPr>
             <w:tcW w:w="1025" w:type="dxa"/>
-            <w:shd w:val="clear" w:color="auto" w:fill="auto"/>
+            <w:tcBorders>
+              <w:top w:val="thinThickLargeGap" w:sz="6" w:space="0" w:color="808080"/>
+              <w:left w:val="thinThickLargeGap" w:sz="6" w:space="0" w:color="808080"/>
+              <w:bottom w:val="thinThickLargeGap" w:sz="6" w:space="0" w:color="808080"/>
+              <w:right w:val="thinThickLargeGap" w:sz="6" w:space="0" w:color="808080"/>
+              <w:insideH w:val="thinThickLargeGap" w:sz="6" w:space="0" w:color="808080"/>
+              <w:insideV w:val="thinThickLargeGap" w:sz="6" w:space="0" w:color="808080"/>
+            </w:tcBorders>
+            <w:shd w:fill="auto" w:val="clear"/>
           </w:tcPr>
           <w:p>
             <w:pPr>
@@ -2814,8 +4957,16 @@
         </w:tc>
         <w:tc>
           <w:tcPr>
-            <w:tcW w:w="8280" w:type="dxa"/>
-            <w:shd w:val="clear" w:color="auto" w:fill="auto"/>
+            <w:tcW w:w="8279" w:type="dxa"/>
+            <w:tcBorders>
+              <w:top w:val="thinThickLargeGap" w:sz="6" w:space="0" w:color="808080"/>
+              <w:left w:val="thinThickLargeGap" w:sz="6" w:space="0" w:color="808080"/>
+              <w:bottom w:val="thinThickLargeGap" w:sz="6" w:space="0" w:color="808080"/>
+              <w:right w:val="thinThickLargeGap" w:sz="6" w:space="0" w:color="808080"/>
+              <w:insideH w:val="thinThickLargeGap" w:sz="6" w:space="0" w:color="808080"/>
+              <w:insideV w:val="thinThickLargeGap" w:sz="6" w:space="0" w:color="808080"/>
+            </w:tcBorders>
+            <w:shd w:fill="auto" w:val="clear"/>
           </w:tcPr>
           <w:p>
             <w:pPr>
@@ -2825,203 +4976,374 @@
                 <w:lang w:val="es-MX"/>
               </w:rPr>
             </w:pPr>
+            <w:r>
+              <w:rPr>
+                <w:szCs w:val="20"/>
+                <w:lang w:val="es-MX"/>
+              </w:rPr>
+            </w:r>
           </w:p>
         </w:tc>
       </w:tr>
       <w:tr>
         <w:trPr>
-          <w:cantSplit/>
+          <w:cantSplit w:val="true"/>
         </w:trPr>
         <w:tc>
           <w:tcPr>
             <w:tcW w:w="1025" w:type="dxa"/>
-            <w:shd w:val="clear" w:color="auto" w:fill="auto"/>
-          </w:tcPr>
-          <w:p>
-            <w:pPr>
-              <w:pStyle w:val="Contenidotabla"/>
-              <w:jc w:val="center"/>
-            </w:pPr>
-            <w:r>
+            <w:tcBorders>
+              <w:top w:val="thinThickLargeGap" w:sz="6" w:space="0" w:color="808080"/>
+              <w:left w:val="thinThickLargeGap" w:sz="6" w:space="0" w:color="808080"/>
+              <w:bottom w:val="thinThickLargeGap" w:sz="6" w:space="0" w:color="808080"/>
+              <w:right w:val="thinThickLargeGap" w:sz="6" w:space="0" w:color="808080"/>
+              <w:insideH w:val="thinThickLargeGap" w:sz="6" w:space="0" w:color="808080"/>
+              <w:insideV w:val="thinThickLargeGap" w:sz="6" w:space="0" w:color="808080"/>
+            </w:tcBorders>
+            <w:shd w:fill="auto" w:val="clear"/>
+          </w:tcPr>
+          <w:p>
+            <w:pPr>
+              <w:pStyle w:val="Contenidotabla"/>
+              <w:jc w:val="center"/>
+              <w:rPr/>
+            </w:pPr>
+            <w:r>
+              <w:rPr/>
               <w:t>5</w:t>
             </w:r>
           </w:p>
         </w:tc>
         <w:tc>
           <w:tcPr>
-            <w:tcW w:w="8280" w:type="dxa"/>
-            <w:shd w:val="clear" w:color="auto" w:fill="auto"/>
-          </w:tcPr>
-          <w:p>
-            <w:pPr>
-              <w:pStyle w:val="Contenidotabla"/>
-            </w:pPr>
+            <w:tcW w:w="8279" w:type="dxa"/>
+            <w:tcBorders>
+              <w:top w:val="thinThickLargeGap" w:sz="6" w:space="0" w:color="808080"/>
+              <w:left w:val="thinThickLargeGap" w:sz="6" w:space="0" w:color="808080"/>
+              <w:bottom w:val="thinThickLargeGap" w:sz="6" w:space="0" w:color="808080"/>
+              <w:right w:val="thinThickLargeGap" w:sz="6" w:space="0" w:color="808080"/>
+              <w:insideH w:val="thinThickLargeGap" w:sz="6" w:space="0" w:color="808080"/>
+              <w:insideV w:val="thinThickLargeGap" w:sz="6" w:space="0" w:color="808080"/>
+            </w:tcBorders>
+            <w:shd w:fill="auto" w:val="clear"/>
+          </w:tcPr>
+          <w:p>
+            <w:pPr>
+              <w:pStyle w:val="Contenidotabla"/>
+              <w:rPr/>
+            </w:pPr>
+            <w:r>
+              <w:rPr/>
+            </w:r>
           </w:p>
         </w:tc>
       </w:tr>
       <w:tr>
         <w:trPr>
-          <w:cantSplit/>
+          <w:cantSplit w:val="true"/>
         </w:trPr>
         <w:tc>
           <w:tcPr>
             <w:tcW w:w="1025" w:type="dxa"/>
-            <w:shd w:val="clear" w:color="auto" w:fill="auto"/>
-          </w:tcPr>
-          <w:p>
-            <w:pPr>
-              <w:pStyle w:val="Contenidotabla"/>
-              <w:jc w:val="center"/>
-            </w:pPr>
-            <w:r>
+            <w:tcBorders>
+              <w:top w:val="thinThickLargeGap" w:sz="6" w:space="0" w:color="808080"/>
+              <w:left w:val="thinThickLargeGap" w:sz="6" w:space="0" w:color="808080"/>
+              <w:bottom w:val="thinThickLargeGap" w:sz="6" w:space="0" w:color="808080"/>
+              <w:right w:val="thinThickLargeGap" w:sz="6" w:space="0" w:color="808080"/>
+              <w:insideH w:val="thinThickLargeGap" w:sz="6" w:space="0" w:color="808080"/>
+              <w:insideV w:val="thinThickLargeGap" w:sz="6" w:space="0" w:color="808080"/>
+            </w:tcBorders>
+            <w:shd w:fill="auto" w:val="clear"/>
+          </w:tcPr>
+          <w:p>
+            <w:pPr>
+              <w:pStyle w:val="Contenidotabla"/>
+              <w:jc w:val="center"/>
+              <w:rPr/>
+            </w:pPr>
+            <w:r>
+              <w:rPr/>
               <w:t>6</w:t>
             </w:r>
           </w:p>
         </w:tc>
         <w:tc>
           <w:tcPr>
-            <w:tcW w:w="8280" w:type="dxa"/>
-            <w:shd w:val="clear" w:color="auto" w:fill="auto"/>
-          </w:tcPr>
-          <w:p>
-            <w:pPr>
-              <w:pStyle w:val="Contenidotabla"/>
-            </w:pPr>
+            <w:tcW w:w="8279" w:type="dxa"/>
+            <w:tcBorders>
+              <w:top w:val="thinThickLargeGap" w:sz="6" w:space="0" w:color="808080"/>
+              <w:left w:val="thinThickLargeGap" w:sz="6" w:space="0" w:color="808080"/>
+              <w:bottom w:val="thinThickLargeGap" w:sz="6" w:space="0" w:color="808080"/>
+              <w:right w:val="thinThickLargeGap" w:sz="6" w:space="0" w:color="808080"/>
+              <w:insideH w:val="thinThickLargeGap" w:sz="6" w:space="0" w:color="808080"/>
+              <w:insideV w:val="thinThickLargeGap" w:sz="6" w:space="0" w:color="808080"/>
+            </w:tcBorders>
+            <w:shd w:fill="auto" w:val="clear"/>
+          </w:tcPr>
+          <w:p>
+            <w:pPr>
+              <w:pStyle w:val="Contenidotabla"/>
+              <w:rPr/>
+            </w:pPr>
+            <w:r>
+              <w:rPr/>
+            </w:r>
           </w:p>
         </w:tc>
       </w:tr>
       <w:tr>
         <w:trPr>
-          <w:cantSplit/>
+          <w:cantSplit w:val="true"/>
         </w:trPr>
         <w:tc>
           <w:tcPr>
             <w:tcW w:w="1025" w:type="dxa"/>
-            <w:shd w:val="clear" w:color="auto" w:fill="auto"/>
-          </w:tcPr>
-          <w:p>
-            <w:pPr>
-              <w:pStyle w:val="Contenidotabla"/>
-              <w:jc w:val="center"/>
-            </w:pPr>
-            <w:r>
+            <w:tcBorders>
+              <w:top w:val="thinThickLargeGap" w:sz="6" w:space="0" w:color="808080"/>
+              <w:left w:val="thinThickLargeGap" w:sz="6" w:space="0" w:color="808080"/>
+              <w:bottom w:val="thinThickLargeGap" w:sz="6" w:space="0" w:color="808080"/>
+              <w:right w:val="thinThickLargeGap" w:sz="6" w:space="0" w:color="808080"/>
+              <w:insideH w:val="thinThickLargeGap" w:sz="6" w:space="0" w:color="808080"/>
+              <w:insideV w:val="thinThickLargeGap" w:sz="6" w:space="0" w:color="808080"/>
+            </w:tcBorders>
+            <w:shd w:fill="auto" w:val="clear"/>
+          </w:tcPr>
+          <w:p>
+            <w:pPr>
+              <w:pStyle w:val="Contenidotabla"/>
+              <w:jc w:val="center"/>
+              <w:rPr/>
+            </w:pPr>
+            <w:r>
+              <w:rPr/>
               <w:t>7</w:t>
             </w:r>
           </w:p>
         </w:tc>
         <w:tc>
           <w:tcPr>
-            <w:tcW w:w="8280" w:type="dxa"/>
-            <w:shd w:val="clear" w:color="auto" w:fill="auto"/>
-          </w:tcPr>
-          <w:p>
-            <w:pPr>
-              <w:pStyle w:val="Contenidotabla"/>
-            </w:pPr>
+            <w:tcW w:w="8279" w:type="dxa"/>
+            <w:tcBorders>
+              <w:top w:val="thinThickLargeGap" w:sz="6" w:space="0" w:color="808080"/>
+              <w:left w:val="thinThickLargeGap" w:sz="6" w:space="0" w:color="808080"/>
+              <w:bottom w:val="thinThickLargeGap" w:sz="6" w:space="0" w:color="808080"/>
+              <w:right w:val="thinThickLargeGap" w:sz="6" w:space="0" w:color="808080"/>
+              <w:insideH w:val="thinThickLargeGap" w:sz="6" w:space="0" w:color="808080"/>
+              <w:insideV w:val="thinThickLargeGap" w:sz="6" w:space="0" w:color="808080"/>
+            </w:tcBorders>
+            <w:shd w:fill="auto" w:val="clear"/>
+          </w:tcPr>
+          <w:p>
+            <w:pPr>
+              <w:pStyle w:val="Contenidotabla"/>
+              <w:rPr/>
+            </w:pPr>
+            <w:r>
+              <w:rPr/>
+            </w:r>
           </w:p>
         </w:tc>
       </w:tr>
       <w:tr>
         <w:trPr>
-          <w:cantSplit/>
+          <w:cantSplit w:val="true"/>
         </w:trPr>
         <w:tc>
           <w:tcPr>
             <w:tcW w:w="1025" w:type="dxa"/>
-            <w:shd w:val="clear" w:color="auto" w:fill="auto"/>
-          </w:tcPr>
-          <w:p>
-            <w:pPr>
-              <w:pStyle w:val="Contenidotabla"/>
-              <w:jc w:val="center"/>
-            </w:pPr>
-            <w:r>
+            <w:tcBorders>
+              <w:top w:val="thinThickLargeGap" w:sz="6" w:space="0" w:color="808080"/>
+              <w:left w:val="thinThickLargeGap" w:sz="6" w:space="0" w:color="808080"/>
+              <w:bottom w:val="thinThickLargeGap" w:sz="6" w:space="0" w:color="808080"/>
+              <w:right w:val="thinThickLargeGap" w:sz="6" w:space="0" w:color="808080"/>
+              <w:insideH w:val="thinThickLargeGap" w:sz="6" w:space="0" w:color="808080"/>
+              <w:insideV w:val="thinThickLargeGap" w:sz="6" w:space="0" w:color="808080"/>
+            </w:tcBorders>
+            <w:shd w:fill="auto" w:val="clear"/>
+          </w:tcPr>
+          <w:p>
+            <w:pPr>
+              <w:pStyle w:val="Contenidotabla"/>
+              <w:jc w:val="center"/>
+              <w:rPr/>
+            </w:pPr>
+            <w:r>
+              <w:rPr/>
               <w:t>8</w:t>
             </w:r>
           </w:p>
         </w:tc>
         <w:tc>
           <w:tcPr>
-            <w:tcW w:w="8280" w:type="dxa"/>
-            <w:shd w:val="clear" w:color="auto" w:fill="auto"/>
-          </w:tcPr>
-          <w:p>
-            <w:pPr>
-              <w:pStyle w:val="Contenidotabla"/>
-            </w:pPr>
+            <w:tcW w:w="8279" w:type="dxa"/>
+            <w:tcBorders>
+              <w:top w:val="thinThickLargeGap" w:sz="6" w:space="0" w:color="808080"/>
+              <w:left w:val="thinThickLargeGap" w:sz="6" w:space="0" w:color="808080"/>
+              <w:bottom w:val="thinThickLargeGap" w:sz="6" w:space="0" w:color="808080"/>
+              <w:right w:val="thinThickLargeGap" w:sz="6" w:space="0" w:color="808080"/>
+              <w:insideH w:val="thinThickLargeGap" w:sz="6" w:space="0" w:color="808080"/>
+              <w:insideV w:val="thinThickLargeGap" w:sz="6" w:space="0" w:color="808080"/>
+            </w:tcBorders>
+            <w:shd w:fill="auto" w:val="clear"/>
+          </w:tcPr>
+          <w:p>
+            <w:pPr>
+              <w:pStyle w:val="Contenidotabla"/>
+              <w:rPr/>
+            </w:pPr>
+            <w:r>
+              <w:rPr/>
+            </w:r>
           </w:p>
         </w:tc>
       </w:tr>
       <w:tr>
         <w:trPr>
-          <w:cantSplit/>
+          <w:cantSplit w:val="true"/>
         </w:trPr>
         <w:tc>
           <w:tcPr>
             <w:tcW w:w="1025" w:type="dxa"/>
-            <w:shd w:val="clear" w:color="auto" w:fill="auto"/>
-          </w:tcPr>
-          <w:p>
-            <w:pPr>
-              <w:pStyle w:val="Contenidotabla"/>
-              <w:jc w:val="center"/>
-            </w:pPr>
-            <w:r>
+            <w:tcBorders>
+              <w:top w:val="thinThickLargeGap" w:sz="6" w:space="0" w:color="808080"/>
+              <w:left w:val="thinThickLargeGap" w:sz="6" w:space="0" w:color="808080"/>
+              <w:bottom w:val="thinThickLargeGap" w:sz="6" w:space="0" w:color="808080"/>
+              <w:right w:val="thinThickLargeGap" w:sz="6" w:space="0" w:color="808080"/>
+              <w:insideH w:val="thinThickLargeGap" w:sz="6" w:space="0" w:color="808080"/>
+              <w:insideV w:val="thinThickLargeGap" w:sz="6" w:space="0" w:color="808080"/>
+            </w:tcBorders>
+            <w:shd w:fill="auto" w:val="clear"/>
+          </w:tcPr>
+          <w:p>
+            <w:pPr>
+              <w:pStyle w:val="Contenidotabla"/>
+              <w:jc w:val="center"/>
+              <w:rPr/>
+            </w:pPr>
+            <w:r>
+              <w:rPr/>
               <w:t>9</w:t>
             </w:r>
           </w:p>
         </w:tc>
         <w:tc>
           <w:tcPr>
-            <w:tcW w:w="8280" w:type="dxa"/>
-            <w:shd w:val="clear" w:color="auto" w:fill="auto"/>
-          </w:tcPr>
-          <w:p>
-            <w:pPr>
-              <w:pStyle w:val="Contenidotabla"/>
-            </w:pPr>
+            <w:tcW w:w="8279" w:type="dxa"/>
+            <w:tcBorders>
+              <w:top w:val="thinThickLargeGap" w:sz="6" w:space="0" w:color="808080"/>
+              <w:left w:val="thinThickLargeGap" w:sz="6" w:space="0" w:color="808080"/>
+              <w:bottom w:val="thinThickLargeGap" w:sz="6" w:space="0" w:color="808080"/>
+              <w:right w:val="thinThickLargeGap" w:sz="6" w:space="0" w:color="808080"/>
+              <w:insideH w:val="thinThickLargeGap" w:sz="6" w:space="0" w:color="808080"/>
+              <w:insideV w:val="thinThickLargeGap" w:sz="6" w:space="0" w:color="808080"/>
+            </w:tcBorders>
+            <w:shd w:fill="auto" w:val="clear"/>
+          </w:tcPr>
+          <w:p>
+            <w:pPr>
+              <w:pStyle w:val="Contenidotabla"/>
+              <w:rPr/>
+            </w:pPr>
+            <w:r>
+              <w:rPr/>
+            </w:r>
           </w:p>
         </w:tc>
       </w:tr>
       <w:tr>
         <w:trPr>
-          <w:cantSplit/>
+          <w:cantSplit w:val="true"/>
         </w:trPr>
         <w:tc>
           <w:tcPr>
             <w:tcW w:w="1025" w:type="dxa"/>
-            <w:shd w:val="clear" w:color="auto" w:fill="auto"/>
-          </w:tcPr>
-          <w:p>
-            <w:pPr>
-              <w:pStyle w:val="Contenidotabla"/>
-              <w:jc w:val="center"/>
-            </w:pPr>
-            <w:r>
+            <w:tcBorders>
+              <w:top w:val="thinThickLargeGap" w:sz="6" w:space="0" w:color="808080"/>
+              <w:left w:val="thinThickLargeGap" w:sz="6" w:space="0" w:color="808080"/>
+              <w:bottom w:val="thinThickLargeGap" w:sz="6" w:space="0" w:color="808080"/>
+              <w:right w:val="thinThickLargeGap" w:sz="6" w:space="0" w:color="808080"/>
+              <w:insideH w:val="thinThickLargeGap" w:sz="6" w:space="0" w:color="808080"/>
+              <w:insideV w:val="thinThickLargeGap" w:sz="6" w:space="0" w:color="808080"/>
+            </w:tcBorders>
+            <w:shd w:fill="auto" w:val="clear"/>
+          </w:tcPr>
+          <w:p>
+            <w:pPr>
+              <w:pStyle w:val="Contenidotabla"/>
+              <w:jc w:val="center"/>
+              <w:rPr/>
+            </w:pPr>
+            <w:r>
+              <w:rPr/>
               <w:t>10</w:t>
             </w:r>
           </w:p>
         </w:tc>
         <w:tc>
           <w:tcPr>
-            <w:tcW w:w="8280" w:type="dxa"/>
-            <w:shd w:val="clear" w:color="auto" w:fill="auto"/>
-          </w:tcPr>
-          <w:p>
-            <w:pPr>
-              <w:pStyle w:val="Contenidotabla"/>
-            </w:pPr>
+            <w:tcW w:w="8279" w:type="dxa"/>
+            <w:tcBorders>
+              <w:top w:val="thinThickLargeGap" w:sz="6" w:space="0" w:color="808080"/>
+              <w:left w:val="thinThickLargeGap" w:sz="6" w:space="0" w:color="808080"/>
+              <w:bottom w:val="thinThickLargeGap" w:sz="6" w:space="0" w:color="808080"/>
+              <w:right w:val="thinThickLargeGap" w:sz="6" w:space="0" w:color="808080"/>
+              <w:insideH w:val="thinThickLargeGap" w:sz="6" w:space="0" w:color="808080"/>
+              <w:insideV w:val="thinThickLargeGap" w:sz="6" w:space="0" w:color="808080"/>
+            </w:tcBorders>
+            <w:shd w:fill="auto" w:val="clear"/>
+          </w:tcPr>
+          <w:p>
+            <w:pPr>
+              <w:pStyle w:val="Contenidotabla"/>
+              <w:rPr/>
+            </w:pPr>
+            <w:r>
+              <w:rPr/>
+            </w:r>
           </w:p>
         </w:tc>
       </w:tr>
     </w:tbl>
-    <w:p/>
-    <w:p/>
-    <w:p/>
-    <w:p/>
+    <w:p>
+      <w:pPr>
+        <w:pStyle w:val="Normal"/>
+        <w:rPr/>
+      </w:pPr>
+      <w:r>
+        <w:rPr/>
+      </w:r>
+    </w:p>
+    <w:p>
+      <w:pPr>
+        <w:pStyle w:val="Normal"/>
+        <w:rPr/>
+      </w:pPr>
+      <w:r>
+        <w:rPr/>
+      </w:r>
+    </w:p>
+    <w:p>
+      <w:pPr>
+        <w:pStyle w:val="Normal"/>
+        <w:rPr/>
+      </w:pPr>
+      <w:r>
+        <w:rPr/>
+      </w:r>
+    </w:p>
+    <w:p>
+      <w:pPr>
+        <w:pStyle w:val="Normal"/>
+        <w:rPr/>
+      </w:pPr>
+      <w:r>
+        <w:rPr/>
+      </w:r>
+    </w:p>
     <w:tbl>
       <w:tblPr>
         <w:tblW w:w="9305" w:type="dxa"/>
+        <w:jc w:val="left"/>
         <w:tblInd w:w="-55" w:type="dxa"/>
         <w:tblBorders>
           <w:top w:val="thinThickLargeGap" w:sz="6" w:space="0" w:color="808080"/>
@@ -3031,36 +5353,47 @@
           <w:insideH w:val="thinThickLargeGap" w:sz="6" w:space="0" w:color="808080"/>
           <w:insideV w:val="thinThickLargeGap" w:sz="6" w:space="0" w:color="808080"/>
         </w:tblBorders>
-        <w:tblLayout w:type="fixed"/>
         <w:tblCellMar>
+          <w:top w:w="0" w:type="dxa"/>
           <w:left w:w="70" w:type="dxa"/>
+          <w:bottom w:w="0" w:type="dxa"/>
           <w:right w:w="70" w:type="dxa"/>
         </w:tblCellMar>
-        <w:tblLook w:val="00A0" w:firstRow="1" w:lastRow="0" w:firstColumn="1" w:lastColumn="0" w:noHBand="0" w:noVBand="0"/>
+        <w:tblLook w:noVBand="0" w:val="00a0" w:noHBand="0" w:lastColumn="0" w:firstColumn="1" w:lastRow="0" w:firstRow="1"/>
       </w:tblPr>
       <w:tblGrid>
-        <w:gridCol w:w="485"/>
+        <w:gridCol w:w="484"/>
         <w:gridCol w:w="5040"/>
         <w:gridCol w:w="1080"/>
         <w:gridCol w:w="2700"/>
       </w:tblGrid>
       <w:tr>
         <w:trPr>
-          <w:cantSplit/>
-          <w:trHeight w:val="285"/>
+          <w:trHeight w:val="285" w:hRule="atLeast"/>
+          <w:cantSplit w:val="true"/>
         </w:trPr>
         <w:tc>
           <w:tcPr>
-            <w:tcW w:w="9305" w:type="dxa"/>
+            <w:tcW w:w="9304" w:type="dxa"/>
             <w:gridSpan w:val="4"/>
-            <w:shd w:val="clear" w:color="auto" w:fill="auto"/>
+            <w:tcBorders>
+              <w:top w:val="thinThickLargeGap" w:sz="6" w:space="0" w:color="808080"/>
+              <w:left w:val="thinThickLargeGap" w:sz="6" w:space="0" w:color="808080"/>
+              <w:bottom w:val="thinThickLargeGap" w:sz="6" w:space="0" w:color="808080"/>
+              <w:right w:val="thinThickLargeGap" w:sz="6" w:space="0" w:color="808080"/>
+              <w:insideH w:val="thinThickLargeGap" w:sz="6" w:space="0" w:color="808080"/>
+              <w:insideV w:val="thinThickLargeGap" w:sz="6" w:space="0" w:color="808080"/>
+            </w:tcBorders>
+            <w:shd w:fill="auto" w:val="clear"/>
           </w:tcPr>
           <w:p>
             <w:pPr>
               <w:pStyle w:val="Encabezadotabla"/>
               <w:jc w:val="center"/>
-            </w:pPr>
-            <w:r>
+              <w:rPr/>
+            </w:pPr>
+            <w:r>
+              <w:rPr/>
               <w:t>ACCIONES PENDIENTES</w:t>
             </w:r>
           </w:p>
@@ -3068,20 +5401,30 @@
       </w:tr>
       <w:tr>
         <w:trPr>
-          <w:cantSplit/>
-          <w:trHeight w:val="285"/>
+          <w:trHeight w:val="285" w:hRule="atLeast"/>
+          <w:cantSplit w:val="true"/>
         </w:trPr>
         <w:tc>
           <w:tcPr>
-            <w:tcW w:w="485" w:type="dxa"/>
-            <w:shd w:val="clear" w:color="auto" w:fill="auto"/>
+            <w:tcW w:w="484" w:type="dxa"/>
+            <w:tcBorders>
+              <w:top w:val="thinThickLargeGap" w:sz="6" w:space="0" w:color="808080"/>
+              <w:left w:val="thinThickLargeGap" w:sz="6" w:space="0" w:color="808080"/>
+              <w:bottom w:val="thinThickLargeGap" w:sz="6" w:space="0" w:color="808080"/>
+              <w:right w:val="thinThickLargeGap" w:sz="6" w:space="0" w:color="808080"/>
+              <w:insideH w:val="thinThickLargeGap" w:sz="6" w:space="0" w:color="808080"/>
+              <w:insideV w:val="thinThickLargeGap" w:sz="6" w:space="0" w:color="808080"/>
+            </w:tcBorders>
+            <w:shd w:fill="auto" w:val="clear"/>
           </w:tcPr>
           <w:p>
             <w:pPr>
               <w:pStyle w:val="Encabezadotabla"/>
               <w:jc w:val="center"/>
-            </w:pPr>
-            <w:r>
+              <w:rPr/>
+            </w:pPr>
+            <w:r>
+              <w:rPr/>
               <w:t>No</w:t>
             </w:r>
           </w:p>
@@ -3089,14 +5432,24 @@
         <w:tc>
           <w:tcPr>
             <w:tcW w:w="5040" w:type="dxa"/>
-            <w:shd w:val="clear" w:color="auto" w:fill="auto"/>
+            <w:tcBorders>
+              <w:top w:val="thinThickLargeGap" w:sz="6" w:space="0" w:color="808080"/>
+              <w:left w:val="thinThickLargeGap" w:sz="6" w:space="0" w:color="808080"/>
+              <w:bottom w:val="thinThickLargeGap" w:sz="6" w:space="0" w:color="808080"/>
+              <w:right w:val="thinThickLargeGap" w:sz="6" w:space="0" w:color="808080"/>
+              <w:insideH w:val="thinThickLargeGap" w:sz="6" w:space="0" w:color="808080"/>
+              <w:insideV w:val="thinThickLargeGap" w:sz="6" w:space="0" w:color="808080"/>
+            </w:tcBorders>
+            <w:shd w:fill="auto" w:val="clear"/>
           </w:tcPr>
           <w:p>
             <w:pPr>
               <w:pStyle w:val="Encabezadotabla"/>
               <w:jc w:val="center"/>
-            </w:pPr>
-            <w:r>
+              <w:rPr/>
+            </w:pPr>
+            <w:r>
+              <w:rPr/>
               <w:t>Qué</w:t>
             </w:r>
           </w:p>
@@ -3104,14 +5457,24 @@
         <w:tc>
           <w:tcPr>
             <w:tcW w:w="1080" w:type="dxa"/>
-            <w:shd w:val="clear" w:color="auto" w:fill="auto"/>
+            <w:tcBorders>
+              <w:top w:val="thinThickLargeGap" w:sz="6" w:space="0" w:color="808080"/>
+              <w:left w:val="thinThickLargeGap" w:sz="6" w:space="0" w:color="808080"/>
+              <w:bottom w:val="thinThickLargeGap" w:sz="6" w:space="0" w:color="808080"/>
+              <w:right w:val="thinThickLargeGap" w:sz="6" w:space="0" w:color="808080"/>
+              <w:insideH w:val="thinThickLargeGap" w:sz="6" w:space="0" w:color="808080"/>
+              <w:insideV w:val="thinThickLargeGap" w:sz="6" w:space="0" w:color="808080"/>
+            </w:tcBorders>
+            <w:shd w:fill="auto" w:val="clear"/>
           </w:tcPr>
           <w:p>
             <w:pPr>
               <w:pStyle w:val="Encabezadotabla"/>
               <w:jc w:val="center"/>
-            </w:pPr>
-            <w:r>
+              <w:rPr/>
+            </w:pPr>
+            <w:r>
+              <w:rPr/>
               <w:t>Quién</w:t>
             </w:r>
           </w:p>
@@ -3119,14 +5482,24 @@
         <w:tc>
           <w:tcPr>
             <w:tcW w:w="2700" w:type="dxa"/>
-            <w:shd w:val="clear" w:color="auto" w:fill="auto"/>
+            <w:tcBorders>
+              <w:top w:val="thinThickLargeGap" w:sz="6" w:space="0" w:color="808080"/>
+              <w:left w:val="thinThickLargeGap" w:sz="6" w:space="0" w:color="808080"/>
+              <w:bottom w:val="thinThickLargeGap" w:sz="6" w:space="0" w:color="808080"/>
+              <w:right w:val="thinThickLargeGap" w:sz="6" w:space="0" w:color="808080"/>
+              <w:insideH w:val="thinThickLargeGap" w:sz="6" w:space="0" w:color="808080"/>
+              <w:insideV w:val="thinThickLargeGap" w:sz="6" w:space="0" w:color="808080"/>
+            </w:tcBorders>
+            <w:shd w:fill="auto" w:val="clear"/>
           </w:tcPr>
           <w:p>
             <w:pPr>
               <w:pStyle w:val="Encabezadotabla"/>
               <w:jc w:val="center"/>
-            </w:pPr>
-            <w:r>
+              <w:rPr/>
+            </w:pPr>
+            <w:r>
+              <w:rPr/>
               <w:t>Cuándo</w:t>
             </w:r>
           </w:p>
@@ -3134,20 +5507,30 @@
       </w:tr>
       <w:tr>
         <w:trPr>
-          <w:cantSplit/>
-          <w:trHeight w:val="170"/>
+          <w:trHeight w:val="170" w:hRule="atLeast"/>
+          <w:cantSplit w:val="true"/>
         </w:trPr>
         <w:tc>
           <w:tcPr>
-            <w:tcW w:w="485" w:type="dxa"/>
-            <w:shd w:val="clear" w:color="auto" w:fill="auto"/>
-          </w:tcPr>
-          <w:p>
-            <w:pPr>
-              <w:pStyle w:val="Contenidotabla"/>
-              <w:jc w:val="center"/>
-            </w:pPr>
-            <w:r>
+            <w:tcW w:w="484" w:type="dxa"/>
+            <w:tcBorders>
+              <w:top w:val="thinThickLargeGap" w:sz="6" w:space="0" w:color="808080"/>
+              <w:left w:val="thinThickLargeGap" w:sz="6" w:space="0" w:color="808080"/>
+              <w:bottom w:val="thinThickLargeGap" w:sz="6" w:space="0" w:color="808080"/>
+              <w:right w:val="thinThickLargeGap" w:sz="6" w:space="0" w:color="808080"/>
+              <w:insideH w:val="thinThickLargeGap" w:sz="6" w:space="0" w:color="808080"/>
+              <w:insideV w:val="thinThickLargeGap" w:sz="6" w:space="0" w:color="808080"/>
+            </w:tcBorders>
+            <w:shd w:fill="auto" w:val="clear"/>
+          </w:tcPr>
+          <w:p>
+            <w:pPr>
+              <w:pStyle w:val="Contenidotabla"/>
+              <w:jc w:val="center"/>
+              <w:rPr/>
+            </w:pPr>
+            <w:r>
+              <w:rPr/>
               <w:t>1</w:t>
             </w:r>
           </w:p>
@@ -3155,18 +5538,38 @@
         <w:tc>
           <w:tcPr>
             <w:tcW w:w="5040" w:type="dxa"/>
-            <w:shd w:val="clear" w:color="auto" w:fill="auto"/>
-          </w:tcPr>
-          <w:p>
-            <w:pPr>
-              <w:pStyle w:val="Contenidotabla"/>
-            </w:pPr>
+            <w:tcBorders>
+              <w:top w:val="thinThickLargeGap" w:sz="6" w:space="0" w:color="808080"/>
+              <w:left w:val="thinThickLargeGap" w:sz="6" w:space="0" w:color="808080"/>
+              <w:bottom w:val="thinThickLargeGap" w:sz="6" w:space="0" w:color="808080"/>
+              <w:right w:val="thinThickLargeGap" w:sz="6" w:space="0" w:color="808080"/>
+              <w:insideH w:val="thinThickLargeGap" w:sz="6" w:space="0" w:color="808080"/>
+              <w:insideV w:val="thinThickLargeGap" w:sz="6" w:space="0" w:color="808080"/>
+            </w:tcBorders>
+            <w:shd w:fill="auto" w:val="clear"/>
+          </w:tcPr>
+          <w:p>
+            <w:pPr>
+              <w:pStyle w:val="Contenidotabla"/>
+              <w:rPr/>
+            </w:pPr>
+            <w:r>
+              <w:rPr/>
+            </w:r>
           </w:p>
         </w:tc>
         <w:tc>
           <w:tcPr>
             <w:tcW w:w="1080" w:type="dxa"/>
-            <w:shd w:val="clear" w:color="auto" w:fill="auto"/>
+            <w:tcBorders>
+              <w:top w:val="thinThickLargeGap" w:sz="6" w:space="0" w:color="808080"/>
+              <w:left w:val="thinThickLargeGap" w:sz="6" w:space="0" w:color="808080"/>
+              <w:bottom w:val="thinThickLargeGap" w:sz="6" w:space="0" w:color="808080"/>
+              <w:right w:val="thinThickLargeGap" w:sz="6" w:space="0" w:color="808080"/>
+              <w:insideH w:val="thinThickLargeGap" w:sz="6" w:space="0" w:color="808080"/>
+              <w:insideV w:val="thinThickLargeGap" w:sz="6" w:space="0" w:color="808080"/>
+            </w:tcBorders>
+            <w:shd w:fill="auto" w:val="clear"/>
           </w:tcPr>
           <w:p>
             <w:pPr>
@@ -3176,12 +5579,25 @@
                 <w:lang w:val="es-MX"/>
               </w:rPr>
             </w:pPr>
+            <w:r>
+              <w:rPr>
+                <w:lang w:val="es-MX"/>
+              </w:rPr>
+            </w:r>
           </w:p>
         </w:tc>
         <w:tc>
           <w:tcPr>
             <w:tcW w:w="2700" w:type="dxa"/>
-            <w:shd w:val="clear" w:color="auto" w:fill="auto"/>
+            <w:tcBorders>
+              <w:top w:val="thinThickLargeGap" w:sz="6" w:space="0" w:color="808080"/>
+              <w:left w:val="thinThickLargeGap" w:sz="6" w:space="0" w:color="808080"/>
+              <w:bottom w:val="thinThickLargeGap" w:sz="6" w:space="0" w:color="808080"/>
+              <w:right w:val="thinThickLargeGap" w:sz="6" w:space="0" w:color="808080"/>
+              <w:insideH w:val="thinThickLargeGap" w:sz="6" w:space="0" w:color="808080"/>
+              <w:insideV w:val="thinThickLargeGap" w:sz="6" w:space="0" w:color="808080"/>
+            </w:tcBorders>
+            <w:shd w:fill="auto" w:val="clear"/>
           </w:tcPr>
           <w:p>
             <w:pPr>
@@ -3192,25 +5608,41 @@
                 <w:lang w:val="en-US"/>
               </w:rPr>
             </w:pPr>
+            <w:r>
+              <w:rPr>
+                <w:bCs/>
+                <w:lang w:val="en-US"/>
+              </w:rPr>
+            </w:r>
           </w:p>
         </w:tc>
       </w:tr>
       <w:tr>
         <w:trPr>
-          <w:cantSplit/>
-          <w:trHeight w:val="235"/>
+          <w:trHeight w:val="235" w:hRule="atLeast"/>
+          <w:cantSplit w:val="true"/>
         </w:trPr>
         <w:tc>
           <w:tcPr>
-            <w:tcW w:w="485" w:type="dxa"/>
-            <w:shd w:val="clear" w:color="auto" w:fill="auto"/>
-          </w:tcPr>
-          <w:p>
-            <w:pPr>
-              <w:pStyle w:val="Contenidotabla"/>
-              <w:jc w:val="center"/>
-            </w:pPr>
-            <w:r>
+            <w:tcW w:w="484" w:type="dxa"/>
+            <w:tcBorders>
+              <w:top w:val="thinThickLargeGap" w:sz="6" w:space="0" w:color="808080"/>
+              <w:left w:val="thinThickLargeGap" w:sz="6" w:space="0" w:color="808080"/>
+              <w:bottom w:val="thinThickLargeGap" w:sz="6" w:space="0" w:color="808080"/>
+              <w:right w:val="thinThickLargeGap" w:sz="6" w:space="0" w:color="808080"/>
+              <w:insideH w:val="thinThickLargeGap" w:sz="6" w:space="0" w:color="808080"/>
+              <w:insideV w:val="thinThickLargeGap" w:sz="6" w:space="0" w:color="808080"/>
+            </w:tcBorders>
+            <w:shd w:fill="auto" w:val="clear"/>
+          </w:tcPr>
+          <w:p>
+            <w:pPr>
+              <w:pStyle w:val="Contenidotabla"/>
+              <w:jc w:val="center"/>
+              <w:rPr/>
+            </w:pPr>
+            <w:r>
+              <w:rPr/>
               <w:t>2</w:t>
             </w:r>
           </w:p>
@@ -3218,30 +5650,62 @@
         <w:tc>
           <w:tcPr>
             <w:tcW w:w="5040" w:type="dxa"/>
-            <w:shd w:val="clear" w:color="auto" w:fill="auto"/>
-          </w:tcPr>
-          <w:p>
-            <w:pPr>
-              <w:pStyle w:val="Contenidotabla"/>
-            </w:pPr>
+            <w:tcBorders>
+              <w:top w:val="thinThickLargeGap" w:sz="6" w:space="0" w:color="808080"/>
+              <w:left w:val="thinThickLargeGap" w:sz="6" w:space="0" w:color="808080"/>
+              <w:bottom w:val="thinThickLargeGap" w:sz="6" w:space="0" w:color="808080"/>
+              <w:right w:val="thinThickLargeGap" w:sz="6" w:space="0" w:color="808080"/>
+              <w:insideH w:val="thinThickLargeGap" w:sz="6" w:space="0" w:color="808080"/>
+              <w:insideV w:val="thinThickLargeGap" w:sz="6" w:space="0" w:color="808080"/>
+            </w:tcBorders>
+            <w:shd w:fill="auto" w:val="clear"/>
+          </w:tcPr>
+          <w:p>
+            <w:pPr>
+              <w:pStyle w:val="Contenidotabla"/>
+              <w:rPr/>
+            </w:pPr>
+            <w:r>
+              <w:rPr/>
+            </w:r>
           </w:p>
         </w:tc>
         <w:tc>
           <w:tcPr>
             <w:tcW w:w="1080" w:type="dxa"/>
-            <w:shd w:val="clear" w:color="auto" w:fill="auto"/>
-          </w:tcPr>
-          <w:p>
-            <w:pPr>
-              <w:pStyle w:val="Contenidotabla"/>
-              <w:jc w:val="center"/>
-            </w:pPr>
+            <w:tcBorders>
+              <w:top w:val="thinThickLargeGap" w:sz="6" w:space="0" w:color="808080"/>
+              <w:left w:val="thinThickLargeGap" w:sz="6" w:space="0" w:color="808080"/>
+              <w:bottom w:val="thinThickLargeGap" w:sz="6" w:space="0" w:color="808080"/>
+              <w:right w:val="thinThickLargeGap" w:sz="6" w:space="0" w:color="808080"/>
+              <w:insideH w:val="thinThickLargeGap" w:sz="6" w:space="0" w:color="808080"/>
+              <w:insideV w:val="thinThickLargeGap" w:sz="6" w:space="0" w:color="808080"/>
+            </w:tcBorders>
+            <w:shd w:fill="auto" w:val="clear"/>
+          </w:tcPr>
+          <w:p>
+            <w:pPr>
+              <w:pStyle w:val="Contenidotabla"/>
+              <w:jc w:val="center"/>
+              <w:rPr/>
+            </w:pPr>
+            <w:r>
+              <w:rPr/>
+            </w:r>
           </w:p>
         </w:tc>
         <w:tc>
           <w:tcPr>
             <w:tcW w:w="2700" w:type="dxa"/>
-            <w:shd w:val="clear" w:color="auto" w:fill="auto"/>
+            <w:tcBorders>
+              <w:top w:val="thinThickLargeGap" w:sz="6" w:space="0" w:color="808080"/>
+              <w:left w:val="thinThickLargeGap" w:sz="6" w:space="0" w:color="808080"/>
+              <w:bottom w:val="thinThickLargeGap" w:sz="6" w:space="0" w:color="808080"/>
+              <w:right w:val="thinThickLargeGap" w:sz="6" w:space="0" w:color="808080"/>
+              <w:insideH w:val="thinThickLargeGap" w:sz="6" w:space="0" w:color="808080"/>
+              <w:insideV w:val="thinThickLargeGap" w:sz="6" w:space="0" w:color="808080"/>
+            </w:tcBorders>
+            <w:shd w:fill="auto" w:val="clear"/>
           </w:tcPr>
           <w:p>
             <w:pPr>
@@ -3251,25 +5715,40 @@
                 <w:lang w:val="es-MX"/>
               </w:rPr>
             </w:pPr>
+            <w:r>
+              <w:rPr>
+                <w:lang w:val="es-MX"/>
+              </w:rPr>
+            </w:r>
           </w:p>
         </w:tc>
       </w:tr>
       <w:tr>
         <w:trPr>
-          <w:cantSplit/>
-          <w:trHeight w:val="122"/>
+          <w:trHeight w:val="122" w:hRule="atLeast"/>
+          <w:cantSplit w:val="true"/>
         </w:trPr>
         <w:tc>
           <w:tcPr>
-            <w:tcW w:w="485" w:type="dxa"/>
-            <w:shd w:val="clear" w:color="auto" w:fill="auto"/>
-          </w:tcPr>
-          <w:p>
-            <w:pPr>
-              <w:pStyle w:val="Contenidotabla"/>
-              <w:jc w:val="center"/>
-            </w:pPr>
-            <w:r>
+            <w:tcW w:w="484" w:type="dxa"/>
+            <w:tcBorders>
+              <w:top w:val="thinThickLargeGap" w:sz="6" w:space="0" w:color="808080"/>
+              <w:left w:val="thinThickLargeGap" w:sz="6" w:space="0" w:color="808080"/>
+              <w:bottom w:val="thinThickLargeGap" w:sz="6" w:space="0" w:color="808080"/>
+              <w:right w:val="thinThickLargeGap" w:sz="6" w:space="0" w:color="808080"/>
+              <w:insideH w:val="thinThickLargeGap" w:sz="6" w:space="0" w:color="808080"/>
+              <w:insideV w:val="thinThickLargeGap" w:sz="6" w:space="0" w:color="808080"/>
+            </w:tcBorders>
+            <w:shd w:fill="auto" w:val="clear"/>
+          </w:tcPr>
+          <w:p>
+            <w:pPr>
+              <w:pStyle w:val="Contenidotabla"/>
+              <w:jc w:val="center"/>
+              <w:rPr/>
+            </w:pPr>
+            <w:r>
+              <w:rPr/>
               <w:t>3</w:t>
             </w:r>
           </w:p>
@@ -3277,30 +5756,62 @@
         <w:tc>
           <w:tcPr>
             <w:tcW w:w="5040" w:type="dxa"/>
-            <w:shd w:val="clear" w:color="auto" w:fill="auto"/>
-          </w:tcPr>
-          <w:p>
-            <w:pPr>
-              <w:pStyle w:val="Contenidotabla"/>
-            </w:pPr>
+            <w:tcBorders>
+              <w:top w:val="thinThickLargeGap" w:sz="6" w:space="0" w:color="808080"/>
+              <w:left w:val="thinThickLargeGap" w:sz="6" w:space="0" w:color="808080"/>
+              <w:bottom w:val="thinThickLargeGap" w:sz="6" w:space="0" w:color="808080"/>
+              <w:right w:val="thinThickLargeGap" w:sz="6" w:space="0" w:color="808080"/>
+              <w:insideH w:val="thinThickLargeGap" w:sz="6" w:space="0" w:color="808080"/>
+              <w:insideV w:val="thinThickLargeGap" w:sz="6" w:space="0" w:color="808080"/>
+            </w:tcBorders>
+            <w:shd w:fill="auto" w:val="clear"/>
+          </w:tcPr>
+          <w:p>
+            <w:pPr>
+              <w:pStyle w:val="Contenidotabla"/>
+              <w:rPr/>
+            </w:pPr>
+            <w:r>
+              <w:rPr/>
+            </w:r>
           </w:p>
         </w:tc>
         <w:tc>
           <w:tcPr>
             <w:tcW w:w="1080" w:type="dxa"/>
-            <w:shd w:val="clear" w:color="auto" w:fill="auto"/>
-          </w:tcPr>
-          <w:p>
-            <w:pPr>
-              <w:pStyle w:val="Contenidotabla"/>
-              <w:jc w:val="center"/>
-            </w:pPr>
+            <w:tcBorders>
+              <w:top w:val="thinThickLargeGap" w:sz="6" w:space="0" w:color="808080"/>
+              <w:left w:val="thinThickLargeGap" w:sz="6" w:space="0" w:color="808080"/>
+              <w:bottom w:val="thinThickLargeGap" w:sz="6" w:space="0" w:color="808080"/>
+              <w:right w:val="thinThickLargeGap" w:sz="6" w:space="0" w:color="808080"/>
+              <w:insideH w:val="thinThickLargeGap" w:sz="6" w:space="0" w:color="808080"/>
+              <w:insideV w:val="thinThickLargeGap" w:sz="6" w:space="0" w:color="808080"/>
+            </w:tcBorders>
+            <w:shd w:fill="auto" w:val="clear"/>
+          </w:tcPr>
+          <w:p>
+            <w:pPr>
+              <w:pStyle w:val="Contenidotabla"/>
+              <w:jc w:val="center"/>
+              <w:rPr/>
+            </w:pPr>
+            <w:r>
+              <w:rPr/>
+            </w:r>
           </w:p>
         </w:tc>
         <w:tc>
           <w:tcPr>
             <w:tcW w:w="2700" w:type="dxa"/>
-            <w:shd w:val="clear" w:color="auto" w:fill="auto"/>
+            <w:tcBorders>
+              <w:top w:val="thinThickLargeGap" w:sz="6" w:space="0" w:color="808080"/>
+              <w:left w:val="thinThickLargeGap" w:sz="6" w:space="0" w:color="808080"/>
+              <w:bottom w:val="thinThickLargeGap" w:sz="6" w:space="0" w:color="808080"/>
+              <w:right w:val="thinThickLargeGap" w:sz="6" w:space="0" w:color="808080"/>
+              <w:insideH w:val="thinThickLargeGap" w:sz="6" w:space="0" w:color="808080"/>
+              <w:insideV w:val="thinThickLargeGap" w:sz="6" w:space="0" w:color="808080"/>
+            </w:tcBorders>
+            <w:shd w:fill="auto" w:val="clear"/>
           </w:tcPr>
           <w:p>
             <w:pPr>
@@ -3310,25 +5821,40 @@
                 <w:rFonts w:eastAsia="Arial Unicode MS"/>
               </w:rPr>
             </w:pPr>
+            <w:r>
+              <w:rPr>
+                <w:rFonts w:eastAsia="Arial Unicode MS"/>
+              </w:rPr>
+            </w:r>
           </w:p>
         </w:tc>
       </w:tr>
       <w:tr>
         <w:trPr>
-          <w:cantSplit/>
-          <w:trHeight w:val="202"/>
+          <w:trHeight w:val="202" w:hRule="atLeast"/>
+          <w:cantSplit w:val="true"/>
         </w:trPr>
         <w:tc>
           <w:tcPr>
-            <w:tcW w:w="485" w:type="dxa"/>
-            <w:shd w:val="clear" w:color="auto" w:fill="auto"/>
-          </w:tcPr>
-          <w:p>
-            <w:pPr>
-              <w:pStyle w:val="Contenidotabla"/>
-              <w:jc w:val="center"/>
-            </w:pPr>
-            <w:r>
+            <w:tcW w:w="484" w:type="dxa"/>
+            <w:tcBorders>
+              <w:top w:val="thinThickLargeGap" w:sz="6" w:space="0" w:color="808080"/>
+              <w:left w:val="thinThickLargeGap" w:sz="6" w:space="0" w:color="808080"/>
+              <w:bottom w:val="thinThickLargeGap" w:sz="6" w:space="0" w:color="808080"/>
+              <w:right w:val="thinThickLargeGap" w:sz="6" w:space="0" w:color="808080"/>
+              <w:insideH w:val="thinThickLargeGap" w:sz="6" w:space="0" w:color="808080"/>
+              <w:insideV w:val="thinThickLargeGap" w:sz="6" w:space="0" w:color="808080"/>
+            </w:tcBorders>
+            <w:shd w:fill="auto" w:val="clear"/>
+          </w:tcPr>
+          <w:p>
+            <w:pPr>
+              <w:pStyle w:val="Contenidotabla"/>
+              <w:jc w:val="center"/>
+              <w:rPr/>
+            </w:pPr>
+            <w:r>
+              <w:rPr/>
               <w:t>4</w:t>
             </w:r>
           </w:p>
@@ -3336,55 +5862,101 @@
         <w:tc>
           <w:tcPr>
             <w:tcW w:w="5040" w:type="dxa"/>
-            <w:shd w:val="clear" w:color="auto" w:fill="auto"/>
-          </w:tcPr>
-          <w:p>
-            <w:pPr>
-              <w:pStyle w:val="Contenidotabla"/>
-            </w:pPr>
+            <w:tcBorders>
+              <w:top w:val="thinThickLargeGap" w:sz="6" w:space="0" w:color="808080"/>
+              <w:left w:val="thinThickLargeGap" w:sz="6" w:space="0" w:color="808080"/>
+              <w:bottom w:val="thinThickLargeGap" w:sz="6" w:space="0" w:color="808080"/>
+              <w:right w:val="thinThickLargeGap" w:sz="6" w:space="0" w:color="808080"/>
+              <w:insideH w:val="thinThickLargeGap" w:sz="6" w:space="0" w:color="808080"/>
+              <w:insideV w:val="thinThickLargeGap" w:sz="6" w:space="0" w:color="808080"/>
+            </w:tcBorders>
+            <w:shd w:fill="auto" w:val="clear"/>
+          </w:tcPr>
+          <w:p>
+            <w:pPr>
+              <w:pStyle w:val="Contenidotabla"/>
+              <w:rPr/>
+            </w:pPr>
+            <w:r>
+              <w:rPr/>
+            </w:r>
           </w:p>
         </w:tc>
         <w:tc>
           <w:tcPr>
             <w:tcW w:w="1080" w:type="dxa"/>
-            <w:shd w:val="clear" w:color="auto" w:fill="auto"/>
-          </w:tcPr>
-          <w:p>
-            <w:pPr>
-              <w:pStyle w:val="Contenidotabla"/>
-              <w:jc w:val="center"/>
-            </w:pPr>
+            <w:tcBorders>
+              <w:top w:val="thinThickLargeGap" w:sz="6" w:space="0" w:color="808080"/>
+              <w:left w:val="thinThickLargeGap" w:sz="6" w:space="0" w:color="808080"/>
+              <w:bottom w:val="thinThickLargeGap" w:sz="6" w:space="0" w:color="808080"/>
+              <w:right w:val="thinThickLargeGap" w:sz="6" w:space="0" w:color="808080"/>
+              <w:insideH w:val="thinThickLargeGap" w:sz="6" w:space="0" w:color="808080"/>
+              <w:insideV w:val="thinThickLargeGap" w:sz="6" w:space="0" w:color="808080"/>
+            </w:tcBorders>
+            <w:shd w:fill="auto" w:val="clear"/>
+          </w:tcPr>
+          <w:p>
+            <w:pPr>
+              <w:pStyle w:val="Contenidotabla"/>
+              <w:jc w:val="center"/>
+              <w:rPr/>
+            </w:pPr>
+            <w:r>
+              <w:rPr/>
+            </w:r>
           </w:p>
         </w:tc>
         <w:tc>
           <w:tcPr>
             <w:tcW w:w="2700" w:type="dxa"/>
-            <w:shd w:val="clear" w:color="auto" w:fill="auto"/>
-          </w:tcPr>
-          <w:p>
-            <w:pPr>
-              <w:pStyle w:val="Contenidotabla"/>
-              <w:jc w:val="center"/>
-            </w:pPr>
+            <w:tcBorders>
+              <w:top w:val="thinThickLargeGap" w:sz="6" w:space="0" w:color="808080"/>
+              <w:left w:val="thinThickLargeGap" w:sz="6" w:space="0" w:color="808080"/>
+              <w:bottom w:val="thinThickLargeGap" w:sz="6" w:space="0" w:color="808080"/>
+              <w:right w:val="thinThickLargeGap" w:sz="6" w:space="0" w:color="808080"/>
+              <w:insideH w:val="thinThickLargeGap" w:sz="6" w:space="0" w:color="808080"/>
+              <w:insideV w:val="thinThickLargeGap" w:sz="6" w:space="0" w:color="808080"/>
+            </w:tcBorders>
+            <w:shd w:fill="auto" w:val="clear"/>
+          </w:tcPr>
+          <w:p>
+            <w:pPr>
+              <w:pStyle w:val="Contenidotabla"/>
+              <w:jc w:val="center"/>
+              <w:rPr/>
+            </w:pPr>
+            <w:r>
+              <w:rPr/>
+            </w:r>
           </w:p>
         </w:tc>
       </w:tr>
       <w:tr>
         <w:trPr>
-          <w:cantSplit/>
-          <w:trHeight w:val="74"/>
+          <w:trHeight w:val="74" w:hRule="atLeast"/>
+          <w:cantSplit w:val="true"/>
         </w:trPr>
         <w:tc>
           <w:tcPr>
-            <w:tcW w:w="485" w:type="dxa"/>
-            <w:shd w:val="clear" w:color="auto" w:fill="auto"/>
-          </w:tcPr>
-          <w:p>
-            <w:pPr>
-              <w:pStyle w:val="Contenidotabla"/>
-              <w:jc w:val="center"/>
-            </w:pPr>
-            <w:r>
+            <w:tcW w:w="484" w:type="dxa"/>
+            <w:tcBorders>
+              <w:top w:val="thinThickLargeGap" w:sz="6" w:space="0" w:color="808080"/>
+              <w:left w:val="thinThickLargeGap" w:sz="6" w:space="0" w:color="808080"/>
+              <w:bottom w:val="thinThickLargeGap" w:sz="6" w:space="0" w:color="808080"/>
+              <w:right w:val="thinThickLargeGap" w:sz="6" w:space="0" w:color="808080"/>
+              <w:insideH w:val="thinThickLargeGap" w:sz="6" w:space="0" w:color="808080"/>
+              <w:insideV w:val="thinThickLargeGap" w:sz="6" w:space="0" w:color="808080"/>
+            </w:tcBorders>
+            <w:shd w:fill="auto" w:val="clear"/>
+          </w:tcPr>
+          <w:p>
+            <w:pPr>
+              <w:pStyle w:val="Contenidotabla"/>
+              <w:jc w:val="center"/>
+              <w:rPr/>
+            </w:pPr>
+            <w:r>
+              <w:rPr/>
               <w:t>5</w:t>
             </w:r>
           </w:p>
@@ -3392,100 +5964,121 @@
         <w:tc>
           <w:tcPr>
             <w:tcW w:w="5040" w:type="dxa"/>
-            <w:shd w:val="clear" w:color="auto" w:fill="auto"/>
-          </w:tcPr>
-          <w:p>
-            <w:pPr>
-              <w:pStyle w:val="Contenidotabla"/>
-            </w:pPr>
+            <w:tcBorders>
+              <w:top w:val="thinThickLargeGap" w:sz="6" w:space="0" w:color="808080"/>
+              <w:left w:val="thinThickLargeGap" w:sz="6" w:space="0" w:color="808080"/>
+              <w:bottom w:val="thinThickLargeGap" w:sz="6" w:space="0" w:color="808080"/>
+              <w:right w:val="thinThickLargeGap" w:sz="6" w:space="0" w:color="808080"/>
+              <w:insideH w:val="thinThickLargeGap" w:sz="6" w:space="0" w:color="808080"/>
+              <w:insideV w:val="thinThickLargeGap" w:sz="6" w:space="0" w:color="808080"/>
+            </w:tcBorders>
+            <w:shd w:fill="auto" w:val="clear"/>
+          </w:tcPr>
+          <w:p>
+            <w:pPr>
+              <w:pStyle w:val="Contenidotabla"/>
+              <w:rPr/>
+            </w:pPr>
+            <w:r>
+              <w:rPr/>
+            </w:r>
           </w:p>
         </w:tc>
         <w:tc>
           <w:tcPr>
             <w:tcW w:w="1080" w:type="dxa"/>
-            <w:shd w:val="clear" w:color="auto" w:fill="auto"/>
-          </w:tcPr>
-          <w:p>
-            <w:pPr>
-              <w:pStyle w:val="Contenidotabla"/>
-              <w:jc w:val="center"/>
-            </w:pPr>
+            <w:tcBorders>
+              <w:top w:val="thinThickLargeGap" w:sz="6" w:space="0" w:color="808080"/>
+              <w:left w:val="thinThickLargeGap" w:sz="6" w:space="0" w:color="808080"/>
+              <w:bottom w:val="thinThickLargeGap" w:sz="6" w:space="0" w:color="808080"/>
+              <w:right w:val="thinThickLargeGap" w:sz="6" w:space="0" w:color="808080"/>
+              <w:insideH w:val="thinThickLargeGap" w:sz="6" w:space="0" w:color="808080"/>
+              <w:insideV w:val="thinThickLargeGap" w:sz="6" w:space="0" w:color="808080"/>
+            </w:tcBorders>
+            <w:shd w:fill="auto" w:val="clear"/>
+          </w:tcPr>
+          <w:p>
+            <w:pPr>
+              <w:pStyle w:val="Contenidotabla"/>
+              <w:jc w:val="center"/>
+              <w:rPr/>
+            </w:pPr>
+            <w:r>
+              <w:rPr/>
+            </w:r>
           </w:p>
         </w:tc>
         <w:tc>
           <w:tcPr>
             <w:tcW w:w="2700" w:type="dxa"/>
-            <w:shd w:val="clear" w:color="auto" w:fill="auto"/>
-          </w:tcPr>
-          <w:p>
-            <w:pPr>
-              <w:pStyle w:val="Contenidotabla"/>
-              <w:jc w:val="center"/>
-            </w:pPr>
+            <w:tcBorders>
+              <w:top w:val="thinThickLargeGap" w:sz="6" w:space="0" w:color="808080"/>
+              <w:left w:val="thinThickLargeGap" w:sz="6" w:space="0" w:color="808080"/>
+              <w:bottom w:val="thinThickLargeGap" w:sz="6" w:space="0" w:color="808080"/>
+              <w:right w:val="thinThickLargeGap" w:sz="6" w:space="0" w:color="808080"/>
+              <w:insideH w:val="thinThickLargeGap" w:sz="6" w:space="0" w:color="808080"/>
+              <w:insideV w:val="thinThickLargeGap" w:sz="6" w:space="0" w:color="808080"/>
+            </w:tcBorders>
+            <w:shd w:fill="auto" w:val="clear"/>
+          </w:tcPr>
+          <w:p>
+            <w:pPr>
+              <w:pStyle w:val="Contenidotabla"/>
+              <w:jc w:val="center"/>
+              <w:rPr/>
+            </w:pPr>
+            <w:r>
+              <w:rPr/>
+            </w:r>
           </w:p>
         </w:tc>
       </w:tr>
     </w:tbl>
-    <w:p/>
-    <w:p/>
+    <w:p>
+      <w:pPr>
+        <w:pStyle w:val="Normal"/>
+        <w:rPr/>
+      </w:pPr>
+      <w:r>
+        <w:rPr/>
+      </w:r>
+    </w:p>
+    <w:p>
+      <w:pPr>
+        <w:pStyle w:val="Normal"/>
+        <w:rPr/>
+      </w:pPr>
+      <w:r>
+        <w:rPr/>
+      </w:r>
+    </w:p>
     <w:sectPr>
-      <w:headerReference w:type="even" r:id="rId6"/>
-      <w:headerReference w:type="default" r:id="rId7"/>
-      <w:footerReference w:type="even" r:id="rId8"/>
-      <w:footerReference w:type="default" r:id="rId9"/>
-      <w:headerReference w:type="first" r:id="rId10"/>
-      <w:footerReference w:type="first" r:id="rId11"/>
+      <w:headerReference w:type="default" r:id="rId2"/>
+      <w:footerReference w:type="default" r:id="rId3"/>
+      <w:type w:val="nextPage"/>
       <w:pgSz w:w="12240" w:h="15840"/>
-      <w:pgMar w:top="1134" w:right="1701" w:bottom="851" w:left="1701" w:header="709" w:footer="709" w:gutter="0"/>
-      <w:cols w:space="708"/>
-      <w:docGrid w:linePitch="360"/>
+      <w:pgMar w:left="1701" w:right="1701" w:header="709" w:top="1134" w:footer="709" w:bottom="851" w:gutter="0"/>
+      <w:pgNumType w:fmt="decimal"/>
+      <w:formProt w:val="false"/>
+      <w:textDirection w:val="lrTb"/>
+      <w:docGrid w:type="default" w:linePitch="360" w:charSpace="0"/>
     </w:sectPr>
   </w:body>
 </w:document>
 </file>
 
-<file path=word/endnotes.xml><?xml version="1.0" encoding="utf-8"?>
-<w:endnotes xmlns:wpc="http://schemas.microsoft.com/office/word/2010/wordprocessingCanvas" xmlns:mc="http://schemas.openxmlformats.org/markup-compatibility/2006" xmlns:o="urn:schemas-microsoft-com:office:office" xmlns:r="http://schemas.openxmlformats.org/officeDocument/2006/relationships" xmlns:m="http://schemas.openxmlformats.org/officeDocument/2006/math" xmlns:v="urn:schemas-microsoft-com:vml" xmlns:wp14="http://schemas.microsoft.com/office/word/2010/wordprocessingDrawing" xmlns:wp="http://schemas.openxmlformats.org/drawingml/2006/wordprocessingDrawing" xmlns:w10="urn:schemas-microsoft-com:office:word" xmlns:w="http://schemas.openxmlformats.org/wordprocessingml/2006/main" xmlns:w14="http://schemas.microsoft.com/office/word/2010/wordml" xmlns:w15="http://schemas.microsoft.com/office/word/2012/wordml" xmlns:wpg="http://schemas.microsoft.com/office/word/2010/wordprocessingGroup" xmlns:wpi="http://schemas.microsoft.com/office/word/2010/wordprocessingInk" xmlns:wne="http://schemas.microsoft.com/office/word/2006/wordml" xmlns:wps="http://schemas.microsoft.com/office/word/2010/wordprocessingShape" mc:Ignorable="w14 w15 wp14">
-  <w:endnote w:type="separator" w:id="-1">
-    <w:p>
-      <w:r>
-        <w:separator/>
-      </w:r>
-    </w:p>
-  </w:endnote>
-  <w:endnote w:type="continuationSeparator" w:id="0">
-    <w:p>
-      <w:r>
-        <w:continuationSeparator/>
-      </w:r>
-    </w:p>
-  </w:endnote>
-</w:endnotes>
-</file>
-
 <file path=word/footer1.xml><?xml version="1.0" encoding="utf-8"?>
-<w:ftr xmlns:wpc="http://schemas.microsoft.com/office/word/2010/wordprocessingCanvas" xmlns:mc="http://schemas.openxmlformats.org/markup-compatibility/2006" xmlns:o="urn:schemas-microsoft-com:office:office" xmlns:r="http://schemas.openxmlformats.org/officeDocument/2006/relationships" xmlns:m="http://schemas.openxmlformats.org/officeDocument/2006/math" xmlns:v="urn:schemas-microsoft-com:vml" xmlns:wp14="http://schemas.microsoft.com/office/word/2010/wordprocessingDrawing" xmlns:wp="http://schemas.openxmlformats.org/drawingml/2006/wordprocessingDrawing" xmlns:w10="urn:schemas-microsoft-com:office:word" xmlns:w="http://schemas.openxmlformats.org/wordprocessingml/2006/main" xmlns:w14="http://schemas.microsoft.com/office/word/2010/wordml" xmlns:w15="http://schemas.microsoft.com/office/word/2012/wordml" xmlns:wpg="http://schemas.microsoft.com/office/word/2010/wordprocessingGroup" xmlns:wpi="http://schemas.microsoft.com/office/word/2010/wordprocessingInk" xmlns:wne="http://schemas.microsoft.com/office/word/2006/wordml" xmlns:wps="http://schemas.microsoft.com/office/word/2010/wordprocessingShape" mc:Ignorable="w14 w15 wp14">
+<w:ftr xmlns:o="urn:schemas-microsoft-com:office:office" xmlns:r="http://schemas.openxmlformats.org/officeDocument/2006/relationships" xmlns:v="urn:schemas-microsoft-com:vml" xmlns:w="http://schemas.openxmlformats.org/wordprocessingml/2006/main" xmlns:w10="urn:schemas-microsoft-com:office:word" xmlns:wp="http://schemas.openxmlformats.org/drawingml/2006/wordprocessingDrawing" xmlns:wps="http://schemas.microsoft.com/office/word/2010/wordprocessingShape" xmlns:wpg="http://schemas.microsoft.com/office/word/2010/wordprocessingGroup" xmlns:mc="http://schemas.openxmlformats.org/markup-compatibility/2006" xmlns:wp14="http://schemas.microsoft.com/office/word/2010/wordprocessingDrawing" xmlns:w14="http://schemas.microsoft.com/office/word/2010/wordml" mc:Ignorable="w14 wp14">
   <w:p>
     <w:pPr>
-      <w:pStyle w:val="Piedepgina"/>
-    </w:pPr>
-  </w:p>
-</w:ftr>
-</file>
-
-<file path=word/footer2.xml><?xml version="1.0" encoding="utf-8"?>
-<w:ftr xmlns:wpc="http://schemas.microsoft.com/office/word/2010/wordprocessingCanvas" xmlns:mc="http://schemas.openxmlformats.org/markup-compatibility/2006" xmlns:o="urn:schemas-microsoft-com:office:office" xmlns:r="http://schemas.openxmlformats.org/officeDocument/2006/relationships" xmlns:m="http://schemas.openxmlformats.org/officeDocument/2006/math" xmlns:v="urn:schemas-microsoft-com:vml" xmlns:wp14="http://schemas.microsoft.com/office/word/2010/wordprocessingDrawing" xmlns:wp="http://schemas.openxmlformats.org/drawingml/2006/wordprocessingDrawing" xmlns:w10="urn:schemas-microsoft-com:office:word" xmlns:w="http://schemas.openxmlformats.org/wordprocessingml/2006/main" xmlns:w14="http://schemas.microsoft.com/office/word/2010/wordml" xmlns:w15="http://schemas.microsoft.com/office/word/2012/wordml" xmlns:wpg="http://schemas.microsoft.com/office/word/2010/wordprocessingGroup" xmlns:wpi="http://schemas.microsoft.com/office/word/2010/wordprocessingInk" xmlns:wne="http://schemas.microsoft.com/office/word/2006/wordml" xmlns:wps="http://schemas.microsoft.com/office/word/2010/wordprocessingShape" mc:Ignorable="w14 w15 wp14">
-  <w:p>
-    <w:pPr>
+      <w:pStyle w:val="Normal"/>
       <w:tabs>
-        <w:tab w:val="center" w:pos="4550"/>
-        <w:tab w:val="left" w:pos="5818"/>
+        <w:tab w:val="center" w:pos="4550" w:leader="none"/>
+        <w:tab w:val="left" w:pos="5818" w:leader="none"/>
       </w:tabs>
-      <w:ind w:right="260"/>
+      <w:ind w:right="260" w:hanging="0"/>
       <w:jc w:val="right"/>
-      <w:rPr>
-        <w:color w:val="222A35" w:themeColor="text2" w:themeShade="80"/>
-      </w:rPr>
+      <w:rPr/>
     </w:pPr>
     <w:r>
       <w:rPr>
@@ -3502,70 +6095,52 @@
     </w:r>
     <w:r>
       <w:rPr>
-        <w:color w:val="323E4F" w:themeColor="text2" w:themeShade="BF"/>
+        <w:color w:val="323E4F" w:themeColor="text2" w:themeShade="bf"/>
       </w:rPr>
       <w:fldChar w:fldCharType="begin"/>
     </w:r>
     <w:r>
-      <w:rPr>
-        <w:color w:val="323E4F" w:themeColor="text2" w:themeShade="BF"/>
-      </w:rPr>
-      <w:instrText>PAGE   \* MERGEFORMAT</w:instrText>
+      <w:rPr/>
+      <w:instrText> PAGE </w:instrText>
     </w:r>
     <w:r>
-      <w:rPr>
-        <w:color w:val="323E4F" w:themeColor="text2" w:themeShade="BF"/>
-      </w:rPr>
+      <w:rPr/>
       <w:fldChar w:fldCharType="separate"/>
     </w:r>
     <w:r>
-      <w:rPr>
-        <w:noProof/>
-        <w:color w:val="323E4F" w:themeColor="text2" w:themeShade="BF"/>
-      </w:rPr>
-      <w:t>1</w:t>
+      <w:rPr/>
+      <w:t>3</w:t>
     </w:r>
     <w:r>
-      <w:rPr>
-        <w:color w:val="323E4F" w:themeColor="text2" w:themeShade="BF"/>
-      </w:rPr>
+      <w:rPr/>
       <w:fldChar w:fldCharType="end"/>
     </w:r>
     <w:r>
       <w:rPr>
-        <w:color w:val="323E4F" w:themeColor="text2" w:themeShade="BF"/>
+        <w:color w:val="323E4F" w:themeColor="text2" w:themeShade="bf"/>
       </w:rPr>
       <w:t xml:space="preserve"> | </w:t>
     </w:r>
     <w:r>
       <w:rPr>
-        <w:color w:val="323E4F" w:themeColor="text2" w:themeShade="BF"/>
+        <w:color w:val="323E4F" w:themeColor="text2" w:themeShade="bf"/>
       </w:rPr>
       <w:fldChar w:fldCharType="begin"/>
     </w:r>
     <w:r>
-      <w:rPr>
-        <w:color w:val="323E4F" w:themeColor="text2" w:themeShade="BF"/>
-      </w:rPr>
-      <w:instrText>NUMPAGES  \* Arabic  \* MERGEFORMAT</w:instrText>
+      <w:rPr/>
+      <w:instrText> NUMPAGES \* ARABIC </w:instrText>
     </w:r>
     <w:r>
-      <w:rPr>
-        <w:color w:val="323E4F" w:themeColor="text2" w:themeShade="BF"/>
-      </w:rPr>
+      <w:rPr/>
       <w:fldChar w:fldCharType="separate"/>
     </w:r>
     <w:r>
-      <w:rPr>
-        <w:noProof/>
-        <w:color w:val="323E4F" w:themeColor="text2" w:themeShade="BF"/>
-      </w:rPr>
+      <w:rPr/>
       <w:t>3</w:t>
     </w:r>
     <w:r>
-      <w:rPr>
-        <w:color w:val="323E4F" w:themeColor="text2" w:themeShade="BF"/>
-      </w:rPr>
+      <w:rPr/>
       <w:fldChar w:fldCharType="end"/>
     </w:r>
   </w:p>
@@ -3575,6 +6150,7 @@
       <w:jc w:val="center"/>
       <w:rPr>
         <w:rFonts w:ascii="Arial Rounded MT Bold" w:hAnsi="Arial Rounded MT Bold"/>
+        <w:i/>
         <w:i/>
         <w:color w:val="0070C0"/>
         <w:sz w:val="22"/>
@@ -3597,50 +6173,11 @@
 </w:ftr>
 </file>
 
-<file path=word/footer3.xml><?xml version="1.0" encoding="utf-8"?>
-<w:ftr xmlns:wpc="http://schemas.microsoft.com/office/word/2010/wordprocessingCanvas" xmlns:mc="http://schemas.openxmlformats.org/markup-compatibility/2006" xmlns:o="urn:schemas-microsoft-com:office:office" xmlns:r="http://schemas.openxmlformats.org/officeDocument/2006/relationships" xmlns:m="http://schemas.openxmlformats.org/officeDocument/2006/math" xmlns:v="urn:schemas-microsoft-com:vml" xmlns:wp14="http://schemas.microsoft.com/office/word/2010/wordprocessingDrawing" xmlns:wp="http://schemas.openxmlformats.org/drawingml/2006/wordprocessingDrawing" xmlns:w10="urn:schemas-microsoft-com:office:word" xmlns:w="http://schemas.openxmlformats.org/wordprocessingml/2006/main" xmlns:w14="http://schemas.microsoft.com/office/word/2010/wordml" xmlns:w15="http://schemas.microsoft.com/office/word/2012/wordml" xmlns:wpg="http://schemas.microsoft.com/office/word/2010/wordprocessingGroup" xmlns:wpi="http://schemas.microsoft.com/office/word/2010/wordprocessingInk" xmlns:wne="http://schemas.microsoft.com/office/word/2006/wordml" xmlns:wps="http://schemas.microsoft.com/office/word/2010/wordprocessingShape" mc:Ignorable="w14 w15 wp14">
+<file path=word/header1.xml><?xml version="1.0" encoding="utf-8"?>
+<w:hdr xmlns:o="urn:schemas-microsoft-com:office:office" xmlns:r="http://schemas.openxmlformats.org/officeDocument/2006/relationships" xmlns:v="urn:schemas-microsoft-com:vml" xmlns:w="http://schemas.openxmlformats.org/wordprocessingml/2006/main" xmlns:w10="urn:schemas-microsoft-com:office:word" xmlns:wp="http://schemas.openxmlformats.org/drawingml/2006/wordprocessingDrawing" xmlns:wps="http://schemas.microsoft.com/office/word/2010/wordprocessingShape" xmlns:wpg="http://schemas.microsoft.com/office/word/2010/wordprocessingGroup" xmlns:mc="http://schemas.openxmlformats.org/markup-compatibility/2006" xmlns:wp14="http://schemas.microsoft.com/office/word/2010/wordprocessingDrawing" xmlns:w14="http://schemas.microsoft.com/office/word/2010/wordml" mc:Ignorable="w14 wp14">
   <w:p>
     <w:pPr>
-      <w:pStyle w:val="Piedepgina"/>
-    </w:pPr>
-  </w:p>
-</w:ftr>
-</file>
-
-<file path=word/footnotes.xml><?xml version="1.0" encoding="utf-8"?>
-<w:footnotes xmlns:wpc="http://schemas.microsoft.com/office/word/2010/wordprocessingCanvas" xmlns:mc="http://schemas.openxmlformats.org/markup-compatibility/2006" xmlns:o="urn:schemas-microsoft-com:office:office" xmlns:r="http://schemas.openxmlformats.org/officeDocument/2006/relationships" xmlns:m="http://schemas.openxmlformats.org/officeDocument/2006/math" xmlns:v="urn:schemas-microsoft-com:vml" xmlns:wp14="http://schemas.microsoft.com/office/word/2010/wordprocessingDrawing" xmlns:wp="http://schemas.openxmlformats.org/drawingml/2006/wordprocessingDrawing" xmlns:w10="urn:schemas-microsoft-com:office:word" xmlns:w="http://schemas.openxmlformats.org/wordprocessingml/2006/main" xmlns:w14="http://schemas.microsoft.com/office/word/2010/wordml" xmlns:w15="http://schemas.microsoft.com/office/word/2012/wordml" xmlns:wpg="http://schemas.microsoft.com/office/word/2010/wordprocessingGroup" xmlns:wpi="http://schemas.microsoft.com/office/word/2010/wordprocessingInk" xmlns:wne="http://schemas.microsoft.com/office/word/2006/wordml" xmlns:wps="http://schemas.microsoft.com/office/word/2010/wordprocessingShape" mc:Ignorable="w14 w15 wp14">
-  <w:footnote w:type="separator" w:id="-1">
-    <w:p>
-      <w:r>
-        <w:separator/>
-      </w:r>
-    </w:p>
-  </w:footnote>
-  <w:footnote w:type="continuationSeparator" w:id="0">
-    <w:p>
-      <w:r>
-        <w:continuationSeparator/>
-      </w:r>
-    </w:p>
-  </w:footnote>
-</w:footnotes>
-</file>
-
-<file path=word/header1.xml><?xml version="1.0" encoding="utf-8"?>
-<w:hdr xmlns:wpc="http://schemas.microsoft.com/office/word/2010/wordprocessingCanvas" xmlns:mc="http://schemas.openxmlformats.org/markup-compatibility/2006" xmlns:o="urn:schemas-microsoft-com:office:office" xmlns:r="http://schemas.openxmlformats.org/officeDocument/2006/relationships" xmlns:m="http://schemas.openxmlformats.org/officeDocument/2006/math" xmlns:v="urn:schemas-microsoft-com:vml" xmlns:wp14="http://schemas.microsoft.com/office/word/2010/wordprocessingDrawing" xmlns:wp="http://schemas.openxmlformats.org/drawingml/2006/wordprocessingDrawing" xmlns:w10="urn:schemas-microsoft-com:office:word" xmlns:w="http://schemas.openxmlformats.org/wordprocessingml/2006/main" xmlns:w14="http://schemas.microsoft.com/office/word/2010/wordml" xmlns:w15="http://schemas.microsoft.com/office/word/2012/wordml" xmlns:wpg="http://schemas.microsoft.com/office/word/2010/wordprocessingGroup" xmlns:wpi="http://schemas.microsoft.com/office/word/2010/wordprocessingInk" xmlns:wne="http://schemas.microsoft.com/office/word/2006/wordml" xmlns:wps="http://schemas.microsoft.com/office/word/2010/wordprocessingShape" mc:Ignorable="w14 w15 wp14">
-  <w:p>
-    <w:pPr>
-      <w:pStyle w:val="Encabezado"/>
-    </w:pPr>
-  </w:p>
-</w:hdr>
-</file>
-
-<file path=word/header2.xml><?xml version="1.0" encoding="utf-8"?>
-<w:hdr xmlns:wpc="http://schemas.microsoft.com/office/word/2010/wordprocessingCanvas" xmlns:mc="http://schemas.openxmlformats.org/markup-compatibility/2006" xmlns:o="urn:schemas-microsoft-com:office:office" xmlns:r="http://schemas.openxmlformats.org/officeDocument/2006/relationships" xmlns:m="http://schemas.openxmlformats.org/officeDocument/2006/math" xmlns:v="urn:schemas-microsoft-com:vml" xmlns:wp14="http://schemas.microsoft.com/office/word/2010/wordprocessingDrawing" xmlns:wp="http://schemas.openxmlformats.org/drawingml/2006/wordprocessingDrawing" xmlns:w10="urn:schemas-microsoft-com:office:word" xmlns:w="http://schemas.openxmlformats.org/wordprocessingml/2006/main" xmlns:w14="http://schemas.microsoft.com/office/word/2010/wordml" xmlns:w15="http://schemas.microsoft.com/office/word/2012/wordml" xmlns:wpg="http://schemas.microsoft.com/office/word/2010/wordprocessingGroup" xmlns:wpi="http://schemas.microsoft.com/office/word/2010/wordprocessingInk" xmlns:wne="http://schemas.microsoft.com/office/word/2006/wordml" xmlns:wps="http://schemas.microsoft.com/office/word/2010/wordprocessingShape" mc:Ignorable="w14 w15 wp14">
-  <w:p>
-    <w:pPr>
-      <w:pStyle w:val="Encabezado"/>
+      <w:pStyle w:val="Cabecera"/>
       <w:jc w:val="center"/>
       <w:rPr>
         <w:rFonts w:ascii="Tahoma Small Cap" w:hAnsi="Tahoma Small Cap"/>
@@ -3649,15 +6186,8 @@
       </w:rPr>
     </w:pPr>
     <w:r>
-      <w:rPr>
-        <w:rFonts w:ascii="Tahoma Small Cap" w:hAnsi="Tahoma Small Cap"/>
-        <w:noProof/>
-        <w:sz w:val="28"/>
-        <w:szCs w:val="40"/>
-        <w:lang w:val="es-MX" w:eastAsia="es-MX"/>
-      </w:rPr>
       <w:drawing>
-        <wp:anchor distT="0" distB="0" distL="114300" distR="114300" simplePos="0" relativeHeight="251660288" behindDoc="1" locked="0" layoutInCell="1" allowOverlap="1">
+        <wp:anchor behindDoc="0" distT="0" distB="9525" distL="114300" distR="114300" simplePos="0" locked="0" layoutInCell="1" allowOverlap="1" relativeHeight="7">
           <wp:simplePos x="0" y="0"/>
           <wp:positionH relativeFrom="column">
             <wp:posOffset>-260985</wp:posOffset>
@@ -3666,17 +6196,17 @@
             <wp:posOffset>-173990</wp:posOffset>
           </wp:positionV>
           <wp:extent cx="882015" cy="828675"/>
-          <wp:effectExtent l="0" t="0" r="0" b="9525"/>
+          <wp:effectExtent l="0" t="0" r="0" b="0"/>
           <wp:wrapTight wrapText="bothSides">
             <wp:wrapPolygon edited="0">
-              <wp:start x="0" y="0"/>
-              <wp:lineTo x="0" y="21352"/>
-              <wp:lineTo x="20994" y="21352"/>
-              <wp:lineTo x="20994" y="0"/>
-              <wp:lineTo x="0" y="0"/>
+              <wp:start x="-164" y="0"/>
+              <wp:lineTo x="-164" y="21086"/>
+              <wp:lineTo x="20934" y="21086"/>
+              <wp:lineTo x="20934" y="0"/>
+              <wp:lineTo x="-164" y="0"/>
             </wp:wrapPolygon>
           </wp:wrapTight>
-          <wp:docPr id="2" name="Imagen 2"/>
+          <wp:docPr id="1" name="Imagen 2" descr=""/>
           <wp:cNvGraphicFramePr>
             <a:graphicFrameLocks xmlns:a="http://schemas.openxmlformats.org/drawingml/2006/main" noChangeAspect="1"/>
           </wp:cNvGraphicFramePr>
@@ -3684,22 +6214,18 @@
             <a:graphicData uri="http://schemas.openxmlformats.org/drawingml/2006/picture">
               <pic:pic xmlns:pic="http://schemas.openxmlformats.org/drawingml/2006/picture">
                 <pic:nvPicPr>
-                  <pic:cNvPr id="2" name="descarga.png"/>
-                  <pic:cNvPicPr/>
+                  <pic:cNvPr id="1" name="Imagen 2" descr=""/>
+                  <pic:cNvPicPr>
+                    <a:picLocks noChangeAspect="1" noChangeArrowheads="1"/>
+                  </pic:cNvPicPr>
                 </pic:nvPicPr>
                 <pic:blipFill>
-                  <a:blip r:embed="rId1">
-                    <a:extLst>
-                      <a:ext uri="{28A0092B-C50C-407E-A947-70E740481C1C}">
-                        <a14:useLocalDpi xmlns:a14="http://schemas.microsoft.com/office/drawing/2010/main" val="0"/>
-                      </a:ext>
-                    </a:extLst>
-                  </a:blip>
+                  <a:blip r:embed="rId1"/>
                   <a:stretch>
                     <a:fillRect/>
                   </a:stretch>
                 </pic:blipFill>
-                <pic:spPr>
+                <pic:spPr bwMode="auto">
                   <a:xfrm>
                     <a:off x="0" y="0"/>
                     <a:ext cx="882015" cy="828675"/>
@@ -3711,12 +6237,6 @@
               </pic:pic>
             </a:graphicData>
           </a:graphic>
-          <wp14:sizeRelH relativeFrom="margin">
-            <wp14:pctWidth>0</wp14:pctWidth>
-          </wp14:sizeRelH>
-          <wp14:sizeRelV relativeFrom="margin">
-            <wp14:pctHeight>0</wp14:pctHeight>
-          </wp14:sizeRelV>
         </wp:anchor>
       </w:drawing>
     </w:r>
@@ -3726,12 +6246,20 @@
         <w:sz w:val="28"/>
         <w:szCs w:val="40"/>
       </w:rPr>
-      <w:t xml:space="preserve">INSTITUTO TECNOLÓGICO SUPERIOR ZACATECAS OCCIDENTE </w:t>
+      <w:t>I</w:t>
+    </w:r>
+    <w:r>
+      <w:rPr>
+        <w:rFonts w:ascii="Tahoma Small Cap" w:hAnsi="Tahoma Small Cap"/>
+        <w:sz w:val="28"/>
+        <w:szCs w:val="40"/>
+      </w:rPr>
+      <w:t xml:space="preserve">NSTITUTO TECNOLÓGICO SUPERIOR ZACATECAS OCCIDENTE </w:t>
     </w:r>
   </w:p>
   <w:p>
     <w:pPr>
-      <w:pStyle w:val="Encabezado"/>
+      <w:pStyle w:val="Cabecera"/>
       <w:jc w:val="center"/>
       <w:rPr>
         <w:rFonts w:ascii="Tahoma Small Cap" w:hAnsi="Tahoma Small Cap"/>
@@ -3745,41 +6273,21 @@
         <w:sz w:val="28"/>
         <w:szCs w:val="40"/>
       </w:rPr>
-      <w:t>Minuta de Junta de Status del</w:t>
-    </w:r>
-    <w:r>
-      <w:rPr>
-        <w:rFonts w:ascii="Tahoma Small Cap" w:hAnsi="Tahoma Small Cap"/>
-        <w:sz w:val="28"/>
-        <w:szCs w:val="40"/>
-      </w:rPr>
-      <w:t xml:space="preserve"> </w:t>
-    </w:r>
-    <w:r>
-      <w:rPr>
-        <w:rFonts w:ascii="Tahoma Small Cap" w:hAnsi="Tahoma Small Cap"/>
-        <w:sz w:val="28"/>
-        <w:szCs w:val="40"/>
-      </w:rPr>
-      <w:t>Proyecto</w:t>
+      <w:t>Minuta de Junta de Status del Proyecto</w:t>
     </w:r>
   </w:p>
   <w:p>
     <w:pPr>
-      <w:pStyle w:val="Encabezado"/>
+      <w:pStyle w:val="Cabecera"/>
       <w:rPr>
         <w:sz w:val="16"/>
       </w:rPr>
     </w:pPr>
     <w:r>
-      <w:rPr>
-        <w:noProof/>
-        <w:lang w:val="es-MX" w:eastAsia="es-MX"/>
-      </w:rPr>
       <mc:AlternateContent>
         <mc:Choice Requires="wps">
           <w:drawing>
-            <wp:anchor distT="0" distB="0" distL="114300" distR="114300" simplePos="0" relativeHeight="251659264" behindDoc="0" locked="0" layoutInCell="1" allowOverlap="1" wp14:anchorId="1BFB619A" wp14:editId="15DC065F">
+            <wp:anchor behindDoc="1" distT="0" distB="0" distL="113665" distR="113665" simplePos="0" locked="0" layoutInCell="1" allowOverlap="1" relativeHeight="4" wp14:anchorId="1BFB619A">
               <wp:simplePos x="0" y="0"/>
               <wp:positionH relativeFrom="column">
                 <wp:posOffset>0</wp:posOffset>
@@ -3787,42 +6295,24 @@
               <wp:positionV relativeFrom="paragraph">
                 <wp:posOffset>180340</wp:posOffset>
               </wp:positionV>
-              <wp:extent cx="1228725" cy="0"/>
+              <wp:extent cx="1229360" cy="1270"/>
               <wp:effectExtent l="9525" t="8890" r="9525" b="10160"/>
               <wp:wrapNone/>
-              <wp:docPr id="1" name="Freeform 1"/>
-              <wp:cNvGraphicFramePr>
-                <a:graphicFrameLocks xmlns:a="http://schemas.openxmlformats.org/drawingml/2006/main"/>
-              </wp:cNvGraphicFramePr>
+              <wp:docPr id="2" name="Freeform 1"/>
               <a:graphic xmlns:a="http://schemas.openxmlformats.org/drawingml/2006/main">
                 <a:graphicData uri="http://schemas.microsoft.com/office/word/2010/wordprocessingShape">
                   <wps:wsp>
-                    <wps:cNvSpPr>
-                      <a:spLocks/>
-                    </wps:cNvSpPr>
-                    <wps:spPr bwMode="auto">
+                    <wps:cNvSpPr/>
+                    <wps:spPr>
                       <a:xfrm>
                         <a:off x="0" y="0"/>
-                        <a:ext cx="1228725" cy="0"/>
+                        <a:ext cx="1228680" cy="720"/>
                       </a:xfrm>
                       <a:custGeom>
                         <a:avLst/>
-                        <a:gdLst>
-                          <a:gd name="T0" fmla="*/ 0 w 1935"/>
-                          <a:gd name="T1" fmla="*/ 0 h 1"/>
-                          <a:gd name="T2" fmla="*/ 1935 w 1935"/>
-                          <a:gd name="T3" fmla="*/ 0 h 1"/>
-                        </a:gdLst>
+                        <a:gdLst/>
                         <a:ahLst/>
-                        <a:cxnLst>
-                          <a:cxn ang="0">
-                            <a:pos x="T0" y="T1"/>
-                          </a:cxn>
-                          <a:cxn ang="0">
-                            <a:pos x="T2" y="T3"/>
-                          </a:cxn>
-                        </a:cxnLst>
-                        <a:rect l="0" t="0" r="r" b="b"/>
+                        <a:rect l="l" t="t" r="r" b="b"/>
                         <a:pathLst>
                           <a:path w="1935" h="1">
                             <a:moveTo>
@@ -3835,45 +6325,28 @@
                         </a:pathLst>
                       </a:custGeom>
                       <a:noFill/>
-                      <a:ln w="12700">
+                      <a:ln w="12600">
                         <a:solidFill>
-                          <a:srgbClr val="FFFFFF"/>
+                          <a:srgbClr val="ffffff"/>
                         </a:solidFill>
                         <a:round/>
-                        <a:headEnd/>
-                        <a:tailEnd/>
                       </a:ln>
-                      <a:extLst>
-                        <a:ext uri="{909E8E84-426E-40DD-AFC4-6F175D3DCCD1}">
-                          <a14:hiddenFill xmlns:a14="http://schemas.microsoft.com/office/drawing/2010/main">
-                            <a:solidFill>
-                              <a:srgbClr val="FFFFFF"/>
-                            </a:solidFill>
-                          </a14:hiddenFill>
-                        </a:ext>
-                      </a:extLst>
                     </wps:spPr>
-                    <wps:bodyPr rot="0" vert="horz" wrap="square" lIns="91440" tIns="45720" rIns="91440" bIns="45720" anchor="t" anchorCtr="0" upright="1">
-                      <a:noAutofit/>
-                    </wps:bodyPr>
+                    <wps:style>
+                      <a:lnRef idx="0"/>
+                      <a:fillRef idx="0"/>
+                      <a:effectRef idx="0"/>
+                      <a:fontRef idx="minor"/>
+                    </wps:style>
+                    <wps:bodyPr/>
                   </wps:wsp>
                 </a:graphicData>
               </a:graphic>
-              <wp14:sizeRelH relativeFrom="page">
-                <wp14:pctWidth>0</wp14:pctWidth>
-              </wp14:sizeRelH>
-              <wp14:sizeRelV relativeFrom="page">
-                <wp14:pctHeight>0</wp14:pctHeight>
-              </wp14:sizeRelV>
             </wp:anchor>
           </w:drawing>
         </mc:Choice>
-        <mc:Fallback xmlns:w16se="http://schemas.microsoft.com/office/word/2015/wordml/symex" xmlns:w16cid="http://schemas.microsoft.com/office/word/2016/wordml/cid" xmlns:am3d="http://schemas.microsoft.com/office/drawing/2017/model3d" xmlns:aink="http://schemas.microsoft.com/office/drawing/2016/ink" xmlns:cx8="http://schemas.microsoft.com/office/drawing/2016/5/14/chartex" xmlns:cx7="http://schemas.microsoft.com/office/drawing/2016/5/13/chartex" xmlns:cx6="http://schemas.microsoft.com/office/drawing/2016/5/12/chartex" xmlns:cx5="http://schemas.microsoft.com/office/drawing/2016/5/11/chartex" xmlns:cx4="http://schemas.microsoft.com/office/drawing/2016/5/10/chartex" xmlns:cx3="http://schemas.microsoft.com/office/drawing/2016/5/9/chartex" xmlns:cx2="http://schemas.microsoft.com/office/drawing/2015/10/21/chartex" xmlns:cx1="http://schemas.microsoft.com/office/drawing/2015/9/8/chartex" xmlns:cx="http://schemas.microsoft.com/office/drawing/2014/chartex">
-          <w:pict>
-            <v:shape w14:anchorId="0107AF02" id="Freeform 1" o:spid="_x0000_s1026" style="position:absolute;margin-left:0;margin-top:14.2pt;width:96.75pt;height:0;z-index:251659264;visibility:visible;mso-wrap-style:square;mso-width-percent:0;mso-height-percent:0;mso-wrap-distance-left:9pt;mso-wrap-distance-top:0;mso-wrap-distance-right:9pt;mso-wrap-distance-bottom:0;mso-position-horizontal:absolute;mso-position-horizontal-relative:text;mso-position-vertical:absolute;mso-position-vertical-relative:text;mso-width-percent:0;mso-height-percent:0;mso-width-relative:page;mso-height-relative:page;v-text-anchor:top" coordsize="1935,1" o:gfxdata="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" path="m,l1935,e" filled="f" strokecolor="white" strokeweight="1pt">
-              <v:path arrowok="t" o:connecttype="custom" o:connectlocs="0,0;1228725,0" o:connectangles="0,0"/>
-            </v:shape>
-          </w:pict>
+        <mc:Fallback>
+          <w:pict/>
         </mc:Fallback>
       </mc:AlternateContent>
     </w:r>
@@ -3887,44 +6360,31 @@
 </w:hdr>
 </file>
 
-<file path=word/header3.xml><?xml version="1.0" encoding="utf-8"?>
-<w:hdr xmlns:wpc="http://schemas.microsoft.com/office/word/2010/wordprocessingCanvas" xmlns:mc="http://schemas.openxmlformats.org/markup-compatibility/2006" xmlns:o="urn:schemas-microsoft-com:office:office" xmlns:r="http://schemas.openxmlformats.org/officeDocument/2006/relationships" xmlns:m="http://schemas.openxmlformats.org/officeDocument/2006/math" xmlns:v="urn:schemas-microsoft-com:vml" xmlns:wp14="http://schemas.microsoft.com/office/word/2010/wordprocessingDrawing" xmlns:wp="http://schemas.openxmlformats.org/drawingml/2006/wordprocessingDrawing" xmlns:w10="urn:schemas-microsoft-com:office:word" xmlns:w="http://schemas.openxmlformats.org/wordprocessingml/2006/main" xmlns:w14="http://schemas.microsoft.com/office/word/2010/wordml" xmlns:w15="http://schemas.microsoft.com/office/word/2012/wordml" xmlns:wpg="http://schemas.microsoft.com/office/word/2010/wordprocessingGroup" xmlns:wpi="http://schemas.microsoft.com/office/word/2010/wordprocessingInk" xmlns:wne="http://schemas.microsoft.com/office/word/2006/wordml" xmlns:wps="http://schemas.microsoft.com/office/word/2010/wordprocessingShape" mc:Ignorable="w14 w15 wp14">
-  <w:p>
-    <w:pPr>
-      <w:pStyle w:val="Encabezado"/>
-    </w:pPr>
-  </w:p>
-</w:hdr>
-</file>
-
 <file path=word/styles.xml><?xml version="1.0" encoding="utf-8"?>
-<w:styles xmlns:mc="http://schemas.openxmlformats.org/markup-compatibility/2006" xmlns:r="http://schemas.openxmlformats.org/officeDocument/2006/relationships" xmlns:w="http://schemas.openxmlformats.org/wordprocessingml/2006/main" xmlns:w14="http://schemas.microsoft.com/office/word/2010/wordml" xmlns:w15="http://schemas.microsoft.com/office/word/2012/wordml" mc:Ignorable="w14 w15">
+<w:styles xmlns:w="http://schemas.openxmlformats.org/wordprocessingml/2006/main" xmlns:w14="http://schemas.microsoft.com/office/word/2010/wordml" xmlns:mc="http://schemas.openxmlformats.org/markup-compatibility/2006" mc:Ignorable="w14">
   <w:docDefaults>
     <w:rPrDefault>
       <w:rPr>
-        <w:rFonts w:asciiTheme="minorHAnsi" w:eastAsiaTheme="minorHAnsi" w:hAnsiTheme="minorHAnsi" w:cstheme="minorBidi"/>
-        <w:sz w:val="22"/>
+        <w:rFonts w:ascii="Calibri" w:hAnsi="Calibri" w:eastAsia="Calibri" w:cs="" w:asciiTheme="minorHAnsi" w:cstheme="minorBidi" w:eastAsiaTheme="minorHAnsi" w:hAnsiTheme="minorHAnsi"/>
         <w:szCs w:val="22"/>
         <w:lang w:val="es-MX" w:eastAsia="en-US" w:bidi="ar-SA"/>
       </w:rPr>
     </w:rPrDefault>
     <w:pPrDefault>
-      <w:pPr>
-        <w:spacing w:after="160" w:line="259" w:lineRule="auto"/>
-      </w:pPr>
+      <w:pPr/>
     </w:pPrDefault>
   </w:docDefaults>
   <w:latentStyles w:defLockedState="0" w:defUIPriority="99" w:defSemiHidden="0" w:defUnhideWhenUsed="0" w:defQFormat="0" w:count="371">
     <w:lsdException w:name="Normal" w:uiPriority="0" w:qFormat="1"/>
     <w:lsdException w:name="heading 1" w:uiPriority="9" w:qFormat="1"/>
-    <w:lsdException w:name="heading 2" w:semiHidden="1" w:uiPriority="9" w:unhideWhenUsed="1" w:qFormat="1"/>
-    <w:lsdException w:name="heading 3" w:semiHidden="1" w:uiPriority="9" w:unhideWhenUsed="1" w:qFormat="1"/>
-    <w:lsdException w:name="heading 4" w:semiHidden="1" w:uiPriority="9" w:unhideWhenUsed="1" w:qFormat="1"/>
-    <w:lsdException w:name="heading 5" w:semiHidden="1" w:uiPriority="9" w:unhideWhenUsed="1" w:qFormat="1"/>
-    <w:lsdException w:name="heading 6" w:semiHidden="1" w:uiPriority="9" w:unhideWhenUsed="1" w:qFormat="1"/>
-    <w:lsdException w:name="heading 7" w:semiHidden="1" w:uiPriority="0" w:unhideWhenUsed="1" w:qFormat="1"/>
-    <w:lsdException w:name="heading 8" w:semiHidden="1" w:uiPriority="9" w:unhideWhenUsed="1" w:qFormat="1"/>
-    <w:lsdException w:name="heading 9" w:semiHidden="1" w:uiPriority="9" w:unhideWhenUsed="1" w:qFormat="1"/>
+    <w:lsdException w:name="heading 2" w:uiPriority="9" w:semiHidden="1" w:unhideWhenUsed="1" w:qFormat="1"/>
+    <w:lsdException w:name="heading 3" w:uiPriority="9" w:semiHidden="1" w:unhideWhenUsed="1" w:qFormat="1"/>
+    <w:lsdException w:name="heading 4" w:uiPriority="9" w:semiHidden="1" w:unhideWhenUsed="1" w:qFormat="1"/>
+    <w:lsdException w:name="heading 5" w:uiPriority="9" w:semiHidden="1" w:unhideWhenUsed="1" w:qFormat="1"/>
+    <w:lsdException w:name="heading 6" w:uiPriority="9" w:semiHidden="1" w:unhideWhenUsed="1" w:qFormat="1"/>
+    <w:lsdException w:name="heading 7" w:uiPriority="0" w:semiHidden="1" w:unhideWhenUsed="1" w:qFormat="1"/>
+    <w:lsdException w:name="heading 8" w:uiPriority="9" w:semiHidden="1" w:unhideWhenUsed="1" w:qFormat="1"/>
+    <w:lsdException w:name="heading 9" w:uiPriority="9" w:semiHidden="1" w:unhideWhenUsed="1" w:qFormat="1"/>
     <w:lsdException w:name="index 1" w:semiHidden="1" w:unhideWhenUsed="1"/>
     <w:lsdException w:name="index 2" w:semiHidden="1" w:unhideWhenUsed="1"/>
     <w:lsdException w:name="index 3" w:semiHidden="1" w:unhideWhenUsed="1"/>
@@ -3934,22 +6394,22 @@
     <w:lsdException w:name="index 7" w:semiHidden="1" w:unhideWhenUsed="1"/>
     <w:lsdException w:name="index 8" w:semiHidden="1" w:unhideWhenUsed="1"/>
     <w:lsdException w:name="index 9" w:semiHidden="1" w:unhideWhenUsed="1"/>
-    <w:lsdException w:name="toc 1" w:semiHidden="1" w:uiPriority="39" w:unhideWhenUsed="1"/>
-    <w:lsdException w:name="toc 2" w:semiHidden="1" w:uiPriority="39" w:unhideWhenUsed="1"/>
-    <w:lsdException w:name="toc 3" w:semiHidden="1" w:uiPriority="39" w:unhideWhenUsed="1"/>
-    <w:lsdException w:name="toc 4" w:semiHidden="1" w:uiPriority="39" w:unhideWhenUsed="1"/>
-    <w:lsdException w:name="toc 5" w:semiHidden="1" w:uiPriority="39" w:unhideWhenUsed="1"/>
-    <w:lsdException w:name="toc 6" w:semiHidden="1" w:uiPriority="39" w:unhideWhenUsed="1"/>
-    <w:lsdException w:name="toc 7" w:semiHidden="1" w:uiPriority="39" w:unhideWhenUsed="1"/>
-    <w:lsdException w:name="toc 8" w:semiHidden="1" w:uiPriority="39" w:unhideWhenUsed="1"/>
-    <w:lsdException w:name="toc 9" w:semiHidden="1" w:uiPriority="39" w:unhideWhenUsed="1"/>
+    <w:lsdException w:name="toc 1" w:uiPriority="39" w:semiHidden="1" w:unhideWhenUsed="1"/>
+    <w:lsdException w:name="toc 2" w:uiPriority="39" w:semiHidden="1" w:unhideWhenUsed="1"/>
+    <w:lsdException w:name="toc 3" w:uiPriority="39" w:semiHidden="1" w:unhideWhenUsed="1"/>
+    <w:lsdException w:name="toc 4" w:uiPriority="39" w:semiHidden="1" w:unhideWhenUsed="1"/>
+    <w:lsdException w:name="toc 5" w:uiPriority="39" w:semiHidden="1" w:unhideWhenUsed="1"/>
+    <w:lsdException w:name="toc 6" w:uiPriority="39" w:semiHidden="1" w:unhideWhenUsed="1"/>
+    <w:lsdException w:name="toc 7" w:uiPriority="39" w:semiHidden="1" w:unhideWhenUsed="1"/>
+    <w:lsdException w:name="toc 8" w:uiPriority="39" w:semiHidden="1" w:unhideWhenUsed="1"/>
+    <w:lsdException w:name="toc 9" w:uiPriority="39" w:semiHidden="1" w:unhideWhenUsed="1"/>
     <w:lsdException w:name="Normal Indent" w:semiHidden="1" w:unhideWhenUsed="1"/>
     <w:lsdException w:name="footnote text" w:semiHidden="1" w:unhideWhenUsed="1"/>
     <w:lsdException w:name="annotation text" w:semiHidden="1" w:unhideWhenUsed="1"/>
-    <w:lsdException w:name="header" w:semiHidden="1" w:uiPriority="0" w:unhideWhenUsed="1"/>
+    <w:lsdException w:name="header" w:uiPriority="0" w:semiHidden="1" w:unhideWhenUsed="1"/>
     <w:lsdException w:name="footer" w:semiHidden="1" w:unhideWhenUsed="1"/>
     <w:lsdException w:name="index heading" w:semiHidden="1" w:unhideWhenUsed="1"/>
-    <w:lsdException w:name="caption" w:semiHidden="1" w:uiPriority="35" w:unhideWhenUsed="1" w:qFormat="1"/>
+    <w:lsdException w:name="caption" w:uiPriority="35" w:semiHidden="1" w:unhideWhenUsed="1" w:qFormat="1"/>
     <w:lsdException w:name="table of figures" w:semiHidden="1" w:unhideWhenUsed="1"/>
     <w:lsdException w:name="envelope address" w:semiHidden="1" w:unhideWhenUsed="1"/>
     <w:lsdException w:name="envelope return" w:semiHidden="1" w:unhideWhenUsed="1"/>
@@ -3980,7 +6440,7 @@
     <w:lsdException w:name="Title" w:uiPriority="10" w:qFormat="1"/>
     <w:lsdException w:name="Closing" w:semiHidden="1" w:unhideWhenUsed="1"/>
     <w:lsdException w:name="Signature" w:semiHidden="1" w:unhideWhenUsed="1"/>
-    <w:lsdException w:name="Default Paragraph Font" w:semiHidden="1" w:uiPriority="1" w:unhideWhenUsed="1"/>
+    <w:lsdException w:name="Default Paragraph Font" w:uiPriority="1" w:semiHidden="1" w:unhideWhenUsed="1"/>
     <w:lsdException w:name="Body Text" w:semiHidden="1" w:unhideWhenUsed="1"/>
     <w:lsdException w:name="Body Text Indent" w:semiHidden="1" w:unhideWhenUsed="1"/>
     <w:lsdException w:name="List Continue" w:semiHidden="1" w:unhideWhenUsed="1"/>
@@ -4180,8 +6640,8 @@
     <w:lsdException w:name="Subtle Reference" w:uiPriority="31" w:qFormat="1"/>
     <w:lsdException w:name="Intense Reference" w:uiPriority="32" w:qFormat="1"/>
     <w:lsdException w:name="Book Title" w:uiPriority="33" w:qFormat="1"/>
-    <w:lsdException w:name="Bibliography" w:semiHidden="1" w:uiPriority="37" w:unhideWhenUsed="1"/>
-    <w:lsdException w:name="TOC Heading" w:semiHidden="1" w:uiPriority="39" w:unhideWhenUsed="1" w:qFormat="1"/>
+    <w:lsdException w:name="Bibliography" w:uiPriority="37" w:semiHidden="1" w:unhideWhenUsed="1"/>
+    <w:lsdException w:name="TOC Heading" w:uiPriority="39" w:semiHidden="1" w:unhideWhenUsed="1" w:qFormat="1"/>
     <w:lsdException w:name="Plain Table 1" w:uiPriority="41"/>
     <w:lsdException w:name="Plain Table 2" w:uiPriority="42"/>
     <w:lsdException w:name="Plain Table 3" w:uiPriority="43"/>
@@ -4287,29 +6747,34 @@
     <w:lsdException w:name="List Table 6 Colorful Accent 6" w:uiPriority="51"/>
     <w:lsdException w:name="List Table 7 Colorful Accent 6" w:uiPriority="52"/>
   </w:latentStyles>
-  <w:style w:type="paragraph" w:default="1" w:styleId="Normal">
+  <w:style w:type="paragraph" w:styleId="Normal" w:default="1">
     <w:name w:val="Normal"/>
     <w:qFormat/>
-    <w:rsid w:val="00EC0A92"/>
+    <w:rsid w:val="00ec0a92"/>
     <w:pPr>
-      <w:spacing w:after="0" w:line="240" w:lineRule="auto"/>
+      <w:widowControl/>
+      <w:bidi w:val="0"/>
+      <w:spacing w:lineRule="auto" w:line="240" w:before="0" w:after="0"/>
+      <w:jc w:val="left"/>
     </w:pPr>
     <w:rPr>
-      <w:rFonts w:ascii="Arial Narrow" w:eastAsia="Times New Roman" w:hAnsi="Arial Narrow" w:cs="Times New Roman"/>
+      <w:rFonts w:ascii="Arial Narrow" w:hAnsi="Arial Narrow" w:eastAsia="Times New Roman" w:cs="Times New Roman"/>
+      <w:color w:val="auto"/>
+      <w:kern w:val="0"/>
       <w:sz w:val="24"/>
       <w:szCs w:val="24"/>
-      <w:lang w:val="es-ES" w:eastAsia="es-ES"/>
+      <w:lang w:val="es-ES" w:eastAsia="es-ES" w:bidi="ar-SA"/>
     </w:rPr>
   </w:style>
   <w:style w:type="paragraph" w:styleId="Ttulo7">
-    <w:name w:val="heading 7"/>
+    <w:name w:val="Heading 7"/>
     <w:basedOn w:val="Normal"/>
     <w:next w:val="Normal"/>
     <w:link w:val="Ttulo7Car"/>
     <w:qFormat/>
-    <w:rsid w:val="00EC0A92"/>
+    <w:rsid w:val="00ec0a92"/>
     <w:pPr>
-      <w:keepNext/>
+      <w:keepNext w:val="true"/>
       <w:jc w:val="center"/>
       <w:outlineLvl w:val="6"/>
     </w:pPr>
@@ -4318,11 +6783,169 @@
       <w:bCs/>
     </w:rPr>
   </w:style>
-  <w:style w:type="character" w:default="1" w:styleId="Fuentedeprrafopredeter">
+  <w:style w:type="character" w:styleId="DefaultParagraphFont" w:default="1">
     <w:name w:val="Default Paragraph Font"/>
     <w:uiPriority w:val="1"/>
     <w:semiHidden/>
     <w:unhideWhenUsed/>
+    <w:qFormat/>
+    <w:rPr/>
+  </w:style>
+  <w:style w:type="character" w:styleId="Ttulo7Car" w:customStyle="1">
+    <w:name w:val="Título 7 Car"/>
+    <w:basedOn w:val="DefaultParagraphFont"/>
+    <w:link w:val="Ttulo7"/>
+    <w:qFormat/>
+    <w:rsid w:val="00ec0a92"/>
+    <w:rPr>
+      <w:rFonts w:ascii="Arial Narrow" w:hAnsi="Arial Narrow" w:eastAsia="Times New Roman" w:cs="Times New Roman"/>
+      <w:b/>
+      <w:bCs/>
+      <w:sz w:val="24"/>
+      <w:szCs w:val="24"/>
+      <w:lang w:val="es-ES" w:eastAsia="es-ES"/>
+    </w:rPr>
+  </w:style>
+  <w:style w:type="character" w:styleId="EncabezadoCar" w:customStyle="1">
+    <w:name w:val="Encabezado Car"/>
+    <w:basedOn w:val="DefaultParagraphFont"/>
+    <w:link w:val="Encabezado"/>
+    <w:qFormat/>
+    <w:rsid w:val="00ec0a92"/>
+    <w:rPr>
+      <w:rFonts w:ascii="Arial Narrow" w:hAnsi="Arial Narrow" w:eastAsia="Times New Roman" w:cs="Times New Roman"/>
+      <w:sz w:val="24"/>
+      <w:szCs w:val="24"/>
+      <w:lang w:val="es-ES" w:eastAsia="es-ES"/>
+    </w:rPr>
+  </w:style>
+  <w:style w:type="character" w:styleId="PiedepginaCar" w:customStyle="1">
+    <w:name w:val="Pie de página Car"/>
+    <w:basedOn w:val="DefaultParagraphFont"/>
+    <w:link w:val="Piedepgina"/>
+    <w:uiPriority w:val="99"/>
+    <w:qFormat/>
+    <w:rsid w:val="00751750"/>
+    <w:rPr>
+      <w:rFonts w:ascii="Arial Narrow" w:hAnsi="Arial Narrow" w:eastAsia="Times New Roman" w:cs="Times New Roman"/>
+      <w:sz w:val="24"/>
+      <w:szCs w:val="24"/>
+      <w:lang w:val="es-ES" w:eastAsia="es-ES"/>
+    </w:rPr>
+  </w:style>
+  <w:style w:type="paragraph" w:styleId="Ttulo">
+    <w:name w:val="Título"/>
+    <w:basedOn w:val="Normal"/>
+    <w:next w:val="Cuerpodetexto"/>
+    <w:qFormat/>
+    <w:pPr>
+      <w:keepNext w:val="true"/>
+      <w:spacing w:before="240" w:after="120"/>
+    </w:pPr>
+    <w:rPr>
+      <w:rFonts w:ascii="Liberation Sans" w:hAnsi="Liberation Sans" w:eastAsia="Noto Sans CJK SC" w:cs="Lohit Devanagari"/>
+      <w:sz w:val="28"/>
+      <w:szCs w:val="28"/>
+    </w:rPr>
+  </w:style>
+  <w:style w:type="paragraph" w:styleId="Cuerpodetexto">
+    <w:name w:val="Body Text"/>
+    <w:basedOn w:val="Normal"/>
+    <w:pPr>
+      <w:spacing w:lineRule="auto" w:line="276" w:before="0" w:after="140"/>
+    </w:pPr>
+    <w:rPr/>
+  </w:style>
+  <w:style w:type="paragraph" w:styleId="Lista">
+    <w:name w:val="List"/>
+    <w:basedOn w:val="Cuerpodetexto"/>
+    <w:pPr/>
+    <w:rPr>
+      <w:rFonts w:cs="Lohit Devanagari"/>
+    </w:rPr>
+  </w:style>
+  <w:style w:type="paragraph" w:styleId="Leyenda">
+    <w:name w:val="Caption"/>
+    <w:basedOn w:val="Normal"/>
+    <w:qFormat/>
+    <w:pPr>
+      <w:suppressLineNumbers/>
+      <w:spacing w:before="120" w:after="120"/>
+    </w:pPr>
+    <w:rPr>
+      <w:rFonts w:cs="Lohit Devanagari"/>
+      <w:i/>
+      <w:iCs/>
+      <w:sz w:val="24"/>
+      <w:szCs w:val="24"/>
+    </w:rPr>
+  </w:style>
+  <w:style w:type="paragraph" w:styleId="Ndice">
+    <w:name w:val="Índice"/>
+    <w:basedOn w:val="Normal"/>
+    <w:qFormat/>
+    <w:pPr>
+      <w:suppressLineNumbers/>
+    </w:pPr>
+    <w:rPr>
+      <w:rFonts w:cs="Lohit Devanagari"/>
+    </w:rPr>
+  </w:style>
+  <w:style w:type="paragraph" w:styleId="Cabecera">
+    <w:name w:val="Header"/>
+    <w:basedOn w:val="Normal"/>
+    <w:link w:val="EncabezadoCar"/>
+    <w:rsid w:val="00ec0a92"/>
+    <w:pPr>
+      <w:tabs>
+        <w:tab w:val="center" w:pos="4419" w:leader="none"/>
+        <w:tab w:val="right" w:pos="8838" w:leader="none"/>
+      </w:tabs>
+    </w:pPr>
+    <w:rPr/>
+  </w:style>
+  <w:style w:type="paragraph" w:styleId="Encabezadotabla" w:customStyle="1">
+    <w:name w:val="Encabezado tabla"/>
+    <w:basedOn w:val="Normal"/>
+    <w:qFormat/>
+    <w:rsid w:val="00ec0a92"/>
+    <w:pPr/>
+    <w:rPr>
+      <w:b/>
+      <w:bCs/>
+    </w:rPr>
+  </w:style>
+  <w:style w:type="paragraph" w:styleId="Contenidotabla" w:customStyle="1">
+    <w:name w:val="Contenido tabla"/>
+    <w:basedOn w:val="Normal"/>
+    <w:qFormat/>
+    <w:rsid w:val="00ec0a92"/>
+    <w:pPr/>
+    <w:rPr>
+      <w:sz w:val="20"/>
+    </w:rPr>
+  </w:style>
+  <w:style w:type="paragraph" w:styleId="Piedepgina">
+    <w:name w:val="Footer"/>
+    <w:basedOn w:val="Normal"/>
+    <w:link w:val="PiedepginaCar"/>
+    <w:uiPriority w:val="99"/>
+    <w:unhideWhenUsed/>
+    <w:rsid w:val="00751750"/>
+    <w:pPr>
+      <w:tabs>
+        <w:tab w:val="center" w:pos="4252" w:leader="none"/>
+        <w:tab w:val="right" w:pos="8504" w:leader="none"/>
+      </w:tabs>
+    </w:pPr>
+    <w:rPr/>
+  </w:style>
+  <w:style w:type="numbering" w:styleId="NoList" w:default="1">
+    <w:name w:val="No List"/>
+    <w:uiPriority w:val="99"/>
+    <w:semiHidden/>
+    <w:unhideWhenUsed/>
+    <w:qFormat/>
   </w:style>
   <w:style w:type="table" w:default="1" w:styleId="Tablanormal">
     <w:name w:val="Normal Table"/>
@@ -4338,94 +6961,6 @@
         <w:right w:w="108" w:type="dxa"/>
       </w:tblCellMar>
     </w:tblPr>
-  </w:style>
-  <w:style w:type="numbering" w:default="1" w:styleId="Sinlista">
-    <w:name w:val="No List"/>
-    <w:uiPriority w:val="99"/>
-    <w:semiHidden/>
-    <w:unhideWhenUsed/>
-  </w:style>
-  <w:style w:type="character" w:customStyle="1" w:styleId="Ttulo7Car">
-    <w:name w:val="Título 7 Car"/>
-    <w:basedOn w:val="Fuentedeprrafopredeter"/>
-    <w:link w:val="Ttulo7"/>
-    <w:rsid w:val="00EC0A92"/>
-    <w:rPr>
-      <w:rFonts w:ascii="Arial Narrow" w:eastAsia="Times New Roman" w:hAnsi="Arial Narrow" w:cs="Times New Roman"/>
-      <w:b/>
-      <w:bCs/>
-      <w:sz w:val="24"/>
-      <w:szCs w:val="24"/>
-      <w:lang w:val="es-ES" w:eastAsia="es-ES"/>
-    </w:rPr>
-  </w:style>
-  <w:style w:type="paragraph" w:styleId="Encabezado">
-    <w:name w:val="header"/>
-    <w:basedOn w:val="Normal"/>
-    <w:link w:val="EncabezadoCar"/>
-    <w:rsid w:val="00EC0A92"/>
-    <w:pPr>
-      <w:tabs>
-        <w:tab w:val="center" w:pos="4419"/>
-        <w:tab w:val="right" w:pos="8838"/>
-      </w:tabs>
-    </w:pPr>
-  </w:style>
-  <w:style w:type="character" w:customStyle="1" w:styleId="EncabezadoCar">
-    <w:name w:val="Encabezado Car"/>
-    <w:basedOn w:val="Fuentedeprrafopredeter"/>
-    <w:link w:val="Encabezado"/>
-    <w:rsid w:val="00EC0A92"/>
-    <w:rPr>
-      <w:rFonts w:ascii="Arial Narrow" w:eastAsia="Times New Roman" w:hAnsi="Arial Narrow" w:cs="Times New Roman"/>
-      <w:sz w:val="24"/>
-      <w:szCs w:val="24"/>
-      <w:lang w:val="es-ES" w:eastAsia="es-ES"/>
-    </w:rPr>
-  </w:style>
-  <w:style w:type="paragraph" w:customStyle="1" w:styleId="Encabezadotabla">
-    <w:name w:val="Encabezado tabla"/>
-    <w:basedOn w:val="Normal"/>
-    <w:rsid w:val="00EC0A92"/>
-    <w:rPr>
-      <w:b/>
-      <w:bCs/>
-    </w:rPr>
-  </w:style>
-  <w:style w:type="paragraph" w:customStyle="1" w:styleId="Contenidotabla">
-    <w:name w:val="Contenido tabla"/>
-    <w:basedOn w:val="Normal"/>
-    <w:rsid w:val="00EC0A92"/>
-    <w:rPr>
-      <w:sz w:val="20"/>
-    </w:rPr>
-  </w:style>
-  <w:style w:type="paragraph" w:styleId="Piedepgina">
-    <w:name w:val="footer"/>
-    <w:basedOn w:val="Normal"/>
-    <w:link w:val="PiedepginaCar"/>
-    <w:uiPriority w:val="99"/>
-    <w:unhideWhenUsed/>
-    <w:rsid w:val="00751750"/>
-    <w:pPr>
-      <w:tabs>
-        <w:tab w:val="center" w:pos="4252"/>
-        <w:tab w:val="right" w:pos="8504"/>
-      </w:tabs>
-    </w:pPr>
-  </w:style>
-  <w:style w:type="character" w:customStyle="1" w:styleId="PiedepginaCar">
-    <w:name w:val="Pie de página Car"/>
-    <w:basedOn w:val="Fuentedeprrafopredeter"/>
-    <w:link w:val="Piedepgina"/>
-    <w:uiPriority w:val="99"/>
-    <w:rsid w:val="00751750"/>
-    <w:rPr>
-      <w:rFonts w:ascii="Arial Narrow" w:eastAsia="Times New Roman" w:hAnsi="Arial Narrow" w:cs="Times New Roman"/>
-      <w:sz w:val="24"/>
-      <w:szCs w:val="24"/>
-      <w:lang w:val="es-ES" w:eastAsia="es-ES"/>
-    </w:rPr>
   </w:style>
 </w:styles>
 </file>

--- a/Formatos AccLabLinux/01_MinutaReunion.docx
+++ b/Formatos AccLabLinux/01_MinutaReunion.docx
@@ -34,9 +34,9 @@
       </w:tblPr>
       <w:tblGrid>
         <w:gridCol w:w="1793"/>
-        <w:gridCol w:w="2485"/>
         <w:gridCol w:w="2486"/>
-        <w:gridCol w:w="2485"/>
+        <w:gridCol w:w="2486"/>
+        <w:gridCol w:w="2484"/>
       </w:tblGrid>
       <w:tr>
         <w:trPr>
@@ -117,16 +117,13 @@
           <w:p>
             <w:pPr>
               <w:pStyle w:val="Contenidotabla"/>
-              <w:rPr>
-                <w:b/>
-                <w:b/>
-              </w:rPr>
+              <w:rPr/>
             </w:pPr>
             <w:r>
               <w:rPr>
                 <w:b/>
               </w:rPr>
-              <w:t>1</w:t>
+              <w:t>MICROCONTROLADORES</w:t>
             </w:r>
           </w:p>
         </w:tc>
@@ -182,6 +179,7 @@
             </w:pPr>
             <w:r>
               <w:rPr/>
+              <w:t>EDWIN GABRIEL ZARATE GONZALES</w:t>
             </w:r>
           </w:p>
         </w:tc>
@@ -237,6 +235,7 @@
             </w:pPr>
             <w:r>
               <w:rPr/>
+              <w:t>SOMBRERETE ZACATECAS</w:t>
             </w:r>
           </w:p>
         </w:tc>
@@ -292,6 +291,11 @@
             </w:pPr>
             <w:r>
               <w:rPr/>
+              <w:t>29</w:t>
+            </w:r>
+            <w:r>
+              <w:rPr/>
+              <w:t>-01-2020</w:t>
             </w:r>
           </w:p>
         </w:tc>
@@ -327,7 +331,7 @@
         </w:tc>
         <w:tc>
           <w:tcPr>
-            <w:tcW w:w="2485" w:type="dxa"/>
+            <w:tcW w:w="2486" w:type="dxa"/>
             <w:tcBorders>
               <w:top w:val="thinThickLargeGap" w:sz="6" w:space="0" w:color="808080"/>
               <w:left w:val="thinThickLargeGap" w:sz="6" w:space="0" w:color="808080"/>
@@ -346,6 +350,19 @@
             </w:pPr>
             <w:r>
               <w:rPr/>
+              <w:t>1</w:t>
+            </w:r>
+            <w:r>
+              <w:rPr/>
+              <w:t>3</w:t>
+            </w:r>
+            <w:r>
+              <w:rPr/>
+              <w:t xml:space="preserve">:00 </w:t>
+            </w:r>
+            <w:r>
+              <w:rPr/>
+              <w:t>PM</w:t>
             </w:r>
           </w:p>
         </w:tc>
@@ -376,7 +393,7 @@
         </w:tc>
         <w:tc>
           <w:tcPr>
-            <w:tcW w:w="2485" w:type="dxa"/>
+            <w:tcW w:w="2484" w:type="dxa"/>
             <w:tcBorders>
               <w:top w:val="thinThickLargeGap" w:sz="6" w:space="0" w:color="808080"/>
               <w:left w:val="thinThickLargeGap" w:sz="6" w:space="0" w:color="808080"/>
@@ -395,6 +412,15 @@
             </w:pPr>
             <w:r>
               <w:rPr/>
+              <w:t>1</w:t>
+            </w:r>
+            <w:r>
+              <w:rPr/>
+              <w:t>4</w:t>
+            </w:r>
+            <w:r>
+              <w:rPr/>
+              <w:t>:00 PM</w:t>
             </w:r>
           </w:p>
         </w:tc>
@@ -450,6 +476,7 @@
             </w:pPr>
             <w:r>
               <w:rPr/>
+              <w:t xml:space="preserve">ENTENDER EL ALCANCE DEL PROYECTO. </w:t>
             </w:r>
           </w:p>
         </w:tc>
@@ -500,9 +527,9 @@
       </w:tblPr>
       <w:tblGrid>
         <w:gridCol w:w="4932"/>
-        <w:gridCol w:w="1417"/>
+        <w:gridCol w:w="1418"/>
         <w:gridCol w:w="1883"/>
-        <w:gridCol w:w="1067"/>
+        <w:gridCol w:w="1066"/>
       </w:tblGrid>
       <w:tr>
         <w:trPr/>
@@ -562,7 +589,7 @@
         </w:tc>
         <w:tc>
           <w:tcPr>
-            <w:tcW w:w="1417" w:type="dxa"/>
+            <w:tcW w:w="1418" w:type="dxa"/>
             <w:tcBorders>
               <w:top w:val="thinThickLargeGap" w:sz="6" w:space="0" w:color="808080"/>
               <w:left w:val="thinThickLargeGap" w:sz="6" w:space="0" w:color="808080"/>
@@ -612,7 +639,7 @@
         </w:tc>
         <w:tc>
           <w:tcPr>
-            <w:tcW w:w="1067" w:type="dxa"/>
+            <w:tcW w:w="1066" w:type="dxa"/>
             <w:tcBorders>
               <w:top w:val="thinThickLargeGap" w:sz="6" w:space="0" w:color="808080"/>
               <w:left w:val="thinThickLargeGap" w:sz="6" w:space="0" w:color="808080"/>
@@ -658,12 +685,13 @@
             </w:pPr>
             <w:r>
               <w:rPr/>
-            </w:r>
-          </w:p>
-        </w:tc>
-        <w:tc>
-          <w:tcPr>
-            <w:tcW w:w="1417" w:type="dxa"/>
+              <w:t>JOSÉ GERARDO LUÉVANOS JIMÉNEZ</w:t>
+            </w:r>
+          </w:p>
+        </w:tc>
+        <w:tc>
+          <w:tcPr>
+            <w:tcW w:w="1418" w:type="dxa"/>
             <w:tcBorders>
               <w:top w:val="thinThickLargeGap" w:sz="6" w:space="0" w:color="808080"/>
               <w:left w:val="thinThickLargeGap" w:sz="6" w:space="0" w:color="808080"/>
@@ -691,6 +719,7 @@
                 <w:sz w:val="20"/>
                 <w:szCs w:val="20"/>
               </w:rPr>
+              <w:t>JGLJ</w:t>
             </w:r>
           </w:p>
         </w:tc>
@@ -715,12 +744,13 @@
             </w:pPr>
             <w:r>
               <w:rPr/>
-            </w:r>
-          </w:p>
-        </w:tc>
-        <w:tc>
-          <w:tcPr>
-            <w:tcW w:w="1067" w:type="dxa"/>
+              <w:t>G.SOPORTE</w:t>
+            </w:r>
+          </w:p>
+        </w:tc>
+        <w:tc>
+          <w:tcPr>
+            <w:tcW w:w="1066" w:type="dxa"/>
             <w:tcBorders>
               <w:top w:val="thinThickLargeGap" w:sz="6" w:space="0" w:color="808080"/>
               <w:left w:val="thinThickLargeGap" w:sz="6" w:space="0" w:color="808080"/>
@@ -765,12 +795,13 @@
             </w:pPr>
             <w:r>
               <w:rPr/>
-            </w:r>
-          </w:p>
-        </w:tc>
-        <w:tc>
-          <w:tcPr>
-            <w:tcW w:w="1417" w:type="dxa"/>
+              <w:t>EDWIN GABRIEL ZARATE GONZÁLEZ</w:t>
+            </w:r>
+          </w:p>
+        </w:tc>
+        <w:tc>
+          <w:tcPr>
+            <w:tcW w:w="1418" w:type="dxa"/>
             <w:tcBorders>
               <w:top w:val="thinThickLargeGap" w:sz="6" w:space="0" w:color="808080"/>
               <w:left w:val="thinThickLargeGap" w:sz="6" w:space="0" w:color="808080"/>
@@ -793,6 +824,7 @@
               <w:rPr>
                 <w:szCs w:val="20"/>
               </w:rPr>
+              <w:t>EGZG</w:t>
             </w:r>
           </w:p>
         </w:tc>
@@ -817,12 +849,13 @@
             </w:pPr>
             <w:r>
               <w:rPr/>
-            </w:r>
-          </w:p>
-        </w:tc>
-        <w:tc>
-          <w:tcPr>
-            <w:tcW w:w="1067" w:type="dxa"/>
+              <w:t>LÍDER DE P.</w:t>
+            </w:r>
+          </w:p>
+        </w:tc>
+        <w:tc>
+          <w:tcPr>
+            <w:tcW w:w="1066" w:type="dxa"/>
             <w:tcBorders>
               <w:top w:val="thinThickLargeGap" w:sz="6" w:space="0" w:color="808080"/>
               <w:left w:val="thinThickLargeGap" w:sz="6" w:space="0" w:color="808080"/>
@@ -871,30 +904,32 @@
               <w:rPr>
                 <w:lang w:val="en-US"/>
               </w:rPr>
-            </w:r>
-          </w:p>
-        </w:tc>
-        <w:tc>
-          <w:tcPr>
-            <w:tcW w:w="1417" w:type="dxa"/>
-            <w:tcBorders>
-              <w:top w:val="thinThickLargeGap" w:sz="6" w:space="0" w:color="808080"/>
-              <w:left w:val="thinThickLargeGap" w:sz="6" w:space="0" w:color="808080"/>
-              <w:bottom w:val="thinThickLargeGap" w:sz="6" w:space="0" w:color="808080"/>
-              <w:right w:val="thinThickLargeGap" w:sz="6" w:space="0" w:color="808080"/>
-              <w:insideH w:val="thinThickLargeGap" w:sz="6" w:space="0" w:color="808080"/>
-              <w:insideV w:val="thinThickLargeGap" w:sz="6" w:space="0" w:color="808080"/>
-            </w:tcBorders>
-            <w:shd w:fill="auto" w:val="clear"/>
-          </w:tcPr>
-          <w:p>
-            <w:pPr>
-              <w:pStyle w:val="Contenidotabla"/>
-              <w:jc w:val="center"/>
-              <w:rPr/>
-            </w:pPr>
-            <w:r>
-              <w:rPr/>
+              <w:t>JOSÉ ARTEMIO BARRAZA ALVARADO</w:t>
+            </w:r>
+          </w:p>
+        </w:tc>
+        <w:tc>
+          <w:tcPr>
+            <w:tcW w:w="1418" w:type="dxa"/>
+            <w:tcBorders>
+              <w:top w:val="thinThickLargeGap" w:sz="6" w:space="0" w:color="808080"/>
+              <w:left w:val="thinThickLargeGap" w:sz="6" w:space="0" w:color="808080"/>
+              <w:bottom w:val="thinThickLargeGap" w:sz="6" w:space="0" w:color="808080"/>
+              <w:right w:val="thinThickLargeGap" w:sz="6" w:space="0" w:color="808080"/>
+              <w:insideH w:val="thinThickLargeGap" w:sz="6" w:space="0" w:color="808080"/>
+              <w:insideV w:val="thinThickLargeGap" w:sz="6" w:space="0" w:color="808080"/>
+            </w:tcBorders>
+            <w:shd w:fill="auto" w:val="clear"/>
+          </w:tcPr>
+          <w:p>
+            <w:pPr>
+              <w:pStyle w:val="Contenidotabla"/>
+              <w:jc w:val="center"/>
+              <w:rPr/>
+            </w:pPr>
+            <w:r>
+              <w:rPr/>
+              <w:t>JABA</w:t>
             </w:r>
           </w:p>
         </w:tc>
@@ -919,12 +954,13 @@
             </w:pPr>
             <w:r>
               <w:rPr/>
-            </w:r>
-          </w:p>
-        </w:tc>
-        <w:tc>
-          <w:tcPr>
-            <w:tcW w:w="1067" w:type="dxa"/>
+              <w:t>PARTICIPANTE</w:t>
+            </w:r>
+          </w:p>
+        </w:tc>
+        <w:tc>
+          <w:tcPr>
+            <w:tcW w:w="1066" w:type="dxa"/>
             <w:tcBorders>
               <w:top w:val="thinThickLargeGap" w:sz="6" w:space="0" w:color="808080"/>
               <w:left w:val="thinThickLargeGap" w:sz="6" w:space="0" w:color="808080"/>
@@ -969,30 +1005,32 @@
             </w:pPr>
             <w:r>
               <w:rPr/>
-            </w:r>
-          </w:p>
-        </w:tc>
-        <w:tc>
-          <w:tcPr>
-            <w:tcW w:w="1417" w:type="dxa"/>
-            <w:tcBorders>
-              <w:top w:val="thinThickLargeGap" w:sz="6" w:space="0" w:color="808080"/>
-              <w:left w:val="thinThickLargeGap" w:sz="6" w:space="0" w:color="808080"/>
-              <w:bottom w:val="thinThickLargeGap" w:sz="6" w:space="0" w:color="808080"/>
-              <w:right w:val="thinThickLargeGap" w:sz="6" w:space="0" w:color="808080"/>
-              <w:insideH w:val="thinThickLargeGap" w:sz="6" w:space="0" w:color="808080"/>
-              <w:insideV w:val="thinThickLargeGap" w:sz="6" w:space="0" w:color="808080"/>
-            </w:tcBorders>
-            <w:shd w:fill="auto" w:val="clear"/>
-          </w:tcPr>
-          <w:p>
-            <w:pPr>
-              <w:pStyle w:val="Contenidotabla"/>
-              <w:jc w:val="center"/>
-              <w:rPr/>
-            </w:pPr>
-            <w:r>
-              <w:rPr/>
+              <w:t>ERICKA JAZMÍN ROBES GÓMEZ</w:t>
+            </w:r>
+          </w:p>
+        </w:tc>
+        <w:tc>
+          <w:tcPr>
+            <w:tcW w:w="1418" w:type="dxa"/>
+            <w:tcBorders>
+              <w:top w:val="thinThickLargeGap" w:sz="6" w:space="0" w:color="808080"/>
+              <w:left w:val="thinThickLargeGap" w:sz="6" w:space="0" w:color="808080"/>
+              <w:bottom w:val="thinThickLargeGap" w:sz="6" w:space="0" w:color="808080"/>
+              <w:right w:val="thinThickLargeGap" w:sz="6" w:space="0" w:color="808080"/>
+              <w:insideH w:val="thinThickLargeGap" w:sz="6" w:space="0" w:color="808080"/>
+              <w:insideV w:val="thinThickLargeGap" w:sz="6" w:space="0" w:color="808080"/>
+            </w:tcBorders>
+            <w:shd w:fill="auto" w:val="clear"/>
+          </w:tcPr>
+          <w:p>
+            <w:pPr>
+              <w:pStyle w:val="Contenidotabla"/>
+              <w:jc w:val="center"/>
+              <w:rPr/>
+            </w:pPr>
+            <w:r>
+              <w:rPr/>
+              <w:t>EJRG</w:t>
             </w:r>
           </w:p>
         </w:tc>
@@ -1017,12 +1055,13 @@
             </w:pPr>
             <w:r>
               <w:rPr/>
-            </w:r>
-          </w:p>
-        </w:tc>
-        <w:tc>
-          <w:tcPr>
-            <w:tcW w:w="1067" w:type="dxa"/>
+              <w:t>PARTICIPANTE</w:t>
+            </w:r>
+          </w:p>
+        </w:tc>
+        <w:tc>
+          <w:tcPr>
+            <w:tcW w:w="1066" w:type="dxa"/>
             <w:tcBorders>
               <w:top w:val="thinThickLargeGap" w:sz="6" w:space="0" w:color="808080"/>
               <w:left w:val="thinThickLargeGap" w:sz="6" w:space="0" w:color="808080"/>
@@ -1067,30 +1106,32 @@
             </w:pPr>
             <w:r>
               <w:rPr/>
-            </w:r>
-          </w:p>
-        </w:tc>
-        <w:tc>
-          <w:tcPr>
-            <w:tcW w:w="1417" w:type="dxa"/>
-            <w:tcBorders>
-              <w:top w:val="thinThickLargeGap" w:sz="6" w:space="0" w:color="808080"/>
-              <w:left w:val="thinThickLargeGap" w:sz="6" w:space="0" w:color="808080"/>
-              <w:bottom w:val="thinThickLargeGap" w:sz="6" w:space="0" w:color="808080"/>
-              <w:right w:val="thinThickLargeGap" w:sz="6" w:space="0" w:color="808080"/>
-              <w:insideH w:val="thinThickLargeGap" w:sz="6" w:space="0" w:color="808080"/>
-              <w:insideV w:val="thinThickLargeGap" w:sz="6" w:space="0" w:color="808080"/>
-            </w:tcBorders>
-            <w:shd w:fill="auto" w:val="clear"/>
-          </w:tcPr>
-          <w:p>
-            <w:pPr>
-              <w:pStyle w:val="Contenidotabla"/>
-              <w:jc w:val="center"/>
-              <w:rPr/>
-            </w:pPr>
-            <w:r>
-              <w:rPr/>
+              <w:t>SAÚL ROMÁN BARRAZA</w:t>
+            </w:r>
+          </w:p>
+        </w:tc>
+        <w:tc>
+          <w:tcPr>
+            <w:tcW w:w="1418" w:type="dxa"/>
+            <w:tcBorders>
+              <w:top w:val="thinThickLargeGap" w:sz="6" w:space="0" w:color="808080"/>
+              <w:left w:val="thinThickLargeGap" w:sz="6" w:space="0" w:color="808080"/>
+              <w:bottom w:val="thinThickLargeGap" w:sz="6" w:space="0" w:color="808080"/>
+              <w:right w:val="thinThickLargeGap" w:sz="6" w:space="0" w:color="808080"/>
+              <w:insideH w:val="thinThickLargeGap" w:sz="6" w:space="0" w:color="808080"/>
+              <w:insideV w:val="thinThickLargeGap" w:sz="6" w:space="0" w:color="808080"/>
+            </w:tcBorders>
+            <w:shd w:fill="auto" w:val="clear"/>
+          </w:tcPr>
+          <w:p>
+            <w:pPr>
+              <w:pStyle w:val="Contenidotabla"/>
+              <w:jc w:val="center"/>
+              <w:rPr/>
+            </w:pPr>
+            <w:r>
+              <w:rPr/>
+              <w:t>SRB</w:t>
             </w:r>
           </w:p>
         </w:tc>
@@ -1115,12 +1156,13 @@
             </w:pPr>
             <w:r>
               <w:rPr/>
-            </w:r>
-          </w:p>
-        </w:tc>
-        <w:tc>
-          <w:tcPr>
-            <w:tcW w:w="1067" w:type="dxa"/>
+              <w:t>PARTICIPANTE</w:t>
+            </w:r>
+          </w:p>
+        </w:tc>
+        <w:tc>
+          <w:tcPr>
+            <w:tcW w:w="1066" w:type="dxa"/>
             <w:tcBorders>
               <w:top w:val="thinThickLargeGap" w:sz="6" w:space="0" w:color="808080"/>
               <w:left w:val="thinThickLargeGap" w:sz="6" w:space="0" w:color="808080"/>
@@ -1306,6 +1348,7 @@
             </w:pPr>
             <w:r>
               <w:rPr/>
+              <w:t>1 LIBRETA DE RAYA</w:t>
             </w:r>
           </w:p>
         </w:tc>
@@ -1330,6 +1373,7 @@
             </w:pPr>
             <w:r>
               <w:rPr/>
+              <w:t>LÍDER DE EQUIPO</w:t>
             </w:r>
           </w:p>
         </w:tc>
@@ -1356,6 +1400,7 @@
             </w:pPr>
             <w:r>
               <w:rPr/>
+              <w:t xml:space="preserve">1 COMPUTADORA </w:t>
             </w:r>
           </w:p>
         </w:tc>
@@ -1380,6 +1425,7 @@
             </w:pPr>
             <w:r>
               <w:rPr/>
+              <w:t>GERENTE DE SOPORTE</w:t>
             </w:r>
           </w:p>
         </w:tc>
@@ -1532,18 +1578,18 @@
         <w:tblLook w:noVBand="0" w:val="00a0" w:noHBand="0" w:lastColumn="0" w:firstColumn="1" w:lastRow="0" w:firstRow="1"/>
       </w:tblPr>
       <w:tblGrid>
-        <w:gridCol w:w="567"/>
-        <w:gridCol w:w="709"/>
+        <w:gridCol w:w="566"/>
+        <w:gridCol w:w="710"/>
         <w:gridCol w:w="567"/>
         <w:gridCol w:w="1"/>
         <w:gridCol w:w="561"/>
         <w:gridCol w:w="572"/>
         <w:gridCol w:w="1"/>
         <w:gridCol w:w="565"/>
-        <w:gridCol w:w="1"/>
+        <w:gridCol w:w="2"/>
         <w:gridCol w:w="4080"/>
-        <w:gridCol w:w="1"/>
-        <w:gridCol w:w="1964"/>
+        <w:gridCol w:w="2"/>
+        <w:gridCol w:w="1962"/>
       </w:tblGrid>
       <w:tr>
         <w:trPr>
@@ -1641,9 +1687,8 @@
         </w:tc>
         <w:tc>
           <w:tcPr>
-            <w:tcW w:w="566" w:type="dxa"/>
+            <w:tcW w:w="567" w:type="dxa"/>
             <w:gridSpan w:val="2"/>
-            <w:vMerge w:val="restart"/>
             <w:tcBorders>
               <w:top w:val="thinThickLargeGap" w:sz="6" w:space="0" w:color="808080"/>
               <w:left w:val="thinThickLargeGap" w:sz="6" w:space="0" w:color="808080"/>
@@ -1669,9 +1714,8 @@
         </w:tc>
         <w:tc>
           <w:tcPr>
-            <w:tcW w:w="4081" w:type="dxa"/>
+            <w:tcW w:w="4082" w:type="dxa"/>
             <w:gridSpan w:val="2"/>
-            <w:vMerge w:val="restart"/>
             <w:tcBorders>
               <w:top w:val="thinThickLargeGap" w:sz="6" w:space="0" w:color="808080"/>
               <w:left w:val="thinThickLargeGap" w:sz="6" w:space="0" w:color="808080"/>
@@ -1697,8 +1741,7 @@
         </w:tc>
         <w:tc>
           <w:tcPr>
-            <w:tcW w:w="1964" w:type="dxa"/>
-            <w:vMerge w:val="restart"/>
+            <w:tcW w:w="1962" w:type="dxa"/>
             <w:tcBorders>
               <w:top w:val="thinThickLargeGap" w:sz="6" w:space="0" w:color="808080"/>
               <w:left w:val="thinThickLargeGap" w:sz="6" w:space="0" w:color="808080"/>
@@ -1729,7 +1772,7 @@
         </w:trPr>
         <w:tc>
           <w:tcPr>
-            <w:tcW w:w="567" w:type="dxa"/>
+            <w:tcW w:w="566" w:type="dxa"/>
             <w:tcBorders>
               <w:top w:val="thinThickLargeGap" w:sz="6" w:space="0" w:color="808080"/>
               <w:left w:val="thinThickLargeGap" w:sz="6" w:space="0" w:color="808080"/>
@@ -1754,7 +1797,7 @@
         </w:tc>
         <w:tc>
           <w:tcPr>
-            <w:tcW w:w="709" w:type="dxa"/>
+            <w:tcW w:w="710" w:type="dxa"/>
             <w:tcBorders>
               <w:top w:val="thinThickLargeGap" w:sz="6" w:space="0" w:color="808080"/>
               <w:left w:val="double" w:sz="4" w:space="0" w:color="000000"/>
@@ -1857,7 +1900,6 @@
           <w:tcPr>
             <w:tcW w:w="566" w:type="dxa"/>
             <w:gridSpan w:val="2"/>
-            <w:vMerge w:val="continue"/>
             <w:tcBorders>
               <w:top w:val="thinThickLargeGap" w:sz="6" w:space="0" w:color="808080"/>
               <w:left w:val="thinThickLargeGap" w:sz="6" w:space="0" w:color="808080"/>
@@ -1887,9 +1929,8 @@
         </w:tc>
         <w:tc>
           <w:tcPr>
-            <w:tcW w:w="4081" w:type="dxa"/>
+            <w:tcW w:w="4082" w:type="dxa"/>
             <w:gridSpan w:val="2"/>
-            <w:vMerge w:val="continue"/>
             <w:tcBorders>
               <w:top w:val="thinThickLargeGap" w:sz="6" w:space="0" w:color="808080"/>
               <w:left w:val="thinThickLargeGap" w:sz="6" w:space="0" w:color="808080"/>
@@ -1919,9 +1960,8 @@
         </w:tc>
         <w:tc>
           <w:tcPr>
-            <w:tcW w:w="1965" w:type="dxa"/>
+            <w:tcW w:w="1964" w:type="dxa"/>
             <w:gridSpan w:val="2"/>
-            <w:vMerge w:val="continue"/>
             <w:tcBorders>
               <w:top w:val="thinThickLargeGap" w:sz="6" w:space="0" w:color="808080"/>
               <w:left w:val="thinThickLargeGap" w:sz="6" w:space="0" w:color="808080"/>
@@ -1954,129 +1994,160 @@
         <w:trPr/>
         <w:tc>
           <w:tcPr>
+            <w:tcW w:w="566" w:type="dxa"/>
+            <w:vMerge w:val="restart"/>
+            <w:tcBorders>
+              <w:top w:val="thinThickLargeGap" w:sz="6" w:space="0" w:color="808080"/>
+              <w:left w:val="thinThickLargeGap" w:sz="6" w:space="0" w:color="808080"/>
+              <w:bottom w:val="thinThickLargeGap" w:sz="6" w:space="0" w:color="808080"/>
+              <w:right w:val="double" w:sz="4" w:space="0" w:color="000000"/>
+              <w:insideH w:val="thinThickLargeGap" w:sz="6" w:space="0" w:color="808080"/>
+              <w:insideV w:val="double" w:sz="4" w:space="0" w:color="000000"/>
+            </w:tcBorders>
+            <w:shd w:fill="auto" w:val="clear"/>
+          </w:tcPr>
+          <w:p>
+            <w:pPr>
+              <w:pStyle w:val="Contenidotabla"/>
+              <w:rPr/>
+            </w:pPr>
+            <w:r>
+              <w:rPr/>
+            </w:r>
+          </w:p>
+          <w:p>
+            <w:pPr>
+              <w:pStyle w:val="Contenidotabla"/>
+              <w:rPr/>
+            </w:pPr>
+            <w:r>
+              <w:rPr/>
+              <w:t>29</w:t>
+            </w:r>
+            <w:r>
+              <w:rPr/>
+              <w:t>-01-2020</w:t>
+            </w:r>
+          </w:p>
+          <w:p>
+            <w:pPr>
+              <w:pStyle w:val="Contenidotabla"/>
+              <w:rPr/>
+            </w:pPr>
+            <w:r>
+              <w:rPr/>
+            </w:r>
+          </w:p>
+          <w:p>
+            <w:pPr>
+              <w:pStyle w:val="Contenidotabla"/>
+              <w:rPr/>
+            </w:pPr>
+            <w:r>
+              <w:rPr/>
+            </w:r>
+          </w:p>
+          <w:p>
+            <w:pPr>
+              <w:pStyle w:val="Contenidotabla"/>
+              <w:rPr/>
+            </w:pPr>
+            <w:r>
+              <w:rPr/>
+            </w:r>
+          </w:p>
+          <w:p>
+            <w:pPr>
+              <w:pStyle w:val="Contenidotabla"/>
+              <w:rPr/>
+            </w:pPr>
+            <w:r>
+              <w:rPr/>
+              <w:t xml:space="preserve">   </w:t>
+            </w:r>
+          </w:p>
+          <w:p>
+            <w:pPr>
+              <w:pStyle w:val="Contenidotabla"/>
+              <w:rPr/>
+            </w:pPr>
+            <w:r>
+              <w:rPr/>
+              <w:t xml:space="preserve">   </w:t>
+            </w:r>
+          </w:p>
+        </w:tc>
+        <w:tc>
+          <w:tcPr>
+            <w:tcW w:w="710" w:type="dxa"/>
+            <w:tcBorders>
+              <w:top w:val="thinThickLargeGap" w:sz="6" w:space="0" w:color="808080"/>
+              <w:left w:val="double" w:sz="4" w:space="0" w:color="000000"/>
+              <w:bottom w:val="thinThickLargeGap" w:sz="6" w:space="0" w:color="808080"/>
+              <w:right w:val="thinThickLargeGap" w:sz="6" w:space="0" w:color="808080"/>
+              <w:insideH w:val="thinThickLargeGap" w:sz="6" w:space="0" w:color="808080"/>
+              <w:insideV w:val="thinThickLargeGap" w:sz="6" w:space="0" w:color="808080"/>
+            </w:tcBorders>
+            <w:shd w:fill="auto" w:val="clear"/>
+          </w:tcPr>
+          <w:p>
+            <w:pPr>
+              <w:pStyle w:val="Contenidotabla"/>
+              <w:jc w:val="center"/>
+              <w:rPr/>
+            </w:pPr>
+            <w:r>
+              <w:rPr/>
+              <w:t>1</w:t>
+            </w:r>
+            <w:r>
+              <w:rPr/>
+              <w:t>3</w:t>
+            </w:r>
+            <w:r>
+              <w:rPr/>
+              <w:t xml:space="preserve">:00 </w:t>
+            </w:r>
+            <w:r>
+              <w:rPr/>
+              <w:t>P</w:t>
+            </w:r>
+            <w:r>
+              <w:rPr/>
+              <w:t>M</w:t>
+            </w:r>
+          </w:p>
+        </w:tc>
+        <w:tc>
+          <w:tcPr>
             <w:tcW w:w="567" w:type="dxa"/>
-            <w:vMerge w:val="restart"/>
-            <w:tcBorders>
-              <w:top w:val="thinThickLargeGap" w:sz="6" w:space="0" w:color="808080"/>
-              <w:left w:val="thinThickLargeGap" w:sz="6" w:space="0" w:color="808080"/>
-              <w:bottom w:val="thinThickLargeGap" w:sz="6" w:space="0" w:color="808080"/>
-              <w:right w:val="double" w:sz="4" w:space="0" w:color="000000"/>
-              <w:insideH w:val="thinThickLargeGap" w:sz="6" w:space="0" w:color="808080"/>
-              <w:insideV w:val="double" w:sz="4" w:space="0" w:color="000000"/>
-            </w:tcBorders>
-            <w:shd w:fill="auto" w:val="clear"/>
-          </w:tcPr>
-          <w:p>
-            <w:pPr>
-              <w:pStyle w:val="Contenidotabla"/>
-              <w:rPr/>
-            </w:pPr>
-            <w:r>
-              <w:rPr/>
-            </w:r>
-          </w:p>
-          <w:p>
-            <w:pPr>
-              <w:pStyle w:val="Contenidotabla"/>
-              <w:rPr/>
-            </w:pPr>
-            <w:r>
-              <w:rPr/>
-            </w:r>
-          </w:p>
-          <w:p>
-            <w:pPr>
-              <w:pStyle w:val="Contenidotabla"/>
-              <w:rPr/>
-            </w:pPr>
-            <w:r>
-              <w:rPr/>
-            </w:r>
-          </w:p>
-          <w:p>
-            <w:pPr>
-              <w:pStyle w:val="Contenidotabla"/>
-              <w:rPr/>
-            </w:pPr>
-            <w:r>
-              <w:rPr/>
-            </w:r>
-          </w:p>
-          <w:p>
-            <w:pPr>
-              <w:pStyle w:val="Contenidotabla"/>
-              <w:rPr/>
-            </w:pPr>
-            <w:r>
-              <w:rPr/>
-            </w:r>
-          </w:p>
-          <w:p>
-            <w:pPr>
-              <w:pStyle w:val="Contenidotabla"/>
-              <w:rPr/>
-            </w:pPr>
-            <w:r>
-              <w:rPr/>
-              <w:t xml:space="preserve">   </w:t>
-            </w:r>
-          </w:p>
-          <w:p>
-            <w:pPr>
-              <w:pStyle w:val="Contenidotabla"/>
-              <w:rPr/>
-            </w:pPr>
-            <w:r>
-              <w:rPr/>
-              <w:t xml:space="preserve">   </w:t>
-            </w:r>
-          </w:p>
-        </w:tc>
-        <w:tc>
-          <w:tcPr>
-            <w:tcW w:w="709" w:type="dxa"/>
-            <w:tcBorders>
-              <w:top w:val="thinThickLargeGap" w:sz="6" w:space="0" w:color="808080"/>
-              <w:left w:val="double" w:sz="4" w:space="0" w:color="000000"/>
-              <w:bottom w:val="thinThickLargeGap" w:sz="6" w:space="0" w:color="808080"/>
-              <w:right w:val="thinThickLargeGap" w:sz="6" w:space="0" w:color="808080"/>
-              <w:insideH w:val="thinThickLargeGap" w:sz="6" w:space="0" w:color="808080"/>
-              <w:insideV w:val="thinThickLargeGap" w:sz="6" w:space="0" w:color="808080"/>
-            </w:tcBorders>
-            <w:shd w:fill="auto" w:val="clear"/>
-          </w:tcPr>
-          <w:p>
-            <w:pPr>
-              <w:pStyle w:val="Contenidotabla"/>
-              <w:jc w:val="center"/>
-              <w:rPr/>
-            </w:pPr>
-            <w:r>
-              <w:rPr/>
-            </w:r>
-          </w:p>
-        </w:tc>
-        <w:tc>
-          <w:tcPr>
-            <w:tcW w:w="567" w:type="dxa"/>
-            <w:tcBorders>
-              <w:top w:val="thinThickLargeGap" w:sz="6" w:space="0" w:color="808080"/>
-              <w:left w:val="thinThickLargeGap" w:sz="6" w:space="0" w:color="808080"/>
-              <w:bottom w:val="thinThickLargeGap" w:sz="6" w:space="0" w:color="808080"/>
-              <w:right w:val="thinThickLargeGap" w:sz="6" w:space="0" w:color="808080"/>
-              <w:insideH w:val="thinThickLargeGap" w:sz="6" w:space="0" w:color="808080"/>
-              <w:insideV w:val="thinThickLargeGap" w:sz="6" w:space="0" w:color="808080"/>
-            </w:tcBorders>
-            <w:shd w:fill="auto" w:val="clear"/>
-          </w:tcPr>
-          <w:p>
-            <w:pPr>
-              <w:pStyle w:val="Contenidotabla"/>
-              <w:jc w:val="center"/>
-              <w:rPr/>
-            </w:pPr>
-            <w:r>
-              <w:rPr/>
+            <w:tcBorders>
+              <w:top w:val="thinThickLargeGap" w:sz="6" w:space="0" w:color="808080"/>
+              <w:left w:val="thinThickLargeGap" w:sz="6" w:space="0" w:color="808080"/>
+              <w:bottom w:val="thinThickLargeGap" w:sz="6" w:space="0" w:color="808080"/>
+              <w:right w:val="thinThickLargeGap" w:sz="6" w:space="0" w:color="808080"/>
+              <w:insideH w:val="thinThickLargeGap" w:sz="6" w:space="0" w:color="808080"/>
+              <w:insideV w:val="thinThickLargeGap" w:sz="6" w:space="0" w:color="808080"/>
+            </w:tcBorders>
+            <w:shd w:fill="auto" w:val="clear"/>
+          </w:tcPr>
+          <w:p>
+            <w:pPr>
+              <w:pStyle w:val="Contenidotabla"/>
+              <w:jc w:val="center"/>
+              <w:rPr/>
+            </w:pPr>
+            <w:r>
+              <w:rPr/>
+              <w:t>1</w:t>
+            </w:r>
+            <w:r>
+              <w:rPr/>
+              <w:t>3</w:t>
+            </w:r>
+            <w:r>
+              <w:rPr/>
+              <w:t>:15:PM</w:t>
             </w:r>
           </w:p>
         </w:tc>
@@ -2102,6 +2173,7 @@
             </w:pPr>
             <w:r>
               <w:rPr/>
+              <w:t>15 MIN</w:t>
             </w:r>
           </w:p>
         </w:tc>
@@ -2126,6 +2198,7 @@
             </w:pPr>
             <w:r>
               <w:rPr/>
+              <w:t>15 MIN</w:t>
             </w:r>
           </w:p>
         </w:tc>
@@ -2152,12 +2225,13 @@
             </w:pPr>
             <w:r>
               <w:rPr/>
-            </w:r>
-          </w:p>
-        </w:tc>
-        <w:tc>
-          <w:tcPr>
-            <w:tcW w:w="4081" w:type="dxa"/>
+              <w:t>1</w:t>
+            </w:r>
+          </w:p>
+        </w:tc>
+        <w:tc>
+          <w:tcPr>
+            <w:tcW w:w="4082" w:type="dxa"/>
             <w:gridSpan w:val="2"/>
             <w:tcBorders>
               <w:top w:val="thinThickLargeGap" w:sz="6" w:space="0" w:color="808080"/>
@@ -2176,12 +2250,13 @@
             </w:pPr>
             <w:r>
               <w:rPr/>
-            </w:r>
-          </w:p>
-        </w:tc>
-        <w:tc>
-          <w:tcPr>
-            <w:tcW w:w="1965" w:type="dxa"/>
+              <w:t>DELIMITAR ALCANCE DEL PROYECTO</w:t>
+            </w:r>
+          </w:p>
+        </w:tc>
+        <w:tc>
+          <w:tcPr>
+            <w:tcW w:w="1964" w:type="dxa"/>
             <w:gridSpan w:val="2"/>
             <w:tcBorders>
               <w:top w:val="thinThickLargeGap" w:sz="6" w:space="0" w:color="808080"/>
@@ -2201,6 +2276,7 @@
             </w:pPr>
             <w:r>
               <w:rPr/>
+              <w:t>LÍDER DE PROYECTO</w:t>
             </w:r>
           </w:p>
         </w:tc>
@@ -2209,74 +2285,76 @@
         <w:trPr/>
         <w:tc>
           <w:tcPr>
+            <w:tcW w:w="566" w:type="dxa"/>
+            <w:vMerge w:val="continue"/>
+            <w:tcBorders>
+              <w:top w:val="thinThickLargeGap" w:sz="6" w:space="0" w:color="808080"/>
+              <w:left w:val="thinThickLargeGap" w:sz="6" w:space="0" w:color="808080"/>
+              <w:bottom w:val="thinThickLargeGap" w:sz="6" w:space="0" w:color="808080"/>
+              <w:right w:val="double" w:sz="4" w:space="0" w:color="000000"/>
+              <w:insideH w:val="thinThickLargeGap" w:sz="6" w:space="0" w:color="808080"/>
+              <w:insideV w:val="double" w:sz="4" w:space="0" w:color="000000"/>
+            </w:tcBorders>
+            <w:shd w:fill="auto" w:val="clear"/>
+          </w:tcPr>
+          <w:p>
+            <w:pPr>
+              <w:pStyle w:val="Contenidotabla"/>
+              <w:jc w:val="center"/>
+              <w:rPr/>
+            </w:pPr>
+            <w:r>
+              <w:rPr/>
+            </w:r>
+          </w:p>
+        </w:tc>
+        <w:tc>
+          <w:tcPr>
+            <w:tcW w:w="710" w:type="dxa"/>
+            <w:tcBorders>
+              <w:top w:val="thinThickLargeGap" w:sz="6" w:space="0" w:color="808080"/>
+              <w:left w:val="double" w:sz="4" w:space="0" w:color="000000"/>
+              <w:bottom w:val="thinThickLargeGap" w:sz="6" w:space="0" w:color="808080"/>
+              <w:right w:val="thinThickLargeGap" w:sz="6" w:space="0" w:color="808080"/>
+              <w:insideH w:val="thinThickLargeGap" w:sz="6" w:space="0" w:color="808080"/>
+              <w:insideV w:val="thinThickLargeGap" w:sz="6" w:space="0" w:color="808080"/>
+            </w:tcBorders>
+            <w:shd w:fill="auto" w:val="clear"/>
+          </w:tcPr>
+          <w:p>
+            <w:pPr>
+              <w:pStyle w:val="Contenidotabla"/>
+              <w:jc w:val="center"/>
+              <w:rPr/>
+            </w:pPr>
+            <w:r>
+              <w:rPr/>
+              <w:t>13:15 PM</w:t>
+            </w:r>
+          </w:p>
+        </w:tc>
+        <w:tc>
+          <w:tcPr>
             <w:tcW w:w="567" w:type="dxa"/>
-            <w:vMerge w:val="continue"/>
-            <w:tcBorders>
-              <w:top w:val="thinThickLargeGap" w:sz="6" w:space="0" w:color="808080"/>
-              <w:left w:val="thinThickLargeGap" w:sz="6" w:space="0" w:color="808080"/>
-              <w:bottom w:val="thinThickLargeGap" w:sz="6" w:space="0" w:color="808080"/>
-              <w:right w:val="double" w:sz="4" w:space="0" w:color="000000"/>
-              <w:insideH w:val="thinThickLargeGap" w:sz="6" w:space="0" w:color="808080"/>
-              <w:insideV w:val="double" w:sz="4" w:space="0" w:color="000000"/>
-            </w:tcBorders>
-            <w:shd w:fill="auto" w:val="clear"/>
-          </w:tcPr>
-          <w:p>
-            <w:pPr>
-              <w:pStyle w:val="Contenidotabla"/>
-              <w:jc w:val="center"/>
-              <w:rPr/>
-            </w:pPr>
-            <w:r>
-              <w:rPr/>
-            </w:r>
-          </w:p>
-        </w:tc>
-        <w:tc>
-          <w:tcPr>
-            <w:tcW w:w="709" w:type="dxa"/>
-            <w:tcBorders>
-              <w:top w:val="thinThickLargeGap" w:sz="6" w:space="0" w:color="808080"/>
-              <w:left w:val="double" w:sz="4" w:space="0" w:color="000000"/>
-              <w:bottom w:val="thinThickLargeGap" w:sz="6" w:space="0" w:color="808080"/>
-              <w:right w:val="thinThickLargeGap" w:sz="6" w:space="0" w:color="808080"/>
-              <w:insideH w:val="thinThickLargeGap" w:sz="6" w:space="0" w:color="808080"/>
-              <w:insideV w:val="thinThickLargeGap" w:sz="6" w:space="0" w:color="808080"/>
-            </w:tcBorders>
-            <w:shd w:fill="auto" w:val="clear"/>
-          </w:tcPr>
-          <w:p>
-            <w:pPr>
-              <w:pStyle w:val="Contenidotabla"/>
-              <w:jc w:val="center"/>
-              <w:rPr/>
-            </w:pPr>
-            <w:r>
-              <w:rPr/>
-            </w:r>
-          </w:p>
-        </w:tc>
-        <w:tc>
-          <w:tcPr>
-            <w:tcW w:w="567" w:type="dxa"/>
-            <w:tcBorders>
-              <w:top w:val="thinThickLargeGap" w:sz="6" w:space="0" w:color="808080"/>
-              <w:left w:val="thinThickLargeGap" w:sz="6" w:space="0" w:color="808080"/>
-              <w:bottom w:val="thinThickLargeGap" w:sz="6" w:space="0" w:color="808080"/>
-              <w:right w:val="thinThickLargeGap" w:sz="6" w:space="0" w:color="808080"/>
-              <w:insideH w:val="thinThickLargeGap" w:sz="6" w:space="0" w:color="808080"/>
-              <w:insideV w:val="thinThickLargeGap" w:sz="6" w:space="0" w:color="808080"/>
-            </w:tcBorders>
-            <w:shd w:fill="auto" w:val="clear"/>
-          </w:tcPr>
-          <w:p>
-            <w:pPr>
-              <w:pStyle w:val="Contenidotabla"/>
-              <w:jc w:val="center"/>
-              <w:rPr/>
-            </w:pPr>
-            <w:r>
-              <w:rPr/>
+            <w:tcBorders>
+              <w:top w:val="thinThickLargeGap" w:sz="6" w:space="0" w:color="808080"/>
+              <w:left w:val="thinThickLargeGap" w:sz="6" w:space="0" w:color="808080"/>
+              <w:bottom w:val="thinThickLargeGap" w:sz="6" w:space="0" w:color="808080"/>
+              <w:right w:val="thinThickLargeGap" w:sz="6" w:space="0" w:color="808080"/>
+              <w:insideH w:val="thinThickLargeGap" w:sz="6" w:space="0" w:color="808080"/>
+              <w:insideV w:val="thinThickLargeGap" w:sz="6" w:space="0" w:color="808080"/>
+            </w:tcBorders>
+            <w:shd w:fill="auto" w:val="clear"/>
+          </w:tcPr>
+          <w:p>
+            <w:pPr>
+              <w:pStyle w:val="Contenidotabla"/>
+              <w:jc w:val="center"/>
+              <w:rPr/>
+            </w:pPr>
+            <w:r>
+              <w:rPr/>
+              <w:t>13:30 PM</w:t>
             </w:r>
           </w:p>
         </w:tc>
@@ -2302,6 +2380,7 @@
             </w:pPr>
             <w:r>
               <w:rPr/>
+              <w:t>15 MIN</w:t>
             </w:r>
           </w:p>
         </w:tc>
@@ -2326,6 +2405,7 @@
             </w:pPr>
             <w:r>
               <w:rPr/>
+              <w:t>15 MIN</w:t>
             </w:r>
           </w:p>
         </w:tc>
@@ -2352,12 +2432,13 @@
             </w:pPr>
             <w:r>
               <w:rPr/>
-            </w:r>
-          </w:p>
-        </w:tc>
-        <w:tc>
-          <w:tcPr>
-            <w:tcW w:w="4081" w:type="dxa"/>
+              <w:t>2</w:t>
+            </w:r>
+          </w:p>
+        </w:tc>
+        <w:tc>
+          <w:tcPr>
+            <w:tcW w:w="4082" w:type="dxa"/>
             <w:gridSpan w:val="2"/>
             <w:tcBorders>
               <w:top w:val="thinThickLargeGap" w:sz="6" w:space="0" w:color="808080"/>
@@ -2376,12 +2457,13 @@
             </w:pPr>
             <w:r>
               <w:rPr/>
-            </w:r>
-          </w:p>
-        </w:tc>
-        <w:tc>
-          <w:tcPr>
-            <w:tcW w:w="1965" w:type="dxa"/>
+              <w:t>DELIMITACIÓN DE MÓDULOS NECESARIOS</w:t>
+            </w:r>
+          </w:p>
+        </w:tc>
+        <w:tc>
+          <w:tcPr>
+            <w:tcW w:w="1964" w:type="dxa"/>
             <w:gridSpan w:val="2"/>
             <w:tcBorders>
               <w:top w:val="thinThickLargeGap" w:sz="6" w:space="0" w:color="808080"/>
@@ -2401,6 +2483,11 @@
             </w:pPr>
             <w:r>
               <w:rPr/>
+              <w:t xml:space="preserve">G. </w:t>
+            </w:r>
+            <w:r>
+              <w:rPr/>
+              <w:t>SOPORTE</w:t>
             </w:r>
           </w:p>
         </w:tc>
@@ -2409,74 +2496,76 @@
         <w:trPr/>
         <w:tc>
           <w:tcPr>
+            <w:tcW w:w="566" w:type="dxa"/>
+            <w:vMerge w:val="continue"/>
+            <w:tcBorders>
+              <w:top w:val="thinThickLargeGap" w:sz="6" w:space="0" w:color="808080"/>
+              <w:left w:val="thinThickLargeGap" w:sz="6" w:space="0" w:color="808080"/>
+              <w:bottom w:val="thinThickLargeGap" w:sz="6" w:space="0" w:color="808080"/>
+              <w:right w:val="double" w:sz="4" w:space="0" w:color="000000"/>
+              <w:insideH w:val="thinThickLargeGap" w:sz="6" w:space="0" w:color="808080"/>
+              <w:insideV w:val="double" w:sz="4" w:space="0" w:color="000000"/>
+            </w:tcBorders>
+            <w:shd w:fill="auto" w:val="clear"/>
+          </w:tcPr>
+          <w:p>
+            <w:pPr>
+              <w:pStyle w:val="Contenidotabla"/>
+              <w:jc w:val="center"/>
+              <w:rPr/>
+            </w:pPr>
+            <w:r>
+              <w:rPr/>
+            </w:r>
+          </w:p>
+        </w:tc>
+        <w:tc>
+          <w:tcPr>
+            <w:tcW w:w="710" w:type="dxa"/>
+            <w:tcBorders>
+              <w:top w:val="thinThickLargeGap" w:sz="6" w:space="0" w:color="808080"/>
+              <w:left w:val="double" w:sz="4" w:space="0" w:color="000000"/>
+              <w:bottom w:val="thinThickLargeGap" w:sz="6" w:space="0" w:color="808080"/>
+              <w:right w:val="thinThickLargeGap" w:sz="6" w:space="0" w:color="808080"/>
+              <w:insideH w:val="thinThickLargeGap" w:sz="6" w:space="0" w:color="808080"/>
+              <w:insideV w:val="thinThickLargeGap" w:sz="6" w:space="0" w:color="808080"/>
+            </w:tcBorders>
+            <w:shd w:fill="auto" w:val="clear"/>
+          </w:tcPr>
+          <w:p>
+            <w:pPr>
+              <w:pStyle w:val="Contenidotabla"/>
+              <w:jc w:val="center"/>
+              <w:rPr/>
+            </w:pPr>
+            <w:r>
+              <w:rPr/>
+              <w:t>13:30 PM</w:t>
+            </w:r>
+          </w:p>
+        </w:tc>
+        <w:tc>
+          <w:tcPr>
             <w:tcW w:w="567" w:type="dxa"/>
-            <w:vMerge w:val="continue"/>
-            <w:tcBorders>
-              <w:top w:val="thinThickLargeGap" w:sz="6" w:space="0" w:color="808080"/>
-              <w:left w:val="thinThickLargeGap" w:sz="6" w:space="0" w:color="808080"/>
-              <w:bottom w:val="thinThickLargeGap" w:sz="6" w:space="0" w:color="808080"/>
-              <w:right w:val="double" w:sz="4" w:space="0" w:color="000000"/>
-              <w:insideH w:val="thinThickLargeGap" w:sz="6" w:space="0" w:color="808080"/>
-              <w:insideV w:val="double" w:sz="4" w:space="0" w:color="000000"/>
-            </w:tcBorders>
-            <w:shd w:fill="auto" w:val="clear"/>
-          </w:tcPr>
-          <w:p>
-            <w:pPr>
-              <w:pStyle w:val="Contenidotabla"/>
-              <w:jc w:val="center"/>
-              <w:rPr/>
-            </w:pPr>
-            <w:r>
-              <w:rPr/>
-            </w:r>
-          </w:p>
-        </w:tc>
-        <w:tc>
-          <w:tcPr>
-            <w:tcW w:w="709" w:type="dxa"/>
-            <w:tcBorders>
-              <w:top w:val="thinThickLargeGap" w:sz="6" w:space="0" w:color="808080"/>
-              <w:left w:val="double" w:sz="4" w:space="0" w:color="000000"/>
-              <w:bottom w:val="thinThickLargeGap" w:sz="6" w:space="0" w:color="808080"/>
-              <w:right w:val="thinThickLargeGap" w:sz="6" w:space="0" w:color="808080"/>
-              <w:insideH w:val="thinThickLargeGap" w:sz="6" w:space="0" w:color="808080"/>
-              <w:insideV w:val="thinThickLargeGap" w:sz="6" w:space="0" w:color="808080"/>
-            </w:tcBorders>
-            <w:shd w:fill="auto" w:val="clear"/>
-          </w:tcPr>
-          <w:p>
-            <w:pPr>
-              <w:pStyle w:val="Contenidotabla"/>
-              <w:jc w:val="center"/>
-              <w:rPr/>
-            </w:pPr>
-            <w:r>
-              <w:rPr/>
-            </w:r>
-          </w:p>
-        </w:tc>
-        <w:tc>
-          <w:tcPr>
-            <w:tcW w:w="567" w:type="dxa"/>
-            <w:tcBorders>
-              <w:top w:val="thinThickLargeGap" w:sz="6" w:space="0" w:color="808080"/>
-              <w:left w:val="thinThickLargeGap" w:sz="6" w:space="0" w:color="808080"/>
-              <w:bottom w:val="thinThickLargeGap" w:sz="6" w:space="0" w:color="808080"/>
-              <w:right w:val="thinThickLargeGap" w:sz="6" w:space="0" w:color="808080"/>
-              <w:insideH w:val="thinThickLargeGap" w:sz="6" w:space="0" w:color="808080"/>
-              <w:insideV w:val="thinThickLargeGap" w:sz="6" w:space="0" w:color="808080"/>
-            </w:tcBorders>
-            <w:shd w:fill="auto" w:val="clear"/>
-          </w:tcPr>
-          <w:p>
-            <w:pPr>
-              <w:pStyle w:val="Contenidotabla"/>
-              <w:jc w:val="center"/>
-              <w:rPr/>
-            </w:pPr>
-            <w:r>
-              <w:rPr/>
+            <w:tcBorders>
+              <w:top w:val="thinThickLargeGap" w:sz="6" w:space="0" w:color="808080"/>
+              <w:left w:val="thinThickLargeGap" w:sz="6" w:space="0" w:color="808080"/>
+              <w:bottom w:val="thinThickLargeGap" w:sz="6" w:space="0" w:color="808080"/>
+              <w:right w:val="thinThickLargeGap" w:sz="6" w:space="0" w:color="808080"/>
+              <w:insideH w:val="thinThickLargeGap" w:sz="6" w:space="0" w:color="808080"/>
+              <w:insideV w:val="thinThickLargeGap" w:sz="6" w:space="0" w:color="808080"/>
+            </w:tcBorders>
+            <w:shd w:fill="auto" w:val="clear"/>
+          </w:tcPr>
+          <w:p>
+            <w:pPr>
+              <w:pStyle w:val="Contenidotabla"/>
+              <w:jc w:val="center"/>
+              <w:rPr/>
+            </w:pPr>
+            <w:r>
+              <w:rPr/>
+              <w:t>13:45 PM</w:t>
             </w:r>
           </w:p>
         </w:tc>
@@ -2502,6 +2591,7 @@
             </w:pPr>
             <w:r>
               <w:rPr/>
+              <w:t>15 MIN</w:t>
             </w:r>
           </w:p>
         </w:tc>
@@ -2526,6 +2616,7 @@
             </w:pPr>
             <w:r>
               <w:rPr/>
+              <w:t>15 MIN</w:t>
             </w:r>
           </w:p>
         </w:tc>
@@ -2551,12 +2642,13 @@
             </w:pPr>
             <w:r>
               <w:rPr/>
-            </w:r>
-          </w:p>
-        </w:tc>
-        <w:tc>
-          <w:tcPr>
-            <w:tcW w:w="4081" w:type="dxa"/>
+              <w:t>3</w:t>
+            </w:r>
+          </w:p>
+        </w:tc>
+        <w:tc>
+          <w:tcPr>
+            <w:tcW w:w="4082" w:type="dxa"/>
             <w:gridSpan w:val="2"/>
             <w:tcBorders>
               <w:top w:val="thinThickLargeGap" w:sz="6" w:space="0" w:color="808080"/>
@@ -2575,12 +2667,13 @@
             </w:pPr>
             <w:r>
               <w:rPr/>
-            </w:r>
-          </w:p>
-        </w:tc>
-        <w:tc>
-          <w:tcPr>
-            <w:tcW w:w="1965" w:type="dxa"/>
+              <w:t>DELIMITACIÓN DE USUARIOS RESPONSABLES DEL USO DEL PROYECTO.</w:t>
+            </w:r>
+          </w:p>
+        </w:tc>
+        <w:tc>
+          <w:tcPr>
+            <w:tcW w:w="1964" w:type="dxa"/>
             <w:gridSpan w:val="2"/>
             <w:tcBorders>
               <w:top w:val="thinThickLargeGap" w:sz="6" w:space="0" w:color="808080"/>
@@ -2600,6 +2693,7 @@
             </w:pPr>
             <w:r>
               <w:rPr/>
+              <w:t>LÍDER DE PROYECTO</w:t>
             </w:r>
           </w:p>
         </w:tc>
@@ -2608,74 +2702,76 @@
         <w:trPr/>
         <w:tc>
           <w:tcPr>
+            <w:tcW w:w="566" w:type="dxa"/>
+            <w:vMerge w:val="continue"/>
+            <w:tcBorders>
+              <w:top w:val="thinThickLargeGap" w:sz="6" w:space="0" w:color="808080"/>
+              <w:left w:val="thinThickLargeGap" w:sz="6" w:space="0" w:color="808080"/>
+              <w:bottom w:val="thinThickLargeGap" w:sz="6" w:space="0" w:color="808080"/>
+              <w:right w:val="double" w:sz="4" w:space="0" w:color="000000"/>
+              <w:insideH w:val="thinThickLargeGap" w:sz="6" w:space="0" w:color="808080"/>
+              <w:insideV w:val="double" w:sz="4" w:space="0" w:color="000000"/>
+            </w:tcBorders>
+            <w:shd w:fill="auto" w:val="clear"/>
+          </w:tcPr>
+          <w:p>
+            <w:pPr>
+              <w:pStyle w:val="Contenidotabla"/>
+              <w:jc w:val="center"/>
+              <w:rPr/>
+            </w:pPr>
+            <w:r>
+              <w:rPr/>
+            </w:r>
+          </w:p>
+        </w:tc>
+        <w:tc>
+          <w:tcPr>
+            <w:tcW w:w="710" w:type="dxa"/>
+            <w:tcBorders>
+              <w:top w:val="thinThickLargeGap" w:sz="6" w:space="0" w:color="808080"/>
+              <w:left w:val="double" w:sz="4" w:space="0" w:color="000000"/>
+              <w:bottom w:val="thinThickLargeGap" w:sz="6" w:space="0" w:color="808080"/>
+              <w:right w:val="thinThickLargeGap" w:sz="6" w:space="0" w:color="808080"/>
+              <w:insideH w:val="thinThickLargeGap" w:sz="6" w:space="0" w:color="808080"/>
+              <w:insideV w:val="thinThickLargeGap" w:sz="6" w:space="0" w:color="808080"/>
+            </w:tcBorders>
+            <w:shd w:fill="auto" w:val="clear"/>
+          </w:tcPr>
+          <w:p>
+            <w:pPr>
+              <w:pStyle w:val="Contenidotabla"/>
+              <w:jc w:val="center"/>
+              <w:rPr/>
+            </w:pPr>
+            <w:r>
+              <w:rPr/>
+              <w:t>13:45 PM</w:t>
+            </w:r>
+          </w:p>
+        </w:tc>
+        <w:tc>
+          <w:tcPr>
             <w:tcW w:w="567" w:type="dxa"/>
-            <w:vMerge w:val="continue"/>
-            <w:tcBorders>
-              <w:top w:val="thinThickLargeGap" w:sz="6" w:space="0" w:color="808080"/>
-              <w:left w:val="thinThickLargeGap" w:sz="6" w:space="0" w:color="808080"/>
-              <w:bottom w:val="thinThickLargeGap" w:sz="6" w:space="0" w:color="808080"/>
-              <w:right w:val="double" w:sz="4" w:space="0" w:color="000000"/>
-              <w:insideH w:val="thinThickLargeGap" w:sz="6" w:space="0" w:color="808080"/>
-              <w:insideV w:val="double" w:sz="4" w:space="0" w:color="000000"/>
-            </w:tcBorders>
-            <w:shd w:fill="auto" w:val="clear"/>
-          </w:tcPr>
-          <w:p>
-            <w:pPr>
-              <w:pStyle w:val="Contenidotabla"/>
-              <w:jc w:val="center"/>
-              <w:rPr/>
-            </w:pPr>
-            <w:r>
-              <w:rPr/>
-            </w:r>
-          </w:p>
-        </w:tc>
-        <w:tc>
-          <w:tcPr>
-            <w:tcW w:w="709" w:type="dxa"/>
-            <w:tcBorders>
-              <w:top w:val="thinThickLargeGap" w:sz="6" w:space="0" w:color="808080"/>
-              <w:left w:val="double" w:sz="4" w:space="0" w:color="000000"/>
-              <w:bottom w:val="thinThickLargeGap" w:sz="6" w:space="0" w:color="808080"/>
-              <w:right w:val="thinThickLargeGap" w:sz="6" w:space="0" w:color="808080"/>
-              <w:insideH w:val="thinThickLargeGap" w:sz="6" w:space="0" w:color="808080"/>
-              <w:insideV w:val="thinThickLargeGap" w:sz="6" w:space="0" w:color="808080"/>
-            </w:tcBorders>
-            <w:shd w:fill="auto" w:val="clear"/>
-          </w:tcPr>
-          <w:p>
-            <w:pPr>
-              <w:pStyle w:val="Contenidotabla"/>
-              <w:jc w:val="center"/>
-              <w:rPr/>
-            </w:pPr>
-            <w:r>
-              <w:rPr/>
-            </w:r>
-          </w:p>
-        </w:tc>
-        <w:tc>
-          <w:tcPr>
-            <w:tcW w:w="567" w:type="dxa"/>
-            <w:tcBorders>
-              <w:top w:val="thinThickLargeGap" w:sz="6" w:space="0" w:color="808080"/>
-              <w:left w:val="thinThickLargeGap" w:sz="6" w:space="0" w:color="808080"/>
-              <w:bottom w:val="thinThickLargeGap" w:sz="6" w:space="0" w:color="808080"/>
-              <w:right w:val="thinThickLargeGap" w:sz="6" w:space="0" w:color="808080"/>
-              <w:insideH w:val="thinThickLargeGap" w:sz="6" w:space="0" w:color="808080"/>
-              <w:insideV w:val="thinThickLargeGap" w:sz="6" w:space="0" w:color="808080"/>
-            </w:tcBorders>
-            <w:shd w:fill="auto" w:val="clear"/>
-          </w:tcPr>
-          <w:p>
-            <w:pPr>
-              <w:pStyle w:val="Contenidotabla"/>
-              <w:jc w:val="center"/>
-              <w:rPr/>
-            </w:pPr>
-            <w:r>
-              <w:rPr/>
+            <w:tcBorders>
+              <w:top w:val="thinThickLargeGap" w:sz="6" w:space="0" w:color="808080"/>
+              <w:left w:val="thinThickLargeGap" w:sz="6" w:space="0" w:color="808080"/>
+              <w:bottom w:val="thinThickLargeGap" w:sz="6" w:space="0" w:color="808080"/>
+              <w:right w:val="thinThickLargeGap" w:sz="6" w:space="0" w:color="808080"/>
+              <w:insideH w:val="thinThickLargeGap" w:sz="6" w:space="0" w:color="808080"/>
+              <w:insideV w:val="thinThickLargeGap" w:sz="6" w:space="0" w:color="808080"/>
+            </w:tcBorders>
+            <w:shd w:fill="auto" w:val="clear"/>
+          </w:tcPr>
+          <w:p>
+            <w:pPr>
+              <w:pStyle w:val="Contenidotabla"/>
+              <w:jc w:val="center"/>
+              <w:rPr/>
+            </w:pPr>
+            <w:r>
+              <w:rPr/>
+              <w:t>14:00 PM</w:t>
             </w:r>
           </w:p>
         </w:tc>
@@ -2701,6 +2797,7 @@
             </w:pPr>
             <w:r>
               <w:rPr/>
+              <w:t>15 MIN</w:t>
             </w:r>
           </w:p>
         </w:tc>
@@ -2725,6 +2822,7 @@
             </w:pPr>
             <w:r>
               <w:rPr/>
+              <w:t>15 MIN</w:t>
             </w:r>
           </w:p>
         </w:tc>
@@ -2750,12 +2848,13 @@
             </w:pPr>
             <w:r>
               <w:rPr/>
-            </w:r>
-          </w:p>
-        </w:tc>
-        <w:tc>
-          <w:tcPr>
-            <w:tcW w:w="4081" w:type="dxa"/>
+              <w:t>4</w:t>
+            </w:r>
+          </w:p>
+        </w:tc>
+        <w:tc>
+          <w:tcPr>
+            <w:tcW w:w="4082" w:type="dxa"/>
             <w:gridSpan w:val="2"/>
             <w:tcBorders>
               <w:top w:val="thinThickLargeGap" w:sz="6" w:space="0" w:color="808080"/>
@@ -2774,12 +2873,13 @@
             </w:pPr>
             <w:r>
               <w:rPr/>
-            </w:r>
-          </w:p>
-        </w:tc>
-        <w:tc>
-          <w:tcPr>
-            <w:tcW w:w="1965" w:type="dxa"/>
+              <w:t>CARACTERÍSTICAS DE LOS MÓDULOS NECESARIOS.</w:t>
+            </w:r>
+          </w:p>
+        </w:tc>
+        <w:tc>
+          <w:tcPr>
+            <w:tcW w:w="1964" w:type="dxa"/>
             <w:gridSpan w:val="2"/>
             <w:tcBorders>
               <w:top w:val="thinThickLargeGap" w:sz="6" w:space="0" w:color="808080"/>
@@ -2799,6 +2899,7 @@
             </w:pPr>
             <w:r>
               <w:rPr/>
+              <w:t>G. SOPORTE</w:t>
             </w:r>
           </w:p>
         </w:tc>
@@ -2807,7 +2908,7 @@
         <w:trPr/>
         <w:tc>
           <w:tcPr>
-            <w:tcW w:w="567" w:type="dxa"/>
+            <w:tcW w:w="566" w:type="dxa"/>
             <w:vMerge w:val="continue"/>
             <w:tcBorders>
               <w:top w:val="thinThickLargeGap" w:sz="6" w:space="0" w:color="808080"/>
@@ -2832,7 +2933,7 @@
         </w:tc>
         <w:tc>
           <w:tcPr>
-            <w:tcW w:w="709" w:type="dxa"/>
+            <w:tcW w:w="710" w:type="dxa"/>
             <w:tcBorders>
               <w:top w:val="thinThickLargeGap" w:sz="6" w:space="0" w:color="808080"/>
               <w:left w:val="double" w:sz="4" w:space="0" w:color="000000"/>
@@ -2954,7 +3055,7 @@
         </w:tc>
         <w:tc>
           <w:tcPr>
-            <w:tcW w:w="4081" w:type="dxa"/>
+            <w:tcW w:w="4082" w:type="dxa"/>
             <w:gridSpan w:val="2"/>
             <w:tcBorders>
               <w:top w:val="thinThickLargeGap" w:sz="6" w:space="0" w:color="808080"/>
@@ -2978,7 +3079,7 @@
         </w:tc>
         <w:tc>
           <w:tcPr>
-            <w:tcW w:w="1965" w:type="dxa"/>
+            <w:tcW w:w="1964" w:type="dxa"/>
             <w:gridSpan w:val="2"/>
             <w:tcBorders>
               <w:top w:val="thinThickLargeGap" w:sz="6" w:space="0" w:color="808080"/>
@@ -3006,7 +3107,7 @@
         <w:trPr/>
         <w:tc>
           <w:tcPr>
-            <w:tcW w:w="567" w:type="dxa"/>
+            <w:tcW w:w="566" w:type="dxa"/>
             <w:vMerge w:val="continue"/>
             <w:tcBorders>
               <w:top w:val="thinThickLargeGap" w:sz="6" w:space="0" w:color="808080"/>
@@ -3031,7 +3132,7 @@
         </w:tc>
         <w:tc>
           <w:tcPr>
-            <w:tcW w:w="709" w:type="dxa"/>
+            <w:tcW w:w="710" w:type="dxa"/>
             <w:tcBorders>
               <w:top w:val="thinThickLargeGap" w:sz="6" w:space="0" w:color="808080"/>
               <w:left w:val="double" w:sz="4" w:space="0" w:color="000000"/>
@@ -3153,7 +3254,7 @@
         </w:tc>
         <w:tc>
           <w:tcPr>
-            <w:tcW w:w="4081" w:type="dxa"/>
+            <w:tcW w:w="4082" w:type="dxa"/>
             <w:gridSpan w:val="2"/>
             <w:tcBorders>
               <w:top w:val="thinThickLargeGap" w:sz="6" w:space="0" w:color="808080"/>
@@ -3177,7 +3278,7 @@
         </w:tc>
         <w:tc>
           <w:tcPr>
-            <w:tcW w:w="1965" w:type="dxa"/>
+            <w:tcW w:w="1964" w:type="dxa"/>
             <w:gridSpan w:val="2"/>
             <w:tcBorders>
               <w:top w:val="thinThickLargeGap" w:sz="6" w:space="0" w:color="808080"/>
@@ -3205,7 +3306,7 @@
         <w:trPr/>
         <w:tc>
           <w:tcPr>
-            <w:tcW w:w="567" w:type="dxa"/>
+            <w:tcW w:w="566" w:type="dxa"/>
             <w:vMerge w:val="continue"/>
             <w:tcBorders>
               <w:top w:val="thinThickLargeGap" w:sz="6" w:space="0" w:color="808080"/>
@@ -3230,7 +3331,7 @@
         </w:tc>
         <w:tc>
           <w:tcPr>
-            <w:tcW w:w="709" w:type="dxa"/>
+            <w:tcW w:w="710" w:type="dxa"/>
             <w:tcBorders>
               <w:top w:val="thinThickLargeGap" w:sz="6" w:space="0" w:color="808080"/>
               <w:left w:val="double" w:sz="4" w:space="0" w:color="000000"/>
@@ -3352,7 +3453,7 @@
         </w:tc>
         <w:tc>
           <w:tcPr>
-            <w:tcW w:w="4081" w:type="dxa"/>
+            <w:tcW w:w="4082" w:type="dxa"/>
             <w:gridSpan w:val="2"/>
             <w:tcBorders>
               <w:top w:val="thinThickLargeGap" w:sz="6" w:space="0" w:color="808080"/>
@@ -3376,7 +3477,7 @@
         </w:tc>
         <w:tc>
           <w:tcPr>
-            <w:tcW w:w="1965" w:type="dxa"/>
+            <w:tcW w:w="1964" w:type="dxa"/>
             <w:gridSpan w:val="2"/>
             <w:tcBorders>
               <w:top w:val="thinThickLargeGap" w:sz="6" w:space="0" w:color="808080"/>
@@ -3404,7 +3505,7 @@
         <w:trPr/>
         <w:tc>
           <w:tcPr>
-            <w:tcW w:w="567" w:type="dxa"/>
+            <w:tcW w:w="566" w:type="dxa"/>
             <w:vMerge w:val="continue"/>
             <w:tcBorders>
               <w:top w:val="thinThickLargeGap" w:sz="6" w:space="0" w:color="808080"/>
@@ -3429,7 +3530,7 @@
         </w:tc>
         <w:tc>
           <w:tcPr>
-            <w:tcW w:w="709" w:type="dxa"/>
+            <w:tcW w:w="710" w:type="dxa"/>
             <w:tcBorders>
               <w:top w:val="thinThickLargeGap" w:sz="6" w:space="0" w:color="808080"/>
               <w:left w:val="double" w:sz="4" w:space="0" w:color="000000"/>
@@ -3551,7 +3652,7 @@
         </w:tc>
         <w:tc>
           <w:tcPr>
-            <w:tcW w:w="4081" w:type="dxa"/>
+            <w:tcW w:w="4082" w:type="dxa"/>
             <w:gridSpan w:val="2"/>
             <w:tcBorders>
               <w:top w:val="thinThickLargeGap" w:sz="6" w:space="0" w:color="808080"/>
@@ -3575,7 +3676,7 @@
         </w:tc>
         <w:tc>
           <w:tcPr>
-            <w:tcW w:w="1965" w:type="dxa"/>
+            <w:tcW w:w="1964" w:type="dxa"/>
             <w:gridSpan w:val="2"/>
             <w:tcBorders>
               <w:top w:val="thinThickLargeGap" w:sz="6" w:space="0" w:color="808080"/>
@@ -3639,8 +3740,8 @@
       <w:tblGrid>
         <w:gridCol w:w="2104"/>
         <w:gridCol w:w="720"/>
-        <w:gridCol w:w="720"/>
-        <w:gridCol w:w="450"/>
+        <w:gridCol w:w="721"/>
+        <w:gridCol w:w="449"/>
       </w:tblGrid>
       <w:tr>
         <w:trPr>
@@ -3711,7 +3812,7 @@
         </w:tc>
         <w:tc>
           <w:tcPr>
-            <w:tcW w:w="720" w:type="dxa"/>
+            <w:tcW w:w="721" w:type="dxa"/>
             <w:tcBorders>
               <w:top w:val="thinThickLargeGap" w:sz="6" w:space="0" w:color="808080"/>
               <w:left w:val="thinThickLargeGap" w:sz="6" w:space="0" w:color="808080"/>
@@ -3743,7 +3844,7 @@
         </w:tc>
         <w:tc>
           <w:tcPr>
-            <w:tcW w:w="450" w:type="dxa"/>
+            <w:tcW w:w="449" w:type="dxa"/>
             <w:tcBorders>
               <w:top w:val="thinThickLargeGap" w:sz="6" w:space="0" w:color="808080"/>
               <w:left w:val="thinThickLargeGap" w:sz="6" w:space="0" w:color="808080"/>
@@ -3800,6 +3901,7 @@
               <w:rPr>
                 <w:b/>
               </w:rPr>
+              <w:t>60 MINUTOS</w:t>
             </w:r>
           </w:p>
         </w:tc>
@@ -3833,7 +3935,7 @@
         </w:tc>
         <w:tc>
           <w:tcPr>
-            <w:tcW w:w="720" w:type="dxa"/>
+            <w:tcW w:w="721" w:type="dxa"/>
             <w:tcBorders>
               <w:top w:val="thinThickLargeGap" w:sz="6" w:space="0" w:color="808080"/>
               <w:left w:val="thinThickLargeGap" w:sz="6" w:space="0" w:color="808080"/>
@@ -3865,7 +3967,7 @@
         </w:tc>
         <w:tc>
           <w:tcPr>
-            <w:tcW w:w="450" w:type="dxa"/>
+            <w:tcW w:w="449" w:type="dxa"/>
             <w:tcBorders>
               <w:top w:val="thinThickLargeGap" w:sz="6" w:space="0" w:color="808080"/>
               <w:left w:val="thinThickLargeGap" w:sz="6" w:space="0" w:color="808080"/>
@@ -3951,8 +4053,8 @@
         <w:tblLook w:noVBand="0" w:val="00a0" w:noHBand="0" w:lastColumn="0" w:firstColumn="1" w:lastRow="0" w:firstRow="1"/>
       </w:tblPr>
       <w:tblGrid>
-        <w:gridCol w:w="484"/>
-        <w:gridCol w:w="6121"/>
+        <w:gridCol w:w="483"/>
+        <w:gridCol w:w="6122"/>
         <w:gridCol w:w="1350"/>
         <w:gridCol w:w="1349"/>
       </w:tblGrid>
@@ -3991,7 +4093,7 @@
         <w:trPr/>
         <w:tc>
           <w:tcPr>
-            <w:tcW w:w="484" w:type="dxa"/>
+            <w:tcW w:w="483" w:type="dxa"/>
             <w:tcBorders>
               <w:top w:val="thinThickLargeGap" w:sz="6" w:space="0" w:color="808080"/>
               <w:left w:val="thinThickLargeGap" w:sz="6" w:space="0" w:color="808080"/>
@@ -4016,7 +4118,7 @@
         </w:tc>
         <w:tc>
           <w:tcPr>
-            <w:tcW w:w="6121" w:type="dxa"/>
+            <w:tcW w:w="6122" w:type="dxa"/>
             <w:tcBorders>
               <w:top w:val="thinThickLargeGap" w:sz="6" w:space="0" w:color="808080"/>
               <w:left w:val="thinThickLargeGap" w:sz="6" w:space="0" w:color="808080"/>
@@ -4098,7 +4200,7 @@
         <w:trPr/>
         <w:tc>
           <w:tcPr>
-            <w:tcW w:w="484" w:type="dxa"/>
+            <w:tcW w:w="483" w:type="dxa"/>
             <w:tcBorders>
               <w:top w:val="thinThickLargeGap" w:sz="6" w:space="0" w:color="808080"/>
               <w:left w:val="thinThickLargeGap" w:sz="6" w:space="0" w:color="808080"/>
@@ -4124,7 +4226,7 @@
         </w:tc>
         <w:tc>
           <w:tcPr>
-            <w:tcW w:w="6121" w:type="dxa"/>
+            <w:tcW w:w="6122" w:type="dxa"/>
             <w:tcBorders>
               <w:top w:val="thinThickLargeGap" w:sz="6" w:space="0" w:color="808080"/>
               <w:left w:val="thinThickLargeGap" w:sz="6" w:space="0" w:color="808080"/>
@@ -4204,7 +4306,7 @@
         <w:trPr/>
         <w:tc>
           <w:tcPr>
-            <w:tcW w:w="484" w:type="dxa"/>
+            <w:tcW w:w="483" w:type="dxa"/>
             <w:tcBorders>
               <w:top w:val="thinThickLargeGap" w:sz="6" w:space="0" w:color="808080"/>
               <w:left w:val="thinThickLargeGap" w:sz="6" w:space="0" w:color="808080"/>
@@ -4230,24 +4332,29 @@
         </w:tc>
         <w:tc>
           <w:tcPr>
-            <w:tcW w:w="6121" w:type="dxa"/>
-            <w:tcBorders>
-              <w:top w:val="thinThickLargeGap" w:sz="6" w:space="0" w:color="808080"/>
-              <w:left w:val="thinThickLargeGap" w:sz="6" w:space="0" w:color="808080"/>
-              <w:bottom w:val="thinThickLargeGap" w:sz="6" w:space="0" w:color="808080"/>
-              <w:right w:val="thinThickLargeGap" w:sz="6" w:space="0" w:color="808080"/>
-              <w:insideH w:val="thinThickLargeGap" w:sz="6" w:space="0" w:color="808080"/>
-              <w:insideV w:val="thinThickLargeGap" w:sz="6" w:space="0" w:color="808080"/>
-            </w:tcBorders>
-            <w:shd w:fill="auto" w:val="clear"/>
-          </w:tcPr>
-          <w:p>
-            <w:pPr>
-              <w:pStyle w:val="Contenidotabla"/>
-              <w:rPr/>
-            </w:pPr>
-            <w:r>
-              <w:rPr/>
+            <w:tcW w:w="6122" w:type="dxa"/>
+            <w:tcBorders>
+              <w:top w:val="thinThickLargeGap" w:sz="6" w:space="0" w:color="808080"/>
+              <w:left w:val="thinThickLargeGap" w:sz="6" w:space="0" w:color="808080"/>
+              <w:bottom w:val="thinThickLargeGap" w:sz="6" w:space="0" w:color="808080"/>
+              <w:right w:val="thinThickLargeGap" w:sz="6" w:space="0" w:color="808080"/>
+              <w:insideH w:val="thinThickLargeGap" w:sz="6" w:space="0" w:color="808080"/>
+              <w:insideV w:val="thinThickLargeGap" w:sz="6" w:space="0" w:color="808080"/>
+            </w:tcBorders>
+            <w:shd w:fill="auto" w:val="clear"/>
+          </w:tcPr>
+          <w:p>
+            <w:pPr>
+              <w:pStyle w:val="Contenidotabla"/>
+              <w:rPr/>
+            </w:pPr>
+            <w:r>
+              <w:rPr/>
+              <w:t xml:space="preserve">       </w:t>
+            </w:r>
+            <w:r>
+              <w:rPr/>
+              <w:t>PENDIENTES</w:t>
             </w:r>
           </w:p>
         </w:tc>
@@ -4304,7 +4411,7 @@
         <w:trPr/>
         <w:tc>
           <w:tcPr>
-            <w:tcW w:w="484" w:type="dxa"/>
+            <w:tcW w:w="483" w:type="dxa"/>
             <w:tcBorders>
               <w:top w:val="thinThickLargeGap" w:sz="6" w:space="0" w:color="808080"/>
               <w:left w:val="thinThickLargeGap" w:sz="6" w:space="0" w:color="808080"/>
@@ -4330,7 +4437,7 @@
         </w:tc>
         <w:tc>
           <w:tcPr>
-            <w:tcW w:w="6121" w:type="dxa"/>
+            <w:tcW w:w="6122" w:type="dxa"/>
             <w:tcBorders>
               <w:top w:val="thinThickLargeGap" w:sz="6" w:space="0" w:color="808080"/>
               <w:left w:val="thinThickLargeGap" w:sz="6" w:space="0" w:color="808080"/>
@@ -4408,7 +4515,7 @@
         <w:trPr/>
         <w:tc>
           <w:tcPr>
-            <w:tcW w:w="484" w:type="dxa"/>
+            <w:tcW w:w="483" w:type="dxa"/>
             <w:tcBorders>
               <w:top w:val="thinThickLargeGap" w:sz="6" w:space="0" w:color="808080"/>
               <w:left w:val="thinThickLargeGap" w:sz="6" w:space="0" w:color="808080"/>
@@ -4434,7 +4541,7 @@
         </w:tc>
         <w:tc>
           <w:tcPr>
-            <w:tcW w:w="6121" w:type="dxa"/>
+            <w:tcW w:w="6122" w:type="dxa"/>
             <w:tcBorders>
               <w:top w:val="thinThickLargeGap" w:sz="6" w:space="0" w:color="808080"/>
               <w:left w:val="thinThickLargeGap" w:sz="6" w:space="0" w:color="808080"/>
@@ -4514,7 +4621,7 @@
         <w:trPr/>
         <w:tc>
           <w:tcPr>
-            <w:tcW w:w="484" w:type="dxa"/>
+            <w:tcW w:w="483" w:type="dxa"/>
             <w:tcBorders>
               <w:top w:val="thinThickLargeGap" w:sz="6" w:space="0" w:color="808080"/>
               <w:left w:val="thinThickLargeGap" w:sz="6" w:space="0" w:color="808080"/>
@@ -4540,7 +4647,7 @@
         </w:tc>
         <w:tc>
           <w:tcPr>
-            <w:tcW w:w="6121" w:type="dxa"/>
+            <w:tcW w:w="6122" w:type="dxa"/>
             <w:tcBorders>
               <w:top w:val="thinThickLargeGap" w:sz="6" w:space="0" w:color="808080"/>
               <w:left w:val="thinThickLargeGap" w:sz="6" w:space="0" w:color="808080"/>
@@ -4918,6 +5025,15 @@
                 <w:szCs w:val="20"/>
                 <w:lang w:val="es-MX"/>
               </w:rPr>
+              <w:t xml:space="preserve">            </w:t>
+            </w:r>
+            <w:r>
+              <w:rPr>
+                <w:sz w:val="20"/>
+                <w:szCs w:val="20"/>
+                <w:lang w:val="es-MX"/>
+              </w:rPr>
+              <w:t>PENDIENTES</w:t>
             </w:r>
           </w:p>
         </w:tc>
@@ -5362,8 +5478,8 @@
         <w:tblLook w:noVBand="0" w:val="00a0" w:noHBand="0" w:lastColumn="0" w:firstColumn="1" w:lastRow="0" w:firstRow="1"/>
       </w:tblPr>
       <w:tblGrid>
-        <w:gridCol w:w="484"/>
-        <w:gridCol w:w="5040"/>
+        <w:gridCol w:w="483"/>
+        <w:gridCol w:w="5041"/>
         <w:gridCol w:w="1080"/>
         <w:gridCol w:w="2700"/>
       </w:tblGrid>
@@ -5406,7 +5522,7 @@
         </w:trPr>
         <w:tc>
           <w:tcPr>
-            <w:tcW w:w="484" w:type="dxa"/>
+            <w:tcW w:w="483" w:type="dxa"/>
             <w:tcBorders>
               <w:top w:val="thinThickLargeGap" w:sz="6" w:space="0" w:color="808080"/>
               <w:left w:val="thinThickLargeGap" w:sz="6" w:space="0" w:color="808080"/>
@@ -5431,7 +5547,7 @@
         </w:tc>
         <w:tc>
           <w:tcPr>
-            <w:tcW w:w="5040" w:type="dxa"/>
+            <w:tcW w:w="5041" w:type="dxa"/>
             <w:tcBorders>
               <w:top w:val="thinThickLargeGap" w:sz="6" w:space="0" w:color="808080"/>
               <w:left w:val="thinThickLargeGap" w:sz="6" w:space="0" w:color="808080"/>
@@ -5512,7 +5628,7 @@
         </w:trPr>
         <w:tc>
           <w:tcPr>
-            <w:tcW w:w="484" w:type="dxa"/>
+            <w:tcW w:w="483" w:type="dxa"/>
             <w:tcBorders>
               <w:top w:val="thinThickLargeGap" w:sz="6" w:space="0" w:color="808080"/>
               <w:left w:val="thinThickLargeGap" w:sz="6" w:space="0" w:color="808080"/>
@@ -5537,24 +5653,29 @@
         </w:tc>
         <w:tc>
           <w:tcPr>
-            <w:tcW w:w="5040" w:type="dxa"/>
-            <w:tcBorders>
-              <w:top w:val="thinThickLargeGap" w:sz="6" w:space="0" w:color="808080"/>
-              <w:left w:val="thinThickLargeGap" w:sz="6" w:space="0" w:color="808080"/>
-              <w:bottom w:val="thinThickLargeGap" w:sz="6" w:space="0" w:color="808080"/>
-              <w:right w:val="thinThickLargeGap" w:sz="6" w:space="0" w:color="808080"/>
-              <w:insideH w:val="thinThickLargeGap" w:sz="6" w:space="0" w:color="808080"/>
-              <w:insideV w:val="thinThickLargeGap" w:sz="6" w:space="0" w:color="808080"/>
-            </w:tcBorders>
-            <w:shd w:fill="auto" w:val="clear"/>
-          </w:tcPr>
-          <w:p>
-            <w:pPr>
-              <w:pStyle w:val="Contenidotabla"/>
-              <w:rPr/>
-            </w:pPr>
-            <w:r>
-              <w:rPr/>
+            <w:tcW w:w="5041" w:type="dxa"/>
+            <w:tcBorders>
+              <w:top w:val="thinThickLargeGap" w:sz="6" w:space="0" w:color="808080"/>
+              <w:left w:val="thinThickLargeGap" w:sz="6" w:space="0" w:color="808080"/>
+              <w:bottom w:val="thinThickLargeGap" w:sz="6" w:space="0" w:color="808080"/>
+              <w:right w:val="thinThickLargeGap" w:sz="6" w:space="0" w:color="808080"/>
+              <w:insideH w:val="thinThickLargeGap" w:sz="6" w:space="0" w:color="808080"/>
+              <w:insideV w:val="thinThickLargeGap" w:sz="6" w:space="0" w:color="808080"/>
+            </w:tcBorders>
+            <w:shd w:fill="auto" w:val="clear"/>
+          </w:tcPr>
+          <w:p>
+            <w:pPr>
+              <w:pStyle w:val="Contenidotabla"/>
+              <w:rPr/>
+            </w:pPr>
+            <w:r>
+              <w:rPr/>
+              <w:t xml:space="preserve">                     </w:t>
+            </w:r>
+            <w:r>
+              <w:rPr/>
+              <w:t>PENDIENTES</w:t>
             </w:r>
           </w:p>
         </w:tc>
@@ -5624,7 +5745,7 @@
         </w:trPr>
         <w:tc>
           <w:tcPr>
-            <w:tcW w:w="484" w:type="dxa"/>
+            <w:tcW w:w="483" w:type="dxa"/>
             <w:tcBorders>
               <w:top w:val="thinThickLargeGap" w:sz="6" w:space="0" w:color="808080"/>
               <w:left w:val="thinThickLargeGap" w:sz="6" w:space="0" w:color="808080"/>
@@ -5649,7 +5770,7 @@
         </w:tc>
         <w:tc>
           <w:tcPr>
-            <w:tcW w:w="5040" w:type="dxa"/>
+            <w:tcW w:w="5041" w:type="dxa"/>
             <w:tcBorders>
               <w:top w:val="thinThickLargeGap" w:sz="6" w:space="0" w:color="808080"/>
               <w:left w:val="thinThickLargeGap" w:sz="6" w:space="0" w:color="808080"/>
@@ -5730,7 +5851,7 @@
         </w:trPr>
         <w:tc>
           <w:tcPr>
-            <w:tcW w:w="484" w:type="dxa"/>
+            <w:tcW w:w="483" w:type="dxa"/>
             <w:tcBorders>
               <w:top w:val="thinThickLargeGap" w:sz="6" w:space="0" w:color="808080"/>
               <w:left w:val="thinThickLargeGap" w:sz="6" w:space="0" w:color="808080"/>
@@ -5755,7 +5876,7 @@
         </w:tc>
         <w:tc>
           <w:tcPr>
-            <w:tcW w:w="5040" w:type="dxa"/>
+            <w:tcW w:w="5041" w:type="dxa"/>
             <w:tcBorders>
               <w:top w:val="thinThickLargeGap" w:sz="6" w:space="0" w:color="808080"/>
               <w:left w:val="thinThickLargeGap" w:sz="6" w:space="0" w:color="808080"/>
@@ -5836,7 +5957,7 @@
         </w:trPr>
         <w:tc>
           <w:tcPr>
-            <w:tcW w:w="484" w:type="dxa"/>
+            <w:tcW w:w="483" w:type="dxa"/>
             <w:tcBorders>
               <w:top w:val="thinThickLargeGap" w:sz="6" w:space="0" w:color="808080"/>
               <w:left w:val="thinThickLargeGap" w:sz="6" w:space="0" w:color="808080"/>
@@ -5861,7 +5982,7 @@
         </w:tc>
         <w:tc>
           <w:tcPr>
-            <w:tcW w:w="5040" w:type="dxa"/>
+            <w:tcW w:w="5041" w:type="dxa"/>
             <w:tcBorders>
               <w:top w:val="thinThickLargeGap" w:sz="6" w:space="0" w:color="808080"/>
               <w:left w:val="thinThickLargeGap" w:sz="6" w:space="0" w:color="808080"/>
@@ -5938,7 +6059,7 @@
         </w:trPr>
         <w:tc>
           <w:tcPr>
-            <w:tcW w:w="484" w:type="dxa"/>
+            <w:tcW w:w="483" w:type="dxa"/>
             <w:tcBorders>
               <w:top w:val="thinThickLargeGap" w:sz="6" w:space="0" w:color="808080"/>
               <w:left w:val="thinThickLargeGap" w:sz="6" w:space="0" w:color="808080"/>
@@ -5963,7 +6084,7 @@
         </w:tc>
         <w:tc>
           <w:tcPr>
-            <w:tcW w:w="5040" w:type="dxa"/>
+            <w:tcW w:w="5041" w:type="dxa"/>
             <w:tcBorders>
               <w:top w:val="thinThickLargeGap" w:sz="6" w:space="0" w:color="808080"/>
               <w:left w:val="thinThickLargeGap" w:sz="6" w:space="0" w:color="808080"/>
@@ -6094,9 +6215,7 @@
       <w:t xml:space="preserve"> </w:t>
     </w:r>
     <w:r>
-      <w:rPr>
-        <w:color w:val="323E4F" w:themeColor="text2" w:themeShade="bf"/>
-      </w:rPr>
+      <w:rPr/>
       <w:fldChar w:fldCharType="begin"/>
     </w:r>
     <w:r>
@@ -6122,14 +6241,12 @@
       <w:t xml:space="preserve"> | </w:t>
     </w:r>
     <w:r>
-      <w:rPr>
-        <w:color w:val="323E4F" w:themeColor="text2" w:themeShade="bf"/>
-      </w:rPr>
+      <w:rPr/>
       <w:fldChar w:fldCharType="begin"/>
     </w:r>
     <w:r>
       <w:rPr/>
-      <w:instrText> NUMPAGES \* ARABIC </w:instrText>
+      <w:instrText> NUMPAGES </w:instrText>
     </w:r>
     <w:r>
       <w:rPr/>
@@ -6190,19 +6307,19 @@
         <wp:anchor behindDoc="0" distT="0" distB="9525" distL="114300" distR="114300" simplePos="0" locked="0" layoutInCell="1" allowOverlap="1" relativeHeight="7">
           <wp:simplePos x="0" y="0"/>
           <wp:positionH relativeFrom="column">
-            <wp:posOffset>-260985</wp:posOffset>
+            <wp:posOffset>-927735</wp:posOffset>
           </wp:positionH>
           <wp:positionV relativeFrom="paragraph">
-            <wp:posOffset>-173990</wp:posOffset>
+            <wp:posOffset>-326390</wp:posOffset>
           </wp:positionV>
           <wp:extent cx="882015" cy="828675"/>
           <wp:effectExtent l="0" t="0" r="0" b="0"/>
           <wp:wrapTight wrapText="bothSides">
             <wp:wrapPolygon edited="0">
               <wp:start x="-164" y="0"/>
-              <wp:lineTo x="-164" y="21086"/>
-              <wp:lineTo x="20934" y="21086"/>
-              <wp:lineTo x="20934" y="0"/>
+              <wp:lineTo x="-164" y="20913"/>
+              <wp:lineTo x="20768" y="20913"/>
+              <wp:lineTo x="20768" y="0"/>
               <wp:lineTo x="-164" y="0"/>
             </wp:wrapPolygon>
           </wp:wrapTight>
@@ -6287,7 +6404,7 @@
       <mc:AlternateContent>
         <mc:Choice Requires="wps">
           <w:drawing>
-            <wp:anchor behindDoc="1" distT="0" distB="0" distL="113665" distR="113665" simplePos="0" locked="0" layoutInCell="1" allowOverlap="1" relativeHeight="4" wp14:anchorId="1BFB619A">
+            <wp:anchor behindDoc="1" distT="0" distB="0" distL="113030" distR="113030" simplePos="0" locked="0" layoutInCell="1" allowOverlap="1" relativeHeight="4" wp14:anchorId="1BFB619A">
               <wp:simplePos x="0" y="0"/>
               <wp:positionH relativeFrom="column">
                 <wp:posOffset>0</wp:posOffset>
@@ -6295,7 +6412,7 @@
               <wp:positionV relativeFrom="paragraph">
                 <wp:posOffset>180340</wp:posOffset>
               </wp:positionV>
-              <wp:extent cx="1229360" cy="1270"/>
+              <wp:extent cx="1229995" cy="1905"/>
               <wp:effectExtent l="9525" t="8890" r="9525" b="10160"/>
               <wp:wrapNone/>
               <wp:docPr id="2" name="Freeform 1"/>
@@ -6306,7 +6423,7 @@
                     <wps:spPr>
                       <a:xfrm>
                         <a:off x="0" y="0"/>
-                        <a:ext cx="1228680" cy="720"/>
+                        <a:ext cx="1229400" cy="1440"/>
                       </a:xfrm>
                       <a:custGeom>
                         <a:avLst/>

--- a/Formatos AccLabLinux/01_MinutaReunion.docx
+++ b/Formatos AccLabLinux/01_MinutaReunion.docx
@@ -1,21 +1,11 @@
 
 <file path=word/document.xml><?xml version="1.0" encoding="utf-8"?>
-<w:document xmlns:o="urn:schemas-microsoft-com:office:office" xmlns:r="http://schemas.openxmlformats.org/officeDocument/2006/relationships" xmlns:v="urn:schemas-microsoft-com:vml" xmlns:w="http://schemas.openxmlformats.org/wordprocessingml/2006/main" xmlns:w10="urn:schemas-microsoft-com:office:word" xmlns:wp="http://schemas.openxmlformats.org/drawingml/2006/wordprocessingDrawing" xmlns:wps="http://schemas.microsoft.com/office/word/2010/wordprocessingShape" xmlns:wpg="http://schemas.microsoft.com/office/word/2010/wordprocessingGroup" xmlns:mc="http://schemas.openxmlformats.org/markup-compatibility/2006" xmlns:wp14="http://schemas.microsoft.com/office/word/2010/wordprocessingDrawing" xmlns:w14="http://schemas.microsoft.com/office/word/2010/wordml" mc:Ignorable="w14 wp14">
+<w:document xmlns:wpc="http://schemas.microsoft.com/office/word/2010/wordprocessingCanvas" xmlns:mc="http://schemas.openxmlformats.org/markup-compatibility/2006" xmlns:o="urn:schemas-microsoft-com:office:office" xmlns:r="http://schemas.openxmlformats.org/officeDocument/2006/relationships" xmlns:m="http://schemas.openxmlformats.org/officeDocument/2006/math" xmlns:v="urn:schemas-microsoft-com:vml" xmlns:wp14="http://schemas.microsoft.com/office/word/2010/wordprocessingDrawing" xmlns:wp="http://schemas.openxmlformats.org/drawingml/2006/wordprocessingDrawing" xmlns:w10="urn:schemas-microsoft-com:office:word" xmlns:w="http://schemas.openxmlformats.org/wordprocessingml/2006/main" xmlns:w14="http://schemas.microsoft.com/office/word/2010/wordml" xmlns:w15="http://schemas.microsoft.com/office/word/2012/wordml" xmlns:wpg="http://schemas.microsoft.com/office/word/2010/wordprocessingGroup" xmlns:wpi="http://schemas.microsoft.com/office/word/2010/wordprocessingInk" xmlns:wne="http://schemas.microsoft.com/office/word/2006/wordml" xmlns:wps="http://schemas.microsoft.com/office/word/2010/wordprocessingShape" mc:Ignorable="w14 w15 wp14">
   <w:body>
-    <w:p>
-      <w:pPr>
-        <w:pStyle w:val="Normal"/>
-        <w:rPr/>
-      </w:pPr>
-      <w:r>
-        <w:rPr/>
-      </w:r>
-    </w:p>
+    <w:p/>
     <w:tbl>
       <w:tblPr>
         <w:tblW w:w="9250" w:type="dxa"/>
-        <w:jc w:val="left"/>
-        <w:tblInd w:w="0" w:type="dxa"/>
         <w:tblBorders>
           <w:top w:val="thinThickLargeGap" w:sz="6" w:space="0" w:color="808080"/>
           <w:left w:val="thinThickLargeGap" w:sz="6" w:space="0" w:color="808080"/>
@@ -25,22 +15,20 @@
           <w:insideV w:val="thinThickLargeGap" w:sz="6" w:space="0" w:color="808080"/>
         </w:tblBorders>
         <w:tblCellMar>
-          <w:top w:w="0" w:type="dxa"/>
           <w:left w:w="70" w:type="dxa"/>
-          <w:bottom w:w="0" w:type="dxa"/>
           <w:right w:w="70" w:type="dxa"/>
         </w:tblCellMar>
-        <w:tblLook w:noVBand="0" w:val="00a0" w:noHBand="0" w:lastColumn="0" w:firstColumn="1" w:lastRow="0" w:firstRow="1"/>
+        <w:tblLook w:val="00A0" w:firstRow="1" w:lastRow="0" w:firstColumn="1" w:lastColumn="0" w:noHBand="0" w:noVBand="0"/>
       </w:tblPr>
       <w:tblGrid>
-        <w:gridCol w:w="1793"/>
+        <w:gridCol w:w="1794"/>
         <w:gridCol w:w="2486"/>
         <w:gridCol w:w="2486"/>
         <w:gridCol w:w="2484"/>
       </w:tblGrid>
       <w:tr>
         <w:trPr>
-          <w:cantSplit w:val="true"/>
+          <w:cantSplit/>
         </w:trPr>
         <w:tc>
           <w:tcPr>
@@ -51,20 +39,16 @@
               <w:left w:val="thinThickLargeGap" w:sz="6" w:space="0" w:color="808080"/>
               <w:bottom w:val="thinThickLargeGap" w:sz="6" w:space="0" w:color="808080"/>
               <w:right w:val="thinThickLargeGap" w:sz="6" w:space="0" w:color="808080"/>
-              <w:insideH w:val="thinThickLargeGap" w:sz="6" w:space="0" w:color="808080"/>
-              <w:insideV w:val="thinThickLargeGap" w:sz="6" w:space="0" w:color="808080"/>
-            </w:tcBorders>
-            <w:shd w:fill="auto" w:val="clear"/>
+            </w:tcBorders>
+            <w:shd w:val="clear" w:color="auto" w:fill="auto"/>
             <w:vAlign w:val="center"/>
           </w:tcPr>
           <w:p>
             <w:pPr>
               <w:pStyle w:val="Encabezadotabla"/>
               <w:jc w:val="center"/>
-              <w:rPr/>
-            </w:pPr>
-            <w:r>
-              <w:rPr/>
+            </w:pPr>
+            <w:r>
               <w:t>DATOS GENERALES</w:t>
             </w:r>
           </w:p>
@@ -72,7 +56,7 @@
       </w:tr>
       <w:tr>
         <w:trPr>
-          <w:cantSplit w:val="true"/>
+          <w:cantSplit/>
         </w:trPr>
         <w:tc>
           <w:tcPr>
@@ -82,19 +66,15 @@
               <w:left w:val="thinThickLargeGap" w:sz="6" w:space="0" w:color="808080"/>
               <w:bottom w:val="thinThickLargeGap" w:sz="6" w:space="0" w:color="808080"/>
               <w:right w:val="thinThickLargeGap" w:sz="6" w:space="0" w:color="808080"/>
-              <w:insideH w:val="thinThickLargeGap" w:sz="6" w:space="0" w:color="808080"/>
-              <w:insideV w:val="thinThickLargeGap" w:sz="6" w:space="0" w:color="808080"/>
-            </w:tcBorders>
-            <w:shd w:fill="auto" w:val="clear"/>
+            </w:tcBorders>
+            <w:shd w:val="clear" w:color="auto" w:fill="auto"/>
             <w:vAlign w:val="center"/>
           </w:tcPr>
           <w:p>
             <w:pPr>
               <w:pStyle w:val="Encabezadotabla"/>
-              <w:rPr/>
-            </w:pPr>
-            <w:r>
-              <w:rPr/>
+            </w:pPr>
+            <w:r>
               <w:t>Equipo:</w:t>
             </w:r>
           </w:p>
@@ -108,16 +88,13 @@
               <w:left w:val="thinThickLargeGap" w:sz="6" w:space="0" w:color="808080"/>
               <w:bottom w:val="thinThickLargeGap" w:sz="6" w:space="0" w:color="808080"/>
               <w:right w:val="thinThickLargeGap" w:sz="6" w:space="0" w:color="808080"/>
-              <w:insideH w:val="thinThickLargeGap" w:sz="6" w:space="0" w:color="808080"/>
-              <w:insideV w:val="thinThickLargeGap" w:sz="6" w:space="0" w:color="808080"/>
-            </w:tcBorders>
-            <w:shd w:fill="auto" w:val="clear"/>
+            </w:tcBorders>
+            <w:shd w:val="clear" w:color="auto" w:fill="auto"/>
             <w:vAlign w:val="center"/>
           </w:tcPr>
           <w:p>
             <w:pPr>
               <w:pStyle w:val="Contenidotabla"/>
-              <w:rPr/>
             </w:pPr>
             <w:r>
               <w:rPr>
@@ -130,7 +107,7 @@
       </w:tr>
       <w:tr>
         <w:trPr>
-          <w:cantSplit w:val="true"/>
+          <w:cantSplit/>
         </w:trPr>
         <w:tc>
           <w:tcPr>
@@ -140,19 +117,15 @@
               <w:left w:val="thinThickLargeGap" w:sz="6" w:space="0" w:color="808080"/>
               <w:bottom w:val="thinThickLargeGap" w:sz="6" w:space="0" w:color="808080"/>
               <w:right w:val="thinThickLargeGap" w:sz="6" w:space="0" w:color="808080"/>
-              <w:insideH w:val="thinThickLargeGap" w:sz="6" w:space="0" w:color="808080"/>
-              <w:insideV w:val="thinThickLargeGap" w:sz="6" w:space="0" w:color="808080"/>
-            </w:tcBorders>
-            <w:shd w:fill="auto" w:val="clear"/>
+            </w:tcBorders>
+            <w:shd w:val="clear" w:color="auto" w:fill="auto"/>
             <w:vAlign w:val="center"/>
           </w:tcPr>
           <w:p>
             <w:pPr>
               <w:pStyle w:val="Encabezadotabla"/>
-              <w:rPr/>
-            </w:pPr>
-            <w:r>
-              <w:rPr/>
+            </w:pPr>
+            <w:r>
               <w:t>Responsable:</w:t>
             </w:r>
           </w:p>
@@ -166,27 +139,25 @@
               <w:left w:val="thinThickLargeGap" w:sz="6" w:space="0" w:color="808080"/>
               <w:bottom w:val="thinThickLargeGap" w:sz="6" w:space="0" w:color="808080"/>
               <w:right w:val="thinThickLargeGap" w:sz="6" w:space="0" w:color="808080"/>
-              <w:insideH w:val="thinThickLargeGap" w:sz="6" w:space="0" w:color="808080"/>
-              <w:insideV w:val="thinThickLargeGap" w:sz="6" w:space="0" w:color="808080"/>
-            </w:tcBorders>
-            <w:shd w:fill="auto" w:val="clear"/>
+            </w:tcBorders>
+            <w:shd w:val="clear" w:color="auto" w:fill="auto"/>
             <w:vAlign w:val="center"/>
           </w:tcPr>
           <w:p>
             <w:pPr>
               <w:pStyle w:val="Contenidotabla"/>
-              <w:rPr/>
-            </w:pPr>
-            <w:r>
-              <w:rPr/>
-              <w:t>EDWIN GABRIEL ZARATE GONZALES</w:t>
-            </w:r>
+            </w:pPr>
+            <w:r>
+              <w:t>EDWIN GABRIEL ZARATE GONZALEZ</w:t>
+            </w:r>
+            <w:bookmarkStart w:id="0" w:name="_GoBack"/>
+            <w:bookmarkEnd w:id="0"/>
           </w:p>
         </w:tc>
       </w:tr>
       <w:tr>
         <w:trPr>
-          <w:cantSplit w:val="true"/>
+          <w:cantSplit/>
         </w:trPr>
         <w:tc>
           <w:tcPr>
@@ -196,19 +167,15 @@
               <w:left w:val="thinThickLargeGap" w:sz="6" w:space="0" w:color="808080"/>
               <w:bottom w:val="thinThickLargeGap" w:sz="6" w:space="0" w:color="808080"/>
               <w:right w:val="thinThickLargeGap" w:sz="6" w:space="0" w:color="808080"/>
-              <w:insideH w:val="thinThickLargeGap" w:sz="6" w:space="0" w:color="808080"/>
-              <w:insideV w:val="thinThickLargeGap" w:sz="6" w:space="0" w:color="808080"/>
-            </w:tcBorders>
-            <w:shd w:fill="auto" w:val="clear"/>
+            </w:tcBorders>
+            <w:shd w:val="clear" w:color="auto" w:fill="auto"/>
             <w:vAlign w:val="center"/>
           </w:tcPr>
           <w:p>
             <w:pPr>
               <w:pStyle w:val="Encabezadotabla"/>
-              <w:rPr/>
-            </w:pPr>
-            <w:r>
-              <w:rPr/>
+            </w:pPr>
+            <w:r>
               <w:t>Lugar:</w:t>
             </w:r>
           </w:p>
@@ -222,19 +189,15 @@
               <w:left w:val="thinThickLargeGap" w:sz="6" w:space="0" w:color="808080"/>
               <w:bottom w:val="thinThickLargeGap" w:sz="6" w:space="0" w:color="808080"/>
               <w:right w:val="thinThickLargeGap" w:sz="6" w:space="0" w:color="808080"/>
-              <w:insideH w:val="thinThickLargeGap" w:sz="6" w:space="0" w:color="808080"/>
-              <w:insideV w:val="thinThickLargeGap" w:sz="6" w:space="0" w:color="808080"/>
-            </w:tcBorders>
-            <w:shd w:fill="auto" w:val="clear"/>
+            </w:tcBorders>
+            <w:shd w:val="clear" w:color="auto" w:fill="auto"/>
             <w:vAlign w:val="center"/>
           </w:tcPr>
           <w:p>
             <w:pPr>
               <w:pStyle w:val="Contenidotabla"/>
-              <w:rPr/>
-            </w:pPr>
-            <w:r>
-              <w:rPr/>
+            </w:pPr>
+            <w:r>
               <w:t>SOMBRERETE ZACATECAS</w:t>
             </w:r>
           </w:p>
@@ -242,7 +205,7 @@
       </w:tr>
       <w:tr>
         <w:trPr>
-          <w:cantSplit w:val="true"/>
+          <w:cantSplit/>
         </w:trPr>
         <w:tc>
           <w:tcPr>
@@ -252,19 +215,15 @@
               <w:left w:val="thinThickLargeGap" w:sz="6" w:space="0" w:color="808080"/>
               <w:bottom w:val="thinThickLargeGap" w:sz="6" w:space="0" w:color="808080"/>
               <w:right w:val="thinThickLargeGap" w:sz="6" w:space="0" w:color="808080"/>
-              <w:insideH w:val="thinThickLargeGap" w:sz="6" w:space="0" w:color="808080"/>
-              <w:insideV w:val="thinThickLargeGap" w:sz="6" w:space="0" w:color="808080"/>
-            </w:tcBorders>
-            <w:shd w:fill="auto" w:val="clear"/>
+            </w:tcBorders>
+            <w:shd w:val="clear" w:color="auto" w:fill="auto"/>
             <w:vAlign w:val="center"/>
           </w:tcPr>
           <w:p>
             <w:pPr>
               <w:pStyle w:val="Encabezadotabla"/>
-              <w:rPr/>
-            </w:pPr>
-            <w:r>
-              <w:rPr/>
+            </w:pPr>
+            <w:r>
               <w:t>Fecha de Junta:</w:t>
             </w:r>
           </w:p>
@@ -278,31 +237,23 @@
               <w:left w:val="thinThickLargeGap" w:sz="6" w:space="0" w:color="808080"/>
               <w:bottom w:val="thinThickLargeGap" w:sz="6" w:space="0" w:color="808080"/>
               <w:right w:val="thinThickLargeGap" w:sz="6" w:space="0" w:color="808080"/>
-              <w:insideH w:val="thinThickLargeGap" w:sz="6" w:space="0" w:color="808080"/>
-              <w:insideV w:val="thinThickLargeGap" w:sz="6" w:space="0" w:color="808080"/>
-            </w:tcBorders>
-            <w:shd w:fill="auto" w:val="clear"/>
+            </w:tcBorders>
+            <w:shd w:val="clear" w:color="auto" w:fill="auto"/>
             <w:vAlign w:val="center"/>
           </w:tcPr>
           <w:p>
             <w:pPr>
               <w:pStyle w:val="Contenidotabla"/>
-              <w:rPr/>
-            </w:pPr>
-            <w:r>
-              <w:rPr/>
-              <w:t>29</w:t>
-            </w:r>
-            <w:r>
-              <w:rPr/>
-              <w:t>-01-2020</w:t>
+            </w:pPr>
+            <w:r>
+              <w:t>29-01-2020</w:t>
             </w:r>
           </w:p>
         </w:tc>
       </w:tr>
       <w:tr>
         <w:trPr>
-          <w:cantSplit w:val="true"/>
+          <w:cantSplit/>
         </w:trPr>
         <w:tc>
           <w:tcPr>
@@ -312,19 +263,15 @@
               <w:left w:val="thinThickLargeGap" w:sz="6" w:space="0" w:color="808080"/>
               <w:bottom w:val="thinThickLargeGap" w:sz="6" w:space="0" w:color="808080"/>
               <w:right w:val="thinThickLargeGap" w:sz="6" w:space="0" w:color="808080"/>
-              <w:insideH w:val="thinThickLargeGap" w:sz="6" w:space="0" w:color="808080"/>
-              <w:insideV w:val="thinThickLargeGap" w:sz="6" w:space="0" w:color="808080"/>
-            </w:tcBorders>
-            <w:shd w:fill="auto" w:val="clear"/>
+            </w:tcBorders>
+            <w:shd w:val="clear" w:color="auto" w:fill="auto"/>
             <w:vAlign w:val="center"/>
           </w:tcPr>
           <w:p>
             <w:pPr>
               <w:pStyle w:val="Encabezadotabla"/>
-              <w:rPr/>
-            </w:pPr>
-            <w:r>
-              <w:rPr/>
+            </w:pPr>
+            <w:r>
               <w:t>Hora de Inicio:</w:t>
             </w:r>
           </w:p>
@@ -337,32 +284,16 @@
               <w:left w:val="thinThickLargeGap" w:sz="6" w:space="0" w:color="808080"/>
               <w:bottom w:val="thinThickLargeGap" w:sz="6" w:space="0" w:color="808080"/>
               <w:right w:val="thinThickLargeGap" w:sz="6" w:space="0" w:color="808080"/>
-              <w:insideH w:val="thinThickLargeGap" w:sz="6" w:space="0" w:color="808080"/>
-              <w:insideV w:val="thinThickLargeGap" w:sz="6" w:space="0" w:color="808080"/>
-            </w:tcBorders>
-            <w:shd w:fill="auto" w:val="clear"/>
+            </w:tcBorders>
+            <w:shd w:val="clear" w:color="auto" w:fill="auto"/>
             <w:vAlign w:val="center"/>
           </w:tcPr>
           <w:p>
             <w:pPr>
               <w:pStyle w:val="Contenidotabla"/>
-              <w:rPr/>
-            </w:pPr>
-            <w:r>
-              <w:rPr/>
-              <w:t>1</w:t>
-            </w:r>
-            <w:r>
-              <w:rPr/>
-              <w:t>3</w:t>
-            </w:r>
-            <w:r>
-              <w:rPr/>
-              <w:t xml:space="preserve">:00 </w:t>
-            </w:r>
-            <w:r>
-              <w:rPr/>
-              <w:t>PM</w:t>
+            </w:pPr>
+            <w:r>
+              <w:t>13:00 PM</w:t>
             </w:r>
           </w:p>
         </w:tc>
@@ -374,19 +305,15 @@
               <w:left w:val="thinThickLargeGap" w:sz="6" w:space="0" w:color="808080"/>
               <w:bottom w:val="thinThickLargeGap" w:sz="6" w:space="0" w:color="808080"/>
               <w:right w:val="thinThickLargeGap" w:sz="6" w:space="0" w:color="808080"/>
-              <w:insideH w:val="thinThickLargeGap" w:sz="6" w:space="0" w:color="808080"/>
-              <w:insideV w:val="thinThickLargeGap" w:sz="6" w:space="0" w:color="808080"/>
-            </w:tcBorders>
-            <w:shd w:fill="auto" w:val="clear"/>
+            </w:tcBorders>
+            <w:shd w:val="clear" w:color="auto" w:fill="auto"/>
             <w:vAlign w:val="center"/>
           </w:tcPr>
           <w:p>
             <w:pPr>
               <w:pStyle w:val="Encabezadotabla"/>
-              <w:rPr/>
-            </w:pPr>
-            <w:r>
-              <w:rPr/>
+            </w:pPr>
+            <w:r>
               <w:t>Hora de Fin:</w:t>
             </w:r>
           </w:p>
@@ -399,35 +326,23 @@
               <w:left w:val="thinThickLargeGap" w:sz="6" w:space="0" w:color="808080"/>
               <w:bottom w:val="thinThickLargeGap" w:sz="6" w:space="0" w:color="808080"/>
               <w:right w:val="thinThickLargeGap" w:sz="6" w:space="0" w:color="808080"/>
-              <w:insideH w:val="thinThickLargeGap" w:sz="6" w:space="0" w:color="808080"/>
-              <w:insideV w:val="thinThickLargeGap" w:sz="6" w:space="0" w:color="808080"/>
-            </w:tcBorders>
-            <w:shd w:fill="auto" w:val="clear"/>
+            </w:tcBorders>
+            <w:shd w:val="clear" w:color="auto" w:fill="auto"/>
             <w:vAlign w:val="center"/>
           </w:tcPr>
           <w:p>
             <w:pPr>
               <w:pStyle w:val="Contenidotabla"/>
-              <w:rPr/>
-            </w:pPr>
-            <w:r>
-              <w:rPr/>
-              <w:t>1</w:t>
-            </w:r>
-            <w:r>
-              <w:rPr/>
-              <w:t>4</w:t>
-            </w:r>
-            <w:r>
-              <w:rPr/>
-              <w:t>:00 PM</w:t>
+            </w:pPr>
+            <w:r>
+              <w:t>14:00 PM</w:t>
             </w:r>
           </w:p>
         </w:tc>
       </w:tr>
       <w:tr>
         <w:trPr>
-          <w:cantSplit w:val="true"/>
+          <w:cantSplit/>
         </w:trPr>
         <w:tc>
           <w:tcPr>
@@ -437,19 +352,15 @@
               <w:left w:val="thinThickLargeGap" w:sz="6" w:space="0" w:color="808080"/>
               <w:bottom w:val="thinThickLargeGap" w:sz="6" w:space="0" w:color="808080"/>
               <w:right w:val="thinThickLargeGap" w:sz="6" w:space="0" w:color="808080"/>
-              <w:insideH w:val="thinThickLargeGap" w:sz="6" w:space="0" w:color="808080"/>
-              <w:insideV w:val="thinThickLargeGap" w:sz="6" w:space="0" w:color="808080"/>
-            </w:tcBorders>
-            <w:shd w:fill="auto" w:val="clear"/>
+            </w:tcBorders>
+            <w:shd w:val="clear" w:color="auto" w:fill="auto"/>
             <w:vAlign w:val="center"/>
           </w:tcPr>
           <w:p>
             <w:pPr>
               <w:pStyle w:val="Encabezadotabla"/>
-              <w:rPr/>
-            </w:pPr>
-            <w:r>
-              <w:rPr/>
+            </w:pPr>
+            <w:r>
               <w:t>Propósito:</w:t>
             </w:r>
           </w:p>
@@ -463,52 +374,32 @@
               <w:left w:val="thinThickLargeGap" w:sz="6" w:space="0" w:color="808080"/>
               <w:bottom w:val="thinThickLargeGap" w:sz="6" w:space="0" w:color="808080"/>
               <w:right w:val="thinThickLargeGap" w:sz="6" w:space="0" w:color="808080"/>
-              <w:insideH w:val="thinThickLargeGap" w:sz="6" w:space="0" w:color="808080"/>
-              <w:insideV w:val="thinThickLargeGap" w:sz="6" w:space="0" w:color="808080"/>
-            </w:tcBorders>
-            <w:shd w:fill="auto" w:val="clear"/>
+            </w:tcBorders>
+            <w:shd w:val="clear" w:color="auto" w:fill="auto"/>
             <w:vAlign w:val="center"/>
           </w:tcPr>
           <w:p>
             <w:pPr>
               <w:pStyle w:val="Contenidotabla"/>
-              <w:rPr/>
-            </w:pPr>
-            <w:r>
-              <w:rPr/>
+            </w:pPr>
+            <w:r>
               <w:t xml:space="preserve">ENTENDER EL ALCANCE DEL PROYECTO. </w:t>
             </w:r>
           </w:p>
         </w:tc>
       </w:tr>
     </w:tbl>
+    <w:p/>
     <w:p>
       <w:pPr>
-        <w:pStyle w:val="Normal"/>
-        <w:rPr/>
-      </w:pPr>
-      <w:r>
-        <w:rPr/>
-      </w:r>
-    </w:p>
-    <w:p>
-      <w:pPr>
-        <w:pStyle w:val="Normal"/>
         <w:rPr>
           <w:u w:val="single"/>
         </w:rPr>
       </w:pPr>
-      <w:r>
-        <w:rPr>
-          <w:u w:val="single"/>
-        </w:rPr>
-      </w:r>
     </w:p>
     <w:tbl>
       <w:tblPr>
         <w:tblW w:w="9300" w:type="dxa"/>
-        <w:jc w:val="left"/>
-        <w:tblInd w:w="0" w:type="dxa"/>
         <w:tblBorders>
           <w:top w:val="thinThickLargeGap" w:sz="6" w:space="0" w:color="808080"/>
           <w:left w:val="thinThickLargeGap" w:sz="6" w:space="0" w:color="808080"/>
@@ -518,21 +409,18 @@
           <w:insideV w:val="thinThickLargeGap" w:sz="6" w:space="0" w:color="808080"/>
         </w:tblBorders>
         <w:tblCellMar>
-          <w:top w:w="0" w:type="dxa"/>
           <w:left w:w="70" w:type="dxa"/>
-          <w:bottom w:w="0" w:type="dxa"/>
           <w:right w:w="70" w:type="dxa"/>
         </w:tblCellMar>
-        <w:tblLook w:noVBand="0" w:val="00a0" w:noHBand="0" w:lastColumn="0" w:firstColumn="1" w:lastRow="0" w:firstRow="1"/>
+        <w:tblLook w:val="00A0" w:firstRow="1" w:lastRow="0" w:firstColumn="1" w:lastColumn="0" w:noHBand="0" w:noVBand="0"/>
       </w:tblPr>
       <w:tblGrid>
-        <w:gridCol w:w="4932"/>
+        <w:gridCol w:w="4933"/>
         <w:gridCol w:w="1418"/>
         <w:gridCol w:w="1883"/>
         <w:gridCol w:w="1066"/>
       </w:tblGrid>
       <w:tr>
-        <w:trPr/>
         <w:tc>
           <w:tcPr>
             <w:tcW w:w="9299" w:type="dxa"/>
@@ -542,26 +430,24 @@
               <w:left w:val="thinThickLargeGap" w:sz="6" w:space="0" w:color="808080"/>
               <w:bottom w:val="thinThickLargeGap" w:sz="6" w:space="0" w:color="808080"/>
               <w:right w:val="thinThickLargeGap" w:sz="6" w:space="0" w:color="808080"/>
-              <w:insideH w:val="thinThickLargeGap" w:sz="6" w:space="0" w:color="808080"/>
-              <w:insideV w:val="thinThickLargeGap" w:sz="6" w:space="0" w:color="808080"/>
-            </w:tcBorders>
-            <w:shd w:fill="auto" w:val="clear"/>
+            </w:tcBorders>
+            <w:shd w:val="clear" w:color="auto" w:fill="auto"/>
           </w:tcPr>
           <w:p>
             <w:pPr>
               <w:pStyle w:val="Encabezadotabla"/>
               <w:jc w:val="center"/>
-              <w:rPr/>
-            </w:pPr>
-            <w:r>
-              <w:rPr/>
-              <w:t>ROLES DE LA JUNTA Y ASISTENTES</w:t>
+            </w:pPr>
+            <w:r>
+              <w:t>ROLES DE LA</w:t>
+            </w:r>
+            <w:r>
+              <w:t xml:space="preserve"> JUNTA Y ASISTENTES</w:t>
             </w:r>
           </w:p>
         </w:tc>
       </w:tr>
       <w:tr>
-        <w:trPr/>
         <w:tc>
           <w:tcPr>
             <w:tcW w:w="4932" w:type="dxa"/>
@@ -570,19 +456,15 @@
               <w:left w:val="thinThickLargeGap" w:sz="6" w:space="0" w:color="808080"/>
               <w:bottom w:val="thinThickLargeGap" w:sz="6" w:space="0" w:color="808080"/>
               <w:right w:val="thinThickLargeGap" w:sz="6" w:space="0" w:color="808080"/>
-              <w:insideH w:val="thinThickLargeGap" w:sz="6" w:space="0" w:color="808080"/>
-              <w:insideV w:val="thinThickLargeGap" w:sz="6" w:space="0" w:color="808080"/>
-            </w:tcBorders>
-            <w:shd w:fill="auto" w:val="clear"/>
+            </w:tcBorders>
+            <w:shd w:val="clear" w:color="auto" w:fill="auto"/>
           </w:tcPr>
           <w:p>
             <w:pPr>
               <w:pStyle w:val="Encabezadotabla"/>
               <w:jc w:val="center"/>
-              <w:rPr/>
-            </w:pPr>
-            <w:r>
-              <w:rPr/>
+            </w:pPr>
+            <w:r>
               <w:t>Nombre</w:t>
             </w:r>
           </w:p>
@@ -595,19 +477,15 @@
               <w:left w:val="thinThickLargeGap" w:sz="6" w:space="0" w:color="808080"/>
               <w:bottom w:val="thinThickLargeGap" w:sz="6" w:space="0" w:color="808080"/>
               <w:right w:val="thinThickLargeGap" w:sz="6" w:space="0" w:color="808080"/>
-              <w:insideH w:val="thinThickLargeGap" w:sz="6" w:space="0" w:color="808080"/>
-              <w:insideV w:val="thinThickLargeGap" w:sz="6" w:space="0" w:color="808080"/>
-            </w:tcBorders>
-            <w:shd w:fill="auto" w:val="clear"/>
+            </w:tcBorders>
+            <w:shd w:val="clear" w:color="auto" w:fill="auto"/>
           </w:tcPr>
           <w:p>
             <w:pPr>
               <w:pStyle w:val="Encabezadotabla"/>
               <w:jc w:val="center"/>
-              <w:rPr/>
-            </w:pPr>
-            <w:r>
-              <w:rPr/>
+            </w:pPr>
+            <w:r>
               <w:t>Iniciales</w:t>
             </w:r>
           </w:p>
@@ -620,19 +498,15 @@
               <w:left w:val="thinThickLargeGap" w:sz="6" w:space="0" w:color="808080"/>
               <w:bottom w:val="thinThickLargeGap" w:sz="6" w:space="0" w:color="808080"/>
               <w:right w:val="thinThickLargeGap" w:sz="6" w:space="0" w:color="808080"/>
-              <w:insideH w:val="thinThickLargeGap" w:sz="6" w:space="0" w:color="808080"/>
-              <w:insideV w:val="thinThickLargeGap" w:sz="6" w:space="0" w:color="808080"/>
-            </w:tcBorders>
-            <w:shd w:fill="auto" w:val="clear"/>
+            </w:tcBorders>
+            <w:shd w:val="clear" w:color="auto" w:fill="auto"/>
           </w:tcPr>
           <w:p>
             <w:pPr>
               <w:pStyle w:val="Encabezadotabla"/>
               <w:jc w:val="center"/>
-              <w:rPr/>
-            </w:pPr>
-            <w:r>
-              <w:rPr/>
+            </w:pPr>
+            <w:r>
               <w:t>Rol</w:t>
             </w:r>
           </w:p>
@@ -645,26 +519,21 @@
               <w:left w:val="thinThickLargeGap" w:sz="6" w:space="0" w:color="808080"/>
               <w:bottom w:val="thinThickLargeGap" w:sz="6" w:space="0" w:color="808080"/>
               <w:right w:val="thinThickLargeGap" w:sz="6" w:space="0" w:color="808080"/>
-              <w:insideH w:val="thinThickLargeGap" w:sz="6" w:space="0" w:color="808080"/>
-              <w:insideV w:val="thinThickLargeGap" w:sz="6" w:space="0" w:color="808080"/>
-            </w:tcBorders>
-            <w:shd w:fill="auto" w:val="clear"/>
+            </w:tcBorders>
+            <w:shd w:val="clear" w:color="auto" w:fill="auto"/>
           </w:tcPr>
           <w:p>
             <w:pPr>
               <w:pStyle w:val="Encabezadotabla"/>
               <w:jc w:val="center"/>
-              <w:rPr/>
-            </w:pPr>
-            <w:r>
-              <w:rPr/>
+            </w:pPr>
+            <w:r>
               <w:t>Firma</w:t>
             </w:r>
           </w:p>
         </w:tc>
       </w:tr>
       <w:tr>
-        <w:trPr/>
         <w:tc>
           <w:tcPr>
             <w:tcW w:w="4932" w:type="dxa"/>
@@ -673,18 +542,14 @@
               <w:left w:val="thinThickLargeGap" w:sz="6" w:space="0" w:color="808080"/>
               <w:bottom w:val="thinThickLargeGap" w:sz="6" w:space="0" w:color="808080"/>
               <w:right w:val="thinThickLargeGap" w:sz="6" w:space="0" w:color="808080"/>
-              <w:insideH w:val="thinThickLargeGap" w:sz="6" w:space="0" w:color="808080"/>
-              <w:insideV w:val="thinThickLargeGap" w:sz="6" w:space="0" w:color="808080"/>
-            </w:tcBorders>
-            <w:shd w:fill="auto" w:val="clear"/>
-          </w:tcPr>
-          <w:p>
-            <w:pPr>
-              <w:pStyle w:val="Contenidotabla"/>
-              <w:rPr/>
-            </w:pPr>
-            <w:r>
-              <w:rPr/>
+            </w:tcBorders>
+            <w:shd w:val="clear" w:color="auto" w:fill="auto"/>
+          </w:tcPr>
+          <w:p>
+            <w:pPr>
+              <w:pStyle w:val="Contenidotabla"/>
+            </w:pPr>
+            <w:r>
               <w:t>JOSÉ GERARDO LUÉVANOS JIMÉNEZ</w:t>
             </w:r>
           </w:p>
@@ -697,25 +562,22 @@
               <w:left w:val="thinThickLargeGap" w:sz="6" w:space="0" w:color="808080"/>
               <w:bottom w:val="thinThickLargeGap" w:sz="6" w:space="0" w:color="808080"/>
               <w:right w:val="thinThickLargeGap" w:sz="6" w:space="0" w:color="808080"/>
-              <w:insideH w:val="thinThickLargeGap" w:sz="6" w:space="0" w:color="808080"/>
-              <w:insideV w:val="thinThickLargeGap" w:sz="6" w:space="0" w:color="808080"/>
-            </w:tcBorders>
-            <w:shd w:fill="auto" w:val="clear"/>
+            </w:tcBorders>
+            <w:shd w:val="clear" w:color="auto" w:fill="auto"/>
           </w:tcPr>
           <w:p>
             <w:pPr>
               <w:pStyle w:val="Encabezadotabla"/>
               <w:jc w:val="center"/>
               <w:rPr>
-                <w:b w:val="false"/>
-                <w:b w:val="false"/>
+                <w:b w:val="0"/>
                 <w:sz w:val="20"/>
                 <w:szCs w:val="20"/>
               </w:rPr>
             </w:pPr>
             <w:r>
               <w:rPr>
-                <w:b w:val="false"/>
+                <w:b w:val="0"/>
                 <w:sz w:val="20"/>
                 <w:szCs w:val="20"/>
               </w:rPr>
@@ -731,19 +593,15 @@
               <w:left w:val="thinThickLargeGap" w:sz="6" w:space="0" w:color="808080"/>
               <w:bottom w:val="thinThickLargeGap" w:sz="6" w:space="0" w:color="808080"/>
               <w:right w:val="thinThickLargeGap" w:sz="6" w:space="0" w:color="808080"/>
-              <w:insideH w:val="thinThickLargeGap" w:sz="6" w:space="0" w:color="808080"/>
-              <w:insideV w:val="thinThickLargeGap" w:sz="6" w:space="0" w:color="808080"/>
-            </w:tcBorders>
-            <w:shd w:fill="auto" w:val="clear"/>
-          </w:tcPr>
-          <w:p>
-            <w:pPr>
-              <w:pStyle w:val="Contenidotabla"/>
-              <w:jc w:val="center"/>
-              <w:rPr/>
-            </w:pPr>
-            <w:r>
-              <w:rPr/>
+            </w:tcBorders>
+            <w:shd w:val="clear" w:color="auto" w:fill="auto"/>
+          </w:tcPr>
+          <w:p>
+            <w:pPr>
+              <w:pStyle w:val="Contenidotabla"/>
+              <w:jc w:val="center"/>
+            </w:pPr>
+            <w:r>
               <w:t>G.SOPORTE</w:t>
             </w:r>
           </w:p>
@@ -756,25 +614,18 @@
               <w:left w:val="thinThickLargeGap" w:sz="6" w:space="0" w:color="808080"/>
               <w:bottom w:val="thinThickLargeGap" w:sz="6" w:space="0" w:color="808080"/>
               <w:right w:val="thinThickLargeGap" w:sz="6" w:space="0" w:color="808080"/>
-              <w:insideH w:val="thinThickLargeGap" w:sz="6" w:space="0" w:color="808080"/>
-              <w:insideV w:val="thinThickLargeGap" w:sz="6" w:space="0" w:color="808080"/>
-            </w:tcBorders>
-            <w:shd w:fill="auto" w:val="clear"/>
-          </w:tcPr>
-          <w:p>
-            <w:pPr>
-              <w:pStyle w:val="Contenidotabla"/>
-              <w:jc w:val="center"/>
-              <w:rPr/>
-            </w:pPr>
-            <w:r>
-              <w:rPr/>
-            </w:r>
+            </w:tcBorders>
+            <w:shd w:val="clear" w:color="auto" w:fill="auto"/>
+          </w:tcPr>
+          <w:p>
+            <w:pPr>
+              <w:pStyle w:val="Contenidotabla"/>
+              <w:jc w:val="center"/>
+            </w:pPr>
           </w:p>
         </w:tc>
       </w:tr>
       <w:tr>
-        <w:trPr/>
         <w:tc>
           <w:tcPr>
             <w:tcW w:w="4932" w:type="dxa"/>
@@ -783,18 +634,14 @@
               <w:left w:val="thinThickLargeGap" w:sz="6" w:space="0" w:color="808080"/>
               <w:bottom w:val="thinThickLargeGap" w:sz="6" w:space="0" w:color="808080"/>
               <w:right w:val="thinThickLargeGap" w:sz="6" w:space="0" w:color="808080"/>
-              <w:insideH w:val="thinThickLargeGap" w:sz="6" w:space="0" w:color="808080"/>
-              <w:insideV w:val="thinThickLargeGap" w:sz="6" w:space="0" w:color="808080"/>
-            </w:tcBorders>
-            <w:shd w:fill="auto" w:val="clear"/>
-          </w:tcPr>
-          <w:p>
-            <w:pPr>
-              <w:pStyle w:val="Contenidotabla"/>
-              <w:rPr/>
-            </w:pPr>
-            <w:r>
-              <w:rPr/>
+            </w:tcBorders>
+            <w:shd w:val="clear" w:color="auto" w:fill="auto"/>
+          </w:tcPr>
+          <w:p>
+            <w:pPr>
+              <w:pStyle w:val="Contenidotabla"/>
+            </w:pPr>
+            <w:r>
               <w:t>EDWIN GABRIEL ZARATE GONZÁLEZ</w:t>
             </w:r>
           </w:p>
@@ -807,10 +654,8 @@
               <w:left w:val="thinThickLargeGap" w:sz="6" w:space="0" w:color="808080"/>
               <w:bottom w:val="thinThickLargeGap" w:sz="6" w:space="0" w:color="808080"/>
               <w:right w:val="thinThickLargeGap" w:sz="6" w:space="0" w:color="808080"/>
-              <w:insideH w:val="thinThickLargeGap" w:sz="6" w:space="0" w:color="808080"/>
-              <w:insideV w:val="thinThickLargeGap" w:sz="6" w:space="0" w:color="808080"/>
-            </w:tcBorders>
-            <w:shd w:fill="auto" w:val="clear"/>
+            </w:tcBorders>
+            <w:shd w:val="clear" w:color="auto" w:fill="auto"/>
           </w:tcPr>
           <w:p>
             <w:pPr>
@@ -836,19 +681,15 @@
               <w:left w:val="thinThickLargeGap" w:sz="6" w:space="0" w:color="808080"/>
               <w:bottom w:val="thinThickLargeGap" w:sz="6" w:space="0" w:color="808080"/>
               <w:right w:val="thinThickLargeGap" w:sz="6" w:space="0" w:color="808080"/>
-              <w:insideH w:val="thinThickLargeGap" w:sz="6" w:space="0" w:color="808080"/>
-              <w:insideV w:val="thinThickLargeGap" w:sz="6" w:space="0" w:color="808080"/>
-            </w:tcBorders>
-            <w:shd w:fill="auto" w:val="clear"/>
-          </w:tcPr>
-          <w:p>
-            <w:pPr>
-              <w:pStyle w:val="Contenidotabla"/>
-              <w:jc w:val="center"/>
-              <w:rPr/>
-            </w:pPr>
-            <w:r>
-              <w:rPr/>
+            </w:tcBorders>
+            <w:shd w:val="clear" w:color="auto" w:fill="auto"/>
+          </w:tcPr>
+          <w:p>
+            <w:pPr>
+              <w:pStyle w:val="Contenidotabla"/>
+              <w:jc w:val="center"/>
+            </w:pPr>
+            <w:r>
               <w:t>LÍDER DE P.</w:t>
             </w:r>
           </w:p>
@@ -861,25 +702,18 @@
               <w:left w:val="thinThickLargeGap" w:sz="6" w:space="0" w:color="808080"/>
               <w:bottom w:val="thinThickLargeGap" w:sz="6" w:space="0" w:color="808080"/>
               <w:right w:val="thinThickLargeGap" w:sz="6" w:space="0" w:color="808080"/>
-              <w:insideH w:val="thinThickLargeGap" w:sz="6" w:space="0" w:color="808080"/>
-              <w:insideV w:val="thinThickLargeGap" w:sz="6" w:space="0" w:color="808080"/>
-            </w:tcBorders>
-            <w:shd w:fill="auto" w:val="clear"/>
-          </w:tcPr>
-          <w:p>
-            <w:pPr>
-              <w:pStyle w:val="Contenidotabla"/>
-              <w:jc w:val="center"/>
-              <w:rPr/>
-            </w:pPr>
-            <w:r>
-              <w:rPr/>
-            </w:r>
+            </w:tcBorders>
+            <w:shd w:val="clear" w:color="auto" w:fill="auto"/>
+          </w:tcPr>
+          <w:p>
+            <w:pPr>
+              <w:pStyle w:val="Contenidotabla"/>
+              <w:jc w:val="center"/>
+            </w:pPr>
           </w:p>
         </w:tc>
       </w:tr>
       <w:tr>
-        <w:trPr/>
         <w:tc>
           <w:tcPr>
             <w:tcW w:w="4932" w:type="dxa"/>
@@ -888,10 +722,8 @@
               <w:left w:val="thinThickLargeGap" w:sz="6" w:space="0" w:color="808080"/>
               <w:bottom w:val="thinThickLargeGap" w:sz="6" w:space="0" w:color="808080"/>
               <w:right w:val="thinThickLargeGap" w:sz="6" w:space="0" w:color="808080"/>
-              <w:insideH w:val="thinThickLargeGap" w:sz="6" w:space="0" w:color="808080"/>
-              <w:insideV w:val="thinThickLargeGap" w:sz="6" w:space="0" w:color="808080"/>
-            </w:tcBorders>
-            <w:shd w:fill="auto" w:val="clear"/>
+            </w:tcBorders>
+            <w:shd w:val="clear" w:color="auto" w:fill="auto"/>
           </w:tcPr>
           <w:p>
             <w:pPr>
@@ -916,19 +748,15 @@
               <w:left w:val="thinThickLargeGap" w:sz="6" w:space="0" w:color="808080"/>
               <w:bottom w:val="thinThickLargeGap" w:sz="6" w:space="0" w:color="808080"/>
               <w:right w:val="thinThickLargeGap" w:sz="6" w:space="0" w:color="808080"/>
-              <w:insideH w:val="thinThickLargeGap" w:sz="6" w:space="0" w:color="808080"/>
-              <w:insideV w:val="thinThickLargeGap" w:sz="6" w:space="0" w:color="808080"/>
-            </w:tcBorders>
-            <w:shd w:fill="auto" w:val="clear"/>
-          </w:tcPr>
-          <w:p>
-            <w:pPr>
-              <w:pStyle w:val="Contenidotabla"/>
-              <w:jc w:val="center"/>
-              <w:rPr/>
-            </w:pPr>
-            <w:r>
-              <w:rPr/>
+            </w:tcBorders>
+            <w:shd w:val="clear" w:color="auto" w:fill="auto"/>
+          </w:tcPr>
+          <w:p>
+            <w:pPr>
+              <w:pStyle w:val="Contenidotabla"/>
+              <w:jc w:val="center"/>
+            </w:pPr>
+            <w:r>
               <w:t>JABA</w:t>
             </w:r>
           </w:p>
@@ -941,19 +769,15 @@
               <w:left w:val="thinThickLargeGap" w:sz="6" w:space="0" w:color="808080"/>
               <w:bottom w:val="thinThickLargeGap" w:sz="6" w:space="0" w:color="808080"/>
               <w:right w:val="thinThickLargeGap" w:sz="6" w:space="0" w:color="808080"/>
-              <w:insideH w:val="thinThickLargeGap" w:sz="6" w:space="0" w:color="808080"/>
-              <w:insideV w:val="thinThickLargeGap" w:sz="6" w:space="0" w:color="808080"/>
-            </w:tcBorders>
-            <w:shd w:fill="auto" w:val="clear"/>
-          </w:tcPr>
-          <w:p>
-            <w:pPr>
-              <w:pStyle w:val="Contenidotabla"/>
-              <w:jc w:val="center"/>
-              <w:rPr/>
-            </w:pPr>
-            <w:r>
-              <w:rPr/>
+            </w:tcBorders>
+            <w:shd w:val="clear" w:color="auto" w:fill="auto"/>
+          </w:tcPr>
+          <w:p>
+            <w:pPr>
+              <w:pStyle w:val="Contenidotabla"/>
+              <w:jc w:val="center"/>
+            </w:pPr>
+            <w:r>
               <w:t>PARTICIPANTE</w:t>
             </w:r>
           </w:p>
@@ -966,25 +790,18 @@
               <w:left w:val="thinThickLargeGap" w:sz="6" w:space="0" w:color="808080"/>
               <w:bottom w:val="thinThickLargeGap" w:sz="6" w:space="0" w:color="808080"/>
               <w:right w:val="thinThickLargeGap" w:sz="6" w:space="0" w:color="808080"/>
-              <w:insideH w:val="thinThickLargeGap" w:sz="6" w:space="0" w:color="808080"/>
-              <w:insideV w:val="thinThickLargeGap" w:sz="6" w:space="0" w:color="808080"/>
-            </w:tcBorders>
-            <w:shd w:fill="auto" w:val="clear"/>
-          </w:tcPr>
-          <w:p>
-            <w:pPr>
-              <w:pStyle w:val="Contenidotabla"/>
-              <w:jc w:val="center"/>
-              <w:rPr/>
-            </w:pPr>
-            <w:r>
-              <w:rPr/>
-            </w:r>
+            </w:tcBorders>
+            <w:shd w:val="clear" w:color="auto" w:fill="auto"/>
+          </w:tcPr>
+          <w:p>
+            <w:pPr>
+              <w:pStyle w:val="Contenidotabla"/>
+              <w:jc w:val="center"/>
+            </w:pPr>
           </w:p>
         </w:tc>
       </w:tr>
       <w:tr>
-        <w:trPr/>
         <w:tc>
           <w:tcPr>
             <w:tcW w:w="4932" w:type="dxa"/>
@@ -993,18 +810,14 @@
               <w:left w:val="thinThickLargeGap" w:sz="6" w:space="0" w:color="808080"/>
               <w:bottom w:val="thinThickLargeGap" w:sz="6" w:space="0" w:color="808080"/>
               <w:right w:val="thinThickLargeGap" w:sz="6" w:space="0" w:color="808080"/>
-              <w:insideH w:val="thinThickLargeGap" w:sz="6" w:space="0" w:color="808080"/>
-              <w:insideV w:val="thinThickLargeGap" w:sz="6" w:space="0" w:color="808080"/>
-            </w:tcBorders>
-            <w:shd w:fill="auto" w:val="clear"/>
-          </w:tcPr>
-          <w:p>
-            <w:pPr>
-              <w:pStyle w:val="Contenidotabla"/>
-              <w:rPr/>
-            </w:pPr>
-            <w:r>
-              <w:rPr/>
+            </w:tcBorders>
+            <w:shd w:val="clear" w:color="auto" w:fill="auto"/>
+          </w:tcPr>
+          <w:p>
+            <w:pPr>
+              <w:pStyle w:val="Contenidotabla"/>
+            </w:pPr>
+            <w:r>
               <w:t>ERICKA JAZMÍN ROBES GÓMEZ</w:t>
             </w:r>
           </w:p>
@@ -1017,19 +830,15 @@
               <w:left w:val="thinThickLargeGap" w:sz="6" w:space="0" w:color="808080"/>
               <w:bottom w:val="thinThickLargeGap" w:sz="6" w:space="0" w:color="808080"/>
               <w:right w:val="thinThickLargeGap" w:sz="6" w:space="0" w:color="808080"/>
-              <w:insideH w:val="thinThickLargeGap" w:sz="6" w:space="0" w:color="808080"/>
-              <w:insideV w:val="thinThickLargeGap" w:sz="6" w:space="0" w:color="808080"/>
-            </w:tcBorders>
-            <w:shd w:fill="auto" w:val="clear"/>
-          </w:tcPr>
-          <w:p>
-            <w:pPr>
-              <w:pStyle w:val="Contenidotabla"/>
-              <w:jc w:val="center"/>
-              <w:rPr/>
-            </w:pPr>
-            <w:r>
-              <w:rPr/>
+            </w:tcBorders>
+            <w:shd w:val="clear" w:color="auto" w:fill="auto"/>
+          </w:tcPr>
+          <w:p>
+            <w:pPr>
+              <w:pStyle w:val="Contenidotabla"/>
+              <w:jc w:val="center"/>
+            </w:pPr>
+            <w:r>
               <w:t>EJRG</w:t>
             </w:r>
           </w:p>
@@ -1042,19 +851,15 @@
               <w:left w:val="thinThickLargeGap" w:sz="6" w:space="0" w:color="808080"/>
               <w:bottom w:val="thinThickLargeGap" w:sz="6" w:space="0" w:color="808080"/>
               <w:right w:val="thinThickLargeGap" w:sz="6" w:space="0" w:color="808080"/>
-              <w:insideH w:val="thinThickLargeGap" w:sz="6" w:space="0" w:color="808080"/>
-              <w:insideV w:val="thinThickLargeGap" w:sz="6" w:space="0" w:color="808080"/>
-            </w:tcBorders>
-            <w:shd w:fill="auto" w:val="clear"/>
-          </w:tcPr>
-          <w:p>
-            <w:pPr>
-              <w:pStyle w:val="Contenidotabla"/>
-              <w:jc w:val="center"/>
-              <w:rPr/>
-            </w:pPr>
-            <w:r>
-              <w:rPr/>
+            </w:tcBorders>
+            <w:shd w:val="clear" w:color="auto" w:fill="auto"/>
+          </w:tcPr>
+          <w:p>
+            <w:pPr>
+              <w:pStyle w:val="Contenidotabla"/>
+              <w:jc w:val="center"/>
+            </w:pPr>
+            <w:r>
               <w:t>PARTICIPANTE</w:t>
             </w:r>
           </w:p>
@@ -1067,25 +872,18 @@
               <w:left w:val="thinThickLargeGap" w:sz="6" w:space="0" w:color="808080"/>
               <w:bottom w:val="thinThickLargeGap" w:sz="6" w:space="0" w:color="808080"/>
               <w:right w:val="thinThickLargeGap" w:sz="6" w:space="0" w:color="808080"/>
-              <w:insideH w:val="thinThickLargeGap" w:sz="6" w:space="0" w:color="808080"/>
-              <w:insideV w:val="thinThickLargeGap" w:sz="6" w:space="0" w:color="808080"/>
-            </w:tcBorders>
-            <w:shd w:fill="auto" w:val="clear"/>
-          </w:tcPr>
-          <w:p>
-            <w:pPr>
-              <w:pStyle w:val="Contenidotabla"/>
-              <w:jc w:val="center"/>
-              <w:rPr/>
-            </w:pPr>
-            <w:r>
-              <w:rPr/>
-            </w:r>
+            </w:tcBorders>
+            <w:shd w:val="clear" w:color="auto" w:fill="auto"/>
+          </w:tcPr>
+          <w:p>
+            <w:pPr>
+              <w:pStyle w:val="Contenidotabla"/>
+              <w:jc w:val="center"/>
+            </w:pPr>
           </w:p>
         </w:tc>
       </w:tr>
       <w:tr>
-        <w:trPr/>
         <w:tc>
           <w:tcPr>
             <w:tcW w:w="4932" w:type="dxa"/>
@@ -1094,19 +892,18 @@
               <w:left w:val="thinThickLargeGap" w:sz="6" w:space="0" w:color="808080"/>
               <w:bottom w:val="thinThickLargeGap" w:sz="6" w:space="0" w:color="808080"/>
               <w:right w:val="thinThickLargeGap" w:sz="6" w:space="0" w:color="808080"/>
-              <w:insideH w:val="thinThickLargeGap" w:sz="6" w:space="0" w:color="808080"/>
-              <w:insideV w:val="thinThickLargeGap" w:sz="6" w:space="0" w:color="808080"/>
-            </w:tcBorders>
-            <w:shd w:fill="auto" w:val="clear"/>
-          </w:tcPr>
-          <w:p>
-            <w:pPr>
-              <w:pStyle w:val="Contenidotabla"/>
-              <w:rPr/>
-            </w:pPr>
-            <w:r>
-              <w:rPr/>
-              <w:t>SAÚL ROMÁN BARRAZA</w:t>
+            </w:tcBorders>
+            <w:shd w:val="clear" w:color="auto" w:fill="auto"/>
+          </w:tcPr>
+          <w:p>
+            <w:pPr>
+              <w:pStyle w:val="Contenidotabla"/>
+            </w:pPr>
+            <w:r>
+              <w:t xml:space="preserve">SAÚL ROMÁN </w:t>
+            </w:r>
+            <w:r>
+              <w:t>BARRAZA</w:t>
             </w:r>
           </w:p>
         </w:tc>
@@ -1118,19 +915,15 @@
               <w:left w:val="thinThickLargeGap" w:sz="6" w:space="0" w:color="808080"/>
               <w:bottom w:val="thinThickLargeGap" w:sz="6" w:space="0" w:color="808080"/>
               <w:right w:val="thinThickLargeGap" w:sz="6" w:space="0" w:color="808080"/>
-              <w:insideH w:val="thinThickLargeGap" w:sz="6" w:space="0" w:color="808080"/>
-              <w:insideV w:val="thinThickLargeGap" w:sz="6" w:space="0" w:color="808080"/>
-            </w:tcBorders>
-            <w:shd w:fill="auto" w:val="clear"/>
-          </w:tcPr>
-          <w:p>
-            <w:pPr>
-              <w:pStyle w:val="Contenidotabla"/>
-              <w:jc w:val="center"/>
-              <w:rPr/>
-            </w:pPr>
-            <w:r>
-              <w:rPr/>
+            </w:tcBorders>
+            <w:shd w:val="clear" w:color="auto" w:fill="auto"/>
+          </w:tcPr>
+          <w:p>
+            <w:pPr>
+              <w:pStyle w:val="Contenidotabla"/>
+              <w:jc w:val="center"/>
+            </w:pPr>
+            <w:r>
               <w:t>SRB</w:t>
             </w:r>
           </w:p>
@@ -1143,19 +936,15 @@
               <w:left w:val="thinThickLargeGap" w:sz="6" w:space="0" w:color="808080"/>
               <w:bottom w:val="thinThickLargeGap" w:sz="6" w:space="0" w:color="808080"/>
               <w:right w:val="thinThickLargeGap" w:sz="6" w:space="0" w:color="808080"/>
-              <w:insideH w:val="thinThickLargeGap" w:sz="6" w:space="0" w:color="808080"/>
-              <w:insideV w:val="thinThickLargeGap" w:sz="6" w:space="0" w:color="808080"/>
-            </w:tcBorders>
-            <w:shd w:fill="auto" w:val="clear"/>
-          </w:tcPr>
-          <w:p>
-            <w:pPr>
-              <w:pStyle w:val="Contenidotabla"/>
-              <w:jc w:val="center"/>
-              <w:rPr/>
-            </w:pPr>
-            <w:r>
-              <w:rPr/>
+            </w:tcBorders>
+            <w:shd w:val="clear" w:color="auto" w:fill="auto"/>
+          </w:tcPr>
+          <w:p>
+            <w:pPr>
+              <w:pStyle w:val="Contenidotabla"/>
+              <w:jc w:val="center"/>
+            </w:pPr>
+            <w:r>
               <w:t>PARTICIPANTE</w:t>
             </w:r>
           </w:p>
@@ -1168,47 +957,23 @@
               <w:left w:val="thinThickLargeGap" w:sz="6" w:space="0" w:color="808080"/>
               <w:bottom w:val="thinThickLargeGap" w:sz="6" w:space="0" w:color="808080"/>
               <w:right w:val="thinThickLargeGap" w:sz="6" w:space="0" w:color="808080"/>
-              <w:insideH w:val="thinThickLargeGap" w:sz="6" w:space="0" w:color="808080"/>
-              <w:insideV w:val="thinThickLargeGap" w:sz="6" w:space="0" w:color="808080"/>
-            </w:tcBorders>
-            <w:shd w:fill="auto" w:val="clear"/>
-          </w:tcPr>
-          <w:p>
-            <w:pPr>
-              <w:pStyle w:val="Contenidotabla"/>
-              <w:jc w:val="center"/>
-              <w:rPr/>
-            </w:pPr>
-            <w:r>
-              <w:rPr/>
-            </w:r>
+            </w:tcBorders>
+            <w:shd w:val="clear" w:color="auto" w:fill="auto"/>
+          </w:tcPr>
+          <w:p>
+            <w:pPr>
+              <w:pStyle w:val="Contenidotabla"/>
+              <w:jc w:val="center"/>
+            </w:pPr>
           </w:p>
         </w:tc>
       </w:tr>
     </w:tbl>
-    <w:p>
-      <w:pPr>
-        <w:pStyle w:val="Normal"/>
-        <w:rPr/>
-      </w:pPr>
-      <w:r>
-        <w:rPr/>
-      </w:r>
-    </w:p>
-    <w:p>
-      <w:pPr>
-        <w:pStyle w:val="Normal"/>
-        <w:rPr/>
-      </w:pPr>
-      <w:r>
-        <w:rPr/>
-      </w:r>
-    </w:p>
+    <w:p/>
+    <w:p/>
     <w:tbl>
       <w:tblPr>
         <w:tblW w:w="9250" w:type="dxa"/>
-        <w:jc w:val="left"/>
-        <w:tblInd w:w="0" w:type="dxa"/>
         <w:tblBorders>
           <w:top w:val="thinThickLargeGap" w:sz="6" w:space="0" w:color="808080"/>
           <w:left w:val="thinThickLargeGap" w:sz="6" w:space="0" w:color="808080"/>
@@ -1218,20 +983,18 @@
           <w:insideV w:val="thinThickLargeGap" w:sz="6" w:space="0" w:color="808080"/>
         </w:tblBorders>
         <w:tblCellMar>
-          <w:top w:w="0" w:type="dxa"/>
           <w:left w:w="70" w:type="dxa"/>
-          <w:bottom w:w="0" w:type="dxa"/>
           <w:right w:w="70" w:type="dxa"/>
         </w:tblCellMar>
-        <w:tblLook w:noVBand="0" w:val="00a0" w:noHBand="0" w:lastColumn="0" w:firstColumn="1" w:lastRow="0" w:firstRow="1"/>
+        <w:tblLook w:val="00A0" w:firstRow="1" w:lastRow="0" w:firstColumn="1" w:lastColumn="0" w:noHBand="0" w:noVBand="0"/>
       </w:tblPr>
       <w:tblGrid>
-        <w:gridCol w:w="6549"/>
+        <w:gridCol w:w="6550"/>
         <w:gridCol w:w="2700"/>
       </w:tblGrid>
       <w:tr>
         <w:trPr>
-          <w:cantSplit w:val="true"/>
+          <w:cantSplit/>
         </w:trPr>
         <w:tc>
           <w:tcPr>
@@ -1242,25 +1005,20 @@
               <w:left w:val="thinThickLargeGap" w:sz="6" w:space="0" w:color="808080"/>
               <w:bottom w:val="thinThickLargeGap" w:sz="6" w:space="0" w:color="808080"/>
               <w:right w:val="thinThickLargeGap" w:sz="6" w:space="0" w:color="808080"/>
-              <w:insideH w:val="thinThickLargeGap" w:sz="6" w:space="0" w:color="808080"/>
-              <w:insideV w:val="thinThickLargeGap" w:sz="6" w:space="0" w:color="808080"/>
-            </w:tcBorders>
-            <w:shd w:fill="auto" w:val="clear"/>
+            </w:tcBorders>
+            <w:shd w:val="clear" w:color="auto" w:fill="auto"/>
           </w:tcPr>
           <w:p>
             <w:pPr>
               <w:pStyle w:val="Ttulo7"/>
-              <w:rPr/>
-            </w:pPr>
-            <w:r>
-              <w:rPr/>
+            </w:pPr>
+            <w:r>
               <w:t>PRE-REQUISITOS</w:t>
             </w:r>
           </w:p>
         </w:tc>
       </w:tr>
       <w:tr>
-        <w:trPr/>
         <w:tc>
           <w:tcPr>
             <w:tcW w:w="6549" w:type="dxa"/>
@@ -1269,17 +1027,13 @@
               <w:left w:val="thinThickLargeGap" w:sz="6" w:space="0" w:color="808080"/>
               <w:bottom w:val="thinThickLargeGap" w:sz="6" w:space="0" w:color="808080"/>
               <w:right w:val="thinThickLargeGap" w:sz="6" w:space="0" w:color="808080"/>
-              <w:insideH w:val="thinThickLargeGap" w:sz="6" w:space="0" w:color="808080"/>
-              <w:insideV w:val="thinThickLargeGap" w:sz="6" w:space="0" w:color="808080"/>
-            </w:tcBorders>
-            <w:shd w:fill="auto" w:val="clear"/>
-          </w:tcPr>
-          <w:p>
-            <w:pPr>
-              <w:pStyle w:val="Normal"/>
+            </w:tcBorders>
+            <w:shd w:val="clear" w:color="auto" w:fill="auto"/>
+          </w:tcPr>
+          <w:p>
+            <w:pPr>
               <w:jc w:val="center"/>
               <w:rPr>
-                <w:b/>
                 <w:b/>
                 <w:bCs/>
               </w:rPr>
@@ -1301,17 +1055,13 @@
               <w:left w:val="thinThickLargeGap" w:sz="6" w:space="0" w:color="808080"/>
               <w:bottom w:val="thinThickLargeGap" w:sz="6" w:space="0" w:color="808080"/>
               <w:right w:val="thinThickLargeGap" w:sz="6" w:space="0" w:color="808080"/>
-              <w:insideH w:val="thinThickLargeGap" w:sz="6" w:space="0" w:color="808080"/>
-              <w:insideV w:val="thinThickLargeGap" w:sz="6" w:space="0" w:color="808080"/>
-            </w:tcBorders>
-            <w:shd w:fill="auto" w:val="clear"/>
-          </w:tcPr>
-          <w:p>
-            <w:pPr>
-              <w:pStyle w:val="Normal"/>
+            </w:tcBorders>
+            <w:shd w:val="clear" w:color="auto" w:fill="auto"/>
+          </w:tcPr>
+          <w:p>
+            <w:pPr>
               <w:jc w:val="center"/>
               <w:rPr>
-                <w:b/>
                 <w:b/>
                 <w:bCs/>
               </w:rPr>
@@ -1327,7 +1077,6 @@
         </w:tc>
       </w:tr>
       <w:tr>
-        <w:trPr/>
         <w:tc>
           <w:tcPr>
             <w:tcW w:w="6549" w:type="dxa"/>
@@ -1336,18 +1085,14 @@
               <w:left w:val="thinThickLargeGap" w:sz="6" w:space="0" w:color="808080"/>
               <w:bottom w:val="thinThickLargeGap" w:sz="6" w:space="0" w:color="808080"/>
               <w:right w:val="thinThickLargeGap" w:sz="6" w:space="0" w:color="808080"/>
-              <w:insideH w:val="thinThickLargeGap" w:sz="6" w:space="0" w:color="808080"/>
-              <w:insideV w:val="thinThickLargeGap" w:sz="6" w:space="0" w:color="808080"/>
-            </w:tcBorders>
-            <w:shd w:fill="auto" w:val="clear"/>
-          </w:tcPr>
-          <w:p>
-            <w:pPr>
-              <w:pStyle w:val="Contenidotabla"/>
-              <w:rPr/>
-            </w:pPr>
-            <w:r>
-              <w:rPr/>
+            </w:tcBorders>
+            <w:shd w:val="clear" w:color="auto" w:fill="auto"/>
+          </w:tcPr>
+          <w:p>
+            <w:pPr>
+              <w:pStyle w:val="Contenidotabla"/>
+            </w:pPr>
+            <w:r>
               <w:t>1 LIBRETA DE RAYA</w:t>
             </w:r>
           </w:p>
@@ -1360,26 +1105,21 @@
               <w:left w:val="thinThickLargeGap" w:sz="6" w:space="0" w:color="808080"/>
               <w:bottom w:val="thinThickLargeGap" w:sz="6" w:space="0" w:color="808080"/>
               <w:right w:val="thinThickLargeGap" w:sz="6" w:space="0" w:color="808080"/>
-              <w:insideH w:val="thinThickLargeGap" w:sz="6" w:space="0" w:color="808080"/>
-              <w:insideV w:val="thinThickLargeGap" w:sz="6" w:space="0" w:color="808080"/>
-            </w:tcBorders>
-            <w:shd w:fill="auto" w:val="clear"/>
-          </w:tcPr>
-          <w:p>
-            <w:pPr>
-              <w:pStyle w:val="Contenidotabla"/>
-              <w:jc w:val="center"/>
-              <w:rPr/>
-            </w:pPr>
-            <w:r>
-              <w:rPr/>
+            </w:tcBorders>
+            <w:shd w:val="clear" w:color="auto" w:fill="auto"/>
+          </w:tcPr>
+          <w:p>
+            <w:pPr>
+              <w:pStyle w:val="Contenidotabla"/>
+              <w:jc w:val="center"/>
+            </w:pPr>
+            <w:r>
               <w:t>LÍDER DE EQUIPO</w:t>
             </w:r>
           </w:p>
         </w:tc>
       </w:tr>
       <w:tr>
-        <w:trPr/>
         <w:tc>
           <w:tcPr>
             <w:tcW w:w="6549" w:type="dxa"/>
@@ -1388,18 +1128,14 @@
               <w:left w:val="thinThickLargeGap" w:sz="6" w:space="0" w:color="808080"/>
               <w:bottom w:val="thinThickLargeGap" w:sz="6" w:space="0" w:color="808080"/>
               <w:right w:val="thinThickLargeGap" w:sz="6" w:space="0" w:color="808080"/>
-              <w:insideH w:val="thinThickLargeGap" w:sz="6" w:space="0" w:color="808080"/>
-              <w:insideV w:val="thinThickLargeGap" w:sz="6" w:space="0" w:color="808080"/>
-            </w:tcBorders>
-            <w:shd w:fill="auto" w:val="clear"/>
-          </w:tcPr>
-          <w:p>
-            <w:pPr>
-              <w:pStyle w:val="Contenidotabla"/>
-              <w:rPr/>
-            </w:pPr>
-            <w:r>
-              <w:rPr/>
+            </w:tcBorders>
+            <w:shd w:val="clear" w:color="auto" w:fill="auto"/>
+          </w:tcPr>
+          <w:p>
+            <w:pPr>
+              <w:pStyle w:val="Contenidotabla"/>
+            </w:pPr>
+            <w:r>
               <w:t xml:space="preserve">1 COMPUTADORA </w:t>
             </w:r>
           </w:p>
@@ -1412,26 +1148,21 @@
               <w:left w:val="thinThickLargeGap" w:sz="6" w:space="0" w:color="808080"/>
               <w:bottom w:val="thinThickLargeGap" w:sz="6" w:space="0" w:color="808080"/>
               <w:right w:val="thinThickLargeGap" w:sz="6" w:space="0" w:color="808080"/>
-              <w:insideH w:val="thinThickLargeGap" w:sz="6" w:space="0" w:color="808080"/>
-              <w:insideV w:val="thinThickLargeGap" w:sz="6" w:space="0" w:color="808080"/>
-            </w:tcBorders>
-            <w:shd w:fill="auto" w:val="clear"/>
-          </w:tcPr>
-          <w:p>
-            <w:pPr>
-              <w:pStyle w:val="Contenidotabla"/>
-              <w:jc w:val="center"/>
-              <w:rPr/>
-            </w:pPr>
-            <w:r>
-              <w:rPr/>
+            </w:tcBorders>
+            <w:shd w:val="clear" w:color="auto" w:fill="auto"/>
+          </w:tcPr>
+          <w:p>
+            <w:pPr>
+              <w:pStyle w:val="Contenidotabla"/>
+              <w:jc w:val="center"/>
+            </w:pPr>
+            <w:r>
               <w:t>GERENTE DE SOPORTE</w:t>
             </w:r>
           </w:p>
         </w:tc>
       </w:tr>
       <w:tr>
-        <w:trPr/>
         <w:tc>
           <w:tcPr>
             <w:tcW w:w="6549" w:type="dxa"/>
@@ -1440,19 +1171,13 @@
               <w:left w:val="thinThickLargeGap" w:sz="6" w:space="0" w:color="808080"/>
               <w:bottom w:val="thinThickLargeGap" w:sz="6" w:space="0" w:color="808080"/>
               <w:right w:val="thinThickLargeGap" w:sz="6" w:space="0" w:color="808080"/>
-              <w:insideH w:val="thinThickLargeGap" w:sz="6" w:space="0" w:color="808080"/>
-              <w:insideV w:val="thinThickLargeGap" w:sz="6" w:space="0" w:color="808080"/>
-            </w:tcBorders>
-            <w:shd w:fill="auto" w:val="clear"/>
-          </w:tcPr>
-          <w:p>
-            <w:pPr>
-              <w:pStyle w:val="Contenidotabla"/>
-              <w:rPr/>
-            </w:pPr>
-            <w:r>
-              <w:rPr/>
-            </w:r>
+            </w:tcBorders>
+            <w:shd w:val="clear" w:color="auto" w:fill="auto"/>
+          </w:tcPr>
+          <w:p>
+            <w:pPr>
+              <w:pStyle w:val="Contenidotabla"/>
+            </w:pPr>
           </w:p>
         </w:tc>
         <w:tc>
@@ -1463,25 +1188,18 @@
               <w:left w:val="thinThickLargeGap" w:sz="6" w:space="0" w:color="808080"/>
               <w:bottom w:val="thinThickLargeGap" w:sz="6" w:space="0" w:color="808080"/>
               <w:right w:val="thinThickLargeGap" w:sz="6" w:space="0" w:color="808080"/>
-              <w:insideH w:val="thinThickLargeGap" w:sz="6" w:space="0" w:color="808080"/>
-              <w:insideV w:val="thinThickLargeGap" w:sz="6" w:space="0" w:color="808080"/>
-            </w:tcBorders>
-            <w:shd w:fill="auto" w:val="clear"/>
-          </w:tcPr>
-          <w:p>
-            <w:pPr>
-              <w:pStyle w:val="Contenidotabla"/>
-              <w:jc w:val="center"/>
-              <w:rPr/>
-            </w:pPr>
-            <w:r>
-              <w:rPr/>
-            </w:r>
+            </w:tcBorders>
+            <w:shd w:val="clear" w:color="auto" w:fill="auto"/>
+          </w:tcPr>
+          <w:p>
+            <w:pPr>
+              <w:pStyle w:val="Contenidotabla"/>
+              <w:jc w:val="center"/>
+            </w:pPr>
           </w:p>
         </w:tc>
       </w:tr>
       <w:tr>
-        <w:trPr/>
         <w:tc>
           <w:tcPr>
             <w:tcW w:w="6549" w:type="dxa"/>
@@ -1490,19 +1208,13 @@
               <w:left w:val="thinThickLargeGap" w:sz="6" w:space="0" w:color="808080"/>
               <w:bottom w:val="thinThickLargeGap" w:sz="6" w:space="0" w:color="808080"/>
               <w:right w:val="thinThickLargeGap" w:sz="6" w:space="0" w:color="808080"/>
-              <w:insideH w:val="thinThickLargeGap" w:sz="6" w:space="0" w:color="808080"/>
-              <w:insideV w:val="thinThickLargeGap" w:sz="6" w:space="0" w:color="808080"/>
-            </w:tcBorders>
-            <w:shd w:fill="auto" w:val="clear"/>
-          </w:tcPr>
-          <w:p>
-            <w:pPr>
-              <w:pStyle w:val="Contenidotabla"/>
-              <w:rPr/>
-            </w:pPr>
-            <w:r>
-              <w:rPr/>
-            </w:r>
+            </w:tcBorders>
+            <w:shd w:val="clear" w:color="auto" w:fill="auto"/>
+          </w:tcPr>
+          <w:p>
+            <w:pPr>
+              <w:pStyle w:val="Contenidotabla"/>
+            </w:pPr>
           </w:p>
         </w:tc>
         <w:tc>
@@ -1513,45 +1225,26 @@
               <w:left w:val="thinThickLargeGap" w:sz="6" w:space="0" w:color="808080"/>
               <w:bottom w:val="thinThickLargeGap" w:sz="6" w:space="0" w:color="808080"/>
               <w:right w:val="thinThickLargeGap" w:sz="6" w:space="0" w:color="808080"/>
-              <w:insideH w:val="thinThickLargeGap" w:sz="6" w:space="0" w:color="808080"/>
-              <w:insideV w:val="thinThickLargeGap" w:sz="6" w:space="0" w:color="808080"/>
-            </w:tcBorders>
-            <w:shd w:fill="auto" w:val="clear"/>
-          </w:tcPr>
-          <w:p>
-            <w:pPr>
-              <w:pStyle w:val="Contenidotabla"/>
-              <w:jc w:val="center"/>
-              <w:rPr/>
-            </w:pPr>
-            <w:r>
-              <w:rPr/>
-            </w:r>
+            </w:tcBorders>
+            <w:shd w:val="clear" w:color="auto" w:fill="auto"/>
+          </w:tcPr>
+          <w:p>
+            <w:pPr>
+              <w:pStyle w:val="Contenidotabla"/>
+              <w:jc w:val="center"/>
+            </w:pPr>
           </w:p>
         </w:tc>
       </w:tr>
     </w:tbl>
     <w:p>
       <w:pPr>
-        <w:pStyle w:val="Normal"/>
         <w:rPr>
           <w:u w:val="single"/>
         </w:rPr>
       </w:pPr>
-      <w:r>
-        <w:rPr>
-          <w:u w:val="single"/>
-        </w:rPr>
-      </w:r>
     </w:p>
     <w:p>
-      <w:pPr>
-        <w:pStyle w:val="Normal"/>
-        <w:rPr/>
-      </w:pPr>
-      <w:r>
-        <w:rPr/>
-      </w:r>
       <w:r>
         <w:br w:type="page"/>
       </w:r>
@@ -1559,7 +1252,6 @@
     <w:tbl>
       <w:tblPr>
         <w:tblW w:w="9591" w:type="dxa"/>
-        <w:jc w:val="left"/>
         <w:tblInd w:w="-356" w:type="dxa"/>
         <w:tblBorders>
           <w:top w:val="thinThickLargeGap" w:sz="6" w:space="0" w:color="808080"/>
@@ -1570,54 +1262,45 @@
           <w:insideV w:val="thinThickLargeGap" w:sz="6" w:space="0" w:color="808080"/>
         </w:tblBorders>
         <w:tblCellMar>
-          <w:top w:w="0" w:type="dxa"/>
           <w:left w:w="70" w:type="dxa"/>
-          <w:bottom w:w="0" w:type="dxa"/>
           <w:right w:w="70" w:type="dxa"/>
         </w:tblCellMar>
-        <w:tblLook w:noVBand="0" w:val="00a0" w:noHBand="0" w:lastColumn="0" w:firstColumn="1" w:lastRow="0" w:firstRow="1"/>
+        <w:tblLook w:val="00A0" w:firstRow="1" w:lastRow="0" w:firstColumn="1" w:lastColumn="0" w:noHBand="0" w:noVBand="0"/>
       </w:tblPr>
       <w:tblGrid>
-        <w:gridCol w:w="566"/>
-        <w:gridCol w:w="710"/>
-        <w:gridCol w:w="567"/>
-        <w:gridCol w:w="1"/>
-        <w:gridCol w:w="561"/>
-        <w:gridCol w:w="572"/>
-        <w:gridCol w:w="1"/>
-        <w:gridCol w:w="565"/>
-        <w:gridCol w:w="2"/>
-        <w:gridCol w:w="4080"/>
-        <w:gridCol w:w="2"/>
-        <w:gridCol w:w="1962"/>
+        <w:gridCol w:w="560"/>
+        <w:gridCol w:w="706"/>
+        <w:gridCol w:w="843"/>
+        <w:gridCol w:w="562"/>
+        <w:gridCol w:w="571"/>
+        <w:gridCol w:w="554"/>
+        <w:gridCol w:w="3894"/>
+        <w:gridCol w:w="1901"/>
       </w:tblGrid>
       <w:tr>
         <w:trPr>
-          <w:cantSplit w:val="true"/>
+          <w:cantSplit/>
         </w:trPr>
         <w:tc>
           <w:tcPr>
             <w:tcW w:w="9589" w:type="dxa"/>
-            <w:gridSpan w:val="12"/>
-            <w:tcBorders>
-              <w:top w:val="thinThickLargeGap" w:sz="6" w:space="0" w:color="808080"/>
-              <w:left w:val="thinThickLargeGap" w:sz="6" w:space="0" w:color="808080"/>
-              <w:bottom w:val="thinThickLargeGap" w:sz="6" w:space="0" w:color="808080"/>
-              <w:right w:val="thinThickLargeGap" w:sz="6" w:space="0" w:color="808080"/>
-              <w:insideH w:val="thinThickLargeGap" w:sz="6" w:space="0" w:color="808080"/>
-              <w:insideV w:val="thinThickLargeGap" w:sz="6" w:space="0" w:color="808080"/>
-            </w:tcBorders>
-            <w:shd w:fill="auto" w:val="clear"/>
+            <w:gridSpan w:val="8"/>
+            <w:tcBorders>
+              <w:top w:val="thinThickLargeGap" w:sz="6" w:space="0" w:color="808080"/>
+              <w:left w:val="thinThickLargeGap" w:sz="6" w:space="0" w:color="808080"/>
+              <w:bottom w:val="thinThickLargeGap" w:sz="6" w:space="0" w:color="808080"/>
+              <w:right w:val="thinThickLargeGap" w:sz="6" w:space="0" w:color="808080"/>
+            </w:tcBorders>
+            <w:shd w:val="clear" w:color="auto" w:fill="auto"/>
           </w:tcPr>
           <w:p>
             <w:pPr>
               <w:pStyle w:val="Encabezadotabla"/>
               <w:pageBreakBefore/>
               <w:jc w:val="center"/>
-              <w:rPr/>
-            </w:pPr>
-            <w:r>
-              <w:rPr/>
+            </w:pPr>
+            <w:r>
+              <w:lastRenderedPageBreak/>
               <w:t>AGENDA</w:t>
             </w:r>
           </w:p>
@@ -1625,30 +1308,26 @@
       </w:tr>
       <w:tr>
         <w:trPr>
-          <w:cantSplit w:val="true"/>
+          <w:cantSplit/>
         </w:trPr>
         <w:tc>
           <w:tcPr>
             <w:tcW w:w="1844" w:type="dxa"/>
-            <w:gridSpan w:val="4"/>
-            <w:tcBorders>
-              <w:top w:val="thinThickLargeGap" w:sz="6" w:space="0" w:color="808080"/>
-              <w:left w:val="thinThickLargeGap" w:sz="6" w:space="0" w:color="808080"/>
-              <w:bottom w:val="thinThickLargeGap" w:sz="6" w:space="0" w:color="808080"/>
-              <w:right w:val="thinThickLargeGap" w:sz="6" w:space="0" w:color="808080"/>
-              <w:insideH w:val="thinThickLargeGap" w:sz="6" w:space="0" w:color="808080"/>
-              <w:insideV w:val="thinThickLargeGap" w:sz="6" w:space="0" w:color="808080"/>
-            </w:tcBorders>
-            <w:shd w:fill="auto" w:val="clear"/>
+            <w:gridSpan w:val="3"/>
+            <w:tcBorders>
+              <w:top w:val="thinThickLargeGap" w:sz="6" w:space="0" w:color="808080"/>
+              <w:left w:val="thinThickLargeGap" w:sz="6" w:space="0" w:color="808080"/>
+              <w:bottom w:val="thinThickLargeGap" w:sz="6" w:space="0" w:color="808080"/>
+              <w:right w:val="thinThickLargeGap" w:sz="6" w:space="0" w:color="808080"/>
+            </w:tcBorders>
+            <w:shd w:val="clear" w:color="auto" w:fill="auto"/>
           </w:tcPr>
           <w:p>
             <w:pPr>
               <w:pStyle w:val="Encabezadotabla"/>
               <w:jc w:val="center"/>
-              <w:rPr/>
-            </w:pPr>
-            <w:r>
-              <w:rPr/>
+            </w:pPr>
+            <w:r>
               <w:t>Hora de</w:t>
             </w:r>
           </w:p>
@@ -1656,25 +1335,21 @@
         <w:tc>
           <w:tcPr>
             <w:tcW w:w="1134" w:type="dxa"/>
-            <w:gridSpan w:val="3"/>
-            <w:tcBorders>
-              <w:top w:val="thinThickLargeGap" w:sz="6" w:space="0" w:color="808080"/>
-              <w:left w:val="thinThickLargeGap" w:sz="6" w:space="0" w:color="808080"/>
-              <w:bottom w:val="thinThickLargeGap" w:sz="6" w:space="0" w:color="808080"/>
-              <w:right w:val="thinThickLargeGap" w:sz="6" w:space="0" w:color="808080"/>
-              <w:insideH w:val="thinThickLargeGap" w:sz="6" w:space="0" w:color="808080"/>
-              <w:insideV w:val="thinThickLargeGap" w:sz="6" w:space="0" w:color="808080"/>
-            </w:tcBorders>
-            <w:shd w:fill="auto" w:val="clear"/>
+            <w:gridSpan w:val="2"/>
+            <w:tcBorders>
+              <w:top w:val="thinThickLargeGap" w:sz="6" w:space="0" w:color="808080"/>
+              <w:left w:val="thinThickLargeGap" w:sz="6" w:space="0" w:color="808080"/>
+              <w:bottom w:val="thinThickLargeGap" w:sz="6" w:space="0" w:color="808080"/>
+              <w:right w:val="thinThickLargeGap" w:sz="6" w:space="0" w:color="808080"/>
+            </w:tcBorders>
+            <w:shd w:val="clear" w:color="auto" w:fill="auto"/>
           </w:tcPr>
           <w:p>
             <w:pPr>
               <w:pStyle w:val="Encabezadotabla"/>
               <w:jc w:val="center"/>
-              <w:rPr/>
-            </w:pPr>
-            <w:r>
-              <w:rPr/>
+            </w:pPr>
+            <w:r>
               <w:t xml:space="preserve">Tiempo </w:t>
             </w:r>
             <w:r>
@@ -1688,26 +1363,21 @@
         <w:tc>
           <w:tcPr>
             <w:tcW w:w="567" w:type="dxa"/>
-            <w:gridSpan w:val="2"/>
-            <w:tcBorders>
-              <w:top w:val="thinThickLargeGap" w:sz="6" w:space="0" w:color="808080"/>
-              <w:left w:val="thinThickLargeGap" w:sz="6" w:space="0" w:color="808080"/>
-              <w:bottom w:val="thinThickLargeGap" w:sz="6" w:space="0" w:color="808080"/>
-              <w:right w:val="thinThickLargeGap" w:sz="6" w:space="0" w:color="808080"/>
-              <w:insideH w:val="thinThickLargeGap" w:sz="6" w:space="0" w:color="808080"/>
-              <w:insideV w:val="thinThickLargeGap" w:sz="6" w:space="0" w:color="808080"/>
-            </w:tcBorders>
-            <w:shd w:fill="auto" w:val="clear"/>
+            <w:tcBorders>
+              <w:top w:val="thinThickLargeGap" w:sz="6" w:space="0" w:color="808080"/>
+              <w:left w:val="thinThickLargeGap" w:sz="6" w:space="0" w:color="808080"/>
+              <w:bottom w:val="thinThickLargeGap" w:sz="6" w:space="0" w:color="808080"/>
+              <w:right w:val="thinThickLargeGap" w:sz="6" w:space="0" w:color="808080"/>
+            </w:tcBorders>
+            <w:shd w:val="clear" w:color="auto" w:fill="auto"/>
             <w:vAlign w:val="center"/>
           </w:tcPr>
           <w:p>
             <w:pPr>
               <w:pStyle w:val="Encabezadotabla"/>
               <w:jc w:val="center"/>
-              <w:rPr/>
-            </w:pPr>
-            <w:r>
-              <w:rPr/>
+            </w:pPr>
+            <w:r>
               <w:t>No</w:t>
             </w:r>
           </w:p>
@@ -1715,26 +1385,21 @@
         <w:tc>
           <w:tcPr>
             <w:tcW w:w="4082" w:type="dxa"/>
-            <w:gridSpan w:val="2"/>
-            <w:tcBorders>
-              <w:top w:val="thinThickLargeGap" w:sz="6" w:space="0" w:color="808080"/>
-              <w:left w:val="thinThickLargeGap" w:sz="6" w:space="0" w:color="808080"/>
-              <w:bottom w:val="thinThickLargeGap" w:sz="6" w:space="0" w:color="808080"/>
-              <w:right w:val="thinThickLargeGap" w:sz="6" w:space="0" w:color="808080"/>
-              <w:insideH w:val="thinThickLargeGap" w:sz="6" w:space="0" w:color="808080"/>
-              <w:insideV w:val="thinThickLargeGap" w:sz="6" w:space="0" w:color="808080"/>
-            </w:tcBorders>
-            <w:shd w:fill="auto" w:val="clear"/>
+            <w:tcBorders>
+              <w:top w:val="thinThickLargeGap" w:sz="6" w:space="0" w:color="808080"/>
+              <w:left w:val="thinThickLargeGap" w:sz="6" w:space="0" w:color="808080"/>
+              <w:bottom w:val="thinThickLargeGap" w:sz="6" w:space="0" w:color="808080"/>
+              <w:right w:val="thinThickLargeGap" w:sz="6" w:space="0" w:color="808080"/>
+            </w:tcBorders>
+            <w:shd w:val="clear" w:color="auto" w:fill="auto"/>
             <w:vAlign w:val="center"/>
           </w:tcPr>
           <w:p>
             <w:pPr>
               <w:pStyle w:val="Encabezadotabla"/>
               <w:jc w:val="center"/>
-              <w:rPr/>
-            </w:pPr>
-            <w:r>
-              <w:rPr/>
+            </w:pPr>
+            <w:r>
               <w:t>Temas</w:t>
             </w:r>
           </w:p>
@@ -1747,20 +1412,16 @@
               <w:left w:val="thinThickLargeGap" w:sz="6" w:space="0" w:color="808080"/>
               <w:bottom w:val="thinThickLargeGap" w:sz="6" w:space="0" w:color="808080"/>
               <w:right w:val="thinThickLargeGap" w:sz="6" w:space="0" w:color="808080"/>
-              <w:insideH w:val="thinThickLargeGap" w:sz="6" w:space="0" w:color="808080"/>
-              <w:insideV w:val="thinThickLargeGap" w:sz="6" w:space="0" w:color="808080"/>
-            </w:tcBorders>
-            <w:shd w:fill="auto" w:val="clear"/>
+            </w:tcBorders>
+            <w:shd w:val="clear" w:color="auto" w:fill="auto"/>
             <w:vAlign w:val="center"/>
           </w:tcPr>
           <w:p>
             <w:pPr>
               <w:pStyle w:val="Encabezadotabla"/>
               <w:jc w:val="center"/>
-              <w:rPr/>
-            </w:pPr>
-            <w:r>
-              <w:rPr/>
+            </w:pPr>
+            <w:r>
               <w:t>Encargado</w:t>
             </w:r>
           </w:p>
@@ -1768,7 +1429,7 @@
       </w:tr>
       <w:tr>
         <w:trPr>
-          <w:cantSplit w:val="true"/>
+          <w:cantSplit/>
         </w:trPr>
         <w:tc>
           <w:tcPr>
@@ -1778,19 +1439,15 @@
               <w:left w:val="thinThickLargeGap" w:sz="6" w:space="0" w:color="808080"/>
               <w:bottom w:val="thinThickLargeGap" w:sz="6" w:space="0" w:color="808080"/>
               <w:right w:val="double" w:sz="4" w:space="0" w:color="000000"/>
-              <w:insideH w:val="thinThickLargeGap" w:sz="6" w:space="0" w:color="808080"/>
-              <w:insideV w:val="double" w:sz="4" w:space="0" w:color="000000"/>
-            </w:tcBorders>
-            <w:shd w:fill="auto" w:val="clear"/>
+            </w:tcBorders>
+            <w:shd w:val="clear" w:color="auto" w:fill="auto"/>
           </w:tcPr>
           <w:p>
             <w:pPr>
               <w:pStyle w:val="Encabezadotabla"/>
               <w:jc w:val="center"/>
-              <w:rPr/>
-            </w:pPr>
-            <w:r>
-              <w:rPr/>
+            </w:pPr>
+            <w:r>
               <w:t>Dia</w:t>
             </w:r>
           </w:p>
@@ -1803,19 +1460,15 @@
               <w:left w:val="double" w:sz="4" w:space="0" w:color="000000"/>
               <w:bottom w:val="thinThickLargeGap" w:sz="6" w:space="0" w:color="808080"/>
               <w:right w:val="thinThickLargeGap" w:sz="6" w:space="0" w:color="808080"/>
-              <w:insideH w:val="thinThickLargeGap" w:sz="6" w:space="0" w:color="808080"/>
-              <w:insideV w:val="thinThickLargeGap" w:sz="6" w:space="0" w:color="808080"/>
-            </w:tcBorders>
-            <w:shd w:fill="auto" w:val="clear"/>
+            </w:tcBorders>
+            <w:shd w:val="clear" w:color="auto" w:fill="auto"/>
           </w:tcPr>
           <w:p>
             <w:pPr>
               <w:pStyle w:val="Encabezadotabla"/>
               <w:jc w:val="center"/>
-              <w:rPr/>
-            </w:pPr>
-            <w:r>
-              <w:rPr/>
+            </w:pPr>
+            <w:r>
               <w:t>Inicio</w:t>
             </w:r>
           </w:p>
@@ -1828,19 +1481,15 @@
               <w:left w:val="thinThickLargeGap" w:sz="6" w:space="0" w:color="808080"/>
               <w:bottom w:val="thinThickLargeGap" w:sz="6" w:space="0" w:color="808080"/>
               <w:right w:val="thinThickLargeGap" w:sz="6" w:space="0" w:color="808080"/>
-              <w:insideH w:val="thinThickLargeGap" w:sz="6" w:space="0" w:color="808080"/>
-              <w:insideV w:val="thinThickLargeGap" w:sz="6" w:space="0" w:color="808080"/>
-            </w:tcBorders>
-            <w:shd w:fill="auto" w:val="clear"/>
+            </w:tcBorders>
+            <w:shd w:val="clear" w:color="auto" w:fill="auto"/>
           </w:tcPr>
           <w:p>
             <w:pPr>
               <w:pStyle w:val="Encabezadotabla"/>
               <w:jc w:val="center"/>
-              <w:rPr/>
-            </w:pPr>
-            <w:r>
-              <w:rPr/>
+            </w:pPr>
+            <w:r>
               <w:t>Fin</w:t>
             </w:r>
           </w:p>
@@ -1848,25 +1497,20 @@
         <w:tc>
           <w:tcPr>
             <w:tcW w:w="562" w:type="dxa"/>
-            <w:gridSpan w:val="2"/>
-            <w:tcBorders>
-              <w:top w:val="thinThickLargeGap" w:sz="6" w:space="0" w:color="808080"/>
-              <w:left w:val="thinThickLargeGap" w:sz="6" w:space="0" w:color="808080"/>
-              <w:bottom w:val="thinThickLargeGap" w:sz="6" w:space="0" w:color="808080"/>
-              <w:right w:val="thinThickLargeGap" w:sz="6" w:space="0" w:color="808080"/>
-              <w:insideH w:val="thinThickLargeGap" w:sz="6" w:space="0" w:color="808080"/>
-              <w:insideV w:val="thinThickLargeGap" w:sz="6" w:space="0" w:color="808080"/>
-            </w:tcBorders>
-            <w:shd w:fill="auto" w:val="clear"/>
+            <w:tcBorders>
+              <w:top w:val="thinThickLargeGap" w:sz="6" w:space="0" w:color="808080"/>
+              <w:left w:val="thinThickLargeGap" w:sz="6" w:space="0" w:color="808080"/>
+              <w:bottom w:val="thinThickLargeGap" w:sz="6" w:space="0" w:color="808080"/>
+              <w:right w:val="thinThickLargeGap" w:sz="6" w:space="0" w:color="808080"/>
+            </w:tcBorders>
+            <w:shd w:val="clear" w:color="auto" w:fill="auto"/>
           </w:tcPr>
           <w:p>
             <w:pPr>
               <w:pStyle w:val="Encabezadotabla"/>
               <w:jc w:val="center"/>
-              <w:rPr/>
-            </w:pPr>
-            <w:r>
-              <w:rPr/>
+            </w:pPr>
+            <w:r>
               <w:t>Plan</w:t>
             </w:r>
           </w:p>
@@ -1879,19 +1523,15 @@
               <w:left w:val="thinThickLargeGap" w:sz="6" w:space="0" w:color="808080"/>
               <w:bottom w:val="thinThickLargeGap" w:sz="6" w:space="0" w:color="808080"/>
               <w:right w:val="thinThickLargeGap" w:sz="6" w:space="0" w:color="808080"/>
-              <w:insideH w:val="thinThickLargeGap" w:sz="6" w:space="0" w:color="808080"/>
-              <w:insideV w:val="thinThickLargeGap" w:sz="6" w:space="0" w:color="808080"/>
-            </w:tcBorders>
-            <w:shd w:fill="auto" w:val="clear"/>
+            </w:tcBorders>
+            <w:shd w:val="clear" w:color="auto" w:fill="auto"/>
           </w:tcPr>
           <w:p>
             <w:pPr>
               <w:pStyle w:val="Encabezadotabla"/>
               <w:jc w:val="center"/>
-              <w:rPr/>
-            </w:pPr>
-            <w:r>
-              <w:rPr/>
+            </w:pPr>
+            <w:r>
               <w:t>Real</w:t>
             </w:r>
           </w:p>
@@ -1899,16 +1539,13 @@
         <w:tc>
           <w:tcPr>
             <w:tcW w:w="566" w:type="dxa"/>
-            <w:gridSpan w:val="2"/>
-            <w:tcBorders>
-              <w:top w:val="thinThickLargeGap" w:sz="6" w:space="0" w:color="808080"/>
-              <w:left w:val="thinThickLargeGap" w:sz="6" w:space="0" w:color="808080"/>
-              <w:bottom w:val="thinThickLargeGap" w:sz="6" w:space="0" w:color="808080"/>
-              <w:right w:val="thinThickLargeGap" w:sz="6" w:space="0" w:color="808080"/>
-              <w:insideH w:val="thinThickLargeGap" w:sz="6" w:space="0" w:color="808080"/>
-              <w:insideV w:val="thinThickLargeGap" w:sz="6" w:space="0" w:color="808080"/>
-            </w:tcBorders>
-            <w:shd w:fill="auto" w:val="clear"/>
+            <w:tcBorders>
+              <w:top w:val="thinThickLargeGap" w:sz="6" w:space="0" w:color="808080"/>
+              <w:left w:val="thinThickLargeGap" w:sz="6" w:space="0" w:color="808080"/>
+              <w:bottom w:val="thinThickLargeGap" w:sz="6" w:space="0" w:color="808080"/>
+              <w:right w:val="thinThickLargeGap" w:sz="6" w:space="0" w:color="808080"/>
+            </w:tcBorders>
+            <w:shd w:val="clear" w:color="auto" w:fill="auto"/>
           </w:tcPr>
           <w:p>
             <w:pPr>
@@ -1919,27 +1556,40 @@
                 <w:sz w:val="22"/>
               </w:rPr>
             </w:pPr>
-            <w:r>
+          </w:p>
+        </w:tc>
+        <w:tc>
+          <w:tcPr>
+            <w:tcW w:w="4082" w:type="dxa"/>
+            <w:tcBorders>
+              <w:top w:val="thinThickLargeGap" w:sz="6" w:space="0" w:color="808080"/>
+              <w:left w:val="thinThickLargeGap" w:sz="6" w:space="0" w:color="808080"/>
+              <w:bottom w:val="thinThickLargeGap" w:sz="6" w:space="0" w:color="808080"/>
+              <w:right w:val="thinThickLargeGap" w:sz="6" w:space="0" w:color="808080"/>
+            </w:tcBorders>
+            <w:shd w:val="clear" w:color="auto" w:fill="auto"/>
+          </w:tcPr>
+          <w:p>
+            <w:pPr>
+              <w:pStyle w:val="Encabezadotabla"/>
+              <w:jc w:val="center"/>
               <w:rPr>
                 <w:rFonts w:ascii="Arial" w:hAnsi="Arial"/>
                 <w:sz w:val="22"/>
               </w:rPr>
-            </w:r>
-          </w:p>
-        </w:tc>
-        <w:tc>
-          <w:tcPr>
-            <w:tcW w:w="4082" w:type="dxa"/>
-            <w:gridSpan w:val="2"/>
-            <w:tcBorders>
-              <w:top w:val="thinThickLargeGap" w:sz="6" w:space="0" w:color="808080"/>
-              <w:left w:val="thinThickLargeGap" w:sz="6" w:space="0" w:color="808080"/>
-              <w:bottom w:val="thinThickLargeGap" w:sz="6" w:space="0" w:color="808080"/>
-              <w:right w:val="thinThickLargeGap" w:sz="6" w:space="0" w:color="808080"/>
-              <w:insideH w:val="thinThickLargeGap" w:sz="6" w:space="0" w:color="808080"/>
-              <w:insideV w:val="thinThickLargeGap" w:sz="6" w:space="0" w:color="808080"/>
-            </w:tcBorders>
-            <w:shd w:fill="auto" w:val="clear"/>
+            </w:pPr>
+          </w:p>
+        </w:tc>
+        <w:tc>
+          <w:tcPr>
+            <w:tcW w:w="1964" w:type="dxa"/>
+            <w:tcBorders>
+              <w:top w:val="thinThickLargeGap" w:sz="6" w:space="0" w:color="808080"/>
+              <w:left w:val="thinThickLargeGap" w:sz="6" w:space="0" w:color="808080"/>
+              <w:bottom w:val="thinThickLargeGap" w:sz="6" w:space="0" w:color="808080"/>
+              <w:right w:val="thinThickLargeGap" w:sz="6" w:space="0" w:color="808080"/>
+            </w:tcBorders>
+            <w:shd w:val="clear" w:color="auto" w:fill="auto"/>
           </w:tcPr>
           <w:p>
             <w:pPr>
@@ -1950,48 +1600,10 @@
                 <w:sz w:val="22"/>
               </w:rPr>
             </w:pPr>
-            <w:r>
-              <w:rPr>
-                <w:rFonts w:ascii="Arial" w:hAnsi="Arial"/>
-                <w:sz w:val="22"/>
-              </w:rPr>
-            </w:r>
-          </w:p>
-        </w:tc>
-        <w:tc>
-          <w:tcPr>
-            <w:tcW w:w="1964" w:type="dxa"/>
-            <w:gridSpan w:val="2"/>
-            <w:tcBorders>
-              <w:top w:val="thinThickLargeGap" w:sz="6" w:space="0" w:color="808080"/>
-              <w:left w:val="thinThickLargeGap" w:sz="6" w:space="0" w:color="808080"/>
-              <w:bottom w:val="thinThickLargeGap" w:sz="6" w:space="0" w:color="808080"/>
-              <w:right w:val="thinThickLargeGap" w:sz="6" w:space="0" w:color="808080"/>
-              <w:insideH w:val="thinThickLargeGap" w:sz="6" w:space="0" w:color="808080"/>
-              <w:insideV w:val="thinThickLargeGap" w:sz="6" w:space="0" w:color="808080"/>
-            </w:tcBorders>
-            <w:shd w:fill="auto" w:val="clear"/>
-          </w:tcPr>
-          <w:p>
-            <w:pPr>
-              <w:pStyle w:val="Encabezadotabla"/>
-              <w:jc w:val="center"/>
-              <w:rPr>
-                <w:rFonts w:ascii="Arial" w:hAnsi="Arial"/>
-                <w:sz w:val="22"/>
-              </w:rPr>
-            </w:pPr>
-            <w:r>
-              <w:rPr>
-                <w:rFonts w:ascii="Arial" w:hAnsi="Arial"/>
-                <w:sz w:val="22"/>
-              </w:rPr>
-            </w:r>
           </w:p>
         </w:tc>
       </w:tr>
       <w:tr>
-        <w:trPr/>
         <w:tc>
           <w:tcPr>
             <w:tcW w:w="566" w:type="dxa"/>
@@ -2001,78 +1613,50 @@
               <w:left w:val="thinThickLargeGap" w:sz="6" w:space="0" w:color="808080"/>
               <w:bottom w:val="thinThickLargeGap" w:sz="6" w:space="0" w:color="808080"/>
               <w:right w:val="double" w:sz="4" w:space="0" w:color="000000"/>
-              <w:insideH w:val="thinThickLargeGap" w:sz="6" w:space="0" w:color="808080"/>
-              <w:insideV w:val="double" w:sz="4" w:space="0" w:color="000000"/>
-            </w:tcBorders>
-            <w:shd w:fill="auto" w:val="clear"/>
-          </w:tcPr>
-          <w:p>
-            <w:pPr>
-              <w:pStyle w:val="Contenidotabla"/>
-              <w:rPr/>
-            </w:pPr>
-            <w:r>
-              <w:rPr/>
-            </w:r>
-          </w:p>
-          <w:p>
-            <w:pPr>
-              <w:pStyle w:val="Contenidotabla"/>
-              <w:rPr/>
-            </w:pPr>
-            <w:r>
-              <w:rPr/>
-              <w:t>29</w:t>
-            </w:r>
-            <w:r>
-              <w:rPr/>
-              <w:t>-01-2020</w:t>
-            </w:r>
-          </w:p>
-          <w:p>
-            <w:pPr>
-              <w:pStyle w:val="Contenidotabla"/>
-              <w:rPr/>
-            </w:pPr>
-            <w:r>
-              <w:rPr/>
-            </w:r>
-          </w:p>
-          <w:p>
-            <w:pPr>
-              <w:pStyle w:val="Contenidotabla"/>
-              <w:rPr/>
-            </w:pPr>
-            <w:r>
-              <w:rPr/>
-            </w:r>
-          </w:p>
-          <w:p>
-            <w:pPr>
-              <w:pStyle w:val="Contenidotabla"/>
-              <w:rPr/>
-            </w:pPr>
-            <w:r>
-              <w:rPr/>
-            </w:r>
-          </w:p>
-          <w:p>
-            <w:pPr>
-              <w:pStyle w:val="Contenidotabla"/>
-              <w:rPr/>
-            </w:pPr>
-            <w:r>
-              <w:rPr/>
+            </w:tcBorders>
+            <w:shd w:val="clear" w:color="auto" w:fill="auto"/>
+          </w:tcPr>
+          <w:p>
+            <w:pPr>
+              <w:pStyle w:val="Contenidotabla"/>
+            </w:pPr>
+          </w:p>
+          <w:p>
+            <w:pPr>
+              <w:pStyle w:val="Contenidotabla"/>
+            </w:pPr>
+            <w:r>
+              <w:t>29-01-2020</w:t>
+            </w:r>
+          </w:p>
+          <w:p>
+            <w:pPr>
+              <w:pStyle w:val="Contenidotabla"/>
+            </w:pPr>
+          </w:p>
+          <w:p>
+            <w:pPr>
+              <w:pStyle w:val="Contenidotabla"/>
+            </w:pPr>
+          </w:p>
+          <w:p>
+            <w:pPr>
+              <w:pStyle w:val="Contenidotabla"/>
+            </w:pPr>
+          </w:p>
+          <w:p>
+            <w:pPr>
+              <w:pStyle w:val="Contenidotabla"/>
+            </w:pPr>
+            <w:r>
               <w:t xml:space="preserve">   </w:t>
             </w:r>
           </w:p>
           <w:p>
             <w:pPr>
               <w:pStyle w:val="Contenidotabla"/>
-              <w:rPr/>
-            </w:pPr>
-            <w:r>
-              <w:rPr/>
+            </w:pPr>
+            <w:r>
               <w:t xml:space="preserve">   </w:t>
             </w:r>
           </w:p>
@@ -2085,171 +1669,123 @@
               <w:left w:val="double" w:sz="4" w:space="0" w:color="000000"/>
               <w:bottom w:val="thinThickLargeGap" w:sz="6" w:space="0" w:color="808080"/>
               <w:right w:val="thinThickLargeGap" w:sz="6" w:space="0" w:color="808080"/>
-              <w:insideH w:val="thinThickLargeGap" w:sz="6" w:space="0" w:color="808080"/>
-              <w:insideV w:val="thinThickLargeGap" w:sz="6" w:space="0" w:color="808080"/>
-            </w:tcBorders>
-            <w:shd w:fill="auto" w:val="clear"/>
-          </w:tcPr>
-          <w:p>
-            <w:pPr>
-              <w:pStyle w:val="Contenidotabla"/>
-              <w:jc w:val="center"/>
-              <w:rPr/>
-            </w:pPr>
-            <w:r>
-              <w:rPr/>
+            </w:tcBorders>
+            <w:shd w:val="clear" w:color="auto" w:fill="auto"/>
+          </w:tcPr>
+          <w:p>
+            <w:pPr>
+              <w:pStyle w:val="Contenidotabla"/>
+              <w:jc w:val="center"/>
+            </w:pPr>
+            <w:r>
+              <w:t>13:00 PM</w:t>
+            </w:r>
+          </w:p>
+        </w:tc>
+        <w:tc>
+          <w:tcPr>
+            <w:tcW w:w="567" w:type="dxa"/>
+            <w:tcBorders>
+              <w:top w:val="thinThickLargeGap" w:sz="6" w:space="0" w:color="808080"/>
+              <w:left w:val="thinThickLargeGap" w:sz="6" w:space="0" w:color="808080"/>
+              <w:bottom w:val="thinThickLargeGap" w:sz="6" w:space="0" w:color="808080"/>
+              <w:right w:val="thinThickLargeGap" w:sz="6" w:space="0" w:color="808080"/>
+            </w:tcBorders>
+            <w:shd w:val="clear" w:color="auto" w:fill="auto"/>
+          </w:tcPr>
+          <w:p>
+            <w:pPr>
+              <w:pStyle w:val="Contenidotabla"/>
+              <w:jc w:val="center"/>
+            </w:pPr>
+            <w:r>
+              <w:t>13</w:t>
+            </w:r>
+            <w:r>
+              <w:t>:15:PM</w:t>
+            </w:r>
+          </w:p>
+        </w:tc>
+        <w:tc>
+          <w:tcPr>
+            <w:tcW w:w="562" w:type="dxa"/>
+            <w:tcBorders>
+              <w:top w:val="thinThickLargeGap" w:sz="6" w:space="0" w:color="808080"/>
+              <w:left w:val="thinThickLargeGap" w:sz="6" w:space="0" w:color="808080"/>
+              <w:bottom w:val="thinThickLargeGap" w:sz="6" w:space="0" w:color="808080"/>
+              <w:right w:val="thinThickLargeGap" w:sz="6" w:space="0" w:color="808080"/>
+            </w:tcBorders>
+            <w:shd w:val="clear" w:color="auto" w:fill="auto"/>
+          </w:tcPr>
+          <w:p>
+            <w:pPr>
+              <w:pStyle w:val="Contenidotabla"/>
+              <w:jc w:val="center"/>
+            </w:pPr>
+            <w:r>
+              <w:t>15 MIN</w:t>
+            </w:r>
+          </w:p>
+        </w:tc>
+        <w:tc>
+          <w:tcPr>
+            <w:tcW w:w="572" w:type="dxa"/>
+            <w:tcBorders>
+              <w:top w:val="thinThickLargeGap" w:sz="6" w:space="0" w:color="808080"/>
+              <w:left w:val="thinThickLargeGap" w:sz="6" w:space="0" w:color="808080"/>
+              <w:bottom w:val="thinThickLargeGap" w:sz="6" w:space="0" w:color="808080"/>
+              <w:right w:val="thinThickLargeGap" w:sz="6" w:space="0" w:color="808080"/>
+            </w:tcBorders>
+            <w:shd w:val="clear" w:color="auto" w:fill="auto"/>
+          </w:tcPr>
+          <w:p>
+            <w:pPr>
+              <w:pStyle w:val="Contenidotabla"/>
+              <w:jc w:val="center"/>
+            </w:pPr>
+            <w:r>
+              <w:t>15 MIN</w:t>
+            </w:r>
+          </w:p>
+        </w:tc>
+        <w:tc>
+          <w:tcPr>
+            <w:tcW w:w="566" w:type="dxa"/>
+            <w:tcBorders>
+              <w:top w:val="thinThickLargeGap" w:sz="6" w:space="0" w:color="808080"/>
+              <w:left w:val="thinThickLargeGap" w:sz="6" w:space="0" w:color="808080"/>
+              <w:bottom w:val="thinThickLargeGap" w:sz="6" w:space="0" w:color="808080"/>
+              <w:right w:val="thinThickLargeGap" w:sz="6" w:space="0" w:color="808080"/>
+            </w:tcBorders>
+            <w:shd w:val="clear" w:color="auto" w:fill="auto"/>
+            <w:vAlign w:val="center"/>
+          </w:tcPr>
+          <w:p>
+            <w:pPr>
+              <w:pStyle w:val="Contenidotabla"/>
+              <w:jc w:val="center"/>
+            </w:pPr>
+            <w:r>
               <w:t>1</w:t>
             </w:r>
-            <w:r>
-              <w:rPr/>
-              <w:t>3</w:t>
-            </w:r>
-            <w:r>
-              <w:rPr/>
-              <w:t xml:space="preserve">:00 </w:t>
-            </w:r>
-            <w:r>
-              <w:rPr/>
-              <w:t>P</w:t>
-            </w:r>
-            <w:r>
-              <w:rPr/>
-              <w:t>M</w:t>
-            </w:r>
-          </w:p>
-        </w:tc>
-        <w:tc>
-          <w:tcPr>
-            <w:tcW w:w="567" w:type="dxa"/>
-            <w:tcBorders>
-              <w:top w:val="thinThickLargeGap" w:sz="6" w:space="0" w:color="808080"/>
-              <w:left w:val="thinThickLargeGap" w:sz="6" w:space="0" w:color="808080"/>
-              <w:bottom w:val="thinThickLargeGap" w:sz="6" w:space="0" w:color="808080"/>
-              <w:right w:val="thinThickLargeGap" w:sz="6" w:space="0" w:color="808080"/>
-              <w:insideH w:val="thinThickLargeGap" w:sz="6" w:space="0" w:color="808080"/>
-              <w:insideV w:val="thinThickLargeGap" w:sz="6" w:space="0" w:color="808080"/>
-            </w:tcBorders>
-            <w:shd w:fill="auto" w:val="clear"/>
-          </w:tcPr>
-          <w:p>
-            <w:pPr>
-              <w:pStyle w:val="Contenidotabla"/>
-              <w:jc w:val="center"/>
-              <w:rPr/>
-            </w:pPr>
-            <w:r>
-              <w:rPr/>
-              <w:t>1</w:t>
-            </w:r>
-            <w:r>
-              <w:rPr/>
-              <w:t>3</w:t>
-            </w:r>
-            <w:r>
-              <w:rPr/>
-              <w:t>:15:PM</w:t>
-            </w:r>
-          </w:p>
-        </w:tc>
-        <w:tc>
-          <w:tcPr>
-            <w:tcW w:w="562" w:type="dxa"/>
-            <w:gridSpan w:val="2"/>
-            <w:tcBorders>
-              <w:top w:val="thinThickLargeGap" w:sz="6" w:space="0" w:color="808080"/>
-              <w:left w:val="thinThickLargeGap" w:sz="6" w:space="0" w:color="808080"/>
-              <w:bottom w:val="thinThickLargeGap" w:sz="6" w:space="0" w:color="808080"/>
-              <w:right w:val="thinThickLargeGap" w:sz="6" w:space="0" w:color="808080"/>
-              <w:insideH w:val="thinThickLargeGap" w:sz="6" w:space="0" w:color="808080"/>
-              <w:insideV w:val="thinThickLargeGap" w:sz="6" w:space="0" w:color="808080"/>
-            </w:tcBorders>
-            <w:shd w:fill="auto" w:val="clear"/>
-          </w:tcPr>
-          <w:p>
-            <w:pPr>
-              <w:pStyle w:val="Contenidotabla"/>
-              <w:jc w:val="center"/>
-              <w:rPr/>
-            </w:pPr>
-            <w:r>
-              <w:rPr/>
-              <w:t>15 MIN</w:t>
-            </w:r>
-          </w:p>
-        </w:tc>
-        <w:tc>
-          <w:tcPr>
-            <w:tcW w:w="572" w:type="dxa"/>
-            <w:tcBorders>
-              <w:top w:val="thinThickLargeGap" w:sz="6" w:space="0" w:color="808080"/>
-              <w:left w:val="thinThickLargeGap" w:sz="6" w:space="0" w:color="808080"/>
-              <w:bottom w:val="thinThickLargeGap" w:sz="6" w:space="0" w:color="808080"/>
-              <w:right w:val="thinThickLargeGap" w:sz="6" w:space="0" w:color="808080"/>
-              <w:insideH w:val="thinThickLargeGap" w:sz="6" w:space="0" w:color="808080"/>
-              <w:insideV w:val="thinThickLargeGap" w:sz="6" w:space="0" w:color="808080"/>
-            </w:tcBorders>
-            <w:shd w:fill="auto" w:val="clear"/>
-          </w:tcPr>
-          <w:p>
-            <w:pPr>
-              <w:pStyle w:val="Contenidotabla"/>
-              <w:jc w:val="center"/>
-              <w:rPr/>
-            </w:pPr>
-            <w:r>
-              <w:rPr/>
-              <w:t>15 MIN</w:t>
-            </w:r>
-          </w:p>
-        </w:tc>
-        <w:tc>
-          <w:tcPr>
-            <w:tcW w:w="566" w:type="dxa"/>
-            <w:gridSpan w:val="2"/>
-            <w:tcBorders>
-              <w:top w:val="thinThickLargeGap" w:sz="6" w:space="0" w:color="808080"/>
-              <w:left w:val="thinThickLargeGap" w:sz="6" w:space="0" w:color="808080"/>
-              <w:bottom w:val="thinThickLargeGap" w:sz="6" w:space="0" w:color="808080"/>
-              <w:right w:val="thinThickLargeGap" w:sz="6" w:space="0" w:color="808080"/>
-              <w:insideH w:val="thinThickLargeGap" w:sz="6" w:space="0" w:color="808080"/>
-              <w:insideV w:val="thinThickLargeGap" w:sz="6" w:space="0" w:color="808080"/>
-            </w:tcBorders>
-            <w:shd w:fill="auto" w:val="clear"/>
-            <w:vAlign w:val="center"/>
-          </w:tcPr>
-          <w:p>
-            <w:pPr>
-              <w:pStyle w:val="Contenidotabla"/>
-              <w:jc w:val="center"/>
-              <w:rPr/>
-            </w:pPr>
-            <w:r>
-              <w:rPr/>
-              <w:t>1</w:t>
-            </w:r>
           </w:p>
         </w:tc>
         <w:tc>
           <w:tcPr>
             <w:tcW w:w="4082" w:type="dxa"/>
-            <w:gridSpan w:val="2"/>
-            <w:tcBorders>
-              <w:top w:val="thinThickLargeGap" w:sz="6" w:space="0" w:color="808080"/>
-              <w:left w:val="thinThickLargeGap" w:sz="6" w:space="0" w:color="808080"/>
-              <w:bottom w:val="thinThickLargeGap" w:sz="6" w:space="0" w:color="808080"/>
-              <w:right w:val="thinThickLargeGap" w:sz="6" w:space="0" w:color="808080"/>
-              <w:insideH w:val="thinThickLargeGap" w:sz="6" w:space="0" w:color="808080"/>
-              <w:insideV w:val="thinThickLargeGap" w:sz="6" w:space="0" w:color="808080"/>
-            </w:tcBorders>
-            <w:shd w:fill="auto" w:val="clear"/>
-          </w:tcPr>
-          <w:p>
-            <w:pPr>
-              <w:pStyle w:val="Contenidotabla"/>
-              <w:rPr/>
-            </w:pPr>
-            <w:r>
-              <w:rPr/>
+            <w:tcBorders>
+              <w:top w:val="thinThickLargeGap" w:sz="6" w:space="0" w:color="808080"/>
+              <w:left w:val="thinThickLargeGap" w:sz="6" w:space="0" w:color="808080"/>
+              <w:bottom w:val="thinThickLargeGap" w:sz="6" w:space="0" w:color="808080"/>
+              <w:right w:val="thinThickLargeGap" w:sz="6" w:space="0" w:color="808080"/>
+            </w:tcBorders>
+            <w:shd w:val="clear" w:color="auto" w:fill="auto"/>
+          </w:tcPr>
+          <w:p>
+            <w:pPr>
+              <w:pStyle w:val="Contenidotabla"/>
+            </w:pPr>
+            <w:r>
               <w:t>DELIMITAR ALCANCE DEL PROYECTO</w:t>
             </w:r>
           </w:p>
@@ -2257,55 +1793,43 @@
         <w:tc>
           <w:tcPr>
             <w:tcW w:w="1964" w:type="dxa"/>
-            <w:gridSpan w:val="2"/>
-            <w:tcBorders>
-              <w:top w:val="thinThickLargeGap" w:sz="6" w:space="0" w:color="808080"/>
-              <w:left w:val="thinThickLargeGap" w:sz="6" w:space="0" w:color="808080"/>
-              <w:bottom w:val="thinThickLargeGap" w:sz="6" w:space="0" w:color="808080"/>
-              <w:right w:val="thinThickLargeGap" w:sz="6" w:space="0" w:color="808080"/>
-              <w:insideH w:val="thinThickLargeGap" w:sz="6" w:space="0" w:color="808080"/>
-              <w:insideV w:val="thinThickLargeGap" w:sz="6" w:space="0" w:color="808080"/>
-            </w:tcBorders>
-            <w:shd w:fill="auto" w:val="clear"/>
-          </w:tcPr>
-          <w:p>
-            <w:pPr>
-              <w:pStyle w:val="Contenidotabla"/>
-              <w:jc w:val="center"/>
-              <w:rPr/>
-            </w:pPr>
-            <w:r>
-              <w:rPr/>
+            <w:tcBorders>
+              <w:top w:val="thinThickLargeGap" w:sz="6" w:space="0" w:color="808080"/>
+              <w:left w:val="thinThickLargeGap" w:sz="6" w:space="0" w:color="808080"/>
+              <w:bottom w:val="thinThickLargeGap" w:sz="6" w:space="0" w:color="808080"/>
+              <w:right w:val="thinThickLargeGap" w:sz="6" w:space="0" w:color="808080"/>
+            </w:tcBorders>
+            <w:shd w:val="clear" w:color="auto" w:fill="auto"/>
+          </w:tcPr>
+          <w:p>
+            <w:pPr>
+              <w:pStyle w:val="Contenidotabla"/>
+              <w:jc w:val="center"/>
+            </w:pPr>
+            <w:r>
               <w:t>LÍDER DE PROYECTO</w:t>
             </w:r>
           </w:p>
         </w:tc>
       </w:tr>
       <w:tr>
-        <w:trPr/>
         <w:tc>
           <w:tcPr>
             <w:tcW w:w="566" w:type="dxa"/>
-            <w:vMerge w:val="continue"/>
+            <w:vMerge/>
             <w:tcBorders>
               <w:top w:val="thinThickLargeGap" w:sz="6" w:space="0" w:color="808080"/>
               <w:left w:val="thinThickLargeGap" w:sz="6" w:space="0" w:color="808080"/>
               <w:bottom w:val="thinThickLargeGap" w:sz="6" w:space="0" w:color="808080"/>
               <w:right w:val="double" w:sz="4" w:space="0" w:color="000000"/>
-              <w:insideH w:val="thinThickLargeGap" w:sz="6" w:space="0" w:color="808080"/>
-              <w:insideV w:val="double" w:sz="4" w:space="0" w:color="000000"/>
-            </w:tcBorders>
-            <w:shd w:fill="auto" w:val="clear"/>
-          </w:tcPr>
-          <w:p>
-            <w:pPr>
-              <w:pStyle w:val="Contenidotabla"/>
-              <w:jc w:val="center"/>
-              <w:rPr/>
-            </w:pPr>
-            <w:r>
-              <w:rPr/>
-            </w:r>
+            </w:tcBorders>
+            <w:shd w:val="clear" w:color="auto" w:fill="auto"/>
+          </w:tcPr>
+          <w:p>
+            <w:pPr>
+              <w:pStyle w:val="Contenidotabla"/>
+              <w:jc w:val="center"/>
+            </w:pPr>
           </w:p>
         </w:tc>
         <w:tc>
@@ -2316,19 +1840,15 @@
               <w:left w:val="double" w:sz="4" w:space="0" w:color="000000"/>
               <w:bottom w:val="thinThickLargeGap" w:sz="6" w:space="0" w:color="808080"/>
               <w:right w:val="thinThickLargeGap" w:sz="6" w:space="0" w:color="808080"/>
-              <w:insideH w:val="thinThickLargeGap" w:sz="6" w:space="0" w:color="808080"/>
-              <w:insideV w:val="thinThickLargeGap" w:sz="6" w:space="0" w:color="808080"/>
-            </w:tcBorders>
-            <w:shd w:fill="auto" w:val="clear"/>
-          </w:tcPr>
-          <w:p>
-            <w:pPr>
-              <w:pStyle w:val="Contenidotabla"/>
-              <w:jc w:val="center"/>
-              <w:rPr/>
-            </w:pPr>
-            <w:r>
-              <w:rPr/>
+            </w:tcBorders>
+            <w:shd w:val="clear" w:color="auto" w:fill="auto"/>
+          </w:tcPr>
+          <w:p>
+            <w:pPr>
+              <w:pStyle w:val="Contenidotabla"/>
+              <w:jc w:val="center"/>
+            </w:pPr>
+            <w:r>
               <w:t>13:15 PM</w:t>
             </w:r>
           </w:p>
@@ -2341,19 +1861,15 @@
               <w:left w:val="thinThickLargeGap" w:sz="6" w:space="0" w:color="808080"/>
               <w:bottom w:val="thinThickLargeGap" w:sz="6" w:space="0" w:color="808080"/>
               <w:right w:val="thinThickLargeGap" w:sz="6" w:space="0" w:color="808080"/>
-              <w:insideH w:val="thinThickLargeGap" w:sz="6" w:space="0" w:color="808080"/>
-              <w:insideV w:val="thinThickLargeGap" w:sz="6" w:space="0" w:color="808080"/>
-            </w:tcBorders>
-            <w:shd w:fill="auto" w:val="clear"/>
-          </w:tcPr>
-          <w:p>
-            <w:pPr>
-              <w:pStyle w:val="Contenidotabla"/>
-              <w:jc w:val="center"/>
-              <w:rPr/>
-            </w:pPr>
-            <w:r>
-              <w:rPr/>
+            </w:tcBorders>
+            <w:shd w:val="clear" w:color="auto" w:fill="auto"/>
+          </w:tcPr>
+          <w:p>
+            <w:pPr>
+              <w:pStyle w:val="Contenidotabla"/>
+              <w:jc w:val="center"/>
+            </w:pPr>
+            <w:r>
               <w:t>13:30 PM</w:t>
             </w:r>
           </w:p>
@@ -2361,25 +1877,20 @@
         <w:tc>
           <w:tcPr>
             <w:tcW w:w="562" w:type="dxa"/>
-            <w:gridSpan w:val="2"/>
-            <w:tcBorders>
-              <w:top w:val="thinThickLargeGap" w:sz="6" w:space="0" w:color="808080"/>
-              <w:left w:val="thinThickLargeGap" w:sz="6" w:space="0" w:color="808080"/>
-              <w:bottom w:val="thinThickLargeGap" w:sz="6" w:space="0" w:color="808080"/>
-              <w:right w:val="thinThickLargeGap" w:sz="6" w:space="0" w:color="808080"/>
-              <w:insideH w:val="thinThickLargeGap" w:sz="6" w:space="0" w:color="808080"/>
-              <w:insideV w:val="thinThickLargeGap" w:sz="6" w:space="0" w:color="808080"/>
-            </w:tcBorders>
-            <w:shd w:fill="auto" w:val="clear"/>
-          </w:tcPr>
-          <w:p>
-            <w:pPr>
-              <w:pStyle w:val="Contenidotabla"/>
-              <w:jc w:val="center"/>
-              <w:rPr/>
-            </w:pPr>
-            <w:r>
-              <w:rPr/>
+            <w:tcBorders>
+              <w:top w:val="thinThickLargeGap" w:sz="6" w:space="0" w:color="808080"/>
+              <w:left w:val="thinThickLargeGap" w:sz="6" w:space="0" w:color="808080"/>
+              <w:bottom w:val="thinThickLargeGap" w:sz="6" w:space="0" w:color="808080"/>
+              <w:right w:val="thinThickLargeGap" w:sz="6" w:space="0" w:color="808080"/>
+            </w:tcBorders>
+            <w:shd w:val="clear" w:color="auto" w:fill="auto"/>
+          </w:tcPr>
+          <w:p>
+            <w:pPr>
+              <w:pStyle w:val="Contenidotabla"/>
+              <w:jc w:val="center"/>
+            </w:pPr>
+            <w:r>
               <w:t>15 MIN</w:t>
             </w:r>
           </w:p>
@@ -2392,19 +1903,15 @@
               <w:left w:val="thinThickLargeGap" w:sz="6" w:space="0" w:color="808080"/>
               <w:bottom w:val="thinThickLargeGap" w:sz="6" w:space="0" w:color="808080"/>
               <w:right w:val="thinThickLargeGap" w:sz="6" w:space="0" w:color="808080"/>
-              <w:insideH w:val="thinThickLargeGap" w:sz="6" w:space="0" w:color="808080"/>
-              <w:insideV w:val="thinThickLargeGap" w:sz="6" w:space="0" w:color="808080"/>
-            </w:tcBorders>
-            <w:shd w:fill="auto" w:val="clear"/>
-          </w:tcPr>
-          <w:p>
-            <w:pPr>
-              <w:pStyle w:val="Contenidotabla"/>
-              <w:jc w:val="center"/>
-              <w:rPr/>
-            </w:pPr>
-            <w:r>
-              <w:rPr/>
+            </w:tcBorders>
+            <w:shd w:val="clear" w:color="auto" w:fill="auto"/>
+          </w:tcPr>
+          <w:p>
+            <w:pPr>
+              <w:pStyle w:val="Contenidotabla"/>
+              <w:jc w:val="center"/>
+            </w:pPr>
+            <w:r>
               <w:t>15 MIN</w:t>
             </w:r>
           </w:p>
@@ -2412,26 +1919,21 @@
         <w:tc>
           <w:tcPr>
             <w:tcW w:w="566" w:type="dxa"/>
-            <w:gridSpan w:val="2"/>
-            <w:tcBorders>
-              <w:top w:val="thinThickLargeGap" w:sz="6" w:space="0" w:color="808080"/>
-              <w:left w:val="thinThickLargeGap" w:sz="6" w:space="0" w:color="808080"/>
-              <w:bottom w:val="thinThickLargeGap" w:sz="6" w:space="0" w:color="808080"/>
-              <w:right w:val="thinThickLargeGap" w:sz="6" w:space="0" w:color="808080"/>
-              <w:insideH w:val="thinThickLargeGap" w:sz="6" w:space="0" w:color="808080"/>
-              <w:insideV w:val="thinThickLargeGap" w:sz="6" w:space="0" w:color="808080"/>
-            </w:tcBorders>
-            <w:shd w:fill="auto" w:val="clear"/>
+            <w:tcBorders>
+              <w:top w:val="thinThickLargeGap" w:sz="6" w:space="0" w:color="808080"/>
+              <w:left w:val="thinThickLargeGap" w:sz="6" w:space="0" w:color="808080"/>
+              <w:bottom w:val="thinThickLargeGap" w:sz="6" w:space="0" w:color="808080"/>
+              <w:right w:val="thinThickLargeGap" w:sz="6" w:space="0" w:color="808080"/>
+            </w:tcBorders>
+            <w:shd w:val="clear" w:color="auto" w:fill="auto"/>
             <w:vAlign w:val="center"/>
           </w:tcPr>
           <w:p>
             <w:pPr>
               <w:pStyle w:val="Contenidotabla"/>
               <w:jc w:val="center"/>
-              <w:rPr/>
-            </w:pPr>
-            <w:r>
-              <w:rPr/>
+            </w:pPr>
+            <w:r>
               <w:t>2</w:t>
             </w:r>
           </w:p>
@@ -2439,24 +1941,19 @@
         <w:tc>
           <w:tcPr>
             <w:tcW w:w="4082" w:type="dxa"/>
-            <w:gridSpan w:val="2"/>
-            <w:tcBorders>
-              <w:top w:val="thinThickLargeGap" w:sz="6" w:space="0" w:color="808080"/>
-              <w:left w:val="thinThickLargeGap" w:sz="6" w:space="0" w:color="808080"/>
-              <w:bottom w:val="thinThickLargeGap" w:sz="6" w:space="0" w:color="808080"/>
-              <w:right w:val="thinThickLargeGap" w:sz="6" w:space="0" w:color="808080"/>
-              <w:insideH w:val="thinThickLargeGap" w:sz="6" w:space="0" w:color="808080"/>
-              <w:insideV w:val="thinThickLargeGap" w:sz="6" w:space="0" w:color="808080"/>
-            </w:tcBorders>
-            <w:shd w:fill="auto" w:val="clear"/>
-          </w:tcPr>
-          <w:p>
-            <w:pPr>
-              <w:pStyle w:val="Contenidotabla"/>
-              <w:rPr/>
-            </w:pPr>
-            <w:r>
-              <w:rPr/>
+            <w:tcBorders>
+              <w:top w:val="thinThickLargeGap" w:sz="6" w:space="0" w:color="808080"/>
+              <w:left w:val="thinThickLargeGap" w:sz="6" w:space="0" w:color="808080"/>
+              <w:bottom w:val="thinThickLargeGap" w:sz="6" w:space="0" w:color="808080"/>
+              <w:right w:val="thinThickLargeGap" w:sz="6" w:space="0" w:color="808080"/>
+            </w:tcBorders>
+            <w:shd w:val="clear" w:color="auto" w:fill="auto"/>
+          </w:tcPr>
+          <w:p>
+            <w:pPr>
+              <w:pStyle w:val="Contenidotabla"/>
+            </w:pPr>
+            <w:r>
               <w:t>DELIMITACIÓN DE MÓDULOS NECESARIOS</w:t>
             </w:r>
           </w:p>
@@ -2464,59 +1961,43 @@
         <w:tc>
           <w:tcPr>
             <w:tcW w:w="1964" w:type="dxa"/>
-            <w:gridSpan w:val="2"/>
-            <w:tcBorders>
-              <w:top w:val="thinThickLargeGap" w:sz="6" w:space="0" w:color="808080"/>
-              <w:left w:val="thinThickLargeGap" w:sz="6" w:space="0" w:color="808080"/>
-              <w:bottom w:val="thinThickLargeGap" w:sz="6" w:space="0" w:color="808080"/>
-              <w:right w:val="thinThickLargeGap" w:sz="6" w:space="0" w:color="808080"/>
-              <w:insideH w:val="thinThickLargeGap" w:sz="6" w:space="0" w:color="808080"/>
-              <w:insideV w:val="thinThickLargeGap" w:sz="6" w:space="0" w:color="808080"/>
-            </w:tcBorders>
-            <w:shd w:fill="auto" w:val="clear"/>
-          </w:tcPr>
-          <w:p>
-            <w:pPr>
-              <w:pStyle w:val="Contenidotabla"/>
-              <w:jc w:val="center"/>
-              <w:rPr/>
-            </w:pPr>
-            <w:r>
-              <w:rPr/>
-              <w:t xml:space="preserve">G. </w:t>
-            </w:r>
-            <w:r>
-              <w:rPr/>
-              <w:t>SOPORTE</w:t>
+            <w:tcBorders>
+              <w:top w:val="thinThickLargeGap" w:sz="6" w:space="0" w:color="808080"/>
+              <w:left w:val="thinThickLargeGap" w:sz="6" w:space="0" w:color="808080"/>
+              <w:bottom w:val="thinThickLargeGap" w:sz="6" w:space="0" w:color="808080"/>
+              <w:right w:val="thinThickLargeGap" w:sz="6" w:space="0" w:color="808080"/>
+            </w:tcBorders>
+            <w:shd w:val="clear" w:color="auto" w:fill="auto"/>
+          </w:tcPr>
+          <w:p>
+            <w:pPr>
+              <w:pStyle w:val="Contenidotabla"/>
+              <w:jc w:val="center"/>
+            </w:pPr>
+            <w:r>
+              <w:t>G. SOPORTE</w:t>
             </w:r>
           </w:p>
         </w:tc>
       </w:tr>
       <w:tr>
-        <w:trPr/>
         <w:tc>
           <w:tcPr>
             <w:tcW w:w="566" w:type="dxa"/>
-            <w:vMerge w:val="continue"/>
+            <w:vMerge/>
             <w:tcBorders>
               <w:top w:val="thinThickLargeGap" w:sz="6" w:space="0" w:color="808080"/>
               <w:left w:val="thinThickLargeGap" w:sz="6" w:space="0" w:color="808080"/>
               <w:bottom w:val="thinThickLargeGap" w:sz="6" w:space="0" w:color="808080"/>
               <w:right w:val="double" w:sz="4" w:space="0" w:color="000000"/>
-              <w:insideH w:val="thinThickLargeGap" w:sz="6" w:space="0" w:color="808080"/>
-              <w:insideV w:val="double" w:sz="4" w:space="0" w:color="000000"/>
-            </w:tcBorders>
-            <w:shd w:fill="auto" w:val="clear"/>
-          </w:tcPr>
-          <w:p>
-            <w:pPr>
-              <w:pStyle w:val="Contenidotabla"/>
-              <w:jc w:val="center"/>
-              <w:rPr/>
-            </w:pPr>
-            <w:r>
-              <w:rPr/>
-            </w:r>
+            </w:tcBorders>
+            <w:shd w:val="clear" w:color="auto" w:fill="auto"/>
+          </w:tcPr>
+          <w:p>
+            <w:pPr>
+              <w:pStyle w:val="Contenidotabla"/>
+              <w:jc w:val="center"/>
+            </w:pPr>
           </w:p>
         </w:tc>
         <w:tc>
@@ -2527,19 +2008,15 @@
               <w:left w:val="double" w:sz="4" w:space="0" w:color="000000"/>
               <w:bottom w:val="thinThickLargeGap" w:sz="6" w:space="0" w:color="808080"/>
               <w:right w:val="thinThickLargeGap" w:sz="6" w:space="0" w:color="808080"/>
-              <w:insideH w:val="thinThickLargeGap" w:sz="6" w:space="0" w:color="808080"/>
-              <w:insideV w:val="thinThickLargeGap" w:sz="6" w:space="0" w:color="808080"/>
-            </w:tcBorders>
-            <w:shd w:fill="auto" w:val="clear"/>
-          </w:tcPr>
-          <w:p>
-            <w:pPr>
-              <w:pStyle w:val="Contenidotabla"/>
-              <w:jc w:val="center"/>
-              <w:rPr/>
-            </w:pPr>
-            <w:r>
-              <w:rPr/>
+            </w:tcBorders>
+            <w:shd w:val="clear" w:color="auto" w:fill="auto"/>
+          </w:tcPr>
+          <w:p>
+            <w:pPr>
+              <w:pStyle w:val="Contenidotabla"/>
+              <w:jc w:val="center"/>
+            </w:pPr>
+            <w:r>
               <w:t>13:30 PM</w:t>
             </w:r>
           </w:p>
@@ -2552,19 +2029,15 @@
               <w:left w:val="thinThickLargeGap" w:sz="6" w:space="0" w:color="808080"/>
               <w:bottom w:val="thinThickLargeGap" w:sz="6" w:space="0" w:color="808080"/>
               <w:right w:val="thinThickLargeGap" w:sz="6" w:space="0" w:color="808080"/>
-              <w:insideH w:val="thinThickLargeGap" w:sz="6" w:space="0" w:color="808080"/>
-              <w:insideV w:val="thinThickLargeGap" w:sz="6" w:space="0" w:color="808080"/>
-            </w:tcBorders>
-            <w:shd w:fill="auto" w:val="clear"/>
-          </w:tcPr>
-          <w:p>
-            <w:pPr>
-              <w:pStyle w:val="Contenidotabla"/>
-              <w:jc w:val="center"/>
-              <w:rPr/>
-            </w:pPr>
-            <w:r>
-              <w:rPr/>
+            </w:tcBorders>
+            <w:shd w:val="clear" w:color="auto" w:fill="auto"/>
+          </w:tcPr>
+          <w:p>
+            <w:pPr>
+              <w:pStyle w:val="Contenidotabla"/>
+              <w:jc w:val="center"/>
+            </w:pPr>
+            <w:r>
               <w:t>13:45 PM</w:t>
             </w:r>
           </w:p>
@@ -2572,25 +2045,20 @@
         <w:tc>
           <w:tcPr>
             <w:tcW w:w="562" w:type="dxa"/>
-            <w:gridSpan w:val="2"/>
-            <w:tcBorders>
-              <w:top w:val="thinThickLargeGap" w:sz="6" w:space="0" w:color="808080"/>
-              <w:left w:val="thinThickLargeGap" w:sz="6" w:space="0" w:color="808080"/>
-              <w:bottom w:val="thinThickLargeGap" w:sz="6" w:space="0" w:color="808080"/>
-              <w:right w:val="thinThickLargeGap" w:sz="6" w:space="0" w:color="808080"/>
-              <w:insideH w:val="thinThickLargeGap" w:sz="6" w:space="0" w:color="808080"/>
-              <w:insideV w:val="thinThickLargeGap" w:sz="6" w:space="0" w:color="808080"/>
-            </w:tcBorders>
-            <w:shd w:fill="auto" w:val="clear"/>
-          </w:tcPr>
-          <w:p>
-            <w:pPr>
-              <w:pStyle w:val="Contenidotabla"/>
-              <w:jc w:val="center"/>
-              <w:rPr/>
-            </w:pPr>
-            <w:r>
-              <w:rPr/>
+            <w:tcBorders>
+              <w:top w:val="thinThickLargeGap" w:sz="6" w:space="0" w:color="808080"/>
+              <w:left w:val="thinThickLargeGap" w:sz="6" w:space="0" w:color="808080"/>
+              <w:bottom w:val="thinThickLargeGap" w:sz="6" w:space="0" w:color="808080"/>
+              <w:right w:val="thinThickLargeGap" w:sz="6" w:space="0" w:color="808080"/>
+            </w:tcBorders>
+            <w:shd w:val="clear" w:color="auto" w:fill="auto"/>
+          </w:tcPr>
+          <w:p>
+            <w:pPr>
+              <w:pStyle w:val="Contenidotabla"/>
+              <w:jc w:val="center"/>
+            </w:pPr>
+            <w:r>
               <w:t>15 MIN</w:t>
             </w:r>
           </w:p>
@@ -2603,19 +2071,15 @@
               <w:left w:val="thinThickLargeGap" w:sz="6" w:space="0" w:color="808080"/>
               <w:bottom w:val="thinThickLargeGap" w:sz="6" w:space="0" w:color="808080"/>
               <w:right w:val="thinThickLargeGap" w:sz="6" w:space="0" w:color="808080"/>
-              <w:insideH w:val="thinThickLargeGap" w:sz="6" w:space="0" w:color="808080"/>
-              <w:insideV w:val="thinThickLargeGap" w:sz="6" w:space="0" w:color="808080"/>
-            </w:tcBorders>
-            <w:shd w:fill="auto" w:val="clear"/>
-          </w:tcPr>
-          <w:p>
-            <w:pPr>
-              <w:pStyle w:val="Contenidotabla"/>
-              <w:jc w:val="center"/>
-              <w:rPr/>
-            </w:pPr>
-            <w:r>
-              <w:rPr/>
+            </w:tcBorders>
+            <w:shd w:val="clear" w:color="auto" w:fill="auto"/>
+          </w:tcPr>
+          <w:p>
+            <w:pPr>
+              <w:pStyle w:val="Contenidotabla"/>
+              <w:jc w:val="center"/>
+            </w:pPr>
+            <w:r>
               <w:t>15 MIN</w:t>
             </w:r>
           </w:p>
@@ -2623,25 +2087,20 @@
         <w:tc>
           <w:tcPr>
             <w:tcW w:w="566" w:type="dxa"/>
-            <w:gridSpan w:val="2"/>
-            <w:tcBorders>
-              <w:top w:val="thinThickLargeGap" w:sz="6" w:space="0" w:color="808080"/>
-              <w:left w:val="thinThickLargeGap" w:sz="6" w:space="0" w:color="808080"/>
-              <w:bottom w:val="thinThickLargeGap" w:sz="6" w:space="0" w:color="808080"/>
-              <w:right w:val="thinThickLargeGap" w:sz="6" w:space="0" w:color="808080"/>
-              <w:insideH w:val="thinThickLargeGap" w:sz="6" w:space="0" w:color="808080"/>
-              <w:insideV w:val="thinThickLargeGap" w:sz="6" w:space="0" w:color="808080"/>
-            </w:tcBorders>
-            <w:shd w:fill="auto" w:val="clear"/>
-          </w:tcPr>
-          <w:p>
-            <w:pPr>
-              <w:pStyle w:val="Contenidotabla"/>
-              <w:jc w:val="center"/>
-              <w:rPr/>
-            </w:pPr>
-            <w:r>
-              <w:rPr/>
+            <w:tcBorders>
+              <w:top w:val="thinThickLargeGap" w:sz="6" w:space="0" w:color="808080"/>
+              <w:left w:val="thinThickLargeGap" w:sz="6" w:space="0" w:color="808080"/>
+              <w:bottom w:val="thinThickLargeGap" w:sz="6" w:space="0" w:color="808080"/>
+              <w:right w:val="thinThickLargeGap" w:sz="6" w:space="0" w:color="808080"/>
+            </w:tcBorders>
+            <w:shd w:val="clear" w:color="auto" w:fill="auto"/>
+          </w:tcPr>
+          <w:p>
+            <w:pPr>
+              <w:pStyle w:val="Contenidotabla"/>
+              <w:jc w:val="center"/>
+            </w:pPr>
+            <w:r>
               <w:t>3</w:t>
             </w:r>
           </w:p>
@@ -2649,24 +2108,19 @@
         <w:tc>
           <w:tcPr>
             <w:tcW w:w="4082" w:type="dxa"/>
-            <w:gridSpan w:val="2"/>
-            <w:tcBorders>
-              <w:top w:val="thinThickLargeGap" w:sz="6" w:space="0" w:color="808080"/>
-              <w:left w:val="thinThickLargeGap" w:sz="6" w:space="0" w:color="808080"/>
-              <w:bottom w:val="thinThickLargeGap" w:sz="6" w:space="0" w:color="808080"/>
-              <w:right w:val="thinThickLargeGap" w:sz="6" w:space="0" w:color="808080"/>
-              <w:insideH w:val="thinThickLargeGap" w:sz="6" w:space="0" w:color="808080"/>
-              <w:insideV w:val="thinThickLargeGap" w:sz="6" w:space="0" w:color="808080"/>
-            </w:tcBorders>
-            <w:shd w:fill="auto" w:val="clear"/>
-          </w:tcPr>
-          <w:p>
-            <w:pPr>
-              <w:pStyle w:val="Contenidotabla"/>
-              <w:rPr/>
-            </w:pPr>
-            <w:r>
-              <w:rPr/>
+            <w:tcBorders>
+              <w:top w:val="thinThickLargeGap" w:sz="6" w:space="0" w:color="808080"/>
+              <w:left w:val="thinThickLargeGap" w:sz="6" w:space="0" w:color="808080"/>
+              <w:bottom w:val="thinThickLargeGap" w:sz="6" w:space="0" w:color="808080"/>
+              <w:right w:val="thinThickLargeGap" w:sz="6" w:space="0" w:color="808080"/>
+            </w:tcBorders>
+            <w:shd w:val="clear" w:color="auto" w:fill="auto"/>
+          </w:tcPr>
+          <w:p>
+            <w:pPr>
+              <w:pStyle w:val="Contenidotabla"/>
+            </w:pPr>
+            <w:r>
               <w:t>DELIMITACIÓN DE USUARIOS RESPONSABLES DEL USO DEL PROYECTO.</w:t>
             </w:r>
           </w:p>
@@ -2674,55 +2128,46 @@
         <w:tc>
           <w:tcPr>
             <w:tcW w:w="1964" w:type="dxa"/>
-            <w:gridSpan w:val="2"/>
-            <w:tcBorders>
-              <w:top w:val="thinThickLargeGap" w:sz="6" w:space="0" w:color="808080"/>
-              <w:left w:val="thinThickLargeGap" w:sz="6" w:space="0" w:color="808080"/>
-              <w:bottom w:val="thinThickLargeGap" w:sz="6" w:space="0" w:color="808080"/>
-              <w:right w:val="thinThickLargeGap" w:sz="6" w:space="0" w:color="808080"/>
-              <w:insideH w:val="thinThickLargeGap" w:sz="6" w:space="0" w:color="808080"/>
-              <w:insideV w:val="thinThickLargeGap" w:sz="6" w:space="0" w:color="808080"/>
-            </w:tcBorders>
-            <w:shd w:fill="auto" w:val="clear"/>
-          </w:tcPr>
-          <w:p>
-            <w:pPr>
-              <w:pStyle w:val="Contenidotabla"/>
-              <w:jc w:val="center"/>
-              <w:rPr/>
-            </w:pPr>
-            <w:r>
-              <w:rPr/>
-              <w:t>LÍDER DE PROYECTO</w:t>
+            <w:tcBorders>
+              <w:top w:val="thinThickLargeGap" w:sz="6" w:space="0" w:color="808080"/>
+              <w:left w:val="thinThickLargeGap" w:sz="6" w:space="0" w:color="808080"/>
+              <w:bottom w:val="thinThickLargeGap" w:sz="6" w:space="0" w:color="808080"/>
+              <w:right w:val="thinThickLargeGap" w:sz="6" w:space="0" w:color="808080"/>
+            </w:tcBorders>
+            <w:shd w:val="clear" w:color="auto" w:fill="auto"/>
+          </w:tcPr>
+          <w:p>
+            <w:pPr>
+              <w:pStyle w:val="Contenidotabla"/>
+              <w:jc w:val="center"/>
+            </w:pPr>
+            <w:r>
+              <w:t xml:space="preserve">LÍDER </w:t>
+            </w:r>
+            <w:r>
+              <w:t>DE PROYECTO</w:t>
             </w:r>
           </w:p>
         </w:tc>
       </w:tr>
       <w:tr>
-        <w:trPr/>
         <w:tc>
           <w:tcPr>
             <w:tcW w:w="566" w:type="dxa"/>
-            <w:vMerge w:val="continue"/>
+            <w:vMerge/>
             <w:tcBorders>
               <w:top w:val="thinThickLargeGap" w:sz="6" w:space="0" w:color="808080"/>
               <w:left w:val="thinThickLargeGap" w:sz="6" w:space="0" w:color="808080"/>
               <w:bottom w:val="thinThickLargeGap" w:sz="6" w:space="0" w:color="808080"/>
               <w:right w:val="double" w:sz="4" w:space="0" w:color="000000"/>
-              <w:insideH w:val="thinThickLargeGap" w:sz="6" w:space="0" w:color="808080"/>
-              <w:insideV w:val="double" w:sz="4" w:space="0" w:color="000000"/>
-            </w:tcBorders>
-            <w:shd w:fill="auto" w:val="clear"/>
-          </w:tcPr>
-          <w:p>
-            <w:pPr>
-              <w:pStyle w:val="Contenidotabla"/>
-              <w:jc w:val="center"/>
-              <w:rPr/>
-            </w:pPr>
-            <w:r>
-              <w:rPr/>
-            </w:r>
+            </w:tcBorders>
+            <w:shd w:val="clear" w:color="auto" w:fill="auto"/>
+          </w:tcPr>
+          <w:p>
+            <w:pPr>
+              <w:pStyle w:val="Contenidotabla"/>
+              <w:jc w:val="center"/>
+            </w:pPr>
           </w:p>
         </w:tc>
         <w:tc>
@@ -2733,19 +2178,15 @@
               <w:left w:val="double" w:sz="4" w:space="0" w:color="000000"/>
               <w:bottom w:val="thinThickLargeGap" w:sz="6" w:space="0" w:color="808080"/>
               <w:right w:val="thinThickLargeGap" w:sz="6" w:space="0" w:color="808080"/>
-              <w:insideH w:val="thinThickLargeGap" w:sz="6" w:space="0" w:color="808080"/>
-              <w:insideV w:val="thinThickLargeGap" w:sz="6" w:space="0" w:color="808080"/>
-            </w:tcBorders>
-            <w:shd w:fill="auto" w:val="clear"/>
-          </w:tcPr>
-          <w:p>
-            <w:pPr>
-              <w:pStyle w:val="Contenidotabla"/>
-              <w:jc w:val="center"/>
-              <w:rPr/>
-            </w:pPr>
-            <w:r>
-              <w:rPr/>
+            </w:tcBorders>
+            <w:shd w:val="clear" w:color="auto" w:fill="auto"/>
+          </w:tcPr>
+          <w:p>
+            <w:pPr>
+              <w:pStyle w:val="Contenidotabla"/>
+              <w:jc w:val="center"/>
+            </w:pPr>
+            <w:r>
               <w:t>13:45 PM</w:t>
             </w:r>
           </w:p>
@@ -2758,19 +2199,15 @@
               <w:left w:val="thinThickLargeGap" w:sz="6" w:space="0" w:color="808080"/>
               <w:bottom w:val="thinThickLargeGap" w:sz="6" w:space="0" w:color="808080"/>
               <w:right w:val="thinThickLargeGap" w:sz="6" w:space="0" w:color="808080"/>
-              <w:insideH w:val="thinThickLargeGap" w:sz="6" w:space="0" w:color="808080"/>
-              <w:insideV w:val="thinThickLargeGap" w:sz="6" w:space="0" w:color="808080"/>
-            </w:tcBorders>
-            <w:shd w:fill="auto" w:val="clear"/>
-          </w:tcPr>
-          <w:p>
-            <w:pPr>
-              <w:pStyle w:val="Contenidotabla"/>
-              <w:jc w:val="center"/>
-              <w:rPr/>
-            </w:pPr>
-            <w:r>
-              <w:rPr/>
+            </w:tcBorders>
+            <w:shd w:val="clear" w:color="auto" w:fill="auto"/>
+          </w:tcPr>
+          <w:p>
+            <w:pPr>
+              <w:pStyle w:val="Contenidotabla"/>
+              <w:jc w:val="center"/>
+            </w:pPr>
+            <w:r>
               <w:t>14:00 PM</w:t>
             </w:r>
           </w:p>
@@ -2778,25 +2215,20 @@
         <w:tc>
           <w:tcPr>
             <w:tcW w:w="562" w:type="dxa"/>
-            <w:gridSpan w:val="2"/>
-            <w:tcBorders>
-              <w:top w:val="thinThickLargeGap" w:sz="6" w:space="0" w:color="808080"/>
-              <w:left w:val="thinThickLargeGap" w:sz="6" w:space="0" w:color="808080"/>
-              <w:bottom w:val="thinThickLargeGap" w:sz="6" w:space="0" w:color="808080"/>
-              <w:right w:val="thinThickLargeGap" w:sz="6" w:space="0" w:color="808080"/>
-              <w:insideH w:val="thinThickLargeGap" w:sz="6" w:space="0" w:color="808080"/>
-              <w:insideV w:val="thinThickLargeGap" w:sz="6" w:space="0" w:color="808080"/>
-            </w:tcBorders>
-            <w:shd w:fill="auto" w:val="clear"/>
-          </w:tcPr>
-          <w:p>
-            <w:pPr>
-              <w:pStyle w:val="Contenidotabla"/>
-              <w:jc w:val="center"/>
-              <w:rPr/>
-            </w:pPr>
-            <w:r>
-              <w:rPr/>
+            <w:tcBorders>
+              <w:top w:val="thinThickLargeGap" w:sz="6" w:space="0" w:color="808080"/>
+              <w:left w:val="thinThickLargeGap" w:sz="6" w:space="0" w:color="808080"/>
+              <w:bottom w:val="thinThickLargeGap" w:sz="6" w:space="0" w:color="808080"/>
+              <w:right w:val="thinThickLargeGap" w:sz="6" w:space="0" w:color="808080"/>
+            </w:tcBorders>
+            <w:shd w:val="clear" w:color="auto" w:fill="auto"/>
+          </w:tcPr>
+          <w:p>
+            <w:pPr>
+              <w:pStyle w:val="Contenidotabla"/>
+              <w:jc w:val="center"/>
+            </w:pPr>
+            <w:r>
               <w:t>15 MIN</w:t>
             </w:r>
           </w:p>
@@ -2809,19 +2241,15 @@
               <w:left w:val="thinThickLargeGap" w:sz="6" w:space="0" w:color="808080"/>
               <w:bottom w:val="thinThickLargeGap" w:sz="6" w:space="0" w:color="808080"/>
               <w:right w:val="thinThickLargeGap" w:sz="6" w:space="0" w:color="808080"/>
-              <w:insideH w:val="thinThickLargeGap" w:sz="6" w:space="0" w:color="808080"/>
-              <w:insideV w:val="thinThickLargeGap" w:sz="6" w:space="0" w:color="808080"/>
-            </w:tcBorders>
-            <w:shd w:fill="auto" w:val="clear"/>
-          </w:tcPr>
-          <w:p>
-            <w:pPr>
-              <w:pStyle w:val="Contenidotabla"/>
-              <w:jc w:val="center"/>
-              <w:rPr/>
-            </w:pPr>
-            <w:r>
-              <w:rPr/>
+            </w:tcBorders>
+            <w:shd w:val="clear" w:color="auto" w:fill="auto"/>
+          </w:tcPr>
+          <w:p>
+            <w:pPr>
+              <w:pStyle w:val="Contenidotabla"/>
+              <w:jc w:val="center"/>
+            </w:pPr>
+            <w:r>
               <w:t>15 MIN</w:t>
             </w:r>
           </w:p>
@@ -2829,25 +2257,20 @@
         <w:tc>
           <w:tcPr>
             <w:tcW w:w="566" w:type="dxa"/>
-            <w:gridSpan w:val="2"/>
-            <w:tcBorders>
-              <w:top w:val="thinThickLargeGap" w:sz="6" w:space="0" w:color="808080"/>
-              <w:left w:val="thinThickLargeGap" w:sz="6" w:space="0" w:color="808080"/>
-              <w:bottom w:val="thinThickLargeGap" w:sz="6" w:space="0" w:color="808080"/>
-              <w:right w:val="thinThickLargeGap" w:sz="6" w:space="0" w:color="808080"/>
-              <w:insideH w:val="thinThickLargeGap" w:sz="6" w:space="0" w:color="808080"/>
-              <w:insideV w:val="thinThickLargeGap" w:sz="6" w:space="0" w:color="808080"/>
-            </w:tcBorders>
-            <w:shd w:fill="auto" w:val="clear"/>
-          </w:tcPr>
-          <w:p>
-            <w:pPr>
-              <w:pStyle w:val="Contenidotabla"/>
-              <w:jc w:val="center"/>
-              <w:rPr/>
-            </w:pPr>
-            <w:r>
-              <w:rPr/>
+            <w:tcBorders>
+              <w:top w:val="thinThickLargeGap" w:sz="6" w:space="0" w:color="808080"/>
+              <w:left w:val="thinThickLargeGap" w:sz="6" w:space="0" w:color="808080"/>
+              <w:bottom w:val="thinThickLargeGap" w:sz="6" w:space="0" w:color="808080"/>
+              <w:right w:val="thinThickLargeGap" w:sz="6" w:space="0" w:color="808080"/>
+            </w:tcBorders>
+            <w:shd w:val="clear" w:color="auto" w:fill="auto"/>
+          </w:tcPr>
+          <w:p>
+            <w:pPr>
+              <w:pStyle w:val="Contenidotabla"/>
+              <w:jc w:val="center"/>
+            </w:pPr>
+            <w:r>
               <w:t>4</w:t>
             </w:r>
           </w:p>
@@ -2855,24 +2278,19 @@
         <w:tc>
           <w:tcPr>
             <w:tcW w:w="4082" w:type="dxa"/>
-            <w:gridSpan w:val="2"/>
-            <w:tcBorders>
-              <w:top w:val="thinThickLargeGap" w:sz="6" w:space="0" w:color="808080"/>
-              <w:left w:val="thinThickLargeGap" w:sz="6" w:space="0" w:color="808080"/>
-              <w:bottom w:val="thinThickLargeGap" w:sz="6" w:space="0" w:color="808080"/>
-              <w:right w:val="thinThickLargeGap" w:sz="6" w:space="0" w:color="808080"/>
-              <w:insideH w:val="thinThickLargeGap" w:sz="6" w:space="0" w:color="808080"/>
-              <w:insideV w:val="thinThickLargeGap" w:sz="6" w:space="0" w:color="808080"/>
-            </w:tcBorders>
-            <w:shd w:fill="auto" w:val="clear"/>
-          </w:tcPr>
-          <w:p>
-            <w:pPr>
-              <w:pStyle w:val="Contenidotabla"/>
-              <w:rPr/>
-            </w:pPr>
-            <w:r>
-              <w:rPr/>
+            <w:tcBorders>
+              <w:top w:val="thinThickLargeGap" w:sz="6" w:space="0" w:color="808080"/>
+              <w:left w:val="thinThickLargeGap" w:sz="6" w:space="0" w:color="808080"/>
+              <w:bottom w:val="thinThickLargeGap" w:sz="6" w:space="0" w:color="808080"/>
+              <w:right w:val="thinThickLargeGap" w:sz="6" w:space="0" w:color="808080"/>
+            </w:tcBorders>
+            <w:shd w:val="clear" w:color="auto" w:fill="auto"/>
+          </w:tcPr>
+          <w:p>
+            <w:pPr>
+              <w:pStyle w:val="Contenidotabla"/>
+            </w:pPr>
+            <w:r>
               <w:t>CARACTERÍSTICAS DE LOS MÓDULOS NECESARIOS.</w:t>
             </w:r>
           </w:p>
@@ -2880,55 +2298,43 @@
         <w:tc>
           <w:tcPr>
             <w:tcW w:w="1964" w:type="dxa"/>
-            <w:gridSpan w:val="2"/>
-            <w:tcBorders>
-              <w:top w:val="thinThickLargeGap" w:sz="6" w:space="0" w:color="808080"/>
-              <w:left w:val="thinThickLargeGap" w:sz="6" w:space="0" w:color="808080"/>
-              <w:bottom w:val="thinThickLargeGap" w:sz="6" w:space="0" w:color="808080"/>
-              <w:right w:val="thinThickLargeGap" w:sz="6" w:space="0" w:color="808080"/>
-              <w:insideH w:val="thinThickLargeGap" w:sz="6" w:space="0" w:color="808080"/>
-              <w:insideV w:val="thinThickLargeGap" w:sz="6" w:space="0" w:color="808080"/>
-            </w:tcBorders>
-            <w:shd w:fill="auto" w:val="clear"/>
-          </w:tcPr>
-          <w:p>
-            <w:pPr>
-              <w:pStyle w:val="Contenidotabla"/>
-              <w:jc w:val="center"/>
-              <w:rPr/>
-            </w:pPr>
-            <w:r>
-              <w:rPr/>
+            <w:tcBorders>
+              <w:top w:val="thinThickLargeGap" w:sz="6" w:space="0" w:color="808080"/>
+              <w:left w:val="thinThickLargeGap" w:sz="6" w:space="0" w:color="808080"/>
+              <w:bottom w:val="thinThickLargeGap" w:sz="6" w:space="0" w:color="808080"/>
+              <w:right w:val="thinThickLargeGap" w:sz="6" w:space="0" w:color="808080"/>
+            </w:tcBorders>
+            <w:shd w:val="clear" w:color="auto" w:fill="auto"/>
+          </w:tcPr>
+          <w:p>
+            <w:pPr>
+              <w:pStyle w:val="Contenidotabla"/>
+              <w:jc w:val="center"/>
+            </w:pPr>
+            <w:r>
               <w:t>G. SOPORTE</w:t>
             </w:r>
           </w:p>
         </w:tc>
       </w:tr>
       <w:tr>
-        <w:trPr/>
         <w:tc>
           <w:tcPr>
             <w:tcW w:w="566" w:type="dxa"/>
-            <w:vMerge w:val="continue"/>
+            <w:vMerge/>
             <w:tcBorders>
               <w:top w:val="thinThickLargeGap" w:sz="6" w:space="0" w:color="808080"/>
               <w:left w:val="thinThickLargeGap" w:sz="6" w:space="0" w:color="808080"/>
               <w:bottom w:val="thinThickLargeGap" w:sz="6" w:space="0" w:color="808080"/>
               <w:right w:val="double" w:sz="4" w:space="0" w:color="000000"/>
-              <w:insideH w:val="thinThickLargeGap" w:sz="6" w:space="0" w:color="808080"/>
-              <w:insideV w:val="double" w:sz="4" w:space="0" w:color="000000"/>
-            </w:tcBorders>
-            <w:shd w:fill="auto" w:val="clear"/>
-          </w:tcPr>
-          <w:p>
-            <w:pPr>
-              <w:pStyle w:val="Contenidotabla"/>
-              <w:jc w:val="center"/>
-              <w:rPr/>
-            </w:pPr>
-            <w:r>
-              <w:rPr/>
-            </w:r>
+            </w:tcBorders>
+            <w:shd w:val="clear" w:color="auto" w:fill="auto"/>
+          </w:tcPr>
+          <w:p>
+            <w:pPr>
+              <w:pStyle w:val="Contenidotabla"/>
+              <w:jc w:val="center"/>
+            </w:pPr>
           </w:p>
         </w:tc>
         <w:tc>
@@ -2939,20 +2345,14 @@
               <w:left w:val="double" w:sz="4" w:space="0" w:color="000000"/>
               <w:bottom w:val="thinThickLargeGap" w:sz="6" w:space="0" w:color="808080"/>
               <w:right w:val="thinThickLargeGap" w:sz="6" w:space="0" w:color="808080"/>
-              <w:insideH w:val="thinThickLargeGap" w:sz="6" w:space="0" w:color="808080"/>
-              <w:insideV w:val="thinThickLargeGap" w:sz="6" w:space="0" w:color="808080"/>
-            </w:tcBorders>
-            <w:shd w:fill="auto" w:val="clear"/>
-          </w:tcPr>
-          <w:p>
-            <w:pPr>
-              <w:pStyle w:val="Contenidotabla"/>
-              <w:jc w:val="center"/>
-              <w:rPr/>
-            </w:pPr>
-            <w:r>
-              <w:rPr/>
-            </w:r>
+            </w:tcBorders>
+            <w:shd w:val="clear" w:color="auto" w:fill="auto"/>
+          </w:tcPr>
+          <w:p>
+            <w:pPr>
+              <w:pStyle w:val="Contenidotabla"/>
+              <w:jc w:val="center"/>
+            </w:pPr>
           </w:p>
         </w:tc>
         <w:tc>
@@ -2963,45 +2363,32 @@
               <w:left w:val="thinThickLargeGap" w:sz="6" w:space="0" w:color="808080"/>
               <w:bottom w:val="thinThickLargeGap" w:sz="6" w:space="0" w:color="808080"/>
               <w:right w:val="thinThickLargeGap" w:sz="6" w:space="0" w:color="808080"/>
-              <w:insideH w:val="thinThickLargeGap" w:sz="6" w:space="0" w:color="808080"/>
-              <w:insideV w:val="thinThickLargeGap" w:sz="6" w:space="0" w:color="808080"/>
-            </w:tcBorders>
-            <w:shd w:fill="auto" w:val="clear"/>
-          </w:tcPr>
-          <w:p>
-            <w:pPr>
-              <w:pStyle w:val="Contenidotabla"/>
-              <w:jc w:val="center"/>
-              <w:rPr/>
-            </w:pPr>
-            <w:r>
-              <w:rPr/>
-            </w:r>
+            </w:tcBorders>
+            <w:shd w:val="clear" w:color="auto" w:fill="auto"/>
+          </w:tcPr>
+          <w:p>
+            <w:pPr>
+              <w:pStyle w:val="Contenidotabla"/>
+              <w:jc w:val="center"/>
+            </w:pPr>
           </w:p>
         </w:tc>
         <w:tc>
           <w:tcPr>
             <w:tcW w:w="562" w:type="dxa"/>
-            <w:gridSpan w:val="2"/>
-            <w:tcBorders>
-              <w:top w:val="thinThickLargeGap" w:sz="6" w:space="0" w:color="808080"/>
-              <w:left w:val="thinThickLargeGap" w:sz="6" w:space="0" w:color="808080"/>
-              <w:bottom w:val="thinThickLargeGap" w:sz="6" w:space="0" w:color="808080"/>
-              <w:right w:val="thinThickLargeGap" w:sz="6" w:space="0" w:color="808080"/>
-              <w:insideH w:val="thinThickLargeGap" w:sz="6" w:space="0" w:color="808080"/>
-              <w:insideV w:val="thinThickLargeGap" w:sz="6" w:space="0" w:color="808080"/>
-            </w:tcBorders>
-            <w:shd w:fill="auto" w:val="clear"/>
-          </w:tcPr>
-          <w:p>
-            <w:pPr>
-              <w:pStyle w:val="Contenidotabla"/>
-              <w:jc w:val="center"/>
-              <w:rPr/>
-            </w:pPr>
-            <w:r>
-              <w:rPr/>
-            </w:r>
+            <w:tcBorders>
+              <w:top w:val="thinThickLargeGap" w:sz="6" w:space="0" w:color="808080"/>
+              <w:left w:val="thinThickLargeGap" w:sz="6" w:space="0" w:color="808080"/>
+              <w:bottom w:val="thinThickLargeGap" w:sz="6" w:space="0" w:color="808080"/>
+              <w:right w:val="thinThickLargeGap" w:sz="6" w:space="0" w:color="808080"/>
+            </w:tcBorders>
+            <w:shd w:val="clear" w:color="auto" w:fill="auto"/>
+          </w:tcPr>
+          <w:p>
+            <w:pPr>
+              <w:pStyle w:val="Contenidotabla"/>
+              <w:jc w:val="center"/>
+            </w:pPr>
           </w:p>
         </w:tc>
         <w:tc>
@@ -3012,122 +2399,88 @@
               <w:left w:val="thinThickLargeGap" w:sz="6" w:space="0" w:color="808080"/>
               <w:bottom w:val="thinThickLargeGap" w:sz="6" w:space="0" w:color="808080"/>
               <w:right w:val="thinThickLargeGap" w:sz="6" w:space="0" w:color="808080"/>
-              <w:insideH w:val="thinThickLargeGap" w:sz="6" w:space="0" w:color="808080"/>
-              <w:insideV w:val="thinThickLargeGap" w:sz="6" w:space="0" w:color="808080"/>
-            </w:tcBorders>
-            <w:shd w:fill="auto" w:val="clear"/>
-          </w:tcPr>
-          <w:p>
-            <w:pPr>
-              <w:pStyle w:val="Contenidotabla"/>
-              <w:jc w:val="center"/>
-              <w:rPr/>
-            </w:pPr>
-            <w:r>
-              <w:rPr/>
-            </w:r>
+            </w:tcBorders>
+            <w:shd w:val="clear" w:color="auto" w:fill="auto"/>
+          </w:tcPr>
+          <w:p>
+            <w:pPr>
+              <w:pStyle w:val="Contenidotabla"/>
+              <w:jc w:val="center"/>
+            </w:pPr>
           </w:p>
         </w:tc>
         <w:tc>
           <w:tcPr>
             <w:tcW w:w="566" w:type="dxa"/>
-            <w:gridSpan w:val="2"/>
-            <w:tcBorders>
-              <w:top w:val="thinThickLargeGap" w:sz="6" w:space="0" w:color="808080"/>
-              <w:left w:val="thinThickLargeGap" w:sz="6" w:space="0" w:color="808080"/>
-              <w:bottom w:val="thinThickLargeGap" w:sz="6" w:space="0" w:color="808080"/>
-              <w:right w:val="thinThickLargeGap" w:sz="6" w:space="0" w:color="808080"/>
-              <w:insideH w:val="thinThickLargeGap" w:sz="6" w:space="0" w:color="808080"/>
-              <w:insideV w:val="thinThickLargeGap" w:sz="6" w:space="0" w:color="808080"/>
-            </w:tcBorders>
-            <w:shd w:fill="auto" w:val="clear"/>
-          </w:tcPr>
-          <w:p>
-            <w:pPr>
-              <w:pStyle w:val="Contenidotabla"/>
-              <w:jc w:val="center"/>
-              <w:rPr/>
-            </w:pPr>
-            <w:r>
-              <w:rPr/>
-            </w:r>
+            <w:tcBorders>
+              <w:top w:val="thinThickLargeGap" w:sz="6" w:space="0" w:color="808080"/>
+              <w:left w:val="thinThickLargeGap" w:sz="6" w:space="0" w:color="808080"/>
+              <w:bottom w:val="thinThickLargeGap" w:sz="6" w:space="0" w:color="808080"/>
+              <w:right w:val="thinThickLargeGap" w:sz="6" w:space="0" w:color="808080"/>
+            </w:tcBorders>
+            <w:shd w:val="clear" w:color="auto" w:fill="auto"/>
+          </w:tcPr>
+          <w:p>
+            <w:pPr>
+              <w:pStyle w:val="Contenidotabla"/>
+              <w:jc w:val="center"/>
+            </w:pPr>
           </w:p>
         </w:tc>
         <w:tc>
           <w:tcPr>
             <w:tcW w:w="4082" w:type="dxa"/>
-            <w:gridSpan w:val="2"/>
-            <w:tcBorders>
-              <w:top w:val="thinThickLargeGap" w:sz="6" w:space="0" w:color="808080"/>
-              <w:left w:val="thinThickLargeGap" w:sz="6" w:space="0" w:color="808080"/>
-              <w:bottom w:val="thinThickLargeGap" w:sz="6" w:space="0" w:color="808080"/>
-              <w:right w:val="thinThickLargeGap" w:sz="6" w:space="0" w:color="808080"/>
-              <w:insideH w:val="thinThickLargeGap" w:sz="6" w:space="0" w:color="808080"/>
-              <w:insideV w:val="thinThickLargeGap" w:sz="6" w:space="0" w:color="808080"/>
-            </w:tcBorders>
-            <w:shd w:fill="auto" w:val="clear"/>
-          </w:tcPr>
-          <w:p>
-            <w:pPr>
-              <w:pStyle w:val="Contenidotabla"/>
-              <w:rPr/>
-            </w:pPr>
-            <w:r>
-              <w:rPr/>
-            </w:r>
+            <w:tcBorders>
+              <w:top w:val="thinThickLargeGap" w:sz="6" w:space="0" w:color="808080"/>
+              <w:left w:val="thinThickLargeGap" w:sz="6" w:space="0" w:color="808080"/>
+              <w:bottom w:val="thinThickLargeGap" w:sz="6" w:space="0" w:color="808080"/>
+              <w:right w:val="thinThickLargeGap" w:sz="6" w:space="0" w:color="808080"/>
+            </w:tcBorders>
+            <w:shd w:val="clear" w:color="auto" w:fill="auto"/>
+          </w:tcPr>
+          <w:p>
+            <w:pPr>
+              <w:pStyle w:val="Contenidotabla"/>
+            </w:pPr>
           </w:p>
         </w:tc>
         <w:tc>
           <w:tcPr>
             <w:tcW w:w="1964" w:type="dxa"/>
-            <w:gridSpan w:val="2"/>
-            <w:tcBorders>
-              <w:top w:val="thinThickLargeGap" w:sz="6" w:space="0" w:color="808080"/>
-              <w:left w:val="thinThickLargeGap" w:sz="6" w:space="0" w:color="808080"/>
-              <w:bottom w:val="thinThickLargeGap" w:sz="6" w:space="0" w:color="808080"/>
-              <w:right w:val="thinThickLargeGap" w:sz="6" w:space="0" w:color="808080"/>
-              <w:insideH w:val="thinThickLargeGap" w:sz="6" w:space="0" w:color="808080"/>
-              <w:insideV w:val="thinThickLargeGap" w:sz="6" w:space="0" w:color="808080"/>
-            </w:tcBorders>
-            <w:shd w:fill="auto" w:val="clear"/>
-          </w:tcPr>
-          <w:p>
-            <w:pPr>
-              <w:pStyle w:val="Contenidotabla"/>
-              <w:jc w:val="center"/>
-              <w:rPr/>
-            </w:pPr>
-            <w:r>
-              <w:rPr/>
-            </w:r>
+            <w:tcBorders>
+              <w:top w:val="thinThickLargeGap" w:sz="6" w:space="0" w:color="808080"/>
+              <w:left w:val="thinThickLargeGap" w:sz="6" w:space="0" w:color="808080"/>
+              <w:bottom w:val="thinThickLargeGap" w:sz="6" w:space="0" w:color="808080"/>
+              <w:right w:val="thinThickLargeGap" w:sz="6" w:space="0" w:color="808080"/>
+            </w:tcBorders>
+            <w:shd w:val="clear" w:color="auto" w:fill="auto"/>
+          </w:tcPr>
+          <w:p>
+            <w:pPr>
+              <w:pStyle w:val="Contenidotabla"/>
+              <w:jc w:val="center"/>
+            </w:pPr>
           </w:p>
         </w:tc>
       </w:tr>
       <w:tr>
-        <w:trPr/>
         <w:tc>
           <w:tcPr>
             <w:tcW w:w="566" w:type="dxa"/>
-            <w:vMerge w:val="continue"/>
+            <w:vMerge/>
             <w:tcBorders>
               <w:top w:val="thinThickLargeGap" w:sz="6" w:space="0" w:color="808080"/>
               <w:left w:val="thinThickLargeGap" w:sz="6" w:space="0" w:color="808080"/>
               <w:bottom w:val="thinThickLargeGap" w:sz="6" w:space="0" w:color="808080"/>
               <w:right w:val="double" w:sz="4" w:space="0" w:color="000000"/>
-              <w:insideH w:val="thinThickLargeGap" w:sz="6" w:space="0" w:color="808080"/>
-              <w:insideV w:val="double" w:sz="4" w:space="0" w:color="000000"/>
-            </w:tcBorders>
-            <w:shd w:fill="auto" w:val="clear"/>
-          </w:tcPr>
-          <w:p>
-            <w:pPr>
-              <w:pStyle w:val="Contenidotabla"/>
-              <w:jc w:val="center"/>
-              <w:rPr/>
-            </w:pPr>
-            <w:r>
-              <w:rPr/>
-            </w:r>
+            </w:tcBorders>
+            <w:shd w:val="clear" w:color="auto" w:fill="auto"/>
+          </w:tcPr>
+          <w:p>
+            <w:pPr>
+              <w:pStyle w:val="Contenidotabla"/>
+              <w:jc w:val="center"/>
+            </w:pPr>
           </w:p>
         </w:tc>
         <w:tc>
@@ -3138,20 +2491,14 @@
               <w:left w:val="double" w:sz="4" w:space="0" w:color="000000"/>
               <w:bottom w:val="thinThickLargeGap" w:sz="6" w:space="0" w:color="808080"/>
               <w:right w:val="thinThickLargeGap" w:sz="6" w:space="0" w:color="808080"/>
-              <w:insideH w:val="thinThickLargeGap" w:sz="6" w:space="0" w:color="808080"/>
-              <w:insideV w:val="thinThickLargeGap" w:sz="6" w:space="0" w:color="808080"/>
-            </w:tcBorders>
-            <w:shd w:fill="auto" w:val="clear"/>
-          </w:tcPr>
-          <w:p>
-            <w:pPr>
-              <w:pStyle w:val="Contenidotabla"/>
-              <w:jc w:val="center"/>
-              <w:rPr/>
-            </w:pPr>
-            <w:r>
-              <w:rPr/>
-            </w:r>
+            </w:tcBorders>
+            <w:shd w:val="clear" w:color="auto" w:fill="auto"/>
+          </w:tcPr>
+          <w:p>
+            <w:pPr>
+              <w:pStyle w:val="Contenidotabla"/>
+              <w:jc w:val="center"/>
+            </w:pPr>
           </w:p>
         </w:tc>
         <w:tc>
@@ -3162,45 +2509,32 @@
               <w:left w:val="thinThickLargeGap" w:sz="6" w:space="0" w:color="808080"/>
               <w:bottom w:val="thinThickLargeGap" w:sz="6" w:space="0" w:color="808080"/>
               <w:right w:val="thinThickLargeGap" w:sz="6" w:space="0" w:color="808080"/>
-              <w:insideH w:val="thinThickLargeGap" w:sz="6" w:space="0" w:color="808080"/>
-              <w:insideV w:val="thinThickLargeGap" w:sz="6" w:space="0" w:color="808080"/>
-            </w:tcBorders>
-            <w:shd w:fill="auto" w:val="clear"/>
-          </w:tcPr>
-          <w:p>
-            <w:pPr>
-              <w:pStyle w:val="Contenidotabla"/>
-              <w:jc w:val="center"/>
-              <w:rPr/>
-            </w:pPr>
-            <w:r>
-              <w:rPr/>
-            </w:r>
+            </w:tcBorders>
+            <w:shd w:val="clear" w:color="auto" w:fill="auto"/>
+          </w:tcPr>
+          <w:p>
+            <w:pPr>
+              <w:pStyle w:val="Contenidotabla"/>
+              <w:jc w:val="center"/>
+            </w:pPr>
           </w:p>
         </w:tc>
         <w:tc>
           <w:tcPr>
             <w:tcW w:w="562" w:type="dxa"/>
-            <w:gridSpan w:val="2"/>
-            <w:tcBorders>
-              <w:top w:val="thinThickLargeGap" w:sz="6" w:space="0" w:color="808080"/>
-              <w:left w:val="thinThickLargeGap" w:sz="6" w:space="0" w:color="808080"/>
-              <w:bottom w:val="thinThickLargeGap" w:sz="6" w:space="0" w:color="808080"/>
-              <w:right w:val="thinThickLargeGap" w:sz="6" w:space="0" w:color="808080"/>
-              <w:insideH w:val="thinThickLargeGap" w:sz="6" w:space="0" w:color="808080"/>
-              <w:insideV w:val="thinThickLargeGap" w:sz="6" w:space="0" w:color="808080"/>
-            </w:tcBorders>
-            <w:shd w:fill="auto" w:val="clear"/>
-          </w:tcPr>
-          <w:p>
-            <w:pPr>
-              <w:pStyle w:val="Contenidotabla"/>
-              <w:jc w:val="center"/>
-              <w:rPr/>
-            </w:pPr>
-            <w:r>
-              <w:rPr/>
-            </w:r>
+            <w:tcBorders>
+              <w:top w:val="thinThickLargeGap" w:sz="6" w:space="0" w:color="808080"/>
+              <w:left w:val="thinThickLargeGap" w:sz="6" w:space="0" w:color="808080"/>
+              <w:bottom w:val="thinThickLargeGap" w:sz="6" w:space="0" w:color="808080"/>
+              <w:right w:val="thinThickLargeGap" w:sz="6" w:space="0" w:color="808080"/>
+            </w:tcBorders>
+            <w:shd w:val="clear" w:color="auto" w:fill="auto"/>
+          </w:tcPr>
+          <w:p>
+            <w:pPr>
+              <w:pStyle w:val="Contenidotabla"/>
+              <w:jc w:val="center"/>
+            </w:pPr>
           </w:p>
         </w:tc>
         <w:tc>
@@ -3211,122 +2545,88 @@
               <w:left w:val="thinThickLargeGap" w:sz="6" w:space="0" w:color="808080"/>
               <w:bottom w:val="thinThickLargeGap" w:sz="6" w:space="0" w:color="808080"/>
               <w:right w:val="thinThickLargeGap" w:sz="6" w:space="0" w:color="808080"/>
-              <w:insideH w:val="thinThickLargeGap" w:sz="6" w:space="0" w:color="808080"/>
-              <w:insideV w:val="thinThickLargeGap" w:sz="6" w:space="0" w:color="808080"/>
-            </w:tcBorders>
-            <w:shd w:fill="auto" w:val="clear"/>
-          </w:tcPr>
-          <w:p>
-            <w:pPr>
-              <w:pStyle w:val="Contenidotabla"/>
-              <w:jc w:val="center"/>
-              <w:rPr/>
-            </w:pPr>
-            <w:r>
-              <w:rPr/>
-            </w:r>
+            </w:tcBorders>
+            <w:shd w:val="clear" w:color="auto" w:fill="auto"/>
+          </w:tcPr>
+          <w:p>
+            <w:pPr>
+              <w:pStyle w:val="Contenidotabla"/>
+              <w:jc w:val="center"/>
+            </w:pPr>
           </w:p>
         </w:tc>
         <w:tc>
           <w:tcPr>
             <w:tcW w:w="566" w:type="dxa"/>
-            <w:gridSpan w:val="2"/>
-            <w:tcBorders>
-              <w:top w:val="thinThickLargeGap" w:sz="6" w:space="0" w:color="808080"/>
-              <w:left w:val="thinThickLargeGap" w:sz="6" w:space="0" w:color="808080"/>
-              <w:bottom w:val="thinThickLargeGap" w:sz="6" w:space="0" w:color="808080"/>
-              <w:right w:val="thinThickLargeGap" w:sz="6" w:space="0" w:color="808080"/>
-              <w:insideH w:val="thinThickLargeGap" w:sz="6" w:space="0" w:color="808080"/>
-              <w:insideV w:val="thinThickLargeGap" w:sz="6" w:space="0" w:color="808080"/>
-            </w:tcBorders>
-            <w:shd w:fill="auto" w:val="clear"/>
-          </w:tcPr>
-          <w:p>
-            <w:pPr>
-              <w:pStyle w:val="Contenidotabla"/>
-              <w:jc w:val="center"/>
-              <w:rPr/>
-            </w:pPr>
-            <w:r>
-              <w:rPr/>
-            </w:r>
+            <w:tcBorders>
+              <w:top w:val="thinThickLargeGap" w:sz="6" w:space="0" w:color="808080"/>
+              <w:left w:val="thinThickLargeGap" w:sz="6" w:space="0" w:color="808080"/>
+              <w:bottom w:val="thinThickLargeGap" w:sz="6" w:space="0" w:color="808080"/>
+              <w:right w:val="thinThickLargeGap" w:sz="6" w:space="0" w:color="808080"/>
+            </w:tcBorders>
+            <w:shd w:val="clear" w:color="auto" w:fill="auto"/>
+          </w:tcPr>
+          <w:p>
+            <w:pPr>
+              <w:pStyle w:val="Contenidotabla"/>
+              <w:jc w:val="center"/>
+            </w:pPr>
           </w:p>
         </w:tc>
         <w:tc>
           <w:tcPr>
             <w:tcW w:w="4082" w:type="dxa"/>
-            <w:gridSpan w:val="2"/>
-            <w:tcBorders>
-              <w:top w:val="thinThickLargeGap" w:sz="6" w:space="0" w:color="808080"/>
-              <w:left w:val="thinThickLargeGap" w:sz="6" w:space="0" w:color="808080"/>
-              <w:bottom w:val="thinThickLargeGap" w:sz="6" w:space="0" w:color="808080"/>
-              <w:right w:val="thinThickLargeGap" w:sz="6" w:space="0" w:color="808080"/>
-              <w:insideH w:val="thinThickLargeGap" w:sz="6" w:space="0" w:color="808080"/>
-              <w:insideV w:val="thinThickLargeGap" w:sz="6" w:space="0" w:color="808080"/>
-            </w:tcBorders>
-            <w:shd w:fill="auto" w:val="clear"/>
-          </w:tcPr>
-          <w:p>
-            <w:pPr>
-              <w:pStyle w:val="Contenidotabla"/>
-              <w:rPr/>
-            </w:pPr>
-            <w:r>
-              <w:rPr/>
-            </w:r>
+            <w:tcBorders>
+              <w:top w:val="thinThickLargeGap" w:sz="6" w:space="0" w:color="808080"/>
+              <w:left w:val="thinThickLargeGap" w:sz="6" w:space="0" w:color="808080"/>
+              <w:bottom w:val="thinThickLargeGap" w:sz="6" w:space="0" w:color="808080"/>
+              <w:right w:val="thinThickLargeGap" w:sz="6" w:space="0" w:color="808080"/>
+            </w:tcBorders>
+            <w:shd w:val="clear" w:color="auto" w:fill="auto"/>
+          </w:tcPr>
+          <w:p>
+            <w:pPr>
+              <w:pStyle w:val="Contenidotabla"/>
+            </w:pPr>
           </w:p>
         </w:tc>
         <w:tc>
           <w:tcPr>
             <w:tcW w:w="1964" w:type="dxa"/>
-            <w:gridSpan w:val="2"/>
-            <w:tcBorders>
-              <w:top w:val="thinThickLargeGap" w:sz="6" w:space="0" w:color="808080"/>
-              <w:left w:val="thinThickLargeGap" w:sz="6" w:space="0" w:color="808080"/>
-              <w:bottom w:val="thinThickLargeGap" w:sz="6" w:space="0" w:color="808080"/>
-              <w:right w:val="thinThickLargeGap" w:sz="6" w:space="0" w:color="808080"/>
-              <w:insideH w:val="thinThickLargeGap" w:sz="6" w:space="0" w:color="808080"/>
-              <w:insideV w:val="thinThickLargeGap" w:sz="6" w:space="0" w:color="808080"/>
-            </w:tcBorders>
-            <w:shd w:fill="auto" w:val="clear"/>
-          </w:tcPr>
-          <w:p>
-            <w:pPr>
-              <w:pStyle w:val="Contenidotabla"/>
-              <w:jc w:val="center"/>
-              <w:rPr/>
-            </w:pPr>
-            <w:r>
-              <w:rPr/>
-            </w:r>
+            <w:tcBorders>
+              <w:top w:val="thinThickLargeGap" w:sz="6" w:space="0" w:color="808080"/>
+              <w:left w:val="thinThickLargeGap" w:sz="6" w:space="0" w:color="808080"/>
+              <w:bottom w:val="thinThickLargeGap" w:sz="6" w:space="0" w:color="808080"/>
+              <w:right w:val="thinThickLargeGap" w:sz="6" w:space="0" w:color="808080"/>
+            </w:tcBorders>
+            <w:shd w:val="clear" w:color="auto" w:fill="auto"/>
+          </w:tcPr>
+          <w:p>
+            <w:pPr>
+              <w:pStyle w:val="Contenidotabla"/>
+              <w:jc w:val="center"/>
+            </w:pPr>
           </w:p>
         </w:tc>
       </w:tr>
       <w:tr>
-        <w:trPr/>
         <w:tc>
           <w:tcPr>
             <w:tcW w:w="566" w:type="dxa"/>
-            <w:vMerge w:val="continue"/>
+            <w:vMerge/>
             <w:tcBorders>
               <w:top w:val="thinThickLargeGap" w:sz="6" w:space="0" w:color="808080"/>
               <w:left w:val="thinThickLargeGap" w:sz="6" w:space="0" w:color="808080"/>
               <w:bottom w:val="thinThickLargeGap" w:sz="6" w:space="0" w:color="808080"/>
               <w:right w:val="double" w:sz="4" w:space="0" w:color="000000"/>
-              <w:insideH w:val="thinThickLargeGap" w:sz="6" w:space="0" w:color="808080"/>
-              <w:insideV w:val="double" w:sz="4" w:space="0" w:color="000000"/>
-            </w:tcBorders>
-            <w:shd w:fill="auto" w:val="clear"/>
-          </w:tcPr>
-          <w:p>
-            <w:pPr>
-              <w:pStyle w:val="Contenidotabla"/>
-              <w:jc w:val="center"/>
-              <w:rPr/>
-            </w:pPr>
-            <w:r>
-              <w:rPr/>
-            </w:r>
+            </w:tcBorders>
+            <w:shd w:val="clear" w:color="auto" w:fill="auto"/>
+          </w:tcPr>
+          <w:p>
+            <w:pPr>
+              <w:pStyle w:val="Contenidotabla"/>
+              <w:jc w:val="center"/>
+            </w:pPr>
           </w:p>
         </w:tc>
         <w:tc>
@@ -3337,20 +2637,14 @@
               <w:left w:val="double" w:sz="4" w:space="0" w:color="000000"/>
               <w:bottom w:val="thinThickLargeGap" w:sz="6" w:space="0" w:color="808080"/>
               <w:right w:val="thinThickLargeGap" w:sz="6" w:space="0" w:color="808080"/>
-              <w:insideH w:val="thinThickLargeGap" w:sz="6" w:space="0" w:color="808080"/>
-              <w:insideV w:val="thinThickLargeGap" w:sz="6" w:space="0" w:color="808080"/>
-            </w:tcBorders>
-            <w:shd w:fill="auto" w:val="clear"/>
-          </w:tcPr>
-          <w:p>
-            <w:pPr>
-              <w:pStyle w:val="Contenidotabla"/>
-              <w:jc w:val="center"/>
-              <w:rPr/>
-            </w:pPr>
-            <w:r>
-              <w:rPr/>
-            </w:r>
+            </w:tcBorders>
+            <w:shd w:val="clear" w:color="auto" w:fill="auto"/>
+          </w:tcPr>
+          <w:p>
+            <w:pPr>
+              <w:pStyle w:val="Contenidotabla"/>
+              <w:jc w:val="center"/>
+            </w:pPr>
           </w:p>
         </w:tc>
         <w:tc>
@@ -3361,45 +2655,32 @@
               <w:left w:val="thinThickLargeGap" w:sz="6" w:space="0" w:color="808080"/>
               <w:bottom w:val="thinThickLargeGap" w:sz="6" w:space="0" w:color="808080"/>
               <w:right w:val="thinThickLargeGap" w:sz="6" w:space="0" w:color="808080"/>
-              <w:insideH w:val="thinThickLargeGap" w:sz="6" w:space="0" w:color="808080"/>
-              <w:insideV w:val="thinThickLargeGap" w:sz="6" w:space="0" w:color="808080"/>
-            </w:tcBorders>
-            <w:shd w:fill="auto" w:val="clear"/>
-          </w:tcPr>
-          <w:p>
-            <w:pPr>
-              <w:pStyle w:val="Contenidotabla"/>
-              <w:jc w:val="center"/>
-              <w:rPr/>
-            </w:pPr>
-            <w:r>
-              <w:rPr/>
-            </w:r>
+            </w:tcBorders>
+            <w:shd w:val="clear" w:color="auto" w:fill="auto"/>
+          </w:tcPr>
+          <w:p>
+            <w:pPr>
+              <w:pStyle w:val="Contenidotabla"/>
+              <w:jc w:val="center"/>
+            </w:pPr>
           </w:p>
         </w:tc>
         <w:tc>
           <w:tcPr>
             <w:tcW w:w="562" w:type="dxa"/>
-            <w:gridSpan w:val="2"/>
-            <w:tcBorders>
-              <w:top w:val="thinThickLargeGap" w:sz="6" w:space="0" w:color="808080"/>
-              <w:left w:val="thinThickLargeGap" w:sz="6" w:space="0" w:color="808080"/>
-              <w:bottom w:val="thinThickLargeGap" w:sz="6" w:space="0" w:color="808080"/>
-              <w:right w:val="thinThickLargeGap" w:sz="6" w:space="0" w:color="808080"/>
-              <w:insideH w:val="thinThickLargeGap" w:sz="6" w:space="0" w:color="808080"/>
-              <w:insideV w:val="thinThickLargeGap" w:sz="6" w:space="0" w:color="808080"/>
-            </w:tcBorders>
-            <w:shd w:fill="auto" w:val="clear"/>
-          </w:tcPr>
-          <w:p>
-            <w:pPr>
-              <w:pStyle w:val="Contenidotabla"/>
-              <w:jc w:val="center"/>
-              <w:rPr/>
-            </w:pPr>
-            <w:r>
-              <w:rPr/>
-            </w:r>
+            <w:tcBorders>
+              <w:top w:val="thinThickLargeGap" w:sz="6" w:space="0" w:color="808080"/>
+              <w:left w:val="thinThickLargeGap" w:sz="6" w:space="0" w:color="808080"/>
+              <w:bottom w:val="thinThickLargeGap" w:sz="6" w:space="0" w:color="808080"/>
+              <w:right w:val="thinThickLargeGap" w:sz="6" w:space="0" w:color="808080"/>
+            </w:tcBorders>
+            <w:shd w:val="clear" w:color="auto" w:fill="auto"/>
+          </w:tcPr>
+          <w:p>
+            <w:pPr>
+              <w:pStyle w:val="Contenidotabla"/>
+              <w:jc w:val="center"/>
+            </w:pPr>
           </w:p>
         </w:tc>
         <w:tc>
@@ -3410,122 +2691,88 @@
               <w:left w:val="thinThickLargeGap" w:sz="6" w:space="0" w:color="808080"/>
               <w:bottom w:val="thinThickLargeGap" w:sz="6" w:space="0" w:color="808080"/>
               <w:right w:val="thinThickLargeGap" w:sz="6" w:space="0" w:color="808080"/>
-              <w:insideH w:val="thinThickLargeGap" w:sz="6" w:space="0" w:color="808080"/>
-              <w:insideV w:val="thinThickLargeGap" w:sz="6" w:space="0" w:color="808080"/>
-            </w:tcBorders>
-            <w:shd w:fill="auto" w:val="clear"/>
-          </w:tcPr>
-          <w:p>
-            <w:pPr>
-              <w:pStyle w:val="Contenidotabla"/>
-              <w:jc w:val="center"/>
-              <w:rPr/>
-            </w:pPr>
-            <w:r>
-              <w:rPr/>
-            </w:r>
+            </w:tcBorders>
+            <w:shd w:val="clear" w:color="auto" w:fill="auto"/>
+          </w:tcPr>
+          <w:p>
+            <w:pPr>
+              <w:pStyle w:val="Contenidotabla"/>
+              <w:jc w:val="center"/>
+            </w:pPr>
           </w:p>
         </w:tc>
         <w:tc>
           <w:tcPr>
             <w:tcW w:w="566" w:type="dxa"/>
-            <w:gridSpan w:val="2"/>
-            <w:tcBorders>
-              <w:top w:val="thinThickLargeGap" w:sz="6" w:space="0" w:color="808080"/>
-              <w:left w:val="thinThickLargeGap" w:sz="6" w:space="0" w:color="808080"/>
-              <w:bottom w:val="thinThickLargeGap" w:sz="6" w:space="0" w:color="808080"/>
-              <w:right w:val="thinThickLargeGap" w:sz="6" w:space="0" w:color="808080"/>
-              <w:insideH w:val="thinThickLargeGap" w:sz="6" w:space="0" w:color="808080"/>
-              <w:insideV w:val="thinThickLargeGap" w:sz="6" w:space="0" w:color="808080"/>
-            </w:tcBorders>
-            <w:shd w:fill="auto" w:val="clear"/>
-          </w:tcPr>
-          <w:p>
-            <w:pPr>
-              <w:pStyle w:val="Contenidotabla"/>
-              <w:jc w:val="center"/>
-              <w:rPr/>
-            </w:pPr>
-            <w:r>
-              <w:rPr/>
-            </w:r>
+            <w:tcBorders>
+              <w:top w:val="thinThickLargeGap" w:sz="6" w:space="0" w:color="808080"/>
+              <w:left w:val="thinThickLargeGap" w:sz="6" w:space="0" w:color="808080"/>
+              <w:bottom w:val="thinThickLargeGap" w:sz="6" w:space="0" w:color="808080"/>
+              <w:right w:val="thinThickLargeGap" w:sz="6" w:space="0" w:color="808080"/>
+            </w:tcBorders>
+            <w:shd w:val="clear" w:color="auto" w:fill="auto"/>
+          </w:tcPr>
+          <w:p>
+            <w:pPr>
+              <w:pStyle w:val="Contenidotabla"/>
+              <w:jc w:val="center"/>
+            </w:pPr>
           </w:p>
         </w:tc>
         <w:tc>
           <w:tcPr>
             <w:tcW w:w="4082" w:type="dxa"/>
-            <w:gridSpan w:val="2"/>
-            <w:tcBorders>
-              <w:top w:val="thinThickLargeGap" w:sz="6" w:space="0" w:color="808080"/>
-              <w:left w:val="thinThickLargeGap" w:sz="6" w:space="0" w:color="808080"/>
-              <w:bottom w:val="thinThickLargeGap" w:sz="6" w:space="0" w:color="808080"/>
-              <w:right w:val="thinThickLargeGap" w:sz="6" w:space="0" w:color="808080"/>
-              <w:insideH w:val="thinThickLargeGap" w:sz="6" w:space="0" w:color="808080"/>
-              <w:insideV w:val="thinThickLargeGap" w:sz="6" w:space="0" w:color="808080"/>
-            </w:tcBorders>
-            <w:shd w:fill="auto" w:val="clear"/>
-          </w:tcPr>
-          <w:p>
-            <w:pPr>
-              <w:pStyle w:val="Contenidotabla"/>
-              <w:rPr/>
-            </w:pPr>
-            <w:r>
-              <w:rPr/>
-            </w:r>
+            <w:tcBorders>
+              <w:top w:val="thinThickLargeGap" w:sz="6" w:space="0" w:color="808080"/>
+              <w:left w:val="thinThickLargeGap" w:sz="6" w:space="0" w:color="808080"/>
+              <w:bottom w:val="thinThickLargeGap" w:sz="6" w:space="0" w:color="808080"/>
+              <w:right w:val="thinThickLargeGap" w:sz="6" w:space="0" w:color="808080"/>
+            </w:tcBorders>
+            <w:shd w:val="clear" w:color="auto" w:fill="auto"/>
+          </w:tcPr>
+          <w:p>
+            <w:pPr>
+              <w:pStyle w:val="Contenidotabla"/>
+            </w:pPr>
           </w:p>
         </w:tc>
         <w:tc>
           <w:tcPr>
             <w:tcW w:w="1964" w:type="dxa"/>
-            <w:gridSpan w:val="2"/>
-            <w:tcBorders>
-              <w:top w:val="thinThickLargeGap" w:sz="6" w:space="0" w:color="808080"/>
-              <w:left w:val="thinThickLargeGap" w:sz="6" w:space="0" w:color="808080"/>
-              <w:bottom w:val="thinThickLargeGap" w:sz="6" w:space="0" w:color="808080"/>
-              <w:right w:val="thinThickLargeGap" w:sz="6" w:space="0" w:color="808080"/>
-              <w:insideH w:val="thinThickLargeGap" w:sz="6" w:space="0" w:color="808080"/>
-              <w:insideV w:val="thinThickLargeGap" w:sz="6" w:space="0" w:color="808080"/>
-            </w:tcBorders>
-            <w:shd w:fill="auto" w:val="clear"/>
-          </w:tcPr>
-          <w:p>
-            <w:pPr>
-              <w:pStyle w:val="Contenidotabla"/>
-              <w:jc w:val="center"/>
-              <w:rPr/>
-            </w:pPr>
-            <w:r>
-              <w:rPr/>
-            </w:r>
+            <w:tcBorders>
+              <w:top w:val="thinThickLargeGap" w:sz="6" w:space="0" w:color="808080"/>
+              <w:left w:val="thinThickLargeGap" w:sz="6" w:space="0" w:color="808080"/>
+              <w:bottom w:val="thinThickLargeGap" w:sz="6" w:space="0" w:color="808080"/>
+              <w:right w:val="thinThickLargeGap" w:sz="6" w:space="0" w:color="808080"/>
+            </w:tcBorders>
+            <w:shd w:val="clear" w:color="auto" w:fill="auto"/>
+          </w:tcPr>
+          <w:p>
+            <w:pPr>
+              <w:pStyle w:val="Contenidotabla"/>
+              <w:jc w:val="center"/>
+            </w:pPr>
           </w:p>
         </w:tc>
       </w:tr>
       <w:tr>
-        <w:trPr/>
         <w:tc>
           <w:tcPr>
             <w:tcW w:w="566" w:type="dxa"/>
-            <w:vMerge w:val="continue"/>
+            <w:vMerge/>
             <w:tcBorders>
               <w:top w:val="thinThickLargeGap" w:sz="6" w:space="0" w:color="808080"/>
               <w:left w:val="thinThickLargeGap" w:sz="6" w:space="0" w:color="808080"/>
               <w:bottom w:val="thinThickLargeGap" w:sz="6" w:space="0" w:color="808080"/>
               <w:right w:val="double" w:sz="4" w:space="0" w:color="000000"/>
-              <w:insideH w:val="thinThickLargeGap" w:sz="6" w:space="0" w:color="808080"/>
-              <w:insideV w:val="double" w:sz="4" w:space="0" w:color="000000"/>
-            </w:tcBorders>
-            <w:shd w:fill="auto" w:val="clear"/>
-          </w:tcPr>
-          <w:p>
-            <w:pPr>
-              <w:pStyle w:val="Contenidotabla"/>
-              <w:jc w:val="center"/>
-              <w:rPr/>
-            </w:pPr>
-            <w:r>
-              <w:rPr/>
-            </w:r>
+            </w:tcBorders>
+            <w:shd w:val="clear" w:color="auto" w:fill="auto"/>
+          </w:tcPr>
+          <w:p>
+            <w:pPr>
+              <w:pStyle w:val="Contenidotabla"/>
+              <w:jc w:val="center"/>
+            </w:pPr>
           </w:p>
         </w:tc>
         <w:tc>
@@ -3536,20 +2783,14 @@
               <w:left w:val="double" w:sz="4" w:space="0" w:color="000000"/>
               <w:bottom w:val="thinThickLargeGap" w:sz="6" w:space="0" w:color="808080"/>
               <w:right w:val="thinThickLargeGap" w:sz="6" w:space="0" w:color="808080"/>
-              <w:insideH w:val="thinThickLargeGap" w:sz="6" w:space="0" w:color="808080"/>
-              <w:insideV w:val="thinThickLargeGap" w:sz="6" w:space="0" w:color="808080"/>
-            </w:tcBorders>
-            <w:shd w:fill="auto" w:val="clear"/>
-          </w:tcPr>
-          <w:p>
-            <w:pPr>
-              <w:pStyle w:val="Contenidotabla"/>
-              <w:jc w:val="center"/>
-              <w:rPr/>
-            </w:pPr>
-            <w:r>
-              <w:rPr/>
-            </w:r>
+            </w:tcBorders>
+            <w:shd w:val="clear" w:color="auto" w:fill="auto"/>
+          </w:tcPr>
+          <w:p>
+            <w:pPr>
+              <w:pStyle w:val="Contenidotabla"/>
+              <w:jc w:val="center"/>
+            </w:pPr>
           </w:p>
         </w:tc>
         <w:tc>
@@ -3560,45 +2801,32 @@
               <w:left w:val="thinThickLargeGap" w:sz="6" w:space="0" w:color="808080"/>
               <w:bottom w:val="thinThickLargeGap" w:sz="6" w:space="0" w:color="808080"/>
               <w:right w:val="thinThickLargeGap" w:sz="6" w:space="0" w:color="808080"/>
-              <w:insideH w:val="thinThickLargeGap" w:sz="6" w:space="0" w:color="808080"/>
-              <w:insideV w:val="thinThickLargeGap" w:sz="6" w:space="0" w:color="808080"/>
-            </w:tcBorders>
-            <w:shd w:fill="auto" w:val="clear"/>
-          </w:tcPr>
-          <w:p>
-            <w:pPr>
-              <w:pStyle w:val="Contenidotabla"/>
-              <w:jc w:val="center"/>
-              <w:rPr/>
-            </w:pPr>
-            <w:r>
-              <w:rPr/>
-            </w:r>
+            </w:tcBorders>
+            <w:shd w:val="clear" w:color="auto" w:fill="auto"/>
+          </w:tcPr>
+          <w:p>
+            <w:pPr>
+              <w:pStyle w:val="Contenidotabla"/>
+              <w:jc w:val="center"/>
+            </w:pPr>
           </w:p>
         </w:tc>
         <w:tc>
           <w:tcPr>
             <w:tcW w:w="562" w:type="dxa"/>
-            <w:gridSpan w:val="2"/>
-            <w:tcBorders>
-              <w:top w:val="thinThickLargeGap" w:sz="6" w:space="0" w:color="808080"/>
-              <w:left w:val="thinThickLargeGap" w:sz="6" w:space="0" w:color="808080"/>
-              <w:bottom w:val="thinThickLargeGap" w:sz="6" w:space="0" w:color="808080"/>
-              <w:right w:val="thinThickLargeGap" w:sz="6" w:space="0" w:color="808080"/>
-              <w:insideH w:val="thinThickLargeGap" w:sz="6" w:space="0" w:color="808080"/>
-              <w:insideV w:val="thinThickLargeGap" w:sz="6" w:space="0" w:color="808080"/>
-            </w:tcBorders>
-            <w:shd w:fill="auto" w:val="clear"/>
-          </w:tcPr>
-          <w:p>
-            <w:pPr>
-              <w:pStyle w:val="Contenidotabla"/>
-              <w:jc w:val="center"/>
-              <w:rPr/>
-            </w:pPr>
-            <w:r>
-              <w:rPr/>
-            </w:r>
+            <w:tcBorders>
+              <w:top w:val="thinThickLargeGap" w:sz="6" w:space="0" w:color="808080"/>
+              <w:left w:val="thinThickLargeGap" w:sz="6" w:space="0" w:color="808080"/>
+              <w:bottom w:val="thinThickLargeGap" w:sz="6" w:space="0" w:color="808080"/>
+              <w:right w:val="thinThickLargeGap" w:sz="6" w:space="0" w:color="808080"/>
+            </w:tcBorders>
+            <w:shd w:val="clear" w:color="auto" w:fill="auto"/>
+          </w:tcPr>
+          <w:p>
+            <w:pPr>
+              <w:pStyle w:val="Contenidotabla"/>
+              <w:jc w:val="center"/>
+            </w:pPr>
           </w:p>
         </w:tc>
         <w:tc>
@@ -3609,117 +2837,82 @@
               <w:left w:val="thinThickLargeGap" w:sz="6" w:space="0" w:color="808080"/>
               <w:bottom w:val="thinThickLargeGap" w:sz="6" w:space="0" w:color="808080"/>
               <w:right w:val="thinThickLargeGap" w:sz="6" w:space="0" w:color="808080"/>
-              <w:insideH w:val="thinThickLargeGap" w:sz="6" w:space="0" w:color="808080"/>
-              <w:insideV w:val="thinThickLargeGap" w:sz="6" w:space="0" w:color="808080"/>
-            </w:tcBorders>
-            <w:shd w:fill="auto" w:val="clear"/>
-          </w:tcPr>
-          <w:p>
-            <w:pPr>
-              <w:pStyle w:val="Contenidotabla"/>
-              <w:jc w:val="center"/>
-              <w:rPr/>
-            </w:pPr>
-            <w:r>
-              <w:rPr/>
-            </w:r>
+            </w:tcBorders>
+            <w:shd w:val="clear" w:color="auto" w:fill="auto"/>
+          </w:tcPr>
+          <w:p>
+            <w:pPr>
+              <w:pStyle w:val="Contenidotabla"/>
+              <w:jc w:val="center"/>
+            </w:pPr>
           </w:p>
         </w:tc>
         <w:tc>
           <w:tcPr>
             <w:tcW w:w="566" w:type="dxa"/>
-            <w:gridSpan w:val="2"/>
-            <w:tcBorders>
-              <w:top w:val="thinThickLargeGap" w:sz="6" w:space="0" w:color="808080"/>
-              <w:left w:val="thinThickLargeGap" w:sz="6" w:space="0" w:color="808080"/>
-              <w:bottom w:val="thinThickLargeGap" w:sz="6" w:space="0" w:color="808080"/>
-              <w:right w:val="thinThickLargeGap" w:sz="6" w:space="0" w:color="808080"/>
-              <w:insideH w:val="thinThickLargeGap" w:sz="6" w:space="0" w:color="808080"/>
-              <w:insideV w:val="thinThickLargeGap" w:sz="6" w:space="0" w:color="808080"/>
-            </w:tcBorders>
-            <w:shd w:fill="auto" w:val="clear"/>
-          </w:tcPr>
-          <w:p>
-            <w:pPr>
-              <w:pStyle w:val="Contenidotabla"/>
-              <w:jc w:val="center"/>
-              <w:rPr/>
-            </w:pPr>
-            <w:r>
-              <w:rPr/>
-            </w:r>
+            <w:tcBorders>
+              <w:top w:val="thinThickLargeGap" w:sz="6" w:space="0" w:color="808080"/>
+              <w:left w:val="thinThickLargeGap" w:sz="6" w:space="0" w:color="808080"/>
+              <w:bottom w:val="thinThickLargeGap" w:sz="6" w:space="0" w:color="808080"/>
+              <w:right w:val="thinThickLargeGap" w:sz="6" w:space="0" w:color="808080"/>
+            </w:tcBorders>
+            <w:shd w:val="clear" w:color="auto" w:fill="auto"/>
+          </w:tcPr>
+          <w:p>
+            <w:pPr>
+              <w:pStyle w:val="Contenidotabla"/>
+              <w:jc w:val="center"/>
+            </w:pPr>
           </w:p>
         </w:tc>
         <w:tc>
           <w:tcPr>
             <w:tcW w:w="4082" w:type="dxa"/>
-            <w:gridSpan w:val="2"/>
-            <w:tcBorders>
-              <w:top w:val="thinThickLargeGap" w:sz="6" w:space="0" w:color="808080"/>
-              <w:left w:val="thinThickLargeGap" w:sz="6" w:space="0" w:color="808080"/>
-              <w:bottom w:val="thinThickLargeGap" w:sz="6" w:space="0" w:color="808080"/>
-              <w:right w:val="thinThickLargeGap" w:sz="6" w:space="0" w:color="808080"/>
-              <w:insideH w:val="thinThickLargeGap" w:sz="6" w:space="0" w:color="808080"/>
-              <w:insideV w:val="thinThickLargeGap" w:sz="6" w:space="0" w:color="808080"/>
-            </w:tcBorders>
-            <w:shd w:fill="auto" w:val="clear"/>
-          </w:tcPr>
-          <w:p>
-            <w:pPr>
-              <w:pStyle w:val="Contenidotabla"/>
-              <w:rPr/>
-            </w:pPr>
-            <w:r>
-              <w:rPr/>
-            </w:r>
+            <w:tcBorders>
+              <w:top w:val="thinThickLargeGap" w:sz="6" w:space="0" w:color="808080"/>
+              <w:left w:val="thinThickLargeGap" w:sz="6" w:space="0" w:color="808080"/>
+              <w:bottom w:val="thinThickLargeGap" w:sz="6" w:space="0" w:color="808080"/>
+              <w:right w:val="thinThickLargeGap" w:sz="6" w:space="0" w:color="808080"/>
+            </w:tcBorders>
+            <w:shd w:val="clear" w:color="auto" w:fill="auto"/>
+          </w:tcPr>
+          <w:p>
+            <w:pPr>
+              <w:pStyle w:val="Contenidotabla"/>
+            </w:pPr>
           </w:p>
         </w:tc>
         <w:tc>
           <w:tcPr>
             <w:tcW w:w="1964" w:type="dxa"/>
-            <w:gridSpan w:val="2"/>
-            <w:tcBorders>
-              <w:top w:val="thinThickLargeGap" w:sz="6" w:space="0" w:color="808080"/>
-              <w:left w:val="thinThickLargeGap" w:sz="6" w:space="0" w:color="808080"/>
-              <w:bottom w:val="thinThickLargeGap" w:sz="6" w:space="0" w:color="808080"/>
-              <w:right w:val="thinThickLargeGap" w:sz="6" w:space="0" w:color="808080"/>
-              <w:insideH w:val="thinThickLargeGap" w:sz="6" w:space="0" w:color="808080"/>
-              <w:insideV w:val="thinThickLargeGap" w:sz="6" w:space="0" w:color="808080"/>
-            </w:tcBorders>
-            <w:shd w:fill="auto" w:val="clear"/>
-          </w:tcPr>
-          <w:p>
-            <w:pPr>
-              <w:pStyle w:val="Contenidotabla"/>
-              <w:jc w:val="center"/>
-              <w:rPr/>
-            </w:pPr>
-            <w:r>
-              <w:rPr/>
-            </w:r>
+            <w:tcBorders>
+              <w:top w:val="thinThickLargeGap" w:sz="6" w:space="0" w:color="808080"/>
+              <w:left w:val="thinThickLargeGap" w:sz="6" w:space="0" w:color="808080"/>
+              <w:bottom w:val="thinThickLargeGap" w:sz="6" w:space="0" w:color="808080"/>
+              <w:right w:val="thinThickLargeGap" w:sz="6" w:space="0" w:color="808080"/>
+            </w:tcBorders>
+            <w:shd w:val="clear" w:color="auto" w:fill="auto"/>
+          </w:tcPr>
+          <w:p>
+            <w:pPr>
+              <w:pStyle w:val="Contenidotabla"/>
+              <w:jc w:val="center"/>
+            </w:pPr>
           </w:p>
         </w:tc>
       </w:tr>
     </w:tbl>
     <w:p>
       <w:pPr>
-        <w:pStyle w:val="Normal"/>
         <w:rPr>
           <w:rFonts w:ascii="Arial" w:hAnsi="Arial"/>
           <w:sz w:val="22"/>
         </w:rPr>
       </w:pPr>
-      <w:r>
-        <w:rPr>
-          <w:rFonts w:ascii="Arial" w:hAnsi="Arial"/>
-          <w:sz w:val="22"/>
-        </w:rPr>
-      </w:r>
     </w:p>
     <w:tbl>
       <w:tblPr>
         <w:tblW w:w="3995" w:type="dxa"/>
-        <w:jc w:val="left"/>
         <w:tblInd w:w="-55" w:type="dxa"/>
         <w:tblBorders>
           <w:top w:val="thinThickLargeGap" w:sz="6" w:space="0" w:color="808080"/>
@@ -3730,22 +2923,20 @@
           <w:insideV w:val="thinThickLargeGap" w:sz="6" w:space="0" w:color="808080"/>
         </w:tblBorders>
         <w:tblCellMar>
-          <w:top w:w="0" w:type="dxa"/>
           <w:left w:w="70" w:type="dxa"/>
-          <w:bottom w:w="0" w:type="dxa"/>
           <w:right w:w="70" w:type="dxa"/>
         </w:tblCellMar>
-        <w:tblLook w:noVBand="0" w:val="00a0" w:noHBand="0" w:lastColumn="0" w:firstColumn="1" w:lastRow="0" w:firstRow="1"/>
+        <w:tblLook w:val="00A0" w:firstRow="1" w:lastRow="0" w:firstColumn="1" w:lastColumn="0" w:noHBand="0" w:noVBand="0"/>
       </w:tblPr>
       <w:tblGrid>
-        <w:gridCol w:w="2104"/>
+        <w:gridCol w:w="2105"/>
         <w:gridCol w:w="720"/>
         <w:gridCol w:w="721"/>
         <w:gridCol w:w="449"/>
       </w:tblGrid>
       <w:tr>
         <w:trPr>
-          <w:cantSplit w:val="true"/>
+          <w:cantSplit/>
         </w:trPr>
         <w:tc>
           <w:tcPr>
@@ -3755,17 +2946,14 @@
               <w:left w:val="thinThickLargeGap" w:sz="6" w:space="0" w:color="808080"/>
               <w:bottom w:val="thinThickLargeGap" w:sz="6" w:space="0" w:color="808080"/>
               <w:right w:val="thinThickLargeGap" w:sz="6" w:space="0" w:color="808080"/>
-              <w:insideH w:val="thinThickLargeGap" w:sz="6" w:space="0" w:color="808080"/>
-              <w:insideV w:val="thinThickLargeGap" w:sz="6" w:space="0" w:color="808080"/>
-            </w:tcBorders>
-            <w:shd w:fill="auto" w:val="clear"/>
+            </w:tcBorders>
+            <w:shd w:val="clear" w:color="auto" w:fill="auto"/>
           </w:tcPr>
           <w:p>
             <w:pPr>
               <w:pStyle w:val="Contenidotabla"/>
               <w:jc w:val="center"/>
               <w:rPr>
-                <w:b/>
                 <w:b/>
                 <w:lang w:val="en-US"/>
               </w:rPr>
@@ -3786,10 +2974,8 @@
               <w:left w:val="thinThickLargeGap" w:sz="6" w:space="0" w:color="808080"/>
               <w:bottom w:val="thinThickLargeGap" w:sz="6" w:space="0" w:color="808080"/>
               <w:right w:val="thinThickLargeGap" w:sz="6" w:space="0" w:color="808080"/>
-              <w:insideH w:val="thinThickLargeGap" w:sz="6" w:space="0" w:color="808080"/>
-              <w:insideV w:val="thinThickLargeGap" w:sz="6" w:space="0" w:color="808080"/>
-            </w:tcBorders>
-            <w:shd w:fill="auto" w:val="clear"/>
+            </w:tcBorders>
+            <w:shd w:val="clear" w:color="auto" w:fill="auto"/>
           </w:tcPr>
           <w:p>
             <w:pPr>
@@ -3801,13 +2987,103 @@
                 <w:lang w:val="en-US"/>
               </w:rPr>
             </w:pPr>
-            <w:r>
+          </w:p>
+        </w:tc>
+        <w:tc>
+          <w:tcPr>
+            <w:tcW w:w="721" w:type="dxa"/>
+            <w:tcBorders>
+              <w:top w:val="thinThickLargeGap" w:sz="6" w:space="0" w:color="808080"/>
+              <w:left w:val="thinThickLargeGap" w:sz="6" w:space="0" w:color="808080"/>
+              <w:bottom w:val="thinThickLargeGap" w:sz="6" w:space="0" w:color="808080"/>
+              <w:right w:val="thinThickLargeGap" w:sz="6" w:space="0" w:color="808080"/>
+            </w:tcBorders>
+            <w:shd w:val="clear" w:color="auto" w:fill="auto"/>
+          </w:tcPr>
+          <w:p>
+            <w:pPr>
+              <w:pStyle w:val="Contenidotabla"/>
+              <w:jc w:val="center"/>
               <w:rPr>
                 <w:rFonts w:ascii="Arial" w:hAnsi="Arial"/>
                 <w:sz w:val="22"/>
                 <w:lang w:val="en-US"/>
               </w:rPr>
-            </w:r>
+            </w:pPr>
+          </w:p>
+        </w:tc>
+        <w:tc>
+          <w:tcPr>
+            <w:tcW w:w="449" w:type="dxa"/>
+            <w:tcBorders>
+              <w:top w:val="thinThickLargeGap" w:sz="6" w:space="0" w:color="808080"/>
+              <w:left w:val="thinThickLargeGap" w:sz="6" w:space="0" w:color="808080"/>
+              <w:bottom w:val="thinThickLargeGap" w:sz="6" w:space="0" w:color="808080"/>
+              <w:right w:val="thinThickLargeGap" w:sz="6" w:space="0" w:color="808080"/>
+            </w:tcBorders>
+            <w:shd w:val="clear" w:color="auto" w:fill="auto"/>
+          </w:tcPr>
+          <w:p>
+            <w:pPr>
+              <w:pStyle w:val="Contenidotabla"/>
+              <w:jc w:val="center"/>
+              <w:rPr>
+                <w:lang w:val="en-US"/>
+              </w:rPr>
+            </w:pPr>
+          </w:p>
+        </w:tc>
+      </w:tr>
+      <w:tr>
+        <w:trPr>
+          <w:cantSplit/>
+        </w:trPr>
+        <w:tc>
+          <w:tcPr>
+            <w:tcW w:w="2104" w:type="dxa"/>
+            <w:tcBorders>
+              <w:top w:val="thinThickLargeGap" w:sz="6" w:space="0" w:color="808080"/>
+              <w:left w:val="thinThickLargeGap" w:sz="6" w:space="0" w:color="808080"/>
+              <w:bottom w:val="thinThickLargeGap" w:sz="6" w:space="0" w:color="808080"/>
+              <w:right w:val="thinThickLargeGap" w:sz="6" w:space="0" w:color="808080"/>
+            </w:tcBorders>
+            <w:shd w:val="clear" w:color="auto" w:fill="auto"/>
+          </w:tcPr>
+          <w:p>
+            <w:pPr>
+              <w:pStyle w:val="Contenidotabla"/>
+              <w:jc w:val="center"/>
+              <w:rPr>
+                <w:b/>
+              </w:rPr>
+            </w:pPr>
+            <w:r>
+              <w:rPr>
+                <w:b/>
+              </w:rPr>
+              <w:t>60 MINUTOS</w:t>
+            </w:r>
+          </w:p>
+        </w:tc>
+        <w:tc>
+          <w:tcPr>
+            <w:tcW w:w="720" w:type="dxa"/>
+            <w:tcBorders>
+              <w:top w:val="thinThickLargeGap" w:sz="6" w:space="0" w:color="808080"/>
+              <w:left w:val="thinThickLargeGap" w:sz="6" w:space="0" w:color="808080"/>
+              <w:bottom w:val="thinThickLargeGap" w:sz="6" w:space="0" w:color="808080"/>
+              <w:right w:val="thinThickLargeGap" w:sz="6" w:space="0" w:color="808080"/>
+            </w:tcBorders>
+            <w:shd w:val="clear" w:color="auto" w:fill="auto"/>
+          </w:tcPr>
+          <w:p>
+            <w:pPr>
+              <w:pStyle w:val="Contenidotabla"/>
+              <w:jc w:val="center"/>
+              <w:rPr>
+                <w:lang w:val="en-US"/>
+              </w:rPr>
+            </w:pPr>
           </w:p>
         </w:tc>
         <w:tc>
@@ -3818,10 +3094,8 @@
               <w:left w:val="thinThickLargeGap" w:sz="6" w:space="0" w:color="808080"/>
               <w:bottom w:val="thinThickLargeGap" w:sz="6" w:space="0" w:color="808080"/>
               <w:right w:val="thinThickLargeGap" w:sz="6" w:space="0" w:color="808080"/>
-              <w:insideH w:val="thinThickLargeGap" w:sz="6" w:space="0" w:color="808080"/>
-              <w:insideV w:val="thinThickLargeGap" w:sz="6" w:space="0" w:color="808080"/>
-            </w:tcBorders>
-            <w:shd w:fill="auto" w:val="clear"/>
+            </w:tcBorders>
+            <w:shd w:val="clear" w:color="auto" w:fill="auto"/>
           </w:tcPr>
           <w:p>
             <w:pPr>
@@ -3833,13 +3107,6 @@
                 <w:lang w:val="en-US"/>
               </w:rPr>
             </w:pPr>
-            <w:r>
-              <w:rPr>
-                <w:rFonts w:ascii="Arial" w:hAnsi="Arial"/>
-                <w:sz w:val="22"/>
-                <w:lang w:val="en-US"/>
-              </w:rPr>
-            </w:r>
           </w:p>
         </w:tc>
         <w:tc>
@@ -3850,10 +3117,8 @@
               <w:left w:val="thinThickLargeGap" w:sz="6" w:space="0" w:color="808080"/>
               <w:bottom w:val="thinThickLargeGap" w:sz="6" w:space="0" w:color="808080"/>
               <w:right w:val="thinThickLargeGap" w:sz="6" w:space="0" w:color="808080"/>
-              <w:insideH w:val="thinThickLargeGap" w:sz="6" w:space="0" w:color="808080"/>
-              <w:insideV w:val="thinThickLargeGap" w:sz="6" w:space="0" w:color="808080"/>
-            </w:tcBorders>
-            <w:shd w:fill="auto" w:val="clear"/>
+            </w:tcBorders>
+            <w:shd w:val="clear" w:color="auto" w:fill="auto"/>
           </w:tcPr>
           <w:p>
             <w:pPr>
@@ -3863,178 +3128,17 @@
                 <w:lang w:val="en-US"/>
               </w:rPr>
             </w:pPr>
-            <w:r>
-              <w:rPr>
-                <w:lang w:val="en-US"/>
-              </w:rPr>
-            </w:r>
-          </w:p>
-        </w:tc>
-      </w:tr>
-      <w:tr>
-        <w:trPr>
-          <w:cantSplit w:val="true"/>
-        </w:trPr>
-        <w:tc>
-          <w:tcPr>
-            <w:tcW w:w="2104" w:type="dxa"/>
-            <w:tcBorders>
-              <w:top w:val="thinThickLargeGap" w:sz="6" w:space="0" w:color="808080"/>
-              <w:left w:val="thinThickLargeGap" w:sz="6" w:space="0" w:color="808080"/>
-              <w:bottom w:val="thinThickLargeGap" w:sz="6" w:space="0" w:color="808080"/>
-              <w:right w:val="thinThickLargeGap" w:sz="6" w:space="0" w:color="808080"/>
-              <w:insideH w:val="thinThickLargeGap" w:sz="6" w:space="0" w:color="808080"/>
-              <w:insideV w:val="thinThickLargeGap" w:sz="6" w:space="0" w:color="808080"/>
-            </w:tcBorders>
-            <w:shd w:fill="auto" w:val="clear"/>
-          </w:tcPr>
-          <w:p>
-            <w:pPr>
-              <w:pStyle w:val="Contenidotabla"/>
-              <w:jc w:val="center"/>
-              <w:rPr>
-                <w:b/>
-                <w:b/>
-              </w:rPr>
-            </w:pPr>
-            <w:r>
-              <w:rPr>
-                <w:b/>
-              </w:rPr>
-              <w:t>60 MINUTOS</w:t>
-            </w:r>
-          </w:p>
-        </w:tc>
-        <w:tc>
-          <w:tcPr>
-            <w:tcW w:w="720" w:type="dxa"/>
-            <w:tcBorders>
-              <w:top w:val="thinThickLargeGap" w:sz="6" w:space="0" w:color="808080"/>
-              <w:left w:val="thinThickLargeGap" w:sz="6" w:space="0" w:color="808080"/>
-              <w:bottom w:val="thinThickLargeGap" w:sz="6" w:space="0" w:color="808080"/>
-              <w:right w:val="thinThickLargeGap" w:sz="6" w:space="0" w:color="808080"/>
-              <w:insideH w:val="thinThickLargeGap" w:sz="6" w:space="0" w:color="808080"/>
-              <w:insideV w:val="thinThickLargeGap" w:sz="6" w:space="0" w:color="808080"/>
-            </w:tcBorders>
-            <w:shd w:fill="auto" w:val="clear"/>
-          </w:tcPr>
-          <w:p>
-            <w:pPr>
-              <w:pStyle w:val="Contenidotabla"/>
-              <w:jc w:val="center"/>
-              <w:rPr>
-                <w:lang w:val="en-US"/>
-              </w:rPr>
-            </w:pPr>
-            <w:r>
-              <w:rPr>
-                <w:lang w:val="en-US"/>
-              </w:rPr>
-            </w:r>
-          </w:p>
-        </w:tc>
-        <w:tc>
-          <w:tcPr>
-            <w:tcW w:w="721" w:type="dxa"/>
-            <w:tcBorders>
-              <w:top w:val="thinThickLargeGap" w:sz="6" w:space="0" w:color="808080"/>
-              <w:left w:val="thinThickLargeGap" w:sz="6" w:space="0" w:color="808080"/>
-              <w:bottom w:val="thinThickLargeGap" w:sz="6" w:space="0" w:color="808080"/>
-              <w:right w:val="thinThickLargeGap" w:sz="6" w:space="0" w:color="808080"/>
-              <w:insideH w:val="thinThickLargeGap" w:sz="6" w:space="0" w:color="808080"/>
-              <w:insideV w:val="thinThickLargeGap" w:sz="6" w:space="0" w:color="808080"/>
-            </w:tcBorders>
-            <w:shd w:fill="auto" w:val="clear"/>
-          </w:tcPr>
-          <w:p>
-            <w:pPr>
-              <w:pStyle w:val="Contenidotabla"/>
-              <w:jc w:val="center"/>
-              <w:rPr>
-                <w:rFonts w:ascii="Arial" w:hAnsi="Arial"/>
-                <w:sz w:val="22"/>
-                <w:lang w:val="en-US"/>
-              </w:rPr>
-            </w:pPr>
-            <w:r>
-              <w:rPr>
-                <w:rFonts w:ascii="Arial" w:hAnsi="Arial"/>
-                <w:sz w:val="22"/>
-                <w:lang w:val="en-US"/>
-              </w:rPr>
-            </w:r>
-          </w:p>
-        </w:tc>
-        <w:tc>
-          <w:tcPr>
-            <w:tcW w:w="449" w:type="dxa"/>
-            <w:tcBorders>
-              <w:top w:val="thinThickLargeGap" w:sz="6" w:space="0" w:color="808080"/>
-              <w:left w:val="thinThickLargeGap" w:sz="6" w:space="0" w:color="808080"/>
-              <w:bottom w:val="thinThickLargeGap" w:sz="6" w:space="0" w:color="808080"/>
-              <w:right w:val="thinThickLargeGap" w:sz="6" w:space="0" w:color="808080"/>
-              <w:insideH w:val="thinThickLargeGap" w:sz="6" w:space="0" w:color="808080"/>
-              <w:insideV w:val="thinThickLargeGap" w:sz="6" w:space="0" w:color="808080"/>
-            </w:tcBorders>
-            <w:shd w:fill="auto" w:val="clear"/>
-          </w:tcPr>
-          <w:p>
-            <w:pPr>
-              <w:pStyle w:val="Contenidotabla"/>
-              <w:jc w:val="center"/>
-              <w:rPr>
-                <w:lang w:val="en-US"/>
-              </w:rPr>
-            </w:pPr>
-            <w:r>
-              <w:rPr>
-                <w:lang w:val="en-US"/>
-              </w:rPr>
-            </w:r>
           </w:p>
         </w:tc>
       </w:tr>
     </w:tbl>
-    <w:p>
-      <w:pPr>
-        <w:pStyle w:val="Normal"/>
-        <w:rPr/>
-      </w:pPr>
-      <w:r>
-        <w:rPr/>
-      </w:r>
-    </w:p>
-    <w:p>
-      <w:pPr>
-        <w:pStyle w:val="Normal"/>
-        <w:rPr/>
-      </w:pPr>
-      <w:r>
-        <w:rPr/>
-      </w:r>
-    </w:p>
-    <w:p>
-      <w:pPr>
-        <w:pStyle w:val="Normal"/>
-        <w:rPr/>
-      </w:pPr>
-      <w:r>
-        <w:rPr/>
-      </w:r>
-    </w:p>
-    <w:p>
-      <w:pPr>
-        <w:pStyle w:val="Normal"/>
-        <w:rPr/>
-      </w:pPr>
-      <w:r>
-        <w:rPr/>
-      </w:r>
-    </w:p>
+    <w:p/>
+    <w:p/>
+    <w:p/>
+    <w:p/>
     <w:tbl>
       <w:tblPr>
         <w:tblW w:w="9305" w:type="dxa"/>
-        <w:jc w:val="left"/>
         <w:tblInd w:w="-55" w:type="dxa"/>
         <w:tblBorders>
           <w:top w:val="thinThickLargeGap" w:sz="6" w:space="0" w:color="808080"/>
@@ -4045,22 +3149,20 @@
           <w:insideV w:val="thinThickLargeGap" w:sz="6" w:space="0" w:color="808080"/>
         </w:tblBorders>
         <w:tblCellMar>
-          <w:top w:w="0" w:type="dxa"/>
           <w:left w:w="70" w:type="dxa"/>
-          <w:bottom w:w="0" w:type="dxa"/>
           <w:right w:w="70" w:type="dxa"/>
         </w:tblCellMar>
-        <w:tblLook w:noVBand="0" w:val="00a0" w:noHBand="0" w:lastColumn="0" w:firstColumn="1" w:lastRow="0" w:firstRow="1"/>
+        <w:tblLook w:val="00A0" w:firstRow="1" w:lastRow="0" w:firstColumn="1" w:lastColumn="0" w:noHBand="0" w:noVBand="0"/>
       </w:tblPr>
       <w:tblGrid>
         <w:gridCol w:w="483"/>
-        <w:gridCol w:w="6122"/>
+        <w:gridCol w:w="6123"/>
         <w:gridCol w:w="1350"/>
         <w:gridCol w:w="1349"/>
       </w:tblGrid>
       <w:tr>
         <w:trPr>
-          <w:cantSplit w:val="true"/>
+          <w:cantSplit/>
         </w:trPr>
         <w:tc>
           <w:tcPr>
@@ -4071,26 +3173,21 @@
               <w:left w:val="thinThickLargeGap" w:sz="6" w:space="0" w:color="808080"/>
               <w:bottom w:val="thinThickLargeGap" w:sz="6" w:space="0" w:color="808080"/>
               <w:right w:val="thinThickLargeGap" w:sz="6" w:space="0" w:color="808080"/>
-              <w:insideH w:val="thinThickLargeGap" w:sz="6" w:space="0" w:color="808080"/>
-              <w:insideV w:val="thinThickLargeGap" w:sz="6" w:space="0" w:color="808080"/>
-            </w:tcBorders>
-            <w:shd w:fill="auto" w:val="clear"/>
+            </w:tcBorders>
+            <w:shd w:val="clear" w:color="auto" w:fill="auto"/>
           </w:tcPr>
           <w:p>
             <w:pPr>
               <w:pStyle w:val="Encabezadotabla"/>
               <w:jc w:val="center"/>
-              <w:rPr/>
-            </w:pPr>
-            <w:r>
-              <w:rPr/>
+            </w:pPr>
+            <w:r>
               <w:t>ACUERDOS</w:t>
             </w:r>
           </w:p>
         </w:tc>
       </w:tr>
       <w:tr>
-        <w:trPr/>
         <w:tc>
           <w:tcPr>
             <w:tcW w:w="483" w:type="dxa"/>
@@ -4099,19 +3196,15 @@
               <w:left w:val="thinThickLargeGap" w:sz="6" w:space="0" w:color="808080"/>
               <w:bottom w:val="thinThickLargeGap" w:sz="6" w:space="0" w:color="808080"/>
               <w:right w:val="thinThickLargeGap" w:sz="6" w:space="0" w:color="808080"/>
-              <w:insideH w:val="thinThickLargeGap" w:sz="6" w:space="0" w:color="808080"/>
-              <w:insideV w:val="thinThickLargeGap" w:sz="6" w:space="0" w:color="808080"/>
-            </w:tcBorders>
-            <w:shd w:fill="auto" w:val="clear"/>
+            </w:tcBorders>
+            <w:shd w:val="clear" w:color="auto" w:fill="auto"/>
           </w:tcPr>
           <w:p>
             <w:pPr>
               <w:pStyle w:val="Encabezadotabla"/>
               <w:jc w:val="center"/>
-              <w:rPr/>
-            </w:pPr>
-            <w:r>
-              <w:rPr/>
+            </w:pPr>
+            <w:r>
               <w:t>No</w:t>
             </w:r>
           </w:p>
@@ -4124,10 +3217,8 @@
               <w:left w:val="thinThickLargeGap" w:sz="6" w:space="0" w:color="808080"/>
               <w:bottom w:val="thinThickLargeGap" w:sz="6" w:space="0" w:color="808080"/>
               <w:right w:val="thinThickLargeGap" w:sz="6" w:space="0" w:color="808080"/>
-              <w:insideH w:val="thinThickLargeGap" w:sz="6" w:space="0" w:color="808080"/>
-              <w:insideV w:val="thinThickLargeGap" w:sz="6" w:space="0" w:color="808080"/>
-            </w:tcBorders>
-            <w:shd w:fill="auto" w:val="clear"/>
+            </w:tcBorders>
+            <w:shd w:val="clear" w:color="auto" w:fill="auto"/>
           </w:tcPr>
           <w:p>
             <w:pPr>
@@ -4153,19 +3244,15 @@
               <w:left w:val="thinThickLargeGap" w:sz="6" w:space="0" w:color="808080"/>
               <w:bottom w:val="thinThickLargeGap" w:sz="6" w:space="0" w:color="808080"/>
               <w:right w:val="thinThickLargeGap" w:sz="6" w:space="0" w:color="808080"/>
-              <w:insideH w:val="thinThickLargeGap" w:sz="6" w:space="0" w:color="808080"/>
-              <w:insideV w:val="thinThickLargeGap" w:sz="6" w:space="0" w:color="808080"/>
-            </w:tcBorders>
-            <w:shd w:fill="auto" w:val="clear"/>
+            </w:tcBorders>
+            <w:shd w:val="clear" w:color="auto" w:fill="auto"/>
           </w:tcPr>
           <w:p>
             <w:pPr>
               <w:pStyle w:val="Encabezadotabla"/>
               <w:jc w:val="center"/>
-              <w:rPr/>
-            </w:pPr>
-            <w:r>
-              <w:rPr/>
+            </w:pPr>
+            <w:r>
               <w:t>Quién</w:t>
             </w:r>
           </w:p>
@@ -4178,26 +3265,21 @@
               <w:left w:val="thinThickLargeGap" w:sz="6" w:space="0" w:color="808080"/>
               <w:bottom w:val="thinThickLargeGap" w:sz="6" w:space="0" w:color="808080"/>
               <w:right w:val="thinThickLargeGap" w:sz="6" w:space="0" w:color="808080"/>
-              <w:insideH w:val="thinThickLargeGap" w:sz="6" w:space="0" w:color="808080"/>
-              <w:insideV w:val="thinThickLargeGap" w:sz="6" w:space="0" w:color="808080"/>
-            </w:tcBorders>
-            <w:shd w:fill="auto" w:val="clear"/>
+            </w:tcBorders>
+            <w:shd w:val="clear" w:color="auto" w:fill="auto"/>
           </w:tcPr>
           <w:p>
             <w:pPr>
               <w:pStyle w:val="Encabezadotabla"/>
               <w:jc w:val="center"/>
-              <w:rPr/>
-            </w:pPr>
-            <w:r>
-              <w:rPr/>
+            </w:pPr>
+            <w:r>
               <w:t>Cuándo</w:t>
             </w:r>
           </w:p>
         </w:tc>
       </w:tr>
       <w:tr>
-        <w:trPr/>
         <w:tc>
           <w:tcPr>
             <w:tcW w:w="483" w:type="dxa"/>
@@ -4206,20 +3288,16 @@
               <w:left w:val="thinThickLargeGap" w:sz="6" w:space="0" w:color="808080"/>
               <w:bottom w:val="thinThickLargeGap" w:sz="6" w:space="0" w:color="808080"/>
               <w:right w:val="thinThickLargeGap" w:sz="6" w:space="0" w:color="808080"/>
-              <w:insideH w:val="thinThickLargeGap" w:sz="6" w:space="0" w:color="808080"/>
-              <w:insideV w:val="thinThickLargeGap" w:sz="6" w:space="0" w:color="808080"/>
-            </w:tcBorders>
-            <w:shd w:fill="auto" w:val="clear"/>
+            </w:tcBorders>
+            <w:shd w:val="clear" w:color="auto" w:fill="auto"/>
             <w:vAlign w:val="center"/>
           </w:tcPr>
           <w:p>
             <w:pPr>
               <w:pStyle w:val="Contenidotabla"/>
               <w:jc w:val="center"/>
-              <w:rPr/>
-            </w:pPr>
-            <w:r>
-              <w:rPr/>
+            </w:pPr>
+            <w:r>
               <w:t>1</w:t>
             </w:r>
           </w:p>
@@ -4232,19 +3310,13 @@
               <w:left w:val="thinThickLargeGap" w:sz="6" w:space="0" w:color="808080"/>
               <w:bottom w:val="thinThickLargeGap" w:sz="6" w:space="0" w:color="808080"/>
               <w:right w:val="thinThickLargeGap" w:sz="6" w:space="0" w:color="808080"/>
-              <w:insideH w:val="thinThickLargeGap" w:sz="6" w:space="0" w:color="808080"/>
-              <w:insideV w:val="thinThickLargeGap" w:sz="6" w:space="0" w:color="808080"/>
-            </w:tcBorders>
-            <w:shd w:fill="auto" w:val="clear"/>
-          </w:tcPr>
-          <w:p>
-            <w:pPr>
-              <w:pStyle w:val="Contenidotabla"/>
-              <w:rPr/>
-            </w:pPr>
-            <w:r>
-              <w:rPr/>
-            </w:r>
+            </w:tcBorders>
+            <w:shd w:val="clear" w:color="auto" w:fill="auto"/>
+          </w:tcPr>
+          <w:p>
+            <w:pPr>
+              <w:pStyle w:val="Contenidotabla"/>
+            </w:pPr>
           </w:p>
         </w:tc>
         <w:tc>
@@ -4255,20 +3327,14 @@
               <w:left w:val="thinThickLargeGap" w:sz="6" w:space="0" w:color="808080"/>
               <w:bottom w:val="thinThickLargeGap" w:sz="6" w:space="0" w:color="808080"/>
               <w:right w:val="thinThickLargeGap" w:sz="6" w:space="0" w:color="808080"/>
-              <w:insideH w:val="thinThickLargeGap" w:sz="6" w:space="0" w:color="808080"/>
-              <w:insideV w:val="thinThickLargeGap" w:sz="6" w:space="0" w:color="808080"/>
-            </w:tcBorders>
-            <w:shd w:fill="auto" w:val="clear"/>
-          </w:tcPr>
-          <w:p>
-            <w:pPr>
-              <w:pStyle w:val="Contenidotabla"/>
-              <w:jc w:val="center"/>
-              <w:rPr/>
-            </w:pPr>
-            <w:r>
-              <w:rPr/>
-            </w:r>
+            </w:tcBorders>
+            <w:shd w:val="clear" w:color="auto" w:fill="auto"/>
+          </w:tcPr>
+          <w:p>
+            <w:pPr>
+              <w:pStyle w:val="Contenidotabla"/>
+              <w:jc w:val="center"/>
+            </w:pPr>
           </w:p>
         </w:tc>
         <w:tc>
@@ -4279,10 +3345,8 @@
               <w:left w:val="thinThickLargeGap" w:sz="6" w:space="0" w:color="808080"/>
               <w:bottom w:val="thinThickLargeGap" w:sz="6" w:space="0" w:color="808080"/>
               <w:right w:val="thinThickLargeGap" w:sz="6" w:space="0" w:color="808080"/>
-              <w:insideH w:val="thinThickLargeGap" w:sz="6" w:space="0" w:color="808080"/>
-              <w:insideV w:val="thinThickLargeGap" w:sz="6" w:space="0" w:color="808080"/>
-            </w:tcBorders>
-            <w:shd w:fill="auto" w:val="clear"/>
+            </w:tcBorders>
+            <w:shd w:val="clear" w:color="auto" w:fill="auto"/>
           </w:tcPr>
           <w:p>
             <w:pPr>
@@ -4293,17 +3357,10 @@
                 <w:lang w:val="en-US"/>
               </w:rPr>
             </w:pPr>
-            <w:r>
-              <w:rPr>
-                <w:bCs/>
-                <w:lang w:val="en-US"/>
-              </w:rPr>
-            </w:r>
           </w:p>
         </w:tc>
       </w:tr>
       <w:tr>
-        <w:trPr/>
         <w:tc>
           <w:tcPr>
             <w:tcW w:w="483" w:type="dxa"/>
@@ -4312,20 +3369,16 @@
               <w:left w:val="thinThickLargeGap" w:sz="6" w:space="0" w:color="808080"/>
               <w:bottom w:val="thinThickLargeGap" w:sz="6" w:space="0" w:color="808080"/>
               <w:right w:val="thinThickLargeGap" w:sz="6" w:space="0" w:color="808080"/>
-              <w:insideH w:val="thinThickLargeGap" w:sz="6" w:space="0" w:color="808080"/>
-              <w:insideV w:val="thinThickLargeGap" w:sz="6" w:space="0" w:color="808080"/>
-            </w:tcBorders>
-            <w:shd w:fill="auto" w:val="clear"/>
+            </w:tcBorders>
+            <w:shd w:val="clear" w:color="auto" w:fill="auto"/>
             <w:vAlign w:val="center"/>
           </w:tcPr>
           <w:p>
             <w:pPr>
               <w:pStyle w:val="Contenidotabla"/>
               <w:jc w:val="center"/>
-              <w:rPr/>
-            </w:pPr>
-            <w:r>
-              <w:rPr/>
+            </w:pPr>
+            <w:r>
               <w:t>2</w:t>
             </w:r>
           </w:p>
@@ -4338,23 +3391,15 @@
               <w:left w:val="thinThickLargeGap" w:sz="6" w:space="0" w:color="808080"/>
               <w:bottom w:val="thinThickLargeGap" w:sz="6" w:space="0" w:color="808080"/>
               <w:right w:val="thinThickLargeGap" w:sz="6" w:space="0" w:color="808080"/>
-              <w:insideH w:val="thinThickLargeGap" w:sz="6" w:space="0" w:color="808080"/>
-              <w:insideV w:val="thinThickLargeGap" w:sz="6" w:space="0" w:color="808080"/>
-            </w:tcBorders>
-            <w:shd w:fill="auto" w:val="clear"/>
-          </w:tcPr>
-          <w:p>
-            <w:pPr>
-              <w:pStyle w:val="Contenidotabla"/>
-              <w:rPr/>
-            </w:pPr>
-            <w:r>
-              <w:rPr/>
-              <w:t xml:space="preserve">       </w:t>
-            </w:r>
-            <w:r>
-              <w:rPr/>
-              <w:t>PENDIENTES</w:t>
+            </w:tcBorders>
+            <w:shd w:val="clear" w:color="auto" w:fill="auto"/>
+          </w:tcPr>
+          <w:p>
+            <w:pPr>
+              <w:pStyle w:val="Contenidotabla"/>
+            </w:pPr>
+            <w:r>
+              <w:t xml:space="preserve">       PENDIENTES</w:t>
             </w:r>
           </w:p>
         </w:tc>
@@ -4366,20 +3411,14 @@
               <w:left w:val="thinThickLargeGap" w:sz="6" w:space="0" w:color="808080"/>
               <w:bottom w:val="thinThickLargeGap" w:sz="6" w:space="0" w:color="808080"/>
               <w:right w:val="thinThickLargeGap" w:sz="6" w:space="0" w:color="808080"/>
-              <w:insideH w:val="thinThickLargeGap" w:sz="6" w:space="0" w:color="808080"/>
-              <w:insideV w:val="thinThickLargeGap" w:sz="6" w:space="0" w:color="808080"/>
-            </w:tcBorders>
-            <w:shd w:fill="auto" w:val="clear"/>
-          </w:tcPr>
-          <w:p>
-            <w:pPr>
-              <w:pStyle w:val="Contenidotabla"/>
-              <w:jc w:val="center"/>
-              <w:rPr/>
-            </w:pPr>
-            <w:r>
-              <w:rPr/>
-            </w:r>
+            </w:tcBorders>
+            <w:shd w:val="clear" w:color="auto" w:fill="auto"/>
+          </w:tcPr>
+          <w:p>
+            <w:pPr>
+              <w:pStyle w:val="Contenidotabla"/>
+              <w:jc w:val="center"/>
+            </w:pPr>
           </w:p>
         </w:tc>
         <w:tc>
@@ -4390,25 +3429,18 @@
               <w:left w:val="thinThickLargeGap" w:sz="6" w:space="0" w:color="808080"/>
               <w:bottom w:val="thinThickLargeGap" w:sz="6" w:space="0" w:color="808080"/>
               <w:right w:val="thinThickLargeGap" w:sz="6" w:space="0" w:color="808080"/>
-              <w:insideH w:val="thinThickLargeGap" w:sz="6" w:space="0" w:color="808080"/>
-              <w:insideV w:val="thinThickLargeGap" w:sz="6" w:space="0" w:color="808080"/>
-            </w:tcBorders>
-            <w:shd w:fill="auto" w:val="clear"/>
-          </w:tcPr>
-          <w:p>
-            <w:pPr>
-              <w:pStyle w:val="Contenidotabla"/>
-              <w:jc w:val="center"/>
-              <w:rPr/>
-            </w:pPr>
-            <w:r>
-              <w:rPr/>
-            </w:r>
+            </w:tcBorders>
+            <w:shd w:val="clear" w:color="auto" w:fill="auto"/>
+          </w:tcPr>
+          <w:p>
+            <w:pPr>
+              <w:pStyle w:val="Contenidotabla"/>
+              <w:jc w:val="center"/>
+            </w:pPr>
           </w:p>
         </w:tc>
       </w:tr>
       <w:tr>
-        <w:trPr/>
         <w:tc>
           <w:tcPr>
             <w:tcW w:w="483" w:type="dxa"/>
@@ -4417,20 +3449,16 @@
               <w:left w:val="thinThickLargeGap" w:sz="6" w:space="0" w:color="808080"/>
               <w:bottom w:val="thinThickLargeGap" w:sz="6" w:space="0" w:color="808080"/>
               <w:right w:val="thinThickLargeGap" w:sz="6" w:space="0" w:color="808080"/>
-              <w:insideH w:val="thinThickLargeGap" w:sz="6" w:space="0" w:color="808080"/>
-              <w:insideV w:val="thinThickLargeGap" w:sz="6" w:space="0" w:color="808080"/>
-            </w:tcBorders>
-            <w:shd w:fill="auto" w:val="clear"/>
+            </w:tcBorders>
+            <w:shd w:val="clear" w:color="auto" w:fill="auto"/>
             <w:vAlign w:val="center"/>
           </w:tcPr>
           <w:p>
             <w:pPr>
               <w:pStyle w:val="Contenidotabla"/>
               <w:jc w:val="center"/>
-              <w:rPr/>
-            </w:pPr>
-            <w:r>
-              <w:rPr/>
+            </w:pPr>
+            <w:r>
               <w:t>3</w:t>
             </w:r>
           </w:p>
@@ -4443,10 +3471,8 @@
               <w:left w:val="thinThickLargeGap" w:sz="6" w:space="0" w:color="808080"/>
               <w:bottom w:val="thinThickLargeGap" w:sz="6" w:space="0" w:color="808080"/>
               <w:right w:val="thinThickLargeGap" w:sz="6" w:space="0" w:color="808080"/>
-              <w:insideH w:val="thinThickLargeGap" w:sz="6" w:space="0" w:color="808080"/>
-              <w:insideV w:val="thinThickLargeGap" w:sz="6" w:space="0" w:color="808080"/>
-            </w:tcBorders>
-            <w:shd w:fill="auto" w:val="clear"/>
+            </w:tcBorders>
+            <w:shd w:val="clear" w:color="auto" w:fill="auto"/>
           </w:tcPr>
           <w:p>
             <w:pPr>
@@ -4455,11 +3481,6 @@
                 <w:szCs w:val="20"/>
               </w:rPr>
             </w:pPr>
-            <w:r>
-              <w:rPr>
-                <w:szCs w:val="20"/>
-              </w:rPr>
-            </w:r>
           </w:p>
         </w:tc>
         <w:tc>
@@ -4470,20 +3491,14 @@
               <w:left w:val="thinThickLargeGap" w:sz="6" w:space="0" w:color="808080"/>
               <w:bottom w:val="thinThickLargeGap" w:sz="6" w:space="0" w:color="808080"/>
               <w:right w:val="thinThickLargeGap" w:sz="6" w:space="0" w:color="808080"/>
-              <w:insideH w:val="thinThickLargeGap" w:sz="6" w:space="0" w:color="808080"/>
-              <w:insideV w:val="thinThickLargeGap" w:sz="6" w:space="0" w:color="808080"/>
-            </w:tcBorders>
-            <w:shd w:fill="auto" w:val="clear"/>
-          </w:tcPr>
-          <w:p>
-            <w:pPr>
-              <w:pStyle w:val="Contenidotabla"/>
-              <w:jc w:val="center"/>
-              <w:rPr/>
-            </w:pPr>
-            <w:r>
-              <w:rPr/>
-            </w:r>
+            </w:tcBorders>
+            <w:shd w:val="clear" w:color="auto" w:fill="auto"/>
+          </w:tcPr>
+          <w:p>
+            <w:pPr>
+              <w:pStyle w:val="Contenidotabla"/>
+              <w:jc w:val="center"/>
+            </w:pPr>
           </w:p>
         </w:tc>
         <w:tc>
@@ -4494,25 +3509,18 @@
               <w:left w:val="thinThickLargeGap" w:sz="6" w:space="0" w:color="808080"/>
               <w:bottom w:val="thinThickLargeGap" w:sz="6" w:space="0" w:color="808080"/>
               <w:right w:val="thinThickLargeGap" w:sz="6" w:space="0" w:color="808080"/>
-              <w:insideH w:val="thinThickLargeGap" w:sz="6" w:space="0" w:color="808080"/>
-              <w:insideV w:val="thinThickLargeGap" w:sz="6" w:space="0" w:color="808080"/>
-            </w:tcBorders>
-            <w:shd w:fill="auto" w:val="clear"/>
-          </w:tcPr>
-          <w:p>
-            <w:pPr>
-              <w:pStyle w:val="Contenidotabla"/>
-              <w:jc w:val="center"/>
-              <w:rPr/>
-            </w:pPr>
-            <w:r>
-              <w:rPr/>
-            </w:r>
+            </w:tcBorders>
+            <w:shd w:val="clear" w:color="auto" w:fill="auto"/>
+          </w:tcPr>
+          <w:p>
+            <w:pPr>
+              <w:pStyle w:val="Contenidotabla"/>
+              <w:jc w:val="center"/>
+            </w:pPr>
           </w:p>
         </w:tc>
       </w:tr>
       <w:tr>
-        <w:trPr/>
         <w:tc>
           <w:tcPr>
             <w:tcW w:w="483" w:type="dxa"/>
@@ -4521,20 +3529,16 @@
               <w:left w:val="thinThickLargeGap" w:sz="6" w:space="0" w:color="808080"/>
               <w:bottom w:val="thinThickLargeGap" w:sz="6" w:space="0" w:color="808080"/>
               <w:right w:val="thinThickLargeGap" w:sz="6" w:space="0" w:color="808080"/>
-              <w:insideH w:val="thinThickLargeGap" w:sz="6" w:space="0" w:color="808080"/>
-              <w:insideV w:val="thinThickLargeGap" w:sz="6" w:space="0" w:color="808080"/>
-            </w:tcBorders>
-            <w:shd w:fill="auto" w:val="clear"/>
+            </w:tcBorders>
+            <w:shd w:val="clear" w:color="auto" w:fill="auto"/>
             <w:vAlign w:val="center"/>
           </w:tcPr>
           <w:p>
             <w:pPr>
               <w:pStyle w:val="Contenidotabla"/>
               <w:jc w:val="center"/>
-              <w:rPr/>
-            </w:pPr>
-            <w:r>
-              <w:rPr/>
+            </w:pPr>
+            <w:r>
               <w:t>4</w:t>
             </w:r>
           </w:p>
@@ -4547,25 +3551,16 @@
               <w:left w:val="thinThickLargeGap" w:sz="6" w:space="0" w:color="808080"/>
               <w:bottom w:val="thinThickLargeGap" w:sz="6" w:space="0" w:color="808080"/>
               <w:right w:val="thinThickLargeGap" w:sz="6" w:space="0" w:color="808080"/>
-              <w:insideH w:val="thinThickLargeGap" w:sz="6" w:space="0" w:color="808080"/>
-              <w:insideV w:val="thinThickLargeGap" w:sz="6" w:space="0" w:color="808080"/>
-            </w:tcBorders>
-            <w:shd w:fill="auto" w:val="clear"/>
-          </w:tcPr>
-          <w:p>
-            <w:pPr>
-              <w:pStyle w:val="Normal"/>
+            </w:tcBorders>
+            <w:shd w:val="clear" w:color="auto" w:fill="auto"/>
+          </w:tcPr>
+          <w:p>
+            <w:pPr>
               <w:rPr>
                 <w:sz w:val="20"/>
                 <w:szCs w:val="20"/>
               </w:rPr>
             </w:pPr>
-            <w:r>
-              <w:rPr>
-                <w:sz w:val="20"/>
-                <w:szCs w:val="20"/>
-              </w:rPr>
-            </w:r>
           </w:p>
         </w:tc>
         <w:tc>
@@ -4576,20 +3571,14 @@
               <w:left w:val="thinThickLargeGap" w:sz="6" w:space="0" w:color="808080"/>
               <w:bottom w:val="thinThickLargeGap" w:sz="6" w:space="0" w:color="808080"/>
               <w:right w:val="thinThickLargeGap" w:sz="6" w:space="0" w:color="808080"/>
-              <w:insideH w:val="thinThickLargeGap" w:sz="6" w:space="0" w:color="808080"/>
-              <w:insideV w:val="thinThickLargeGap" w:sz="6" w:space="0" w:color="808080"/>
-            </w:tcBorders>
-            <w:shd w:fill="auto" w:val="clear"/>
-          </w:tcPr>
-          <w:p>
-            <w:pPr>
-              <w:pStyle w:val="Contenidotabla"/>
-              <w:jc w:val="center"/>
-              <w:rPr/>
-            </w:pPr>
-            <w:r>
-              <w:rPr/>
-            </w:r>
+            </w:tcBorders>
+            <w:shd w:val="clear" w:color="auto" w:fill="auto"/>
+          </w:tcPr>
+          <w:p>
+            <w:pPr>
+              <w:pStyle w:val="Contenidotabla"/>
+              <w:jc w:val="center"/>
+            </w:pPr>
           </w:p>
         </w:tc>
         <w:tc>
@@ -4600,25 +3589,18 @@
               <w:left w:val="thinThickLargeGap" w:sz="6" w:space="0" w:color="808080"/>
               <w:bottom w:val="thinThickLargeGap" w:sz="6" w:space="0" w:color="808080"/>
               <w:right w:val="thinThickLargeGap" w:sz="6" w:space="0" w:color="808080"/>
-              <w:insideH w:val="thinThickLargeGap" w:sz="6" w:space="0" w:color="808080"/>
-              <w:insideV w:val="thinThickLargeGap" w:sz="6" w:space="0" w:color="808080"/>
-            </w:tcBorders>
-            <w:shd w:fill="auto" w:val="clear"/>
-          </w:tcPr>
-          <w:p>
-            <w:pPr>
-              <w:pStyle w:val="Contenidotabla"/>
-              <w:jc w:val="center"/>
-              <w:rPr/>
-            </w:pPr>
-            <w:r>
-              <w:rPr/>
-            </w:r>
+            </w:tcBorders>
+            <w:shd w:val="clear" w:color="auto" w:fill="auto"/>
+          </w:tcPr>
+          <w:p>
+            <w:pPr>
+              <w:pStyle w:val="Contenidotabla"/>
+              <w:jc w:val="center"/>
+            </w:pPr>
           </w:p>
         </w:tc>
       </w:tr>
       <w:tr>
-        <w:trPr/>
         <w:tc>
           <w:tcPr>
             <w:tcW w:w="483" w:type="dxa"/>
@@ -4627,20 +3609,16 @@
               <w:left w:val="thinThickLargeGap" w:sz="6" w:space="0" w:color="808080"/>
               <w:bottom w:val="thinThickLargeGap" w:sz="6" w:space="0" w:color="808080"/>
               <w:right w:val="thinThickLargeGap" w:sz="6" w:space="0" w:color="808080"/>
-              <w:insideH w:val="thinThickLargeGap" w:sz="6" w:space="0" w:color="808080"/>
-              <w:insideV w:val="thinThickLargeGap" w:sz="6" w:space="0" w:color="808080"/>
-            </w:tcBorders>
-            <w:shd w:fill="auto" w:val="clear"/>
+            </w:tcBorders>
+            <w:shd w:val="clear" w:color="auto" w:fill="auto"/>
             <w:vAlign w:val="center"/>
           </w:tcPr>
           <w:p>
             <w:pPr>
               <w:pStyle w:val="Contenidotabla"/>
               <w:jc w:val="center"/>
-              <w:rPr/>
-            </w:pPr>
-            <w:r>
-              <w:rPr/>
+            </w:pPr>
+            <w:r>
               <w:t>5</w:t>
             </w:r>
           </w:p>
@@ -4653,19 +3631,13 @@
               <w:left w:val="thinThickLargeGap" w:sz="6" w:space="0" w:color="808080"/>
               <w:bottom w:val="thinThickLargeGap" w:sz="6" w:space="0" w:color="808080"/>
               <w:right w:val="thinThickLargeGap" w:sz="6" w:space="0" w:color="808080"/>
-              <w:insideH w:val="thinThickLargeGap" w:sz="6" w:space="0" w:color="808080"/>
-              <w:insideV w:val="thinThickLargeGap" w:sz="6" w:space="0" w:color="808080"/>
-            </w:tcBorders>
-            <w:shd w:fill="auto" w:val="clear"/>
-          </w:tcPr>
-          <w:p>
-            <w:pPr>
-              <w:pStyle w:val="Contenidotabla"/>
-              <w:rPr/>
-            </w:pPr>
-            <w:r>
-              <w:rPr/>
-            </w:r>
+            </w:tcBorders>
+            <w:shd w:val="clear" w:color="auto" w:fill="auto"/>
+          </w:tcPr>
+          <w:p>
+            <w:pPr>
+              <w:pStyle w:val="Contenidotabla"/>
+            </w:pPr>
           </w:p>
         </w:tc>
         <w:tc>
@@ -4676,20 +3648,14 @@
               <w:left w:val="thinThickLargeGap" w:sz="6" w:space="0" w:color="808080"/>
               <w:bottom w:val="thinThickLargeGap" w:sz="6" w:space="0" w:color="808080"/>
               <w:right w:val="thinThickLargeGap" w:sz="6" w:space="0" w:color="808080"/>
-              <w:insideH w:val="thinThickLargeGap" w:sz="6" w:space="0" w:color="808080"/>
-              <w:insideV w:val="thinThickLargeGap" w:sz="6" w:space="0" w:color="808080"/>
-            </w:tcBorders>
-            <w:shd w:fill="auto" w:val="clear"/>
-          </w:tcPr>
-          <w:p>
-            <w:pPr>
-              <w:pStyle w:val="Contenidotabla"/>
-              <w:jc w:val="center"/>
-              <w:rPr/>
-            </w:pPr>
-            <w:r>
-              <w:rPr/>
-            </w:r>
+            </w:tcBorders>
+            <w:shd w:val="clear" w:color="auto" w:fill="auto"/>
+          </w:tcPr>
+          <w:p>
+            <w:pPr>
+              <w:pStyle w:val="Contenidotabla"/>
+              <w:jc w:val="center"/>
+            </w:pPr>
           </w:p>
         </w:tc>
         <w:tc>
@@ -4700,41 +3666,28 @@
               <w:left w:val="thinThickLargeGap" w:sz="6" w:space="0" w:color="808080"/>
               <w:bottom w:val="thinThickLargeGap" w:sz="6" w:space="0" w:color="808080"/>
               <w:right w:val="thinThickLargeGap" w:sz="6" w:space="0" w:color="808080"/>
-              <w:insideH w:val="thinThickLargeGap" w:sz="6" w:space="0" w:color="808080"/>
-              <w:insideV w:val="thinThickLargeGap" w:sz="6" w:space="0" w:color="808080"/>
-            </w:tcBorders>
-            <w:shd w:fill="auto" w:val="clear"/>
-          </w:tcPr>
-          <w:p>
-            <w:pPr>
-              <w:pStyle w:val="Contenidotabla"/>
-              <w:jc w:val="center"/>
-              <w:rPr/>
-            </w:pPr>
-            <w:r>
-              <w:rPr/>
-            </w:r>
+            </w:tcBorders>
+            <w:shd w:val="clear" w:color="auto" w:fill="auto"/>
+          </w:tcPr>
+          <w:p>
+            <w:pPr>
+              <w:pStyle w:val="Contenidotabla"/>
+              <w:jc w:val="center"/>
+            </w:pPr>
           </w:p>
         </w:tc>
       </w:tr>
     </w:tbl>
     <w:p>
       <w:pPr>
-        <w:pStyle w:val="Normal"/>
         <w:rPr>
           <w:lang w:val="es-MX"/>
         </w:rPr>
       </w:pPr>
-      <w:r>
-        <w:rPr>
-          <w:lang w:val="es-MX"/>
-        </w:rPr>
-      </w:r>
     </w:p>
     <w:tbl>
       <w:tblPr>
         <w:tblW w:w="9305" w:type="dxa"/>
-        <w:jc w:val="left"/>
         <w:tblInd w:w="-55" w:type="dxa"/>
         <w:tblBorders>
           <w:top w:val="thinThickLargeGap" w:sz="6" w:space="0" w:color="808080"/>
@@ -4745,20 +3698,18 @@
           <w:insideV w:val="thinThickLargeGap" w:sz="6" w:space="0" w:color="808080"/>
         </w:tblBorders>
         <w:tblCellMar>
-          <w:top w:w="0" w:type="dxa"/>
           <w:left w:w="70" w:type="dxa"/>
-          <w:bottom w:w="0" w:type="dxa"/>
           <w:right w:w="70" w:type="dxa"/>
         </w:tblCellMar>
-        <w:tblLook w:noVBand="0" w:val="00a0" w:noHBand="0" w:lastColumn="0" w:firstColumn="1" w:lastRow="0" w:firstRow="1"/>
+        <w:tblLook w:val="00A0" w:firstRow="1" w:lastRow="0" w:firstColumn="1" w:lastColumn="0" w:noHBand="0" w:noVBand="0"/>
       </w:tblPr>
       <w:tblGrid>
         <w:gridCol w:w="1025"/>
-        <w:gridCol w:w="8279"/>
+        <w:gridCol w:w="8280"/>
       </w:tblGrid>
       <w:tr>
         <w:trPr>
-          <w:cantSplit w:val="true"/>
+          <w:cantSplit/>
         </w:trPr>
         <w:tc>
           <w:tcPr>
@@ -4769,19 +3720,15 @@
               <w:left w:val="thinThickLargeGap" w:sz="6" w:space="0" w:color="808080"/>
               <w:bottom w:val="thinThickLargeGap" w:sz="6" w:space="0" w:color="808080"/>
               <w:right w:val="thinThickLargeGap" w:sz="6" w:space="0" w:color="808080"/>
-              <w:insideH w:val="thinThickLargeGap" w:sz="6" w:space="0" w:color="808080"/>
-              <w:insideV w:val="thinThickLargeGap" w:sz="6" w:space="0" w:color="808080"/>
-            </w:tcBorders>
-            <w:shd w:fill="auto" w:val="clear"/>
+            </w:tcBorders>
+            <w:shd w:val="clear" w:color="auto" w:fill="auto"/>
           </w:tcPr>
           <w:p>
             <w:pPr>
               <w:pStyle w:val="Encabezadotabla"/>
               <w:jc w:val="center"/>
-              <w:rPr/>
-            </w:pPr>
-            <w:r>
-              <w:rPr/>
+            </w:pPr>
+            <w:r>
               <w:t>ISSUES</w:t>
             </w:r>
           </w:p>
@@ -4789,7 +3736,7 @@
       </w:tr>
       <w:tr>
         <w:trPr>
-          <w:cantSplit w:val="true"/>
+          <w:cantSplit/>
         </w:trPr>
         <w:tc>
           <w:tcPr>
@@ -4799,19 +3746,15 @@
               <w:left w:val="thinThickLargeGap" w:sz="6" w:space="0" w:color="808080"/>
               <w:bottom w:val="thinThickLargeGap" w:sz="6" w:space="0" w:color="808080"/>
               <w:right w:val="thinThickLargeGap" w:sz="6" w:space="0" w:color="808080"/>
-              <w:insideH w:val="thinThickLargeGap" w:sz="6" w:space="0" w:color="808080"/>
-              <w:insideV w:val="thinThickLargeGap" w:sz="6" w:space="0" w:color="808080"/>
-            </w:tcBorders>
-            <w:shd w:fill="auto" w:val="clear"/>
+            </w:tcBorders>
+            <w:shd w:val="clear" w:color="auto" w:fill="auto"/>
           </w:tcPr>
           <w:p>
             <w:pPr>
               <w:pStyle w:val="Encabezadotabla"/>
               <w:jc w:val="center"/>
-              <w:rPr/>
-            </w:pPr>
-            <w:r>
-              <w:rPr/>
+            </w:pPr>
+            <w:r>
               <w:t>No</w:t>
             </w:r>
           </w:p>
@@ -4824,19 +3767,15 @@
               <w:left w:val="thinThickLargeGap" w:sz="6" w:space="0" w:color="808080"/>
               <w:bottom w:val="thinThickLargeGap" w:sz="6" w:space="0" w:color="808080"/>
               <w:right w:val="thinThickLargeGap" w:sz="6" w:space="0" w:color="808080"/>
-              <w:insideH w:val="thinThickLargeGap" w:sz="6" w:space="0" w:color="808080"/>
-              <w:insideV w:val="thinThickLargeGap" w:sz="6" w:space="0" w:color="808080"/>
-            </w:tcBorders>
-            <w:shd w:fill="auto" w:val="clear"/>
+            </w:tcBorders>
+            <w:shd w:val="clear" w:color="auto" w:fill="auto"/>
           </w:tcPr>
           <w:p>
             <w:pPr>
               <w:pStyle w:val="Encabezadotabla"/>
               <w:jc w:val="center"/>
-              <w:rPr/>
-            </w:pPr>
-            <w:r>
-              <w:rPr/>
+            </w:pPr>
+            <w:r>
               <w:t>Qué</w:t>
             </w:r>
           </w:p>
@@ -4844,7 +3783,7 @@
       </w:tr>
       <w:tr>
         <w:trPr>
-          <w:cantSplit w:val="true"/>
+          <w:cantSplit/>
         </w:trPr>
         <w:tc>
           <w:tcPr>
@@ -4854,10 +3793,8 @@
               <w:left w:val="thinThickLargeGap" w:sz="6" w:space="0" w:color="808080"/>
               <w:bottom w:val="thinThickLargeGap" w:sz="6" w:space="0" w:color="808080"/>
               <w:right w:val="thinThickLargeGap" w:sz="6" w:space="0" w:color="808080"/>
-              <w:insideH w:val="thinThickLargeGap" w:sz="6" w:space="0" w:color="808080"/>
-              <w:insideV w:val="thinThickLargeGap" w:sz="6" w:space="0" w:color="808080"/>
-            </w:tcBorders>
-            <w:shd w:fill="auto" w:val="clear"/>
+            </w:tcBorders>
+            <w:shd w:val="clear" w:color="auto" w:fill="auto"/>
           </w:tcPr>
           <w:p>
             <w:pPr>
@@ -4883,10 +3820,8 @@
               <w:left w:val="thinThickLargeGap" w:sz="6" w:space="0" w:color="808080"/>
               <w:bottom w:val="thinThickLargeGap" w:sz="6" w:space="0" w:color="808080"/>
               <w:right w:val="thinThickLargeGap" w:sz="6" w:space="0" w:color="808080"/>
-              <w:insideH w:val="thinThickLargeGap" w:sz="6" w:space="0" w:color="808080"/>
-              <w:insideV w:val="thinThickLargeGap" w:sz="6" w:space="0" w:color="808080"/>
-            </w:tcBorders>
-            <w:shd w:fill="auto" w:val="clear"/>
+            </w:tcBorders>
+            <w:shd w:val="clear" w:color="auto" w:fill="auto"/>
           </w:tcPr>
           <w:p>
             <w:pPr>
@@ -4895,17 +3830,12 @@
                 <w:szCs w:val="20"/>
               </w:rPr>
             </w:pPr>
-            <w:r>
-              <w:rPr>
-                <w:szCs w:val="20"/>
-              </w:rPr>
-            </w:r>
           </w:p>
         </w:tc>
       </w:tr>
       <w:tr>
         <w:trPr>
-          <w:cantSplit w:val="true"/>
+          <w:cantSplit/>
         </w:trPr>
         <w:tc>
           <w:tcPr>
@@ -4915,10 +3845,8 @@
               <w:left w:val="thinThickLargeGap" w:sz="6" w:space="0" w:color="808080"/>
               <w:bottom w:val="thinThickLargeGap" w:sz="6" w:space="0" w:color="808080"/>
               <w:right w:val="thinThickLargeGap" w:sz="6" w:space="0" w:color="808080"/>
-              <w:insideH w:val="thinThickLargeGap" w:sz="6" w:space="0" w:color="808080"/>
-              <w:insideV w:val="thinThickLargeGap" w:sz="6" w:space="0" w:color="808080"/>
-            </w:tcBorders>
-            <w:shd w:fill="auto" w:val="clear"/>
+            </w:tcBorders>
+            <w:shd w:val="clear" w:color="auto" w:fill="auto"/>
           </w:tcPr>
           <w:p>
             <w:pPr>
@@ -4944,10 +3872,8 @@
               <w:left w:val="thinThickLargeGap" w:sz="6" w:space="0" w:color="808080"/>
               <w:bottom w:val="thinThickLargeGap" w:sz="6" w:space="0" w:color="808080"/>
               <w:right w:val="thinThickLargeGap" w:sz="6" w:space="0" w:color="808080"/>
-              <w:insideH w:val="thinThickLargeGap" w:sz="6" w:space="0" w:color="808080"/>
-              <w:insideV w:val="thinThickLargeGap" w:sz="6" w:space="0" w:color="808080"/>
-            </w:tcBorders>
-            <w:shd w:fill="auto" w:val="clear"/>
+            </w:tcBorders>
+            <w:shd w:val="clear" w:color="auto" w:fill="auto"/>
           </w:tcPr>
           <w:p>
             <w:pPr>
@@ -4956,17 +3882,12 @@
                 <w:szCs w:val="20"/>
               </w:rPr>
             </w:pPr>
-            <w:r>
-              <w:rPr>
-                <w:szCs w:val="20"/>
-              </w:rPr>
-            </w:r>
           </w:p>
         </w:tc>
       </w:tr>
       <w:tr>
         <w:trPr>
-          <w:cantSplit w:val="true"/>
+          <w:cantSplit/>
         </w:trPr>
         <w:tc>
           <w:tcPr>
@@ -4976,10 +3897,8 @@
               <w:left w:val="thinThickLargeGap" w:sz="6" w:space="0" w:color="808080"/>
               <w:bottom w:val="thinThickLargeGap" w:sz="6" w:space="0" w:color="808080"/>
               <w:right w:val="thinThickLargeGap" w:sz="6" w:space="0" w:color="808080"/>
-              <w:insideH w:val="thinThickLargeGap" w:sz="6" w:space="0" w:color="808080"/>
-              <w:insideV w:val="thinThickLargeGap" w:sz="6" w:space="0" w:color="808080"/>
-            </w:tcBorders>
-            <w:shd w:fill="auto" w:val="clear"/>
+            </w:tcBorders>
+            <w:shd w:val="clear" w:color="auto" w:fill="auto"/>
           </w:tcPr>
           <w:p>
             <w:pPr>
@@ -5005,14 +3924,11 @@
               <w:left w:val="thinThickLargeGap" w:sz="6" w:space="0" w:color="808080"/>
               <w:bottom w:val="thinThickLargeGap" w:sz="6" w:space="0" w:color="808080"/>
               <w:right w:val="thinThickLargeGap" w:sz="6" w:space="0" w:color="808080"/>
-              <w:insideH w:val="thinThickLargeGap" w:sz="6" w:space="0" w:color="808080"/>
-              <w:insideV w:val="thinThickLargeGap" w:sz="6" w:space="0" w:color="808080"/>
-            </w:tcBorders>
-            <w:shd w:fill="auto" w:val="clear"/>
-          </w:tcPr>
-          <w:p>
-            <w:pPr>
-              <w:pStyle w:val="Normal"/>
+            </w:tcBorders>
+            <w:shd w:val="clear" w:color="auto" w:fill="auto"/>
+          </w:tcPr>
+          <w:p>
+            <w:pPr>
               <w:rPr>
                 <w:sz w:val="20"/>
                 <w:szCs w:val="20"/>
@@ -5025,22 +3941,14 @@
                 <w:szCs w:val="20"/>
                 <w:lang w:val="es-MX"/>
               </w:rPr>
-              <w:t xml:space="preserve">            </w:t>
-            </w:r>
-            <w:r>
-              <w:rPr>
-                <w:sz w:val="20"/>
-                <w:szCs w:val="20"/>
-                <w:lang w:val="es-MX"/>
-              </w:rPr>
-              <w:t>PENDIENTES</w:t>
+              <w:t xml:space="preserve">            PENDIENTES</w:t>
             </w:r>
           </w:p>
         </w:tc>
       </w:tr>
       <w:tr>
         <w:trPr>
-          <w:cantSplit w:val="true"/>
+          <w:cantSplit/>
         </w:trPr>
         <w:tc>
           <w:tcPr>
@@ -5050,10 +3958,8 @@
               <w:left w:val="thinThickLargeGap" w:sz="6" w:space="0" w:color="808080"/>
               <w:bottom w:val="thinThickLargeGap" w:sz="6" w:space="0" w:color="808080"/>
               <w:right w:val="thinThickLargeGap" w:sz="6" w:space="0" w:color="808080"/>
-              <w:insideH w:val="thinThickLargeGap" w:sz="6" w:space="0" w:color="808080"/>
-              <w:insideV w:val="thinThickLargeGap" w:sz="6" w:space="0" w:color="808080"/>
-            </w:tcBorders>
-            <w:shd w:fill="auto" w:val="clear"/>
+            </w:tcBorders>
+            <w:shd w:val="clear" w:color="auto" w:fill="auto"/>
           </w:tcPr>
           <w:p>
             <w:pPr>
@@ -5079,10 +3985,8 @@
               <w:left w:val="thinThickLargeGap" w:sz="6" w:space="0" w:color="808080"/>
               <w:bottom w:val="thinThickLargeGap" w:sz="6" w:space="0" w:color="808080"/>
               <w:right w:val="thinThickLargeGap" w:sz="6" w:space="0" w:color="808080"/>
-              <w:insideH w:val="thinThickLargeGap" w:sz="6" w:space="0" w:color="808080"/>
-              <w:insideV w:val="thinThickLargeGap" w:sz="6" w:space="0" w:color="808080"/>
-            </w:tcBorders>
-            <w:shd w:fill="auto" w:val="clear"/>
+            </w:tcBorders>
+            <w:shd w:val="clear" w:color="auto" w:fill="auto"/>
           </w:tcPr>
           <w:p>
             <w:pPr>
@@ -5092,18 +3996,12 @@
                 <w:lang w:val="es-MX"/>
               </w:rPr>
             </w:pPr>
-            <w:r>
-              <w:rPr>
-                <w:szCs w:val="20"/>
-                <w:lang w:val="es-MX"/>
-              </w:rPr>
-            </w:r>
           </w:p>
         </w:tc>
       </w:tr>
       <w:tr>
         <w:trPr>
-          <w:cantSplit w:val="true"/>
+          <w:cantSplit/>
         </w:trPr>
         <w:tc>
           <w:tcPr>
@@ -5113,19 +4011,15 @@
               <w:left w:val="thinThickLargeGap" w:sz="6" w:space="0" w:color="808080"/>
               <w:bottom w:val="thinThickLargeGap" w:sz="6" w:space="0" w:color="808080"/>
               <w:right w:val="thinThickLargeGap" w:sz="6" w:space="0" w:color="808080"/>
-              <w:insideH w:val="thinThickLargeGap" w:sz="6" w:space="0" w:color="808080"/>
-              <w:insideV w:val="thinThickLargeGap" w:sz="6" w:space="0" w:color="808080"/>
-            </w:tcBorders>
-            <w:shd w:fill="auto" w:val="clear"/>
-          </w:tcPr>
-          <w:p>
-            <w:pPr>
-              <w:pStyle w:val="Contenidotabla"/>
-              <w:jc w:val="center"/>
-              <w:rPr/>
-            </w:pPr>
-            <w:r>
-              <w:rPr/>
+            </w:tcBorders>
+            <w:shd w:val="clear" w:color="auto" w:fill="auto"/>
+          </w:tcPr>
+          <w:p>
+            <w:pPr>
+              <w:pStyle w:val="Contenidotabla"/>
+              <w:jc w:val="center"/>
+            </w:pPr>
+            <w:r>
               <w:t>5</w:t>
             </w:r>
           </w:p>
@@ -5138,25 +4032,19 @@
               <w:left w:val="thinThickLargeGap" w:sz="6" w:space="0" w:color="808080"/>
               <w:bottom w:val="thinThickLargeGap" w:sz="6" w:space="0" w:color="808080"/>
               <w:right w:val="thinThickLargeGap" w:sz="6" w:space="0" w:color="808080"/>
-              <w:insideH w:val="thinThickLargeGap" w:sz="6" w:space="0" w:color="808080"/>
-              <w:insideV w:val="thinThickLargeGap" w:sz="6" w:space="0" w:color="808080"/>
-            </w:tcBorders>
-            <w:shd w:fill="auto" w:val="clear"/>
-          </w:tcPr>
-          <w:p>
-            <w:pPr>
-              <w:pStyle w:val="Contenidotabla"/>
-              <w:rPr/>
-            </w:pPr>
-            <w:r>
-              <w:rPr/>
-            </w:r>
+            </w:tcBorders>
+            <w:shd w:val="clear" w:color="auto" w:fill="auto"/>
+          </w:tcPr>
+          <w:p>
+            <w:pPr>
+              <w:pStyle w:val="Contenidotabla"/>
+            </w:pPr>
           </w:p>
         </w:tc>
       </w:tr>
       <w:tr>
         <w:trPr>
-          <w:cantSplit w:val="true"/>
+          <w:cantSplit/>
         </w:trPr>
         <w:tc>
           <w:tcPr>
@@ -5166,19 +4054,15 @@
               <w:left w:val="thinThickLargeGap" w:sz="6" w:space="0" w:color="808080"/>
               <w:bottom w:val="thinThickLargeGap" w:sz="6" w:space="0" w:color="808080"/>
               <w:right w:val="thinThickLargeGap" w:sz="6" w:space="0" w:color="808080"/>
-              <w:insideH w:val="thinThickLargeGap" w:sz="6" w:space="0" w:color="808080"/>
-              <w:insideV w:val="thinThickLargeGap" w:sz="6" w:space="0" w:color="808080"/>
-            </w:tcBorders>
-            <w:shd w:fill="auto" w:val="clear"/>
-          </w:tcPr>
-          <w:p>
-            <w:pPr>
-              <w:pStyle w:val="Contenidotabla"/>
-              <w:jc w:val="center"/>
-              <w:rPr/>
-            </w:pPr>
-            <w:r>
-              <w:rPr/>
+            </w:tcBorders>
+            <w:shd w:val="clear" w:color="auto" w:fill="auto"/>
+          </w:tcPr>
+          <w:p>
+            <w:pPr>
+              <w:pStyle w:val="Contenidotabla"/>
+              <w:jc w:val="center"/>
+            </w:pPr>
+            <w:r>
               <w:t>6</w:t>
             </w:r>
           </w:p>
@@ -5191,25 +4075,19 @@
               <w:left w:val="thinThickLargeGap" w:sz="6" w:space="0" w:color="808080"/>
               <w:bottom w:val="thinThickLargeGap" w:sz="6" w:space="0" w:color="808080"/>
               <w:right w:val="thinThickLargeGap" w:sz="6" w:space="0" w:color="808080"/>
-              <w:insideH w:val="thinThickLargeGap" w:sz="6" w:space="0" w:color="808080"/>
-              <w:insideV w:val="thinThickLargeGap" w:sz="6" w:space="0" w:color="808080"/>
-            </w:tcBorders>
-            <w:shd w:fill="auto" w:val="clear"/>
-          </w:tcPr>
-          <w:p>
-            <w:pPr>
-              <w:pStyle w:val="Contenidotabla"/>
-              <w:rPr/>
-            </w:pPr>
-            <w:r>
-              <w:rPr/>
-            </w:r>
+            </w:tcBorders>
+            <w:shd w:val="clear" w:color="auto" w:fill="auto"/>
+          </w:tcPr>
+          <w:p>
+            <w:pPr>
+              <w:pStyle w:val="Contenidotabla"/>
+            </w:pPr>
           </w:p>
         </w:tc>
       </w:tr>
       <w:tr>
         <w:trPr>
-          <w:cantSplit w:val="true"/>
+          <w:cantSplit/>
         </w:trPr>
         <w:tc>
           <w:tcPr>
@@ -5219,19 +4097,15 @@
               <w:left w:val="thinThickLargeGap" w:sz="6" w:space="0" w:color="808080"/>
               <w:bottom w:val="thinThickLargeGap" w:sz="6" w:space="0" w:color="808080"/>
               <w:right w:val="thinThickLargeGap" w:sz="6" w:space="0" w:color="808080"/>
-              <w:insideH w:val="thinThickLargeGap" w:sz="6" w:space="0" w:color="808080"/>
-              <w:insideV w:val="thinThickLargeGap" w:sz="6" w:space="0" w:color="808080"/>
-            </w:tcBorders>
-            <w:shd w:fill="auto" w:val="clear"/>
-          </w:tcPr>
-          <w:p>
-            <w:pPr>
-              <w:pStyle w:val="Contenidotabla"/>
-              <w:jc w:val="center"/>
-              <w:rPr/>
-            </w:pPr>
-            <w:r>
-              <w:rPr/>
+            </w:tcBorders>
+            <w:shd w:val="clear" w:color="auto" w:fill="auto"/>
+          </w:tcPr>
+          <w:p>
+            <w:pPr>
+              <w:pStyle w:val="Contenidotabla"/>
+              <w:jc w:val="center"/>
+            </w:pPr>
+            <w:r>
               <w:t>7</w:t>
             </w:r>
           </w:p>
@@ -5244,25 +4118,19 @@
               <w:left w:val="thinThickLargeGap" w:sz="6" w:space="0" w:color="808080"/>
               <w:bottom w:val="thinThickLargeGap" w:sz="6" w:space="0" w:color="808080"/>
               <w:right w:val="thinThickLargeGap" w:sz="6" w:space="0" w:color="808080"/>
-              <w:insideH w:val="thinThickLargeGap" w:sz="6" w:space="0" w:color="808080"/>
-              <w:insideV w:val="thinThickLargeGap" w:sz="6" w:space="0" w:color="808080"/>
-            </w:tcBorders>
-            <w:shd w:fill="auto" w:val="clear"/>
-          </w:tcPr>
-          <w:p>
-            <w:pPr>
-              <w:pStyle w:val="Contenidotabla"/>
-              <w:rPr/>
-            </w:pPr>
-            <w:r>
-              <w:rPr/>
-            </w:r>
+            </w:tcBorders>
+            <w:shd w:val="clear" w:color="auto" w:fill="auto"/>
+          </w:tcPr>
+          <w:p>
+            <w:pPr>
+              <w:pStyle w:val="Contenidotabla"/>
+            </w:pPr>
           </w:p>
         </w:tc>
       </w:tr>
       <w:tr>
         <w:trPr>
-          <w:cantSplit w:val="true"/>
+          <w:cantSplit/>
         </w:trPr>
         <w:tc>
           <w:tcPr>
@@ -5272,19 +4140,15 @@
               <w:left w:val="thinThickLargeGap" w:sz="6" w:space="0" w:color="808080"/>
               <w:bottom w:val="thinThickLargeGap" w:sz="6" w:space="0" w:color="808080"/>
               <w:right w:val="thinThickLargeGap" w:sz="6" w:space="0" w:color="808080"/>
-              <w:insideH w:val="thinThickLargeGap" w:sz="6" w:space="0" w:color="808080"/>
-              <w:insideV w:val="thinThickLargeGap" w:sz="6" w:space="0" w:color="808080"/>
-            </w:tcBorders>
-            <w:shd w:fill="auto" w:val="clear"/>
-          </w:tcPr>
-          <w:p>
-            <w:pPr>
-              <w:pStyle w:val="Contenidotabla"/>
-              <w:jc w:val="center"/>
-              <w:rPr/>
-            </w:pPr>
-            <w:r>
-              <w:rPr/>
+            </w:tcBorders>
+            <w:shd w:val="clear" w:color="auto" w:fill="auto"/>
+          </w:tcPr>
+          <w:p>
+            <w:pPr>
+              <w:pStyle w:val="Contenidotabla"/>
+              <w:jc w:val="center"/>
+            </w:pPr>
+            <w:r>
               <w:t>8</w:t>
             </w:r>
           </w:p>
@@ -5297,25 +4161,19 @@
               <w:left w:val="thinThickLargeGap" w:sz="6" w:space="0" w:color="808080"/>
               <w:bottom w:val="thinThickLargeGap" w:sz="6" w:space="0" w:color="808080"/>
               <w:right w:val="thinThickLargeGap" w:sz="6" w:space="0" w:color="808080"/>
-              <w:insideH w:val="thinThickLargeGap" w:sz="6" w:space="0" w:color="808080"/>
-              <w:insideV w:val="thinThickLargeGap" w:sz="6" w:space="0" w:color="808080"/>
-            </w:tcBorders>
-            <w:shd w:fill="auto" w:val="clear"/>
-          </w:tcPr>
-          <w:p>
-            <w:pPr>
-              <w:pStyle w:val="Contenidotabla"/>
-              <w:rPr/>
-            </w:pPr>
-            <w:r>
-              <w:rPr/>
-            </w:r>
+            </w:tcBorders>
+            <w:shd w:val="clear" w:color="auto" w:fill="auto"/>
+          </w:tcPr>
+          <w:p>
+            <w:pPr>
+              <w:pStyle w:val="Contenidotabla"/>
+            </w:pPr>
           </w:p>
         </w:tc>
       </w:tr>
       <w:tr>
         <w:trPr>
-          <w:cantSplit w:val="true"/>
+          <w:cantSplit/>
         </w:trPr>
         <w:tc>
           <w:tcPr>
@@ -5325,19 +4183,15 @@
               <w:left w:val="thinThickLargeGap" w:sz="6" w:space="0" w:color="808080"/>
               <w:bottom w:val="thinThickLargeGap" w:sz="6" w:space="0" w:color="808080"/>
               <w:right w:val="thinThickLargeGap" w:sz="6" w:space="0" w:color="808080"/>
-              <w:insideH w:val="thinThickLargeGap" w:sz="6" w:space="0" w:color="808080"/>
-              <w:insideV w:val="thinThickLargeGap" w:sz="6" w:space="0" w:color="808080"/>
-            </w:tcBorders>
-            <w:shd w:fill="auto" w:val="clear"/>
-          </w:tcPr>
-          <w:p>
-            <w:pPr>
-              <w:pStyle w:val="Contenidotabla"/>
-              <w:jc w:val="center"/>
-              <w:rPr/>
-            </w:pPr>
-            <w:r>
-              <w:rPr/>
+            </w:tcBorders>
+            <w:shd w:val="clear" w:color="auto" w:fill="auto"/>
+          </w:tcPr>
+          <w:p>
+            <w:pPr>
+              <w:pStyle w:val="Contenidotabla"/>
+              <w:jc w:val="center"/>
+            </w:pPr>
+            <w:r>
               <w:t>9</w:t>
             </w:r>
           </w:p>
@@ -5350,25 +4204,19 @@
               <w:left w:val="thinThickLargeGap" w:sz="6" w:space="0" w:color="808080"/>
               <w:bottom w:val="thinThickLargeGap" w:sz="6" w:space="0" w:color="808080"/>
               <w:right w:val="thinThickLargeGap" w:sz="6" w:space="0" w:color="808080"/>
-              <w:insideH w:val="thinThickLargeGap" w:sz="6" w:space="0" w:color="808080"/>
-              <w:insideV w:val="thinThickLargeGap" w:sz="6" w:space="0" w:color="808080"/>
-            </w:tcBorders>
-            <w:shd w:fill="auto" w:val="clear"/>
-          </w:tcPr>
-          <w:p>
-            <w:pPr>
-              <w:pStyle w:val="Contenidotabla"/>
-              <w:rPr/>
-            </w:pPr>
-            <w:r>
-              <w:rPr/>
-            </w:r>
+            </w:tcBorders>
+            <w:shd w:val="clear" w:color="auto" w:fill="auto"/>
+          </w:tcPr>
+          <w:p>
+            <w:pPr>
+              <w:pStyle w:val="Contenidotabla"/>
+            </w:pPr>
           </w:p>
         </w:tc>
       </w:tr>
       <w:tr>
         <w:trPr>
-          <w:cantSplit w:val="true"/>
+          <w:cantSplit/>
         </w:trPr>
         <w:tc>
           <w:tcPr>
@@ -5378,19 +4226,15 @@
               <w:left w:val="thinThickLargeGap" w:sz="6" w:space="0" w:color="808080"/>
               <w:bottom w:val="thinThickLargeGap" w:sz="6" w:space="0" w:color="808080"/>
               <w:right w:val="thinThickLargeGap" w:sz="6" w:space="0" w:color="808080"/>
-              <w:insideH w:val="thinThickLargeGap" w:sz="6" w:space="0" w:color="808080"/>
-              <w:insideV w:val="thinThickLargeGap" w:sz="6" w:space="0" w:color="808080"/>
-            </w:tcBorders>
-            <w:shd w:fill="auto" w:val="clear"/>
-          </w:tcPr>
-          <w:p>
-            <w:pPr>
-              <w:pStyle w:val="Contenidotabla"/>
-              <w:jc w:val="center"/>
-              <w:rPr/>
-            </w:pPr>
-            <w:r>
-              <w:rPr/>
+            </w:tcBorders>
+            <w:shd w:val="clear" w:color="auto" w:fill="auto"/>
+          </w:tcPr>
+          <w:p>
+            <w:pPr>
+              <w:pStyle w:val="Contenidotabla"/>
+              <w:jc w:val="center"/>
+            </w:pPr>
+            <w:r>
               <w:t>10</w:t>
             </w:r>
           </w:p>
@@ -5403,63 +4247,24 @@
               <w:left w:val="thinThickLargeGap" w:sz="6" w:space="0" w:color="808080"/>
               <w:bottom w:val="thinThickLargeGap" w:sz="6" w:space="0" w:color="808080"/>
               <w:right w:val="thinThickLargeGap" w:sz="6" w:space="0" w:color="808080"/>
-              <w:insideH w:val="thinThickLargeGap" w:sz="6" w:space="0" w:color="808080"/>
-              <w:insideV w:val="thinThickLargeGap" w:sz="6" w:space="0" w:color="808080"/>
-            </w:tcBorders>
-            <w:shd w:fill="auto" w:val="clear"/>
-          </w:tcPr>
-          <w:p>
-            <w:pPr>
-              <w:pStyle w:val="Contenidotabla"/>
-              <w:rPr/>
-            </w:pPr>
-            <w:r>
-              <w:rPr/>
-            </w:r>
+            </w:tcBorders>
+            <w:shd w:val="clear" w:color="auto" w:fill="auto"/>
+          </w:tcPr>
+          <w:p>
+            <w:pPr>
+              <w:pStyle w:val="Contenidotabla"/>
+            </w:pPr>
           </w:p>
         </w:tc>
       </w:tr>
     </w:tbl>
-    <w:p>
-      <w:pPr>
-        <w:pStyle w:val="Normal"/>
-        <w:rPr/>
-      </w:pPr>
-      <w:r>
-        <w:rPr/>
-      </w:r>
-    </w:p>
-    <w:p>
-      <w:pPr>
-        <w:pStyle w:val="Normal"/>
-        <w:rPr/>
-      </w:pPr>
-      <w:r>
-        <w:rPr/>
-      </w:r>
-    </w:p>
-    <w:p>
-      <w:pPr>
-        <w:pStyle w:val="Normal"/>
-        <w:rPr/>
-      </w:pPr>
-      <w:r>
-        <w:rPr/>
-      </w:r>
-    </w:p>
-    <w:p>
-      <w:pPr>
-        <w:pStyle w:val="Normal"/>
-        <w:rPr/>
-      </w:pPr>
-      <w:r>
-        <w:rPr/>
-      </w:r>
-    </w:p>
+    <w:p/>
+    <w:p/>
+    <w:p/>
+    <w:p/>
     <w:tbl>
       <w:tblPr>
         <w:tblW w:w="9305" w:type="dxa"/>
-        <w:jc w:val="left"/>
         <w:tblInd w:w="-55" w:type="dxa"/>
         <w:tblBorders>
           <w:top w:val="thinThickLargeGap" w:sz="6" w:space="0" w:color="808080"/>
@@ -5470,23 +4275,21 @@
           <w:insideV w:val="thinThickLargeGap" w:sz="6" w:space="0" w:color="808080"/>
         </w:tblBorders>
         <w:tblCellMar>
-          <w:top w:w="0" w:type="dxa"/>
           <w:left w:w="70" w:type="dxa"/>
-          <w:bottom w:w="0" w:type="dxa"/>
           <w:right w:w="70" w:type="dxa"/>
         </w:tblCellMar>
-        <w:tblLook w:noVBand="0" w:val="00a0" w:noHBand="0" w:lastColumn="0" w:firstColumn="1" w:lastRow="0" w:firstRow="1"/>
+        <w:tblLook w:val="00A0" w:firstRow="1" w:lastRow="0" w:firstColumn="1" w:lastColumn="0" w:noHBand="0" w:noVBand="0"/>
       </w:tblPr>
       <w:tblGrid>
         <w:gridCol w:w="483"/>
-        <w:gridCol w:w="5041"/>
+        <w:gridCol w:w="5042"/>
         <w:gridCol w:w="1080"/>
         <w:gridCol w:w="2700"/>
       </w:tblGrid>
       <w:tr>
         <w:trPr>
-          <w:trHeight w:val="285" w:hRule="atLeast"/>
-          <w:cantSplit w:val="true"/>
+          <w:cantSplit/>
+          <w:trHeight w:val="285"/>
         </w:trPr>
         <w:tc>
           <w:tcPr>
@@ -5497,19 +4300,15 @@
               <w:left w:val="thinThickLargeGap" w:sz="6" w:space="0" w:color="808080"/>
               <w:bottom w:val="thinThickLargeGap" w:sz="6" w:space="0" w:color="808080"/>
               <w:right w:val="thinThickLargeGap" w:sz="6" w:space="0" w:color="808080"/>
-              <w:insideH w:val="thinThickLargeGap" w:sz="6" w:space="0" w:color="808080"/>
-              <w:insideV w:val="thinThickLargeGap" w:sz="6" w:space="0" w:color="808080"/>
-            </w:tcBorders>
-            <w:shd w:fill="auto" w:val="clear"/>
+            </w:tcBorders>
+            <w:shd w:val="clear" w:color="auto" w:fill="auto"/>
           </w:tcPr>
           <w:p>
             <w:pPr>
               <w:pStyle w:val="Encabezadotabla"/>
               <w:jc w:val="center"/>
-              <w:rPr/>
-            </w:pPr>
-            <w:r>
-              <w:rPr/>
+            </w:pPr>
+            <w:r>
               <w:t>ACCIONES PENDIENTES</w:t>
             </w:r>
           </w:p>
@@ -5517,8 +4316,8 @@
       </w:tr>
       <w:tr>
         <w:trPr>
-          <w:trHeight w:val="285" w:hRule="atLeast"/>
-          <w:cantSplit w:val="true"/>
+          <w:cantSplit/>
+          <w:trHeight w:val="285"/>
         </w:trPr>
         <w:tc>
           <w:tcPr>
@@ -5528,19 +4327,15 @@
               <w:left w:val="thinThickLargeGap" w:sz="6" w:space="0" w:color="808080"/>
               <w:bottom w:val="thinThickLargeGap" w:sz="6" w:space="0" w:color="808080"/>
               <w:right w:val="thinThickLargeGap" w:sz="6" w:space="0" w:color="808080"/>
-              <w:insideH w:val="thinThickLargeGap" w:sz="6" w:space="0" w:color="808080"/>
-              <w:insideV w:val="thinThickLargeGap" w:sz="6" w:space="0" w:color="808080"/>
-            </w:tcBorders>
-            <w:shd w:fill="auto" w:val="clear"/>
+            </w:tcBorders>
+            <w:shd w:val="clear" w:color="auto" w:fill="auto"/>
           </w:tcPr>
           <w:p>
             <w:pPr>
               <w:pStyle w:val="Encabezadotabla"/>
               <w:jc w:val="center"/>
-              <w:rPr/>
-            </w:pPr>
-            <w:r>
-              <w:rPr/>
+            </w:pPr>
+            <w:r>
               <w:t>No</w:t>
             </w:r>
           </w:p>
@@ -5553,19 +4348,15 @@
               <w:left w:val="thinThickLargeGap" w:sz="6" w:space="0" w:color="808080"/>
               <w:bottom w:val="thinThickLargeGap" w:sz="6" w:space="0" w:color="808080"/>
               <w:right w:val="thinThickLargeGap" w:sz="6" w:space="0" w:color="808080"/>
-              <w:insideH w:val="thinThickLargeGap" w:sz="6" w:space="0" w:color="808080"/>
-              <w:insideV w:val="thinThickLargeGap" w:sz="6" w:space="0" w:color="808080"/>
-            </w:tcBorders>
-            <w:shd w:fill="auto" w:val="clear"/>
+            </w:tcBorders>
+            <w:shd w:val="clear" w:color="auto" w:fill="auto"/>
           </w:tcPr>
           <w:p>
             <w:pPr>
               <w:pStyle w:val="Encabezadotabla"/>
               <w:jc w:val="center"/>
-              <w:rPr/>
-            </w:pPr>
-            <w:r>
-              <w:rPr/>
+            </w:pPr>
+            <w:r>
               <w:t>Qué</w:t>
             </w:r>
           </w:p>
@@ -5578,19 +4369,15 @@
               <w:left w:val="thinThickLargeGap" w:sz="6" w:space="0" w:color="808080"/>
               <w:bottom w:val="thinThickLargeGap" w:sz="6" w:space="0" w:color="808080"/>
               <w:right w:val="thinThickLargeGap" w:sz="6" w:space="0" w:color="808080"/>
-              <w:insideH w:val="thinThickLargeGap" w:sz="6" w:space="0" w:color="808080"/>
-              <w:insideV w:val="thinThickLargeGap" w:sz="6" w:space="0" w:color="808080"/>
-            </w:tcBorders>
-            <w:shd w:fill="auto" w:val="clear"/>
+            </w:tcBorders>
+            <w:shd w:val="clear" w:color="auto" w:fill="auto"/>
           </w:tcPr>
           <w:p>
             <w:pPr>
               <w:pStyle w:val="Encabezadotabla"/>
               <w:jc w:val="center"/>
-              <w:rPr/>
-            </w:pPr>
-            <w:r>
-              <w:rPr/>
+            </w:pPr>
+            <w:r>
               <w:t>Quién</w:t>
             </w:r>
           </w:p>
@@ -5603,19 +4390,15 @@
               <w:left w:val="thinThickLargeGap" w:sz="6" w:space="0" w:color="808080"/>
               <w:bottom w:val="thinThickLargeGap" w:sz="6" w:space="0" w:color="808080"/>
               <w:right w:val="thinThickLargeGap" w:sz="6" w:space="0" w:color="808080"/>
-              <w:insideH w:val="thinThickLargeGap" w:sz="6" w:space="0" w:color="808080"/>
-              <w:insideV w:val="thinThickLargeGap" w:sz="6" w:space="0" w:color="808080"/>
-            </w:tcBorders>
-            <w:shd w:fill="auto" w:val="clear"/>
+            </w:tcBorders>
+            <w:shd w:val="clear" w:color="auto" w:fill="auto"/>
           </w:tcPr>
           <w:p>
             <w:pPr>
               <w:pStyle w:val="Encabezadotabla"/>
               <w:jc w:val="center"/>
-              <w:rPr/>
-            </w:pPr>
-            <w:r>
-              <w:rPr/>
+            </w:pPr>
+            <w:r>
               <w:t>Cuándo</w:t>
             </w:r>
           </w:p>
@@ -5623,8 +4406,8 @@
       </w:tr>
       <w:tr>
         <w:trPr>
-          <w:trHeight w:val="170" w:hRule="atLeast"/>
-          <w:cantSplit w:val="true"/>
+          <w:cantSplit/>
+          <w:trHeight w:val="170"/>
         </w:trPr>
         <w:tc>
           <w:tcPr>
@@ -5634,19 +4417,15 @@
               <w:left w:val="thinThickLargeGap" w:sz="6" w:space="0" w:color="808080"/>
               <w:bottom w:val="thinThickLargeGap" w:sz="6" w:space="0" w:color="808080"/>
               <w:right w:val="thinThickLargeGap" w:sz="6" w:space="0" w:color="808080"/>
-              <w:insideH w:val="thinThickLargeGap" w:sz="6" w:space="0" w:color="808080"/>
-              <w:insideV w:val="thinThickLargeGap" w:sz="6" w:space="0" w:color="808080"/>
-            </w:tcBorders>
-            <w:shd w:fill="auto" w:val="clear"/>
-          </w:tcPr>
-          <w:p>
-            <w:pPr>
-              <w:pStyle w:val="Contenidotabla"/>
-              <w:jc w:val="center"/>
-              <w:rPr/>
-            </w:pPr>
-            <w:r>
-              <w:rPr/>
+            </w:tcBorders>
+            <w:shd w:val="clear" w:color="auto" w:fill="auto"/>
+          </w:tcPr>
+          <w:p>
+            <w:pPr>
+              <w:pStyle w:val="Contenidotabla"/>
+              <w:jc w:val="center"/>
+            </w:pPr>
+            <w:r>
               <w:t>1</w:t>
             </w:r>
           </w:p>
@@ -5659,23 +4438,15 @@
               <w:left w:val="thinThickLargeGap" w:sz="6" w:space="0" w:color="808080"/>
               <w:bottom w:val="thinThickLargeGap" w:sz="6" w:space="0" w:color="808080"/>
               <w:right w:val="thinThickLargeGap" w:sz="6" w:space="0" w:color="808080"/>
-              <w:insideH w:val="thinThickLargeGap" w:sz="6" w:space="0" w:color="808080"/>
-              <w:insideV w:val="thinThickLargeGap" w:sz="6" w:space="0" w:color="808080"/>
-            </w:tcBorders>
-            <w:shd w:fill="auto" w:val="clear"/>
-          </w:tcPr>
-          <w:p>
-            <w:pPr>
-              <w:pStyle w:val="Contenidotabla"/>
-              <w:rPr/>
-            </w:pPr>
-            <w:r>
-              <w:rPr/>
-              <w:t xml:space="preserve">                     </w:t>
-            </w:r>
-            <w:r>
-              <w:rPr/>
-              <w:t>PENDIENTES</w:t>
+            </w:tcBorders>
+            <w:shd w:val="clear" w:color="auto" w:fill="auto"/>
+          </w:tcPr>
+          <w:p>
+            <w:pPr>
+              <w:pStyle w:val="Contenidotabla"/>
+            </w:pPr>
+            <w:r>
+              <w:t xml:space="preserve">                     PENDIENTES</w:t>
             </w:r>
           </w:p>
         </w:tc>
@@ -5687,10 +4458,8 @@
               <w:left w:val="thinThickLargeGap" w:sz="6" w:space="0" w:color="808080"/>
               <w:bottom w:val="thinThickLargeGap" w:sz="6" w:space="0" w:color="808080"/>
               <w:right w:val="thinThickLargeGap" w:sz="6" w:space="0" w:color="808080"/>
-              <w:insideH w:val="thinThickLargeGap" w:sz="6" w:space="0" w:color="808080"/>
-              <w:insideV w:val="thinThickLargeGap" w:sz="6" w:space="0" w:color="808080"/>
-            </w:tcBorders>
-            <w:shd w:fill="auto" w:val="clear"/>
+            </w:tcBorders>
+            <w:shd w:val="clear" w:color="auto" w:fill="auto"/>
           </w:tcPr>
           <w:p>
             <w:pPr>
@@ -5700,11 +4469,6 @@
                 <w:lang w:val="es-MX"/>
               </w:rPr>
             </w:pPr>
-            <w:r>
-              <w:rPr>
-                <w:lang w:val="es-MX"/>
-              </w:rPr>
-            </w:r>
           </w:p>
         </w:tc>
         <w:tc>
@@ -5715,10 +4479,8 @@
               <w:left w:val="thinThickLargeGap" w:sz="6" w:space="0" w:color="808080"/>
               <w:bottom w:val="thinThickLargeGap" w:sz="6" w:space="0" w:color="808080"/>
               <w:right w:val="thinThickLargeGap" w:sz="6" w:space="0" w:color="808080"/>
-              <w:insideH w:val="thinThickLargeGap" w:sz="6" w:space="0" w:color="808080"/>
-              <w:insideV w:val="thinThickLargeGap" w:sz="6" w:space="0" w:color="808080"/>
-            </w:tcBorders>
-            <w:shd w:fill="auto" w:val="clear"/>
+            </w:tcBorders>
+            <w:shd w:val="clear" w:color="auto" w:fill="auto"/>
           </w:tcPr>
           <w:p>
             <w:pPr>
@@ -5729,19 +4491,13 @@
                 <w:lang w:val="en-US"/>
               </w:rPr>
             </w:pPr>
-            <w:r>
-              <w:rPr>
-                <w:bCs/>
-                <w:lang w:val="en-US"/>
-              </w:rPr>
-            </w:r>
           </w:p>
         </w:tc>
       </w:tr>
       <w:tr>
         <w:trPr>
-          <w:trHeight w:val="235" w:hRule="atLeast"/>
-          <w:cantSplit w:val="true"/>
+          <w:cantSplit/>
+          <w:trHeight w:val="235"/>
         </w:trPr>
         <w:tc>
           <w:tcPr>
@@ -5751,19 +4507,15 @@
               <w:left w:val="thinThickLargeGap" w:sz="6" w:space="0" w:color="808080"/>
               <w:bottom w:val="thinThickLargeGap" w:sz="6" w:space="0" w:color="808080"/>
               <w:right w:val="thinThickLargeGap" w:sz="6" w:space="0" w:color="808080"/>
-              <w:insideH w:val="thinThickLargeGap" w:sz="6" w:space="0" w:color="808080"/>
-              <w:insideV w:val="thinThickLargeGap" w:sz="6" w:space="0" w:color="808080"/>
-            </w:tcBorders>
-            <w:shd w:fill="auto" w:val="clear"/>
-          </w:tcPr>
-          <w:p>
-            <w:pPr>
-              <w:pStyle w:val="Contenidotabla"/>
-              <w:jc w:val="center"/>
-              <w:rPr/>
-            </w:pPr>
-            <w:r>
-              <w:rPr/>
+            </w:tcBorders>
+            <w:shd w:val="clear" w:color="auto" w:fill="auto"/>
+          </w:tcPr>
+          <w:p>
+            <w:pPr>
+              <w:pStyle w:val="Contenidotabla"/>
+              <w:jc w:val="center"/>
+            </w:pPr>
+            <w:r>
               <w:t>2</w:t>
             </w:r>
           </w:p>
@@ -5776,19 +4528,13 @@
               <w:left w:val="thinThickLargeGap" w:sz="6" w:space="0" w:color="808080"/>
               <w:bottom w:val="thinThickLargeGap" w:sz="6" w:space="0" w:color="808080"/>
               <w:right w:val="thinThickLargeGap" w:sz="6" w:space="0" w:color="808080"/>
-              <w:insideH w:val="thinThickLargeGap" w:sz="6" w:space="0" w:color="808080"/>
-              <w:insideV w:val="thinThickLargeGap" w:sz="6" w:space="0" w:color="808080"/>
-            </w:tcBorders>
-            <w:shd w:fill="auto" w:val="clear"/>
-          </w:tcPr>
-          <w:p>
-            <w:pPr>
-              <w:pStyle w:val="Contenidotabla"/>
-              <w:rPr/>
-            </w:pPr>
-            <w:r>
-              <w:rPr/>
-            </w:r>
+            </w:tcBorders>
+            <w:shd w:val="clear" w:color="auto" w:fill="auto"/>
+          </w:tcPr>
+          <w:p>
+            <w:pPr>
+              <w:pStyle w:val="Contenidotabla"/>
+            </w:pPr>
           </w:p>
         </w:tc>
         <w:tc>
@@ -5799,20 +4545,14 @@
               <w:left w:val="thinThickLargeGap" w:sz="6" w:space="0" w:color="808080"/>
               <w:bottom w:val="thinThickLargeGap" w:sz="6" w:space="0" w:color="808080"/>
               <w:right w:val="thinThickLargeGap" w:sz="6" w:space="0" w:color="808080"/>
-              <w:insideH w:val="thinThickLargeGap" w:sz="6" w:space="0" w:color="808080"/>
-              <w:insideV w:val="thinThickLargeGap" w:sz="6" w:space="0" w:color="808080"/>
-            </w:tcBorders>
-            <w:shd w:fill="auto" w:val="clear"/>
-          </w:tcPr>
-          <w:p>
-            <w:pPr>
-              <w:pStyle w:val="Contenidotabla"/>
-              <w:jc w:val="center"/>
-              <w:rPr/>
-            </w:pPr>
-            <w:r>
-              <w:rPr/>
-            </w:r>
+            </w:tcBorders>
+            <w:shd w:val="clear" w:color="auto" w:fill="auto"/>
+          </w:tcPr>
+          <w:p>
+            <w:pPr>
+              <w:pStyle w:val="Contenidotabla"/>
+              <w:jc w:val="center"/>
+            </w:pPr>
           </w:p>
         </w:tc>
         <w:tc>
@@ -5823,10 +4563,8 @@
               <w:left w:val="thinThickLargeGap" w:sz="6" w:space="0" w:color="808080"/>
               <w:bottom w:val="thinThickLargeGap" w:sz="6" w:space="0" w:color="808080"/>
               <w:right w:val="thinThickLargeGap" w:sz="6" w:space="0" w:color="808080"/>
-              <w:insideH w:val="thinThickLargeGap" w:sz="6" w:space="0" w:color="808080"/>
-              <w:insideV w:val="thinThickLargeGap" w:sz="6" w:space="0" w:color="808080"/>
-            </w:tcBorders>
-            <w:shd w:fill="auto" w:val="clear"/>
+            </w:tcBorders>
+            <w:shd w:val="clear" w:color="auto" w:fill="auto"/>
           </w:tcPr>
           <w:p>
             <w:pPr>
@@ -5836,18 +4574,13 @@
                 <w:lang w:val="es-MX"/>
               </w:rPr>
             </w:pPr>
-            <w:r>
-              <w:rPr>
-                <w:lang w:val="es-MX"/>
-              </w:rPr>
-            </w:r>
           </w:p>
         </w:tc>
       </w:tr>
       <w:tr>
         <w:trPr>
-          <w:trHeight w:val="122" w:hRule="atLeast"/>
-          <w:cantSplit w:val="true"/>
+          <w:cantSplit/>
+          <w:trHeight w:val="122"/>
         </w:trPr>
         <w:tc>
           <w:tcPr>
@@ -5857,19 +4590,15 @@
               <w:left w:val="thinThickLargeGap" w:sz="6" w:space="0" w:color="808080"/>
               <w:bottom w:val="thinThickLargeGap" w:sz="6" w:space="0" w:color="808080"/>
               <w:right w:val="thinThickLargeGap" w:sz="6" w:space="0" w:color="808080"/>
-              <w:insideH w:val="thinThickLargeGap" w:sz="6" w:space="0" w:color="808080"/>
-              <w:insideV w:val="thinThickLargeGap" w:sz="6" w:space="0" w:color="808080"/>
-            </w:tcBorders>
-            <w:shd w:fill="auto" w:val="clear"/>
-          </w:tcPr>
-          <w:p>
-            <w:pPr>
-              <w:pStyle w:val="Contenidotabla"/>
-              <w:jc w:val="center"/>
-              <w:rPr/>
-            </w:pPr>
-            <w:r>
-              <w:rPr/>
+            </w:tcBorders>
+            <w:shd w:val="clear" w:color="auto" w:fill="auto"/>
+          </w:tcPr>
+          <w:p>
+            <w:pPr>
+              <w:pStyle w:val="Contenidotabla"/>
+              <w:jc w:val="center"/>
+            </w:pPr>
+            <w:r>
               <w:t>3</w:t>
             </w:r>
           </w:p>
@@ -5882,19 +4611,13 @@
               <w:left w:val="thinThickLargeGap" w:sz="6" w:space="0" w:color="808080"/>
               <w:bottom w:val="thinThickLargeGap" w:sz="6" w:space="0" w:color="808080"/>
               <w:right w:val="thinThickLargeGap" w:sz="6" w:space="0" w:color="808080"/>
-              <w:insideH w:val="thinThickLargeGap" w:sz="6" w:space="0" w:color="808080"/>
-              <w:insideV w:val="thinThickLargeGap" w:sz="6" w:space="0" w:color="808080"/>
-            </w:tcBorders>
-            <w:shd w:fill="auto" w:val="clear"/>
-          </w:tcPr>
-          <w:p>
-            <w:pPr>
-              <w:pStyle w:val="Contenidotabla"/>
-              <w:rPr/>
-            </w:pPr>
-            <w:r>
-              <w:rPr/>
-            </w:r>
+            </w:tcBorders>
+            <w:shd w:val="clear" w:color="auto" w:fill="auto"/>
+          </w:tcPr>
+          <w:p>
+            <w:pPr>
+              <w:pStyle w:val="Contenidotabla"/>
+            </w:pPr>
           </w:p>
         </w:tc>
         <w:tc>
@@ -5905,20 +4628,14 @@
               <w:left w:val="thinThickLargeGap" w:sz="6" w:space="0" w:color="808080"/>
               <w:bottom w:val="thinThickLargeGap" w:sz="6" w:space="0" w:color="808080"/>
               <w:right w:val="thinThickLargeGap" w:sz="6" w:space="0" w:color="808080"/>
-              <w:insideH w:val="thinThickLargeGap" w:sz="6" w:space="0" w:color="808080"/>
-              <w:insideV w:val="thinThickLargeGap" w:sz="6" w:space="0" w:color="808080"/>
-            </w:tcBorders>
-            <w:shd w:fill="auto" w:val="clear"/>
-          </w:tcPr>
-          <w:p>
-            <w:pPr>
-              <w:pStyle w:val="Contenidotabla"/>
-              <w:jc w:val="center"/>
-              <w:rPr/>
-            </w:pPr>
-            <w:r>
-              <w:rPr/>
-            </w:r>
+            </w:tcBorders>
+            <w:shd w:val="clear" w:color="auto" w:fill="auto"/>
+          </w:tcPr>
+          <w:p>
+            <w:pPr>
+              <w:pStyle w:val="Contenidotabla"/>
+              <w:jc w:val="center"/>
+            </w:pPr>
           </w:p>
         </w:tc>
         <w:tc>
@@ -5929,10 +4646,8 @@
               <w:left w:val="thinThickLargeGap" w:sz="6" w:space="0" w:color="808080"/>
               <w:bottom w:val="thinThickLargeGap" w:sz="6" w:space="0" w:color="808080"/>
               <w:right w:val="thinThickLargeGap" w:sz="6" w:space="0" w:color="808080"/>
-              <w:insideH w:val="thinThickLargeGap" w:sz="6" w:space="0" w:color="808080"/>
-              <w:insideV w:val="thinThickLargeGap" w:sz="6" w:space="0" w:color="808080"/>
-            </w:tcBorders>
-            <w:shd w:fill="auto" w:val="clear"/>
+            </w:tcBorders>
+            <w:shd w:val="clear" w:color="auto" w:fill="auto"/>
           </w:tcPr>
           <w:p>
             <w:pPr>
@@ -5942,18 +4657,13 @@
                 <w:rFonts w:eastAsia="Arial Unicode MS"/>
               </w:rPr>
             </w:pPr>
-            <w:r>
-              <w:rPr>
-                <w:rFonts w:eastAsia="Arial Unicode MS"/>
-              </w:rPr>
-            </w:r>
           </w:p>
         </w:tc>
       </w:tr>
       <w:tr>
         <w:trPr>
-          <w:trHeight w:val="202" w:hRule="atLeast"/>
-          <w:cantSplit w:val="true"/>
+          <w:cantSplit/>
+          <w:trHeight w:val="202"/>
         </w:trPr>
         <w:tc>
           <w:tcPr>
@@ -5963,19 +4673,15 @@
               <w:left w:val="thinThickLargeGap" w:sz="6" w:space="0" w:color="808080"/>
               <w:bottom w:val="thinThickLargeGap" w:sz="6" w:space="0" w:color="808080"/>
               <w:right w:val="thinThickLargeGap" w:sz="6" w:space="0" w:color="808080"/>
-              <w:insideH w:val="thinThickLargeGap" w:sz="6" w:space="0" w:color="808080"/>
-              <w:insideV w:val="thinThickLargeGap" w:sz="6" w:space="0" w:color="808080"/>
-            </w:tcBorders>
-            <w:shd w:fill="auto" w:val="clear"/>
-          </w:tcPr>
-          <w:p>
-            <w:pPr>
-              <w:pStyle w:val="Contenidotabla"/>
-              <w:jc w:val="center"/>
-              <w:rPr/>
-            </w:pPr>
-            <w:r>
-              <w:rPr/>
+            </w:tcBorders>
+            <w:shd w:val="clear" w:color="auto" w:fill="auto"/>
+          </w:tcPr>
+          <w:p>
+            <w:pPr>
+              <w:pStyle w:val="Contenidotabla"/>
+              <w:jc w:val="center"/>
+            </w:pPr>
+            <w:r>
               <w:t>4</w:t>
             </w:r>
           </w:p>
@@ -5988,19 +4694,13 @@
               <w:left w:val="thinThickLargeGap" w:sz="6" w:space="0" w:color="808080"/>
               <w:bottom w:val="thinThickLargeGap" w:sz="6" w:space="0" w:color="808080"/>
               <w:right w:val="thinThickLargeGap" w:sz="6" w:space="0" w:color="808080"/>
-              <w:insideH w:val="thinThickLargeGap" w:sz="6" w:space="0" w:color="808080"/>
-              <w:insideV w:val="thinThickLargeGap" w:sz="6" w:space="0" w:color="808080"/>
-            </w:tcBorders>
-            <w:shd w:fill="auto" w:val="clear"/>
-          </w:tcPr>
-          <w:p>
-            <w:pPr>
-              <w:pStyle w:val="Contenidotabla"/>
-              <w:rPr/>
-            </w:pPr>
-            <w:r>
-              <w:rPr/>
-            </w:r>
+            </w:tcBorders>
+            <w:shd w:val="clear" w:color="auto" w:fill="auto"/>
+          </w:tcPr>
+          <w:p>
+            <w:pPr>
+              <w:pStyle w:val="Contenidotabla"/>
+            </w:pPr>
           </w:p>
         </w:tc>
         <w:tc>
@@ -6011,20 +4711,14 @@
               <w:left w:val="thinThickLargeGap" w:sz="6" w:space="0" w:color="808080"/>
               <w:bottom w:val="thinThickLargeGap" w:sz="6" w:space="0" w:color="808080"/>
               <w:right w:val="thinThickLargeGap" w:sz="6" w:space="0" w:color="808080"/>
-              <w:insideH w:val="thinThickLargeGap" w:sz="6" w:space="0" w:color="808080"/>
-              <w:insideV w:val="thinThickLargeGap" w:sz="6" w:space="0" w:color="808080"/>
-            </w:tcBorders>
-            <w:shd w:fill="auto" w:val="clear"/>
-          </w:tcPr>
-          <w:p>
-            <w:pPr>
-              <w:pStyle w:val="Contenidotabla"/>
-              <w:jc w:val="center"/>
-              <w:rPr/>
-            </w:pPr>
-            <w:r>
-              <w:rPr/>
-            </w:r>
+            </w:tcBorders>
+            <w:shd w:val="clear" w:color="auto" w:fill="auto"/>
+          </w:tcPr>
+          <w:p>
+            <w:pPr>
+              <w:pStyle w:val="Contenidotabla"/>
+              <w:jc w:val="center"/>
+            </w:pPr>
           </w:p>
         </w:tc>
         <w:tc>
@@ -6035,27 +4729,21 @@
               <w:left w:val="thinThickLargeGap" w:sz="6" w:space="0" w:color="808080"/>
               <w:bottom w:val="thinThickLargeGap" w:sz="6" w:space="0" w:color="808080"/>
               <w:right w:val="thinThickLargeGap" w:sz="6" w:space="0" w:color="808080"/>
-              <w:insideH w:val="thinThickLargeGap" w:sz="6" w:space="0" w:color="808080"/>
-              <w:insideV w:val="thinThickLargeGap" w:sz="6" w:space="0" w:color="808080"/>
-            </w:tcBorders>
-            <w:shd w:fill="auto" w:val="clear"/>
-          </w:tcPr>
-          <w:p>
-            <w:pPr>
-              <w:pStyle w:val="Contenidotabla"/>
-              <w:jc w:val="center"/>
-              <w:rPr/>
-            </w:pPr>
-            <w:r>
-              <w:rPr/>
-            </w:r>
+            </w:tcBorders>
+            <w:shd w:val="clear" w:color="auto" w:fill="auto"/>
+          </w:tcPr>
+          <w:p>
+            <w:pPr>
+              <w:pStyle w:val="Contenidotabla"/>
+              <w:jc w:val="center"/>
+            </w:pPr>
           </w:p>
         </w:tc>
       </w:tr>
       <w:tr>
         <w:trPr>
-          <w:trHeight w:val="74" w:hRule="atLeast"/>
-          <w:cantSplit w:val="true"/>
+          <w:cantSplit/>
+          <w:trHeight w:val="74"/>
         </w:trPr>
         <w:tc>
           <w:tcPr>
@@ -6065,19 +4753,15 @@
               <w:left w:val="thinThickLargeGap" w:sz="6" w:space="0" w:color="808080"/>
               <w:bottom w:val="thinThickLargeGap" w:sz="6" w:space="0" w:color="808080"/>
               <w:right w:val="thinThickLargeGap" w:sz="6" w:space="0" w:color="808080"/>
-              <w:insideH w:val="thinThickLargeGap" w:sz="6" w:space="0" w:color="808080"/>
-              <w:insideV w:val="thinThickLargeGap" w:sz="6" w:space="0" w:color="808080"/>
-            </w:tcBorders>
-            <w:shd w:fill="auto" w:val="clear"/>
-          </w:tcPr>
-          <w:p>
-            <w:pPr>
-              <w:pStyle w:val="Contenidotabla"/>
-              <w:jc w:val="center"/>
-              <w:rPr/>
-            </w:pPr>
-            <w:r>
-              <w:rPr/>
+            </w:tcBorders>
+            <w:shd w:val="clear" w:color="auto" w:fill="auto"/>
+          </w:tcPr>
+          <w:p>
+            <w:pPr>
+              <w:pStyle w:val="Contenidotabla"/>
+              <w:jc w:val="center"/>
+            </w:pPr>
+            <w:r>
               <w:t>5</w:t>
             </w:r>
           </w:p>
@@ -6090,19 +4774,13 @@
               <w:left w:val="thinThickLargeGap" w:sz="6" w:space="0" w:color="808080"/>
               <w:bottom w:val="thinThickLargeGap" w:sz="6" w:space="0" w:color="808080"/>
               <w:right w:val="thinThickLargeGap" w:sz="6" w:space="0" w:color="808080"/>
-              <w:insideH w:val="thinThickLargeGap" w:sz="6" w:space="0" w:color="808080"/>
-              <w:insideV w:val="thinThickLargeGap" w:sz="6" w:space="0" w:color="808080"/>
-            </w:tcBorders>
-            <w:shd w:fill="auto" w:val="clear"/>
-          </w:tcPr>
-          <w:p>
-            <w:pPr>
-              <w:pStyle w:val="Contenidotabla"/>
-              <w:rPr/>
-            </w:pPr>
-            <w:r>
-              <w:rPr/>
-            </w:r>
+            </w:tcBorders>
+            <w:shd w:val="clear" w:color="auto" w:fill="auto"/>
+          </w:tcPr>
+          <w:p>
+            <w:pPr>
+              <w:pStyle w:val="Contenidotabla"/>
+            </w:pPr>
           </w:p>
         </w:tc>
         <w:tc>
@@ -6113,20 +4791,14 @@
               <w:left w:val="thinThickLargeGap" w:sz="6" w:space="0" w:color="808080"/>
               <w:bottom w:val="thinThickLargeGap" w:sz="6" w:space="0" w:color="808080"/>
               <w:right w:val="thinThickLargeGap" w:sz="6" w:space="0" w:color="808080"/>
-              <w:insideH w:val="thinThickLargeGap" w:sz="6" w:space="0" w:color="808080"/>
-              <w:insideV w:val="thinThickLargeGap" w:sz="6" w:space="0" w:color="808080"/>
-            </w:tcBorders>
-            <w:shd w:fill="auto" w:val="clear"/>
-          </w:tcPr>
-          <w:p>
-            <w:pPr>
-              <w:pStyle w:val="Contenidotabla"/>
-              <w:jc w:val="center"/>
-              <w:rPr/>
-            </w:pPr>
-            <w:r>
-              <w:rPr/>
-            </w:r>
+            </w:tcBorders>
+            <w:shd w:val="clear" w:color="auto" w:fill="auto"/>
+          </w:tcPr>
+          <w:p>
+            <w:pPr>
+              <w:pStyle w:val="Contenidotabla"/>
+              <w:jc w:val="center"/>
+            </w:pPr>
           </w:p>
         </w:tc>
         <w:tc>
@@ -6137,69 +4809,62 @@
               <w:left w:val="thinThickLargeGap" w:sz="6" w:space="0" w:color="808080"/>
               <w:bottom w:val="thinThickLargeGap" w:sz="6" w:space="0" w:color="808080"/>
               <w:right w:val="thinThickLargeGap" w:sz="6" w:space="0" w:color="808080"/>
-              <w:insideH w:val="thinThickLargeGap" w:sz="6" w:space="0" w:color="808080"/>
-              <w:insideV w:val="thinThickLargeGap" w:sz="6" w:space="0" w:color="808080"/>
-            </w:tcBorders>
-            <w:shd w:fill="auto" w:val="clear"/>
-          </w:tcPr>
-          <w:p>
-            <w:pPr>
-              <w:pStyle w:val="Contenidotabla"/>
-              <w:jc w:val="center"/>
-              <w:rPr/>
-            </w:pPr>
-            <w:r>
-              <w:rPr/>
-            </w:r>
+            </w:tcBorders>
+            <w:shd w:val="clear" w:color="auto" w:fill="auto"/>
+          </w:tcPr>
+          <w:p>
+            <w:pPr>
+              <w:pStyle w:val="Contenidotabla"/>
+              <w:jc w:val="center"/>
+            </w:pPr>
           </w:p>
         </w:tc>
       </w:tr>
     </w:tbl>
-    <w:p>
-      <w:pPr>
-        <w:pStyle w:val="Normal"/>
-        <w:rPr/>
-      </w:pPr>
-      <w:r>
-        <w:rPr/>
-      </w:r>
-    </w:p>
-    <w:p>
-      <w:pPr>
-        <w:pStyle w:val="Normal"/>
-        <w:rPr/>
-      </w:pPr>
-      <w:r>
-        <w:rPr/>
-      </w:r>
-    </w:p>
+    <w:p/>
+    <w:p/>
     <w:sectPr>
-      <w:headerReference w:type="default" r:id="rId2"/>
-      <w:footerReference w:type="default" r:id="rId3"/>
-      <w:type w:val="nextPage"/>
+      <w:headerReference w:type="default" r:id="rId6"/>
+      <w:footerReference w:type="default" r:id="rId7"/>
       <w:pgSz w:w="12240" w:h="15840"/>
-      <w:pgMar w:left="1701" w:right="1701" w:header="709" w:top="1134" w:footer="709" w:bottom="851" w:gutter="0"/>
-      <w:pgNumType w:fmt="decimal"/>
-      <w:formProt w:val="false"/>
-      <w:textDirection w:val="lrTb"/>
-      <w:docGrid w:type="default" w:linePitch="360" w:charSpace="0"/>
+      <w:pgMar w:top="1134" w:right="1701" w:bottom="851" w:left="1701" w:header="709" w:footer="709" w:gutter="0"/>
+      <w:cols w:space="720"/>
+      <w:formProt w:val="0"/>
+      <w:docGrid w:linePitch="360"/>
     </w:sectPr>
   </w:body>
 </w:document>
 </file>
 
+<file path=word/endnotes.xml><?xml version="1.0" encoding="utf-8"?>
+<w:endnotes xmlns:wpc="http://schemas.microsoft.com/office/word/2010/wordprocessingCanvas" xmlns:mc="http://schemas.openxmlformats.org/markup-compatibility/2006" xmlns:o="urn:schemas-microsoft-com:office:office" xmlns:r="http://schemas.openxmlformats.org/officeDocument/2006/relationships" xmlns:m="http://schemas.openxmlformats.org/officeDocument/2006/math" xmlns:v="urn:schemas-microsoft-com:vml" xmlns:wp14="http://schemas.microsoft.com/office/word/2010/wordprocessingDrawing" xmlns:wp="http://schemas.openxmlformats.org/drawingml/2006/wordprocessingDrawing" xmlns:w10="urn:schemas-microsoft-com:office:word" xmlns:w="http://schemas.openxmlformats.org/wordprocessingml/2006/main" xmlns:w14="http://schemas.microsoft.com/office/word/2010/wordml" xmlns:w15="http://schemas.microsoft.com/office/word/2012/wordml" xmlns:wpg="http://schemas.microsoft.com/office/word/2010/wordprocessingGroup" xmlns:wpi="http://schemas.microsoft.com/office/word/2010/wordprocessingInk" xmlns:wne="http://schemas.microsoft.com/office/word/2006/wordml" xmlns:wps="http://schemas.microsoft.com/office/word/2010/wordprocessingShape" mc:Ignorable="w14 w15 wp14">
+  <w:endnote w:type="separator" w:id="-1">
+    <w:p>
+      <w:r>
+        <w:separator/>
+      </w:r>
+    </w:p>
+  </w:endnote>
+  <w:endnote w:type="continuationSeparator" w:id="0">
+    <w:p>
+      <w:r>
+        <w:continuationSeparator/>
+      </w:r>
+    </w:p>
+  </w:endnote>
+</w:endnotes>
+</file>
+
 <file path=word/footer1.xml><?xml version="1.0" encoding="utf-8"?>
-<w:ftr xmlns:o="urn:schemas-microsoft-com:office:office" xmlns:r="http://schemas.openxmlformats.org/officeDocument/2006/relationships" xmlns:v="urn:schemas-microsoft-com:vml" xmlns:w="http://schemas.openxmlformats.org/wordprocessingml/2006/main" xmlns:w10="urn:schemas-microsoft-com:office:word" xmlns:wp="http://schemas.openxmlformats.org/drawingml/2006/wordprocessingDrawing" xmlns:wps="http://schemas.microsoft.com/office/word/2010/wordprocessingShape" xmlns:wpg="http://schemas.microsoft.com/office/word/2010/wordprocessingGroup" xmlns:mc="http://schemas.openxmlformats.org/markup-compatibility/2006" xmlns:wp14="http://schemas.microsoft.com/office/word/2010/wordprocessingDrawing" xmlns:w14="http://schemas.microsoft.com/office/word/2010/wordml" mc:Ignorable="w14 wp14">
+<w:ftr xmlns:wpc="http://schemas.microsoft.com/office/word/2010/wordprocessingCanvas" xmlns:mc="http://schemas.openxmlformats.org/markup-compatibility/2006" xmlns:o="urn:schemas-microsoft-com:office:office" xmlns:r="http://schemas.openxmlformats.org/officeDocument/2006/relationships" xmlns:m="http://schemas.openxmlformats.org/officeDocument/2006/math" xmlns:v="urn:schemas-microsoft-com:vml" xmlns:wp14="http://schemas.microsoft.com/office/word/2010/wordprocessingDrawing" xmlns:wp="http://schemas.openxmlformats.org/drawingml/2006/wordprocessingDrawing" xmlns:w10="urn:schemas-microsoft-com:office:word" xmlns:w="http://schemas.openxmlformats.org/wordprocessingml/2006/main" xmlns:w14="http://schemas.microsoft.com/office/word/2010/wordml" xmlns:w15="http://schemas.microsoft.com/office/word/2012/wordml" xmlns:wpg="http://schemas.microsoft.com/office/word/2010/wordprocessingGroup" xmlns:wpi="http://schemas.microsoft.com/office/word/2010/wordprocessingInk" xmlns:wne="http://schemas.microsoft.com/office/word/2006/wordml" xmlns:wps="http://schemas.microsoft.com/office/word/2010/wordprocessingShape" mc:Ignorable="w14 w15 wp14">
   <w:p>
     <w:pPr>
-      <w:pStyle w:val="Normal"/>
       <w:tabs>
-        <w:tab w:val="center" w:pos="4550" w:leader="none"/>
-        <w:tab w:val="left" w:pos="5818" w:leader="none"/>
+        <w:tab w:val="center" w:pos="4550"/>
+        <w:tab w:val="left" w:pos="5818"/>
       </w:tabs>
-      <w:ind w:right="260" w:hanging="0"/>
+      <w:ind w:right="260"/>
       <w:jc w:val="right"/>
-      <w:rPr/>
     </w:pPr>
     <w:r>
       <w:rPr>
@@ -6215,49 +4880,45 @@
       <w:t xml:space="preserve"> </w:t>
     </w:r>
     <w:r>
-      <w:rPr/>
       <w:fldChar w:fldCharType="begin"/>
     </w:r>
     <w:r>
-      <w:rPr/>
-      <w:instrText> PAGE </w:instrText>
+      <w:instrText>PAGE</w:instrText>
     </w:r>
     <w:r>
-      <w:rPr/>
       <w:fldChar w:fldCharType="separate"/>
     </w:r>
     <w:r>
-      <w:rPr/>
-      <w:t>3</w:t>
+      <w:rPr>
+        <w:noProof/>
+      </w:rPr>
+      <w:t>1</w:t>
     </w:r>
     <w:r>
-      <w:rPr/>
       <w:fldChar w:fldCharType="end"/>
     </w:r>
     <w:r>
       <w:rPr>
-        <w:color w:val="323E4F" w:themeColor="text2" w:themeShade="bf"/>
+        <w:color w:val="323E4F" w:themeColor="text2" w:themeShade="BF"/>
       </w:rPr>
       <w:t xml:space="preserve"> | </w:t>
     </w:r>
     <w:r>
-      <w:rPr/>
       <w:fldChar w:fldCharType="begin"/>
     </w:r>
     <w:r>
-      <w:rPr/>
-      <w:instrText> NUMPAGES </w:instrText>
+      <w:instrText>NUMPAGES</w:instrText>
     </w:r>
     <w:r>
-      <w:rPr/>
       <w:fldChar w:fldCharType="separate"/>
     </w:r>
     <w:r>
-      <w:rPr/>
+      <w:rPr>
+        <w:noProof/>
+      </w:rPr>
       <w:t>3</w:t>
     </w:r>
     <w:r>
-      <w:rPr/>
       <w:fldChar w:fldCharType="end"/>
     </w:r>
   </w:p>
@@ -6268,13 +4929,11 @@
       <w:rPr>
         <w:rFonts w:ascii="Arial Rounded MT Bold" w:hAnsi="Arial Rounded MT Bold"/>
         <w:i/>
-        <w:i/>
         <w:color w:val="0070C0"/>
         <w:sz w:val="22"/>
         <w:lang w:val="es-MX"/>
       </w:rPr>
     </w:pPr>
-    <w:bookmarkStart w:id="0" w:name="_GoBack"/>
     <w:r>
       <w:rPr>
         <w:rFonts w:ascii="Arial Rounded MT Bold" w:hAnsi="Arial Rounded MT Bold"/>
@@ -6285,16 +4944,34 @@
       </w:rPr>
       <w:t>Laboratorio de Microcontroladores</w:t>
     </w:r>
-    <w:bookmarkEnd w:id="0"/>
   </w:p>
 </w:ftr>
 </file>
 
+<file path=word/footnotes.xml><?xml version="1.0" encoding="utf-8"?>
+<w:footnotes xmlns:wpc="http://schemas.microsoft.com/office/word/2010/wordprocessingCanvas" xmlns:mc="http://schemas.openxmlformats.org/markup-compatibility/2006" xmlns:o="urn:schemas-microsoft-com:office:office" xmlns:r="http://schemas.openxmlformats.org/officeDocument/2006/relationships" xmlns:m="http://schemas.openxmlformats.org/officeDocument/2006/math" xmlns:v="urn:schemas-microsoft-com:vml" xmlns:wp14="http://schemas.microsoft.com/office/word/2010/wordprocessingDrawing" xmlns:wp="http://schemas.openxmlformats.org/drawingml/2006/wordprocessingDrawing" xmlns:w10="urn:schemas-microsoft-com:office:word" xmlns:w="http://schemas.openxmlformats.org/wordprocessingml/2006/main" xmlns:w14="http://schemas.microsoft.com/office/word/2010/wordml" xmlns:w15="http://schemas.microsoft.com/office/word/2012/wordml" xmlns:wpg="http://schemas.microsoft.com/office/word/2010/wordprocessingGroup" xmlns:wpi="http://schemas.microsoft.com/office/word/2010/wordprocessingInk" xmlns:wne="http://schemas.microsoft.com/office/word/2006/wordml" xmlns:wps="http://schemas.microsoft.com/office/word/2010/wordprocessingShape" mc:Ignorable="w14 w15 wp14">
+  <w:footnote w:type="separator" w:id="-1">
+    <w:p>
+      <w:r>
+        <w:separator/>
+      </w:r>
+    </w:p>
+  </w:footnote>
+  <w:footnote w:type="continuationSeparator" w:id="0">
+    <w:p>
+      <w:r>
+        <w:continuationSeparator/>
+      </w:r>
+    </w:p>
+  </w:footnote>
+</w:footnotes>
+</file>
+
 <file path=word/header1.xml><?xml version="1.0" encoding="utf-8"?>
-<w:hdr xmlns:o="urn:schemas-microsoft-com:office:office" xmlns:r="http://schemas.openxmlformats.org/officeDocument/2006/relationships" xmlns:v="urn:schemas-microsoft-com:vml" xmlns:w="http://schemas.openxmlformats.org/wordprocessingml/2006/main" xmlns:w10="urn:schemas-microsoft-com:office:word" xmlns:wp="http://schemas.openxmlformats.org/drawingml/2006/wordprocessingDrawing" xmlns:wps="http://schemas.microsoft.com/office/word/2010/wordprocessingShape" xmlns:wpg="http://schemas.microsoft.com/office/word/2010/wordprocessingGroup" xmlns:mc="http://schemas.openxmlformats.org/markup-compatibility/2006" xmlns:wp14="http://schemas.microsoft.com/office/word/2010/wordprocessingDrawing" xmlns:w14="http://schemas.microsoft.com/office/word/2010/wordml" mc:Ignorable="w14 wp14">
+<w:hdr xmlns:wpc="http://schemas.microsoft.com/office/word/2010/wordprocessingCanvas" xmlns:mc="http://schemas.openxmlformats.org/markup-compatibility/2006" xmlns:o="urn:schemas-microsoft-com:office:office" xmlns:r="http://schemas.openxmlformats.org/officeDocument/2006/relationships" xmlns:m="http://schemas.openxmlformats.org/officeDocument/2006/math" xmlns:v="urn:schemas-microsoft-com:vml" xmlns:wp14="http://schemas.microsoft.com/office/word/2010/wordprocessingDrawing" xmlns:wp="http://schemas.openxmlformats.org/drawingml/2006/wordprocessingDrawing" xmlns:w10="urn:schemas-microsoft-com:office:word" xmlns:w="http://schemas.openxmlformats.org/wordprocessingml/2006/main" xmlns:w14="http://schemas.microsoft.com/office/word/2010/wordml" xmlns:w15="http://schemas.microsoft.com/office/word/2012/wordml" xmlns:wpg="http://schemas.microsoft.com/office/word/2010/wordprocessingGroup" xmlns:wpi="http://schemas.microsoft.com/office/word/2010/wordprocessingInk" xmlns:wne="http://schemas.microsoft.com/office/word/2006/wordml" xmlns:wps="http://schemas.microsoft.com/office/word/2010/wordprocessingShape" mc:Ignorable="w14 w15 wp14">
   <w:p>
     <w:pPr>
-      <w:pStyle w:val="Cabecera"/>
+      <w:pStyle w:val="Encabezado"/>
       <w:jc w:val="center"/>
       <w:rPr>
         <w:rFonts w:ascii="Tahoma Small Cap" w:hAnsi="Tahoma Small Cap"/>
@@ -6303,8 +4980,12 @@
       </w:rPr>
     </w:pPr>
     <w:r>
+      <w:rPr>
+        <w:noProof/>
+        <w:lang w:val="es-MX" w:eastAsia="es-MX"/>
+      </w:rPr>
       <w:drawing>
-        <wp:anchor behindDoc="0" distT="0" distB="9525" distL="114300" distR="114300" simplePos="0" locked="0" layoutInCell="1" allowOverlap="1" relativeHeight="7">
+        <wp:anchor distT="0" distB="9525" distL="114300" distR="114300" simplePos="0" relativeHeight="7" behindDoc="0" locked="0" layoutInCell="1" allowOverlap="1">
           <wp:simplePos x="0" y="0"/>
           <wp:positionH relativeFrom="column">
             <wp:posOffset>-927735</wp:posOffset>
@@ -6323,7 +5004,7 @@
               <wp:lineTo x="-164" y="0"/>
             </wp:wrapPolygon>
           </wp:wrapTight>
-          <wp:docPr id="1" name="Imagen 2" descr=""/>
+          <wp:docPr id="1" name="Imagen 2"/>
           <wp:cNvGraphicFramePr>
             <a:graphicFrameLocks xmlns:a="http://schemas.openxmlformats.org/drawingml/2006/main" noChangeAspect="1"/>
           </wp:cNvGraphicFramePr>
@@ -6331,7 +5012,7 @@
             <a:graphicData uri="http://schemas.openxmlformats.org/drawingml/2006/picture">
               <pic:pic xmlns:pic="http://schemas.openxmlformats.org/drawingml/2006/picture">
                 <pic:nvPicPr>
-                  <pic:cNvPr id="1" name="Imagen 2" descr=""/>
+                  <pic:cNvPr id="1" name="Imagen 2"/>
                   <pic:cNvPicPr>
                     <a:picLocks noChangeAspect="1" noChangeArrowheads="1"/>
                   </pic:cNvPicPr>
@@ -6376,7 +5057,7 @@
   </w:p>
   <w:p>
     <w:pPr>
-      <w:pStyle w:val="Cabecera"/>
+      <w:pStyle w:val="Encabezado"/>
       <w:jc w:val="center"/>
       <w:rPr>
         <w:rFonts w:ascii="Tahoma Small Cap" w:hAnsi="Tahoma Small Cap"/>
@@ -6395,16 +5076,20 @@
   </w:p>
   <w:p>
     <w:pPr>
-      <w:pStyle w:val="Cabecera"/>
+      <w:pStyle w:val="Encabezado"/>
       <w:rPr>
         <w:sz w:val="16"/>
       </w:rPr>
     </w:pPr>
     <w:r>
+      <w:rPr>
+        <w:noProof/>
+        <w:lang w:val="es-MX" w:eastAsia="es-MX"/>
+      </w:rPr>
       <mc:AlternateContent>
         <mc:Choice Requires="wps">
           <w:drawing>
-            <wp:anchor behindDoc="1" distT="0" distB="0" distL="113030" distR="113030" simplePos="0" locked="0" layoutInCell="1" allowOverlap="1" relativeHeight="4" wp14:anchorId="1BFB619A">
+            <wp:anchor distT="0" distB="0" distL="113030" distR="113030" simplePos="0" relativeHeight="4" behindDoc="1" locked="0" layoutInCell="1" allowOverlap="1" wp14:anchorId="1BFB619A">
               <wp:simplePos x="0" y="0"/>
               <wp:positionH relativeFrom="column">
                 <wp:posOffset>0</wp:posOffset>
@@ -6416,6 +5101,7 @@
               <wp:effectExtent l="9525" t="8890" r="9525" b="10160"/>
               <wp:wrapNone/>
               <wp:docPr id="2" name="Freeform 1"/>
+              <wp:cNvGraphicFramePr/>
               <a:graphic xmlns:a="http://schemas.openxmlformats.org/drawingml/2006/main">
                 <a:graphicData uri="http://schemas.microsoft.com/office/word/2010/wordprocessingShape">
                   <wps:wsp>
@@ -6429,6 +5115,7 @@
                         <a:avLst/>
                         <a:gdLst/>
                         <a:ahLst/>
+                        <a:cxnLst/>
                         <a:rect l="l" t="t" r="r" b="b"/>
                         <a:pathLst>
                           <a:path w="1935" h="1">
@@ -6444,15 +5131,21 @@
                       <a:noFill/>
                       <a:ln w="12600">
                         <a:solidFill>
-                          <a:srgbClr val="ffffff"/>
+                          <a:srgbClr val="FFFFFF"/>
                         </a:solidFill>
                         <a:round/>
                       </a:ln>
                     </wps:spPr>
                     <wps:style>
-                      <a:lnRef idx="0"/>
-                      <a:fillRef idx="0"/>
-                      <a:effectRef idx="0"/>
+                      <a:lnRef idx="0">
+                        <a:scrgbClr r="0" g="0" b="0"/>
+                      </a:lnRef>
+                      <a:fillRef idx="0">
+                        <a:scrgbClr r="0" g="0" b="0"/>
+                      </a:fillRef>
+                      <a:effectRef idx="0">
+                        <a:scrgbClr r="0" g="0" b="0"/>
+                      </a:effectRef>
                       <a:fontRef idx="minor"/>
                     </wps:style>
                     <wps:bodyPr/>
@@ -6478,30 +5171,28 @@
 </file>
 
 <file path=word/styles.xml><?xml version="1.0" encoding="utf-8"?>
-<w:styles xmlns:w="http://schemas.openxmlformats.org/wordprocessingml/2006/main" xmlns:w14="http://schemas.microsoft.com/office/word/2010/wordml" xmlns:mc="http://schemas.openxmlformats.org/markup-compatibility/2006" mc:Ignorable="w14">
+<w:styles xmlns:mc="http://schemas.openxmlformats.org/markup-compatibility/2006" xmlns:r="http://schemas.openxmlformats.org/officeDocument/2006/relationships" xmlns:w="http://schemas.openxmlformats.org/wordprocessingml/2006/main" xmlns:w14="http://schemas.microsoft.com/office/word/2010/wordml" xmlns:w15="http://schemas.microsoft.com/office/word/2012/wordml" mc:Ignorable="w14 w15">
   <w:docDefaults>
     <w:rPrDefault>
       <w:rPr>
-        <w:rFonts w:ascii="Calibri" w:hAnsi="Calibri" w:eastAsia="Calibri" w:cs="" w:asciiTheme="minorHAnsi" w:cstheme="minorBidi" w:eastAsiaTheme="minorHAnsi" w:hAnsiTheme="minorHAnsi"/>
+        <w:rFonts w:asciiTheme="minorHAnsi" w:eastAsiaTheme="minorHAnsi" w:hAnsiTheme="minorHAnsi" w:cstheme="minorBidi"/>
         <w:szCs w:val="22"/>
         <w:lang w:val="es-MX" w:eastAsia="en-US" w:bidi="ar-SA"/>
       </w:rPr>
     </w:rPrDefault>
-    <w:pPrDefault>
-      <w:pPr/>
-    </w:pPrDefault>
+    <w:pPrDefault/>
   </w:docDefaults>
   <w:latentStyles w:defLockedState="0" w:defUIPriority="99" w:defSemiHidden="0" w:defUnhideWhenUsed="0" w:defQFormat="0" w:count="371">
     <w:lsdException w:name="Normal" w:uiPriority="0" w:qFormat="1"/>
     <w:lsdException w:name="heading 1" w:uiPriority="9" w:qFormat="1"/>
-    <w:lsdException w:name="heading 2" w:uiPriority="9" w:semiHidden="1" w:unhideWhenUsed="1" w:qFormat="1"/>
-    <w:lsdException w:name="heading 3" w:uiPriority="9" w:semiHidden="1" w:unhideWhenUsed="1" w:qFormat="1"/>
-    <w:lsdException w:name="heading 4" w:uiPriority="9" w:semiHidden="1" w:unhideWhenUsed="1" w:qFormat="1"/>
-    <w:lsdException w:name="heading 5" w:uiPriority="9" w:semiHidden="1" w:unhideWhenUsed="1" w:qFormat="1"/>
-    <w:lsdException w:name="heading 6" w:uiPriority="9" w:semiHidden="1" w:unhideWhenUsed="1" w:qFormat="1"/>
-    <w:lsdException w:name="heading 7" w:uiPriority="0" w:semiHidden="1" w:unhideWhenUsed="1" w:qFormat="1"/>
-    <w:lsdException w:name="heading 8" w:uiPriority="9" w:semiHidden="1" w:unhideWhenUsed="1" w:qFormat="1"/>
-    <w:lsdException w:name="heading 9" w:uiPriority="9" w:semiHidden="1" w:unhideWhenUsed="1" w:qFormat="1"/>
+    <w:lsdException w:name="heading 2" w:semiHidden="1" w:uiPriority="9" w:unhideWhenUsed="1" w:qFormat="1"/>
+    <w:lsdException w:name="heading 3" w:semiHidden="1" w:uiPriority="9" w:unhideWhenUsed="1" w:qFormat="1"/>
+    <w:lsdException w:name="heading 4" w:semiHidden="1" w:uiPriority="9" w:unhideWhenUsed="1" w:qFormat="1"/>
+    <w:lsdException w:name="heading 5" w:semiHidden="1" w:uiPriority="9" w:unhideWhenUsed="1" w:qFormat="1"/>
+    <w:lsdException w:name="heading 6" w:semiHidden="1" w:uiPriority="9" w:unhideWhenUsed="1" w:qFormat="1"/>
+    <w:lsdException w:name="heading 7" w:semiHidden="1" w:uiPriority="0" w:unhideWhenUsed="1" w:qFormat="1"/>
+    <w:lsdException w:name="heading 8" w:semiHidden="1" w:uiPriority="9" w:unhideWhenUsed="1" w:qFormat="1"/>
+    <w:lsdException w:name="heading 9" w:semiHidden="1" w:uiPriority="9" w:unhideWhenUsed="1" w:qFormat="1"/>
     <w:lsdException w:name="index 1" w:semiHidden="1" w:unhideWhenUsed="1"/>
     <w:lsdException w:name="index 2" w:semiHidden="1" w:unhideWhenUsed="1"/>
     <w:lsdException w:name="index 3" w:semiHidden="1" w:unhideWhenUsed="1"/>
@@ -6511,22 +5202,22 @@
     <w:lsdException w:name="index 7" w:semiHidden="1" w:unhideWhenUsed="1"/>
     <w:lsdException w:name="index 8" w:semiHidden="1" w:unhideWhenUsed="1"/>
     <w:lsdException w:name="index 9" w:semiHidden="1" w:unhideWhenUsed="1"/>
-    <w:lsdException w:name="toc 1" w:uiPriority="39" w:semiHidden="1" w:unhideWhenUsed="1"/>
-    <w:lsdException w:name="toc 2" w:uiPriority="39" w:semiHidden="1" w:unhideWhenUsed="1"/>
-    <w:lsdException w:name="toc 3" w:uiPriority="39" w:semiHidden="1" w:unhideWhenUsed="1"/>
-    <w:lsdException w:name="toc 4" w:uiPriority="39" w:semiHidden="1" w:unhideWhenUsed="1"/>
-    <w:lsdException w:name="toc 5" w:uiPriority="39" w:semiHidden="1" w:unhideWhenUsed="1"/>
-    <w:lsdException w:name="toc 6" w:uiPriority="39" w:semiHidden="1" w:unhideWhenUsed="1"/>
-    <w:lsdException w:name="toc 7" w:uiPriority="39" w:semiHidden="1" w:unhideWhenUsed="1"/>
-    <w:lsdException w:name="toc 8" w:uiPriority="39" w:semiHidden="1" w:unhideWhenUsed="1"/>
-    <w:lsdException w:name="toc 9" w:uiPriority="39" w:semiHidden="1" w:unhideWhenUsed="1"/>
+    <w:lsdException w:name="toc 1" w:semiHidden="1" w:uiPriority="39" w:unhideWhenUsed="1"/>
+    <w:lsdException w:name="toc 2" w:semiHidden="1" w:uiPriority="39" w:unhideWhenUsed="1"/>
+    <w:lsdException w:name="toc 3" w:semiHidden="1" w:uiPriority="39" w:unhideWhenUsed="1"/>
+    <w:lsdException w:name="toc 4" w:semiHidden="1" w:uiPriority="39" w:unhideWhenUsed="1"/>
+    <w:lsdException w:name="toc 5" w:semiHidden="1" w:uiPriority="39" w:unhideWhenUsed="1"/>
+    <w:lsdException w:name="toc 6" w:semiHidden="1" w:uiPriority="39" w:unhideWhenUsed="1"/>
+    <w:lsdException w:name="toc 7" w:semiHidden="1" w:uiPriority="39" w:unhideWhenUsed="1"/>
+    <w:lsdException w:name="toc 8" w:semiHidden="1" w:uiPriority="39" w:unhideWhenUsed="1"/>
+    <w:lsdException w:name="toc 9" w:semiHidden="1" w:uiPriority="39" w:unhideWhenUsed="1"/>
     <w:lsdException w:name="Normal Indent" w:semiHidden="1" w:unhideWhenUsed="1"/>
     <w:lsdException w:name="footnote text" w:semiHidden="1" w:unhideWhenUsed="1"/>
     <w:lsdException w:name="annotation text" w:semiHidden="1" w:unhideWhenUsed="1"/>
-    <w:lsdException w:name="header" w:uiPriority="0" w:semiHidden="1" w:unhideWhenUsed="1"/>
+    <w:lsdException w:name="header" w:semiHidden="1" w:uiPriority="0" w:unhideWhenUsed="1"/>
     <w:lsdException w:name="footer" w:semiHidden="1" w:unhideWhenUsed="1"/>
     <w:lsdException w:name="index heading" w:semiHidden="1" w:unhideWhenUsed="1"/>
-    <w:lsdException w:name="caption" w:uiPriority="35" w:semiHidden="1" w:unhideWhenUsed="1" w:qFormat="1"/>
+    <w:lsdException w:name="caption" w:semiHidden="1" w:uiPriority="35" w:unhideWhenUsed="1" w:qFormat="1"/>
     <w:lsdException w:name="table of figures" w:semiHidden="1" w:unhideWhenUsed="1"/>
     <w:lsdException w:name="envelope address" w:semiHidden="1" w:unhideWhenUsed="1"/>
     <w:lsdException w:name="envelope return" w:semiHidden="1" w:unhideWhenUsed="1"/>
@@ -6557,7 +5248,7 @@
     <w:lsdException w:name="Title" w:uiPriority="10" w:qFormat="1"/>
     <w:lsdException w:name="Closing" w:semiHidden="1" w:unhideWhenUsed="1"/>
     <w:lsdException w:name="Signature" w:semiHidden="1" w:unhideWhenUsed="1"/>
-    <w:lsdException w:name="Default Paragraph Font" w:uiPriority="1" w:semiHidden="1" w:unhideWhenUsed="1"/>
+    <w:lsdException w:name="Default Paragraph Font" w:semiHidden="1" w:uiPriority="1" w:unhideWhenUsed="1"/>
     <w:lsdException w:name="Body Text" w:semiHidden="1" w:unhideWhenUsed="1"/>
     <w:lsdException w:name="Body Text Indent" w:semiHidden="1" w:unhideWhenUsed="1"/>
     <w:lsdException w:name="List Continue" w:semiHidden="1" w:unhideWhenUsed="1"/>
@@ -6757,8 +5448,8 @@
     <w:lsdException w:name="Subtle Reference" w:uiPriority="31" w:qFormat="1"/>
     <w:lsdException w:name="Intense Reference" w:uiPriority="32" w:qFormat="1"/>
     <w:lsdException w:name="Book Title" w:uiPriority="33" w:qFormat="1"/>
-    <w:lsdException w:name="Bibliography" w:uiPriority="37" w:semiHidden="1" w:unhideWhenUsed="1"/>
-    <w:lsdException w:name="TOC Heading" w:uiPriority="39" w:semiHidden="1" w:unhideWhenUsed="1" w:qFormat="1"/>
+    <w:lsdException w:name="Bibliography" w:semiHidden="1" w:uiPriority="37" w:unhideWhenUsed="1"/>
+    <w:lsdException w:name="TOC Heading" w:semiHidden="1" w:uiPriority="39" w:unhideWhenUsed="1" w:qFormat="1"/>
     <w:lsdException w:name="Plain Table 1" w:uiPriority="41"/>
     <w:lsdException w:name="Plain Table 2" w:uiPriority="42"/>
     <w:lsdException w:name="Plain Table 3" w:uiPriority="43"/>
@@ -6864,34 +5555,26 @@
     <w:lsdException w:name="List Table 6 Colorful Accent 6" w:uiPriority="51"/>
     <w:lsdException w:name="List Table 7 Colorful Accent 6" w:uiPriority="52"/>
   </w:latentStyles>
-  <w:style w:type="paragraph" w:styleId="Normal" w:default="1">
+  <w:style w:type="paragraph" w:default="1" w:styleId="Normal">
     <w:name w:val="Normal"/>
     <w:qFormat/>
-    <w:rsid w:val="00ec0a92"/>
-    <w:pPr>
-      <w:widowControl/>
-      <w:bidi w:val="0"/>
-      <w:spacing w:lineRule="auto" w:line="240" w:before="0" w:after="0"/>
-      <w:jc w:val="left"/>
-    </w:pPr>
+    <w:rsid w:val="00EC0A92"/>
     <w:rPr>
-      <w:rFonts w:ascii="Arial Narrow" w:hAnsi="Arial Narrow" w:eastAsia="Times New Roman" w:cs="Times New Roman"/>
-      <w:color w:val="auto"/>
-      <w:kern w:val="0"/>
+      <w:rFonts w:ascii="Arial Narrow" w:eastAsia="Times New Roman" w:hAnsi="Arial Narrow" w:cs="Times New Roman"/>
       <w:sz w:val="24"/>
       <w:szCs w:val="24"/>
-      <w:lang w:val="es-ES" w:eastAsia="es-ES" w:bidi="ar-SA"/>
+      <w:lang w:val="es-ES" w:eastAsia="es-ES"/>
     </w:rPr>
   </w:style>
   <w:style w:type="paragraph" w:styleId="Ttulo7">
-    <w:name w:val="Heading 7"/>
+    <w:name w:val="heading 7"/>
     <w:basedOn w:val="Normal"/>
     <w:next w:val="Normal"/>
     <w:link w:val="Ttulo7Car"/>
     <w:qFormat/>
-    <w:rsid w:val="00ec0a92"/>
+    <w:rsid w:val="00EC0A92"/>
     <w:pPr>
-      <w:keepNext w:val="true"/>
+      <w:keepNext/>
       <w:jc w:val="center"/>
       <w:outlineLvl w:val="6"/>
     </w:pPr>
@@ -6900,169 +5583,11 @@
       <w:bCs/>
     </w:rPr>
   </w:style>
-  <w:style w:type="character" w:styleId="DefaultParagraphFont" w:default="1">
+  <w:style w:type="character" w:default="1" w:styleId="Fuentedeprrafopredeter">
     <w:name w:val="Default Paragraph Font"/>
     <w:uiPriority w:val="1"/>
     <w:semiHidden/>
     <w:unhideWhenUsed/>
-    <w:qFormat/>
-    <w:rPr/>
-  </w:style>
-  <w:style w:type="character" w:styleId="Ttulo7Car" w:customStyle="1">
-    <w:name w:val="Título 7 Car"/>
-    <w:basedOn w:val="DefaultParagraphFont"/>
-    <w:link w:val="Ttulo7"/>
-    <w:qFormat/>
-    <w:rsid w:val="00ec0a92"/>
-    <w:rPr>
-      <w:rFonts w:ascii="Arial Narrow" w:hAnsi="Arial Narrow" w:eastAsia="Times New Roman" w:cs="Times New Roman"/>
-      <w:b/>
-      <w:bCs/>
-      <w:sz w:val="24"/>
-      <w:szCs w:val="24"/>
-      <w:lang w:val="es-ES" w:eastAsia="es-ES"/>
-    </w:rPr>
-  </w:style>
-  <w:style w:type="character" w:styleId="EncabezadoCar" w:customStyle="1">
-    <w:name w:val="Encabezado Car"/>
-    <w:basedOn w:val="DefaultParagraphFont"/>
-    <w:link w:val="Encabezado"/>
-    <w:qFormat/>
-    <w:rsid w:val="00ec0a92"/>
-    <w:rPr>
-      <w:rFonts w:ascii="Arial Narrow" w:hAnsi="Arial Narrow" w:eastAsia="Times New Roman" w:cs="Times New Roman"/>
-      <w:sz w:val="24"/>
-      <w:szCs w:val="24"/>
-      <w:lang w:val="es-ES" w:eastAsia="es-ES"/>
-    </w:rPr>
-  </w:style>
-  <w:style w:type="character" w:styleId="PiedepginaCar" w:customStyle="1">
-    <w:name w:val="Pie de página Car"/>
-    <w:basedOn w:val="DefaultParagraphFont"/>
-    <w:link w:val="Piedepgina"/>
-    <w:uiPriority w:val="99"/>
-    <w:qFormat/>
-    <w:rsid w:val="00751750"/>
-    <w:rPr>
-      <w:rFonts w:ascii="Arial Narrow" w:hAnsi="Arial Narrow" w:eastAsia="Times New Roman" w:cs="Times New Roman"/>
-      <w:sz w:val="24"/>
-      <w:szCs w:val="24"/>
-      <w:lang w:val="es-ES" w:eastAsia="es-ES"/>
-    </w:rPr>
-  </w:style>
-  <w:style w:type="paragraph" w:styleId="Ttulo">
-    <w:name w:val="Título"/>
-    <w:basedOn w:val="Normal"/>
-    <w:next w:val="Cuerpodetexto"/>
-    <w:qFormat/>
-    <w:pPr>
-      <w:keepNext w:val="true"/>
-      <w:spacing w:before="240" w:after="120"/>
-    </w:pPr>
-    <w:rPr>
-      <w:rFonts w:ascii="Liberation Sans" w:hAnsi="Liberation Sans" w:eastAsia="Noto Sans CJK SC" w:cs="Lohit Devanagari"/>
-      <w:sz w:val="28"/>
-      <w:szCs w:val="28"/>
-    </w:rPr>
-  </w:style>
-  <w:style w:type="paragraph" w:styleId="Cuerpodetexto">
-    <w:name w:val="Body Text"/>
-    <w:basedOn w:val="Normal"/>
-    <w:pPr>
-      <w:spacing w:lineRule="auto" w:line="276" w:before="0" w:after="140"/>
-    </w:pPr>
-    <w:rPr/>
-  </w:style>
-  <w:style w:type="paragraph" w:styleId="Lista">
-    <w:name w:val="List"/>
-    <w:basedOn w:val="Cuerpodetexto"/>
-    <w:pPr/>
-    <w:rPr>
-      <w:rFonts w:cs="Lohit Devanagari"/>
-    </w:rPr>
-  </w:style>
-  <w:style w:type="paragraph" w:styleId="Leyenda">
-    <w:name w:val="Caption"/>
-    <w:basedOn w:val="Normal"/>
-    <w:qFormat/>
-    <w:pPr>
-      <w:suppressLineNumbers/>
-      <w:spacing w:before="120" w:after="120"/>
-    </w:pPr>
-    <w:rPr>
-      <w:rFonts w:cs="Lohit Devanagari"/>
-      <w:i/>
-      <w:iCs/>
-      <w:sz w:val="24"/>
-      <w:szCs w:val="24"/>
-    </w:rPr>
-  </w:style>
-  <w:style w:type="paragraph" w:styleId="Ndice">
-    <w:name w:val="Índice"/>
-    <w:basedOn w:val="Normal"/>
-    <w:qFormat/>
-    <w:pPr>
-      <w:suppressLineNumbers/>
-    </w:pPr>
-    <w:rPr>
-      <w:rFonts w:cs="Lohit Devanagari"/>
-    </w:rPr>
-  </w:style>
-  <w:style w:type="paragraph" w:styleId="Cabecera">
-    <w:name w:val="Header"/>
-    <w:basedOn w:val="Normal"/>
-    <w:link w:val="EncabezadoCar"/>
-    <w:rsid w:val="00ec0a92"/>
-    <w:pPr>
-      <w:tabs>
-        <w:tab w:val="center" w:pos="4419" w:leader="none"/>
-        <w:tab w:val="right" w:pos="8838" w:leader="none"/>
-      </w:tabs>
-    </w:pPr>
-    <w:rPr/>
-  </w:style>
-  <w:style w:type="paragraph" w:styleId="Encabezadotabla" w:customStyle="1">
-    <w:name w:val="Encabezado tabla"/>
-    <w:basedOn w:val="Normal"/>
-    <w:qFormat/>
-    <w:rsid w:val="00ec0a92"/>
-    <w:pPr/>
-    <w:rPr>
-      <w:b/>
-      <w:bCs/>
-    </w:rPr>
-  </w:style>
-  <w:style w:type="paragraph" w:styleId="Contenidotabla" w:customStyle="1">
-    <w:name w:val="Contenido tabla"/>
-    <w:basedOn w:val="Normal"/>
-    <w:qFormat/>
-    <w:rsid w:val="00ec0a92"/>
-    <w:pPr/>
-    <w:rPr>
-      <w:sz w:val="20"/>
-    </w:rPr>
-  </w:style>
-  <w:style w:type="paragraph" w:styleId="Piedepgina">
-    <w:name w:val="Footer"/>
-    <w:basedOn w:val="Normal"/>
-    <w:link w:val="PiedepginaCar"/>
-    <w:uiPriority w:val="99"/>
-    <w:unhideWhenUsed/>
-    <w:rsid w:val="00751750"/>
-    <w:pPr>
-      <w:tabs>
-        <w:tab w:val="center" w:pos="4252" w:leader="none"/>
-        <w:tab w:val="right" w:pos="8504" w:leader="none"/>
-      </w:tabs>
-    </w:pPr>
-    <w:rPr/>
-  </w:style>
-  <w:style w:type="numbering" w:styleId="NoList" w:default="1">
-    <w:name w:val="No List"/>
-    <w:uiPriority w:val="99"/>
-    <w:semiHidden/>
-    <w:unhideWhenUsed/>
-    <w:qFormat/>
   </w:style>
   <w:style w:type="table" w:default="1" w:styleId="Tablanormal">
     <w:name w:val="Normal Table"/>
@@ -7078,6 +5603,153 @@
         <w:right w:w="108" w:type="dxa"/>
       </w:tblCellMar>
     </w:tblPr>
+  </w:style>
+  <w:style w:type="numbering" w:default="1" w:styleId="Sinlista">
+    <w:name w:val="No List"/>
+    <w:uiPriority w:val="99"/>
+    <w:semiHidden/>
+    <w:unhideWhenUsed/>
+  </w:style>
+  <w:style w:type="character" w:customStyle="1" w:styleId="Ttulo7Car">
+    <w:name w:val="Título 7 Car"/>
+    <w:basedOn w:val="Fuentedeprrafopredeter"/>
+    <w:link w:val="Ttulo7"/>
+    <w:qFormat/>
+    <w:rsid w:val="00EC0A92"/>
+    <w:rPr>
+      <w:rFonts w:ascii="Arial Narrow" w:eastAsia="Times New Roman" w:hAnsi="Arial Narrow" w:cs="Times New Roman"/>
+      <w:b/>
+      <w:bCs/>
+      <w:sz w:val="24"/>
+      <w:szCs w:val="24"/>
+      <w:lang w:val="es-ES" w:eastAsia="es-ES"/>
+    </w:rPr>
+  </w:style>
+  <w:style w:type="character" w:customStyle="1" w:styleId="EncabezadoCar">
+    <w:name w:val="Encabezado Car"/>
+    <w:basedOn w:val="Fuentedeprrafopredeter"/>
+    <w:link w:val="Encabezado"/>
+    <w:qFormat/>
+    <w:rsid w:val="00EC0A92"/>
+    <w:rPr>
+      <w:rFonts w:ascii="Arial Narrow" w:eastAsia="Times New Roman" w:hAnsi="Arial Narrow" w:cs="Times New Roman"/>
+      <w:sz w:val="24"/>
+      <w:szCs w:val="24"/>
+      <w:lang w:val="es-ES" w:eastAsia="es-ES"/>
+    </w:rPr>
+  </w:style>
+  <w:style w:type="character" w:customStyle="1" w:styleId="PiedepginaCar">
+    <w:name w:val="Pie de página Car"/>
+    <w:basedOn w:val="Fuentedeprrafopredeter"/>
+    <w:link w:val="Piedepgina"/>
+    <w:uiPriority w:val="99"/>
+    <w:qFormat/>
+    <w:rsid w:val="00751750"/>
+    <w:rPr>
+      <w:rFonts w:ascii="Arial Narrow" w:eastAsia="Times New Roman" w:hAnsi="Arial Narrow" w:cs="Times New Roman"/>
+      <w:sz w:val="24"/>
+      <w:szCs w:val="24"/>
+      <w:lang w:val="es-ES" w:eastAsia="es-ES"/>
+    </w:rPr>
+  </w:style>
+  <w:style w:type="paragraph" w:customStyle="1" w:styleId="Ttulo">
+    <w:name w:val="Título"/>
+    <w:basedOn w:val="Normal"/>
+    <w:next w:val="Textoindependiente"/>
+    <w:qFormat/>
+    <w:pPr>
+      <w:keepNext/>
+      <w:spacing w:before="240" w:after="120"/>
+    </w:pPr>
+    <w:rPr>
+      <w:rFonts w:ascii="Liberation Sans" w:eastAsia="Noto Sans CJK SC" w:hAnsi="Liberation Sans" w:cs="Lohit Devanagari"/>
+      <w:sz w:val="28"/>
+      <w:szCs w:val="28"/>
+    </w:rPr>
+  </w:style>
+  <w:style w:type="paragraph" w:styleId="Textoindependiente">
+    <w:name w:val="Body Text"/>
+    <w:basedOn w:val="Normal"/>
+    <w:pPr>
+      <w:spacing w:after="140" w:line="276" w:lineRule="auto"/>
+    </w:pPr>
+  </w:style>
+  <w:style w:type="paragraph" w:styleId="Lista">
+    <w:name w:val="List"/>
+    <w:basedOn w:val="Textoindependiente"/>
+    <w:rPr>
+      <w:rFonts w:cs="Lohit Devanagari"/>
+    </w:rPr>
+  </w:style>
+  <w:style w:type="paragraph" w:styleId="Descripcin">
+    <w:name w:val="caption"/>
+    <w:basedOn w:val="Normal"/>
+    <w:qFormat/>
+    <w:pPr>
+      <w:suppressLineNumbers/>
+      <w:spacing w:before="120" w:after="120"/>
+    </w:pPr>
+    <w:rPr>
+      <w:rFonts w:cs="Lohit Devanagari"/>
+      <w:i/>
+      <w:iCs/>
+    </w:rPr>
+  </w:style>
+  <w:style w:type="paragraph" w:customStyle="1" w:styleId="ndice">
+    <w:name w:val="Índice"/>
+    <w:basedOn w:val="Normal"/>
+    <w:qFormat/>
+    <w:pPr>
+      <w:suppressLineNumbers/>
+    </w:pPr>
+    <w:rPr>
+      <w:rFonts w:cs="Lohit Devanagari"/>
+    </w:rPr>
+  </w:style>
+  <w:style w:type="paragraph" w:styleId="Encabezado">
+    <w:name w:val="header"/>
+    <w:basedOn w:val="Normal"/>
+    <w:link w:val="EncabezadoCar"/>
+    <w:rsid w:val="00EC0A92"/>
+    <w:pPr>
+      <w:tabs>
+        <w:tab w:val="center" w:pos="4419"/>
+        <w:tab w:val="right" w:pos="8838"/>
+      </w:tabs>
+    </w:pPr>
+  </w:style>
+  <w:style w:type="paragraph" w:customStyle="1" w:styleId="Encabezadotabla">
+    <w:name w:val="Encabezado tabla"/>
+    <w:basedOn w:val="Normal"/>
+    <w:qFormat/>
+    <w:rsid w:val="00EC0A92"/>
+    <w:rPr>
+      <w:b/>
+      <w:bCs/>
+    </w:rPr>
+  </w:style>
+  <w:style w:type="paragraph" w:customStyle="1" w:styleId="Contenidotabla">
+    <w:name w:val="Contenido tabla"/>
+    <w:basedOn w:val="Normal"/>
+    <w:qFormat/>
+    <w:rsid w:val="00EC0A92"/>
+    <w:rPr>
+      <w:sz w:val="20"/>
+    </w:rPr>
+  </w:style>
+  <w:style w:type="paragraph" w:styleId="Piedepgina">
+    <w:name w:val="footer"/>
+    <w:basedOn w:val="Normal"/>
+    <w:link w:val="PiedepginaCar"/>
+    <w:uiPriority w:val="99"/>
+    <w:unhideWhenUsed/>
+    <w:rsid w:val="00751750"/>
+    <w:pPr>
+      <w:tabs>
+        <w:tab w:val="center" w:pos="4252"/>
+        <w:tab w:val="right" w:pos="8504"/>
+      </w:tabs>
+    </w:pPr>
   </w:style>
 </w:styles>
 </file>
